--- a/Rxpl_Backend/RXPL Backend Making Process.docx
+++ b/Rxpl_Backend/RXPL Backend Making Process.docx
@@ -43,21 +43,8 @@
           <w:highlight w:val="green"/>
           <w:lang w:val="en-US"/>
         </w:rPr>
-        <w:t xml:space="preserve">Step </w:t>
-      </w:r>
-      <w:proofErr w:type="gramStart"/>
-      <w:r>
-        <w:rPr>
-          <w:b/>
-          <w:bCs/>
-          <w:sz w:val="28"/>
-          <w:szCs w:val="28"/>
-          <w:highlight w:val="green"/>
-          <w:lang w:val="en-US"/>
-        </w:rPr>
-        <w:t>1 :</w:t>
-      </w:r>
-      <w:proofErr w:type="gramEnd"/>
+        <w:t>Step 1 :</w:t>
+      </w:r>
       <w:r>
         <w:rPr>
           <w:b/>
@@ -128,25 +115,7 @@
           <w:szCs w:val="28"/>
           <w:lang w:val="en-US"/>
         </w:rPr>
-        <w:t xml:space="preserve">Excel sheet </w:t>
-      </w:r>
-      <w:proofErr w:type="gramStart"/>
-      <w:r>
-        <w:rPr>
-          <w:sz w:val="28"/>
-          <w:szCs w:val="28"/>
-          <w:lang w:val="en-US"/>
-        </w:rPr>
-        <w:t>post</w:t>
-      </w:r>
-      <w:proofErr w:type="gramEnd"/>
-      <w:r>
-        <w:rPr>
-          <w:sz w:val="28"/>
-          <w:szCs w:val="28"/>
-          <w:lang w:val="en-US"/>
-        </w:rPr>
-        <w:t xml:space="preserve"> the excel with </w:t>
+        <w:t xml:space="preserve">Excel sheet post the excel with </w:t>
       </w:r>
       <w:r>
         <w:rPr>
@@ -211,40 +180,17 @@
           <w:highlight w:val="green"/>
           <w:lang w:val="en-US"/>
         </w:rPr>
-        <w:t xml:space="preserve">Step </w:t>
-      </w:r>
-      <w:proofErr w:type="gramStart"/>
+        <w:t>Step 2</w:t>
+      </w:r>
       <w:r>
         <w:rPr>
           <w:b/>
           <w:bCs/>
           <w:sz w:val="28"/>
           <w:szCs w:val="28"/>
-          <w:highlight w:val="green"/>
-          <w:lang w:val="en-US"/>
-        </w:rPr>
-        <w:t>2</w:t>
-      </w:r>
-      <w:r>
-        <w:rPr>
-          <w:b/>
-          <w:bCs/>
-          <w:sz w:val="28"/>
-          <w:szCs w:val="28"/>
-          <w:lang w:val="en-US"/>
-        </w:rPr>
-        <w:t xml:space="preserve"> :</w:t>
-      </w:r>
-      <w:proofErr w:type="gramEnd"/>
-      <w:r>
-        <w:rPr>
-          <w:b/>
-          <w:bCs/>
-          <w:sz w:val="28"/>
-          <w:szCs w:val="28"/>
-          <w:lang w:val="en-US"/>
-        </w:rPr>
-        <w:t xml:space="preserve"> Create the Matches </w:t>
+          <w:lang w:val="en-US"/>
+        </w:rPr>
+        <w:t xml:space="preserve"> : Create the Matches </w:t>
       </w:r>
     </w:p>
     <w:p>
@@ -266,54 +212,8 @@
           <w:szCs w:val="28"/>
           <w:lang w:val="en-US"/>
         </w:rPr>
-        <w:t xml:space="preserve">Excel Data has the StartDate and </w:t>
-      </w:r>
-      <w:proofErr w:type="spellStart"/>
-      <w:r>
-        <w:rPr>
-          <w:sz w:val="28"/>
-          <w:szCs w:val="28"/>
-          <w:lang w:val="en-US"/>
-        </w:rPr>
-        <w:t>EndDate</w:t>
-      </w:r>
-      <w:proofErr w:type="spellEnd"/>
-      <w:r>
-        <w:rPr>
-          <w:sz w:val="28"/>
-          <w:szCs w:val="28"/>
-          <w:lang w:val="en-US"/>
-        </w:rPr>
-        <w:t xml:space="preserve"> and the </w:t>
-      </w:r>
-      <w:proofErr w:type="spellStart"/>
-      <w:r>
-        <w:rPr>
-          <w:sz w:val="28"/>
-          <w:szCs w:val="28"/>
-          <w:lang w:val="en-US"/>
-        </w:rPr>
-        <w:t>playerAID</w:t>
-      </w:r>
-      <w:proofErr w:type="spellEnd"/>
-      <w:r>
-        <w:rPr>
-          <w:sz w:val="28"/>
-          <w:szCs w:val="28"/>
-          <w:lang w:val="en-US"/>
-        </w:rPr>
-        <w:t xml:space="preserve"> and </w:t>
-      </w:r>
-      <w:proofErr w:type="spellStart"/>
-      <w:r>
-        <w:rPr>
-          <w:sz w:val="28"/>
-          <w:szCs w:val="28"/>
-          <w:lang w:val="en-US"/>
-        </w:rPr>
-        <w:t>PlayerBID</w:t>
-      </w:r>
-      <w:proofErr w:type="spellEnd"/>
+        <w:t>Excel Data has the StartDate and EndDate and the playerAID and PlayerBID</w:t>
+      </w:r>
     </w:p>
     <w:p>
       <w:pPr>
@@ -389,43 +289,7 @@
           <w:szCs w:val="28"/>
           <w:lang w:val="en-US"/>
         </w:rPr>
-        <w:t xml:space="preserve">Match the </w:t>
-      </w:r>
-      <w:proofErr w:type="spellStart"/>
-      <w:r>
-        <w:rPr>
-          <w:sz w:val="28"/>
-          <w:szCs w:val="28"/>
-          <w:lang w:val="en-US"/>
-        </w:rPr>
-        <w:t>PlayerID</w:t>
-      </w:r>
-      <w:proofErr w:type="spellEnd"/>
-      <w:r>
-        <w:rPr>
-          <w:sz w:val="28"/>
-          <w:szCs w:val="28"/>
-          <w:lang w:val="en-US"/>
-        </w:rPr>
-        <w:t xml:space="preserve">-A and </w:t>
-      </w:r>
-      <w:proofErr w:type="spellStart"/>
-      <w:r>
-        <w:rPr>
-          <w:sz w:val="28"/>
-          <w:szCs w:val="28"/>
-          <w:lang w:val="en-US"/>
-        </w:rPr>
-        <w:t>PlayerID</w:t>
-      </w:r>
-      <w:proofErr w:type="spellEnd"/>
-      <w:r>
-        <w:rPr>
-          <w:sz w:val="28"/>
-          <w:szCs w:val="28"/>
-          <w:lang w:val="en-US"/>
-        </w:rPr>
-        <w:t xml:space="preserve">-B and create the matches as per the Excel Sheet </w:t>
+        <w:t xml:space="preserve">Match the PlayerID-A and PlayerID-B and create the matches as per the Excel Sheet </w:t>
       </w:r>
     </w:p>
     <w:p>
@@ -525,9 +389,8 @@
           <w:szCs w:val="28"/>
           <w:lang w:val="en-US"/>
         </w:rPr>
-        <w:t xml:space="preserve">Create the </w:t>
-      </w:r>
-      <w:proofErr w:type="spellStart"/>
+        <w:t xml:space="preserve">Create the TeamA for playerID-A and TeamB for playerID-B with the given StartDate and EndDate , As well as Create roomID with uuid library, isTournament, roomplayers with all players get combine of two </w:t>
+      </w:r>
       <w:r>
         <w:rPr>
           <w:b/>
@@ -536,339 +399,8 @@
           <w:szCs w:val="28"/>
           <w:lang w:val="en-US"/>
         </w:rPr>
-        <w:t>TeamA</w:t>
-      </w:r>
-      <w:proofErr w:type="spellEnd"/>
-      <w:r>
-        <w:rPr>
-          <w:b/>
-          <w:bCs/>
-          <w:sz w:val="28"/>
-          <w:szCs w:val="28"/>
-          <w:lang w:val="en-US"/>
-        </w:rPr>
-        <w:t xml:space="preserve"> for </w:t>
-      </w:r>
-      <w:proofErr w:type="spellStart"/>
-      <w:r>
-        <w:rPr>
-          <w:b/>
-          <w:bCs/>
-          <w:sz w:val="28"/>
-          <w:szCs w:val="28"/>
-          <w:lang w:val="en-US"/>
-        </w:rPr>
-        <w:t>playerID</w:t>
-      </w:r>
-      <w:proofErr w:type="spellEnd"/>
-      <w:r>
-        <w:rPr>
-          <w:b/>
-          <w:bCs/>
-          <w:sz w:val="28"/>
-          <w:szCs w:val="28"/>
-          <w:lang w:val="en-US"/>
-        </w:rPr>
-        <w:t xml:space="preserve">-A and </w:t>
-      </w:r>
-      <w:proofErr w:type="spellStart"/>
-      <w:r>
-        <w:rPr>
-          <w:b/>
-          <w:bCs/>
-          <w:sz w:val="28"/>
-          <w:szCs w:val="28"/>
-          <w:lang w:val="en-US"/>
-        </w:rPr>
-        <w:t>TeamB</w:t>
-      </w:r>
-      <w:proofErr w:type="spellEnd"/>
-      <w:r>
-        <w:rPr>
-          <w:b/>
-          <w:bCs/>
-          <w:sz w:val="28"/>
-          <w:szCs w:val="28"/>
-          <w:lang w:val="en-US"/>
-        </w:rPr>
-        <w:t xml:space="preserve"> for </w:t>
-      </w:r>
-      <w:proofErr w:type="spellStart"/>
-      <w:r>
-        <w:rPr>
-          <w:b/>
-          <w:bCs/>
-          <w:sz w:val="28"/>
-          <w:szCs w:val="28"/>
-          <w:lang w:val="en-US"/>
-        </w:rPr>
-        <w:t>playerID</w:t>
-      </w:r>
-      <w:proofErr w:type="spellEnd"/>
-      <w:r>
-        <w:rPr>
-          <w:b/>
-          <w:bCs/>
-          <w:sz w:val="28"/>
-          <w:szCs w:val="28"/>
-          <w:lang w:val="en-US"/>
-        </w:rPr>
-        <w:t xml:space="preserve">-B with the given StartDate and </w:t>
-      </w:r>
-      <w:proofErr w:type="spellStart"/>
-      <w:proofErr w:type="gramStart"/>
-      <w:r>
-        <w:rPr>
-          <w:b/>
-          <w:bCs/>
-          <w:sz w:val="28"/>
-          <w:szCs w:val="28"/>
-          <w:lang w:val="en-US"/>
-        </w:rPr>
-        <w:t>EndDate</w:t>
-      </w:r>
-      <w:proofErr w:type="spellEnd"/>
-      <w:r>
-        <w:rPr>
-          <w:b/>
-          <w:bCs/>
-          <w:sz w:val="28"/>
-          <w:szCs w:val="28"/>
-          <w:lang w:val="en-US"/>
-        </w:rPr>
-        <w:t xml:space="preserve"> ,</w:t>
-      </w:r>
-      <w:proofErr w:type="gramEnd"/>
-      <w:r>
-        <w:rPr>
-          <w:b/>
-          <w:bCs/>
-          <w:sz w:val="28"/>
-          <w:szCs w:val="28"/>
-          <w:lang w:val="en-US"/>
-        </w:rPr>
-        <w:t xml:space="preserve"> As well as Create </w:t>
-      </w:r>
-      <w:proofErr w:type="spellStart"/>
-      <w:r>
-        <w:rPr>
-          <w:b/>
-          <w:bCs/>
-          <w:sz w:val="28"/>
-          <w:szCs w:val="28"/>
-          <w:lang w:val="en-US"/>
-        </w:rPr>
-        <w:t>roomID</w:t>
-      </w:r>
-      <w:proofErr w:type="spellEnd"/>
-      <w:r>
-        <w:rPr>
-          <w:b/>
-          <w:bCs/>
-          <w:sz w:val="28"/>
-          <w:szCs w:val="28"/>
-          <w:lang w:val="en-US"/>
-        </w:rPr>
-        <w:t xml:space="preserve"> with </w:t>
-      </w:r>
-      <w:proofErr w:type="spellStart"/>
-      <w:r>
-        <w:rPr>
-          <w:b/>
-          <w:bCs/>
-          <w:sz w:val="28"/>
-          <w:szCs w:val="28"/>
-          <w:lang w:val="en-US"/>
-        </w:rPr>
-        <w:t>uuid</w:t>
-      </w:r>
-      <w:proofErr w:type="spellEnd"/>
-      <w:r>
-        <w:rPr>
-          <w:b/>
-          <w:bCs/>
-          <w:sz w:val="28"/>
-          <w:szCs w:val="28"/>
-          <w:lang w:val="en-US"/>
-        </w:rPr>
-        <w:t xml:space="preserve"> library, </w:t>
-      </w:r>
-      <w:proofErr w:type="spellStart"/>
-      <w:r>
-        <w:rPr>
-          <w:b/>
-          <w:bCs/>
-          <w:sz w:val="28"/>
-          <w:szCs w:val="28"/>
-          <w:lang w:val="en-US"/>
-        </w:rPr>
-        <w:t>isTournament</w:t>
-      </w:r>
-      <w:proofErr w:type="spellEnd"/>
-      <w:r>
-        <w:rPr>
-          <w:b/>
-          <w:bCs/>
-          <w:sz w:val="28"/>
-          <w:szCs w:val="28"/>
-          <w:lang w:val="en-US"/>
-        </w:rPr>
-        <w:t xml:space="preserve">, </w:t>
-      </w:r>
-      <w:proofErr w:type="spellStart"/>
-      <w:r>
-        <w:rPr>
-          <w:b/>
-          <w:bCs/>
-          <w:sz w:val="28"/>
-          <w:szCs w:val="28"/>
-          <w:lang w:val="en-US"/>
-        </w:rPr>
-        <w:t>roomplayers</w:t>
-      </w:r>
-      <w:proofErr w:type="spellEnd"/>
-      <w:r>
-        <w:rPr>
-          <w:b/>
-          <w:bCs/>
-          <w:sz w:val="28"/>
-          <w:szCs w:val="28"/>
-          <w:lang w:val="en-US"/>
-        </w:rPr>
-        <w:t xml:space="preserve"> with all players get combine of two </w:t>
-      </w:r>
-      <w:proofErr w:type="gramStart"/>
-      <w:r>
-        <w:rPr>
-          <w:b/>
-          <w:bCs/>
-          <w:sz w:val="28"/>
-          <w:szCs w:val="28"/>
-          <w:lang w:val="en-US"/>
-        </w:rPr>
         <w:lastRenderedPageBreak/>
-        <w:t>teams ,</w:t>
-      </w:r>
-      <w:proofErr w:type="gramEnd"/>
-      <w:r>
-        <w:rPr>
-          <w:b/>
-          <w:bCs/>
-          <w:sz w:val="28"/>
-          <w:szCs w:val="28"/>
-          <w:lang w:val="en-US"/>
-        </w:rPr>
-        <w:t xml:space="preserve"> </w:t>
-      </w:r>
-      <w:proofErr w:type="spellStart"/>
-      <w:r>
-        <w:rPr>
-          <w:b/>
-          <w:bCs/>
-          <w:sz w:val="28"/>
-          <w:szCs w:val="28"/>
-          <w:lang w:val="en-US"/>
-        </w:rPr>
-        <w:t>roomplayersA</w:t>
-      </w:r>
-      <w:proofErr w:type="spellEnd"/>
-      <w:r>
-        <w:rPr>
-          <w:b/>
-          <w:bCs/>
-          <w:sz w:val="28"/>
-          <w:szCs w:val="28"/>
-          <w:lang w:val="en-US"/>
-        </w:rPr>
-        <w:t xml:space="preserve"> and </w:t>
-      </w:r>
-      <w:proofErr w:type="spellStart"/>
-      <w:r>
-        <w:rPr>
-          <w:b/>
-          <w:bCs/>
-          <w:sz w:val="28"/>
-          <w:szCs w:val="28"/>
-          <w:lang w:val="en-US"/>
-        </w:rPr>
-        <w:t>roomplayersB</w:t>
-      </w:r>
-      <w:proofErr w:type="spellEnd"/>
-      <w:r>
-        <w:rPr>
-          <w:b/>
-          <w:bCs/>
-          <w:sz w:val="28"/>
-          <w:szCs w:val="28"/>
-          <w:lang w:val="en-US"/>
-        </w:rPr>
-        <w:t xml:space="preserve"> too, </w:t>
-      </w:r>
-      <w:proofErr w:type="spellStart"/>
-      <w:r>
-        <w:rPr>
-          <w:b/>
-          <w:bCs/>
-          <w:sz w:val="28"/>
-          <w:szCs w:val="28"/>
-          <w:lang w:val="en-US"/>
-        </w:rPr>
-        <w:t>memberAccepted</w:t>
-      </w:r>
-      <w:proofErr w:type="spellEnd"/>
-      <w:r>
-        <w:rPr>
-          <w:b/>
-          <w:bCs/>
-          <w:sz w:val="28"/>
-          <w:szCs w:val="28"/>
-          <w:lang w:val="en-US"/>
-        </w:rPr>
-        <w:t xml:space="preserve">, </w:t>
-      </w:r>
-      <w:proofErr w:type="spellStart"/>
-      <w:r>
-        <w:rPr>
-          <w:b/>
-          <w:bCs/>
-          <w:sz w:val="28"/>
-          <w:szCs w:val="28"/>
-          <w:lang w:val="en-US"/>
-        </w:rPr>
-        <w:t>DateofCreation</w:t>
-      </w:r>
-      <w:proofErr w:type="spellEnd"/>
-      <w:r>
-        <w:rPr>
-          <w:b/>
-          <w:bCs/>
-          <w:sz w:val="28"/>
-          <w:szCs w:val="28"/>
-          <w:lang w:val="en-US"/>
-        </w:rPr>
-        <w:t xml:space="preserve"> and </w:t>
-      </w:r>
-      <w:proofErr w:type="spellStart"/>
-      <w:r>
-        <w:rPr>
-          <w:b/>
-          <w:bCs/>
-          <w:sz w:val="28"/>
-          <w:szCs w:val="28"/>
-          <w:lang w:val="en-US"/>
-        </w:rPr>
-        <w:t>MatchResult</w:t>
-      </w:r>
-      <w:proofErr w:type="spellEnd"/>
-      <w:r>
-        <w:rPr>
-          <w:b/>
-          <w:bCs/>
-          <w:sz w:val="28"/>
-          <w:szCs w:val="28"/>
-          <w:lang w:val="en-US"/>
-        </w:rPr>
-        <w:t xml:space="preserve"> for it </w:t>
+        <w:t xml:space="preserve">teams , roomplayersA and roomplayersB too, memberAccepted, DateofCreation and MatchResult for it </w:t>
       </w:r>
     </w:p>
     <w:p>
@@ -1054,72 +586,8 @@
           <w:szCs w:val="28"/>
           <w:lang w:val="en-US"/>
         </w:rPr>
-        <w:t xml:space="preserve">and if they are </w:t>
-      </w:r>
-      <w:proofErr w:type="gramStart"/>
-      <w:r>
-        <w:rPr>
-          <w:sz w:val="28"/>
-          <w:szCs w:val="28"/>
-          <w:lang w:val="en-US"/>
-        </w:rPr>
-        <w:t>live ,</w:t>
-      </w:r>
-      <w:proofErr w:type="gramEnd"/>
-      <w:r>
-        <w:rPr>
-          <w:sz w:val="28"/>
-          <w:szCs w:val="28"/>
-          <w:lang w:val="en-US"/>
-        </w:rPr>
-        <w:t xml:space="preserve"> then give the same </w:t>
-      </w:r>
-      <w:proofErr w:type="spellStart"/>
-      <w:r>
-        <w:rPr>
-          <w:sz w:val="28"/>
-          <w:szCs w:val="28"/>
-          <w:lang w:val="en-US"/>
-        </w:rPr>
-        <w:t>roomID</w:t>
-      </w:r>
-      <w:proofErr w:type="spellEnd"/>
-      <w:r>
-        <w:rPr>
-          <w:sz w:val="28"/>
-          <w:szCs w:val="28"/>
-          <w:lang w:val="en-US"/>
-        </w:rPr>
-        <w:t xml:space="preserve"> to their MRs and give the </w:t>
-      </w:r>
-      <w:proofErr w:type="spellStart"/>
-      <w:r>
-        <w:rPr>
-          <w:sz w:val="28"/>
-          <w:szCs w:val="28"/>
-          <w:lang w:val="en-US"/>
-        </w:rPr>
-        <w:t>isMatchOn</w:t>
-      </w:r>
-      <w:proofErr w:type="spellEnd"/>
-      <w:r>
-        <w:rPr>
-          <w:sz w:val="28"/>
-          <w:szCs w:val="28"/>
-          <w:lang w:val="en-US"/>
-        </w:rPr>
-        <w:t xml:space="preserve"> = </w:t>
-      </w:r>
-      <w:proofErr w:type="gramStart"/>
-      <w:r>
-        <w:rPr>
-          <w:sz w:val="28"/>
-          <w:szCs w:val="28"/>
-          <w:lang w:val="en-US"/>
-        </w:rPr>
-        <w:t>true .</w:t>
-      </w:r>
-      <w:proofErr w:type="gramEnd"/>
+        <w:t>and if they are live , then give the same roomID to their MRs and give the isMatchOn = true .</w:t>
+      </w:r>
     </w:p>
     <w:p>
       <w:pPr>
@@ -1150,51 +618,15 @@
           <w:szCs w:val="28"/>
           <w:lang w:val="en-US"/>
         </w:rPr>
-        <w:t xml:space="preserve">If no match is </w:t>
-      </w:r>
-      <w:proofErr w:type="gramStart"/>
-      <w:r>
-        <w:rPr>
-          <w:sz w:val="28"/>
-          <w:szCs w:val="28"/>
-          <w:lang w:val="en-US"/>
-        </w:rPr>
-        <w:t>live ,</w:t>
-      </w:r>
-      <w:proofErr w:type="gramEnd"/>
-      <w:r>
-        <w:rPr>
-          <w:sz w:val="28"/>
-          <w:szCs w:val="28"/>
-          <w:lang w:val="en-US"/>
-        </w:rPr>
-        <w:t xml:space="preserve"> then give it by default </w:t>
-      </w:r>
-      <w:proofErr w:type="gramStart"/>
-      <w:r>
-        <w:rPr>
-          <w:sz w:val="28"/>
-          <w:szCs w:val="28"/>
-          <w:lang w:val="en-US"/>
-        </w:rPr>
-        <w:t xml:space="preserve">False </w:t>
-      </w:r>
-      <w:r>
-        <w:rPr>
-          <w:sz w:val="28"/>
-          <w:szCs w:val="28"/>
-          <w:lang w:val="en-US"/>
-        </w:rPr>
-        <w:t>,</w:t>
-      </w:r>
-      <w:proofErr w:type="gramEnd"/>
-      <w:r>
-        <w:rPr>
-          <w:sz w:val="28"/>
-          <w:szCs w:val="28"/>
-          <w:lang w:val="en-US"/>
-        </w:rPr>
-        <w:t xml:space="preserve"> rest ignore about the below things </w:t>
+        <w:t xml:space="preserve">If no match is live , then give it by default False </w:t>
+      </w:r>
+      <w:r>
+        <w:rPr>
+          <w:sz w:val="28"/>
+          <w:szCs w:val="28"/>
+          <w:lang w:val="en-US"/>
+        </w:rPr>
+        <w:t xml:space="preserve">, rest ignore about the below things </w:t>
       </w:r>
     </w:p>
     <w:p>
@@ -1248,29 +680,7 @@
           <w:szCs w:val="28"/>
           <w:lang w:val="en-US"/>
         </w:rPr>
-        <w:t xml:space="preserve">If match is </w:t>
-      </w:r>
-      <w:proofErr w:type="gramStart"/>
-      <w:r>
-        <w:rPr>
-          <w:b/>
-          <w:bCs/>
-          <w:sz w:val="28"/>
-          <w:szCs w:val="28"/>
-          <w:lang w:val="en-US"/>
-        </w:rPr>
-        <w:t>Live ,</w:t>
-      </w:r>
-      <w:proofErr w:type="gramEnd"/>
-      <w:r>
-        <w:rPr>
-          <w:b/>
-          <w:bCs/>
-          <w:sz w:val="28"/>
-          <w:szCs w:val="28"/>
-          <w:lang w:val="en-US"/>
-        </w:rPr>
-        <w:t xml:space="preserve"> then send the prescription</w:t>
+        <w:t>If match is Live , then send the prescription</w:t>
       </w:r>
       <w:r>
         <w:rPr>
@@ -1300,36 +710,8 @@
           <w:szCs w:val="28"/>
           <w:lang w:val="en-US"/>
         </w:rPr>
-        <w:t xml:space="preserve">Create new API with the create-prescription and get the </w:t>
-      </w:r>
-      <w:proofErr w:type="spellStart"/>
-      <w:r>
-        <w:rPr>
-          <w:sz w:val="28"/>
-          <w:szCs w:val="28"/>
-          <w:lang w:val="en-US"/>
-        </w:rPr>
-        <w:t>objectID</w:t>
-      </w:r>
-      <w:proofErr w:type="spellEnd"/>
-      <w:r>
-        <w:rPr>
-          <w:sz w:val="28"/>
-          <w:szCs w:val="28"/>
-          <w:lang w:val="en-US"/>
-        </w:rPr>
-        <w:t xml:space="preserve"> of </w:t>
-      </w:r>
-      <w:proofErr w:type="gramStart"/>
-      <w:r>
-        <w:rPr>
-          <w:sz w:val="28"/>
-          <w:szCs w:val="28"/>
-          <w:lang w:val="en-US"/>
-        </w:rPr>
-        <w:t>MR .</w:t>
-      </w:r>
-      <w:proofErr w:type="gramEnd"/>
+        <w:t>Create new API with the create-prescription and get the objectID of MR .</w:t>
+      </w:r>
     </w:p>
     <w:p>
       <w:pPr>
@@ -1350,79 +732,7 @@
           <w:szCs w:val="28"/>
           <w:lang w:val="en-US"/>
         </w:rPr>
-        <w:t xml:space="preserve">Put the MR </w:t>
-      </w:r>
-      <w:proofErr w:type="spellStart"/>
-      <w:r>
-        <w:rPr>
-          <w:sz w:val="28"/>
-          <w:szCs w:val="28"/>
-          <w:lang w:val="en-US"/>
-        </w:rPr>
-        <w:t>objectID</w:t>
-      </w:r>
-      <w:proofErr w:type="spellEnd"/>
-      <w:r>
-        <w:rPr>
-          <w:sz w:val="28"/>
-          <w:szCs w:val="28"/>
-          <w:lang w:val="en-US"/>
-        </w:rPr>
-        <w:t xml:space="preserve"> in params, and get the </w:t>
-      </w:r>
-      <w:proofErr w:type="spellStart"/>
-      <w:r>
-        <w:rPr>
-          <w:sz w:val="28"/>
-          <w:szCs w:val="28"/>
-          <w:lang w:val="en-US"/>
-        </w:rPr>
-        <w:t>roomID</w:t>
-      </w:r>
-      <w:proofErr w:type="spellEnd"/>
-      <w:r>
-        <w:rPr>
-          <w:sz w:val="28"/>
-          <w:szCs w:val="28"/>
-          <w:lang w:val="en-US"/>
-        </w:rPr>
-        <w:t xml:space="preserve"> of </w:t>
-      </w:r>
-      <w:proofErr w:type="gramStart"/>
-      <w:r>
-        <w:rPr>
-          <w:sz w:val="28"/>
-          <w:szCs w:val="28"/>
-          <w:lang w:val="en-US"/>
-        </w:rPr>
-        <w:t>MR ,</w:t>
-      </w:r>
-      <w:proofErr w:type="gramEnd"/>
-      <w:r>
-        <w:rPr>
-          <w:sz w:val="28"/>
-          <w:szCs w:val="28"/>
-          <w:lang w:val="en-US"/>
-        </w:rPr>
-        <w:t xml:space="preserve"> and go in the matches and compare the </w:t>
-      </w:r>
-      <w:proofErr w:type="spellStart"/>
-      <w:r>
-        <w:rPr>
-          <w:sz w:val="28"/>
-          <w:szCs w:val="28"/>
-          <w:lang w:val="en-US"/>
-        </w:rPr>
-        <w:t>roomID</w:t>
-      </w:r>
-      <w:proofErr w:type="spellEnd"/>
-      <w:r>
-        <w:rPr>
-          <w:sz w:val="28"/>
-          <w:szCs w:val="28"/>
-          <w:lang w:val="en-US"/>
-        </w:rPr>
-        <w:t xml:space="preserve"> of MR and Matches both </w:t>
+        <w:t xml:space="preserve">Put the MR objectID in params, and get the roomID of MR , and go in the matches and compare the roomID of MR and Matches both </w:t>
       </w:r>
     </w:p>
     <w:p>
@@ -1444,61 +754,7 @@
           <w:szCs w:val="28"/>
           <w:lang w:val="en-US"/>
         </w:rPr>
-        <w:t xml:space="preserve">IF the </w:t>
-      </w:r>
-      <w:proofErr w:type="spellStart"/>
-      <w:r>
-        <w:rPr>
-          <w:sz w:val="28"/>
-          <w:szCs w:val="28"/>
-          <w:lang w:val="en-US"/>
-        </w:rPr>
-        <w:t>roomID</w:t>
-      </w:r>
-      <w:proofErr w:type="spellEnd"/>
-      <w:r>
-        <w:rPr>
-          <w:sz w:val="28"/>
-          <w:szCs w:val="28"/>
-          <w:lang w:val="en-US"/>
-        </w:rPr>
-        <w:t xml:space="preserve"> of MR match with the current </w:t>
-      </w:r>
-      <w:proofErr w:type="gramStart"/>
-      <w:r>
-        <w:rPr>
-          <w:sz w:val="28"/>
-          <w:szCs w:val="28"/>
-          <w:lang w:val="en-US"/>
-        </w:rPr>
-        <w:t>Match ,</w:t>
-      </w:r>
-      <w:proofErr w:type="gramEnd"/>
-      <w:r>
-        <w:rPr>
-          <w:sz w:val="28"/>
-          <w:szCs w:val="28"/>
-          <w:lang w:val="en-US"/>
-        </w:rPr>
-        <w:t xml:space="preserve"> then Send the </w:t>
-      </w:r>
-      <w:proofErr w:type="spellStart"/>
-      <w:r>
-        <w:rPr>
-          <w:sz w:val="28"/>
-          <w:szCs w:val="28"/>
-          <w:lang w:val="en-US"/>
-        </w:rPr>
-        <w:t>Prescritpion</w:t>
-      </w:r>
-      <w:proofErr w:type="spellEnd"/>
-      <w:r>
-        <w:rPr>
-          <w:sz w:val="28"/>
-          <w:szCs w:val="28"/>
-          <w:lang w:val="en-US"/>
-        </w:rPr>
-        <w:t xml:space="preserve"> in the body </w:t>
+        <w:t xml:space="preserve">IF the roomID of MR match with the current Match , then Send the Prescritpion in the body </w:t>
       </w:r>
     </w:p>
     <w:p>
@@ -1548,52 +804,15 @@
           <w:highlight w:val="green"/>
           <w:lang w:val="en-US"/>
         </w:rPr>
-        <w:t xml:space="preserve">Step </w:t>
-      </w:r>
-      <w:proofErr w:type="gramStart"/>
-      <w:r>
-        <w:rPr>
-          <w:sz w:val="28"/>
-          <w:szCs w:val="28"/>
-          <w:highlight w:val="green"/>
-          <w:lang w:val="en-US"/>
-        </w:rPr>
-        <w:t>6</w:t>
-      </w:r>
-      <w:r>
-        <w:rPr>
-          <w:sz w:val="28"/>
-          <w:szCs w:val="28"/>
-          <w:lang w:val="en-US"/>
-        </w:rPr>
-        <w:t xml:space="preserve"> :</w:t>
-      </w:r>
-      <w:proofErr w:type="gramEnd"/>
-      <w:r>
-        <w:rPr>
-          <w:sz w:val="28"/>
-          <w:szCs w:val="28"/>
-          <w:lang w:val="en-US"/>
-        </w:rPr>
-        <w:t xml:space="preserve"> Get the Brand with Points and Get the </w:t>
-      </w:r>
-      <w:proofErr w:type="spellStart"/>
-      <w:r>
-        <w:rPr>
-          <w:sz w:val="28"/>
-          <w:szCs w:val="28"/>
-          <w:lang w:val="en-US"/>
-        </w:rPr>
-        <w:t>teamScore</w:t>
-      </w:r>
-      <w:proofErr w:type="spellEnd"/>
-      <w:r>
-        <w:rPr>
-          <w:sz w:val="28"/>
-          <w:szCs w:val="28"/>
-          <w:lang w:val="en-US"/>
-        </w:rPr>
-        <w:t xml:space="preserve"> with their Results.</w:t>
+        <w:t>Step 6</w:t>
+      </w:r>
+      <w:r>
+        <w:rPr>
+          <w:sz w:val="28"/>
+          <w:szCs w:val="28"/>
+          <w:lang w:val="en-US"/>
+        </w:rPr>
+        <w:t xml:space="preserve"> : Get the Brand with Points and Get the teamScore with their Results.</w:t>
       </w:r>
     </w:p>
     <w:p>
@@ -1631,23 +850,13 @@
           <w:lang w:val="en-US"/>
         </w:rPr>
       </w:pPr>
-      <w:proofErr w:type="spellStart"/>
-      <w:r>
-        <w:rPr>
-          <w:sz w:val="28"/>
-          <w:szCs w:val="28"/>
-          <w:lang w:val="en-US"/>
-        </w:rPr>
-        <w:t>BrandName</w:t>
-      </w:r>
-      <w:proofErr w:type="spellEnd"/>
-      <w:r>
-        <w:rPr>
-          <w:sz w:val="28"/>
-          <w:szCs w:val="28"/>
-          <w:lang w:val="en-US"/>
-        </w:rPr>
-        <w:t xml:space="preserve">: </w:t>
+      <w:r>
+        <w:rPr>
+          <w:sz w:val="28"/>
+          <w:szCs w:val="28"/>
+          <w:lang w:val="en-US"/>
+        </w:rPr>
+        <w:t xml:space="preserve">BrandName: </w:t>
       </w:r>
       <w:r>
         <w:rPr>
@@ -1671,23 +880,13 @@
           <w:lang w:val="en-US"/>
         </w:rPr>
       </w:pPr>
-      <w:proofErr w:type="gramStart"/>
-      <w:r>
-        <w:rPr>
-          <w:sz w:val="28"/>
-          <w:szCs w:val="28"/>
-          <w:lang w:val="en-US"/>
-        </w:rPr>
-        <w:t>Points :</w:t>
-      </w:r>
-      <w:proofErr w:type="gramEnd"/>
-      <w:r>
-        <w:rPr>
-          <w:sz w:val="28"/>
-          <w:szCs w:val="28"/>
-          <w:lang w:val="en-US"/>
-        </w:rPr>
-        <w:t xml:space="preserve"> 6</w:t>
+      <w:r>
+        <w:rPr>
+          <w:sz w:val="28"/>
+          <w:szCs w:val="28"/>
+          <w:lang w:val="en-US"/>
+        </w:rPr>
+        <w:t>Points : 6</w:t>
       </w:r>
     </w:p>
     <w:p>
@@ -1713,33 +912,13 @@
           <w:lang w:val="en-US"/>
         </w:rPr>
       </w:pPr>
-      <w:proofErr w:type="spellStart"/>
-      <w:proofErr w:type="gramStart"/>
-      <w:r>
-        <w:rPr>
-          <w:sz w:val="28"/>
-          <w:szCs w:val="28"/>
-          <w:lang w:val="en-US"/>
-        </w:rPr>
-        <w:t>BrandName</w:t>
-      </w:r>
-      <w:proofErr w:type="spellEnd"/>
-      <w:r>
-        <w:rPr>
-          <w:sz w:val="28"/>
-          <w:szCs w:val="28"/>
-          <w:lang w:val="en-US"/>
-        </w:rPr>
-        <w:t xml:space="preserve"> :</w:t>
-      </w:r>
-      <w:proofErr w:type="gramEnd"/>
-      <w:r>
-        <w:rPr>
-          <w:sz w:val="28"/>
-          <w:szCs w:val="28"/>
-          <w:lang w:val="en-US"/>
-        </w:rPr>
-        <w:t xml:space="preserve"> Brand B</w:t>
+      <w:r>
+        <w:rPr>
+          <w:sz w:val="28"/>
+          <w:szCs w:val="28"/>
+          <w:lang w:val="en-US"/>
+        </w:rPr>
+        <w:t>BrandName : Brand B</w:t>
       </w:r>
     </w:p>
     <w:p>
@@ -1783,85 +962,30 @@
           <w:szCs w:val="28"/>
           <w:lang w:val="en-US"/>
         </w:rPr>
-        <w:t xml:space="preserve">Now create a field in MR named as </w:t>
-      </w:r>
-      <w:proofErr w:type="spellStart"/>
-      <w:proofErr w:type="gramStart"/>
-      <w:r>
-        <w:rPr>
-          <w:sz w:val="28"/>
-          <w:szCs w:val="28"/>
-          <w:lang w:val="en-US"/>
-        </w:rPr>
-        <w:t>totalRuns</w:t>
-      </w:r>
-      <w:proofErr w:type="spellEnd"/>
-      <w:r>
-        <w:rPr>
-          <w:sz w:val="28"/>
-          <w:szCs w:val="28"/>
-          <w:lang w:val="en-US"/>
-        </w:rPr>
-        <w:t xml:space="preserve"> ,</w:t>
-      </w:r>
-      <w:proofErr w:type="gramEnd"/>
-      <w:r>
-        <w:rPr>
-          <w:sz w:val="28"/>
-          <w:szCs w:val="28"/>
-          <w:lang w:val="en-US"/>
-        </w:rPr>
-        <w:t xml:space="preserve"> </w:t>
-      </w:r>
-      <w:proofErr w:type="spellStart"/>
-      <w:r>
-        <w:rPr>
-          <w:sz w:val="28"/>
-          <w:szCs w:val="28"/>
-          <w:lang w:val="en-US"/>
-        </w:rPr>
-        <w:t>totalSixes</w:t>
-      </w:r>
-      <w:proofErr w:type="spellEnd"/>
-      <w:r>
-        <w:rPr>
-          <w:sz w:val="28"/>
-          <w:szCs w:val="28"/>
-          <w:lang w:val="en-US"/>
-        </w:rPr>
-        <w:t xml:space="preserve"> and </w:t>
-      </w:r>
-      <w:proofErr w:type="spellStart"/>
-      <w:r>
-        <w:rPr>
-          <w:sz w:val="28"/>
-          <w:szCs w:val="28"/>
-          <w:lang w:val="en-US"/>
-        </w:rPr>
-        <w:t>TotalFours</w:t>
-      </w:r>
-      <w:proofErr w:type="spellEnd"/>
-    </w:p>
-    <w:p>
-      <w:pPr>
-        <w:pStyle w:val="ListParagraph"/>
-        <w:rPr>
-          <w:sz w:val="28"/>
-          <w:szCs w:val="28"/>
-          <w:lang w:val="en-US"/>
-        </w:rPr>
-      </w:pPr>
-    </w:p>
-    <w:p>
-      <w:pPr>
-        <w:rPr>
-          <w:sz w:val="28"/>
-          <w:szCs w:val="28"/>
-          <w:lang w:val="en-US"/>
-        </w:rPr>
-      </w:pPr>
-      <w:r>
-        <w:rPr>
+        <w:t>Now create a field in MR named as totalRuns , totalSixes and TotalFours</w:t>
+      </w:r>
+    </w:p>
+    <w:p>
+      <w:pPr>
+        <w:pStyle w:val="ListParagraph"/>
+        <w:rPr>
+          <w:sz w:val="28"/>
+          <w:szCs w:val="28"/>
+          <w:lang w:val="en-US"/>
+        </w:rPr>
+      </w:pPr>
+    </w:p>
+    <w:p>
+      <w:pPr>
+        <w:rPr>
+          <w:sz w:val="28"/>
+          <w:szCs w:val="28"/>
+          <w:lang w:val="en-US"/>
+        </w:rPr>
+      </w:pPr>
+      <w:r>
+        <w:rPr>
+          <w:noProof/>
           <w:lang w:val="en-US"/>
         </w:rPr>
         <w:drawing>
@@ -1940,107 +1064,25 @@
           <w:szCs w:val="28"/>
           <w:lang w:val="en-US"/>
         </w:rPr>
-        <w:t xml:space="preserve">Now create a field in Matches too named as </w:t>
-      </w:r>
-      <w:proofErr w:type="spellStart"/>
-      <w:r>
-        <w:rPr>
-          <w:sz w:val="28"/>
-          <w:szCs w:val="28"/>
-          <w:lang w:val="en-US"/>
-        </w:rPr>
-        <w:t>TeamA</w:t>
-      </w:r>
-      <w:proofErr w:type="spellEnd"/>
-      <w:r>
-        <w:rPr>
-          <w:sz w:val="28"/>
-          <w:szCs w:val="28"/>
-          <w:lang w:val="en-US"/>
-        </w:rPr>
-        <w:t xml:space="preserve"> </w:t>
-      </w:r>
-      <w:proofErr w:type="gramStart"/>
-      <w:r>
-        <w:rPr>
-          <w:sz w:val="28"/>
-          <w:szCs w:val="28"/>
-          <w:lang w:val="en-US"/>
-        </w:rPr>
-        <w:t>Name ,</w:t>
-      </w:r>
-      <w:proofErr w:type="gramEnd"/>
-      <w:r>
-        <w:rPr>
-          <w:sz w:val="28"/>
-          <w:szCs w:val="28"/>
-          <w:lang w:val="en-US"/>
-        </w:rPr>
-        <w:t xml:space="preserve"> </w:t>
-      </w:r>
-      <w:proofErr w:type="spellStart"/>
-      <w:r>
-        <w:rPr>
-          <w:sz w:val="28"/>
-          <w:szCs w:val="28"/>
-          <w:lang w:val="en-US"/>
-        </w:rPr>
-        <w:t>TeamAScore</w:t>
-      </w:r>
-      <w:proofErr w:type="spellEnd"/>
-      <w:r>
-        <w:rPr>
-          <w:sz w:val="28"/>
-          <w:szCs w:val="28"/>
-          <w:lang w:val="en-US"/>
-        </w:rPr>
-        <w:t xml:space="preserve">, </w:t>
-      </w:r>
-    </w:p>
-    <w:p>
-      <w:pPr>
-        <w:pStyle w:val="ListParagraph"/>
-        <w:rPr>
-          <w:sz w:val="28"/>
-          <w:szCs w:val="28"/>
-          <w:lang w:val="en-US"/>
-        </w:rPr>
-      </w:pPr>
-      <w:proofErr w:type="spellStart"/>
-      <w:r>
-        <w:rPr>
-          <w:sz w:val="28"/>
-          <w:szCs w:val="28"/>
-          <w:lang w:val="en-US"/>
-        </w:rPr>
-        <w:t>TeamB</w:t>
-      </w:r>
-      <w:proofErr w:type="spellEnd"/>
-      <w:r>
-        <w:rPr>
-          <w:sz w:val="28"/>
-          <w:szCs w:val="28"/>
-          <w:lang w:val="en-US"/>
-        </w:rPr>
-        <w:t xml:space="preserve"> Name, </w:t>
-      </w:r>
-      <w:proofErr w:type="spellStart"/>
-      <w:r>
-        <w:rPr>
-          <w:sz w:val="28"/>
-          <w:szCs w:val="28"/>
-          <w:lang w:val="en-US"/>
-        </w:rPr>
-        <w:t>TeamBScore</w:t>
-      </w:r>
-      <w:proofErr w:type="spellEnd"/>
-      <w:r>
-        <w:rPr>
-          <w:sz w:val="28"/>
-          <w:szCs w:val="28"/>
-          <w:lang w:val="en-US"/>
-        </w:rPr>
-        <w:t xml:space="preserve"> and Results</w:t>
+        <w:t xml:space="preserve">Now create a field in Matches too named as TeamA Name , TeamAScore, </w:t>
+      </w:r>
+    </w:p>
+    <w:p>
+      <w:pPr>
+        <w:pStyle w:val="ListParagraph"/>
+        <w:rPr>
+          <w:sz w:val="28"/>
+          <w:szCs w:val="28"/>
+          <w:lang w:val="en-US"/>
+        </w:rPr>
+      </w:pPr>
+      <w:r>
+        <w:rPr>
+          <w:sz w:val="28"/>
+          <w:szCs w:val="28"/>
+          <w:lang w:val="en-US"/>
+        </w:rPr>
+        <w:t>TeamB Name, TeamBScore and Results</w:t>
       </w:r>
     </w:p>
     <w:p>
@@ -2062,6 +1104,7 @@
       </w:r>
       <w:r>
         <w:rPr>
+          <w:noProof/>
           <w:sz w:val="28"/>
           <w:szCs w:val="28"/>
           <w:lang w:val="en-US"/>
@@ -2122,67 +1165,30 @@
           <w:szCs w:val="28"/>
           <w:lang w:val="en-US"/>
         </w:rPr>
-        <w:t xml:space="preserve">Now add this </w:t>
-      </w:r>
-      <w:proofErr w:type="spellStart"/>
-      <w:r>
-        <w:rPr>
-          <w:sz w:val="28"/>
-          <w:szCs w:val="28"/>
-          <w:lang w:val="en-US"/>
-        </w:rPr>
-        <w:t>BrandName</w:t>
-      </w:r>
-      <w:proofErr w:type="spellEnd"/>
-      <w:r>
-        <w:rPr>
-          <w:sz w:val="28"/>
-          <w:szCs w:val="28"/>
-          <w:lang w:val="en-US"/>
-        </w:rPr>
-        <w:t xml:space="preserve"> as Brand in Prescription in the </w:t>
-      </w:r>
-      <w:proofErr w:type="spellStart"/>
-      <w:proofErr w:type="gramStart"/>
-      <w:r>
-        <w:rPr>
-          <w:sz w:val="28"/>
-          <w:szCs w:val="28"/>
-          <w:lang w:val="en-US"/>
-        </w:rPr>
-        <w:t>req.body</w:t>
-      </w:r>
-      <w:proofErr w:type="spellEnd"/>
-      <w:proofErr w:type="gramEnd"/>
-      <w:r>
-        <w:rPr>
-          <w:sz w:val="28"/>
-          <w:szCs w:val="28"/>
-          <w:lang w:val="en-US"/>
-        </w:rPr>
-        <w:t xml:space="preserve"> with it</w:t>
-      </w:r>
-    </w:p>
-    <w:p>
-      <w:pPr>
-        <w:pStyle w:val="ListParagraph"/>
-        <w:rPr>
-          <w:sz w:val="28"/>
-          <w:szCs w:val="28"/>
-          <w:lang w:val="en-US"/>
-        </w:rPr>
-      </w:pPr>
-    </w:p>
-    <w:p>
-      <w:pPr>
-        <w:rPr>
-          <w:sz w:val="28"/>
-          <w:szCs w:val="28"/>
-          <w:lang w:val="en-US"/>
-        </w:rPr>
-      </w:pPr>
-      <w:r>
-        <w:rPr>
+        <w:t>Now add this BrandName as Brand in Prescription in the req.body with it</w:t>
+      </w:r>
+    </w:p>
+    <w:p>
+      <w:pPr>
+        <w:pStyle w:val="ListParagraph"/>
+        <w:rPr>
+          <w:sz w:val="28"/>
+          <w:szCs w:val="28"/>
+          <w:lang w:val="en-US"/>
+        </w:rPr>
+      </w:pPr>
+    </w:p>
+    <w:p>
+      <w:pPr>
+        <w:rPr>
+          <w:sz w:val="28"/>
+          <w:szCs w:val="28"/>
+          <w:lang w:val="en-US"/>
+        </w:rPr>
+      </w:pPr>
+      <w:r>
+        <w:rPr>
+          <w:noProof/>
           <w:lang w:val="en-US"/>
         </w:rPr>
         <w:drawing>
@@ -2251,135 +1257,7 @@
           <w:szCs w:val="28"/>
           <w:lang w:val="en-US"/>
         </w:rPr>
-        <w:t xml:space="preserve">In this </w:t>
-      </w:r>
-      <w:proofErr w:type="gramStart"/>
-      <w:r>
-        <w:rPr>
-          <w:sz w:val="28"/>
-          <w:szCs w:val="28"/>
-          <w:lang w:val="en-US"/>
-        </w:rPr>
-        <w:t>Scenario ,</w:t>
-      </w:r>
-      <w:proofErr w:type="gramEnd"/>
-      <w:r>
-        <w:rPr>
-          <w:sz w:val="28"/>
-          <w:szCs w:val="28"/>
-          <w:lang w:val="en-US"/>
-        </w:rPr>
-        <w:t xml:space="preserve"> Attach the Brands to Prescription and whenever in </w:t>
-      </w:r>
-      <w:proofErr w:type="spellStart"/>
-      <w:proofErr w:type="gramStart"/>
-      <w:r>
-        <w:rPr>
-          <w:sz w:val="28"/>
-          <w:szCs w:val="28"/>
-          <w:lang w:val="en-US"/>
-        </w:rPr>
-        <w:t>req.body</w:t>
-      </w:r>
-      <w:proofErr w:type="spellEnd"/>
-      <w:proofErr w:type="gramEnd"/>
-      <w:r>
-        <w:rPr>
-          <w:sz w:val="28"/>
-          <w:szCs w:val="28"/>
-          <w:lang w:val="en-US"/>
-        </w:rPr>
-        <w:t xml:space="preserve"> I call the Brand A or </w:t>
-      </w:r>
-      <w:proofErr w:type="gramStart"/>
-      <w:r>
-        <w:rPr>
-          <w:sz w:val="28"/>
-          <w:szCs w:val="28"/>
-          <w:lang w:val="en-US"/>
-        </w:rPr>
-        <w:t>B ,</w:t>
-      </w:r>
-      <w:proofErr w:type="gramEnd"/>
-      <w:r>
-        <w:rPr>
-          <w:sz w:val="28"/>
-          <w:szCs w:val="28"/>
-          <w:lang w:val="en-US"/>
-        </w:rPr>
-        <w:t xml:space="preserve"> it should upload the </w:t>
-      </w:r>
-      <w:proofErr w:type="spellStart"/>
-      <w:r>
-        <w:rPr>
-          <w:sz w:val="28"/>
-          <w:szCs w:val="28"/>
-          <w:lang w:val="en-US"/>
-        </w:rPr>
-        <w:t>TotalRuns</w:t>
-      </w:r>
-      <w:proofErr w:type="spellEnd"/>
-      <w:r>
-        <w:rPr>
-          <w:sz w:val="28"/>
-          <w:szCs w:val="28"/>
-          <w:lang w:val="en-US"/>
-        </w:rPr>
-        <w:t xml:space="preserve"> with it </w:t>
-      </w:r>
-      <w:proofErr w:type="spellStart"/>
-      <w:r>
-        <w:rPr>
-          <w:sz w:val="28"/>
-          <w:szCs w:val="28"/>
-          <w:lang w:val="en-US"/>
-        </w:rPr>
-        <w:t>TotalSixes</w:t>
-      </w:r>
-      <w:proofErr w:type="spellEnd"/>
-      <w:r>
-        <w:rPr>
-          <w:sz w:val="28"/>
-          <w:szCs w:val="28"/>
-          <w:lang w:val="en-US"/>
-        </w:rPr>
-        <w:t xml:space="preserve"> or </w:t>
-      </w:r>
-      <w:proofErr w:type="spellStart"/>
-      <w:r>
-        <w:rPr>
-          <w:sz w:val="28"/>
-          <w:szCs w:val="28"/>
-          <w:lang w:val="en-US"/>
-        </w:rPr>
-        <w:t>TotalFours</w:t>
-      </w:r>
-      <w:proofErr w:type="spellEnd"/>
-      <w:r>
-        <w:rPr>
-          <w:sz w:val="28"/>
-          <w:szCs w:val="28"/>
-          <w:lang w:val="en-US"/>
-        </w:rPr>
-        <w:t xml:space="preserve"> Respectively for their Specific MR </w:t>
-      </w:r>
-      <w:proofErr w:type="spellStart"/>
-      <w:r>
-        <w:rPr>
-          <w:sz w:val="28"/>
-          <w:szCs w:val="28"/>
-          <w:lang w:val="en-US"/>
-        </w:rPr>
-        <w:t>objectIDs</w:t>
-      </w:r>
-      <w:proofErr w:type="spellEnd"/>
-      <w:r>
-        <w:rPr>
-          <w:sz w:val="28"/>
-          <w:szCs w:val="28"/>
-          <w:lang w:val="en-US"/>
-        </w:rPr>
-        <w:t>.</w:t>
+        <w:t>In this Scenario , Attach the Brands to Prescription and whenever in req.body I call the Brand A or B , it should upload the TotalRuns with it TotalSixes or TotalFours Respectively for their Specific MR objectIDs.</w:t>
       </w:r>
     </w:p>
     <w:p>
@@ -2470,133 +1348,15 @@
           <w:szCs w:val="28"/>
           <w:lang w:val="en-US"/>
         </w:rPr>
-        <w:t xml:space="preserve">If the MR </w:t>
-      </w:r>
-      <w:proofErr w:type="spellStart"/>
-      <w:r>
-        <w:rPr>
-          <w:sz w:val="28"/>
-          <w:szCs w:val="28"/>
-          <w:lang w:val="en-US"/>
-        </w:rPr>
-        <w:t>objectID</w:t>
-      </w:r>
-      <w:proofErr w:type="spellEnd"/>
-      <w:r>
-        <w:rPr>
-          <w:sz w:val="28"/>
-          <w:szCs w:val="28"/>
-          <w:lang w:val="en-US"/>
-        </w:rPr>
-        <w:t xml:space="preserve"> is from </w:t>
-      </w:r>
-      <w:proofErr w:type="spellStart"/>
-      <w:proofErr w:type="gramStart"/>
-      <w:r>
-        <w:rPr>
-          <w:sz w:val="28"/>
-          <w:szCs w:val="28"/>
-          <w:lang w:val="en-US"/>
-        </w:rPr>
-        <w:t>TeamA</w:t>
-      </w:r>
-      <w:proofErr w:type="spellEnd"/>
-      <w:r>
-        <w:rPr>
-          <w:sz w:val="28"/>
-          <w:szCs w:val="28"/>
-          <w:lang w:val="en-US"/>
-        </w:rPr>
-        <w:t xml:space="preserve">  in</w:t>
-      </w:r>
-      <w:proofErr w:type="gramEnd"/>
-      <w:r>
-        <w:rPr>
-          <w:sz w:val="28"/>
-          <w:szCs w:val="28"/>
-          <w:lang w:val="en-US"/>
-        </w:rPr>
-        <w:t xml:space="preserve"> the </w:t>
-      </w:r>
-      <w:proofErr w:type="gramStart"/>
-      <w:r>
-        <w:rPr>
-          <w:sz w:val="28"/>
-          <w:szCs w:val="28"/>
-          <w:lang w:val="en-US"/>
-        </w:rPr>
-        <w:t>Prescription ,</w:t>
-      </w:r>
-      <w:proofErr w:type="gramEnd"/>
-      <w:r>
-        <w:rPr>
-          <w:sz w:val="28"/>
-          <w:szCs w:val="28"/>
-          <w:lang w:val="en-US"/>
-        </w:rPr>
-        <w:t xml:space="preserve"> then it should update with the </w:t>
-      </w:r>
-      <w:proofErr w:type="spellStart"/>
-      <w:r>
-        <w:rPr>
-          <w:sz w:val="28"/>
-          <w:szCs w:val="28"/>
-          <w:lang w:val="en-US"/>
-        </w:rPr>
-        <w:t>TeamA</w:t>
-      </w:r>
-      <w:proofErr w:type="spellEnd"/>
-      <w:r>
-        <w:rPr>
-          <w:sz w:val="28"/>
-          <w:szCs w:val="28"/>
-          <w:lang w:val="en-US"/>
-        </w:rPr>
-        <w:t xml:space="preserve"> Name and the </w:t>
-      </w:r>
-      <w:proofErr w:type="spellStart"/>
-      <w:r>
-        <w:rPr>
-          <w:sz w:val="28"/>
-          <w:szCs w:val="28"/>
-          <w:lang w:val="en-US"/>
-        </w:rPr>
-        <w:t>TeamAScore</w:t>
-      </w:r>
-      <w:proofErr w:type="spellEnd"/>
-      <w:r>
-        <w:rPr>
-          <w:sz w:val="28"/>
-          <w:szCs w:val="28"/>
-          <w:lang w:val="en-US"/>
-        </w:rPr>
-        <w:t xml:space="preserve"> </w:t>
-      </w:r>
-      <w:r>
-        <w:rPr>
-          <w:sz w:val="28"/>
-          <w:szCs w:val="28"/>
-          <w:lang w:val="en-US"/>
-        </w:rPr>
-        <w:t>(</w:t>
-      </w:r>
-      <w:proofErr w:type="spellStart"/>
-      <w:r>
-        <w:rPr>
-          <w:sz w:val="28"/>
-          <w:szCs w:val="28"/>
-          <w:lang w:val="en-US"/>
-        </w:rPr>
-        <w:t>TotalScore</w:t>
-      </w:r>
-      <w:proofErr w:type="spellEnd"/>
-      <w:r>
-        <w:rPr>
-          <w:sz w:val="28"/>
-          <w:szCs w:val="28"/>
-          <w:lang w:val="en-US"/>
-        </w:rPr>
-        <w:t>)</w:t>
+        <w:t xml:space="preserve">If the MR objectID is from TeamA  in the Prescription , then it should update with the TeamA Name and the TeamAScore </w:t>
+      </w:r>
+      <w:r>
+        <w:rPr>
+          <w:sz w:val="28"/>
+          <w:szCs w:val="28"/>
+          <w:lang w:val="en-US"/>
+        </w:rPr>
+        <w:t>(TotalScore)</w:t>
       </w:r>
     </w:p>
     <w:p>
@@ -2618,79 +1378,7 @@
           <w:szCs w:val="28"/>
           <w:lang w:val="en-US"/>
         </w:rPr>
-        <w:t xml:space="preserve">Either if it is </w:t>
-      </w:r>
-      <w:proofErr w:type="spellStart"/>
-      <w:r>
-        <w:rPr>
-          <w:sz w:val="28"/>
-          <w:szCs w:val="28"/>
-          <w:lang w:val="en-US"/>
-        </w:rPr>
-        <w:t>TeamB</w:t>
-      </w:r>
-      <w:proofErr w:type="spellEnd"/>
-      <w:r>
-        <w:rPr>
-          <w:sz w:val="28"/>
-          <w:szCs w:val="28"/>
-          <w:lang w:val="en-US"/>
-        </w:rPr>
-        <w:t xml:space="preserve"> MR then it should update with the Same for it with the </w:t>
-      </w:r>
-      <w:proofErr w:type="spellStart"/>
-      <w:r>
-        <w:rPr>
-          <w:sz w:val="28"/>
-          <w:szCs w:val="28"/>
-          <w:lang w:val="en-US"/>
-        </w:rPr>
-        <w:t>TeamB</w:t>
-      </w:r>
-      <w:proofErr w:type="spellEnd"/>
-      <w:r>
-        <w:rPr>
-          <w:sz w:val="28"/>
-          <w:szCs w:val="28"/>
-          <w:lang w:val="en-US"/>
-        </w:rPr>
-        <w:t xml:space="preserve"> Name and </w:t>
-      </w:r>
-      <w:proofErr w:type="spellStart"/>
-      <w:r>
-        <w:rPr>
-          <w:sz w:val="28"/>
-          <w:szCs w:val="28"/>
-          <w:lang w:val="en-US"/>
-        </w:rPr>
-        <w:t>TeamBScore</w:t>
-      </w:r>
-      <w:proofErr w:type="spellEnd"/>
-      <w:r>
-        <w:rPr>
-          <w:sz w:val="28"/>
-          <w:szCs w:val="28"/>
-          <w:lang w:val="en-US"/>
-        </w:rPr>
-        <w:t xml:space="preserve"> (</w:t>
-      </w:r>
-      <w:proofErr w:type="spellStart"/>
-      <w:r>
-        <w:rPr>
-          <w:sz w:val="28"/>
-          <w:szCs w:val="28"/>
-          <w:lang w:val="en-US"/>
-        </w:rPr>
-        <w:t>TotalScore</w:t>
-      </w:r>
-      <w:proofErr w:type="spellEnd"/>
-      <w:r>
-        <w:rPr>
-          <w:sz w:val="28"/>
-          <w:szCs w:val="28"/>
-          <w:lang w:val="en-US"/>
-        </w:rPr>
-        <w:t>)</w:t>
+        <w:t>Either if it is TeamB MR then it should update with the Same for it with the TeamB Name and TeamBScore (TotalScore)</w:t>
       </w:r>
     </w:p>
     <w:p>
@@ -2712,43 +1400,7 @@
           <w:szCs w:val="28"/>
           <w:lang w:val="en-US"/>
         </w:rPr>
-        <w:t xml:space="preserve">At the </w:t>
-      </w:r>
-      <w:proofErr w:type="gramStart"/>
-      <w:r>
-        <w:rPr>
-          <w:sz w:val="28"/>
-          <w:szCs w:val="28"/>
-          <w:lang w:val="en-US"/>
-        </w:rPr>
-        <w:t>End ,</w:t>
-      </w:r>
-      <w:proofErr w:type="gramEnd"/>
-      <w:r>
-        <w:rPr>
-          <w:sz w:val="28"/>
-          <w:szCs w:val="28"/>
-          <w:lang w:val="en-US"/>
-        </w:rPr>
-        <w:t xml:space="preserve"> think the logic for the Result and compare the both team Scores and show the Result with showing their </w:t>
-      </w:r>
-      <w:proofErr w:type="spellStart"/>
-      <w:r>
-        <w:rPr>
-          <w:sz w:val="28"/>
-          <w:szCs w:val="28"/>
-          <w:lang w:val="en-US"/>
-        </w:rPr>
-        <w:t>TeamNames</w:t>
-      </w:r>
-      <w:proofErr w:type="spellEnd"/>
-      <w:r>
-        <w:rPr>
-          <w:sz w:val="28"/>
-          <w:szCs w:val="28"/>
-          <w:lang w:val="en-US"/>
-        </w:rPr>
-        <w:t xml:space="preserve"> in it respectively </w:t>
+        <w:t xml:space="preserve">At the End , think the logic for the Result and compare the both team Scores and show the Result with showing their TeamNames in it respectively </w:t>
       </w:r>
     </w:p>
     <w:p>
@@ -2772,6 +1424,7 @@
       </w:pPr>
       <w:r>
         <w:rPr>
+          <w:noProof/>
           <w:sz w:val="28"/>
           <w:szCs w:val="28"/>
           <w:lang w:val="en-US"/>
@@ -2840,7 +1493,6 @@
         </w:rPr>
         <w:t xml:space="preserve">: Get the </w:t>
       </w:r>
-      <w:proofErr w:type="spellStart"/>
       <w:r>
         <w:rPr>
           <w:sz w:val="28"/>
@@ -2850,7 +1502,6 @@
         </w:rPr>
         <w:t>MRScoreEachMatch</w:t>
       </w:r>
-      <w:proofErr w:type="spellEnd"/>
       <w:r>
         <w:rPr>
           <w:sz w:val="28"/>
@@ -2889,18 +1540,8 @@
           <w:szCs w:val="28"/>
           <w:lang w:val="en-US"/>
         </w:rPr>
-        <w:t xml:space="preserve">Create the Schema in MR Field named as </w:t>
-      </w:r>
-      <w:proofErr w:type="spellStart"/>
-      <w:r>
-        <w:rPr>
-          <w:sz w:val="28"/>
-          <w:szCs w:val="28"/>
-          <w:lang w:val="en-US"/>
-        </w:rPr>
-        <w:t>MrScoreEachMatch</w:t>
-      </w:r>
-      <w:proofErr w:type="spellEnd"/>
+        <w:t>Create the Schema in MR Field named as MrScoreEachMatch</w:t>
+      </w:r>
     </w:p>
     <w:p>
       <w:pPr>
@@ -2921,145 +1562,7 @@
           <w:szCs w:val="28"/>
           <w:lang w:val="en-US"/>
         </w:rPr>
-        <w:t xml:space="preserve">Get the </w:t>
-      </w:r>
-      <w:proofErr w:type="spellStart"/>
-      <w:proofErr w:type="gramStart"/>
-      <w:r>
-        <w:rPr>
-          <w:sz w:val="28"/>
-          <w:szCs w:val="28"/>
-          <w:lang w:val="en-US"/>
-        </w:rPr>
-        <w:t>MatchID</w:t>
-      </w:r>
-      <w:proofErr w:type="spellEnd"/>
-      <w:r>
-        <w:rPr>
-          <w:sz w:val="28"/>
-          <w:szCs w:val="28"/>
-          <w:lang w:val="en-US"/>
-        </w:rPr>
-        <w:t xml:space="preserve"> ,</w:t>
-      </w:r>
-      <w:proofErr w:type="gramEnd"/>
-      <w:r>
-        <w:rPr>
-          <w:sz w:val="28"/>
-          <w:szCs w:val="28"/>
-          <w:lang w:val="en-US"/>
-        </w:rPr>
-        <w:t xml:space="preserve"> </w:t>
-      </w:r>
-      <w:proofErr w:type="spellStart"/>
-      <w:proofErr w:type="gramStart"/>
-      <w:r>
-        <w:rPr>
-          <w:sz w:val="28"/>
-          <w:szCs w:val="28"/>
-          <w:lang w:val="en-US"/>
-        </w:rPr>
-        <w:t>roomID</w:t>
-      </w:r>
-      <w:proofErr w:type="spellEnd"/>
-      <w:r>
-        <w:rPr>
-          <w:sz w:val="28"/>
-          <w:szCs w:val="28"/>
-          <w:lang w:val="en-US"/>
-        </w:rPr>
-        <w:t xml:space="preserve"> ,</w:t>
-      </w:r>
-      <w:proofErr w:type="gramEnd"/>
-      <w:r>
-        <w:rPr>
-          <w:sz w:val="28"/>
-          <w:szCs w:val="28"/>
-          <w:lang w:val="en-US"/>
-        </w:rPr>
-        <w:t xml:space="preserve"> </w:t>
-      </w:r>
-      <w:proofErr w:type="spellStart"/>
-      <w:r>
-        <w:rPr>
-          <w:sz w:val="28"/>
-          <w:szCs w:val="28"/>
-          <w:lang w:val="en-US"/>
-        </w:rPr>
-        <w:t>startDate</w:t>
-      </w:r>
-      <w:proofErr w:type="spellEnd"/>
-      <w:r>
-        <w:rPr>
-          <w:sz w:val="28"/>
-          <w:szCs w:val="28"/>
-          <w:lang w:val="en-US"/>
-        </w:rPr>
-        <w:t xml:space="preserve">, </w:t>
-      </w:r>
-      <w:proofErr w:type="spellStart"/>
-      <w:proofErr w:type="gramStart"/>
-      <w:r>
-        <w:rPr>
-          <w:sz w:val="28"/>
-          <w:szCs w:val="28"/>
-          <w:lang w:val="en-US"/>
-        </w:rPr>
-        <w:t>endDate</w:t>
-      </w:r>
-      <w:proofErr w:type="spellEnd"/>
-      <w:r>
-        <w:rPr>
-          <w:sz w:val="28"/>
-          <w:szCs w:val="28"/>
-          <w:lang w:val="en-US"/>
-        </w:rPr>
-        <w:t xml:space="preserve"> ,</w:t>
-      </w:r>
-      <w:proofErr w:type="gramEnd"/>
-      <w:r>
-        <w:rPr>
-          <w:sz w:val="28"/>
-          <w:szCs w:val="28"/>
-          <w:lang w:val="en-US"/>
-        </w:rPr>
-        <w:t xml:space="preserve"> results and stats with </w:t>
-      </w:r>
-      <w:proofErr w:type="gramStart"/>
-      <w:r>
-        <w:rPr>
-          <w:sz w:val="28"/>
-          <w:szCs w:val="28"/>
-          <w:lang w:val="en-US"/>
-        </w:rPr>
-        <w:t>it</w:t>
-      </w:r>
-      <w:proofErr w:type="gramEnd"/>
-      <w:r>
-        <w:rPr>
-          <w:sz w:val="28"/>
-          <w:szCs w:val="28"/>
-          <w:lang w:val="en-US"/>
-        </w:rPr>
-        <w:t xml:space="preserve"> s </w:t>
-      </w:r>
-      <w:proofErr w:type="gramStart"/>
-      <w:r>
-        <w:rPr>
-          <w:sz w:val="28"/>
-          <w:szCs w:val="28"/>
-          <w:lang w:val="en-US"/>
-        </w:rPr>
-        <w:t>runs ,</w:t>
-      </w:r>
-      <w:proofErr w:type="gramEnd"/>
-      <w:r>
-        <w:rPr>
-          <w:sz w:val="28"/>
-          <w:szCs w:val="28"/>
-          <w:lang w:val="en-US"/>
-        </w:rPr>
-        <w:t xml:space="preserve"> sixes and fours</w:t>
+        <w:t>Get the MatchID , roomID , startDate, endDate , results and stats with it s runs , sixes and fours</w:t>
       </w:r>
     </w:p>
     <w:p>
@@ -3082,6 +1585,7 @@
       </w:pPr>
       <w:r>
         <w:rPr>
+          <w:noProof/>
           <w:sz w:val="28"/>
           <w:szCs w:val="28"/>
           <w:lang w:val="en-US"/>
@@ -3152,216 +1656,8 @@
           <w:szCs w:val="28"/>
           <w:lang w:val="en-US"/>
         </w:rPr>
-        <w:t xml:space="preserve">Now in </w:t>
-      </w:r>
-      <w:proofErr w:type="gramStart"/>
-      <w:r>
-        <w:rPr>
-          <w:sz w:val="28"/>
-          <w:szCs w:val="28"/>
-          <w:lang w:val="en-US"/>
-        </w:rPr>
-        <w:t>this ,</w:t>
-      </w:r>
-      <w:proofErr w:type="gramEnd"/>
-      <w:r>
-        <w:rPr>
-          <w:sz w:val="28"/>
-          <w:szCs w:val="28"/>
-          <w:lang w:val="en-US"/>
-        </w:rPr>
-        <w:t xml:space="preserve"> </w:t>
-      </w:r>
-      <w:proofErr w:type="gramStart"/>
-      <w:r>
-        <w:rPr>
-          <w:sz w:val="28"/>
-          <w:szCs w:val="28"/>
-          <w:lang w:val="en-US"/>
-        </w:rPr>
-        <w:t>After</w:t>
-      </w:r>
-      <w:proofErr w:type="gramEnd"/>
-      <w:r>
-        <w:rPr>
-          <w:sz w:val="28"/>
-          <w:szCs w:val="28"/>
-          <w:lang w:val="en-US"/>
-        </w:rPr>
-        <w:t xml:space="preserve"> getting the </w:t>
-      </w:r>
-      <w:proofErr w:type="gramStart"/>
-      <w:r>
-        <w:rPr>
-          <w:sz w:val="28"/>
-          <w:szCs w:val="28"/>
-          <w:lang w:val="en-US"/>
-        </w:rPr>
-        <w:t>schema ,</w:t>
-      </w:r>
-      <w:proofErr w:type="gramEnd"/>
-      <w:r>
-        <w:rPr>
-          <w:sz w:val="28"/>
-          <w:szCs w:val="28"/>
-          <w:lang w:val="en-US"/>
-        </w:rPr>
-        <w:t xml:space="preserve"> go into the prescription and get the </w:t>
-      </w:r>
-      <w:proofErr w:type="spellStart"/>
-      <w:r>
-        <w:rPr>
-          <w:sz w:val="28"/>
-          <w:szCs w:val="28"/>
-          <w:lang w:val="en-US"/>
-        </w:rPr>
-        <w:t>matchID</w:t>
-      </w:r>
-      <w:proofErr w:type="spellEnd"/>
-      <w:r>
-        <w:rPr>
-          <w:sz w:val="28"/>
-          <w:szCs w:val="28"/>
-          <w:lang w:val="en-US"/>
-        </w:rPr>
-        <w:t xml:space="preserve"> from the matches and the </w:t>
-      </w:r>
-      <w:proofErr w:type="spellStart"/>
-      <w:r>
-        <w:rPr>
-          <w:sz w:val="28"/>
-          <w:szCs w:val="28"/>
-          <w:lang w:val="en-US"/>
-        </w:rPr>
-        <w:t>roomID</w:t>
-      </w:r>
-      <w:proofErr w:type="spellEnd"/>
-      <w:r>
-        <w:rPr>
-          <w:sz w:val="28"/>
-          <w:szCs w:val="28"/>
-          <w:lang w:val="en-US"/>
-        </w:rPr>
-        <w:t xml:space="preserve"> too, so </w:t>
-      </w:r>
-      <w:proofErr w:type="gramStart"/>
-      <w:r>
-        <w:rPr>
-          <w:sz w:val="28"/>
-          <w:szCs w:val="28"/>
-          <w:lang w:val="en-US"/>
-        </w:rPr>
-        <w:t>that ,</w:t>
-      </w:r>
-      <w:proofErr w:type="gramEnd"/>
-      <w:r>
-        <w:rPr>
-          <w:sz w:val="28"/>
-          <w:szCs w:val="28"/>
-          <w:lang w:val="en-US"/>
-        </w:rPr>
-        <w:t xml:space="preserve"> we can find </w:t>
-      </w:r>
-      <w:proofErr w:type="gramStart"/>
-      <w:r>
-        <w:rPr>
-          <w:sz w:val="28"/>
-          <w:szCs w:val="28"/>
-          <w:lang w:val="en-US"/>
-        </w:rPr>
-        <w:t>that ,</w:t>
-      </w:r>
-      <w:proofErr w:type="gramEnd"/>
-      <w:r>
-        <w:rPr>
-          <w:sz w:val="28"/>
-          <w:szCs w:val="28"/>
-          <w:lang w:val="en-US"/>
-        </w:rPr>
-        <w:t xml:space="preserve"> at which </w:t>
-      </w:r>
-      <w:proofErr w:type="gramStart"/>
-      <w:r>
-        <w:rPr>
-          <w:sz w:val="28"/>
-          <w:szCs w:val="28"/>
-          <w:lang w:val="en-US"/>
-        </w:rPr>
-        <w:t>match ,</w:t>
-      </w:r>
-      <w:proofErr w:type="gramEnd"/>
-      <w:r>
-        <w:rPr>
-          <w:sz w:val="28"/>
-          <w:szCs w:val="28"/>
-          <w:lang w:val="en-US"/>
-        </w:rPr>
-        <w:t xml:space="preserve"> which MR has played with their specific personal </w:t>
-      </w:r>
-      <w:proofErr w:type="gramStart"/>
-      <w:r>
-        <w:rPr>
-          <w:sz w:val="28"/>
-          <w:szCs w:val="28"/>
-          <w:lang w:val="en-US"/>
-        </w:rPr>
-        <w:t>runs ,</w:t>
-      </w:r>
-      <w:proofErr w:type="gramEnd"/>
-      <w:r>
-        <w:rPr>
-          <w:sz w:val="28"/>
-          <w:szCs w:val="28"/>
-          <w:lang w:val="en-US"/>
-        </w:rPr>
-        <w:t xml:space="preserve"> sixes and fours through their </w:t>
-      </w:r>
-      <w:proofErr w:type="spellStart"/>
-      <w:r>
-        <w:rPr>
-          <w:sz w:val="28"/>
-          <w:szCs w:val="28"/>
-          <w:lang w:val="en-US"/>
-        </w:rPr>
-        <w:t>matchID</w:t>
-      </w:r>
-      <w:proofErr w:type="spellEnd"/>
-      <w:r>
-        <w:rPr>
-          <w:sz w:val="28"/>
-          <w:szCs w:val="28"/>
-          <w:lang w:val="en-US"/>
-        </w:rPr>
-        <w:t xml:space="preserve"> and </w:t>
-      </w:r>
-      <w:proofErr w:type="spellStart"/>
-      <w:r>
-        <w:rPr>
-          <w:sz w:val="28"/>
-          <w:szCs w:val="28"/>
-          <w:lang w:val="en-US"/>
-        </w:rPr>
-        <w:t>startDate</w:t>
-      </w:r>
-      <w:proofErr w:type="spellEnd"/>
-      <w:r>
-        <w:rPr>
-          <w:sz w:val="28"/>
-          <w:szCs w:val="28"/>
-          <w:lang w:val="en-US"/>
-        </w:rPr>
-        <w:t xml:space="preserve"> and </w:t>
-      </w:r>
-      <w:proofErr w:type="spellStart"/>
-      <w:r>
-        <w:rPr>
-          <w:sz w:val="28"/>
-          <w:szCs w:val="28"/>
-          <w:lang w:val="en-US"/>
-        </w:rPr>
-        <w:t>EndDate</w:t>
-      </w:r>
-      <w:proofErr w:type="spellEnd"/>
+        <w:t>Now in this , After getting the schema , go into the prescription and get the matchID from the matches and the roomID too, so that , we can find that , at which match , which MR has played with their specific personal runs , sixes and fours through their matchID and startDate and EndDate</w:t>
+      </w:r>
     </w:p>
     <w:p>
       <w:pPr>
@@ -3392,25 +1688,7 @@
           <w:szCs w:val="28"/>
           <w:lang w:val="en-US"/>
         </w:rPr>
-        <w:t xml:space="preserve">If you got </w:t>
-      </w:r>
-      <w:proofErr w:type="gramStart"/>
-      <w:r>
-        <w:rPr>
-          <w:sz w:val="28"/>
-          <w:szCs w:val="28"/>
-          <w:lang w:val="en-US"/>
-        </w:rPr>
-        <w:t>then ,</w:t>
-      </w:r>
-      <w:proofErr w:type="gramEnd"/>
-      <w:r>
-        <w:rPr>
-          <w:sz w:val="28"/>
-          <w:szCs w:val="28"/>
-          <w:lang w:val="en-US"/>
-        </w:rPr>
-        <w:t xml:space="preserve"> hit the API and get the personal Score for each MR in it and store into the MR Database</w:t>
+        <w:t>If you got then , hit the API and get the personal Score for each MR in it and store into the MR Database</w:t>
       </w:r>
     </w:p>
     <w:p>
@@ -3459,52 +1737,15 @@
           <w:lang w:val="en-US"/>
         </w:rPr>
         <w:lastRenderedPageBreak/>
-        <w:t xml:space="preserve">Step </w:t>
-      </w:r>
-      <w:proofErr w:type="gramStart"/>
-      <w:r>
-        <w:rPr>
-          <w:sz w:val="28"/>
-          <w:szCs w:val="28"/>
-          <w:highlight w:val="green"/>
-          <w:lang w:val="en-US"/>
-        </w:rPr>
-        <w:t>8</w:t>
-      </w:r>
-      <w:r>
-        <w:rPr>
-          <w:sz w:val="28"/>
-          <w:szCs w:val="28"/>
-          <w:lang w:val="en-US"/>
-        </w:rPr>
-        <w:t xml:space="preserve"> :</w:t>
-      </w:r>
-      <w:proofErr w:type="gramEnd"/>
-      <w:r>
-        <w:rPr>
-          <w:sz w:val="28"/>
-          <w:szCs w:val="28"/>
-          <w:lang w:val="en-US"/>
-        </w:rPr>
-        <w:t xml:space="preserve"> </w:t>
-      </w:r>
-      <w:proofErr w:type="spellStart"/>
-      <w:r>
-        <w:rPr>
-          <w:sz w:val="28"/>
-          <w:szCs w:val="28"/>
-          <w:lang w:val="en-US"/>
-        </w:rPr>
-        <w:t>Websocket</w:t>
-      </w:r>
-      <w:proofErr w:type="spellEnd"/>
-      <w:r>
-        <w:rPr>
-          <w:sz w:val="28"/>
-          <w:szCs w:val="28"/>
-          <w:lang w:val="en-US"/>
-        </w:rPr>
-        <w:t xml:space="preserve"> installation and show the live Data in Frontend</w:t>
+        <w:t>Step 8</w:t>
+      </w:r>
+      <w:r>
+        <w:rPr>
+          <w:sz w:val="28"/>
+          <w:szCs w:val="28"/>
+          <w:lang w:val="en-US"/>
+        </w:rPr>
+        <w:t xml:space="preserve"> : Websocket installation and show the live Data in Frontend</w:t>
       </w:r>
     </w:p>
     <w:p>
@@ -3526,25 +1767,7 @@
           <w:szCs w:val="28"/>
           <w:lang w:val="en-US"/>
         </w:rPr>
-        <w:t xml:space="preserve">Install the </w:t>
-      </w:r>
-      <w:proofErr w:type="spellStart"/>
-      <w:r>
-        <w:rPr>
-          <w:sz w:val="28"/>
-          <w:szCs w:val="28"/>
-          <w:lang w:val="en-US"/>
-        </w:rPr>
-        <w:t>websocket</w:t>
-      </w:r>
-      <w:proofErr w:type="spellEnd"/>
-      <w:r>
-        <w:rPr>
-          <w:sz w:val="28"/>
-          <w:szCs w:val="28"/>
-          <w:lang w:val="en-US"/>
-        </w:rPr>
-        <w:t xml:space="preserve"> in the project with </w:t>
+        <w:t xml:space="preserve">Install the websocket in the project with </w:t>
       </w:r>
       <w:r>
         <w:rPr>
@@ -3554,51 +1777,7 @@
           <w:highlight w:val="red"/>
           <w:lang w:val="en-US"/>
         </w:rPr>
-        <w:t>“</w:t>
-      </w:r>
-      <w:proofErr w:type="spellStart"/>
-      <w:r>
-        <w:rPr>
-          <w:color w:val="000000" w:themeColor="text1"/>
-          <w:sz w:val="28"/>
-          <w:szCs w:val="28"/>
-          <w:highlight w:val="red"/>
-          <w:lang w:val="en-US"/>
-        </w:rPr>
-        <w:t>npm</w:t>
-      </w:r>
-      <w:proofErr w:type="spellEnd"/>
-      <w:r>
-        <w:rPr>
-          <w:color w:val="000000" w:themeColor="text1"/>
-          <w:sz w:val="28"/>
-          <w:szCs w:val="28"/>
-          <w:highlight w:val="red"/>
-          <w:lang w:val="en-US"/>
-        </w:rPr>
-        <w:t xml:space="preserve"> </w:t>
-      </w:r>
-      <w:proofErr w:type="spellStart"/>
-      <w:r>
-        <w:rPr>
-          <w:color w:val="000000" w:themeColor="text1"/>
-          <w:sz w:val="28"/>
-          <w:szCs w:val="28"/>
-          <w:highlight w:val="red"/>
-          <w:lang w:val="en-US"/>
-        </w:rPr>
-        <w:t>i</w:t>
-      </w:r>
-      <w:proofErr w:type="spellEnd"/>
-      <w:r>
-        <w:rPr>
-          <w:color w:val="000000" w:themeColor="text1"/>
-          <w:sz w:val="28"/>
-          <w:szCs w:val="28"/>
-          <w:highlight w:val="red"/>
-          <w:lang w:val="en-US"/>
-        </w:rPr>
-        <w:t xml:space="preserve"> socket.io”</w:t>
+        <w:t>“npm i socket.io”</w:t>
       </w:r>
     </w:p>
     <w:p>
@@ -3621,27 +1800,7 @@
           <w:szCs w:val="28"/>
           <w:lang w:val="en-US"/>
         </w:rPr>
-        <w:t xml:space="preserve">Add into the </w:t>
-      </w:r>
-      <w:proofErr w:type="gramStart"/>
-      <w:r>
-        <w:rPr>
-          <w:color w:val="000000" w:themeColor="text1"/>
-          <w:sz w:val="28"/>
-          <w:szCs w:val="28"/>
-          <w:lang w:val="en-US"/>
-        </w:rPr>
-        <w:t>Server.js ,</w:t>
-      </w:r>
-      <w:proofErr w:type="gramEnd"/>
-      <w:r>
-        <w:rPr>
-          <w:color w:val="000000" w:themeColor="text1"/>
-          <w:sz w:val="28"/>
-          <w:szCs w:val="28"/>
-          <w:lang w:val="en-US"/>
-        </w:rPr>
-        <w:t xml:space="preserve"> and exchange with the local server </w:t>
+        <w:t xml:space="preserve">Add into the Server.js , and exchange with the local server </w:t>
       </w:r>
     </w:p>
     <w:p>
@@ -3664,27 +1823,7 @@
           <w:szCs w:val="28"/>
           <w:lang w:val="en-US"/>
         </w:rPr>
-        <w:t xml:space="preserve">Make a setup of </w:t>
-      </w:r>
-      <w:proofErr w:type="spellStart"/>
-      <w:r>
-        <w:rPr>
-          <w:color w:val="000000" w:themeColor="text1"/>
-          <w:sz w:val="28"/>
-          <w:szCs w:val="28"/>
-          <w:lang w:val="en-US"/>
-        </w:rPr>
-        <w:t>Websocket</w:t>
-      </w:r>
-      <w:proofErr w:type="spellEnd"/>
-      <w:r>
-        <w:rPr>
-          <w:color w:val="000000" w:themeColor="text1"/>
-          <w:sz w:val="28"/>
-          <w:szCs w:val="28"/>
-          <w:lang w:val="en-US"/>
-        </w:rPr>
-        <w:t xml:space="preserve"> io in the server.js and in the prescription too</w:t>
+        <w:t>Make a setup of Websocket io in the server.js and in the prescription too</w:t>
       </w:r>
     </w:p>
     <w:p>
@@ -3720,6 +1859,7 @@
       </w:pPr>
       <w:r>
         <w:rPr>
+          <w:noProof/>
           <w:sz w:val="28"/>
           <w:szCs w:val="28"/>
           <w:lang w:val="en-US"/>
@@ -3775,25 +1915,7 @@
           <w:szCs w:val="28"/>
           <w:lang w:val="en-US"/>
         </w:rPr>
-        <w:t xml:space="preserve">Make a frontend with React.js and attach the </w:t>
-      </w:r>
-      <w:proofErr w:type="spellStart"/>
-      <w:r>
-        <w:rPr>
-          <w:sz w:val="28"/>
-          <w:szCs w:val="28"/>
-          <w:lang w:val="en-US"/>
-        </w:rPr>
-        <w:t>websocket</w:t>
-      </w:r>
-      <w:proofErr w:type="spellEnd"/>
-      <w:r>
-        <w:rPr>
-          <w:sz w:val="28"/>
-          <w:szCs w:val="28"/>
-          <w:lang w:val="en-US"/>
-        </w:rPr>
-        <w:t xml:space="preserve"> with the frontend part and display the prescription lively in i</w:t>
+        <w:t>Make a frontend with React.js and attach the websocket with the frontend part and display the prescription lively in i</w:t>
       </w:r>
       <w:r>
         <w:rPr>
@@ -3822,6 +1944,7 @@
       </w:r>
       <w:r>
         <w:rPr>
+          <w:noProof/>
           <w:sz w:val="28"/>
           <w:szCs w:val="28"/>
           <w:lang w:val="en-US"/>
@@ -3880,7 +2003,6 @@
           <w:lang w:val="en-US"/>
         </w:rPr>
       </w:pPr>
-      <w:proofErr w:type="gramStart"/>
       <w:r>
         <w:rPr>
           <w:sz w:val="28"/>
@@ -3888,9 +2010,157 @@
           <w:highlight w:val="red"/>
           <w:lang w:val="en-US"/>
         </w:rPr>
-        <w:t>Note :</w:t>
-      </w:r>
-      <w:proofErr w:type="gramEnd"/>
+        <w:t>Note :- Websocket blocks the port no. 6000 , it does not runs on this port</w:t>
+      </w:r>
+      <w:r>
+        <w:rPr>
+          <w:sz w:val="28"/>
+          <w:szCs w:val="28"/>
+          <w:lang w:val="en-US"/>
+        </w:rPr>
+        <w:t xml:space="preserve"> </w:t>
+      </w:r>
+    </w:p>
+    <w:p>
+      <w:pPr>
+        <w:rPr>
+          <w:sz w:val="28"/>
+          <w:szCs w:val="28"/>
+          <w:lang w:val="en-US"/>
+        </w:rPr>
+      </w:pPr>
+    </w:p>
+    <w:p>
+      <w:pPr>
+        <w:rPr>
+          <w:sz w:val="28"/>
+          <w:szCs w:val="28"/>
+          <w:lang w:val="en-US"/>
+        </w:rPr>
+      </w:pPr>
+      <w:r>
+        <w:rPr>
+          <w:sz w:val="28"/>
+          <w:szCs w:val="28"/>
+          <w:highlight w:val="green"/>
+          <w:lang w:val="en-US"/>
+        </w:rPr>
+        <w:t>Step 9 :</w:t>
+      </w:r>
+      <w:r>
+        <w:rPr>
+          <w:sz w:val="28"/>
+          <w:szCs w:val="28"/>
+          <w:lang w:val="en-US"/>
+        </w:rPr>
+        <w:t xml:space="preserve"> Approval and Rejection </w:t>
+      </w:r>
+    </w:p>
+    <w:p>
+      <w:pPr>
+        <w:rPr>
+          <w:sz w:val="28"/>
+          <w:szCs w:val="28"/>
+          <w:lang w:val="en-US"/>
+        </w:rPr>
+      </w:pPr>
+      <w:r>
+        <w:rPr>
+          <w:sz w:val="28"/>
+          <w:szCs w:val="28"/>
+          <w:highlight w:val="magenta"/>
+          <w:lang w:val="en-US"/>
+        </w:rPr>
+        <w:t>Case: 1</w:t>
+      </w:r>
+    </w:p>
+    <w:p>
+      <w:pPr>
+        <w:pStyle w:val="ListParagraph"/>
+        <w:numPr>
+          <w:ilvl w:val="0"/>
+          <w:numId w:val="9"/>
+        </w:numPr>
+        <w:rPr>
+          <w:sz w:val="28"/>
+          <w:szCs w:val="28"/>
+          <w:lang w:val="en-US"/>
+        </w:rPr>
+      </w:pPr>
+      <w:r>
+        <w:rPr>
+          <w:sz w:val="28"/>
+          <w:szCs w:val="28"/>
+          <w:lang w:val="en-US"/>
+        </w:rPr>
+        <w:t xml:space="preserve">Now Create a new GET API url , with get-prescription/:id  </w:t>
+      </w:r>
+    </w:p>
+    <w:p>
+      <w:pPr>
+        <w:pStyle w:val="ListParagraph"/>
+        <w:numPr>
+          <w:ilvl w:val="0"/>
+          <w:numId w:val="9"/>
+        </w:numPr>
+        <w:rPr>
+          <w:sz w:val="28"/>
+          <w:szCs w:val="28"/>
+          <w:lang w:val="en-US"/>
+        </w:rPr>
+      </w:pPr>
+      <w:r>
+        <w:rPr>
+          <w:sz w:val="28"/>
+          <w:szCs w:val="28"/>
+          <w:lang w:val="en-US"/>
+        </w:rPr>
+        <w:t xml:space="preserve">In Id (tlm, slm , flm ) who ever this boss is , can only access this API </w:t>
+      </w:r>
+    </w:p>
+    <w:p>
+      <w:pPr>
+        <w:pStyle w:val="ListParagraph"/>
+        <w:numPr>
+          <w:ilvl w:val="0"/>
+          <w:numId w:val="9"/>
+        </w:numPr>
+        <w:rPr>
+          <w:sz w:val="28"/>
+          <w:szCs w:val="28"/>
+          <w:lang w:val="en-US"/>
+        </w:rPr>
+      </w:pPr>
+      <w:r>
+        <w:rPr>
+          <w:sz w:val="28"/>
+          <w:szCs w:val="28"/>
+          <w:lang w:val="en-US"/>
+        </w:rPr>
+        <w:t xml:space="preserve">Now Accessing their bosses Id , they should see their linked MRs prescription Data Easily </w:t>
+      </w:r>
+    </w:p>
+    <w:p>
+      <w:pPr>
+        <w:pStyle w:val="ListParagraph"/>
+        <w:numPr>
+          <w:ilvl w:val="0"/>
+          <w:numId w:val="9"/>
+        </w:numPr>
+        <w:rPr>
+          <w:sz w:val="28"/>
+          <w:szCs w:val="28"/>
+          <w:lang w:val="en-US"/>
+        </w:rPr>
+      </w:pPr>
+      <w:r>
+        <w:rPr>
+          <w:sz w:val="28"/>
+          <w:szCs w:val="28"/>
+          <w:lang w:val="en-US"/>
+        </w:rPr>
+        <w:t xml:space="preserve">Add a new field in Prescription with </w:t>
+      </w:r>
       <w:r>
         <w:rPr>
           <w:sz w:val="28"/>
@@ -3898,67 +2168,7 @@
           <w:highlight w:val="red"/>
           <w:lang w:val="en-US"/>
         </w:rPr>
-        <w:t xml:space="preserve">- </w:t>
-      </w:r>
-      <w:proofErr w:type="spellStart"/>
-      <w:r>
-        <w:rPr>
-          <w:sz w:val="28"/>
-          <w:szCs w:val="28"/>
-          <w:highlight w:val="red"/>
-          <w:lang w:val="en-US"/>
-        </w:rPr>
-        <w:t>Websocket</w:t>
-      </w:r>
-      <w:proofErr w:type="spellEnd"/>
-      <w:r>
-        <w:rPr>
-          <w:sz w:val="28"/>
-          <w:szCs w:val="28"/>
-          <w:highlight w:val="red"/>
-          <w:lang w:val="en-US"/>
-        </w:rPr>
-        <w:t xml:space="preserve"> blocks the port no. </w:t>
-      </w:r>
-      <w:proofErr w:type="gramStart"/>
-      <w:r>
-        <w:rPr>
-          <w:sz w:val="28"/>
-          <w:szCs w:val="28"/>
-          <w:highlight w:val="red"/>
-          <w:lang w:val="en-US"/>
-        </w:rPr>
-        <w:t>6000 ,</w:t>
-      </w:r>
-      <w:proofErr w:type="gramEnd"/>
-      <w:r>
-        <w:rPr>
-          <w:sz w:val="28"/>
-          <w:szCs w:val="28"/>
-          <w:highlight w:val="red"/>
-          <w:lang w:val="en-US"/>
-        </w:rPr>
-        <w:t xml:space="preserve"> it does not </w:t>
-      </w:r>
-      <w:proofErr w:type="gramStart"/>
-      <w:r>
-        <w:rPr>
-          <w:sz w:val="28"/>
-          <w:szCs w:val="28"/>
-          <w:highlight w:val="red"/>
-          <w:lang w:val="en-US"/>
-        </w:rPr>
-        <w:t>runs</w:t>
-      </w:r>
-      <w:proofErr w:type="gramEnd"/>
-      <w:r>
-        <w:rPr>
-          <w:sz w:val="28"/>
-          <w:szCs w:val="28"/>
-          <w:highlight w:val="red"/>
-          <w:lang w:val="en-US"/>
-        </w:rPr>
-        <w:t xml:space="preserve"> on this port</w:t>
+        <w:t>Status : Pending</w:t>
       </w:r>
       <w:r>
         <w:rPr>
@@ -3968,6 +2178,412 @@
         </w:rPr>
         <w:t xml:space="preserve"> </w:t>
       </w:r>
+    </w:p>
+    <w:p>
+      <w:pPr>
+        <w:ind w:left="360"/>
+        <w:rPr>
+          <w:sz w:val="28"/>
+          <w:szCs w:val="28"/>
+          <w:lang w:val="en-US"/>
+        </w:rPr>
+      </w:pPr>
+      <w:r>
+        <w:rPr>
+          <w:lang w:val="en-US"/>
+        </w:rPr>
+        <w:drawing>
+          <wp:inline distT="0" distB="0" distL="0" distR="0" wp14:anchorId="71FC5A37" wp14:editId="5693D2DF">
+            <wp:extent cx="5731510" cy="3044825"/>
+            <wp:effectExtent l="0" t="0" r="2540" b="3175"/>
+            <wp:docPr id="348879052" name="Picture 1"/>
+            <wp:cNvGraphicFramePr>
+              <a:graphicFrameLocks xmlns:a="http://schemas.openxmlformats.org/drawingml/2006/main" noChangeAspect="1"/>
+            </wp:cNvGraphicFramePr>
+            <a:graphic xmlns:a="http://schemas.openxmlformats.org/drawingml/2006/main">
+              <a:graphicData uri="http://schemas.openxmlformats.org/drawingml/2006/picture">
+                <pic:pic xmlns:pic="http://schemas.openxmlformats.org/drawingml/2006/picture">
+                  <pic:nvPicPr>
+                    <pic:cNvPr id="348879052" name=""/>
+                    <pic:cNvPicPr/>
+                  </pic:nvPicPr>
+                  <pic:blipFill>
+                    <a:blip r:embed="rId15"/>
+                    <a:stretch>
+                      <a:fillRect/>
+                    </a:stretch>
+                  </pic:blipFill>
+                  <pic:spPr>
+                    <a:xfrm>
+                      <a:off x="0" y="0"/>
+                      <a:ext cx="5731510" cy="3044825"/>
+                    </a:xfrm>
+                    <a:prstGeom prst="rect">
+                      <a:avLst/>
+                    </a:prstGeom>
+                  </pic:spPr>
+                </pic:pic>
+              </a:graphicData>
+            </a:graphic>
+          </wp:inline>
+        </w:drawing>
+      </w:r>
+    </w:p>
+    <w:p>
+      <w:pPr>
+        <w:pStyle w:val="ListParagraph"/>
+        <w:numPr>
+          <w:ilvl w:val="0"/>
+          <w:numId w:val="9"/>
+        </w:numPr>
+        <w:rPr>
+          <w:sz w:val="28"/>
+          <w:szCs w:val="28"/>
+          <w:lang w:val="en-US"/>
+        </w:rPr>
+      </w:pPr>
+      <w:r>
+        <w:rPr>
+          <w:sz w:val="28"/>
+          <w:szCs w:val="28"/>
+          <w:lang w:val="en-US"/>
+        </w:rPr>
+        <w:t>After making this , send the response and get the linked MR which have their personal prescription data in it</w:t>
+      </w:r>
+    </w:p>
+    <w:p>
+      <w:pPr>
+        <w:pStyle w:val="ListParagraph"/>
+        <w:rPr>
+          <w:sz w:val="28"/>
+          <w:szCs w:val="28"/>
+          <w:lang w:val="en-US"/>
+        </w:rPr>
+      </w:pPr>
+    </w:p>
+    <w:p>
+      <w:pPr>
+        <w:ind w:left="360"/>
+        <w:rPr>
+          <w:sz w:val="28"/>
+          <w:szCs w:val="28"/>
+          <w:lang w:val="en-US"/>
+        </w:rPr>
+      </w:pPr>
+      <w:r>
+        <w:rPr>
+          <w:sz w:val="28"/>
+          <w:szCs w:val="28"/>
+          <w:highlight w:val="magenta"/>
+          <w:lang w:val="en-US"/>
+        </w:rPr>
+        <w:t>Case 2:</w:t>
+      </w:r>
+    </w:p>
+    <w:p>
+      <w:pPr>
+        <w:pStyle w:val="ListParagraph"/>
+        <w:numPr>
+          <w:ilvl w:val="0"/>
+          <w:numId w:val="10"/>
+        </w:numPr>
+        <w:rPr>
+          <w:sz w:val="28"/>
+          <w:szCs w:val="28"/>
+          <w:lang w:val="en-US"/>
+        </w:rPr>
+      </w:pPr>
+      <w:r>
+        <w:rPr>
+          <w:sz w:val="28"/>
+          <w:szCs w:val="28"/>
+          <w:lang w:val="en-US"/>
+        </w:rPr>
+        <w:t xml:space="preserve">Now after that , you will get the prescription objectId from the get-prescription api </w:t>
+      </w:r>
+    </w:p>
+    <w:p>
+      <w:pPr>
+        <w:pStyle w:val="ListParagraph"/>
+        <w:numPr>
+          <w:ilvl w:val="0"/>
+          <w:numId w:val="10"/>
+        </w:numPr>
+        <w:rPr>
+          <w:sz w:val="28"/>
+          <w:szCs w:val="28"/>
+          <w:lang w:val="en-US"/>
+        </w:rPr>
+      </w:pPr>
+      <w:r>
+        <w:rPr>
+          <w:sz w:val="28"/>
+          <w:szCs w:val="28"/>
+          <w:lang w:val="en-US"/>
+        </w:rPr>
+        <w:t xml:space="preserve">Pick the prescription id from the case 1 and make a new api with post method </w:t>
+      </w:r>
+    </w:p>
+    <w:p>
+      <w:pPr>
+        <w:rPr>
+          <w:sz w:val="28"/>
+          <w:szCs w:val="28"/>
+          <w:lang w:val="en-US"/>
+        </w:rPr>
+      </w:pPr>
+      <w:r>
+        <w:rPr>
+          <w:sz w:val="28"/>
+          <w:szCs w:val="28"/>
+          <w:lang w:val="en-US"/>
+        </w:rPr>
+        <w:lastRenderedPageBreak/>
+        <w:drawing>
+          <wp:inline distT="0" distB="0" distL="0" distR="0" wp14:anchorId="7DBF5E12" wp14:editId="0E924F8C">
+            <wp:extent cx="5731510" cy="3044825"/>
+            <wp:effectExtent l="0" t="0" r="2540" b="3175"/>
+            <wp:docPr id="1066217883" name="Picture 1"/>
+            <wp:cNvGraphicFramePr>
+              <a:graphicFrameLocks xmlns:a="http://schemas.openxmlformats.org/drawingml/2006/main" noChangeAspect="1"/>
+            </wp:cNvGraphicFramePr>
+            <a:graphic xmlns:a="http://schemas.openxmlformats.org/drawingml/2006/main">
+              <a:graphicData uri="http://schemas.openxmlformats.org/drawingml/2006/picture">
+                <pic:pic xmlns:pic="http://schemas.openxmlformats.org/drawingml/2006/picture">
+                  <pic:nvPicPr>
+                    <pic:cNvPr id="1066217883" name=""/>
+                    <pic:cNvPicPr/>
+                  </pic:nvPicPr>
+                  <pic:blipFill>
+                    <a:blip r:embed="rId16"/>
+                    <a:stretch>
+                      <a:fillRect/>
+                    </a:stretch>
+                  </pic:blipFill>
+                  <pic:spPr>
+                    <a:xfrm>
+                      <a:off x="0" y="0"/>
+                      <a:ext cx="5731510" cy="3044825"/>
+                    </a:xfrm>
+                    <a:prstGeom prst="rect">
+                      <a:avLst/>
+                    </a:prstGeom>
+                  </pic:spPr>
+                </pic:pic>
+              </a:graphicData>
+            </a:graphic>
+          </wp:inline>
+        </w:drawing>
+      </w:r>
+    </w:p>
+    <w:p>
+      <w:pPr>
+        <w:rPr>
+          <w:sz w:val="28"/>
+          <w:szCs w:val="28"/>
+          <w:lang w:val="en-US"/>
+        </w:rPr>
+      </w:pPr>
+    </w:p>
+    <w:p>
+      <w:pPr>
+        <w:pStyle w:val="ListParagraph"/>
+        <w:numPr>
+          <w:ilvl w:val="0"/>
+          <w:numId w:val="11"/>
+        </w:numPr>
+        <w:rPr>
+          <w:sz w:val="28"/>
+          <w:szCs w:val="28"/>
+          <w:lang w:val="en-US"/>
+        </w:rPr>
+      </w:pPr>
+      <w:r>
+        <w:rPr>
+          <w:sz w:val="28"/>
+          <w:szCs w:val="28"/>
+          <w:lang w:val="en-US"/>
+        </w:rPr>
+        <w:t>This should also visible to the boss only , who can approved or reject the MRs prescription in it</w:t>
+      </w:r>
+    </w:p>
+    <w:p>
+      <w:pPr>
+        <w:pStyle w:val="ListParagraph"/>
+        <w:numPr>
+          <w:ilvl w:val="0"/>
+          <w:numId w:val="11"/>
+        </w:numPr>
+        <w:rPr>
+          <w:sz w:val="28"/>
+          <w:szCs w:val="28"/>
+          <w:lang w:val="en-US"/>
+        </w:rPr>
+      </w:pPr>
+      <w:r>
+        <w:rPr>
+          <w:sz w:val="28"/>
+          <w:szCs w:val="28"/>
+          <w:lang w:val="en-US"/>
+        </w:rPr>
+        <w:t xml:space="preserve">In this url , you should take the prescription ID in its url </w:t>
+      </w:r>
+    </w:p>
+    <w:p>
+      <w:pPr>
+        <w:pStyle w:val="ListParagraph"/>
+        <w:numPr>
+          <w:ilvl w:val="0"/>
+          <w:numId w:val="11"/>
+        </w:numPr>
+        <w:rPr>
+          <w:sz w:val="28"/>
+          <w:szCs w:val="28"/>
+          <w:lang w:val="en-US"/>
+        </w:rPr>
+      </w:pPr>
+      <w:r>
+        <w:rPr>
+          <w:sz w:val="28"/>
+          <w:szCs w:val="28"/>
+          <w:lang w:val="en-US"/>
+        </w:rPr>
+        <w:t xml:space="preserve">And mention in the body as approved or reject in it </w:t>
+      </w:r>
+    </w:p>
+    <w:p>
+      <w:pPr>
+        <w:pStyle w:val="ListParagraph"/>
+        <w:rPr>
+          <w:sz w:val="28"/>
+          <w:szCs w:val="28"/>
+          <w:lang w:val="en-US"/>
+        </w:rPr>
+      </w:pPr>
+    </w:p>
+    <w:p>
+      <w:pPr>
+        <w:ind w:left="360"/>
+        <w:rPr>
+          <w:sz w:val="28"/>
+          <w:szCs w:val="28"/>
+          <w:lang w:val="en-US"/>
+        </w:rPr>
+      </w:pPr>
+      <w:r>
+        <w:rPr>
+          <w:sz w:val="28"/>
+          <w:szCs w:val="28"/>
+          <w:highlight w:val="magenta"/>
+          <w:lang w:val="en-US"/>
+        </w:rPr>
+        <w:t>Case 3:</w:t>
+      </w:r>
+      <w:r>
+        <w:rPr>
+          <w:sz w:val="28"/>
+          <w:szCs w:val="28"/>
+          <w:lang w:val="en-US"/>
+        </w:rPr>
+        <w:t xml:space="preserve"> </w:t>
+      </w:r>
+    </w:p>
+    <w:p>
+      <w:pPr>
+        <w:pStyle w:val="ListParagraph"/>
+        <w:numPr>
+          <w:ilvl w:val="0"/>
+          <w:numId w:val="12"/>
+        </w:numPr>
+        <w:rPr>
+          <w:sz w:val="28"/>
+          <w:szCs w:val="28"/>
+          <w:lang w:val="en-US"/>
+        </w:rPr>
+      </w:pPr>
+      <w:r>
+        <w:rPr>
+          <w:sz w:val="28"/>
+          <w:szCs w:val="28"/>
+          <w:lang w:val="en-US"/>
+        </w:rPr>
+        <w:t xml:space="preserve">Now the condition is , If it is Approved , then It should be remain as it is </w:t>
+      </w:r>
+    </w:p>
+    <w:p>
+      <w:pPr>
+        <w:pStyle w:val="ListParagraph"/>
+        <w:numPr>
+          <w:ilvl w:val="0"/>
+          <w:numId w:val="12"/>
+        </w:numPr>
+        <w:rPr>
+          <w:sz w:val="28"/>
+          <w:szCs w:val="28"/>
+          <w:lang w:val="en-US"/>
+        </w:rPr>
+      </w:pPr>
+      <w:r>
+        <w:rPr>
+          <w:sz w:val="28"/>
+          <w:szCs w:val="28"/>
+          <w:lang w:val="en-US"/>
+        </w:rPr>
+        <w:t>But if it is rejected , then it should deduct the score as per the Brand in their MR as well in the matches Totalscores too</w:t>
+      </w:r>
+    </w:p>
+    <w:p>
+      <w:pPr>
+        <w:pStyle w:val="ListParagraph"/>
+        <w:numPr>
+          <w:ilvl w:val="0"/>
+          <w:numId w:val="12"/>
+        </w:numPr>
+        <w:rPr>
+          <w:sz w:val="28"/>
+          <w:szCs w:val="28"/>
+          <w:lang w:val="en-US"/>
+        </w:rPr>
+      </w:pPr>
+      <w:r>
+        <w:rPr>
+          <w:sz w:val="28"/>
+          <w:szCs w:val="28"/>
+          <w:lang w:val="en-US"/>
+        </w:rPr>
+        <w:t>For eg. If the MR has brand A with 6 points , and if it is rejected , then it should deduct the 6 points from that specific MR</w:t>
+      </w:r>
+    </w:p>
+    <w:p>
+      <w:pPr>
+        <w:pStyle w:val="ListParagraph"/>
+        <w:numPr>
+          <w:ilvl w:val="0"/>
+          <w:numId w:val="12"/>
+        </w:numPr>
+        <w:rPr>
+          <w:sz w:val="28"/>
+          <w:szCs w:val="28"/>
+          <w:lang w:val="en-US"/>
+        </w:rPr>
+      </w:pPr>
+      <w:r>
+        <w:rPr>
+          <w:sz w:val="28"/>
+          <w:szCs w:val="28"/>
+          <w:lang w:val="en-US"/>
+        </w:rPr>
+        <w:t>And also it should be deduct from the Match score too</w:t>
+      </w:r>
+    </w:p>
+    <w:p>
+      <w:pPr>
+        <w:rPr>
+          <w:sz w:val="28"/>
+          <w:szCs w:val="28"/>
+          <w:lang w:val="en-US"/>
+        </w:rPr>
+      </w:pPr>
     </w:p>
     <w:sectPr>
       <w:pgSz w:w="11906" w:h="16838"/>
@@ -4208,6 +2824,232 @@
     </w:lvl>
   </w:abstractNum>
   <w:abstractNum w:abstractNumId="2" w15:restartNumberingAfterBreak="0">
+    <w:nsid w:val="26177F9C"/>
+    <w:multiLevelType w:val="hybridMultilevel"/>
+    <w:tmpl w:val="CF3E04D4"/>
+    <w:lvl w:ilvl="0" w:tplc="40090001">
+      <w:start w:val="1"/>
+      <w:numFmt w:val="bullet"/>
+      <w:lvlText w:val=""/>
+      <w:lvlJc w:val="left"/>
+      <w:pPr>
+        <w:ind w:left="1080" w:hanging="360"/>
+      </w:pPr>
+      <w:rPr>
+        <w:rFonts w:ascii="Symbol" w:hAnsi="Symbol" w:hint="default"/>
+      </w:rPr>
+    </w:lvl>
+    <w:lvl w:ilvl="1" w:tplc="40090003" w:tentative="1">
+      <w:start w:val="1"/>
+      <w:numFmt w:val="bullet"/>
+      <w:lvlText w:val="o"/>
+      <w:lvlJc w:val="left"/>
+      <w:pPr>
+        <w:ind w:left="1800" w:hanging="360"/>
+      </w:pPr>
+      <w:rPr>
+        <w:rFonts w:ascii="Courier New" w:hAnsi="Courier New" w:cs="Courier New" w:hint="default"/>
+      </w:rPr>
+    </w:lvl>
+    <w:lvl w:ilvl="2" w:tplc="40090005" w:tentative="1">
+      <w:start w:val="1"/>
+      <w:numFmt w:val="bullet"/>
+      <w:lvlText w:val=""/>
+      <w:lvlJc w:val="left"/>
+      <w:pPr>
+        <w:ind w:left="2520" w:hanging="360"/>
+      </w:pPr>
+      <w:rPr>
+        <w:rFonts w:ascii="Wingdings" w:hAnsi="Wingdings" w:hint="default"/>
+      </w:rPr>
+    </w:lvl>
+    <w:lvl w:ilvl="3" w:tplc="40090001" w:tentative="1">
+      <w:start w:val="1"/>
+      <w:numFmt w:val="bullet"/>
+      <w:lvlText w:val=""/>
+      <w:lvlJc w:val="left"/>
+      <w:pPr>
+        <w:ind w:left="3240" w:hanging="360"/>
+      </w:pPr>
+      <w:rPr>
+        <w:rFonts w:ascii="Symbol" w:hAnsi="Symbol" w:hint="default"/>
+      </w:rPr>
+    </w:lvl>
+    <w:lvl w:ilvl="4" w:tplc="40090003" w:tentative="1">
+      <w:start w:val="1"/>
+      <w:numFmt w:val="bullet"/>
+      <w:lvlText w:val="o"/>
+      <w:lvlJc w:val="left"/>
+      <w:pPr>
+        <w:ind w:left="3960" w:hanging="360"/>
+      </w:pPr>
+      <w:rPr>
+        <w:rFonts w:ascii="Courier New" w:hAnsi="Courier New" w:cs="Courier New" w:hint="default"/>
+      </w:rPr>
+    </w:lvl>
+    <w:lvl w:ilvl="5" w:tplc="40090005" w:tentative="1">
+      <w:start w:val="1"/>
+      <w:numFmt w:val="bullet"/>
+      <w:lvlText w:val=""/>
+      <w:lvlJc w:val="left"/>
+      <w:pPr>
+        <w:ind w:left="4680" w:hanging="360"/>
+      </w:pPr>
+      <w:rPr>
+        <w:rFonts w:ascii="Wingdings" w:hAnsi="Wingdings" w:hint="default"/>
+      </w:rPr>
+    </w:lvl>
+    <w:lvl w:ilvl="6" w:tplc="40090001" w:tentative="1">
+      <w:start w:val="1"/>
+      <w:numFmt w:val="bullet"/>
+      <w:lvlText w:val=""/>
+      <w:lvlJc w:val="left"/>
+      <w:pPr>
+        <w:ind w:left="5400" w:hanging="360"/>
+      </w:pPr>
+      <w:rPr>
+        <w:rFonts w:ascii="Symbol" w:hAnsi="Symbol" w:hint="default"/>
+      </w:rPr>
+    </w:lvl>
+    <w:lvl w:ilvl="7" w:tplc="40090003" w:tentative="1">
+      <w:start w:val="1"/>
+      <w:numFmt w:val="bullet"/>
+      <w:lvlText w:val="o"/>
+      <w:lvlJc w:val="left"/>
+      <w:pPr>
+        <w:ind w:left="6120" w:hanging="360"/>
+      </w:pPr>
+      <w:rPr>
+        <w:rFonts w:ascii="Courier New" w:hAnsi="Courier New" w:cs="Courier New" w:hint="default"/>
+      </w:rPr>
+    </w:lvl>
+    <w:lvl w:ilvl="8" w:tplc="40090005" w:tentative="1">
+      <w:start w:val="1"/>
+      <w:numFmt w:val="bullet"/>
+      <w:lvlText w:val=""/>
+      <w:lvlJc w:val="left"/>
+      <w:pPr>
+        <w:ind w:left="6840" w:hanging="360"/>
+      </w:pPr>
+      <w:rPr>
+        <w:rFonts w:ascii="Wingdings" w:hAnsi="Wingdings" w:hint="default"/>
+      </w:rPr>
+    </w:lvl>
+  </w:abstractNum>
+  <w:abstractNum w:abstractNumId="3" w15:restartNumberingAfterBreak="0">
+    <w:nsid w:val="2D892F92"/>
+    <w:multiLevelType w:val="hybridMultilevel"/>
+    <w:tmpl w:val="3E0CBB16"/>
+    <w:lvl w:ilvl="0" w:tplc="40090005">
+      <w:start w:val="1"/>
+      <w:numFmt w:val="bullet"/>
+      <w:lvlText w:val=""/>
+      <w:lvlJc w:val="left"/>
+      <w:pPr>
+        <w:ind w:left="1080" w:hanging="360"/>
+      </w:pPr>
+      <w:rPr>
+        <w:rFonts w:ascii="Wingdings" w:hAnsi="Wingdings" w:hint="default"/>
+      </w:rPr>
+    </w:lvl>
+    <w:lvl w:ilvl="1" w:tplc="40090003" w:tentative="1">
+      <w:start w:val="1"/>
+      <w:numFmt w:val="bullet"/>
+      <w:lvlText w:val="o"/>
+      <w:lvlJc w:val="left"/>
+      <w:pPr>
+        <w:ind w:left="1800" w:hanging="360"/>
+      </w:pPr>
+      <w:rPr>
+        <w:rFonts w:ascii="Courier New" w:hAnsi="Courier New" w:cs="Courier New" w:hint="default"/>
+      </w:rPr>
+    </w:lvl>
+    <w:lvl w:ilvl="2" w:tplc="40090005" w:tentative="1">
+      <w:start w:val="1"/>
+      <w:numFmt w:val="bullet"/>
+      <w:lvlText w:val=""/>
+      <w:lvlJc w:val="left"/>
+      <w:pPr>
+        <w:ind w:left="2520" w:hanging="360"/>
+      </w:pPr>
+      <w:rPr>
+        <w:rFonts w:ascii="Wingdings" w:hAnsi="Wingdings" w:hint="default"/>
+      </w:rPr>
+    </w:lvl>
+    <w:lvl w:ilvl="3" w:tplc="40090001" w:tentative="1">
+      <w:start w:val="1"/>
+      <w:numFmt w:val="bullet"/>
+      <w:lvlText w:val=""/>
+      <w:lvlJc w:val="left"/>
+      <w:pPr>
+        <w:ind w:left="3240" w:hanging="360"/>
+      </w:pPr>
+      <w:rPr>
+        <w:rFonts w:ascii="Symbol" w:hAnsi="Symbol" w:hint="default"/>
+      </w:rPr>
+    </w:lvl>
+    <w:lvl w:ilvl="4" w:tplc="40090003" w:tentative="1">
+      <w:start w:val="1"/>
+      <w:numFmt w:val="bullet"/>
+      <w:lvlText w:val="o"/>
+      <w:lvlJc w:val="left"/>
+      <w:pPr>
+        <w:ind w:left="3960" w:hanging="360"/>
+      </w:pPr>
+      <w:rPr>
+        <w:rFonts w:ascii="Courier New" w:hAnsi="Courier New" w:cs="Courier New" w:hint="default"/>
+      </w:rPr>
+    </w:lvl>
+    <w:lvl w:ilvl="5" w:tplc="40090005" w:tentative="1">
+      <w:start w:val="1"/>
+      <w:numFmt w:val="bullet"/>
+      <w:lvlText w:val=""/>
+      <w:lvlJc w:val="left"/>
+      <w:pPr>
+        <w:ind w:left="4680" w:hanging="360"/>
+      </w:pPr>
+      <w:rPr>
+        <w:rFonts w:ascii="Wingdings" w:hAnsi="Wingdings" w:hint="default"/>
+      </w:rPr>
+    </w:lvl>
+    <w:lvl w:ilvl="6" w:tplc="40090001" w:tentative="1">
+      <w:start w:val="1"/>
+      <w:numFmt w:val="bullet"/>
+      <w:lvlText w:val=""/>
+      <w:lvlJc w:val="left"/>
+      <w:pPr>
+        <w:ind w:left="5400" w:hanging="360"/>
+      </w:pPr>
+      <w:rPr>
+        <w:rFonts w:ascii="Symbol" w:hAnsi="Symbol" w:hint="default"/>
+      </w:rPr>
+    </w:lvl>
+    <w:lvl w:ilvl="7" w:tplc="40090003" w:tentative="1">
+      <w:start w:val="1"/>
+      <w:numFmt w:val="bullet"/>
+      <w:lvlText w:val="o"/>
+      <w:lvlJc w:val="left"/>
+      <w:pPr>
+        <w:ind w:left="6120" w:hanging="360"/>
+      </w:pPr>
+      <w:rPr>
+        <w:rFonts w:ascii="Courier New" w:hAnsi="Courier New" w:cs="Courier New" w:hint="default"/>
+      </w:rPr>
+    </w:lvl>
+    <w:lvl w:ilvl="8" w:tplc="40090005" w:tentative="1">
+      <w:start w:val="1"/>
+      <w:numFmt w:val="bullet"/>
+      <w:lvlText w:val=""/>
+      <w:lvlJc w:val="left"/>
+      <w:pPr>
+        <w:ind w:left="6840" w:hanging="360"/>
+      </w:pPr>
+      <w:rPr>
+        <w:rFonts w:ascii="Wingdings" w:hAnsi="Wingdings" w:hint="default"/>
+      </w:rPr>
+    </w:lvl>
+  </w:abstractNum>
+  <w:abstractNum w:abstractNumId="4" w15:restartNumberingAfterBreak="0">
     <w:nsid w:val="3EE04DA2"/>
     <w:multiLevelType w:val="hybridMultilevel"/>
     <w:tmpl w:val="87986F14"/>
@@ -4320,7 +3162,7 @@
       </w:rPr>
     </w:lvl>
   </w:abstractNum>
-  <w:abstractNum w:abstractNumId="3" w15:restartNumberingAfterBreak="0">
+  <w:abstractNum w:abstractNumId="5" w15:restartNumberingAfterBreak="0">
     <w:nsid w:val="4A6672F8"/>
     <w:multiLevelType w:val="hybridMultilevel"/>
     <w:tmpl w:val="B8EE01F6"/>
@@ -4433,7 +3275,7 @@
       </w:rPr>
     </w:lvl>
   </w:abstractNum>
-  <w:abstractNum w:abstractNumId="4" w15:restartNumberingAfterBreak="0">
+  <w:abstractNum w:abstractNumId="6" w15:restartNumberingAfterBreak="0">
     <w:nsid w:val="4C3A0C67"/>
     <w:multiLevelType w:val="hybridMultilevel"/>
     <w:tmpl w:val="C9601134"/>
@@ -4546,7 +3388,7 @@
       </w:rPr>
     </w:lvl>
   </w:abstractNum>
-  <w:abstractNum w:abstractNumId="5" w15:restartNumberingAfterBreak="0">
+  <w:abstractNum w:abstractNumId="7" w15:restartNumberingAfterBreak="0">
     <w:nsid w:val="5C2D78C7"/>
     <w:multiLevelType w:val="hybridMultilevel"/>
     <w:tmpl w:val="81EA4D7C"/>
@@ -4659,7 +3501,120 @@
       </w:rPr>
     </w:lvl>
   </w:abstractNum>
-  <w:abstractNum w:abstractNumId="6" w15:restartNumberingAfterBreak="0">
+  <w:abstractNum w:abstractNumId="8" w15:restartNumberingAfterBreak="0">
+    <w:nsid w:val="5D9E3C8E"/>
+    <w:multiLevelType w:val="hybridMultilevel"/>
+    <w:tmpl w:val="4E847F8E"/>
+    <w:lvl w:ilvl="0" w:tplc="40090001">
+      <w:start w:val="1"/>
+      <w:numFmt w:val="bullet"/>
+      <w:lvlText w:val=""/>
+      <w:lvlJc w:val="left"/>
+      <w:pPr>
+        <w:ind w:left="720" w:hanging="360"/>
+      </w:pPr>
+      <w:rPr>
+        <w:rFonts w:ascii="Symbol" w:hAnsi="Symbol" w:hint="default"/>
+      </w:rPr>
+    </w:lvl>
+    <w:lvl w:ilvl="1" w:tplc="40090003" w:tentative="1">
+      <w:start w:val="1"/>
+      <w:numFmt w:val="bullet"/>
+      <w:lvlText w:val="o"/>
+      <w:lvlJc w:val="left"/>
+      <w:pPr>
+        <w:ind w:left="1440" w:hanging="360"/>
+      </w:pPr>
+      <w:rPr>
+        <w:rFonts w:ascii="Courier New" w:hAnsi="Courier New" w:cs="Courier New" w:hint="default"/>
+      </w:rPr>
+    </w:lvl>
+    <w:lvl w:ilvl="2" w:tplc="40090005" w:tentative="1">
+      <w:start w:val="1"/>
+      <w:numFmt w:val="bullet"/>
+      <w:lvlText w:val=""/>
+      <w:lvlJc w:val="left"/>
+      <w:pPr>
+        <w:ind w:left="2160" w:hanging="360"/>
+      </w:pPr>
+      <w:rPr>
+        <w:rFonts w:ascii="Wingdings" w:hAnsi="Wingdings" w:hint="default"/>
+      </w:rPr>
+    </w:lvl>
+    <w:lvl w:ilvl="3" w:tplc="40090001" w:tentative="1">
+      <w:start w:val="1"/>
+      <w:numFmt w:val="bullet"/>
+      <w:lvlText w:val=""/>
+      <w:lvlJc w:val="left"/>
+      <w:pPr>
+        <w:ind w:left="2880" w:hanging="360"/>
+      </w:pPr>
+      <w:rPr>
+        <w:rFonts w:ascii="Symbol" w:hAnsi="Symbol" w:hint="default"/>
+      </w:rPr>
+    </w:lvl>
+    <w:lvl w:ilvl="4" w:tplc="40090003" w:tentative="1">
+      <w:start w:val="1"/>
+      <w:numFmt w:val="bullet"/>
+      <w:lvlText w:val="o"/>
+      <w:lvlJc w:val="left"/>
+      <w:pPr>
+        <w:ind w:left="3600" w:hanging="360"/>
+      </w:pPr>
+      <w:rPr>
+        <w:rFonts w:ascii="Courier New" w:hAnsi="Courier New" w:cs="Courier New" w:hint="default"/>
+      </w:rPr>
+    </w:lvl>
+    <w:lvl w:ilvl="5" w:tplc="40090005" w:tentative="1">
+      <w:start w:val="1"/>
+      <w:numFmt w:val="bullet"/>
+      <w:lvlText w:val=""/>
+      <w:lvlJc w:val="left"/>
+      <w:pPr>
+        <w:ind w:left="4320" w:hanging="360"/>
+      </w:pPr>
+      <w:rPr>
+        <w:rFonts w:ascii="Wingdings" w:hAnsi="Wingdings" w:hint="default"/>
+      </w:rPr>
+    </w:lvl>
+    <w:lvl w:ilvl="6" w:tplc="40090001" w:tentative="1">
+      <w:start w:val="1"/>
+      <w:numFmt w:val="bullet"/>
+      <w:lvlText w:val=""/>
+      <w:lvlJc w:val="left"/>
+      <w:pPr>
+        <w:ind w:left="5040" w:hanging="360"/>
+      </w:pPr>
+      <w:rPr>
+        <w:rFonts w:ascii="Symbol" w:hAnsi="Symbol" w:hint="default"/>
+      </w:rPr>
+    </w:lvl>
+    <w:lvl w:ilvl="7" w:tplc="40090003" w:tentative="1">
+      <w:start w:val="1"/>
+      <w:numFmt w:val="bullet"/>
+      <w:lvlText w:val="o"/>
+      <w:lvlJc w:val="left"/>
+      <w:pPr>
+        <w:ind w:left="5760" w:hanging="360"/>
+      </w:pPr>
+      <w:rPr>
+        <w:rFonts w:ascii="Courier New" w:hAnsi="Courier New" w:cs="Courier New" w:hint="default"/>
+      </w:rPr>
+    </w:lvl>
+    <w:lvl w:ilvl="8" w:tplc="40090005" w:tentative="1">
+      <w:start w:val="1"/>
+      <w:numFmt w:val="bullet"/>
+      <w:lvlText w:val=""/>
+      <w:lvlJc w:val="left"/>
+      <w:pPr>
+        <w:ind w:left="6480" w:hanging="360"/>
+      </w:pPr>
+      <w:rPr>
+        <w:rFonts w:ascii="Wingdings" w:hAnsi="Wingdings" w:hint="default"/>
+      </w:rPr>
+    </w:lvl>
+  </w:abstractNum>
+  <w:abstractNum w:abstractNumId="9" w15:restartNumberingAfterBreak="0">
     <w:nsid w:val="6568066E"/>
     <w:multiLevelType w:val="hybridMultilevel"/>
     <w:tmpl w:val="FA08B3F0"/>
@@ -4772,7 +3727,7 @@
       </w:rPr>
     </w:lvl>
   </w:abstractNum>
-  <w:abstractNum w:abstractNumId="7" w15:restartNumberingAfterBreak="0">
+  <w:abstractNum w:abstractNumId="10" w15:restartNumberingAfterBreak="0">
     <w:nsid w:val="6D0237C7"/>
     <w:multiLevelType w:val="hybridMultilevel"/>
     <w:tmpl w:val="38BE414C"/>
@@ -4885,29 +3840,154 @@
       </w:rPr>
     </w:lvl>
   </w:abstractNum>
+  <w:abstractNum w:abstractNumId="11" w15:restartNumberingAfterBreak="0">
+    <w:nsid w:val="748436E4"/>
+    <w:multiLevelType w:val="hybridMultilevel"/>
+    <w:tmpl w:val="1CB0DCFC"/>
+    <w:lvl w:ilvl="0" w:tplc="40090001">
+      <w:start w:val="1"/>
+      <w:numFmt w:val="bullet"/>
+      <w:lvlText w:val=""/>
+      <w:lvlJc w:val="left"/>
+      <w:pPr>
+        <w:ind w:left="720" w:hanging="360"/>
+      </w:pPr>
+      <w:rPr>
+        <w:rFonts w:ascii="Symbol" w:hAnsi="Symbol" w:hint="default"/>
+      </w:rPr>
+    </w:lvl>
+    <w:lvl w:ilvl="1" w:tplc="40090003" w:tentative="1">
+      <w:start w:val="1"/>
+      <w:numFmt w:val="bullet"/>
+      <w:lvlText w:val="o"/>
+      <w:lvlJc w:val="left"/>
+      <w:pPr>
+        <w:ind w:left="1440" w:hanging="360"/>
+      </w:pPr>
+      <w:rPr>
+        <w:rFonts w:ascii="Courier New" w:hAnsi="Courier New" w:cs="Courier New" w:hint="default"/>
+      </w:rPr>
+    </w:lvl>
+    <w:lvl w:ilvl="2" w:tplc="40090005" w:tentative="1">
+      <w:start w:val="1"/>
+      <w:numFmt w:val="bullet"/>
+      <w:lvlText w:val=""/>
+      <w:lvlJc w:val="left"/>
+      <w:pPr>
+        <w:ind w:left="2160" w:hanging="360"/>
+      </w:pPr>
+      <w:rPr>
+        <w:rFonts w:ascii="Wingdings" w:hAnsi="Wingdings" w:hint="default"/>
+      </w:rPr>
+    </w:lvl>
+    <w:lvl w:ilvl="3" w:tplc="40090001" w:tentative="1">
+      <w:start w:val="1"/>
+      <w:numFmt w:val="bullet"/>
+      <w:lvlText w:val=""/>
+      <w:lvlJc w:val="left"/>
+      <w:pPr>
+        <w:ind w:left="2880" w:hanging="360"/>
+      </w:pPr>
+      <w:rPr>
+        <w:rFonts w:ascii="Symbol" w:hAnsi="Symbol" w:hint="default"/>
+      </w:rPr>
+    </w:lvl>
+    <w:lvl w:ilvl="4" w:tplc="40090003" w:tentative="1">
+      <w:start w:val="1"/>
+      <w:numFmt w:val="bullet"/>
+      <w:lvlText w:val="o"/>
+      <w:lvlJc w:val="left"/>
+      <w:pPr>
+        <w:ind w:left="3600" w:hanging="360"/>
+      </w:pPr>
+      <w:rPr>
+        <w:rFonts w:ascii="Courier New" w:hAnsi="Courier New" w:cs="Courier New" w:hint="default"/>
+      </w:rPr>
+    </w:lvl>
+    <w:lvl w:ilvl="5" w:tplc="40090005" w:tentative="1">
+      <w:start w:val="1"/>
+      <w:numFmt w:val="bullet"/>
+      <w:lvlText w:val=""/>
+      <w:lvlJc w:val="left"/>
+      <w:pPr>
+        <w:ind w:left="4320" w:hanging="360"/>
+      </w:pPr>
+      <w:rPr>
+        <w:rFonts w:ascii="Wingdings" w:hAnsi="Wingdings" w:hint="default"/>
+      </w:rPr>
+    </w:lvl>
+    <w:lvl w:ilvl="6" w:tplc="40090001" w:tentative="1">
+      <w:start w:val="1"/>
+      <w:numFmt w:val="bullet"/>
+      <w:lvlText w:val=""/>
+      <w:lvlJc w:val="left"/>
+      <w:pPr>
+        <w:ind w:left="5040" w:hanging="360"/>
+      </w:pPr>
+      <w:rPr>
+        <w:rFonts w:ascii="Symbol" w:hAnsi="Symbol" w:hint="default"/>
+      </w:rPr>
+    </w:lvl>
+    <w:lvl w:ilvl="7" w:tplc="40090003" w:tentative="1">
+      <w:start w:val="1"/>
+      <w:numFmt w:val="bullet"/>
+      <w:lvlText w:val="o"/>
+      <w:lvlJc w:val="left"/>
+      <w:pPr>
+        <w:ind w:left="5760" w:hanging="360"/>
+      </w:pPr>
+      <w:rPr>
+        <w:rFonts w:ascii="Courier New" w:hAnsi="Courier New" w:cs="Courier New" w:hint="default"/>
+      </w:rPr>
+    </w:lvl>
+    <w:lvl w:ilvl="8" w:tplc="40090005" w:tentative="1">
+      <w:start w:val="1"/>
+      <w:numFmt w:val="bullet"/>
+      <w:lvlText w:val=""/>
+      <w:lvlJc w:val="left"/>
+      <w:pPr>
+        <w:ind w:left="6480" w:hanging="360"/>
+      </w:pPr>
+      <w:rPr>
+        <w:rFonts w:ascii="Wingdings" w:hAnsi="Wingdings" w:hint="default"/>
+      </w:rPr>
+    </w:lvl>
+  </w:abstractNum>
   <w:num w:numId="1" w16cid:durableId="216362556">
-    <w:abstractNumId w:val="4"/>
+    <w:abstractNumId w:val="6"/>
   </w:num>
   <w:num w:numId="2" w16cid:durableId="923951427">
     <w:abstractNumId w:val="0"/>
   </w:num>
   <w:num w:numId="3" w16cid:durableId="729501489">
-    <w:abstractNumId w:val="3"/>
+    <w:abstractNumId w:val="5"/>
   </w:num>
   <w:num w:numId="4" w16cid:durableId="1800419559">
-    <w:abstractNumId w:val="2"/>
+    <w:abstractNumId w:val="4"/>
   </w:num>
   <w:num w:numId="5" w16cid:durableId="990791046">
+    <w:abstractNumId w:val="10"/>
+  </w:num>
+  <w:num w:numId="6" w16cid:durableId="1930501020">
     <w:abstractNumId w:val="7"/>
   </w:num>
-  <w:num w:numId="6" w16cid:durableId="1930501020">
-    <w:abstractNumId w:val="5"/>
-  </w:num>
   <w:num w:numId="7" w16cid:durableId="981229997">
-    <w:abstractNumId w:val="6"/>
+    <w:abstractNumId w:val="9"/>
   </w:num>
   <w:num w:numId="8" w16cid:durableId="993951099">
     <w:abstractNumId w:val="1"/>
+  </w:num>
+  <w:num w:numId="9" w16cid:durableId="579212538">
+    <w:abstractNumId w:val="8"/>
+  </w:num>
+  <w:num w:numId="10" w16cid:durableId="414789075">
+    <w:abstractNumId w:val="2"/>
+  </w:num>
+  <w:num w:numId="11" w16cid:durableId="1106847405">
+    <w:abstractNumId w:val="11"/>
+  </w:num>
+  <w:num w:numId="12" w16cid:durableId="163908772">
+    <w:abstractNumId w:val="3"/>
   </w:num>
 </w:numbering>
 </file>

--- a/Rxpl_Backend/RXPL Backend Making Process.docx
+++ b/Rxpl_Backend/RXPL Backend Making Process.docx
@@ -43,8 +43,21 @@
           <w:highlight w:val="green"/>
           <w:lang w:val="en-US"/>
         </w:rPr>
-        <w:t>Step 1 :</w:t>
-      </w:r>
+        <w:t xml:space="preserve">Step </w:t>
+      </w:r>
+      <w:proofErr w:type="gramStart"/>
+      <w:r>
+        <w:rPr>
+          <w:b/>
+          <w:bCs/>
+          <w:sz w:val="28"/>
+          <w:szCs w:val="28"/>
+          <w:highlight w:val="green"/>
+          <w:lang w:val="en-US"/>
+        </w:rPr>
+        <w:t>1 :</w:t>
+      </w:r>
+      <w:proofErr w:type="gramEnd"/>
       <w:r>
         <w:rPr>
           <w:b/>
@@ -115,7 +128,25 @@
           <w:szCs w:val="28"/>
           <w:lang w:val="en-US"/>
         </w:rPr>
-        <w:t xml:space="preserve">Excel sheet post the excel with </w:t>
+        <w:t xml:space="preserve">Excel sheet </w:t>
+      </w:r>
+      <w:proofErr w:type="gramStart"/>
+      <w:r>
+        <w:rPr>
+          <w:sz w:val="28"/>
+          <w:szCs w:val="28"/>
+          <w:lang w:val="en-US"/>
+        </w:rPr>
+        <w:t>post</w:t>
+      </w:r>
+      <w:proofErr w:type="gramEnd"/>
+      <w:r>
+        <w:rPr>
+          <w:sz w:val="28"/>
+          <w:szCs w:val="28"/>
+          <w:lang w:val="en-US"/>
+        </w:rPr>
+        <w:t xml:space="preserve"> the excel with </w:t>
       </w:r>
       <w:r>
         <w:rPr>
@@ -180,17 +211,40 @@
           <w:highlight w:val="green"/>
           <w:lang w:val="en-US"/>
         </w:rPr>
-        <w:t>Step 2</w:t>
-      </w:r>
+        <w:t xml:space="preserve">Step </w:t>
+      </w:r>
+      <w:proofErr w:type="gramStart"/>
       <w:r>
         <w:rPr>
           <w:b/>
           <w:bCs/>
           <w:sz w:val="28"/>
           <w:szCs w:val="28"/>
-          <w:lang w:val="en-US"/>
-        </w:rPr>
-        <w:t xml:space="preserve"> : Create the Matches </w:t>
+          <w:highlight w:val="green"/>
+          <w:lang w:val="en-US"/>
+        </w:rPr>
+        <w:t>2</w:t>
+      </w:r>
+      <w:r>
+        <w:rPr>
+          <w:b/>
+          <w:bCs/>
+          <w:sz w:val="28"/>
+          <w:szCs w:val="28"/>
+          <w:lang w:val="en-US"/>
+        </w:rPr>
+        <w:t xml:space="preserve"> :</w:t>
+      </w:r>
+      <w:proofErr w:type="gramEnd"/>
+      <w:r>
+        <w:rPr>
+          <w:b/>
+          <w:bCs/>
+          <w:sz w:val="28"/>
+          <w:szCs w:val="28"/>
+          <w:lang w:val="en-US"/>
+        </w:rPr>
+        <w:t xml:space="preserve"> Create the Matches </w:t>
       </w:r>
     </w:p>
     <w:p>
@@ -212,8 +266,54 @@
           <w:szCs w:val="28"/>
           <w:lang w:val="en-US"/>
         </w:rPr>
-        <w:t>Excel Data has the StartDate and EndDate and the playerAID and PlayerBID</w:t>
-      </w:r>
+        <w:t xml:space="preserve">Excel Data has the StartDate and </w:t>
+      </w:r>
+      <w:proofErr w:type="spellStart"/>
+      <w:r>
+        <w:rPr>
+          <w:sz w:val="28"/>
+          <w:szCs w:val="28"/>
+          <w:lang w:val="en-US"/>
+        </w:rPr>
+        <w:t>EndDate</w:t>
+      </w:r>
+      <w:proofErr w:type="spellEnd"/>
+      <w:r>
+        <w:rPr>
+          <w:sz w:val="28"/>
+          <w:szCs w:val="28"/>
+          <w:lang w:val="en-US"/>
+        </w:rPr>
+        <w:t xml:space="preserve"> and the </w:t>
+      </w:r>
+      <w:proofErr w:type="spellStart"/>
+      <w:r>
+        <w:rPr>
+          <w:sz w:val="28"/>
+          <w:szCs w:val="28"/>
+          <w:lang w:val="en-US"/>
+        </w:rPr>
+        <w:t>playerAID</w:t>
+      </w:r>
+      <w:proofErr w:type="spellEnd"/>
+      <w:r>
+        <w:rPr>
+          <w:sz w:val="28"/>
+          <w:szCs w:val="28"/>
+          <w:lang w:val="en-US"/>
+        </w:rPr>
+        <w:t xml:space="preserve"> and </w:t>
+      </w:r>
+      <w:proofErr w:type="spellStart"/>
+      <w:r>
+        <w:rPr>
+          <w:sz w:val="28"/>
+          <w:szCs w:val="28"/>
+          <w:lang w:val="en-US"/>
+        </w:rPr>
+        <w:t>PlayerBID</w:t>
+      </w:r>
+      <w:proofErr w:type="spellEnd"/>
     </w:p>
     <w:p>
       <w:pPr>
@@ -289,7 +389,43 @@
           <w:szCs w:val="28"/>
           <w:lang w:val="en-US"/>
         </w:rPr>
-        <w:t xml:space="preserve">Match the PlayerID-A and PlayerID-B and create the matches as per the Excel Sheet </w:t>
+        <w:t xml:space="preserve">Match the </w:t>
+      </w:r>
+      <w:proofErr w:type="spellStart"/>
+      <w:r>
+        <w:rPr>
+          <w:sz w:val="28"/>
+          <w:szCs w:val="28"/>
+          <w:lang w:val="en-US"/>
+        </w:rPr>
+        <w:t>PlayerID</w:t>
+      </w:r>
+      <w:proofErr w:type="spellEnd"/>
+      <w:r>
+        <w:rPr>
+          <w:sz w:val="28"/>
+          <w:szCs w:val="28"/>
+          <w:lang w:val="en-US"/>
+        </w:rPr>
+        <w:t xml:space="preserve">-A and </w:t>
+      </w:r>
+      <w:proofErr w:type="spellStart"/>
+      <w:r>
+        <w:rPr>
+          <w:sz w:val="28"/>
+          <w:szCs w:val="28"/>
+          <w:lang w:val="en-US"/>
+        </w:rPr>
+        <w:t>PlayerID</w:t>
+      </w:r>
+      <w:proofErr w:type="spellEnd"/>
+      <w:r>
+        <w:rPr>
+          <w:sz w:val="28"/>
+          <w:szCs w:val="28"/>
+          <w:lang w:val="en-US"/>
+        </w:rPr>
+        <w:t xml:space="preserve">-B and create the matches as per the Excel Sheet </w:t>
       </w:r>
     </w:p>
     <w:p>
@@ -389,8 +525,9 @@
           <w:szCs w:val="28"/>
           <w:lang w:val="en-US"/>
         </w:rPr>
-        <w:t xml:space="preserve">Create the TeamA for playerID-A and TeamB for playerID-B with the given StartDate and EndDate , As well as Create roomID with uuid library, isTournament, roomplayers with all players get combine of two </w:t>
-      </w:r>
+        <w:t xml:space="preserve">Create the </w:t>
+      </w:r>
+      <w:proofErr w:type="spellStart"/>
       <w:r>
         <w:rPr>
           <w:b/>
@@ -399,8 +536,339 @@
           <w:szCs w:val="28"/>
           <w:lang w:val="en-US"/>
         </w:rPr>
+        <w:t>TeamA</w:t>
+      </w:r>
+      <w:proofErr w:type="spellEnd"/>
+      <w:r>
+        <w:rPr>
+          <w:b/>
+          <w:bCs/>
+          <w:sz w:val="28"/>
+          <w:szCs w:val="28"/>
+          <w:lang w:val="en-US"/>
+        </w:rPr>
+        <w:t xml:space="preserve"> for </w:t>
+      </w:r>
+      <w:proofErr w:type="spellStart"/>
+      <w:r>
+        <w:rPr>
+          <w:b/>
+          <w:bCs/>
+          <w:sz w:val="28"/>
+          <w:szCs w:val="28"/>
+          <w:lang w:val="en-US"/>
+        </w:rPr>
+        <w:t>playerID</w:t>
+      </w:r>
+      <w:proofErr w:type="spellEnd"/>
+      <w:r>
+        <w:rPr>
+          <w:b/>
+          <w:bCs/>
+          <w:sz w:val="28"/>
+          <w:szCs w:val="28"/>
+          <w:lang w:val="en-US"/>
+        </w:rPr>
+        <w:t xml:space="preserve">-A and </w:t>
+      </w:r>
+      <w:proofErr w:type="spellStart"/>
+      <w:r>
+        <w:rPr>
+          <w:b/>
+          <w:bCs/>
+          <w:sz w:val="28"/>
+          <w:szCs w:val="28"/>
+          <w:lang w:val="en-US"/>
+        </w:rPr>
+        <w:t>TeamB</w:t>
+      </w:r>
+      <w:proofErr w:type="spellEnd"/>
+      <w:r>
+        <w:rPr>
+          <w:b/>
+          <w:bCs/>
+          <w:sz w:val="28"/>
+          <w:szCs w:val="28"/>
+          <w:lang w:val="en-US"/>
+        </w:rPr>
+        <w:t xml:space="preserve"> for </w:t>
+      </w:r>
+      <w:proofErr w:type="spellStart"/>
+      <w:r>
+        <w:rPr>
+          <w:b/>
+          <w:bCs/>
+          <w:sz w:val="28"/>
+          <w:szCs w:val="28"/>
+          <w:lang w:val="en-US"/>
+        </w:rPr>
+        <w:t>playerID</w:t>
+      </w:r>
+      <w:proofErr w:type="spellEnd"/>
+      <w:r>
+        <w:rPr>
+          <w:b/>
+          <w:bCs/>
+          <w:sz w:val="28"/>
+          <w:szCs w:val="28"/>
+          <w:lang w:val="en-US"/>
+        </w:rPr>
+        <w:t xml:space="preserve">-B with the given StartDate and </w:t>
+      </w:r>
+      <w:proofErr w:type="spellStart"/>
+      <w:proofErr w:type="gramStart"/>
+      <w:r>
+        <w:rPr>
+          <w:b/>
+          <w:bCs/>
+          <w:sz w:val="28"/>
+          <w:szCs w:val="28"/>
+          <w:lang w:val="en-US"/>
+        </w:rPr>
+        <w:t>EndDate</w:t>
+      </w:r>
+      <w:proofErr w:type="spellEnd"/>
+      <w:r>
+        <w:rPr>
+          <w:b/>
+          <w:bCs/>
+          <w:sz w:val="28"/>
+          <w:szCs w:val="28"/>
+          <w:lang w:val="en-US"/>
+        </w:rPr>
+        <w:t xml:space="preserve"> ,</w:t>
+      </w:r>
+      <w:proofErr w:type="gramEnd"/>
+      <w:r>
+        <w:rPr>
+          <w:b/>
+          <w:bCs/>
+          <w:sz w:val="28"/>
+          <w:szCs w:val="28"/>
+          <w:lang w:val="en-US"/>
+        </w:rPr>
+        <w:t xml:space="preserve"> As well as Create </w:t>
+      </w:r>
+      <w:proofErr w:type="spellStart"/>
+      <w:r>
+        <w:rPr>
+          <w:b/>
+          <w:bCs/>
+          <w:sz w:val="28"/>
+          <w:szCs w:val="28"/>
+          <w:lang w:val="en-US"/>
+        </w:rPr>
+        <w:t>roomID</w:t>
+      </w:r>
+      <w:proofErr w:type="spellEnd"/>
+      <w:r>
+        <w:rPr>
+          <w:b/>
+          <w:bCs/>
+          <w:sz w:val="28"/>
+          <w:szCs w:val="28"/>
+          <w:lang w:val="en-US"/>
+        </w:rPr>
+        <w:t xml:space="preserve"> with </w:t>
+      </w:r>
+      <w:proofErr w:type="spellStart"/>
+      <w:r>
+        <w:rPr>
+          <w:b/>
+          <w:bCs/>
+          <w:sz w:val="28"/>
+          <w:szCs w:val="28"/>
+          <w:lang w:val="en-US"/>
+        </w:rPr>
+        <w:t>uuid</w:t>
+      </w:r>
+      <w:proofErr w:type="spellEnd"/>
+      <w:r>
+        <w:rPr>
+          <w:b/>
+          <w:bCs/>
+          <w:sz w:val="28"/>
+          <w:szCs w:val="28"/>
+          <w:lang w:val="en-US"/>
+        </w:rPr>
+        <w:t xml:space="preserve"> library, </w:t>
+      </w:r>
+      <w:proofErr w:type="spellStart"/>
+      <w:r>
+        <w:rPr>
+          <w:b/>
+          <w:bCs/>
+          <w:sz w:val="28"/>
+          <w:szCs w:val="28"/>
+          <w:lang w:val="en-US"/>
+        </w:rPr>
+        <w:t>isTournament</w:t>
+      </w:r>
+      <w:proofErr w:type="spellEnd"/>
+      <w:r>
+        <w:rPr>
+          <w:b/>
+          <w:bCs/>
+          <w:sz w:val="28"/>
+          <w:szCs w:val="28"/>
+          <w:lang w:val="en-US"/>
+        </w:rPr>
+        <w:t xml:space="preserve">, </w:t>
+      </w:r>
+      <w:proofErr w:type="spellStart"/>
+      <w:r>
+        <w:rPr>
+          <w:b/>
+          <w:bCs/>
+          <w:sz w:val="28"/>
+          <w:szCs w:val="28"/>
+          <w:lang w:val="en-US"/>
+        </w:rPr>
+        <w:t>roomplayers</w:t>
+      </w:r>
+      <w:proofErr w:type="spellEnd"/>
+      <w:r>
+        <w:rPr>
+          <w:b/>
+          <w:bCs/>
+          <w:sz w:val="28"/>
+          <w:szCs w:val="28"/>
+          <w:lang w:val="en-US"/>
+        </w:rPr>
+        <w:t xml:space="preserve"> with all players get combine of two </w:t>
+      </w:r>
+      <w:proofErr w:type="gramStart"/>
+      <w:r>
+        <w:rPr>
+          <w:b/>
+          <w:bCs/>
+          <w:sz w:val="28"/>
+          <w:szCs w:val="28"/>
+          <w:lang w:val="en-US"/>
+        </w:rPr>
         <w:lastRenderedPageBreak/>
-        <w:t xml:space="preserve">teams , roomplayersA and roomplayersB too, memberAccepted, DateofCreation and MatchResult for it </w:t>
+        <w:t>teams ,</w:t>
+      </w:r>
+      <w:proofErr w:type="gramEnd"/>
+      <w:r>
+        <w:rPr>
+          <w:b/>
+          <w:bCs/>
+          <w:sz w:val="28"/>
+          <w:szCs w:val="28"/>
+          <w:lang w:val="en-US"/>
+        </w:rPr>
+        <w:t xml:space="preserve"> </w:t>
+      </w:r>
+      <w:proofErr w:type="spellStart"/>
+      <w:r>
+        <w:rPr>
+          <w:b/>
+          <w:bCs/>
+          <w:sz w:val="28"/>
+          <w:szCs w:val="28"/>
+          <w:lang w:val="en-US"/>
+        </w:rPr>
+        <w:t>roomplayersA</w:t>
+      </w:r>
+      <w:proofErr w:type="spellEnd"/>
+      <w:r>
+        <w:rPr>
+          <w:b/>
+          <w:bCs/>
+          <w:sz w:val="28"/>
+          <w:szCs w:val="28"/>
+          <w:lang w:val="en-US"/>
+        </w:rPr>
+        <w:t xml:space="preserve"> and </w:t>
+      </w:r>
+      <w:proofErr w:type="spellStart"/>
+      <w:r>
+        <w:rPr>
+          <w:b/>
+          <w:bCs/>
+          <w:sz w:val="28"/>
+          <w:szCs w:val="28"/>
+          <w:lang w:val="en-US"/>
+        </w:rPr>
+        <w:t>roomplayersB</w:t>
+      </w:r>
+      <w:proofErr w:type="spellEnd"/>
+      <w:r>
+        <w:rPr>
+          <w:b/>
+          <w:bCs/>
+          <w:sz w:val="28"/>
+          <w:szCs w:val="28"/>
+          <w:lang w:val="en-US"/>
+        </w:rPr>
+        <w:t xml:space="preserve"> too, </w:t>
+      </w:r>
+      <w:proofErr w:type="spellStart"/>
+      <w:r>
+        <w:rPr>
+          <w:b/>
+          <w:bCs/>
+          <w:sz w:val="28"/>
+          <w:szCs w:val="28"/>
+          <w:lang w:val="en-US"/>
+        </w:rPr>
+        <w:t>memberAccepted</w:t>
+      </w:r>
+      <w:proofErr w:type="spellEnd"/>
+      <w:r>
+        <w:rPr>
+          <w:b/>
+          <w:bCs/>
+          <w:sz w:val="28"/>
+          <w:szCs w:val="28"/>
+          <w:lang w:val="en-US"/>
+        </w:rPr>
+        <w:t xml:space="preserve">, </w:t>
+      </w:r>
+      <w:proofErr w:type="spellStart"/>
+      <w:r>
+        <w:rPr>
+          <w:b/>
+          <w:bCs/>
+          <w:sz w:val="28"/>
+          <w:szCs w:val="28"/>
+          <w:lang w:val="en-US"/>
+        </w:rPr>
+        <w:t>DateofCreation</w:t>
+      </w:r>
+      <w:proofErr w:type="spellEnd"/>
+      <w:r>
+        <w:rPr>
+          <w:b/>
+          <w:bCs/>
+          <w:sz w:val="28"/>
+          <w:szCs w:val="28"/>
+          <w:lang w:val="en-US"/>
+        </w:rPr>
+        <w:t xml:space="preserve"> and </w:t>
+      </w:r>
+      <w:proofErr w:type="spellStart"/>
+      <w:r>
+        <w:rPr>
+          <w:b/>
+          <w:bCs/>
+          <w:sz w:val="28"/>
+          <w:szCs w:val="28"/>
+          <w:lang w:val="en-US"/>
+        </w:rPr>
+        <w:t>MatchResult</w:t>
+      </w:r>
+      <w:proofErr w:type="spellEnd"/>
+      <w:r>
+        <w:rPr>
+          <w:b/>
+          <w:bCs/>
+          <w:sz w:val="28"/>
+          <w:szCs w:val="28"/>
+          <w:lang w:val="en-US"/>
+        </w:rPr>
+        <w:t xml:space="preserve"> for it </w:t>
       </w:r>
     </w:p>
     <w:p>
@@ -586,8 +1054,72 @@
           <w:szCs w:val="28"/>
           <w:lang w:val="en-US"/>
         </w:rPr>
-        <w:t>and if they are live , then give the same roomID to their MRs and give the isMatchOn = true .</w:t>
-      </w:r>
+        <w:t xml:space="preserve">and if they are </w:t>
+      </w:r>
+      <w:proofErr w:type="gramStart"/>
+      <w:r>
+        <w:rPr>
+          <w:sz w:val="28"/>
+          <w:szCs w:val="28"/>
+          <w:lang w:val="en-US"/>
+        </w:rPr>
+        <w:t>live ,</w:t>
+      </w:r>
+      <w:proofErr w:type="gramEnd"/>
+      <w:r>
+        <w:rPr>
+          <w:sz w:val="28"/>
+          <w:szCs w:val="28"/>
+          <w:lang w:val="en-US"/>
+        </w:rPr>
+        <w:t xml:space="preserve"> then give the same </w:t>
+      </w:r>
+      <w:proofErr w:type="spellStart"/>
+      <w:r>
+        <w:rPr>
+          <w:sz w:val="28"/>
+          <w:szCs w:val="28"/>
+          <w:lang w:val="en-US"/>
+        </w:rPr>
+        <w:t>roomID</w:t>
+      </w:r>
+      <w:proofErr w:type="spellEnd"/>
+      <w:r>
+        <w:rPr>
+          <w:sz w:val="28"/>
+          <w:szCs w:val="28"/>
+          <w:lang w:val="en-US"/>
+        </w:rPr>
+        <w:t xml:space="preserve"> to their MRs and give the </w:t>
+      </w:r>
+      <w:proofErr w:type="spellStart"/>
+      <w:r>
+        <w:rPr>
+          <w:sz w:val="28"/>
+          <w:szCs w:val="28"/>
+          <w:lang w:val="en-US"/>
+        </w:rPr>
+        <w:t>isMatchOn</w:t>
+      </w:r>
+      <w:proofErr w:type="spellEnd"/>
+      <w:r>
+        <w:rPr>
+          <w:sz w:val="28"/>
+          <w:szCs w:val="28"/>
+          <w:lang w:val="en-US"/>
+        </w:rPr>
+        <w:t xml:space="preserve"> = </w:t>
+      </w:r>
+      <w:proofErr w:type="gramStart"/>
+      <w:r>
+        <w:rPr>
+          <w:sz w:val="28"/>
+          <w:szCs w:val="28"/>
+          <w:lang w:val="en-US"/>
+        </w:rPr>
+        <w:t>true .</w:t>
+      </w:r>
+      <w:proofErr w:type="gramEnd"/>
     </w:p>
     <w:p>
       <w:pPr>
@@ -618,15 +1150,51 @@
           <w:szCs w:val="28"/>
           <w:lang w:val="en-US"/>
         </w:rPr>
-        <w:t xml:space="preserve">If no match is live , then give it by default False </w:t>
-      </w:r>
-      <w:r>
-        <w:rPr>
-          <w:sz w:val="28"/>
-          <w:szCs w:val="28"/>
-          <w:lang w:val="en-US"/>
-        </w:rPr>
-        <w:t xml:space="preserve">, rest ignore about the below things </w:t>
+        <w:t xml:space="preserve">If no match is </w:t>
+      </w:r>
+      <w:proofErr w:type="gramStart"/>
+      <w:r>
+        <w:rPr>
+          <w:sz w:val="28"/>
+          <w:szCs w:val="28"/>
+          <w:lang w:val="en-US"/>
+        </w:rPr>
+        <w:t>live ,</w:t>
+      </w:r>
+      <w:proofErr w:type="gramEnd"/>
+      <w:r>
+        <w:rPr>
+          <w:sz w:val="28"/>
+          <w:szCs w:val="28"/>
+          <w:lang w:val="en-US"/>
+        </w:rPr>
+        <w:t xml:space="preserve"> then give it by default </w:t>
+      </w:r>
+      <w:proofErr w:type="gramStart"/>
+      <w:r>
+        <w:rPr>
+          <w:sz w:val="28"/>
+          <w:szCs w:val="28"/>
+          <w:lang w:val="en-US"/>
+        </w:rPr>
+        <w:t xml:space="preserve">False </w:t>
+      </w:r>
+      <w:r>
+        <w:rPr>
+          <w:sz w:val="28"/>
+          <w:szCs w:val="28"/>
+          <w:lang w:val="en-US"/>
+        </w:rPr>
+        <w:t>,</w:t>
+      </w:r>
+      <w:proofErr w:type="gramEnd"/>
+      <w:r>
+        <w:rPr>
+          <w:sz w:val="28"/>
+          <w:szCs w:val="28"/>
+          <w:lang w:val="en-US"/>
+        </w:rPr>
+        <w:t xml:space="preserve"> rest ignore about the below things </w:t>
       </w:r>
     </w:p>
     <w:p>
@@ -680,7 +1248,29 @@
           <w:szCs w:val="28"/>
           <w:lang w:val="en-US"/>
         </w:rPr>
-        <w:t>If match is Live , then send the prescription</w:t>
+        <w:t xml:space="preserve">If match is </w:t>
+      </w:r>
+      <w:proofErr w:type="gramStart"/>
+      <w:r>
+        <w:rPr>
+          <w:b/>
+          <w:bCs/>
+          <w:sz w:val="28"/>
+          <w:szCs w:val="28"/>
+          <w:lang w:val="en-US"/>
+        </w:rPr>
+        <w:t>Live ,</w:t>
+      </w:r>
+      <w:proofErr w:type="gramEnd"/>
+      <w:r>
+        <w:rPr>
+          <w:b/>
+          <w:bCs/>
+          <w:sz w:val="28"/>
+          <w:szCs w:val="28"/>
+          <w:lang w:val="en-US"/>
+        </w:rPr>
+        <w:t xml:space="preserve"> then send the prescription</w:t>
       </w:r>
       <w:r>
         <w:rPr>
@@ -710,8 +1300,36 @@
           <w:szCs w:val="28"/>
           <w:lang w:val="en-US"/>
         </w:rPr>
-        <w:t>Create new API with the create-prescription and get the objectID of MR .</w:t>
-      </w:r>
+        <w:t xml:space="preserve">Create new API with the create-prescription and get the </w:t>
+      </w:r>
+      <w:proofErr w:type="spellStart"/>
+      <w:r>
+        <w:rPr>
+          <w:sz w:val="28"/>
+          <w:szCs w:val="28"/>
+          <w:lang w:val="en-US"/>
+        </w:rPr>
+        <w:t>objectID</w:t>
+      </w:r>
+      <w:proofErr w:type="spellEnd"/>
+      <w:r>
+        <w:rPr>
+          <w:sz w:val="28"/>
+          <w:szCs w:val="28"/>
+          <w:lang w:val="en-US"/>
+        </w:rPr>
+        <w:t xml:space="preserve"> of </w:t>
+      </w:r>
+      <w:proofErr w:type="gramStart"/>
+      <w:r>
+        <w:rPr>
+          <w:sz w:val="28"/>
+          <w:szCs w:val="28"/>
+          <w:lang w:val="en-US"/>
+        </w:rPr>
+        <w:t>MR .</w:t>
+      </w:r>
+      <w:proofErr w:type="gramEnd"/>
     </w:p>
     <w:p>
       <w:pPr>
@@ -732,7 +1350,79 @@
           <w:szCs w:val="28"/>
           <w:lang w:val="en-US"/>
         </w:rPr>
-        <w:t xml:space="preserve">Put the MR objectID in params, and get the roomID of MR , and go in the matches and compare the roomID of MR and Matches both </w:t>
+        <w:t xml:space="preserve">Put the MR </w:t>
+      </w:r>
+      <w:proofErr w:type="spellStart"/>
+      <w:r>
+        <w:rPr>
+          <w:sz w:val="28"/>
+          <w:szCs w:val="28"/>
+          <w:lang w:val="en-US"/>
+        </w:rPr>
+        <w:t>objectID</w:t>
+      </w:r>
+      <w:proofErr w:type="spellEnd"/>
+      <w:r>
+        <w:rPr>
+          <w:sz w:val="28"/>
+          <w:szCs w:val="28"/>
+          <w:lang w:val="en-US"/>
+        </w:rPr>
+        <w:t xml:space="preserve"> in params, and get the </w:t>
+      </w:r>
+      <w:proofErr w:type="spellStart"/>
+      <w:r>
+        <w:rPr>
+          <w:sz w:val="28"/>
+          <w:szCs w:val="28"/>
+          <w:lang w:val="en-US"/>
+        </w:rPr>
+        <w:t>roomID</w:t>
+      </w:r>
+      <w:proofErr w:type="spellEnd"/>
+      <w:r>
+        <w:rPr>
+          <w:sz w:val="28"/>
+          <w:szCs w:val="28"/>
+          <w:lang w:val="en-US"/>
+        </w:rPr>
+        <w:t xml:space="preserve"> of </w:t>
+      </w:r>
+      <w:proofErr w:type="gramStart"/>
+      <w:r>
+        <w:rPr>
+          <w:sz w:val="28"/>
+          <w:szCs w:val="28"/>
+          <w:lang w:val="en-US"/>
+        </w:rPr>
+        <w:t>MR ,</w:t>
+      </w:r>
+      <w:proofErr w:type="gramEnd"/>
+      <w:r>
+        <w:rPr>
+          <w:sz w:val="28"/>
+          <w:szCs w:val="28"/>
+          <w:lang w:val="en-US"/>
+        </w:rPr>
+        <w:t xml:space="preserve"> and go in the matches and compare the </w:t>
+      </w:r>
+      <w:proofErr w:type="spellStart"/>
+      <w:r>
+        <w:rPr>
+          <w:sz w:val="28"/>
+          <w:szCs w:val="28"/>
+          <w:lang w:val="en-US"/>
+        </w:rPr>
+        <w:t>roomID</w:t>
+      </w:r>
+      <w:proofErr w:type="spellEnd"/>
+      <w:r>
+        <w:rPr>
+          <w:sz w:val="28"/>
+          <w:szCs w:val="28"/>
+          <w:lang w:val="en-US"/>
+        </w:rPr>
+        <w:t xml:space="preserve"> of MR and Matches both </w:t>
       </w:r>
     </w:p>
     <w:p>
@@ -754,7 +1444,61 @@
           <w:szCs w:val="28"/>
           <w:lang w:val="en-US"/>
         </w:rPr>
-        <w:t xml:space="preserve">IF the roomID of MR match with the current Match , then Send the Prescritpion in the body </w:t>
+        <w:t xml:space="preserve">IF the </w:t>
+      </w:r>
+      <w:proofErr w:type="spellStart"/>
+      <w:r>
+        <w:rPr>
+          <w:sz w:val="28"/>
+          <w:szCs w:val="28"/>
+          <w:lang w:val="en-US"/>
+        </w:rPr>
+        <w:t>roomID</w:t>
+      </w:r>
+      <w:proofErr w:type="spellEnd"/>
+      <w:r>
+        <w:rPr>
+          <w:sz w:val="28"/>
+          <w:szCs w:val="28"/>
+          <w:lang w:val="en-US"/>
+        </w:rPr>
+        <w:t xml:space="preserve"> of MR match with the current </w:t>
+      </w:r>
+      <w:proofErr w:type="gramStart"/>
+      <w:r>
+        <w:rPr>
+          <w:sz w:val="28"/>
+          <w:szCs w:val="28"/>
+          <w:lang w:val="en-US"/>
+        </w:rPr>
+        <w:t>Match ,</w:t>
+      </w:r>
+      <w:proofErr w:type="gramEnd"/>
+      <w:r>
+        <w:rPr>
+          <w:sz w:val="28"/>
+          <w:szCs w:val="28"/>
+          <w:lang w:val="en-US"/>
+        </w:rPr>
+        <w:t xml:space="preserve"> then Send the </w:t>
+      </w:r>
+      <w:proofErr w:type="spellStart"/>
+      <w:r>
+        <w:rPr>
+          <w:sz w:val="28"/>
+          <w:szCs w:val="28"/>
+          <w:lang w:val="en-US"/>
+        </w:rPr>
+        <w:t>Prescritpion</w:t>
+      </w:r>
+      <w:proofErr w:type="spellEnd"/>
+      <w:r>
+        <w:rPr>
+          <w:sz w:val="28"/>
+          <w:szCs w:val="28"/>
+          <w:lang w:val="en-US"/>
+        </w:rPr>
+        <w:t xml:space="preserve"> in the body </w:t>
       </w:r>
     </w:p>
     <w:p>
@@ -804,15 +1548,52 @@
           <w:highlight w:val="green"/>
           <w:lang w:val="en-US"/>
         </w:rPr>
-        <w:t>Step 6</w:t>
-      </w:r>
-      <w:r>
-        <w:rPr>
-          <w:sz w:val="28"/>
-          <w:szCs w:val="28"/>
-          <w:lang w:val="en-US"/>
-        </w:rPr>
-        <w:t xml:space="preserve"> : Get the Brand with Points and Get the teamScore with their Results.</w:t>
+        <w:t xml:space="preserve">Step </w:t>
+      </w:r>
+      <w:proofErr w:type="gramStart"/>
+      <w:r>
+        <w:rPr>
+          <w:sz w:val="28"/>
+          <w:szCs w:val="28"/>
+          <w:highlight w:val="green"/>
+          <w:lang w:val="en-US"/>
+        </w:rPr>
+        <w:t>6</w:t>
+      </w:r>
+      <w:r>
+        <w:rPr>
+          <w:sz w:val="28"/>
+          <w:szCs w:val="28"/>
+          <w:lang w:val="en-US"/>
+        </w:rPr>
+        <w:t xml:space="preserve"> :</w:t>
+      </w:r>
+      <w:proofErr w:type="gramEnd"/>
+      <w:r>
+        <w:rPr>
+          <w:sz w:val="28"/>
+          <w:szCs w:val="28"/>
+          <w:lang w:val="en-US"/>
+        </w:rPr>
+        <w:t xml:space="preserve"> Get the Brand with Points and Get the </w:t>
+      </w:r>
+      <w:proofErr w:type="spellStart"/>
+      <w:r>
+        <w:rPr>
+          <w:sz w:val="28"/>
+          <w:szCs w:val="28"/>
+          <w:lang w:val="en-US"/>
+        </w:rPr>
+        <w:t>teamScore</w:t>
+      </w:r>
+      <w:proofErr w:type="spellEnd"/>
+      <w:r>
+        <w:rPr>
+          <w:sz w:val="28"/>
+          <w:szCs w:val="28"/>
+          <w:lang w:val="en-US"/>
+        </w:rPr>
+        <w:t xml:space="preserve"> with their Results.</w:t>
       </w:r>
     </w:p>
     <w:p>
@@ -850,13 +1631,23 @@
           <w:lang w:val="en-US"/>
         </w:rPr>
       </w:pPr>
-      <w:r>
-        <w:rPr>
-          <w:sz w:val="28"/>
-          <w:szCs w:val="28"/>
-          <w:lang w:val="en-US"/>
-        </w:rPr>
-        <w:t xml:space="preserve">BrandName: </w:t>
+      <w:proofErr w:type="spellStart"/>
+      <w:r>
+        <w:rPr>
+          <w:sz w:val="28"/>
+          <w:szCs w:val="28"/>
+          <w:lang w:val="en-US"/>
+        </w:rPr>
+        <w:t>BrandName</w:t>
+      </w:r>
+      <w:proofErr w:type="spellEnd"/>
+      <w:r>
+        <w:rPr>
+          <w:sz w:val="28"/>
+          <w:szCs w:val="28"/>
+          <w:lang w:val="en-US"/>
+        </w:rPr>
+        <w:t xml:space="preserve">: </w:t>
       </w:r>
       <w:r>
         <w:rPr>
@@ -880,13 +1671,23 @@
           <w:lang w:val="en-US"/>
         </w:rPr>
       </w:pPr>
-      <w:r>
-        <w:rPr>
-          <w:sz w:val="28"/>
-          <w:szCs w:val="28"/>
-          <w:lang w:val="en-US"/>
-        </w:rPr>
-        <w:t>Points : 6</w:t>
+      <w:proofErr w:type="gramStart"/>
+      <w:r>
+        <w:rPr>
+          <w:sz w:val="28"/>
+          <w:szCs w:val="28"/>
+          <w:lang w:val="en-US"/>
+        </w:rPr>
+        <w:t>Points :</w:t>
+      </w:r>
+      <w:proofErr w:type="gramEnd"/>
+      <w:r>
+        <w:rPr>
+          <w:sz w:val="28"/>
+          <w:szCs w:val="28"/>
+          <w:lang w:val="en-US"/>
+        </w:rPr>
+        <w:t xml:space="preserve"> 6</w:t>
       </w:r>
     </w:p>
     <w:p>
@@ -912,13 +1713,33 @@
           <w:lang w:val="en-US"/>
         </w:rPr>
       </w:pPr>
-      <w:r>
-        <w:rPr>
-          <w:sz w:val="28"/>
-          <w:szCs w:val="28"/>
-          <w:lang w:val="en-US"/>
-        </w:rPr>
-        <w:t>BrandName : Brand B</w:t>
+      <w:proofErr w:type="spellStart"/>
+      <w:proofErr w:type="gramStart"/>
+      <w:r>
+        <w:rPr>
+          <w:sz w:val="28"/>
+          <w:szCs w:val="28"/>
+          <w:lang w:val="en-US"/>
+        </w:rPr>
+        <w:t>BrandName</w:t>
+      </w:r>
+      <w:proofErr w:type="spellEnd"/>
+      <w:r>
+        <w:rPr>
+          <w:sz w:val="28"/>
+          <w:szCs w:val="28"/>
+          <w:lang w:val="en-US"/>
+        </w:rPr>
+        <w:t xml:space="preserve"> :</w:t>
+      </w:r>
+      <w:proofErr w:type="gramEnd"/>
+      <w:r>
+        <w:rPr>
+          <w:sz w:val="28"/>
+          <w:szCs w:val="28"/>
+          <w:lang w:val="en-US"/>
+        </w:rPr>
+        <w:t xml:space="preserve"> Brand B</w:t>
       </w:r>
     </w:p>
     <w:p>
@@ -962,8 +1783,64 @@
           <w:szCs w:val="28"/>
           <w:lang w:val="en-US"/>
         </w:rPr>
-        <w:t>Now create a field in MR named as totalRuns , totalSixes and TotalFours</w:t>
-      </w:r>
+        <w:t xml:space="preserve">Now create a field in MR named as </w:t>
+      </w:r>
+      <w:proofErr w:type="spellStart"/>
+      <w:proofErr w:type="gramStart"/>
+      <w:r>
+        <w:rPr>
+          <w:sz w:val="28"/>
+          <w:szCs w:val="28"/>
+          <w:lang w:val="en-US"/>
+        </w:rPr>
+        <w:t>totalRuns</w:t>
+      </w:r>
+      <w:proofErr w:type="spellEnd"/>
+      <w:r>
+        <w:rPr>
+          <w:sz w:val="28"/>
+          <w:szCs w:val="28"/>
+          <w:lang w:val="en-US"/>
+        </w:rPr>
+        <w:t xml:space="preserve"> ,</w:t>
+      </w:r>
+      <w:proofErr w:type="gramEnd"/>
+      <w:r>
+        <w:rPr>
+          <w:sz w:val="28"/>
+          <w:szCs w:val="28"/>
+          <w:lang w:val="en-US"/>
+        </w:rPr>
+        <w:t xml:space="preserve"> </w:t>
+      </w:r>
+      <w:proofErr w:type="spellStart"/>
+      <w:r>
+        <w:rPr>
+          <w:sz w:val="28"/>
+          <w:szCs w:val="28"/>
+          <w:lang w:val="en-US"/>
+        </w:rPr>
+        <w:t>totalSixes</w:t>
+      </w:r>
+      <w:proofErr w:type="spellEnd"/>
+      <w:r>
+        <w:rPr>
+          <w:sz w:val="28"/>
+          <w:szCs w:val="28"/>
+          <w:lang w:val="en-US"/>
+        </w:rPr>
+        <w:t xml:space="preserve"> and </w:t>
+      </w:r>
+      <w:proofErr w:type="spellStart"/>
+      <w:r>
+        <w:rPr>
+          <w:sz w:val="28"/>
+          <w:szCs w:val="28"/>
+          <w:lang w:val="en-US"/>
+        </w:rPr>
+        <w:t>TotalFours</w:t>
+      </w:r>
+      <w:proofErr w:type="spellEnd"/>
     </w:p>
     <w:p>
       <w:pPr>
@@ -1064,7 +1941,61 @@
           <w:szCs w:val="28"/>
           <w:lang w:val="en-US"/>
         </w:rPr>
-        <w:t xml:space="preserve">Now create a field in Matches too named as TeamA Name , TeamAScore, </w:t>
+        <w:t xml:space="preserve">Now create a field in Matches too named as </w:t>
+      </w:r>
+      <w:proofErr w:type="spellStart"/>
+      <w:r>
+        <w:rPr>
+          <w:sz w:val="28"/>
+          <w:szCs w:val="28"/>
+          <w:lang w:val="en-US"/>
+        </w:rPr>
+        <w:t>TeamA</w:t>
+      </w:r>
+      <w:proofErr w:type="spellEnd"/>
+      <w:r>
+        <w:rPr>
+          <w:sz w:val="28"/>
+          <w:szCs w:val="28"/>
+          <w:lang w:val="en-US"/>
+        </w:rPr>
+        <w:t xml:space="preserve"> </w:t>
+      </w:r>
+      <w:proofErr w:type="gramStart"/>
+      <w:r>
+        <w:rPr>
+          <w:sz w:val="28"/>
+          <w:szCs w:val="28"/>
+          <w:lang w:val="en-US"/>
+        </w:rPr>
+        <w:t>Name ,</w:t>
+      </w:r>
+      <w:proofErr w:type="gramEnd"/>
+      <w:r>
+        <w:rPr>
+          <w:sz w:val="28"/>
+          <w:szCs w:val="28"/>
+          <w:lang w:val="en-US"/>
+        </w:rPr>
+        <w:t xml:space="preserve"> </w:t>
+      </w:r>
+      <w:proofErr w:type="spellStart"/>
+      <w:r>
+        <w:rPr>
+          <w:sz w:val="28"/>
+          <w:szCs w:val="28"/>
+          <w:lang w:val="en-US"/>
+        </w:rPr>
+        <w:t>TeamAScore</w:t>
+      </w:r>
+      <w:proofErr w:type="spellEnd"/>
+      <w:r>
+        <w:rPr>
+          <w:sz w:val="28"/>
+          <w:szCs w:val="28"/>
+          <w:lang w:val="en-US"/>
+        </w:rPr>
+        <w:t xml:space="preserve">, </w:t>
       </w:r>
     </w:p>
     <w:p>
@@ -1076,13 +2007,41 @@
           <w:lang w:val="en-US"/>
         </w:rPr>
       </w:pPr>
-      <w:r>
-        <w:rPr>
-          <w:sz w:val="28"/>
-          <w:szCs w:val="28"/>
-          <w:lang w:val="en-US"/>
-        </w:rPr>
-        <w:t>TeamB Name, TeamBScore and Results</w:t>
+      <w:proofErr w:type="spellStart"/>
+      <w:r>
+        <w:rPr>
+          <w:sz w:val="28"/>
+          <w:szCs w:val="28"/>
+          <w:lang w:val="en-US"/>
+        </w:rPr>
+        <w:t>TeamB</w:t>
+      </w:r>
+      <w:proofErr w:type="spellEnd"/>
+      <w:r>
+        <w:rPr>
+          <w:sz w:val="28"/>
+          <w:szCs w:val="28"/>
+          <w:lang w:val="en-US"/>
+        </w:rPr>
+        <w:t xml:space="preserve"> Name, </w:t>
+      </w:r>
+      <w:proofErr w:type="spellStart"/>
+      <w:r>
+        <w:rPr>
+          <w:sz w:val="28"/>
+          <w:szCs w:val="28"/>
+          <w:lang w:val="en-US"/>
+        </w:rPr>
+        <w:t>TeamBScore</w:t>
+      </w:r>
+      <w:proofErr w:type="spellEnd"/>
+      <w:r>
+        <w:rPr>
+          <w:sz w:val="28"/>
+          <w:szCs w:val="28"/>
+          <w:lang w:val="en-US"/>
+        </w:rPr>
+        <w:t xml:space="preserve"> and Results</w:t>
       </w:r>
     </w:p>
     <w:p>
@@ -1165,7 +2124,45 @@
           <w:szCs w:val="28"/>
           <w:lang w:val="en-US"/>
         </w:rPr>
-        <w:t>Now add this BrandName as Brand in Prescription in the req.body with it</w:t>
+        <w:t xml:space="preserve">Now add this </w:t>
+      </w:r>
+      <w:proofErr w:type="spellStart"/>
+      <w:r>
+        <w:rPr>
+          <w:sz w:val="28"/>
+          <w:szCs w:val="28"/>
+          <w:lang w:val="en-US"/>
+        </w:rPr>
+        <w:t>BrandName</w:t>
+      </w:r>
+      <w:proofErr w:type="spellEnd"/>
+      <w:r>
+        <w:rPr>
+          <w:sz w:val="28"/>
+          <w:szCs w:val="28"/>
+          <w:lang w:val="en-US"/>
+        </w:rPr>
+        <w:t xml:space="preserve"> as Brand in Prescription in the </w:t>
+      </w:r>
+      <w:proofErr w:type="spellStart"/>
+      <w:proofErr w:type="gramStart"/>
+      <w:r>
+        <w:rPr>
+          <w:sz w:val="28"/>
+          <w:szCs w:val="28"/>
+          <w:lang w:val="en-US"/>
+        </w:rPr>
+        <w:t>req.body</w:t>
+      </w:r>
+      <w:proofErr w:type="spellEnd"/>
+      <w:proofErr w:type="gramEnd"/>
+      <w:r>
+        <w:rPr>
+          <w:sz w:val="28"/>
+          <w:szCs w:val="28"/>
+          <w:lang w:val="en-US"/>
+        </w:rPr>
+        <w:t xml:space="preserve"> with it</w:t>
       </w:r>
     </w:p>
     <w:p>
@@ -1257,7 +2254,135 @@
           <w:szCs w:val="28"/>
           <w:lang w:val="en-US"/>
         </w:rPr>
-        <w:t>In this Scenario , Attach the Brands to Prescription and whenever in req.body I call the Brand A or B , it should upload the TotalRuns with it TotalSixes or TotalFours Respectively for their Specific MR objectIDs.</w:t>
+        <w:t xml:space="preserve">In this </w:t>
+      </w:r>
+      <w:proofErr w:type="gramStart"/>
+      <w:r>
+        <w:rPr>
+          <w:sz w:val="28"/>
+          <w:szCs w:val="28"/>
+          <w:lang w:val="en-US"/>
+        </w:rPr>
+        <w:t>Scenario ,</w:t>
+      </w:r>
+      <w:proofErr w:type="gramEnd"/>
+      <w:r>
+        <w:rPr>
+          <w:sz w:val="28"/>
+          <w:szCs w:val="28"/>
+          <w:lang w:val="en-US"/>
+        </w:rPr>
+        <w:t xml:space="preserve"> Attach the Brands to Prescription and whenever in </w:t>
+      </w:r>
+      <w:proofErr w:type="spellStart"/>
+      <w:proofErr w:type="gramStart"/>
+      <w:r>
+        <w:rPr>
+          <w:sz w:val="28"/>
+          <w:szCs w:val="28"/>
+          <w:lang w:val="en-US"/>
+        </w:rPr>
+        <w:t>req.body</w:t>
+      </w:r>
+      <w:proofErr w:type="spellEnd"/>
+      <w:proofErr w:type="gramEnd"/>
+      <w:r>
+        <w:rPr>
+          <w:sz w:val="28"/>
+          <w:szCs w:val="28"/>
+          <w:lang w:val="en-US"/>
+        </w:rPr>
+        <w:t xml:space="preserve"> I call the Brand A or </w:t>
+      </w:r>
+      <w:proofErr w:type="gramStart"/>
+      <w:r>
+        <w:rPr>
+          <w:sz w:val="28"/>
+          <w:szCs w:val="28"/>
+          <w:lang w:val="en-US"/>
+        </w:rPr>
+        <w:t>B ,</w:t>
+      </w:r>
+      <w:proofErr w:type="gramEnd"/>
+      <w:r>
+        <w:rPr>
+          <w:sz w:val="28"/>
+          <w:szCs w:val="28"/>
+          <w:lang w:val="en-US"/>
+        </w:rPr>
+        <w:t xml:space="preserve"> it should upload the </w:t>
+      </w:r>
+      <w:proofErr w:type="spellStart"/>
+      <w:r>
+        <w:rPr>
+          <w:sz w:val="28"/>
+          <w:szCs w:val="28"/>
+          <w:lang w:val="en-US"/>
+        </w:rPr>
+        <w:t>TotalRuns</w:t>
+      </w:r>
+      <w:proofErr w:type="spellEnd"/>
+      <w:r>
+        <w:rPr>
+          <w:sz w:val="28"/>
+          <w:szCs w:val="28"/>
+          <w:lang w:val="en-US"/>
+        </w:rPr>
+        <w:t xml:space="preserve"> with it </w:t>
+      </w:r>
+      <w:proofErr w:type="spellStart"/>
+      <w:r>
+        <w:rPr>
+          <w:sz w:val="28"/>
+          <w:szCs w:val="28"/>
+          <w:lang w:val="en-US"/>
+        </w:rPr>
+        <w:t>TotalSixes</w:t>
+      </w:r>
+      <w:proofErr w:type="spellEnd"/>
+      <w:r>
+        <w:rPr>
+          <w:sz w:val="28"/>
+          <w:szCs w:val="28"/>
+          <w:lang w:val="en-US"/>
+        </w:rPr>
+        <w:t xml:space="preserve"> or </w:t>
+      </w:r>
+      <w:proofErr w:type="spellStart"/>
+      <w:r>
+        <w:rPr>
+          <w:sz w:val="28"/>
+          <w:szCs w:val="28"/>
+          <w:lang w:val="en-US"/>
+        </w:rPr>
+        <w:t>TotalFours</w:t>
+      </w:r>
+      <w:proofErr w:type="spellEnd"/>
+      <w:r>
+        <w:rPr>
+          <w:sz w:val="28"/>
+          <w:szCs w:val="28"/>
+          <w:lang w:val="en-US"/>
+        </w:rPr>
+        <w:t xml:space="preserve"> Respectively for their Specific MR </w:t>
+      </w:r>
+      <w:proofErr w:type="spellStart"/>
+      <w:r>
+        <w:rPr>
+          <w:sz w:val="28"/>
+          <w:szCs w:val="28"/>
+          <w:lang w:val="en-US"/>
+        </w:rPr>
+        <w:t>objectIDs</w:t>
+      </w:r>
+      <w:proofErr w:type="spellEnd"/>
+      <w:r>
+        <w:rPr>
+          <w:sz w:val="28"/>
+          <w:szCs w:val="28"/>
+          <w:lang w:val="en-US"/>
+        </w:rPr>
+        <w:t>.</w:t>
       </w:r>
     </w:p>
     <w:p>
@@ -1348,15 +2473,133 @@
           <w:szCs w:val="28"/>
           <w:lang w:val="en-US"/>
         </w:rPr>
-        <w:t xml:space="preserve">If the MR objectID is from TeamA  in the Prescription , then it should update with the TeamA Name and the TeamAScore </w:t>
-      </w:r>
-      <w:r>
-        <w:rPr>
-          <w:sz w:val="28"/>
-          <w:szCs w:val="28"/>
-          <w:lang w:val="en-US"/>
-        </w:rPr>
-        <w:t>(TotalScore)</w:t>
+        <w:t xml:space="preserve">If the MR </w:t>
+      </w:r>
+      <w:proofErr w:type="spellStart"/>
+      <w:r>
+        <w:rPr>
+          <w:sz w:val="28"/>
+          <w:szCs w:val="28"/>
+          <w:lang w:val="en-US"/>
+        </w:rPr>
+        <w:t>objectID</w:t>
+      </w:r>
+      <w:proofErr w:type="spellEnd"/>
+      <w:r>
+        <w:rPr>
+          <w:sz w:val="28"/>
+          <w:szCs w:val="28"/>
+          <w:lang w:val="en-US"/>
+        </w:rPr>
+        <w:t xml:space="preserve"> is from </w:t>
+      </w:r>
+      <w:proofErr w:type="spellStart"/>
+      <w:proofErr w:type="gramStart"/>
+      <w:r>
+        <w:rPr>
+          <w:sz w:val="28"/>
+          <w:szCs w:val="28"/>
+          <w:lang w:val="en-US"/>
+        </w:rPr>
+        <w:t>TeamA</w:t>
+      </w:r>
+      <w:proofErr w:type="spellEnd"/>
+      <w:r>
+        <w:rPr>
+          <w:sz w:val="28"/>
+          <w:szCs w:val="28"/>
+          <w:lang w:val="en-US"/>
+        </w:rPr>
+        <w:t xml:space="preserve">  in</w:t>
+      </w:r>
+      <w:proofErr w:type="gramEnd"/>
+      <w:r>
+        <w:rPr>
+          <w:sz w:val="28"/>
+          <w:szCs w:val="28"/>
+          <w:lang w:val="en-US"/>
+        </w:rPr>
+        <w:t xml:space="preserve"> the </w:t>
+      </w:r>
+      <w:proofErr w:type="gramStart"/>
+      <w:r>
+        <w:rPr>
+          <w:sz w:val="28"/>
+          <w:szCs w:val="28"/>
+          <w:lang w:val="en-US"/>
+        </w:rPr>
+        <w:t>Prescription ,</w:t>
+      </w:r>
+      <w:proofErr w:type="gramEnd"/>
+      <w:r>
+        <w:rPr>
+          <w:sz w:val="28"/>
+          <w:szCs w:val="28"/>
+          <w:lang w:val="en-US"/>
+        </w:rPr>
+        <w:t xml:space="preserve"> then it should update with the </w:t>
+      </w:r>
+      <w:proofErr w:type="spellStart"/>
+      <w:r>
+        <w:rPr>
+          <w:sz w:val="28"/>
+          <w:szCs w:val="28"/>
+          <w:lang w:val="en-US"/>
+        </w:rPr>
+        <w:t>TeamA</w:t>
+      </w:r>
+      <w:proofErr w:type="spellEnd"/>
+      <w:r>
+        <w:rPr>
+          <w:sz w:val="28"/>
+          <w:szCs w:val="28"/>
+          <w:lang w:val="en-US"/>
+        </w:rPr>
+        <w:t xml:space="preserve"> Name and the </w:t>
+      </w:r>
+      <w:proofErr w:type="spellStart"/>
+      <w:r>
+        <w:rPr>
+          <w:sz w:val="28"/>
+          <w:szCs w:val="28"/>
+          <w:lang w:val="en-US"/>
+        </w:rPr>
+        <w:t>TeamAScore</w:t>
+      </w:r>
+      <w:proofErr w:type="spellEnd"/>
+      <w:r>
+        <w:rPr>
+          <w:sz w:val="28"/>
+          <w:szCs w:val="28"/>
+          <w:lang w:val="en-US"/>
+        </w:rPr>
+        <w:t xml:space="preserve"> </w:t>
+      </w:r>
+      <w:r>
+        <w:rPr>
+          <w:sz w:val="28"/>
+          <w:szCs w:val="28"/>
+          <w:lang w:val="en-US"/>
+        </w:rPr>
+        <w:t>(</w:t>
+      </w:r>
+      <w:proofErr w:type="spellStart"/>
+      <w:r>
+        <w:rPr>
+          <w:sz w:val="28"/>
+          <w:szCs w:val="28"/>
+          <w:lang w:val="en-US"/>
+        </w:rPr>
+        <w:t>TotalScore</w:t>
+      </w:r>
+      <w:proofErr w:type="spellEnd"/>
+      <w:r>
+        <w:rPr>
+          <w:sz w:val="28"/>
+          <w:szCs w:val="28"/>
+          <w:lang w:val="en-US"/>
+        </w:rPr>
+        <w:t>)</w:t>
       </w:r>
     </w:p>
     <w:p>
@@ -1378,7 +2621,79 @@
           <w:szCs w:val="28"/>
           <w:lang w:val="en-US"/>
         </w:rPr>
-        <w:t>Either if it is TeamB MR then it should update with the Same for it with the TeamB Name and TeamBScore (TotalScore)</w:t>
+        <w:t xml:space="preserve">Either if it is </w:t>
+      </w:r>
+      <w:proofErr w:type="spellStart"/>
+      <w:r>
+        <w:rPr>
+          <w:sz w:val="28"/>
+          <w:szCs w:val="28"/>
+          <w:lang w:val="en-US"/>
+        </w:rPr>
+        <w:t>TeamB</w:t>
+      </w:r>
+      <w:proofErr w:type="spellEnd"/>
+      <w:r>
+        <w:rPr>
+          <w:sz w:val="28"/>
+          <w:szCs w:val="28"/>
+          <w:lang w:val="en-US"/>
+        </w:rPr>
+        <w:t xml:space="preserve"> MR then it should update with the Same for it with the </w:t>
+      </w:r>
+      <w:proofErr w:type="spellStart"/>
+      <w:r>
+        <w:rPr>
+          <w:sz w:val="28"/>
+          <w:szCs w:val="28"/>
+          <w:lang w:val="en-US"/>
+        </w:rPr>
+        <w:t>TeamB</w:t>
+      </w:r>
+      <w:proofErr w:type="spellEnd"/>
+      <w:r>
+        <w:rPr>
+          <w:sz w:val="28"/>
+          <w:szCs w:val="28"/>
+          <w:lang w:val="en-US"/>
+        </w:rPr>
+        <w:t xml:space="preserve"> Name and </w:t>
+      </w:r>
+      <w:proofErr w:type="spellStart"/>
+      <w:r>
+        <w:rPr>
+          <w:sz w:val="28"/>
+          <w:szCs w:val="28"/>
+          <w:lang w:val="en-US"/>
+        </w:rPr>
+        <w:t>TeamBScore</w:t>
+      </w:r>
+      <w:proofErr w:type="spellEnd"/>
+      <w:r>
+        <w:rPr>
+          <w:sz w:val="28"/>
+          <w:szCs w:val="28"/>
+          <w:lang w:val="en-US"/>
+        </w:rPr>
+        <w:t xml:space="preserve"> (</w:t>
+      </w:r>
+      <w:proofErr w:type="spellStart"/>
+      <w:r>
+        <w:rPr>
+          <w:sz w:val="28"/>
+          <w:szCs w:val="28"/>
+          <w:lang w:val="en-US"/>
+        </w:rPr>
+        <w:t>TotalScore</w:t>
+      </w:r>
+      <w:proofErr w:type="spellEnd"/>
+      <w:r>
+        <w:rPr>
+          <w:sz w:val="28"/>
+          <w:szCs w:val="28"/>
+          <w:lang w:val="en-US"/>
+        </w:rPr>
+        <w:t>)</w:t>
       </w:r>
     </w:p>
     <w:p>
@@ -1400,7 +2715,43 @@
           <w:szCs w:val="28"/>
           <w:lang w:val="en-US"/>
         </w:rPr>
-        <w:t xml:space="preserve">At the End , think the logic for the Result and compare the both team Scores and show the Result with showing their TeamNames in it respectively </w:t>
+        <w:t xml:space="preserve">At the </w:t>
+      </w:r>
+      <w:proofErr w:type="gramStart"/>
+      <w:r>
+        <w:rPr>
+          <w:sz w:val="28"/>
+          <w:szCs w:val="28"/>
+          <w:lang w:val="en-US"/>
+        </w:rPr>
+        <w:t>End ,</w:t>
+      </w:r>
+      <w:proofErr w:type="gramEnd"/>
+      <w:r>
+        <w:rPr>
+          <w:sz w:val="28"/>
+          <w:szCs w:val="28"/>
+          <w:lang w:val="en-US"/>
+        </w:rPr>
+        <w:t xml:space="preserve"> think the logic for the Result and compare the both team Scores and show the Result with showing their </w:t>
+      </w:r>
+      <w:proofErr w:type="spellStart"/>
+      <w:r>
+        <w:rPr>
+          <w:sz w:val="28"/>
+          <w:szCs w:val="28"/>
+          <w:lang w:val="en-US"/>
+        </w:rPr>
+        <w:t>TeamNames</w:t>
+      </w:r>
+      <w:proofErr w:type="spellEnd"/>
+      <w:r>
+        <w:rPr>
+          <w:sz w:val="28"/>
+          <w:szCs w:val="28"/>
+          <w:lang w:val="en-US"/>
+        </w:rPr>
+        <w:t xml:space="preserve"> in it respectively </w:t>
       </w:r>
     </w:p>
     <w:p>
@@ -1493,6 +2844,7 @@
         </w:rPr>
         <w:t xml:space="preserve">: Get the </w:t>
       </w:r>
+      <w:proofErr w:type="spellStart"/>
       <w:r>
         <w:rPr>
           <w:sz w:val="28"/>
@@ -1502,6 +2854,7 @@
         </w:rPr>
         <w:t>MRScoreEachMatch</w:t>
       </w:r>
+      <w:proofErr w:type="spellEnd"/>
       <w:r>
         <w:rPr>
           <w:sz w:val="28"/>
@@ -1540,8 +2893,18 @@
           <w:szCs w:val="28"/>
           <w:lang w:val="en-US"/>
         </w:rPr>
-        <w:t>Create the Schema in MR Field named as MrScoreEachMatch</w:t>
-      </w:r>
+        <w:t xml:space="preserve">Create the Schema in MR Field named as </w:t>
+      </w:r>
+      <w:proofErr w:type="spellStart"/>
+      <w:r>
+        <w:rPr>
+          <w:sz w:val="28"/>
+          <w:szCs w:val="28"/>
+          <w:lang w:val="en-US"/>
+        </w:rPr>
+        <w:t>MrScoreEachMatch</w:t>
+      </w:r>
+      <w:proofErr w:type="spellEnd"/>
     </w:p>
     <w:p>
       <w:pPr>
@@ -1562,7 +2925,155 @@
           <w:szCs w:val="28"/>
           <w:lang w:val="en-US"/>
         </w:rPr>
-        <w:t>Get the MatchID , roomID , startDate, endDate , results and stats with it s runs , sixes and fours</w:t>
+        <w:t xml:space="preserve">Get the </w:t>
+      </w:r>
+      <w:proofErr w:type="spellStart"/>
+      <w:proofErr w:type="gramStart"/>
+      <w:r>
+        <w:rPr>
+          <w:sz w:val="28"/>
+          <w:szCs w:val="28"/>
+          <w:lang w:val="en-US"/>
+        </w:rPr>
+        <w:t>MatchID</w:t>
+      </w:r>
+      <w:proofErr w:type="spellEnd"/>
+      <w:r>
+        <w:rPr>
+          <w:sz w:val="28"/>
+          <w:szCs w:val="28"/>
+          <w:lang w:val="en-US"/>
+        </w:rPr>
+        <w:t xml:space="preserve"> ,</w:t>
+      </w:r>
+      <w:proofErr w:type="gramEnd"/>
+      <w:r>
+        <w:rPr>
+          <w:sz w:val="28"/>
+          <w:szCs w:val="28"/>
+          <w:lang w:val="en-US"/>
+        </w:rPr>
+        <w:t xml:space="preserve"> </w:t>
+      </w:r>
+      <w:proofErr w:type="spellStart"/>
+      <w:proofErr w:type="gramStart"/>
+      <w:r>
+        <w:rPr>
+          <w:sz w:val="28"/>
+          <w:szCs w:val="28"/>
+          <w:lang w:val="en-US"/>
+        </w:rPr>
+        <w:t>roomID</w:t>
+      </w:r>
+      <w:proofErr w:type="spellEnd"/>
+      <w:r>
+        <w:rPr>
+          <w:sz w:val="28"/>
+          <w:szCs w:val="28"/>
+          <w:lang w:val="en-US"/>
+        </w:rPr>
+        <w:t xml:space="preserve"> ,</w:t>
+      </w:r>
+      <w:proofErr w:type="gramEnd"/>
+      <w:r>
+        <w:rPr>
+          <w:sz w:val="28"/>
+          <w:szCs w:val="28"/>
+          <w:lang w:val="en-US"/>
+        </w:rPr>
+        <w:t xml:space="preserve"> </w:t>
+      </w:r>
+      <w:proofErr w:type="spellStart"/>
+      <w:r>
+        <w:rPr>
+          <w:sz w:val="28"/>
+          <w:szCs w:val="28"/>
+          <w:lang w:val="en-US"/>
+        </w:rPr>
+        <w:t>startDate</w:t>
+      </w:r>
+      <w:proofErr w:type="spellEnd"/>
+      <w:r>
+        <w:rPr>
+          <w:sz w:val="28"/>
+          <w:szCs w:val="28"/>
+          <w:lang w:val="en-US"/>
+        </w:rPr>
+        <w:t xml:space="preserve">, </w:t>
+      </w:r>
+      <w:proofErr w:type="spellStart"/>
+      <w:proofErr w:type="gramStart"/>
+      <w:r>
+        <w:rPr>
+          <w:sz w:val="28"/>
+          <w:szCs w:val="28"/>
+          <w:lang w:val="en-US"/>
+        </w:rPr>
+        <w:t>endDate</w:t>
+      </w:r>
+      <w:proofErr w:type="spellEnd"/>
+      <w:r>
+        <w:rPr>
+          <w:sz w:val="28"/>
+          <w:szCs w:val="28"/>
+          <w:lang w:val="en-US"/>
+        </w:rPr>
+        <w:t xml:space="preserve"> ,</w:t>
+      </w:r>
+      <w:proofErr w:type="gramEnd"/>
+      <w:r>
+        <w:rPr>
+          <w:sz w:val="28"/>
+          <w:szCs w:val="28"/>
+          <w:lang w:val="en-US"/>
+        </w:rPr>
+        <w:t xml:space="preserve"> results and stats with </w:t>
+      </w:r>
+      <w:proofErr w:type="spellStart"/>
+      <w:proofErr w:type="gramStart"/>
+      <w:r>
+        <w:rPr>
+          <w:sz w:val="28"/>
+          <w:szCs w:val="28"/>
+          <w:lang w:val="en-US"/>
+        </w:rPr>
+        <w:t>it</w:t>
+      </w:r>
+      <w:proofErr w:type="gramEnd"/>
+      <w:r>
+        <w:rPr>
+          <w:sz w:val="28"/>
+          <w:szCs w:val="28"/>
+          <w:lang w:val="en-US"/>
+        </w:rPr>
+        <w:t xml:space="preserve"> s</w:t>
+      </w:r>
+      <w:proofErr w:type="spellEnd"/>
+      <w:r>
+        <w:rPr>
+          <w:sz w:val="28"/>
+          <w:szCs w:val="28"/>
+          <w:lang w:val="en-US"/>
+        </w:rPr>
+        <w:t xml:space="preserve"> </w:t>
+      </w:r>
+      <w:proofErr w:type="gramStart"/>
+      <w:r>
+        <w:rPr>
+          <w:sz w:val="28"/>
+          <w:szCs w:val="28"/>
+          <w:lang w:val="en-US"/>
+        </w:rPr>
+        <w:t>runs ,</w:t>
+      </w:r>
+      <w:proofErr w:type="gramEnd"/>
+      <w:r>
+        <w:rPr>
+          <w:sz w:val="28"/>
+          <w:szCs w:val="28"/>
+          <w:lang w:val="en-US"/>
+        </w:rPr>
+        <w:t xml:space="preserve"> sixes and fours</w:t>
       </w:r>
     </w:p>
     <w:p>
@@ -1656,8 +3167,216 @@
           <w:szCs w:val="28"/>
           <w:lang w:val="en-US"/>
         </w:rPr>
-        <w:t>Now in this , After getting the schema , go into the prescription and get the matchID from the matches and the roomID too, so that , we can find that , at which match , which MR has played with their specific personal runs , sixes and fours through their matchID and startDate and EndDate</w:t>
-      </w:r>
+        <w:t xml:space="preserve">Now in </w:t>
+      </w:r>
+      <w:proofErr w:type="gramStart"/>
+      <w:r>
+        <w:rPr>
+          <w:sz w:val="28"/>
+          <w:szCs w:val="28"/>
+          <w:lang w:val="en-US"/>
+        </w:rPr>
+        <w:t>this ,</w:t>
+      </w:r>
+      <w:proofErr w:type="gramEnd"/>
+      <w:r>
+        <w:rPr>
+          <w:sz w:val="28"/>
+          <w:szCs w:val="28"/>
+          <w:lang w:val="en-US"/>
+        </w:rPr>
+        <w:t xml:space="preserve"> </w:t>
+      </w:r>
+      <w:proofErr w:type="gramStart"/>
+      <w:r>
+        <w:rPr>
+          <w:sz w:val="28"/>
+          <w:szCs w:val="28"/>
+          <w:lang w:val="en-US"/>
+        </w:rPr>
+        <w:t>After</w:t>
+      </w:r>
+      <w:proofErr w:type="gramEnd"/>
+      <w:r>
+        <w:rPr>
+          <w:sz w:val="28"/>
+          <w:szCs w:val="28"/>
+          <w:lang w:val="en-US"/>
+        </w:rPr>
+        <w:t xml:space="preserve"> getting the </w:t>
+      </w:r>
+      <w:proofErr w:type="gramStart"/>
+      <w:r>
+        <w:rPr>
+          <w:sz w:val="28"/>
+          <w:szCs w:val="28"/>
+          <w:lang w:val="en-US"/>
+        </w:rPr>
+        <w:t>schema ,</w:t>
+      </w:r>
+      <w:proofErr w:type="gramEnd"/>
+      <w:r>
+        <w:rPr>
+          <w:sz w:val="28"/>
+          <w:szCs w:val="28"/>
+          <w:lang w:val="en-US"/>
+        </w:rPr>
+        <w:t xml:space="preserve"> go into the prescription and get the </w:t>
+      </w:r>
+      <w:proofErr w:type="spellStart"/>
+      <w:r>
+        <w:rPr>
+          <w:sz w:val="28"/>
+          <w:szCs w:val="28"/>
+          <w:lang w:val="en-US"/>
+        </w:rPr>
+        <w:t>matchID</w:t>
+      </w:r>
+      <w:proofErr w:type="spellEnd"/>
+      <w:r>
+        <w:rPr>
+          <w:sz w:val="28"/>
+          <w:szCs w:val="28"/>
+          <w:lang w:val="en-US"/>
+        </w:rPr>
+        <w:t xml:space="preserve"> from the matches and the </w:t>
+      </w:r>
+      <w:proofErr w:type="spellStart"/>
+      <w:r>
+        <w:rPr>
+          <w:sz w:val="28"/>
+          <w:szCs w:val="28"/>
+          <w:lang w:val="en-US"/>
+        </w:rPr>
+        <w:t>roomID</w:t>
+      </w:r>
+      <w:proofErr w:type="spellEnd"/>
+      <w:r>
+        <w:rPr>
+          <w:sz w:val="28"/>
+          <w:szCs w:val="28"/>
+          <w:lang w:val="en-US"/>
+        </w:rPr>
+        <w:t xml:space="preserve"> too, so </w:t>
+      </w:r>
+      <w:proofErr w:type="gramStart"/>
+      <w:r>
+        <w:rPr>
+          <w:sz w:val="28"/>
+          <w:szCs w:val="28"/>
+          <w:lang w:val="en-US"/>
+        </w:rPr>
+        <w:t>that ,</w:t>
+      </w:r>
+      <w:proofErr w:type="gramEnd"/>
+      <w:r>
+        <w:rPr>
+          <w:sz w:val="28"/>
+          <w:szCs w:val="28"/>
+          <w:lang w:val="en-US"/>
+        </w:rPr>
+        <w:t xml:space="preserve"> we can find </w:t>
+      </w:r>
+      <w:proofErr w:type="gramStart"/>
+      <w:r>
+        <w:rPr>
+          <w:sz w:val="28"/>
+          <w:szCs w:val="28"/>
+          <w:lang w:val="en-US"/>
+        </w:rPr>
+        <w:t>that ,</w:t>
+      </w:r>
+      <w:proofErr w:type="gramEnd"/>
+      <w:r>
+        <w:rPr>
+          <w:sz w:val="28"/>
+          <w:szCs w:val="28"/>
+          <w:lang w:val="en-US"/>
+        </w:rPr>
+        <w:t xml:space="preserve"> at which </w:t>
+      </w:r>
+      <w:proofErr w:type="gramStart"/>
+      <w:r>
+        <w:rPr>
+          <w:sz w:val="28"/>
+          <w:szCs w:val="28"/>
+          <w:lang w:val="en-US"/>
+        </w:rPr>
+        <w:t>match ,</w:t>
+      </w:r>
+      <w:proofErr w:type="gramEnd"/>
+      <w:r>
+        <w:rPr>
+          <w:sz w:val="28"/>
+          <w:szCs w:val="28"/>
+          <w:lang w:val="en-US"/>
+        </w:rPr>
+        <w:t xml:space="preserve"> which MR has played with their specific personal </w:t>
+      </w:r>
+      <w:proofErr w:type="gramStart"/>
+      <w:r>
+        <w:rPr>
+          <w:sz w:val="28"/>
+          <w:szCs w:val="28"/>
+          <w:lang w:val="en-US"/>
+        </w:rPr>
+        <w:t>runs ,</w:t>
+      </w:r>
+      <w:proofErr w:type="gramEnd"/>
+      <w:r>
+        <w:rPr>
+          <w:sz w:val="28"/>
+          <w:szCs w:val="28"/>
+          <w:lang w:val="en-US"/>
+        </w:rPr>
+        <w:t xml:space="preserve"> sixes and fours through their </w:t>
+      </w:r>
+      <w:proofErr w:type="spellStart"/>
+      <w:r>
+        <w:rPr>
+          <w:sz w:val="28"/>
+          <w:szCs w:val="28"/>
+          <w:lang w:val="en-US"/>
+        </w:rPr>
+        <w:t>matchID</w:t>
+      </w:r>
+      <w:proofErr w:type="spellEnd"/>
+      <w:r>
+        <w:rPr>
+          <w:sz w:val="28"/>
+          <w:szCs w:val="28"/>
+          <w:lang w:val="en-US"/>
+        </w:rPr>
+        <w:t xml:space="preserve"> and </w:t>
+      </w:r>
+      <w:proofErr w:type="spellStart"/>
+      <w:r>
+        <w:rPr>
+          <w:sz w:val="28"/>
+          <w:szCs w:val="28"/>
+          <w:lang w:val="en-US"/>
+        </w:rPr>
+        <w:t>startDate</w:t>
+      </w:r>
+      <w:proofErr w:type="spellEnd"/>
+      <w:r>
+        <w:rPr>
+          <w:sz w:val="28"/>
+          <w:szCs w:val="28"/>
+          <w:lang w:val="en-US"/>
+        </w:rPr>
+        <w:t xml:space="preserve"> and </w:t>
+      </w:r>
+      <w:proofErr w:type="spellStart"/>
+      <w:r>
+        <w:rPr>
+          <w:sz w:val="28"/>
+          <w:szCs w:val="28"/>
+          <w:lang w:val="en-US"/>
+        </w:rPr>
+        <w:t>EndDate</w:t>
+      </w:r>
+      <w:proofErr w:type="spellEnd"/>
     </w:p>
     <w:p>
       <w:pPr>
@@ -1688,7 +3407,25 @@
           <w:szCs w:val="28"/>
           <w:lang w:val="en-US"/>
         </w:rPr>
-        <w:t>If you got then , hit the API and get the personal Score for each MR in it and store into the MR Database</w:t>
+        <w:t xml:space="preserve">If you got </w:t>
+      </w:r>
+      <w:proofErr w:type="gramStart"/>
+      <w:r>
+        <w:rPr>
+          <w:sz w:val="28"/>
+          <w:szCs w:val="28"/>
+          <w:lang w:val="en-US"/>
+        </w:rPr>
+        <w:t>then ,</w:t>
+      </w:r>
+      <w:proofErr w:type="gramEnd"/>
+      <w:r>
+        <w:rPr>
+          <w:sz w:val="28"/>
+          <w:szCs w:val="28"/>
+          <w:lang w:val="en-US"/>
+        </w:rPr>
+        <w:t xml:space="preserve"> hit the API and get the personal Score for each MR in it and store into the MR Database</w:t>
       </w:r>
     </w:p>
     <w:p>
@@ -1737,15 +3474,52 @@
           <w:lang w:val="en-US"/>
         </w:rPr>
         <w:lastRenderedPageBreak/>
-        <w:t>Step 8</w:t>
-      </w:r>
-      <w:r>
-        <w:rPr>
-          <w:sz w:val="28"/>
-          <w:szCs w:val="28"/>
-          <w:lang w:val="en-US"/>
-        </w:rPr>
-        <w:t xml:space="preserve"> : Websocket installation and show the live Data in Frontend</w:t>
+        <w:t xml:space="preserve">Step </w:t>
+      </w:r>
+      <w:proofErr w:type="gramStart"/>
+      <w:r>
+        <w:rPr>
+          <w:sz w:val="28"/>
+          <w:szCs w:val="28"/>
+          <w:highlight w:val="green"/>
+          <w:lang w:val="en-US"/>
+        </w:rPr>
+        <w:t>8</w:t>
+      </w:r>
+      <w:r>
+        <w:rPr>
+          <w:sz w:val="28"/>
+          <w:szCs w:val="28"/>
+          <w:lang w:val="en-US"/>
+        </w:rPr>
+        <w:t xml:space="preserve"> :</w:t>
+      </w:r>
+      <w:proofErr w:type="gramEnd"/>
+      <w:r>
+        <w:rPr>
+          <w:sz w:val="28"/>
+          <w:szCs w:val="28"/>
+          <w:lang w:val="en-US"/>
+        </w:rPr>
+        <w:t xml:space="preserve"> </w:t>
+      </w:r>
+      <w:proofErr w:type="spellStart"/>
+      <w:r>
+        <w:rPr>
+          <w:sz w:val="28"/>
+          <w:szCs w:val="28"/>
+          <w:lang w:val="en-US"/>
+        </w:rPr>
+        <w:t>Websocket</w:t>
+      </w:r>
+      <w:proofErr w:type="spellEnd"/>
+      <w:r>
+        <w:rPr>
+          <w:sz w:val="28"/>
+          <w:szCs w:val="28"/>
+          <w:lang w:val="en-US"/>
+        </w:rPr>
+        <w:t xml:space="preserve"> installation and show the live Data in Frontend</w:t>
       </w:r>
     </w:p>
     <w:p>
@@ -1767,7 +3541,25 @@
           <w:szCs w:val="28"/>
           <w:lang w:val="en-US"/>
         </w:rPr>
-        <w:t xml:space="preserve">Install the websocket in the project with </w:t>
+        <w:t xml:space="preserve">Install the </w:t>
+      </w:r>
+      <w:proofErr w:type="spellStart"/>
+      <w:r>
+        <w:rPr>
+          <w:sz w:val="28"/>
+          <w:szCs w:val="28"/>
+          <w:lang w:val="en-US"/>
+        </w:rPr>
+        <w:t>websocket</w:t>
+      </w:r>
+      <w:proofErr w:type="spellEnd"/>
+      <w:r>
+        <w:rPr>
+          <w:sz w:val="28"/>
+          <w:szCs w:val="28"/>
+          <w:lang w:val="en-US"/>
+        </w:rPr>
+        <w:t xml:space="preserve"> in the project with </w:t>
       </w:r>
       <w:r>
         <w:rPr>
@@ -1777,7 +3569,51 @@
           <w:highlight w:val="red"/>
           <w:lang w:val="en-US"/>
         </w:rPr>
-        <w:t>“npm i socket.io”</w:t>
+        <w:t>“</w:t>
+      </w:r>
+      <w:proofErr w:type="spellStart"/>
+      <w:r>
+        <w:rPr>
+          <w:color w:val="000000" w:themeColor="text1"/>
+          <w:sz w:val="28"/>
+          <w:szCs w:val="28"/>
+          <w:highlight w:val="red"/>
+          <w:lang w:val="en-US"/>
+        </w:rPr>
+        <w:t>npm</w:t>
+      </w:r>
+      <w:proofErr w:type="spellEnd"/>
+      <w:r>
+        <w:rPr>
+          <w:color w:val="000000" w:themeColor="text1"/>
+          <w:sz w:val="28"/>
+          <w:szCs w:val="28"/>
+          <w:highlight w:val="red"/>
+          <w:lang w:val="en-US"/>
+        </w:rPr>
+        <w:t xml:space="preserve"> </w:t>
+      </w:r>
+      <w:proofErr w:type="spellStart"/>
+      <w:r>
+        <w:rPr>
+          <w:color w:val="000000" w:themeColor="text1"/>
+          <w:sz w:val="28"/>
+          <w:szCs w:val="28"/>
+          <w:highlight w:val="red"/>
+          <w:lang w:val="en-US"/>
+        </w:rPr>
+        <w:t>i</w:t>
+      </w:r>
+      <w:proofErr w:type="spellEnd"/>
+      <w:r>
+        <w:rPr>
+          <w:color w:val="000000" w:themeColor="text1"/>
+          <w:sz w:val="28"/>
+          <w:szCs w:val="28"/>
+          <w:highlight w:val="red"/>
+          <w:lang w:val="en-US"/>
+        </w:rPr>
+        <w:t xml:space="preserve"> socket.io”</w:t>
       </w:r>
     </w:p>
     <w:p>
@@ -1800,7 +3636,27 @@
           <w:szCs w:val="28"/>
           <w:lang w:val="en-US"/>
         </w:rPr>
-        <w:t xml:space="preserve">Add into the Server.js , and exchange with the local server </w:t>
+        <w:t xml:space="preserve">Add into the </w:t>
+      </w:r>
+      <w:proofErr w:type="gramStart"/>
+      <w:r>
+        <w:rPr>
+          <w:color w:val="000000" w:themeColor="text1"/>
+          <w:sz w:val="28"/>
+          <w:szCs w:val="28"/>
+          <w:lang w:val="en-US"/>
+        </w:rPr>
+        <w:t>Server.js ,</w:t>
+      </w:r>
+      <w:proofErr w:type="gramEnd"/>
+      <w:r>
+        <w:rPr>
+          <w:color w:val="000000" w:themeColor="text1"/>
+          <w:sz w:val="28"/>
+          <w:szCs w:val="28"/>
+          <w:lang w:val="en-US"/>
+        </w:rPr>
+        <w:t xml:space="preserve"> and exchange with the local server </w:t>
       </w:r>
     </w:p>
     <w:p>
@@ -1823,7 +3679,27 @@
           <w:szCs w:val="28"/>
           <w:lang w:val="en-US"/>
         </w:rPr>
-        <w:t>Make a setup of Websocket io in the server.js and in the prescription too</w:t>
+        <w:t xml:space="preserve">Make a setup of </w:t>
+      </w:r>
+      <w:proofErr w:type="spellStart"/>
+      <w:r>
+        <w:rPr>
+          <w:color w:val="000000" w:themeColor="text1"/>
+          <w:sz w:val="28"/>
+          <w:szCs w:val="28"/>
+          <w:lang w:val="en-US"/>
+        </w:rPr>
+        <w:t>Websocket</w:t>
+      </w:r>
+      <w:proofErr w:type="spellEnd"/>
+      <w:r>
+        <w:rPr>
+          <w:color w:val="000000" w:themeColor="text1"/>
+          <w:sz w:val="28"/>
+          <w:szCs w:val="28"/>
+          <w:lang w:val="en-US"/>
+        </w:rPr>
+        <w:t xml:space="preserve"> io in the server.js and in the prescription too</w:t>
       </w:r>
     </w:p>
     <w:p>
@@ -1915,7 +3791,25 @@
           <w:szCs w:val="28"/>
           <w:lang w:val="en-US"/>
         </w:rPr>
-        <w:t>Make a frontend with React.js and attach the websocket with the frontend part and display the prescription lively in i</w:t>
+        <w:t xml:space="preserve">Make a frontend with React.js and attach the </w:t>
+      </w:r>
+      <w:proofErr w:type="spellStart"/>
+      <w:r>
+        <w:rPr>
+          <w:sz w:val="28"/>
+          <w:szCs w:val="28"/>
+          <w:lang w:val="en-US"/>
+        </w:rPr>
+        <w:t>websocket</w:t>
+      </w:r>
+      <w:proofErr w:type="spellEnd"/>
+      <w:r>
+        <w:rPr>
+          <w:sz w:val="28"/>
+          <w:szCs w:val="28"/>
+          <w:lang w:val="en-US"/>
+        </w:rPr>
+        <w:t xml:space="preserve"> with the frontend part and display the prescription lively in i</w:t>
       </w:r>
       <w:r>
         <w:rPr>
@@ -2003,6 +3897,7 @@
           <w:lang w:val="en-US"/>
         </w:rPr>
       </w:pPr>
+      <w:proofErr w:type="gramStart"/>
       <w:r>
         <w:rPr>
           <w:sz w:val="28"/>
@@ -2010,7 +3905,77 @@
           <w:highlight w:val="red"/>
           <w:lang w:val="en-US"/>
         </w:rPr>
-        <w:t>Note :- Websocket blocks the port no. 6000 , it does not runs on this port</w:t>
+        <w:t>Note :</w:t>
+      </w:r>
+      <w:proofErr w:type="gramEnd"/>
+      <w:r>
+        <w:rPr>
+          <w:sz w:val="28"/>
+          <w:szCs w:val="28"/>
+          <w:highlight w:val="red"/>
+          <w:lang w:val="en-US"/>
+        </w:rPr>
+        <w:t xml:space="preserve">- </w:t>
+      </w:r>
+      <w:proofErr w:type="spellStart"/>
+      <w:r>
+        <w:rPr>
+          <w:sz w:val="28"/>
+          <w:szCs w:val="28"/>
+          <w:highlight w:val="red"/>
+          <w:lang w:val="en-US"/>
+        </w:rPr>
+        <w:t>Websocket</w:t>
+      </w:r>
+      <w:proofErr w:type="spellEnd"/>
+      <w:r>
+        <w:rPr>
+          <w:sz w:val="28"/>
+          <w:szCs w:val="28"/>
+          <w:highlight w:val="red"/>
+          <w:lang w:val="en-US"/>
+        </w:rPr>
+        <w:t xml:space="preserve"> blocks the port no. </w:t>
+      </w:r>
+      <w:proofErr w:type="gramStart"/>
+      <w:r>
+        <w:rPr>
+          <w:sz w:val="28"/>
+          <w:szCs w:val="28"/>
+          <w:highlight w:val="red"/>
+          <w:lang w:val="en-US"/>
+        </w:rPr>
+        <w:t>6000 ,</w:t>
+      </w:r>
+      <w:proofErr w:type="gramEnd"/>
+      <w:r>
+        <w:rPr>
+          <w:sz w:val="28"/>
+          <w:szCs w:val="28"/>
+          <w:highlight w:val="red"/>
+          <w:lang w:val="en-US"/>
+        </w:rPr>
+        <w:t xml:space="preserve"> it does not </w:t>
+      </w:r>
+      <w:proofErr w:type="gramStart"/>
+      <w:r>
+        <w:rPr>
+          <w:sz w:val="28"/>
+          <w:szCs w:val="28"/>
+          <w:highlight w:val="red"/>
+          <w:lang w:val="en-US"/>
+        </w:rPr>
+        <w:t>runs</w:t>
+      </w:r>
+      <w:proofErr w:type="gramEnd"/>
+      <w:r>
+        <w:rPr>
+          <w:sz w:val="28"/>
+          <w:szCs w:val="28"/>
+          <w:highlight w:val="red"/>
+          <w:lang w:val="en-US"/>
+        </w:rPr>
+        <w:t xml:space="preserve"> on this port</w:t>
       </w:r>
       <w:r>
         <w:rPr>
@@ -2045,8 +4010,19 @@
           <w:highlight w:val="green"/>
           <w:lang w:val="en-US"/>
         </w:rPr>
-        <w:t>Step 9 :</w:t>
-      </w:r>
+        <w:t xml:space="preserve">Step </w:t>
+      </w:r>
+      <w:proofErr w:type="gramStart"/>
+      <w:r>
+        <w:rPr>
+          <w:sz w:val="28"/>
+          <w:szCs w:val="28"/>
+          <w:highlight w:val="green"/>
+          <w:lang w:val="en-US"/>
+        </w:rPr>
+        <w:t>9 :</w:t>
+      </w:r>
+      <w:proofErr w:type="gramEnd"/>
       <w:r>
         <w:rPr>
           <w:sz w:val="28"/>
@@ -2093,7 +4069,35 @@
           <w:szCs w:val="28"/>
           <w:lang w:val="en-US"/>
         </w:rPr>
-        <w:t xml:space="preserve">Now Create a new GET API url , with get-prescription/:id  </w:t>
+        <w:t xml:space="preserve">Now Create a new GET API </w:t>
+      </w:r>
+      <w:proofErr w:type="spellStart"/>
+      <w:proofErr w:type="gramStart"/>
+      <w:r>
+        <w:rPr>
+          <w:sz w:val="28"/>
+          <w:szCs w:val="28"/>
+          <w:lang w:val="en-US"/>
+        </w:rPr>
+        <w:t>url</w:t>
+      </w:r>
+      <w:proofErr w:type="spellEnd"/>
+      <w:r>
+        <w:rPr>
+          <w:sz w:val="28"/>
+          <w:szCs w:val="28"/>
+          <w:lang w:val="en-US"/>
+        </w:rPr>
+        <w:t xml:space="preserve"> ,</w:t>
+      </w:r>
+      <w:proofErr w:type="gramEnd"/>
+      <w:r>
+        <w:rPr>
+          <w:sz w:val="28"/>
+          <w:szCs w:val="28"/>
+          <w:lang w:val="en-US"/>
+        </w:rPr>
+        <w:t xml:space="preserve"> with get-prescription/:id  </w:t>
       </w:r>
     </w:p>
     <w:p>
@@ -2115,7 +4119,99 @@
           <w:szCs w:val="28"/>
           <w:lang w:val="en-US"/>
         </w:rPr>
-        <w:t xml:space="preserve">In Id (tlm, slm , flm ) who ever this boss is , can only access this API </w:t>
+        <w:t>In Id (</w:t>
+      </w:r>
+      <w:proofErr w:type="spellStart"/>
+      <w:r>
+        <w:rPr>
+          <w:sz w:val="28"/>
+          <w:szCs w:val="28"/>
+          <w:lang w:val="en-US"/>
+        </w:rPr>
+        <w:t>tlm</w:t>
+      </w:r>
+      <w:proofErr w:type="spellEnd"/>
+      <w:r>
+        <w:rPr>
+          <w:sz w:val="28"/>
+          <w:szCs w:val="28"/>
+          <w:lang w:val="en-US"/>
+        </w:rPr>
+        <w:t xml:space="preserve">, </w:t>
+      </w:r>
+      <w:proofErr w:type="spellStart"/>
+      <w:proofErr w:type="gramStart"/>
+      <w:r>
+        <w:rPr>
+          <w:sz w:val="28"/>
+          <w:szCs w:val="28"/>
+          <w:lang w:val="en-US"/>
+        </w:rPr>
+        <w:t>slm</w:t>
+      </w:r>
+      <w:proofErr w:type="spellEnd"/>
+      <w:r>
+        <w:rPr>
+          <w:sz w:val="28"/>
+          <w:szCs w:val="28"/>
+          <w:lang w:val="en-US"/>
+        </w:rPr>
+        <w:t xml:space="preserve"> ,</w:t>
+      </w:r>
+      <w:proofErr w:type="gramEnd"/>
+      <w:r>
+        <w:rPr>
+          <w:sz w:val="28"/>
+          <w:szCs w:val="28"/>
+          <w:lang w:val="en-US"/>
+        </w:rPr>
+        <w:t xml:space="preserve"> </w:t>
+      </w:r>
+      <w:proofErr w:type="spellStart"/>
+      <w:proofErr w:type="gramStart"/>
+      <w:r>
+        <w:rPr>
+          <w:sz w:val="28"/>
+          <w:szCs w:val="28"/>
+          <w:lang w:val="en-US"/>
+        </w:rPr>
+        <w:t>flm</w:t>
+      </w:r>
+      <w:proofErr w:type="spellEnd"/>
+      <w:r>
+        <w:rPr>
+          <w:sz w:val="28"/>
+          <w:szCs w:val="28"/>
+          <w:lang w:val="en-US"/>
+        </w:rPr>
+        <w:t xml:space="preserve"> )</w:t>
+      </w:r>
+      <w:proofErr w:type="gramEnd"/>
+      <w:r>
+        <w:rPr>
+          <w:sz w:val="28"/>
+          <w:szCs w:val="28"/>
+          <w:lang w:val="en-US"/>
+        </w:rPr>
+        <w:t xml:space="preserve"> who ever this boss </w:t>
+      </w:r>
+      <w:proofErr w:type="gramStart"/>
+      <w:r>
+        <w:rPr>
+          <w:sz w:val="28"/>
+          <w:szCs w:val="28"/>
+          <w:lang w:val="en-US"/>
+        </w:rPr>
+        <w:t>is ,</w:t>
+      </w:r>
+      <w:proofErr w:type="gramEnd"/>
+      <w:r>
+        <w:rPr>
+          <w:sz w:val="28"/>
+          <w:szCs w:val="28"/>
+          <w:lang w:val="en-US"/>
+        </w:rPr>
+        <w:t xml:space="preserve"> can only access this API </w:t>
       </w:r>
     </w:p>
     <w:p>
@@ -2137,7 +4233,25 @@
           <w:szCs w:val="28"/>
           <w:lang w:val="en-US"/>
         </w:rPr>
-        <w:t xml:space="preserve">Now Accessing their bosses Id , they should see their linked MRs prescription Data Easily </w:t>
+        <w:t xml:space="preserve">Now Accessing their bosses </w:t>
+      </w:r>
+      <w:proofErr w:type="gramStart"/>
+      <w:r>
+        <w:rPr>
+          <w:sz w:val="28"/>
+          <w:szCs w:val="28"/>
+          <w:lang w:val="en-US"/>
+        </w:rPr>
+        <w:t>Id ,</w:t>
+      </w:r>
+      <w:proofErr w:type="gramEnd"/>
+      <w:r>
+        <w:rPr>
+          <w:sz w:val="28"/>
+          <w:szCs w:val="28"/>
+          <w:lang w:val="en-US"/>
+        </w:rPr>
+        <w:t xml:space="preserve"> they should see their linked MRs prescription Data Easily </w:t>
       </w:r>
     </w:p>
     <w:p>
@@ -2161,6 +4275,7 @@
         </w:rPr>
         <w:t xml:space="preserve">Add a new field in Prescription with </w:t>
       </w:r>
+      <w:proofErr w:type="gramStart"/>
       <w:r>
         <w:rPr>
           <w:sz w:val="28"/>
@@ -2168,7 +4283,17 @@
           <w:highlight w:val="red"/>
           <w:lang w:val="en-US"/>
         </w:rPr>
-        <w:t>Status : Pending</w:t>
+        <w:t>Status :</w:t>
+      </w:r>
+      <w:proofErr w:type="gramEnd"/>
+      <w:r>
+        <w:rPr>
+          <w:sz w:val="28"/>
+          <w:szCs w:val="28"/>
+          <w:highlight w:val="red"/>
+          <w:lang w:val="en-US"/>
+        </w:rPr>
+        <w:t xml:space="preserve"> Pending</w:t>
       </w:r>
       <w:r>
         <w:rPr>
@@ -2190,6 +4315,7 @@
       </w:pPr>
       <w:r>
         <w:rPr>
+          <w:noProof/>
           <w:lang w:val="en-US"/>
         </w:rPr>
         <w:drawing>
@@ -2248,7 +4374,25 @@
           <w:szCs w:val="28"/>
           <w:lang w:val="en-US"/>
         </w:rPr>
-        <w:t>After making this , send the response and get the linked MR which have their personal prescription data in it</w:t>
+        <w:t xml:space="preserve">After making </w:t>
+      </w:r>
+      <w:proofErr w:type="gramStart"/>
+      <w:r>
+        <w:rPr>
+          <w:sz w:val="28"/>
+          <w:szCs w:val="28"/>
+          <w:lang w:val="en-US"/>
+        </w:rPr>
+        <w:t>this ,</w:t>
+      </w:r>
+      <w:proofErr w:type="gramEnd"/>
+      <w:r>
+        <w:rPr>
+          <w:sz w:val="28"/>
+          <w:szCs w:val="28"/>
+          <w:lang w:val="en-US"/>
+        </w:rPr>
+        <w:t xml:space="preserve"> send the response and get the linked MR which have their personal prescription data in it</w:t>
       </w:r>
     </w:p>
     <w:p>
@@ -2299,7 +4443,61 @@
           <w:szCs w:val="28"/>
           <w:lang w:val="en-US"/>
         </w:rPr>
-        <w:t xml:space="preserve">Now after that , you will get the prescription objectId from the get-prescription api </w:t>
+        <w:t xml:space="preserve">Now after </w:t>
+      </w:r>
+      <w:proofErr w:type="gramStart"/>
+      <w:r>
+        <w:rPr>
+          <w:sz w:val="28"/>
+          <w:szCs w:val="28"/>
+          <w:lang w:val="en-US"/>
+        </w:rPr>
+        <w:t>that ,</w:t>
+      </w:r>
+      <w:proofErr w:type="gramEnd"/>
+      <w:r>
+        <w:rPr>
+          <w:sz w:val="28"/>
+          <w:szCs w:val="28"/>
+          <w:lang w:val="en-US"/>
+        </w:rPr>
+        <w:t xml:space="preserve"> you will get the prescription </w:t>
+      </w:r>
+      <w:proofErr w:type="spellStart"/>
+      <w:r>
+        <w:rPr>
+          <w:sz w:val="28"/>
+          <w:szCs w:val="28"/>
+          <w:lang w:val="en-US"/>
+        </w:rPr>
+        <w:t>objectId</w:t>
+      </w:r>
+      <w:proofErr w:type="spellEnd"/>
+      <w:r>
+        <w:rPr>
+          <w:sz w:val="28"/>
+          <w:szCs w:val="28"/>
+          <w:lang w:val="en-US"/>
+        </w:rPr>
+        <w:t xml:space="preserve"> from the get-prescription </w:t>
+      </w:r>
+      <w:proofErr w:type="spellStart"/>
+      <w:r>
+        <w:rPr>
+          <w:sz w:val="28"/>
+          <w:szCs w:val="28"/>
+          <w:lang w:val="en-US"/>
+        </w:rPr>
+        <w:t>api</w:t>
+      </w:r>
+      <w:proofErr w:type="spellEnd"/>
+      <w:r>
+        <w:rPr>
+          <w:sz w:val="28"/>
+          <w:szCs w:val="28"/>
+          <w:lang w:val="en-US"/>
+        </w:rPr>
+        <w:t xml:space="preserve"> </w:t>
       </w:r>
     </w:p>
     <w:p>
@@ -2321,19 +4519,38 @@
           <w:szCs w:val="28"/>
           <w:lang w:val="en-US"/>
         </w:rPr>
-        <w:t xml:space="preserve">Pick the prescription id from the case 1 and make a new api with post method </w:t>
-      </w:r>
-    </w:p>
-    <w:p>
-      <w:pPr>
-        <w:rPr>
-          <w:sz w:val="28"/>
-          <w:szCs w:val="28"/>
-          <w:lang w:val="en-US"/>
-        </w:rPr>
-      </w:pPr>
-      <w:r>
-        <w:rPr>
+        <w:t xml:space="preserve">Pick the prescription id from the case 1 and make a new </w:t>
+      </w:r>
+      <w:proofErr w:type="spellStart"/>
+      <w:r>
+        <w:rPr>
+          <w:sz w:val="28"/>
+          <w:szCs w:val="28"/>
+          <w:lang w:val="en-US"/>
+        </w:rPr>
+        <w:t>api</w:t>
+      </w:r>
+      <w:proofErr w:type="spellEnd"/>
+      <w:r>
+        <w:rPr>
+          <w:sz w:val="28"/>
+          <w:szCs w:val="28"/>
+          <w:lang w:val="en-US"/>
+        </w:rPr>
+        <w:t xml:space="preserve"> with post method </w:t>
+      </w:r>
+    </w:p>
+    <w:p>
+      <w:pPr>
+        <w:rPr>
+          <w:sz w:val="28"/>
+          <w:szCs w:val="28"/>
+          <w:lang w:val="en-US"/>
+        </w:rPr>
+      </w:pPr>
+      <w:r>
+        <w:rPr>
+          <w:noProof/>
           <w:sz w:val="28"/>
           <w:szCs w:val="28"/>
           <w:lang w:val="en-US"/>
@@ -2404,7 +4621,43 @@
           <w:szCs w:val="28"/>
           <w:lang w:val="en-US"/>
         </w:rPr>
-        <w:t>This should also visible to the boss only , who can approved or reject the MRs prescription in it</w:t>
+        <w:t xml:space="preserve">This should also visible to the boss </w:t>
+      </w:r>
+      <w:proofErr w:type="gramStart"/>
+      <w:r>
+        <w:rPr>
+          <w:sz w:val="28"/>
+          <w:szCs w:val="28"/>
+          <w:lang w:val="en-US"/>
+        </w:rPr>
+        <w:t>only ,</w:t>
+      </w:r>
+      <w:proofErr w:type="gramEnd"/>
+      <w:r>
+        <w:rPr>
+          <w:sz w:val="28"/>
+          <w:szCs w:val="28"/>
+          <w:lang w:val="en-US"/>
+        </w:rPr>
+        <w:t xml:space="preserve"> who can </w:t>
+      </w:r>
+      <w:proofErr w:type="gramStart"/>
+      <w:r>
+        <w:rPr>
+          <w:sz w:val="28"/>
+          <w:szCs w:val="28"/>
+          <w:lang w:val="en-US"/>
+        </w:rPr>
+        <w:t>approved</w:t>
+      </w:r>
+      <w:proofErr w:type="gramEnd"/>
+      <w:r>
+        <w:rPr>
+          <w:sz w:val="28"/>
+          <w:szCs w:val="28"/>
+          <w:lang w:val="en-US"/>
+        </w:rPr>
+        <w:t xml:space="preserve"> or reject the MRs prescription in it</w:t>
       </w:r>
     </w:p>
     <w:p>
@@ -2426,7 +4679,53 @@
           <w:szCs w:val="28"/>
           <w:lang w:val="en-US"/>
         </w:rPr>
-        <w:t xml:space="preserve">In this url , you should take the prescription ID in its url </w:t>
+        <w:t xml:space="preserve">In this </w:t>
+      </w:r>
+      <w:proofErr w:type="spellStart"/>
+      <w:proofErr w:type="gramStart"/>
+      <w:r>
+        <w:rPr>
+          <w:sz w:val="28"/>
+          <w:szCs w:val="28"/>
+          <w:lang w:val="en-US"/>
+        </w:rPr>
+        <w:t>url</w:t>
+      </w:r>
+      <w:proofErr w:type="spellEnd"/>
+      <w:r>
+        <w:rPr>
+          <w:sz w:val="28"/>
+          <w:szCs w:val="28"/>
+          <w:lang w:val="en-US"/>
+        </w:rPr>
+        <w:t xml:space="preserve"> ,</w:t>
+      </w:r>
+      <w:proofErr w:type="gramEnd"/>
+      <w:r>
+        <w:rPr>
+          <w:sz w:val="28"/>
+          <w:szCs w:val="28"/>
+          <w:lang w:val="en-US"/>
+        </w:rPr>
+        <w:t xml:space="preserve"> you should take the prescription ID in its </w:t>
+      </w:r>
+      <w:proofErr w:type="spellStart"/>
+      <w:r>
+        <w:rPr>
+          <w:sz w:val="28"/>
+          <w:szCs w:val="28"/>
+          <w:lang w:val="en-US"/>
+        </w:rPr>
+        <w:t>url</w:t>
+      </w:r>
+      <w:proofErr w:type="spellEnd"/>
+      <w:r>
+        <w:rPr>
+          <w:sz w:val="28"/>
+          <w:szCs w:val="28"/>
+          <w:lang w:val="en-US"/>
+        </w:rPr>
+        <w:t xml:space="preserve"> </w:t>
       </w:r>
     </w:p>
     <w:p>
@@ -2507,7 +4806,79 @@
           <w:szCs w:val="28"/>
           <w:lang w:val="en-US"/>
         </w:rPr>
-        <w:t xml:space="preserve">Now the condition is , If it is Approved , then It should be remain as it is </w:t>
+        <w:t xml:space="preserve">Now the condition </w:t>
+      </w:r>
+      <w:proofErr w:type="gramStart"/>
+      <w:r>
+        <w:rPr>
+          <w:sz w:val="28"/>
+          <w:szCs w:val="28"/>
+          <w:lang w:val="en-US"/>
+        </w:rPr>
+        <w:t>is ,</w:t>
+      </w:r>
+      <w:proofErr w:type="gramEnd"/>
+      <w:r>
+        <w:rPr>
+          <w:sz w:val="28"/>
+          <w:szCs w:val="28"/>
+          <w:lang w:val="en-US"/>
+        </w:rPr>
+        <w:t xml:space="preserve"> </w:t>
+      </w:r>
+      <w:proofErr w:type="gramStart"/>
+      <w:r>
+        <w:rPr>
+          <w:sz w:val="28"/>
+          <w:szCs w:val="28"/>
+          <w:lang w:val="en-US"/>
+        </w:rPr>
+        <w:t>If</w:t>
+      </w:r>
+      <w:proofErr w:type="gramEnd"/>
+      <w:r>
+        <w:rPr>
+          <w:sz w:val="28"/>
+          <w:szCs w:val="28"/>
+          <w:lang w:val="en-US"/>
+        </w:rPr>
+        <w:t xml:space="preserve"> it is </w:t>
+      </w:r>
+      <w:proofErr w:type="gramStart"/>
+      <w:r>
+        <w:rPr>
+          <w:sz w:val="28"/>
+          <w:szCs w:val="28"/>
+          <w:lang w:val="en-US"/>
+        </w:rPr>
+        <w:t>Approved ,</w:t>
+      </w:r>
+      <w:proofErr w:type="gramEnd"/>
+      <w:r>
+        <w:rPr>
+          <w:sz w:val="28"/>
+          <w:szCs w:val="28"/>
+          <w:lang w:val="en-US"/>
+        </w:rPr>
+        <w:t xml:space="preserve"> then It should be </w:t>
+      </w:r>
+      <w:proofErr w:type="gramStart"/>
+      <w:r>
+        <w:rPr>
+          <w:sz w:val="28"/>
+          <w:szCs w:val="28"/>
+          <w:lang w:val="en-US"/>
+        </w:rPr>
+        <w:t>remain</w:t>
+      </w:r>
+      <w:proofErr w:type="gramEnd"/>
+      <w:r>
+        <w:rPr>
+          <w:sz w:val="28"/>
+          <w:szCs w:val="28"/>
+          <w:lang w:val="en-US"/>
+        </w:rPr>
+        <w:t xml:space="preserve"> as it is </w:t>
       </w:r>
     </w:p>
     <w:p>
@@ -2529,7 +4900,43 @@
           <w:szCs w:val="28"/>
           <w:lang w:val="en-US"/>
         </w:rPr>
-        <w:t>But if it is rejected , then it should deduct the score as per the Brand in their MR as well in the matches Totalscores too</w:t>
+        <w:t xml:space="preserve">But if it is </w:t>
+      </w:r>
+      <w:proofErr w:type="gramStart"/>
+      <w:r>
+        <w:rPr>
+          <w:sz w:val="28"/>
+          <w:szCs w:val="28"/>
+          <w:lang w:val="en-US"/>
+        </w:rPr>
+        <w:t>rejected ,</w:t>
+      </w:r>
+      <w:proofErr w:type="gramEnd"/>
+      <w:r>
+        <w:rPr>
+          <w:sz w:val="28"/>
+          <w:szCs w:val="28"/>
+          <w:lang w:val="en-US"/>
+        </w:rPr>
+        <w:t xml:space="preserve"> then it should deduct the score as per the Brand in their MR as well in the matches </w:t>
+      </w:r>
+      <w:proofErr w:type="spellStart"/>
+      <w:r>
+        <w:rPr>
+          <w:sz w:val="28"/>
+          <w:szCs w:val="28"/>
+          <w:lang w:val="en-US"/>
+        </w:rPr>
+        <w:t>Totalscores</w:t>
+      </w:r>
+      <w:proofErr w:type="spellEnd"/>
+      <w:r>
+        <w:rPr>
+          <w:sz w:val="28"/>
+          <w:szCs w:val="28"/>
+          <w:lang w:val="en-US"/>
+        </w:rPr>
+        <w:t xml:space="preserve"> too</w:t>
       </w:r>
     </w:p>
     <w:p>
@@ -2551,7 +4958,61 @@
           <w:szCs w:val="28"/>
           <w:lang w:val="en-US"/>
         </w:rPr>
-        <w:t>For eg. If the MR has brand A with 6 points , and if it is rejected , then it should deduct the 6 points from that specific MR</w:t>
+        <w:t xml:space="preserve">For </w:t>
+      </w:r>
+      <w:proofErr w:type="spellStart"/>
+      <w:r>
+        <w:rPr>
+          <w:sz w:val="28"/>
+          <w:szCs w:val="28"/>
+          <w:lang w:val="en-US"/>
+        </w:rPr>
+        <w:t>eg.</w:t>
+      </w:r>
+      <w:proofErr w:type="spellEnd"/>
+      <w:r>
+        <w:rPr>
+          <w:sz w:val="28"/>
+          <w:szCs w:val="28"/>
+          <w:lang w:val="en-US"/>
+        </w:rPr>
+        <w:t xml:space="preserve"> If the MR has brand A with 6 </w:t>
+      </w:r>
+      <w:proofErr w:type="gramStart"/>
+      <w:r>
+        <w:rPr>
+          <w:sz w:val="28"/>
+          <w:szCs w:val="28"/>
+          <w:lang w:val="en-US"/>
+        </w:rPr>
+        <w:t>points ,</w:t>
+      </w:r>
+      <w:proofErr w:type="gramEnd"/>
+      <w:r>
+        <w:rPr>
+          <w:sz w:val="28"/>
+          <w:szCs w:val="28"/>
+          <w:lang w:val="en-US"/>
+        </w:rPr>
+        <w:t xml:space="preserve"> and if it is </w:t>
+      </w:r>
+      <w:proofErr w:type="gramStart"/>
+      <w:r>
+        <w:rPr>
+          <w:sz w:val="28"/>
+          <w:szCs w:val="28"/>
+          <w:lang w:val="en-US"/>
+        </w:rPr>
+        <w:t>rejected ,</w:t>
+      </w:r>
+      <w:proofErr w:type="gramEnd"/>
+      <w:r>
+        <w:rPr>
+          <w:sz w:val="28"/>
+          <w:szCs w:val="28"/>
+          <w:lang w:val="en-US"/>
+        </w:rPr>
+        <w:t xml:space="preserve"> then it should deduct the 6 points from that specific MR</w:t>
       </w:r>
     </w:p>
     <w:p>
@@ -2573,7 +5034,1381 @@
           <w:szCs w:val="28"/>
           <w:lang w:val="en-US"/>
         </w:rPr>
-        <w:t>And also it should be deduct from the Match score too</w:t>
+        <w:t xml:space="preserve">And </w:t>
+      </w:r>
+      <w:proofErr w:type="gramStart"/>
+      <w:r>
+        <w:rPr>
+          <w:sz w:val="28"/>
+          <w:szCs w:val="28"/>
+          <w:lang w:val="en-US"/>
+        </w:rPr>
+        <w:t>also</w:t>
+      </w:r>
+      <w:proofErr w:type="gramEnd"/>
+      <w:r>
+        <w:rPr>
+          <w:sz w:val="28"/>
+          <w:szCs w:val="28"/>
+          <w:lang w:val="en-US"/>
+        </w:rPr>
+        <w:t xml:space="preserve"> it should be </w:t>
+      </w:r>
+      <w:proofErr w:type="gramStart"/>
+      <w:r>
+        <w:rPr>
+          <w:sz w:val="28"/>
+          <w:szCs w:val="28"/>
+          <w:lang w:val="en-US"/>
+        </w:rPr>
+        <w:t>deduct</w:t>
+      </w:r>
+      <w:proofErr w:type="gramEnd"/>
+      <w:r>
+        <w:rPr>
+          <w:sz w:val="28"/>
+          <w:szCs w:val="28"/>
+          <w:lang w:val="en-US"/>
+        </w:rPr>
+        <w:t xml:space="preserve"> from the Match score too</w:t>
+      </w:r>
+    </w:p>
+    <w:p>
+      <w:pPr>
+        <w:rPr>
+          <w:sz w:val="28"/>
+          <w:szCs w:val="28"/>
+          <w:lang w:val="en-US"/>
+        </w:rPr>
+      </w:pPr>
+    </w:p>
+    <w:p>
+      <w:pPr>
+        <w:rPr>
+          <w:sz w:val="28"/>
+          <w:szCs w:val="28"/>
+          <w:lang w:val="en-US"/>
+        </w:rPr>
+      </w:pPr>
+      <w:r>
+        <w:rPr>
+          <w:sz w:val="28"/>
+          <w:szCs w:val="28"/>
+          <w:highlight w:val="green"/>
+          <w:lang w:val="en-US"/>
+        </w:rPr>
+        <w:t xml:space="preserve">Step </w:t>
+      </w:r>
+      <w:proofErr w:type="gramStart"/>
+      <w:r>
+        <w:rPr>
+          <w:sz w:val="28"/>
+          <w:szCs w:val="28"/>
+          <w:highlight w:val="green"/>
+          <w:lang w:val="en-US"/>
+        </w:rPr>
+        <w:t>10</w:t>
+      </w:r>
+      <w:r>
+        <w:rPr>
+          <w:sz w:val="28"/>
+          <w:szCs w:val="28"/>
+          <w:lang w:val="en-US"/>
+        </w:rPr>
+        <w:t xml:space="preserve"> :</w:t>
+      </w:r>
+      <w:proofErr w:type="gramEnd"/>
+      <w:r>
+        <w:rPr>
+          <w:sz w:val="28"/>
+          <w:szCs w:val="28"/>
+          <w:lang w:val="en-US"/>
+        </w:rPr>
+        <w:t xml:space="preserve"> Get the Profile Data </w:t>
+      </w:r>
+    </w:p>
+    <w:p>
+      <w:pPr>
+        <w:pStyle w:val="ListParagraph"/>
+        <w:numPr>
+          <w:ilvl w:val="0"/>
+          <w:numId w:val="13"/>
+        </w:numPr>
+        <w:rPr>
+          <w:sz w:val="28"/>
+          <w:szCs w:val="28"/>
+          <w:lang w:val="en-US"/>
+        </w:rPr>
+      </w:pPr>
+      <w:r>
+        <w:rPr>
+          <w:sz w:val="28"/>
+          <w:szCs w:val="28"/>
+          <w:lang w:val="en-US"/>
+        </w:rPr>
+        <w:t xml:space="preserve">Now make </w:t>
+      </w:r>
+      <w:proofErr w:type="gramStart"/>
+      <w:r>
+        <w:rPr>
+          <w:sz w:val="28"/>
+          <w:szCs w:val="28"/>
+          <w:lang w:val="en-US"/>
+        </w:rPr>
+        <w:t>a</w:t>
+      </w:r>
+      <w:proofErr w:type="gramEnd"/>
+      <w:r>
+        <w:rPr>
+          <w:sz w:val="28"/>
+          <w:szCs w:val="28"/>
+          <w:lang w:val="en-US"/>
+        </w:rPr>
+        <w:t xml:space="preserve"> API using GET </w:t>
+      </w:r>
+    </w:p>
+    <w:p>
+      <w:pPr>
+        <w:pStyle w:val="ListParagraph"/>
+        <w:numPr>
+          <w:ilvl w:val="0"/>
+          <w:numId w:val="13"/>
+        </w:numPr>
+        <w:rPr>
+          <w:sz w:val="28"/>
+          <w:szCs w:val="28"/>
+          <w:lang w:val="en-US"/>
+        </w:rPr>
+      </w:pPr>
+      <w:r>
+        <w:rPr>
+          <w:sz w:val="28"/>
+          <w:szCs w:val="28"/>
+          <w:lang w:val="en-US"/>
+        </w:rPr>
+        <w:t xml:space="preserve">To show the profile of TLM, </w:t>
+      </w:r>
+      <w:proofErr w:type="gramStart"/>
+      <w:r>
+        <w:rPr>
+          <w:sz w:val="28"/>
+          <w:szCs w:val="28"/>
+          <w:lang w:val="en-US"/>
+        </w:rPr>
+        <w:t>SLM ,FLM</w:t>
+      </w:r>
+      <w:proofErr w:type="gramEnd"/>
+      <w:r>
+        <w:rPr>
+          <w:sz w:val="28"/>
+          <w:szCs w:val="28"/>
+          <w:lang w:val="en-US"/>
+        </w:rPr>
+        <w:t xml:space="preserve"> , MR</w:t>
+      </w:r>
+    </w:p>
+    <w:p>
+      <w:pPr>
+        <w:pStyle w:val="ListParagraph"/>
+        <w:numPr>
+          <w:ilvl w:val="0"/>
+          <w:numId w:val="13"/>
+        </w:numPr>
+        <w:rPr>
+          <w:sz w:val="28"/>
+          <w:szCs w:val="28"/>
+          <w:lang w:val="en-US"/>
+        </w:rPr>
+      </w:pPr>
+      <w:r>
+        <w:rPr>
+          <w:sz w:val="28"/>
+          <w:szCs w:val="28"/>
+          <w:lang w:val="en-US"/>
+        </w:rPr>
+        <w:t xml:space="preserve">In </w:t>
+      </w:r>
+      <w:proofErr w:type="gramStart"/>
+      <w:r>
+        <w:rPr>
+          <w:sz w:val="28"/>
+          <w:szCs w:val="28"/>
+          <w:lang w:val="en-US"/>
+        </w:rPr>
+        <w:t>this ,</w:t>
+      </w:r>
+      <w:proofErr w:type="gramEnd"/>
+      <w:r>
+        <w:rPr>
+          <w:sz w:val="28"/>
+          <w:szCs w:val="28"/>
+          <w:lang w:val="en-US"/>
+        </w:rPr>
+        <w:t xml:space="preserve"> </w:t>
+      </w:r>
+      <w:proofErr w:type="gramStart"/>
+      <w:r>
+        <w:rPr>
+          <w:sz w:val="28"/>
+          <w:szCs w:val="28"/>
+          <w:lang w:val="en-US"/>
+        </w:rPr>
+        <w:t>We</w:t>
+      </w:r>
+      <w:proofErr w:type="gramEnd"/>
+      <w:r>
+        <w:rPr>
+          <w:sz w:val="28"/>
+          <w:szCs w:val="28"/>
+          <w:lang w:val="en-US"/>
+        </w:rPr>
+        <w:t xml:space="preserve"> need to show the </w:t>
+      </w:r>
+      <w:proofErr w:type="gramStart"/>
+      <w:r>
+        <w:rPr>
+          <w:sz w:val="28"/>
+          <w:szCs w:val="28"/>
+          <w:lang w:val="en-US"/>
+        </w:rPr>
+        <w:t>profile ,</w:t>
+      </w:r>
+      <w:proofErr w:type="gramEnd"/>
+      <w:r>
+        <w:rPr>
+          <w:sz w:val="28"/>
+          <w:szCs w:val="28"/>
+          <w:lang w:val="en-US"/>
+        </w:rPr>
+        <w:t xml:space="preserve"> with its ID in the URL </w:t>
+      </w:r>
+    </w:p>
+    <w:p>
+      <w:pPr>
+        <w:pStyle w:val="ListParagraph"/>
+        <w:numPr>
+          <w:ilvl w:val="0"/>
+          <w:numId w:val="13"/>
+        </w:numPr>
+        <w:rPr>
+          <w:sz w:val="28"/>
+          <w:szCs w:val="28"/>
+          <w:lang w:val="en-US"/>
+        </w:rPr>
+      </w:pPr>
+      <w:r>
+        <w:rPr>
+          <w:sz w:val="28"/>
+          <w:szCs w:val="28"/>
+          <w:lang w:val="en-US"/>
+        </w:rPr>
+        <w:t>ID (TLM, SLM, FLM, and MR)</w:t>
+      </w:r>
+    </w:p>
+    <w:p>
+      <w:pPr>
+        <w:rPr>
+          <w:sz w:val="28"/>
+          <w:szCs w:val="28"/>
+          <w:lang w:val="en-US"/>
+        </w:rPr>
+      </w:pPr>
+      <w:r>
+        <w:rPr>
+          <w:sz w:val="28"/>
+          <w:szCs w:val="28"/>
+          <w:lang w:val="en-US"/>
+        </w:rPr>
+        <w:lastRenderedPageBreak/>
+        <w:drawing>
+          <wp:inline distT="0" distB="0" distL="0" distR="0" wp14:anchorId="73605711" wp14:editId="02768653">
+            <wp:extent cx="5731510" cy="4834890"/>
+            <wp:effectExtent l="0" t="0" r="2540" b="3810"/>
+            <wp:docPr id="973629433" name="Picture 1"/>
+            <wp:cNvGraphicFramePr>
+              <a:graphicFrameLocks xmlns:a="http://schemas.openxmlformats.org/drawingml/2006/main" noChangeAspect="1"/>
+            </wp:cNvGraphicFramePr>
+            <a:graphic xmlns:a="http://schemas.openxmlformats.org/drawingml/2006/main">
+              <a:graphicData uri="http://schemas.openxmlformats.org/drawingml/2006/picture">
+                <pic:pic xmlns:pic="http://schemas.openxmlformats.org/drawingml/2006/picture">
+                  <pic:nvPicPr>
+                    <pic:cNvPr id="973629433" name=""/>
+                    <pic:cNvPicPr/>
+                  </pic:nvPicPr>
+                  <pic:blipFill>
+                    <a:blip r:embed="rId17"/>
+                    <a:stretch>
+                      <a:fillRect/>
+                    </a:stretch>
+                  </pic:blipFill>
+                  <pic:spPr>
+                    <a:xfrm>
+                      <a:off x="0" y="0"/>
+                      <a:ext cx="5731510" cy="4834890"/>
+                    </a:xfrm>
+                    <a:prstGeom prst="rect">
+                      <a:avLst/>
+                    </a:prstGeom>
+                  </pic:spPr>
+                </pic:pic>
+              </a:graphicData>
+            </a:graphic>
+          </wp:inline>
+        </w:drawing>
+      </w:r>
+    </w:p>
+    <w:p>
+      <w:pPr>
+        <w:rPr>
+          <w:sz w:val="28"/>
+          <w:szCs w:val="28"/>
+          <w:lang w:val="en-US"/>
+        </w:rPr>
+      </w:pPr>
+    </w:p>
+    <w:p>
+      <w:pPr>
+        <w:pStyle w:val="ListParagraph"/>
+        <w:numPr>
+          <w:ilvl w:val="0"/>
+          <w:numId w:val="14"/>
+        </w:numPr>
+        <w:rPr>
+          <w:sz w:val="28"/>
+          <w:szCs w:val="28"/>
+          <w:lang w:val="en-US"/>
+        </w:rPr>
+      </w:pPr>
+      <w:r>
+        <w:rPr>
+          <w:sz w:val="28"/>
+          <w:szCs w:val="28"/>
+          <w:lang w:val="en-US"/>
+        </w:rPr>
+        <w:t xml:space="preserve">Need to show the Details of </w:t>
+      </w:r>
+      <w:proofErr w:type="gramStart"/>
+      <w:r>
+        <w:rPr>
+          <w:sz w:val="28"/>
+          <w:szCs w:val="28"/>
+          <w:lang w:val="en-US"/>
+        </w:rPr>
+        <w:t>Boss ,</w:t>
+      </w:r>
+      <w:proofErr w:type="gramEnd"/>
+      <w:r>
+        <w:rPr>
+          <w:sz w:val="28"/>
+          <w:szCs w:val="28"/>
+          <w:lang w:val="en-US"/>
+        </w:rPr>
+        <w:t xml:space="preserve"> Per </w:t>
+      </w:r>
+      <w:proofErr w:type="gramStart"/>
+      <w:r>
+        <w:rPr>
+          <w:sz w:val="28"/>
+          <w:szCs w:val="28"/>
+          <w:lang w:val="en-US"/>
+        </w:rPr>
+        <w:t>MR ,</w:t>
+      </w:r>
+      <w:proofErr w:type="gramEnd"/>
+      <w:r>
+        <w:rPr>
+          <w:sz w:val="28"/>
+          <w:szCs w:val="28"/>
+          <w:lang w:val="en-US"/>
+        </w:rPr>
+        <w:t xml:space="preserve"> </w:t>
+      </w:r>
+      <w:proofErr w:type="spellStart"/>
+      <w:proofErr w:type="gramStart"/>
+      <w:r>
+        <w:rPr>
+          <w:sz w:val="28"/>
+          <w:szCs w:val="28"/>
+          <w:lang w:val="en-US"/>
+        </w:rPr>
+        <w:t>TotalScore</w:t>
+      </w:r>
+      <w:proofErr w:type="spellEnd"/>
+      <w:r>
+        <w:rPr>
+          <w:sz w:val="28"/>
+          <w:szCs w:val="28"/>
+          <w:lang w:val="en-US"/>
+        </w:rPr>
+        <w:t xml:space="preserve"> ,</w:t>
+      </w:r>
+      <w:proofErr w:type="gramEnd"/>
+      <w:r>
+        <w:rPr>
+          <w:sz w:val="28"/>
+          <w:szCs w:val="28"/>
+          <w:lang w:val="en-US"/>
+        </w:rPr>
+        <w:t xml:space="preserve"> </w:t>
+      </w:r>
+      <w:proofErr w:type="spellStart"/>
+      <w:r>
+        <w:rPr>
+          <w:sz w:val="28"/>
+          <w:szCs w:val="28"/>
+          <w:lang w:val="en-US"/>
+        </w:rPr>
+        <w:t>TotalSixes</w:t>
+      </w:r>
+      <w:proofErr w:type="spellEnd"/>
+      <w:r>
+        <w:rPr>
+          <w:sz w:val="28"/>
+          <w:szCs w:val="28"/>
+          <w:lang w:val="en-US"/>
+        </w:rPr>
+        <w:t xml:space="preserve">, </w:t>
+      </w:r>
+      <w:proofErr w:type="spellStart"/>
+      <w:r>
+        <w:rPr>
+          <w:sz w:val="28"/>
+          <w:szCs w:val="28"/>
+          <w:lang w:val="en-US"/>
+        </w:rPr>
+        <w:t>TotalFours</w:t>
+      </w:r>
+      <w:proofErr w:type="spellEnd"/>
+      <w:r>
+        <w:rPr>
+          <w:sz w:val="28"/>
+          <w:szCs w:val="28"/>
+          <w:lang w:val="en-US"/>
+        </w:rPr>
+        <w:t xml:space="preserve"> in it </w:t>
+      </w:r>
+    </w:p>
+    <w:p>
+      <w:pPr>
+        <w:pStyle w:val="ListParagraph"/>
+        <w:numPr>
+          <w:ilvl w:val="0"/>
+          <w:numId w:val="14"/>
+        </w:numPr>
+        <w:rPr>
+          <w:sz w:val="28"/>
+          <w:szCs w:val="28"/>
+          <w:lang w:val="en-US"/>
+        </w:rPr>
+      </w:pPr>
+      <w:r>
+        <w:rPr>
+          <w:sz w:val="28"/>
+          <w:szCs w:val="28"/>
+          <w:lang w:val="en-US"/>
+        </w:rPr>
+        <w:t xml:space="preserve">As same for MR, it should show the Own </w:t>
+      </w:r>
+      <w:proofErr w:type="gramStart"/>
+      <w:r>
+        <w:rPr>
+          <w:sz w:val="28"/>
+          <w:szCs w:val="28"/>
+          <w:lang w:val="en-US"/>
+        </w:rPr>
+        <w:t>Details ,</w:t>
+      </w:r>
+      <w:proofErr w:type="gramEnd"/>
+      <w:r>
+        <w:rPr>
+          <w:sz w:val="28"/>
+          <w:szCs w:val="28"/>
+          <w:lang w:val="en-US"/>
+        </w:rPr>
+        <w:t xml:space="preserve"> and show the </w:t>
+      </w:r>
+      <w:proofErr w:type="spellStart"/>
+      <w:r>
+        <w:rPr>
+          <w:sz w:val="28"/>
+          <w:szCs w:val="28"/>
+          <w:lang w:val="en-US"/>
+        </w:rPr>
+        <w:t>MrScoreEachMatch</w:t>
+      </w:r>
+      <w:proofErr w:type="spellEnd"/>
+      <w:r>
+        <w:rPr>
+          <w:sz w:val="28"/>
+          <w:szCs w:val="28"/>
+          <w:lang w:val="en-US"/>
+        </w:rPr>
+        <w:t xml:space="preserve"> with it personal Score and the </w:t>
+      </w:r>
+      <w:proofErr w:type="spellStart"/>
+      <w:proofErr w:type="gramStart"/>
+      <w:r>
+        <w:rPr>
+          <w:sz w:val="28"/>
+          <w:szCs w:val="28"/>
+          <w:lang w:val="en-US"/>
+        </w:rPr>
+        <w:t>TotalScore</w:t>
+      </w:r>
+      <w:proofErr w:type="spellEnd"/>
+      <w:r>
+        <w:rPr>
+          <w:sz w:val="28"/>
+          <w:szCs w:val="28"/>
+          <w:lang w:val="en-US"/>
+        </w:rPr>
+        <w:t xml:space="preserve"> ,</w:t>
+      </w:r>
+      <w:proofErr w:type="gramEnd"/>
+      <w:r>
+        <w:rPr>
+          <w:sz w:val="28"/>
+          <w:szCs w:val="28"/>
+          <w:lang w:val="en-US"/>
+        </w:rPr>
+        <w:t xml:space="preserve"> </w:t>
+      </w:r>
+      <w:proofErr w:type="spellStart"/>
+      <w:r>
+        <w:rPr>
+          <w:sz w:val="28"/>
+          <w:szCs w:val="28"/>
+          <w:lang w:val="en-US"/>
+        </w:rPr>
+        <w:t>TotalSixes</w:t>
+      </w:r>
+      <w:proofErr w:type="spellEnd"/>
+      <w:r>
+        <w:rPr>
+          <w:sz w:val="28"/>
+          <w:szCs w:val="28"/>
+          <w:lang w:val="en-US"/>
+        </w:rPr>
+        <w:t xml:space="preserve"> and </w:t>
+      </w:r>
+      <w:proofErr w:type="spellStart"/>
+      <w:r>
+        <w:rPr>
+          <w:sz w:val="28"/>
+          <w:szCs w:val="28"/>
+          <w:lang w:val="en-US"/>
+        </w:rPr>
+        <w:t>TotalFours</w:t>
+      </w:r>
+      <w:proofErr w:type="spellEnd"/>
+      <w:r>
+        <w:rPr>
+          <w:sz w:val="28"/>
+          <w:szCs w:val="28"/>
+          <w:lang w:val="en-US"/>
+        </w:rPr>
+        <w:t xml:space="preserve"> in it</w:t>
+      </w:r>
+    </w:p>
+    <w:p>
+      <w:pPr>
+        <w:rPr>
+          <w:sz w:val="28"/>
+          <w:szCs w:val="28"/>
+          <w:lang w:val="en-US"/>
+        </w:rPr>
+      </w:pPr>
+      <w:r>
+        <w:rPr>
+          <w:sz w:val="28"/>
+          <w:szCs w:val="28"/>
+          <w:lang w:val="en-US"/>
+        </w:rPr>
+        <w:lastRenderedPageBreak/>
+        <w:drawing>
+          <wp:inline distT="0" distB="0" distL="0" distR="0" wp14:anchorId="3A5BC6B5" wp14:editId="40F4B9B7">
+            <wp:extent cx="5731510" cy="4826635"/>
+            <wp:effectExtent l="0" t="0" r="2540" b="0"/>
+            <wp:docPr id="1200217305" name="Picture 1"/>
+            <wp:cNvGraphicFramePr>
+              <a:graphicFrameLocks xmlns:a="http://schemas.openxmlformats.org/drawingml/2006/main" noChangeAspect="1"/>
+            </wp:cNvGraphicFramePr>
+            <a:graphic xmlns:a="http://schemas.openxmlformats.org/drawingml/2006/main">
+              <a:graphicData uri="http://schemas.openxmlformats.org/drawingml/2006/picture">
+                <pic:pic xmlns:pic="http://schemas.openxmlformats.org/drawingml/2006/picture">
+                  <pic:nvPicPr>
+                    <pic:cNvPr id="1200217305" name=""/>
+                    <pic:cNvPicPr/>
+                  </pic:nvPicPr>
+                  <pic:blipFill>
+                    <a:blip r:embed="rId18"/>
+                    <a:stretch>
+                      <a:fillRect/>
+                    </a:stretch>
+                  </pic:blipFill>
+                  <pic:spPr>
+                    <a:xfrm>
+                      <a:off x="0" y="0"/>
+                      <a:ext cx="5731510" cy="4826635"/>
+                    </a:xfrm>
+                    <a:prstGeom prst="rect">
+                      <a:avLst/>
+                    </a:prstGeom>
+                  </pic:spPr>
+                </pic:pic>
+              </a:graphicData>
+            </a:graphic>
+          </wp:inline>
+        </w:drawing>
+      </w:r>
+    </w:p>
+    <w:p>
+      <w:pPr>
+        <w:rPr>
+          <w:sz w:val="28"/>
+          <w:szCs w:val="28"/>
+          <w:lang w:val="en-US"/>
+        </w:rPr>
+      </w:pPr>
+    </w:p>
+    <w:p>
+      <w:pPr>
+        <w:rPr>
+          <w:sz w:val="28"/>
+          <w:szCs w:val="28"/>
+          <w:lang w:val="en-US"/>
+        </w:rPr>
+      </w:pPr>
+      <w:r>
+        <w:rPr>
+          <w:sz w:val="28"/>
+          <w:szCs w:val="28"/>
+          <w:lang w:val="en-US"/>
+        </w:rPr>
+        <w:lastRenderedPageBreak/>
+        <w:drawing>
+          <wp:inline distT="0" distB="0" distL="0" distR="0" wp14:anchorId="01414FC8" wp14:editId="55FD4309">
+            <wp:extent cx="5731510" cy="4826635"/>
+            <wp:effectExtent l="0" t="0" r="2540" b="0"/>
+            <wp:docPr id="1784492357" name="Picture 1"/>
+            <wp:cNvGraphicFramePr>
+              <a:graphicFrameLocks xmlns:a="http://schemas.openxmlformats.org/drawingml/2006/main" noChangeAspect="1"/>
+            </wp:cNvGraphicFramePr>
+            <a:graphic xmlns:a="http://schemas.openxmlformats.org/drawingml/2006/main">
+              <a:graphicData uri="http://schemas.openxmlformats.org/drawingml/2006/picture">
+                <pic:pic xmlns:pic="http://schemas.openxmlformats.org/drawingml/2006/picture">
+                  <pic:nvPicPr>
+                    <pic:cNvPr id="1784492357" name=""/>
+                    <pic:cNvPicPr/>
+                  </pic:nvPicPr>
+                  <pic:blipFill>
+                    <a:blip r:embed="rId19"/>
+                    <a:stretch>
+                      <a:fillRect/>
+                    </a:stretch>
+                  </pic:blipFill>
+                  <pic:spPr>
+                    <a:xfrm>
+                      <a:off x="0" y="0"/>
+                      <a:ext cx="5731510" cy="4826635"/>
+                    </a:xfrm>
+                    <a:prstGeom prst="rect">
+                      <a:avLst/>
+                    </a:prstGeom>
+                  </pic:spPr>
+                </pic:pic>
+              </a:graphicData>
+            </a:graphic>
+          </wp:inline>
+        </w:drawing>
+      </w:r>
+    </w:p>
+    <w:p>
+      <w:pPr>
+        <w:rPr>
+          <w:sz w:val="28"/>
+          <w:szCs w:val="28"/>
+          <w:lang w:val="en-US"/>
+        </w:rPr>
+      </w:pPr>
+    </w:p>
+    <w:p>
+      <w:pPr>
+        <w:pStyle w:val="ListParagraph"/>
+        <w:numPr>
+          <w:ilvl w:val="0"/>
+          <w:numId w:val="15"/>
+        </w:numPr>
+        <w:rPr>
+          <w:sz w:val="28"/>
+          <w:szCs w:val="28"/>
+          <w:lang w:val="en-US"/>
+        </w:rPr>
+      </w:pPr>
+      <w:r>
+        <w:rPr>
+          <w:sz w:val="28"/>
+          <w:szCs w:val="28"/>
+          <w:lang w:val="en-US"/>
+        </w:rPr>
+        <w:t xml:space="preserve">In the </w:t>
+      </w:r>
+      <w:proofErr w:type="gramStart"/>
+      <w:r>
+        <w:rPr>
+          <w:sz w:val="28"/>
+          <w:szCs w:val="28"/>
+          <w:lang w:val="en-US"/>
+        </w:rPr>
+        <w:t>Stats ,</w:t>
+      </w:r>
+      <w:proofErr w:type="gramEnd"/>
+      <w:r>
+        <w:rPr>
+          <w:sz w:val="28"/>
+          <w:szCs w:val="28"/>
+          <w:lang w:val="en-US"/>
+        </w:rPr>
+        <w:t xml:space="preserve"> it should show the </w:t>
+      </w:r>
+      <w:proofErr w:type="spellStart"/>
+      <w:proofErr w:type="gramStart"/>
+      <w:r>
+        <w:rPr>
+          <w:sz w:val="28"/>
+          <w:szCs w:val="28"/>
+          <w:lang w:val="en-US"/>
+        </w:rPr>
+        <w:t>TotalRuns</w:t>
+      </w:r>
+      <w:proofErr w:type="spellEnd"/>
+      <w:r>
+        <w:rPr>
+          <w:sz w:val="28"/>
+          <w:szCs w:val="28"/>
+          <w:lang w:val="en-US"/>
+        </w:rPr>
+        <w:t xml:space="preserve"> ,</w:t>
+      </w:r>
+      <w:proofErr w:type="gramEnd"/>
+      <w:r>
+        <w:rPr>
+          <w:sz w:val="28"/>
+          <w:szCs w:val="28"/>
+          <w:lang w:val="en-US"/>
+        </w:rPr>
+        <w:t xml:space="preserve"> </w:t>
+      </w:r>
+      <w:proofErr w:type="spellStart"/>
+      <w:r>
+        <w:rPr>
+          <w:sz w:val="28"/>
+          <w:szCs w:val="28"/>
+          <w:lang w:val="en-US"/>
+        </w:rPr>
+        <w:t>TotalSixes</w:t>
+      </w:r>
+      <w:proofErr w:type="spellEnd"/>
+      <w:r>
+        <w:rPr>
+          <w:sz w:val="28"/>
+          <w:szCs w:val="28"/>
+          <w:lang w:val="en-US"/>
+        </w:rPr>
+        <w:t xml:space="preserve"> and </w:t>
+      </w:r>
+      <w:proofErr w:type="spellStart"/>
+      <w:r>
+        <w:rPr>
+          <w:sz w:val="28"/>
+          <w:szCs w:val="28"/>
+          <w:lang w:val="en-US"/>
+        </w:rPr>
+        <w:t>TotalFours</w:t>
+      </w:r>
+      <w:proofErr w:type="spellEnd"/>
+      <w:r>
+        <w:rPr>
+          <w:sz w:val="28"/>
+          <w:szCs w:val="28"/>
+          <w:lang w:val="en-US"/>
+        </w:rPr>
+        <w:t xml:space="preserve"> for per MR each </w:t>
+      </w:r>
+      <w:proofErr w:type="gramStart"/>
+      <w:r>
+        <w:rPr>
+          <w:sz w:val="28"/>
+          <w:szCs w:val="28"/>
+          <w:lang w:val="en-US"/>
+        </w:rPr>
+        <w:t>scores</w:t>
+      </w:r>
+      <w:proofErr w:type="gramEnd"/>
+    </w:p>
+    <w:p>
+      <w:pPr>
+        <w:pStyle w:val="ListParagraph"/>
+        <w:numPr>
+          <w:ilvl w:val="0"/>
+          <w:numId w:val="15"/>
+        </w:numPr>
+        <w:rPr>
+          <w:sz w:val="28"/>
+          <w:szCs w:val="28"/>
+          <w:lang w:val="en-US"/>
+        </w:rPr>
+      </w:pPr>
+      <w:hyperlink r:id="rId20" w:history="1">
+        <w:r>
+          <w:rPr>
+            <w:rStyle w:val="Hyperlink"/>
+            <w:sz w:val="28"/>
+            <w:szCs w:val="28"/>
+            <w:lang w:val="en-US"/>
+          </w:rPr>
+          <w:t>http://localhost:8000/api/profile/69ca10300c0b40ecbdbca3cb</w:t>
+        </w:r>
+      </w:hyperlink>
+    </w:p>
+    <w:p>
+      <w:pPr>
+        <w:rPr>
+          <w:sz w:val="28"/>
+          <w:szCs w:val="28"/>
+          <w:lang w:val="en-US"/>
+        </w:rPr>
+      </w:pPr>
+    </w:p>
+    <w:p>
+      <w:pPr>
+        <w:rPr>
+          <w:sz w:val="28"/>
+          <w:szCs w:val="28"/>
+          <w:lang w:val="en-US"/>
+        </w:rPr>
+      </w:pPr>
+      <w:r>
+        <w:rPr>
+          <w:sz w:val="28"/>
+          <w:szCs w:val="28"/>
+          <w:highlight w:val="green"/>
+          <w:lang w:val="en-US"/>
+        </w:rPr>
+        <w:t>Step 11</w:t>
+      </w:r>
+      <w:r>
+        <w:rPr>
+          <w:sz w:val="28"/>
+          <w:szCs w:val="28"/>
+          <w:lang w:val="en-US"/>
+        </w:rPr>
+        <w:t>: Get the last 5 matches in API</w:t>
+      </w:r>
+    </w:p>
+    <w:p>
+      <w:pPr>
+        <w:pStyle w:val="ListParagraph"/>
+        <w:numPr>
+          <w:ilvl w:val="0"/>
+          <w:numId w:val="16"/>
+        </w:numPr>
+        <w:rPr>
+          <w:sz w:val="28"/>
+          <w:szCs w:val="28"/>
+          <w:lang w:val="en-US"/>
+        </w:rPr>
+      </w:pPr>
+      <w:hyperlink r:id="rId21" w:history="1">
+        <w:r>
+          <w:rPr>
+            <w:rStyle w:val="Hyperlink"/>
+            <w:sz w:val="28"/>
+            <w:szCs w:val="28"/>
+          </w:rPr>
+          <w:t>http://localhost:8000/api/lastfive/69ca809294f161b60d0fcadb</w:t>
+        </w:r>
+      </w:hyperlink>
+    </w:p>
+    <w:p>
+      <w:pPr>
+        <w:pStyle w:val="ListParagraph"/>
+        <w:numPr>
+          <w:ilvl w:val="0"/>
+          <w:numId w:val="16"/>
+        </w:numPr>
+        <w:rPr>
+          <w:sz w:val="28"/>
+          <w:szCs w:val="28"/>
+          <w:lang w:val="en-US"/>
+        </w:rPr>
+      </w:pPr>
+      <w:r>
+        <w:rPr>
+          <w:sz w:val="28"/>
+          <w:szCs w:val="28"/>
+        </w:rPr>
+        <w:t xml:space="preserve">In TLM, SLM, FLM, </w:t>
+      </w:r>
+      <w:proofErr w:type="gramStart"/>
+      <w:r>
+        <w:rPr>
+          <w:sz w:val="28"/>
+          <w:szCs w:val="28"/>
+        </w:rPr>
+        <w:t>MR ,</w:t>
+      </w:r>
+      <w:proofErr w:type="gramEnd"/>
+      <w:r>
+        <w:rPr>
+          <w:sz w:val="28"/>
+          <w:szCs w:val="28"/>
+        </w:rPr>
+        <w:t xml:space="preserve"> should have the id in </w:t>
+      </w:r>
+      <w:proofErr w:type="gramStart"/>
+      <w:r>
+        <w:rPr>
+          <w:sz w:val="28"/>
+          <w:szCs w:val="28"/>
+        </w:rPr>
+        <w:t>params ,</w:t>
+      </w:r>
+      <w:proofErr w:type="gramEnd"/>
+      <w:r>
+        <w:rPr>
+          <w:sz w:val="28"/>
+          <w:szCs w:val="28"/>
+        </w:rPr>
+        <w:t xml:space="preserve"> and get the Last 5 matches Details in the API</w:t>
+      </w:r>
+    </w:p>
+    <w:p>
+      <w:pPr>
+        <w:rPr>
+          <w:sz w:val="28"/>
+          <w:szCs w:val="28"/>
+          <w:lang w:val="en-US"/>
+        </w:rPr>
+      </w:pPr>
+      <w:r>
+        <w:rPr>
+          <w:lang w:val="en-US"/>
+        </w:rPr>
+        <w:lastRenderedPageBreak/>
+        <w:drawing>
+          <wp:inline distT="0" distB="0" distL="0" distR="0" wp14:anchorId="3B54B411" wp14:editId="133E2395">
+            <wp:extent cx="5731510" cy="4826635"/>
+            <wp:effectExtent l="0" t="0" r="2540" b="0"/>
+            <wp:docPr id="7947397" name="Picture 1"/>
+            <wp:cNvGraphicFramePr>
+              <a:graphicFrameLocks xmlns:a="http://schemas.openxmlformats.org/drawingml/2006/main" noChangeAspect="1"/>
+            </wp:cNvGraphicFramePr>
+            <a:graphic xmlns:a="http://schemas.openxmlformats.org/drawingml/2006/main">
+              <a:graphicData uri="http://schemas.openxmlformats.org/drawingml/2006/picture">
+                <pic:pic xmlns:pic="http://schemas.openxmlformats.org/drawingml/2006/picture">
+                  <pic:nvPicPr>
+                    <pic:cNvPr id="7947397" name=""/>
+                    <pic:cNvPicPr/>
+                  </pic:nvPicPr>
+                  <pic:blipFill>
+                    <a:blip r:embed="rId22"/>
+                    <a:stretch>
+                      <a:fillRect/>
+                    </a:stretch>
+                  </pic:blipFill>
+                  <pic:spPr>
+                    <a:xfrm>
+                      <a:off x="0" y="0"/>
+                      <a:ext cx="5731510" cy="4826635"/>
+                    </a:xfrm>
+                    <a:prstGeom prst="rect">
+                      <a:avLst/>
+                    </a:prstGeom>
+                  </pic:spPr>
+                </pic:pic>
+              </a:graphicData>
+            </a:graphic>
+          </wp:inline>
+        </w:drawing>
+      </w:r>
+    </w:p>
+    <w:p>
+      <w:pPr>
+        <w:pStyle w:val="ListParagraph"/>
+        <w:numPr>
+          <w:ilvl w:val="0"/>
+          <w:numId w:val="17"/>
+        </w:numPr>
+        <w:rPr>
+          <w:sz w:val="28"/>
+          <w:szCs w:val="28"/>
+          <w:lang w:val="en-US"/>
+        </w:rPr>
+      </w:pPr>
+      <w:r>
+        <w:rPr>
+          <w:sz w:val="28"/>
+          <w:szCs w:val="28"/>
+          <w:lang w:val="en-US"/>
+        </w:rPr>
+        <w:t xml:space="preserve">In </w:t>
+      </w:r>
+      <w:proofErr w:type="gramStart"/>
+      <w:r>
+        <w:rPr>
+          <w:sz w:val="28"/>
+          <w:szCs w:val="28"/>
+          <w:lang w:val="en-US"/>
+        </w:rPr>
+        <w:t>this ,</w:t>
+      </w:r>
+      <w:proofErr w:type="gramEnd"/>
+      <w:r>
+        <w:rPr>
+          <w:sz w:val="28"/>
+          <w:szCs w:val="28"/>
+          <w:lang w:val="en-US"/>
+        </w:rPr>
+        <w:t xml:space="preserve"> I have the FLM Id Which shows the Last 5 matches </w:t>
+      </w:r>
+      <w:proofErr w:type="gramStart"/>
+      <w:r>
+        <w:rPr>
+          <w:sz w:val="28"/>
+          <w:szCs w:val="28"/>
+          <w:lang w:val="en-US"/>
+        </w:rPr>
+        <w:t>Data ,</w:t>
+      </w:r>
+      <w:proofErr w:type="gramEnd"/>
+      <w:r>
+        <w:rPr>
+          <w:sz w:val="28"/>
+          <w:szCs w:val="28"/>
+          <w:lang w:val="en-US"/>
+        </w:rPr>
+        <w:t xml:space="preserve"> where his team played per match with the </w:t>
+      </w:r>
+      <w:proofErr w:type="spellStart"/>
+      <w:r>
+        <w:rPr>
+          <w:sz w:val="28"/>
+          <w:szCs w:val="28"/>
+          <w:lang w:val="en-US"/>
+        </w:rPr>
+        <w:t>TeamName</w:t>
+      </w:r>
+      <w:proofErr w:type="spellEnd"/>
+      <w:r>
+        <w:rPr>
+          <w:sz w:val="28"/>
+          <w:szCs w:val="28"/>
+          <w:lang w:val="en-US"/>
+        </w:rPr>
+        <w:t xml:space="preserve"> and with the Score in </w:t>
+      </w:r>
+      <w:proofErr w:type="gramStart"/>
+      <w:r>
+        <w:rPr>
+          <w:sz w:val="28"/>
+          <w:szCs w:val="28"/>
+          <w:lang w:val="en-US"/>
+        </w:rPr>
+        <w:t>it ,</w:t>
+      </w:r>
+      <w:proofErr w:type="gramEnd"/>
+      <w:r>
+        <w:rPr>
+          <w:sz w:val="28"/>
+          <w:szCs w:val="28"/>
+          <w:lang w:val="en-US"/>
+        </w:rPr>
+        <w:t xml:space="preserve"> as well as the StartDate and </w:t>
+      </w:r>
+      <w:proofErr w:type="spellStart"/>
+      <w:r>
+        <w:rPr>
+          <w:sz w:val="28"/>
+          <w:szCs w:val="28"/>
+          <w:lang w:val="en-US"/>
+        </w:rPr>
+        <w:t>EndDate</w:t>
+      </w:r>
+      <w:proofErr w:type="spellEnd"/>
+      <w:r>
+        <w:rPr>
+          <w:sz w:val="28"/>
+          <w:szCs w:val="28"/>
+          <w:lang w:val="en-US"/>
+        </w:rPr>
+        <w:t xml:space="preserve"> from the Matches </w:t>
+      </w:r>
+    </w:p>
+    <w:p>
+      <w:pPr>
+        <w:pStyle w:val="ListParagraph"/>
+        <w:numPr>
+          <w:ilvl w:val="0"/>
+          <w:numId w:val="17"/>
+        </w:numPr>
+        <w:rPr>
+          <w:sz w:val="28"/>
+          <w:szCs w:val="28"/>
+          <w:lang w:val="en-US"/>
+        </w:rPr>
+      </w:pPr>
+      <w:r>
+        <w:rPr>
+          <w:sz w:val="28"/>
+          <w:szCs w:val="28"/>
+          <w:lang w:val="en-US"/>
+        </w:rPr>
+        <w:t xml:space="preserve">It also shows the Win and Lose as per the matches in it </w:t>
+      </w:r>
+    </w:p>
+    <w:p>
+      <w:pPr>
+        <w:pStyle w:val="ListParagraph"/>
+        <w:numPr>
+          <w:ilvl w:val="0"/>
+          <w:numId w:val="17"/>
+        </w:numPr>
+        <w:rPr>
+          <w:sz w:val="28"/>
+          <w:szCs w:val="28"/>
+          <w:lang w:val="en-US"/>
+        </w:rPr>
+      </w:pPr>
+      <w:r>
+        <w:rPr>
+          <w:sz w:val="28"/>
+          <w:szCs w:val="28"/>
+          <w:lang w:val="en-US"/>
+        </w:rPr>
+        <w:t xml:space="preserve">If the Current matches </w:t>
+      </w:r>
+      <w:proofErr w:type="gramStart"/>
+      <w:r>
+        <w:rPr>
+          <w:sz w:val="28"/>
+          <w:szCs w:val="28"/>
+          <w:lang w:val="en-US"/>
+        </w:rPr>
+        <w:t>is</w:t>
+      </w:r>
+      <w:proofErr w:type="gramEnd"/>
+      <w:r>
+        <w:rPr>
+          <w:sz w:val="28"/>
+          <w:szCs w:val="28"/>
+          <w:lang w:val="en-US"/>
+        </w:rPr>
+        <w:t xml:space="preserve"> playing then it will show </w:t>
+      </w:r>
+      <w:r>
+        <w:rPr>
+          <w:sz w:val="28"/>
+          <w:szCs w:val="28"/>
+          <w:highlight w:val="magenta"/>
+          <w:lang w:val="en-US"/>
+        </w:rPr>
+        <w:t>“Pending”.</w:t>
+      </w:r>
+    </w:p>
+    <w:p>
+      <w:pPr>
+        <w:rPr>
+          <w:sz w:val="28"/>
+          <w:szCs w:val="28"/>
+          <w:lang w:val="en-US"/>
+        </w:rPr>
+      </w:pPr>
+      <w:r>
+        <w:rPr>
+          <w:sz w:val="28"/>
+          <w:szCs w:val="28"/>
+          <w:lang w:val="en-US"/>
+        </w:rPr>
+        <w:lastRenderedPageBreak/>
+        <w:drawing>
+          <wp:inline distT="0" distB="0" distL="0" distR="0" wp14:anchorId="4A9F67DF" wp14:editId="15A1457B">
+            <wp:extent cx="5731510" cy="4826635"/>
+            <wp:effectExtent l="0" t="0" r="2540" b="0"/>
+            <wp:docPr id="652181059" name="Picture 1"/>
+            <wp:cNvGraphicFramePr>
+              <a:graphicFrameLocks xmlns:a="http://schemas.openxmlformats.org/drawingml/2006/main" noChangeAspect="1"/>
+            </wp:cNvGraphicFramePr>
+            <a:graphic xmlns:a="http://schemas.openxmlformats.org/drawingml/2006/main">
+              <a:graphicData uri="http://schemas.openxmlformats.org/drawingml/2006/picture">
+                <pic:pic xmlns:pic="http://schemas.openxmlformats.org/drawingml/2006/picture">
+                  <pic:nvPicPr>
+                    <pic:cNvPr id="652181059" name=""/>
+                    <pic:cNvPicPr/>
+                  </pic:nvPicPr>
+                  <pic:blipFill>
+                    <a:blip r:embed="rId23"/>
+                    <a:stretch>
+                      <a:fillRect/>
+                    </a:stretch>
+                  </pic:blipFill>
+                  <pic:spPr>
+                    <a:xfrm>
+                      <a:off x="0" y="0"/>
+                      <a:ext cx="5731510" cy="4826635"/>
+                    </a:xfrm>
+                    <a:prstGeom prst="rect">
+                      <a:avLst/>
+                    </a:prstGeom>
+                  </pic:spPr>
+                </pic:pic>
+              </a:graphicData>
+            </a:graphic>
+          </wp:inline>
+        </w:drawing>
+      </w:r>
+    </w:p>
+    <w:p>
+      <w:pPr>
+        <w:rPr>
+          <w:sz w:val="28"/>
+          <w:szCs w:val="28"/>
+          <w:lang w:val="en-US"/>
+        </w:rPr>
+      </w:pPr>
+    </w:p>
+    <w:p>
+      <w:pPr>
+        <w:pStyle w:val="ListParagraph"/>
+        <w:numPr>
+          <w:ilvl w:val="0"/>
+          <w:numId w:val="18"/>
+        </w:numPr>
+        <w:rPr>
+          <w:sz w:val="28"/>
+          <w:szCs w:val="28"/>
+          <w:lang w:val="en-US"/>
+        </w:rPr>
+      </w:pPr>
+      <w:r>
+        <w:rPr>
+          <w:sz w:val="28"/>
+          <w:szCs w:val="28"/>
+          <w:lang w:val="en-US"/>
+        </w:rPr>
+        <w:t xml:space="preserve">This is the MR details of Last 5 matches Data is shown here </w:t>
+      </w:r>
+    </w:p>
+    <w:p>
+      <w:pPr>
+        <w:pStyle w:val="ListParagraph"/>
+        <w:numPr>
+          <w:ilvl w:val="0"/>
+          <w:numId w:val="18"/>
+        </w:numPr>
+        <w:rPr>
+          <w:sz w:val="28"/>
+          <w:szCs w:val="28"/>
+          <w:lang w:val="en-US"/>
+        </w:rPr>
+      </w:pPr>
+      <w:r>
+        <w:rPr>
+          <w:sz w:val="28"/>
+          <w:szCs w:val="28"/>
+          <w:lang w:val="en-US"/>
+        </w:rPr>
+        <w:t xml:space="preserve">Same for </w:t>
+      </w:r>
+      <w:proofErr w:type="gramStart"/>
+      <w:r>
+        <w:rPr>
+          <w:sz w:val="28"/>
+          <w:szCs w:val="28"/>
+          <w:lang w:val="en-US"/>
+        </w:rPr>
+        <w:t>All ,</w:t>
+      </w:r>
+      <w:proofErr w:type="gramEnd"/>
+      <w:r>
+        <w:rPr>
+          <w:sz w:val="28"/>
+          <w:szCs w:val="28"/>
+          <w:lang w:val="en-US"/>
+        </w:rPr>
+        <w:t xml:space="preserve"> TLM, </w:t>
+      </w:r>
+      <w:proofErr w:type="gramStart"/>
+      <w:r>
+        <w:rPr>
+          <w:sz w:val="28"/>
+          <w:szCs w:val="28"/>
+          <w:lang w:val="en-US"/>
+        </w:rPr>
+        <w:t>SLM ,</w:t>
+      </w:r>
+      <w:proofErr w:type="gramEnd"/>
+      <w:r>
+        <w:rPr>
+          <w:sz w:val="28"/>
+          <w:szCs w:val="28"/>
+          <w:lang w:val="en-US"/>
+        </w:rPr>
+        <w:t xml:space="preserve"> FLM, and MR </w:t>
+      </w:r>
+      <w:proofErr w:type="gramStart"/>
+      <w:r>
+        <w:rPr>
+          <w:sz w:val="28"/>
+          <w:szCs w:val="28"/>
+          <w:lang w:val="en-US"/>
+        </w:rPr>
+        <w:t>too ,</w:t>
+      </w:r>
+      <w:proofErr w:type="gramEnd"/>
+      <w:r>
+        <w:rPr>
+          <w:sz w:val="28"/>
+          <w:szCs w:val="28"/>
+          <w:lang w:val="en-US"/>
+        </w:rPr>
+        <w:t xml:space="preserve"> just show the last 5 matches data with finding their Matches ID and get the Per </w:t>
+      </w:r>
+      <w:proofErr w:type="spellStart"/>
+      <w:r>
+        <w:rPr>
+          <w:sz w:val="28"/>
+          <w:szCs w:val="28"/>
+          <w:lang w:val="en-US"/>
+        </w:rPr>
+        <w:t>TeamScore</w:t>
+      </w:r>
+      <w:proofErr w:type="spellEnd"/>
+      <w:r>
+        <w:rPr>
+          <w:sz w:val="28"/>
+          <w:szCs w:val="28"/>
+          <w:lang w:val="en-US"/>
+        </w:rPr>
+        <w:t xml:space="preserve"> and store their Results </w:t>
+      </w:r>
+      <w:proofErr w:type="gramStart"/>
+      <w:r>
+        <w:rPr>
+          <w:sz w:val="28"/>
+          <w:szCs w:val="28"/>
+          <w:lang w:val="en-US"/>
+        </w:rPr>
+        <w:t>too..</w:t>
+      </w:r>
+      <w:proofErr w:type="gramEnd"/>
+      <w:r>
+        <w:rPr>
+          <w:sz w:val="28"/>
+          <w:szCs w:val="28"/>
+          <w:lang w:val="en-US"/>
+        </w:rPr>
+        <w:t xml:space="preserve"> for win and lose </w:t>
       </w:r>
     </w:p>
     <w:p>
@@ -2598,6 +6433,119 @@
 <file path=word/numbering.xml><?xml version="1.0" encoding="utf-8"?>
 <w:numbering xmlns:wpc="http://schemas.microsoft.com/office/word/2010/wordprocessingCanvas" xmlns:cx="http://schemas.microsoft.com/office/drawing/2014/chartex" xmlns:cx1="http://schemas.microsoft.com/office/drawing/2015/9/8/chartex" xmlns:cx2="http://schemas.microsoft.com/office/drawing/2015/10/21/chartex" xmlns:cx3="http://schemas.microsoft.com/office/drawing/2016/5/9/chartex" xmlns:cx4="http://schemas.microsoft.com/office/drawing/2016/5/10/chartex" xmlns:cx5="http://schemas.microsoft.com/office/drawing/2016/5/11/chartex" xmlns:cx6="http://schemas.microsoft.com/office/drawing/2016/5/12/chartex" xmlns:cx7="http://schemas.microsoft.com/office/drawing/2016/5/13/chartex" xmlns:cx8="http://schemas.microsoft.com/office/drawing/2016/5/14/chartex" xmlns:mc="http://schemas.openxmlformats.org/markup-compatibility/2006" xmlns:aink="http://schemas.microsoft.com/office/drawing/2016/ink" xmlns:am3d="http://schemas.microsoft.com/office/drawing/2017/model3d" xmlns:o="urn:schemas-microsoft-com:office:office" xmlns:oel="http://schemas.microsoft.com/office/2019/extlst" xmlns:r="http://schemas.openxmlformats.org/officeDocument/2006/relationships" xmlns:m="http://schemas.openxmlformats.org/officeDocument/2006/math" xmlns:v="urn:schemas-microsoft-com:vml" xmlns:wp14="http://schemas.microsoft.com/office/word/2010/wordprocessingDrawing" xmlns:wp="http://schemas.openxmlformats.org/drawingml/2006/wordprocessingDrawing" xmlns:w10="urn:schemas-microsoft-com:office:word" xmlns:w="http://schemas.openxmlformats.org/wordprocessingml/2006/main" xmlns:w14="http://schemas.microsoft.com/office/word/2010/wordml" xmlns:w15="http://schemas.microsoft.com/office/word/2012/wordml" xmlns:w16cex="http://schemas.microsoft.com/office/word/2018/wordml/cex" xmlns:w16cid="http://schemas.microsoft.com/office/word/2016/wordml/cid" xmlns:w16="http://schemas.microsoft.com/office/word/2018/wordml" xmlns:w16du="http://schemas.microsoft.com/office/word/2023/wordml/word16du" xmlns:w16sdtdh="http://schemas.microsoft.com/office/word/2020/wordml/sdtdatahash" xmlns:w16sdtfl="http://schemas.microsoft.com/office/word/2024/wordml/sdtformatlock" xmlns:w16se="http://schemas.microsoft.com/office/word/2015/wordml/symex" xmlns:wpg="http://schemas.microsoft.com/office/word/2010/wordprocessingGroup" xmlns:wpi="http://schemas.microsoft.com/office/word/2010/wordprocessingInk" xmlns:wne="http://schemas.microsoft.com/office/word/2006/wordml" xmlns:wps="http://schemas.microsoft.com/office/word/2010/wordprocessingShape" mc:Ignorable="w14 w15 w16se w16cid w16 w16cex w16sdtdh w16sdtfl w16du wp14">
   <w:abstractNum w:abstractNumId="0" w15:restartNumberingAfterBreak="0">
+    <w:nsid w:val="0E017189"/>
+    <w:multiLevelType w:val="hybridMultilevel"/>
+    <w:tmpl w:val="C9DA6C00"/>
+    <w:lvl w:ilvl="0" w:tplc="40090001">
+      <w:start w:val="1"/>
+      <w:numFmt w:val="bullet"/>
+      <w:lvlText w:val=""/>
+      <w:lvlJc w:val="left"/>
+      <w:pPr>
+        <w:ind w:left="720" w:hanging="360"/>
+      </w:pPr>
+      <w:rPr>
+        <w:rFonts w:ascii="Symbol" w:hAnsi="Symbol" w:hint="default"/>
+      </w:rPr>
+    </w:lvl>
+    <w:lvl w:ilvl="1" w:tplc="40090003" w:tentative="1">
+      <w:start w:val="1"/>
+      <w:numFmt w:val="bullet"/>
+      <w:lvlText w:val="o"/>
+      <w:lvlJc w:val="left"/>
+      <w:pPr>
+        <w:ind w:left="1440" w:hanging="360"/>
+      </w:pPr>
+      <w:rPr>
+        <w:rFonts w:ascii="Courier New" w:hAnsi="Courier New" w:cs="Courier New" w:hint="default"/>
+      </w:rPr>
+    </w:lvl>
+    <w:lvl w:ilvl="2" w:tplc="40090005" w:tentative="1">
+      <w:start w:val="1"/>
+      <w:numFmt w:val="bullet"/>
+      <w:lvlText w:val=""/>
+      <w:lvlJc w:val="left"/>
+      <w:pPr>
+        <w:ind w:left="2160" w:hanging="360"/>
+      </w:pPr>
+      <w:rPr>
+        <w:rFonts w:ascii="Wingdings" w:hAnsi="Wingdings" w:hint="default"/>
+      </w:rPr>
+    </w:lvl>
+    <w:lvl w:ilvl="3" w:tplc="40090001" w:tentative="1">
+      <w:start w:val="1"/>
+      <w:numFmt w:val="bullet"/>
+      <w:lvlText w:val=""/>
+      <w:lvlJc w:val="left"/>
+      <w:pPr>
+        <w:ind w:left="2880" w:hanging="360"/>
+      </w:pPr>
+      <w:rPr>
+        <w:rFonts w:ascii="Symbol" w:hAnsi="Symbol" w:hint="default"/>
+      </w:rPr>
+    </w:lvl>
+    <w:lvl w:ilvl="4" w:tplc="40090003" w:tentative="1">
+      <w:start w:val="1"/>
+      <w:numFmt w:val="bullet"/>
+      <w:lvlText w:val="o"/>
+      <w:lvlJc w:val="left"/>
+      <w:pPr>
+        <w:ind w:left="3600" w:hanging="360"/>
+      </w:pPr>
+      <w:rPr>
+        <w:rFonts w:ascii="Courier New" w:hAnsi="Courier New" w:cs="Courier New" w:hint="default"/>
+      </w:rPr>
+    </w:lvl>
+    <w:lvl w:ilvl="5" w:tplc="40090005" w:tentative="1">
+      <w:start w:val="1"/>
+      <w:numFmt w:val="bullet"/>
+      <w:lvlText w:val=""/>
+      <w:lvlJc w:val="left"/>
+      <w:pPr>
+        <w:ind w:left="4320" w:hanging="360"/>
+      </w:pPr>
+      <w:rPr>
+        <w:rFonts w:ascii="Wingdings" w:hAnsi="Wingdings" w:hint="default"/>
+      </w:rPr>
+    </w:lvl>
+    <w:lvl w:ilvl="6" w:tplc="40090001" w:tentative="1">
+      <w:start w:val="1"/>
+      <w:numFmt w:val="bullet"/>
+      <w:lvlText w:val=""/>
+      <w:lvlJc w:val="left"/>
+      <w:pPr>
+        <w:ind w:left="5040" w:hanging="360"/>
+      </w:pPr>
+      <w:rPr>
+        <w:rFonts w:ascii="Symbol" w:hAnsi="Symbol" w:hint="default"/>
+      </w:rPr>
+    </w:lvl>
+    <w:lvl w:ilvl="7" w:tplc="40090003" w:tentative="1">
+      <w:start w:val="1"/>
+      <w:numFmt w:val="bullet"/>
+      <w:lvlText w:val="o"/>
+      <w:lvlJc w:val="left"/>
+      <w:pPr>
+        <w:ind w:left="5760" w:hanging="360"/>
+      </w:pPr>
+      <w:rPr>
+        <w:rFonts w:ascii="Courier New" w:hAnsi="Courier New" w:cs="Courier New" w:hint="default"/>
+      </w:rPr>
+    </w:lvl>
+    <w:lvl w:ilvl="8" w:tplc="40090005" w:tentative="1">
+      <w:start w:val="1"/>
+      <w:numFmt w:val="bullet"/>
+      <w:lvlText w:val=""/>
+      <w:lvlJc w:val="left"/>
+      <w:pPr>
+        <w:ind w:left="6480" w:hanging="360"/>
+      </w:pPr>
+      <w:rPr>
+        <w:rFonts w:ascii="Wingdings" w:hAnsi="Wingdings" w:hint="default"/>
+      </w:rPr>
+    </w:lvl>
+  </w:abstractNum>
+  <w:abstractNum w:abstractNumId="1" w15:restartNumberingAfterBreak="0">
     <w:nsid w:val="0F167F13"/>
     <w:multiLevelType w:val="hybridMultilevel"/>
     <w:tmpl w:val="9FB2FB7C"/>
@@ -2710,7 +6658,7 @@
       </w:rPr>
     </w:lvl>
   </w:abstractNum>
-  <w:abstractNum w:abstractNumId="1" w15:restartNumberingAfterBreak="0">
+  <w:abstractNum w:abstractNumId="2" w15:restartNumberingAfterBreak="0">
     <w:nsid w:val="229E50E2"/>
     <w:multiLevelType w:val="hybridMultilevel"/>
     <w:tmpl w:val="4DA4DF30"/>
@@ -2823,7 +6771,7 @@
       </w:rPr>
     </w:lvl>
   </w:abstractNum>
-  <w:abstractNum w:abstractNumId="2" w15:restartNumberingAfterBreak="0">
+  <w:abstractNum w:abstractNumId="3" w15:restartNumberingAfterBreak="0">
     <w:nsid w:val="26177F9C"/>
     <w:multiLevelType w:val="hybridMultilevel"/>
     <w:tmpl w:val="CF3E04D4"/>
@@ -2936,7 +6884,7 @@
       </w:rPr>
     </w:lvl>
   </w:abstractNum>
-  <w:abstractNum w:abstractNumId="3" w15:restartNumberingAfterBreak="0">
+  <w:abstractNum w:abstractNumId="4" w15:restartNumberingAfterBreak="0">
     <w:nsid w:val="2D892F92"/>
     <w:multiLevelType w:val="hybridMultilevel"/>
     <w:tmpl w:val="3E0CBB16"/>
@@ -3049,7 +6997,7 @@
       </w:rPr>
     </w:lvl>
   </w:abstractNum>
-  <w:abstractNum w:abstractNumId="4" w15:restartNumberingAfterBreak="0">
+  <w:abstractNum w:abstractNumId="5" w15:restartNumberingAfterBreak="0">
     <w:nsid w:val="3EE04DA2"/>
     <w:multiLevelType w:val="hybridMultilevel"/>
     <w:tmpl w:val="87986F14"/>
@@ -3162,7 +7110,120 @@
       </w:rPr>
     </w:lvl>
   </w:abstractNum>
-  <w:abstractNum w:abstractNumId="5" w15:restartNumberingAfterBreak="0">
+  <w:abstractNum w:abstractNumId="6" w15:restartNumberingAfterBreak="0">
+    <w:nsid w:val="49B850FD"/>
+    <w:multiLevelType w:val="hybridMultilevel"/>
+    <w:tmpl w:val="A650F3FA"/>
+    <w:lvl w:ilvl="0" w:tplc="40090001">
+      <w:start w:val="1"/>
+      <w:numFmt w:val="bullet"/>
+      <w:lvlText w:val=""/>
+      <w:lvlJc w:val="left"/>
+      <w:pPr>
+        <w:ind w:left="720" w:hanging="360"/>
+      </w:pPr>
+      <w:rPr>
+        <w:rFonts w:ascii="Symbol" w:hAnsi="Symbol" w:hint="default"/>
+      </w:rPr>
+    </w:lvl>
+    <w:lvl w:ilvl="1" w:tplc="40090003" w:tentative="1">
+      <w:start w:val="1"/>
+      <w:numFmt w:val="bullet"/>
+      <w:lvlText w:val="o"/>
+      <w:lvlJc w:val="left"/>
+      <w:pPr>
+        <w:ind w:left="1440" w:hanging="360"/>
+      </w:pPr>
+      <w:rPr>
+        <w:rFonts w:ascii="Courier New" w:hAnsi="Courier New" w:cs="Courier New" w:hint="default"/>
+      </w:rPr>
+    </w:lvl>
+    <w:lvl w:ilvl="2" w:tplc="40090005" w:tentative="1">
+      <w:start w:val="1"/>
+      <w:numFmt w:val="bullet"/>
+      <w:lvlText w:val=""/>
+      <w:lvlJc w:val="left"/>
+      <w:pPr>
+        <w:ind w:left="2160" w:hanging="360"/>
+      </w:pPr>
+      <w:rPr>
+        <w:rFonts w:ascii="Wingdings" w:hAnsi="Wingdings" w:hint="default"/>
+      </w:rPr>
+    </w:lvl>
+    <w:lvl w:ilvl="3" w:tplc="40090001" w:tentative="1">
+      <w:start w:val="1"/>
+      <w:numFmt w:val="bullet"/>
+      <w:lvlText w:val=""/>
+      <w:lvlJc w:val="left"/>
+      <w:pPr>
+        <w:ind w:left="2880" w:hanging="360"/>
+      </w:pPr>
+      <w:rPr>
+        <w:rFonts w:ascii="Symbol" w:hAnsi="Symbol" w:hint="default"/>
+      </w:rPr>
+    </w:lvl>
+    <w:lvl w:ilvl="4" w:tplc="40090003" w:tentative="1">
+      <w:start w:val="1"/>
+      <w:numFmt w:val="bullet"/>
+      <w:lvlText w:val="o"/>
+      <w:lvlJc w:val="left"/>
+      <w:pPr>
+        <w:ind w:left="3600" w:hanging="360"/>
+      </w:pPr>
+      <w:rPr>
+        <w:rFonts w:ascii="Courier New" w:hAnsi="Courier New" w:cs="Courier New" w:hint="default"/>
+      </w:rPr>
+    </w:lvl>
+    <w:lvl w:ilvl="5" w:tplc="40090005" w:tentative="1">
+      <w:start w:val="1"/>
+      <w:numFmt w:val="bullet"/>
+      <w:lvlText w:val=""/>
+      <w:lvlJc w:val="left"/>
+      <w:pPr>
+        <w:ind w:left="4320" w:hanging="360"/>
+      </w:pPr>
+      <w:rPr>
+        <w:rFonts w:ascii="Wingdings" w:hAnsi="Wingdings" w:hint="default"/>
+      </w:rPr>
+    </w:lvl>
+    <w:lvl w:ilvl="6" w:tplc="40090001" w:tentative="1">
+      <w:start w:val="1"/>
+      <w:numFmt w:val="bullet"/>
+      <w:lvlText w:val=""/>
+      <w:lvlJc w:val="left"/>
+      <w:pPr>
+        <w:ind w:left="5040" w:hanging="360"/>
+      </w:pPr>
+      <w:rPr>
+        <w:rFonts w:ascii="Symbol" w:hAnsi="Symbol" w:hint="default"/>
+      </w:rPr>
+    </w:lvl>
+    <w:lvl w:ilvl="7" w:tplc="40090003" w:tentative="1">
+      <w:start w:val="1"/>
+      <w:numFmt w:val="bullet"/>
+      <w:lvlText w:val="o"/>
+      <w:lvlJc w:val="left"/>
+      <w:pPr>
+        <w:ind w:left="5760" w:hanging="360"/>
+      </w:pPr>
+      <w:rPr>
+        <w:rFonts w:ascii="Courier New" w:hAnsi="Courier New" w:cs="Courier New" w:hint="default"/>
+      </w:rPr>
+    </w:lvl>
+    <w:lvl w:ilvl="8" w:tplc="40090005" w:tentative="1">
+      <w:start w:val="1"/>
+      <w:numFmt w:val="bullet"/>
+      <w:lvlText w:val=""/>
+      <w:lvlJc w:val="left"/>
+      <w:pPr>
+        <w:ind w:left="6480" w:hanging="360"/>
+      </w:pPr>
+      <w:rPr>
+        <w:rFonts w:ascii="Wingdings" w:hAnsi="Wingdings" w:hint="default"/>
+      </w:rPr>
+    </w:lvl>
+  </w:abstractNum>
+  <w:abstractNum w:abstractNumId="7" w15:restartNumberingAfterBreak="0">
     <w:nsid w:val="4A6672F8"/>
     <w:multiLevelType w:val="hybridMultilevel"/>
     <w:tmpl w:val="B8EE01F6"/>
@@ -3275,7 +7336,7 @@
       </w:rPr>
     </w:lvl>
   </w:abstractNum>
-  <w:abstractNum w:abstractNumId="6" w15:restartNumberingAfterBreak="0">
+  <w:abstractNum w:abstractNumId="8" w15:restartNumberingAfterBreak="0">
     <w:nsid w:val="4C3A0C67"/>
     <w:multiLevelType w:val="hybridMultilevel"/>
     <w:tmpl w:val="C9601134"/>
@@ -3388,7 +7449,233 @@
       </w:rPr>
     </w:lvl>
   </w:abstractNum>
-  <w:abstractNum w:abstractNumId="7" w15:restartNumberingAfterBreak="0">
+  <w:abstractNum w:abstractNumId="9" w15:restartNumberingAfterBreak="0">
+    <w:nsid w:val="4D9D42B3"/>
+    <w:multiLevelType w:val="hybridMultilevel"/>
+    <w:tmpl w:val="11F0A25C"/>
+    <w:lvl w:ilvl="0" w:tplc="40090001">
+      <w:start w:val="1"/>
+      <w:numFmt w:val="bullet"/>
+      <w:lvlText w:val=""/>
+      <w:lvlJc w:val="left"/>
+      <w:pPr>
+        <w:ind w:left="720" w:hanging="360"/>
+      </w:pPr>
+      <w:rPr>
+        <w:rFonts w:ascii="Symbol" w:hAnsi="Symbol" w:hint="default"/>
+      </w:rPr>
+    </w:lvl>
+    <w:lvl w:ilvl="1" w:tplc="40090003" w:tentative="1">
+      <w:start w:val="1"/>
+      <w:numFmt w:val="bullet"/>
+      <w:lvlText w:val="o"/>
+      <w:lvlJc w:val="left"/>
+      <w:pPr>
+        <w:ind w:left="1440" w:hanging="360"/>
+      </w:pPr>
+      <w:rPr>
+        <w:rFonts w:ascii="Courier New" w:hAnsi="Courier New" w:cs="Courier New" w:hint="default"/>
+      </w:rPr>
+    </w:lvl>
+    <w:lvl w:ilvl="2" w:tplc="40090005" w:tentative="1">
+      <w:start w:val="1"/>
+      <w:numFmt w:val="bullet"/>
+      <w:lvlText w:val=""/>
+      <w:lvlJc w:val="left"/>
+      <w:pPr>
+        <w:ind w:left="2160" w:hanging="360"/>
+      </w:pPr>
+      <w:rPr>
+        <w:rFonts w:ascii="Wingdings" w:hAnsi="Wingdings" w:hint="default"/>
+      </w:rPr>
+    </w:lvl>
+    <w:lvl w:ilvl="3" w:tplc="40090001" w:tentative="1">
+      <w:start w:val="1"/>
+      <w:numFmt w:val="bullet"/>
+      <w:lvlText w:val=""/>
+      <w:lvlJc w:val="left"/>
+      <w:pPr>
+        <w:ind w:left="2880" w:hanging="360"/>
+      </w:pPr>
+      <w:rPr>
+        <w:rFonts w:ascii="Symbol" w:hAnsi="Symbol" w:hint="default"/>
+      </w:rPr>
+    </w:lvl>
+    <w:lvl w:ilvl="4" w:tplc="40090003" w:tentative="1">
+      <w:start w:val="1"/>
+      <w:numFmt w:val="bullet"/>
+      <w:lvlText w:val="o"/>
+      <w:lvlJc w:val="left"/>
+      <w:pPr>
+        <w:ind w:left="3600" w:hanging="360"/>
+      </w:pPr>
+      <w:rPr>
+        <w:rFonts w:ascii="Courier New" w:hAnsi="Courier New" w:cs="Courier New" w:hint="default"/>
+      </w:rPr>
+    </w:lvl>
+    <w:lvl w:ilvl="5" w:tplc="40090005" w:tentative="1">
+      <w:start w:val="1"/>
+      <w:numFmt w:val="bullet"/>
+      <w:lvlText w:val=""/>
+      <w:lvlJc w:val="left"/>
+      <w:pPr>
+        <w:ind w:left="4320" w:hanging="360"/>
+      </w:pPr>
+      <w:rPr>
+        <w:rFonts w:ascii="Wingdings" w:hAnsi="Wingdings" w:hint="default"/>
+      </w:rPr>
+    </w:lvl>
+    <w:lvl w:ilvl="6" w:tplc="40090001" w:tentative="1">
+      <w:start w:val="1"/>
+      <w:numFmt w:val="bullet"/>
+      <w:lvlText w:val=""/>
+      <w:lvlJc w:val="left"/>
+      <w:pPr>
+        <w:ind w:left="5040" w:hanging="360"/>
+      </w:pPr>
+      <w:rPr>
+        <w:rFonts w:ascii="Symbol" w:hAnsi="Symbol" w:hint="default"/>
+      </w:rPr>
+    </w:lvl>
+    <w:lvl w:ilvl="7" w:tplc="40090003" w:tentative="1">
+      <w:start w:val="1"/>
+      <w:numFmt w:val="bullet"/>
+      <w:lvlText w:val="o"/>
+      <w:lvlJc w:val="left"/>
+      <w:pPr>
+        <w:ind w:left="5760" w:hanging="360"/>
+      </w:pPr>
+      <w:rPr>
+        <w:rFonts w:ascii="Courier New" w:hAnsi="Courier New" w:cs="Courier New" w:hint="default"/>
+      </w:rPr>
+    </w:lvl>
+    <w:lvl w:ilvl="8" w:tplc="40090005" w:tentative="1">
+      <w:start w:val="1"/>
+      <w:numFmt w:val="bullet"/>
+      <w:lvlText w:val=""/>
+      <w:lvlJc w:val="left"/>
+      <w:pPr>
+        <w:ind w:left="6480" w:hanging="360"/>
+      </w:pPr>
+      <w:rPr>
+        <w:rFonts w:ascii="Wingdings" w:hAnsi="Wingdings" w:hint="default"/>
+      </w:rPr>
+    </w:lvl>
+  </w:abstractNum>
+  <w:abstractNum w:abstractNumId="10" w15:restartNumberingAfterBreak="0">
+    <w:nsid w:val="55E61155"/>
+    <w:multiLevelType w:val="hybridMultilevel"/>
+    <w:tmpl w:val="27124DAA"/>
+    <w:lvl w:ilvl="0" w:tplc="40090001">
+      <w:start w:val="1"/>
+      <w:numFmt w:val="bullet"/>
+      <w:lvlText w:val=""/>
+      <w:lvlJc w:val="left"/>
+      <w:pPr>
+        <w:ind w:left="720" w:hanging="360"/>
+      </w:pPr>
+      <w:rPr>
+        <w:rFonts w:ascii="Symbol" w:hAnsi="Symbol" w:hint="default"/>
+      </w:rPr>
+    </w:lvl>
+    <w:lvl w:ilvl="1" w:tplc="40090003" w:tentative="1">
+      <w:start w:val="1"/>
+      <w:numFmt w:val="bullet"/>
+      <w:lvlText w:val="o"/>
+      <w:lvlJc w:val="left"/>
+      <w:pPr>
+        <w:ind w:left="1440" w:hanging="360"/>
+      </w:pPr>
+      <w:rPr>
+        <w:rFonts w:ascii="Courier New" w:hAnsi="Courier New" w:cs="Courier New" w:hint="default"/>
+      </w:rPr>
+    </w:lvl>
+    <w:lvl w:ilvl="2" w:tplc="40090005" w:tentative="1">
+      <w:start w:val="1"/>
+      <w:numFmt w:val="bullet"/>
+      <w:lvlText w:val=""/>
+      <w:lvlJc w:val="left"/>
+      <w:pPr>
+        <w:ind w:left="2160" w:hanging="360"/>
+      </w:pPr>
+      <w:rPr>
+        <w:rFonts w:ascii="Wingdings" w:hAnsi="Wingdings" w:hint="default"/>
+      </w:rPr>
+    </w:lvl>
+    <w:lvl w:ilvl="3" w:tplc="40090001" w:tentative="1">
+      <w:start w:val="1"/>
+      <w:numFmt w:val="bullet"/>
+      <w:lvlText w:val=""/>
+      <w:lvlJc w:val="left"/>
+      <w:pPr>
+        <w:ind w:left="2880" w:hanging="360"/>
+      </w:pPr>
+      <w:rPr>
+        <w:rFonts w:ascii="Symbol" w:hAnsi="Symbol" w:hint="default"/>
+      </w:rPr>
+    </w:lvl>
+    <w:lvl w:ilvl="4" w:tplc="40090003" w:tentative="1">
+      <w:start w:val="1"/>
+      <w:numFmt w:val="bullet"/>
+      <w:lvlText w:val="o"/>
+      <w:lvlJc w:val="left"/>
+      <w:pPr>
+        <w:ind w:left="3600" w:hanging="360"/>
+      </w:pPr>
+      <w:rPr>
+        <w:rFonts w:ascii="Courier New" w:hAnsi="Courier New" w:cs="Courier New" w:hint="default"/>
+      </w:rPr>
+    </w:lvl>
+    <w:lvl w:ilvl="5" w:tplc="40090005" w:tentative="1">
+      <w:start w:val="1"/>
+      <w:numFmt w:val="bullet"/>
+      <w:lvlText w:val=""/>
+      <w:lvlJc w:val="left"/>
+      <w:pPr>
+        <w:ind w:left="4320" w:hanging="360"/>
+      </w:pPr>
+      <w:rPr>
+        <w:rFonts w:ascii="Wingdings" w:hAnsi="Wingdings" w:hint="default"/>
+      </w:rPr>
+    </w:lvl>
+    <w:lvl w:ilvl="6" w:tplc="40090001" w:tentative="1">
+      <w:start w:val="1"/>
+      <w:numFmt w:val="bullet"/>
+      <w:lvlText w:val=""/>
+      <w:lvlJc w:val="left"/>
+      <w:pPr>
+        <w:ind w:left="5040" w:hanging="360"/>
+      </w:pPr>
+      <w:rPr>
+        <w:rFonts w:ascii="Symbol" w:hAnsi="Symbol" w:hint="default"/>
+      </w:rPr>
+    </w:lvl>
+    <w:lvl w:ilvl="7" w:tplc="40090003" w:tentative="1">
+      <w:start w:val="1"/>
+      <w:numFmt w:val="bullet"/>
+      <w:lvlText w:val="o"/>
+      <w:lvlJc w:val="left"/>
+      <w:pPr>
+        <w:ind w:left="5760" w:hanging="360"/>
+      </w:pPr>
+      <w:rPr>
+        <w:rFonts w:ascii="Courier New" w:hAnsi="Courier New" w:cs="Courier New" w:hint="default"/>
+      </w:rPr>
+    </w:lvl>
+    <w:lvl w:ilvl="8" w:tplc="40090005" w:tentative="1">
+      <w:start w:val="1"/>
+      <w:numFmt w:val="bullet"/>
+      <w:lvlText w:val=""/>
+      <w:lvlJc w:val="left"/>
+      <w:pPr>
+        <w:ind w:left="6480" w:hanging="360"/>
+      </w:pPr>
+      <w:rPr>
+        <w:rFonts w:ascii="Wingdings" w:hAnsi="Wingdings" w:hint="default"/>
+      </w:rPr>
+    </w:lvl>
+  </w:abstractNum>
+  <w:abstractNum w:abstractNumId="11" w15:restartNumberingAfterBreak="0">
     <w:nsid w:val="5C2D78C7"/>
     <w:multiLevelType w:val="hybridMultilevel"/>
     <w:tmpl w:val="81EA4D7C"/>
@@ -3501,7 +7788,7 @@
       </w:rPr>
     </w:lvl>
   </w:abstractNum>
-  <w:abstractNum w:abstractNumId="8" w15:restartNumberingAfterBreak="0">
+  <w:abstractNum w:abstractNumId="12" w15:restartNumberingAfterBreak="0">
     <w:nsid w:val="5D9E3C8E"/>
     <w:multiLevelType w:val="hybridMultilevel"/>
     <w:tmpl w:val="4E847F8E"/>
@@ -3614,7 +7901,7 @@
       </w:rPr>
     </w:lvl>
   </w:abstractNum>
-  <w:abstractNum w:abstractNumId="9" w15:restartNumberingAfterBreak="0">
+  <w:abstractNum w:abstractNumId="13" w15:restartNumberingAfterBreak="0">
     <w:nsid w:val="6568066E"/>
     <w:multiLevelType w:val="hybridMultilevel"/>
     <w:tmpl w:val="FA08B3F0"/>
@@ -3727,7 +8014,7 @@
       </w:rPr>
     </w:lvl>
   </w:abstractNum>
-  <w:abstractNum w:abstractNumId="10" w15:restartNumberingAfterBreak="0">
+  <w:abstractNum w:abstractNumId="14" w15:restartNumberingAfterBreak="0">
     <w:nsid w:val="6D0237C7"/>
     <w:multiLevelType w:val="hybridMultilevel"/>
     <w:tmpl w:val="38BE414C"/>
@@ -3840,7 +8127,7 @@
       </w:rPr>
     </w:lvl>
   </w:abstractNum>
-  <w:abstractNum w:abstractNumId="11" w15:restartNumberingAfterBreak="0">
+  <w:abstractNum w:abstractNumId="15" w15:restartNumberingAfterBreak="0">
     <w:nsid w:val="748436E4"/>
     <w:multiLevelType w:val="hybridMultilevel"/>
     <w:tmpl w:val="1CB0DCFC"/>
@@ -3953,41 +8240,285 @@
       </w:rPr>
     </w:lvl>
   </w:abstractNum>
+  <w:abstractNum w:abstractNumId="16" w15:restartNumberingAfterBreak="0">
+    <w:nsid w:val="74AB1D7A"/>
+    <w:multiLevelType w:val="hybridMultilevel"/>
+    <w:tmpl w:val="1166E2E0"/>
+    <w:lvl w:ilvl="0" w:tplc="40090001">
+      <w:start w:val="1"/>
+      <w:numFmt w:val="bullet"/>
+      <w:lvlText w:val=""/>
+      <w:lvlJc w:val="left"/>
+      <w:pPr>
+        <w:ind w:left="720" w:hanging="360"/>
+      </w:pPr>
+      <w:rPr>
+        <w:rFonts w:ascii="Symbol" w:hAnsi="Symbol" w:hint="default"/>
+      </w:rPr>
+    </w:lvl>
+    <w:lvl w:ilvl="1" w:tplc="40090003" w:tentative="1">
+      <w:start w:val="1"/>
+      <w:numFmt w:val="bullet"/>
+      <w:lvlText w:val="o"/>
+      <w:lvlJc w:val="left"/>
+      <w:pPr>
+        <w:ind w:left="1440" w:hanging="360"/>
+      </w:pPr>
+      <w:rPr>
+        <w:rFonts w:ascii="Courier New" w:hAnsi="Courier New" w:cs="Courier New" w:hint="default"/>
+      </w:rPr>
+    </w:lvl>
+    <w:lvl w:ilvl="2" w:tplc="40090005" w:tentative="1">
+      <w:start w:val="1"/>
+      <w:numFmt w:val="bullet"/>
+      <w:lvlText w:val=""/>
+      <w:lvlJc w:val="left"/>
+      <w:pPr>
+        <w:ind w:left="2160" w:hanging="360"/>
+      </w:pPr>
+      <w:rPr>
+        <w:rFonts w:ascii="Wingdings" w:hAnsi="Wingdings" w:hint="default"/>
+      </w:rPr>
+    </w:lvl>
+    <w:lvl w:ilvl="3" w:tplc="40090001" w:tentative="1">
+      <w:start w:val="1"/>
+      <w:numFmt w:val="bullet"/>
+      <w:lvlText w:val=""/>
+      <w:lvlJc w:val="left"/>
+      <w:pPr>
+        <w:ind w:left="2880" w:hanging="360"/>
+      </w:pPr>
+      <w:rPr>
+        <w:rFonts w:ascii="Symbol" w:hAnsi="Symbol" w:hint="default"/>
+      </w:rPr>
+    </w:lvl>
+    <w:lvl w:ilvl="4" w:tplc="40090003" w:tentative="1">
+      <w:start w:val="1"/>
+      <w:numFmt w:val="bullet"/>
+      <w:lvlText w:val="o"/>
+      <w:lvlJc w:val="left"/>
+      <w:pPr>
+        <w:ind w:left="3600" w:hanging="360"/>
+      </w:pPr>
+      <w:rPr>
+        <w:rFonts w:ascii="Courier New" w:hAnsi="Courier New" w:cs="Courier New" w:hint="default"/>
+      </w:rPr>
+    </w:lvl>
+    <w:lvl w:ilvl="5" w:tplc="40090005" w:tentative="1">
+      <w:start w:val="1"/>
+      <w:numFmt w:val="bullet"/>
+      <w:lvlText w:val=""/>
+      <w:lvlJc w:val="left"/>
+      <w:pPr>
+        <w:ind w:left="4320" w:hanging="360"/>
+      </w:pPr>
+      <w:rPr>
+        <w:rFonts w:ascii="Wingdings" w:hAnsi="Wingdings" w:hint="default"/>
+      </w:rPr>
+    </w:lvl>
+    <w:lvl w:ilvl="6" w:tplc="40090001" w:tentative="1">
+      <w:start w:val="1"/>
+      <w:numFmt w:val="bullet"/>
+      <w:lvlText w:val=""/>
+      <w:lvlJc w:val="left"/>
+      <w:pPr>
+        <w:ind w:left="5040" w:hanging="360"/>
+      </w:pPr>
+      <w:rPr>
+        <w:rFonts w:ascii="Symbol" w:hAnsi="Symbol" w:hint="default"/>
+      </w:rPr>
+    </w:lvl>
+    <w:lvl w:ilvl="7" w:tplc="40090003" w:tentative="1">
+      <w:start w:val="1"/>
+      <w:numFmt w:val="bullet"/>
+      <w:lvlText w:val="o"/>
+      <w:lvlJc w:val="left"/>
+      <w:pPr>
+        <w:ind w:left="5760" w:hanging="360"/>
+      </w:pPr>
+      <w:rPr>
+        <w:rFonts w:ascii="Courier New" w:hAnsi="Courier New" w:cs="Courier New" w:hint="default"/>
+      </w:rPr>
+    </w:lvl>
+    <w:lvl w:ilvl="8" w:tplc="40090005" w:tentative="1">
+      <w:start w:val="1"/>
+      <w:numFmt w:val="bullet"/>
+      <w:lvlText w:val=""/>
+      <w:lvlJc w:val="left"/>
+      <w:pPr>
+        <w:ind w:left="6480" w:hanging="360"/>
+      </w:pPr>
+      <w:rPr>
+        <w:rFonts w:ascii="Wingdings" w:hAnsi="Wingdings" w:hint="default"/>
+      </w:rPr>
+    </w:lvl>
+  </w:abstractNum>
+  <w:abstractNum w:abstractNumId="17" w15:restartNumberingAfterBreak="0">
+    <w:nsid w:val="7B9317D1"/>
+    <w:multiLevelType w:val="hybridMultilevel"/>
+    <w:tmpl w:val="A3F8DEE2"/>
+    <w:lvl w:ilvl="0" w:tplc="40090001">
+      <w:start w:val="1"/>
+      <w:numFmt w:val="bullet"/>
+      <w:lvlText w:val=""/>
+      <w:lvlJc w:val="left"/>
+      <w:pPr>
+        <w:ind w:left="720" w:hanging="360"/>
+      </w:pPr>
+      <w:rPr>
+        <w:rFonts w:ascii="Symbol" w:hAnsi="Symbol" w:hint="default"/>
+      </w:rPr>
+    </w:lvl>
+    <w:lvl w:ilvl="1" w:tplc="40090003" w:tentative="1">
+      <w:start w:val="1"/>
+      <w:numFmt w:val="bullet"/>
+      <w:lvlText w:val="o"/>
+      <w:lvlJc w:val="left"/>
+      <w:pPr>
+        <w:ind w:left="1440" w:hanging="360"/>
+      </w:pPr>
+      <w:rPr>
+        <w:rFonts w:ascii="Courier New" w:hAnsi="Courier New" w:cs="Courier New" w:hint="default"/>
+      </w:rPr>
+    </w:lvl>
+    <w:lvl w:ilvl="2" w:tplc="40090005" w:tentative="1">
+      <w:start w:val="1"/>
+      <w:numFmt w:val="bullet"/>
+      <w:lvlText w:val=""/>
+      <w:lvlJc w:val="left"/>
+      <w:pPr>
+        <w:ind w:left="2160" w:hanging="360"/>
+      </w:pPr>
+      <w:rPr>
+        <w:rFonts w:ascii="Wingdings" w:hAnsi="Wingdings" w:hint="default"/>
+      </w:rPr>
+    </w:lvl>
+    <w:lvl w:ilvl="3" w:tplc="40090001" w:tentative="1">
+      <w:start w:val="1"/>
+      <w:numFmt w:val="bullet"/>
+      <w:lvlText w:val=""/>
+      <w:lvlJc w:val="left"/>
+      <w:pPr>
+        <w:ind w:left="2880" w:hanging="360"/>
+      </w:pPr>
+      <w:rPr>
+        <w:rFonts w:ascii="Symbol" w:hAnsi="Symbol" w:hint="default"/>
+      </w:rPr>
+    </w:lvl>
+    <w:lvl w:ilvl="4" w:tplc="40090003" w:tentative="1">
+      <w:start w:val="1"/>
+      <w:numFmt w:val="bullet"/>
+      <w:lvlText w:val="o"/>
+      <w:lvlJc w:val="left"/>
+      <w:pPr>
+        <w:ind w:left="3600" w:hanging="360"/>
+      </w:pPr>
+      <w:rPr>
+        <w:rFonts w:ascii="Courier New" w:hAnsi="Courier New" w:cs="Courier New" w:hint="default"/>
+      </w:rPr>
+    </w:lvl>
+    <w:lvl w:ilvl="5" w:tplc="40090005" w:tentative="1">
+      <w:start w:val="1"/>
+      <w:numFmt w:val="bullet"/>
+      <w:lvlText w:val=""/>
+      <w:lvlJc w:val="left"/>
+      <w:pPr>
+        <w:ind w:left="4320" w:hanging="360"/>
+      </w:pPr>
+      <w:rPr>
+        <w:rFonts w:ascii="Wingdings" w:hAnsi="Wingdings" w:hint="default"/>
+      </w:rPr>
+    </w:lvl>
+    <w:lvl w:ilvl="6" w:tplc="40090001" w:tentative="1">
+      <w:start w:val="1"/>
+      <w:numFmt w:val="bullet"/>
+      <w:lvlText w:val=""/>
+      <w:lvlJc w:val="left"/>
+      <w:pPr>
+        <w:ind w:left="5040" w:hanging="360"/>
+      </w:pPr>
+      <w:rPr>
+        <w:rFonts w:ascii="Symbol" w:hAnsi="Symbol" w:hint="default"/>
+      </w:rPr>
+    </w:lvl>
+    <w:lvl w:ilvl="7" w:tplc="40090003" w:tentative="1">
+      <w:start w:val="1"/>
+      <w:numFmt w:val="bullet"/>
+      <w:lvlText w:val="o"/>
+      <w:lvlJc w:val="left"/>
+      <w:pPr>
+        <w:ind w:left="5760" w:hanging="360"/>
+      </w:pPr>
+      <w:rPr>
+        <w:rFonts w:ascii="Courier New" w:hAnsi="Courier New" w:cs="Courier New" w:hint="default"/>
+      </w:rPr>
+    </w:lvl>
+    <w:lvl w:ilvl="8" w:tplc="40090005" w:tentative="1">
+      <w:start w:val="1"/>
+      <w:numFmt w:val="bullet"/>
+      <w:lvlText w:val=""/>
+      <w:lvlJc w:val="left"/>
+      <w:pPr>
+        <w:ind w:left="6480" w:hanging="360"/>
+      </w:pPr>
+      <w:rPr>
+        <w:rFonts w:ascii="Wingdings" w:hAnsi="Wingdings" w:hint="default"/>
+      </w:rPr>
+    </w:lvl>
+  </w:abstractNum>
   <w:num w:numId="1" w16cid:durableId="216362556">
-    <w:abstractNumId w:val="6"/>
+    <w:abstractNumId w:val="8"/>
   </w:num>
   <w:num w:numId="2" w16cid:durableId="923951427">
+    <w:abstractNumId w:val="1"/>
+  </w:num>
+  <w:num w:numId="3" w16cid:durableId="729501489">
+    <w:abstractNumId w:val="7"/>
+  </w:num>
+  <w:num w:numId="4" w16cid:durableId="1800419559">
+    <w:abstractNumId w:val="5"/>
+  </w:num>
+  <w:num w:numId="5" w16cid:durableId="990791046">
+    <w:abstractNumId w:val="14"/>
+  </w:num>
+  <w:num w:numId="6" w16cid:durableId="1930501020">
+    <w:abstractNumId w:val="11"/>
+  </w:num>
+  <w:num w:numId="7" w16cid:durableId="981229997">
+    <w:abstractNumId w:val="13"/>
+  </w:num>
+  <w:num w:numId="8" w16cid:durableId="993951099">
+    <w:abstractNumId w:val="2"/>
+  </w:num>
+  <w:num w:numId="9" w16cid:durableId="579212538">
+    <w:abstractNumId w:val="12"/>
+  </w:num>
+  <w:num w:numId="10" w16cid:durableId="414789075">
+    <w:abstractNumId w:val="3"/>
+  </w:num>
+  <w:num w:numId="11" w16cid:durableId="1106847405">
+    <w:abstractNumId w:val="15"/>
+  </w:num>
+  <w:num w:numId="12" w16cid:durableId="163908772">
+    <w:abstractNumId w:val="4"/>
+  </w:num>
+  <w:num w:numId="13" w16cid:durableId="548221451">
+    <w:abstractNumId w:val="17"/>
+  </w:num>
+  <w:num w:numId="14" w16cid:durableId="392974673">
+    <w:abstractNumId w:val="9"/>
+  </w:num>
+  <w:num w:numId="15" w16cid:durableId="508520111">
     <w:abstractNumId w:val="0"/>
   </w:num>
-  <w:num w:numId="3" w16cid:durableId="729501489">
-    <w:abstractNumId w:val="5"/>
+  <w:num w:numId="16" w16cid:durableId="448351990">
+    <w:abstractNumId w:val="16"/>
   </w:num>
-  <w:num w:numId="4" w16cid:durableId="1800419559">
-    <w:abstractNumId w:val="4"/>
-  </w:num>
-  <w:num w:numId="5" w16cid:durableId="990791046">
+  <w:num w:numId="17" w16cid:durableId="1912546504">
     <w:abstractNumId w:val="10"/>
   </w:num>
-  <w:num w:numId="6" w16cid:durableId="1930501020">
-    <w:abstractNumId w:val="7"/>
-  </w:num>
-  <w:num w:numId="7" w16cid:durableId="981229997">
-    <w:abstractNumId w:val="9"/>
-  </w:num>
-  <w:num w:numId="8" w16cid:durableId="993951099">
-    <w:abstractNumId w:val="1"/>
-  </w:num>
-  <w:num w:numId="9" w16cid:durableId="579212538">
-    <w:abstractNumId w:val="8"/>
-  </w:num>
-  <w:num w:numId="10" w16cid:durableId="414789075">
-    <w:abstractNumId w:val="2"/>
-  </w:num>
-  <w:num w:numId="11" w16cid:durableId="1106847405">
-    <w:abstractNumId w:val="11"/>
-  </w:num>
-  <w:num w:numId="12" w16cid:durableId="163908772">
-    <w:abstractNumId w:val="3"/>
+  <w:num w:numId="18" w16cid:durableId="1605577402">
+    <w:abstractNumId w:val="6"/>
   </w:num>
 </w:numbering>
 </file>
@@ -4595,7 +9126,6 @@
   <w:style w:type="character" w:default="1" w:styleId="DefaultParagraphFont">
     <w:name w:val="Default Paragraph Font"/>
     <w:uiPriority w:val="1"/>
-    <w:semiHidden/>
     <w:unhideWhenUsed/>
   </w:style>
   <w:style w:type="table" w:default="1" w:styleId="TableNormal">
@@ -4909,6 +9439,29 @@
       <w:spacing w:val="5"/>
     </w:rPr>
   </w:style>
+  <w:style w:type="character" w:styleId="Hyperlink">
+    <w:name w:val="Hyperlink"/>
+    <w:basedOn w:val="DefaultParagraphFont"/>
+    <w:uiPriority w:val="99"/>
+    <w:unhideWhenUsed/>
+    <w:rsid w:val="0094537C"/>
+    <w:rPr>
+      <w:color w:val="0563C1" w:themeColor="hyperlink"/>
+      <w:u w:val="single"/>
+    </w:rPr>
+  </w:style>
+  <w:style w:type="character" w:styleId="UnresolvedMention">
+    <w:name w:val="Unresolved Mention"/>
+    <w:basedOn w:val="DefaultParagraphFont"/>
+    <w:uiPriority w:val="99"/>
+    <w:semiHidden/>
+    <w:unhideWhenUsed/>
+    <w:rsid w:val="0094537C"/>
+    <w:rPr>
+      <w:color w:val="605E5C"/>
+      <w:shd w:val="clear" w:color="auto" w:fill="E1DFDD"/>
+    </w:rPr>
+  </w:style>
 </w:styles>
 </file>
 

--- a/Rxpl_Backend/RXPL Backend Making Process.docx
+++ b/Rxpl_Backend/RXPL Backend Making Process.docx
@@ -6218,6 +6218,20 @@
     </w:p>
     <w:p>
       <w:pPr>
+        <w:pStyle w:val="ListParagraph"/>
+        <w:numPr>
+          <w:ilvl w:val="0"/>
+          <w:numId w:val="17"/>
+        </w:numPr>
+        <w:rPr>
+          <w:sz w:val="28"/>
+          <w:szCs w:val="28"/>
+          <w:lang w:val="en-US"/>
+        </w:rPr>
+      </w:pPr>
+    </w:p>
+    <w:p>
+      <w:pPr>
         <w:rPr>
           <w:sz w:val="28"/>
           <w:szCs w:val="28"/>
@@ -6309,13 +6323,15 @@
         <w:rPr>
           <w:sz w:val="28"/>
           <w:szCs w:val="28"/>
-          <w:lang w:val="en-US"/>
-        </w:rPr>
-      </w:pPr>
-      <w:r>
-        <w:rPr>
-          <w:sz w:val="28"/>
-          <w:szCs w:val="28"/>
+          <w:highlight w:val="magenta"/>
+          <w:lang w:val="en-US"/>
+        </w:rPr>
+      </w:pPr>
+      <w:r>
+        <w:rPr>
+          <w:sz w:val="28"/>
+          <w:szCs w:val="28"/>
+          <w:highlight w:val="magenta"/>
           <w:lang w:val="en-US"/>
         </w:rPr>
         <w:t xml:space="preserve">Same for </w:t>
@@ -6325,6 +6341,7 @@
         <w:rPr>
           <w:sz w:val="28"/>
           <w:szCs w:val="28"/>
+          <w:highlight w:val="magenta"/>
           <w:lang w:val="en-US"/>
         </w:rPr>
         <w:t>All ,</w:t>
@@ -6334,6 +6351,7 @@
         <w:rPr>
           <w:sz w:val="28"/>
           <w:szCs w:val="28"/>
+          <w:highlight w:val="magenta"/>
           <w:lang w:val="en-US"/>
         </w:rPr>
         <w:t xml:space="preserve"> TLM, </w:t>
@@ -6343,6 +6361,7 @@
         <w:rPr>
           <w:sz w:val="28"/>
           <w:szCs w:val="28"/>
+          <w:highlight w:val="magenta"/>
           <w:lang w:val="en-US"/>
         </w:rPr>
         <w:t>SLM ,</w:t>
@@ -6352,6 +6371,7 @@
         <w:rPr>
           <w:sz w:val="28"/>
           <w:szCs w:val="28"/>
+          <w:highlight w:val="magenta"/>
           <w:lang w:val="en-US"/>
         </w:rPr>
         <w:t xml:space="preserve"> FLM, and MR </w:t>
@@ -6361,6 +6381,7 @@
         <w:rPr>
           <w:sz w:val="28"/>
           <w:szCs w:val="28"/>
+          <w:highlight w:val="magenta"/>
           <w:lang w:val="en-US"/>
         </w:rPr>
         <w:t>too ,</w:t>
@@ -6370,6 +6391,7 @@
         <w:rPr>
           <w:sz w:val="28"/>
           <w:szCs w:val="28"/>
+          <w:highlight w:val="magenta"/>
           <w:lang w:val="en-US"/>
         </w:rPr>
         <w:t xml:space="preserve"> just show the last 5 matches data with finding their Matches ID and get the Per </w:t>
@@ -6379,6 +6401,7 @@
         <w:rPr>
           <w:sz w:val="28"/>
           <w:szCs w:val="28"/>
+          <w:highlight w:val="magenta"/>
           <w:lang w:val="en-US"/>
         </w:rPr>
         <w:t>TeamScore</w:t>
@@ -6388,6 +6411,7 @@
         <w:rPr>
           <w:sz w:val="28"/>
           <w:szCs w:val="28"/>
+          <w:highlight w:val="magenta"/>
           <w:lang w:val="en-US"/>
         </w:rPr>
         <w:t xml:space="preserve"> and store their Results </w:t>
@@ -6397,6 +6421,7 @@
         <w:rPr>
           <w:sz w:val="28"/>
           <w:szCs w:val="28"/>
+          <w:highlight w:val="magenta"/>
           <w:lang w:val="en-US"/>
         </w:rPr>
         <w:t>too..</w:t>
@@ -6406,6 +6431,7 @@
         <w:rPr>
           <w:sz w:val="28"/>
           <w:szCs w:val="28"/>
+          <w:highlight w:val="magenta"/>
           <w:lang w:val="en-US"/>
         </w:rPr>
         <w:t xml:space="preserve"> for win and lose </w:t>

--- a/Rxpl_Backend/RXPL Backend Making Process.docx
+++ b/Rxpl_Backend/RXPL Backend Making Process.docx
@@ -5315,6 +5315,7 @@
       </w:pPr>
       <w:r>
         <w:rPr>
+          <w:noProof/>
           <w:sz w:val="28"/>
           <w:szCs w:val="28"/>
           <w:lang w:val="en-US"/>
@@ -5620,6 +5621,7 @@
       </w:pPr>
       <w:r>
         <w:rPr>
+          <w:noProof/>
           <w:sz w:val="28"/>
           <w:szCs w:val="28"/>
           <w:lang w:val="en-US"/>
@@ -5681,6 +5683,7 @@
       </w:pPr>
       <w:r>
         <w:rPr>
+          <w:noProof/>
           <w:sz w:val="28"/>
           <w:szCs w:val="28"/>
           <w:lang w:val="en-US"/>
@@ -5993,6 +5996,7 @@
       </w:pPr>
       <w:r>
         <w:rPr>
+          <w:noProof/>
           <w:lang w:val="en-US"/>
         </w:rPr>
         <w:lastRenderedPageBreak/>
@@ -6240,6 +6244,7 @@
       </w:pPr>
       <w:r>
         <w:rPr>
+          <w:noProof/>
           <w:sz w:val="28"/>
           <w:szCs w:val="28"/>
           <w:lang w:val="en-US"/>
@@ -6446,6 +6451,750 @@
         </w:rPr>
       </w:pPr>
     </w:p>
+    <w:p>
+      <w:pPr>
+        <w:rPr>
+          <w:sz w:val="28"/>
+          <w:szCs w:val="28"/>
+          <w:lang w:val="en-US"/>
+        </w:rPr>
+      </w:pPr>
+      <w:r>
+        <w:rPr>
+          <w:sz w:val="28"/>
+          <w:szCs w:val="28"/>
+          <w:highlight w:val="green"/>
+          <w:lang w:val="en-US"/>
+        </w:rPr>
+        <w:t>Step 12</w:t>
+      </w:r>
+      <w:r>
+        <w:rPr>
+          <w:sz w:val="28"/>
+          <w:szCs w:val="28"/>
+          <w:lang w:val="en-US"/>
+        </w:rPr>
+        <w:t xml:space="preserve">: Get the Player Ranks and the Team Ranks </w:t>
+      </w:r>
+      <w:proofErr w:type="gramStart"/>
+      <w:r>
+        <w:rPr>
+          <w:sz w:val="28"/>
+          <w:szCs w:val="28"/>
+          <w:lang w:val="en-US"/>
+        </w:rPr>
+        <w:t>With</w:t>
+      </w:r>
+      <w:proofErr w:type="gramEnd"/>
+      <w:r>
+        <w:rPr>
+          <w:sz w:val="28"/>
+          <w:szCs w:val="28"/>
+          <w:lang w:val="en-US"/>
+        </w:rPr>
+        <w:t xml:space="preserve"> Different API</w:t>
+      </w:r>
+    </w:p>
+    <w:p>
+      <w:pPr>
+        <w:rPr>
+          <w:sz w:val="28"/>
+          <w:szCs w:val="28"/>
+          <w:lang w:val="en-US"/>
+        </w:rPr>
+      </w:pPr>
+      <w:r>
+        <w:rPr>
+          <w:sz w:val="28"/>
+          <w:szCs w:val="28"/>
+          <w:highlight w:val="red"/>
+          <w:lang w:val="en-US"/>
+        </w:rPr>
+        <w:t>Case 1:</w:t>
+      </w:r>
+      <w:r>
+        <w:rPr>
+          <w:sz w:val="28"/>
+          <w:szCs w:val="28"/>
+          <w:lang w:val="en-US"/>
+        </w:rPr>
+        <w:t xml:space="preserve"> </w:t>
+      </w:r>
+    </w:p>
+    <w:p>
+      <w:pPr>
+        <w:pStyle w:val="ListParagraph"/>
+        <w:numPr>
+          <w:ilvl w:val="0"/>
+          <w:numId w:val="20"/>
+        </w:numPr>
+        <w:rPr>
+          <w:sz w:val="28"/>
+          <w:szCs w:val="28"/>
+          <w:lang w:val="en-US"/>
+        </w:rPr>
+      </w:pPr>
+      <w:r>
+        <w:rPr>
+          <w:sz w:val="28"/>
+          <w:szCs w:val="28"/>
+          <w:lang w:val="en-US"/>
+        </w:rPr>
+        <w:t xml:space="preserve">Get the URL named with </w:t>
+      </w:r>
+      <w:hyperlink r:id="rId24" w:history="1">
+        <w:r>
+          <w:rPr>
+            <w:rStyle w:val="Hyperlink"/>
+            <w:sz w:val="28"/>
+            <w:szCs w:val="28"/>
+          </w:rPr>
+          <w:t>http://localhost:8000/api/player-leaderboard</w:t>
+        </w:r>
+      </w:hyperlink>
+    </w:p>
+    <w:p>
+      <w:pPr>
+        <w:pStyle w:val="ListParagraph"/>
+        <w:numPr>
+          <w:ilvl w:val="0"/>
+          <w:numId w:val="20"/>
+        </w:numPr>
+        <w:rPr>
+          <w:sz w:val="28"/>
+          <w:szCs w:val="28"/>
+          <w:lang w:val="en-US"/>
+        </w:rPr>
+      </w:pPr>
+      <w:r>
+        <w:rPr>
+          <w:sz w:val="28"/>
+          <w:szCs w:val="28"/>
+        </w:rPr>
+        <w:t xml:space="preserve">Get the MR Names, as well as their </w:t>
+      </w:r>
+      <w:proofErr w:type="spellStart"/>
+      <w:proofErr w:type="gramStart"/>
+      <w:r>
+        <w:rPr>
+          <w:sz w:val="28"/>
+          <w:szCs w:val="28"/>
+        </w:rPr>
+        <w:t>TeamNames</w:t>
+      </w:r>
+      <w:proofErr w:type="spellEnd"/>
+      <w:r>
+        <w:rPr>
+          <w:sz w:val="28"/>
+          <w:szCs w:val="28"/>
+        </w:rPr>
+        <w:t xml:space="preserve"> ,</w:t>
+      </w:r>
+      <w:proofErr w:type="gramEnd"/>
+      <w:r>
+        <w:rPr>
+          <w:sz w:val="28"/>
+          <w:szCs w:val="28"/>
+        </w:rPr>
+        <w:t xml:space="preserve"> and fetch the Data as per the </w:t>
+      </w:r>
+      <w:proofErr w:type="spellStart"/>
+      <w:r>
+        <w:rPr>
+          <w:sz w:val="28"/>
+          <w:szCs w:val="28"/>
+        </w:rPr>
+        <w:t>mrscoreEachMatch</w:t>
+      </w:r>
+      <w:proofErr w:type="spellEnd"/>
+      <w:r>
+        <w:rPr>
+          <w:sz w:val="28"/>
+          <w:szCs w:val="28"/>
+        </w:rPr>
+        <w:t xml:space="preserve"> with their </w:t>
+      </w:r>
+      <w:proofErr w:type="spellStart"/>
+      <w:r>
+        <w:rPr>
+          <w:sz w:val="28"/>
+          <w:szCs w:val="28"/>
+        </w:rPr>
+        <w:t>totalRuns</w:t>
+      </w:r>
+      <w:proofErr w:type="spellEnd"/>
+      <w:r>
+        <w:rPr>
+          <w:sz w:val="28"/>
+          <w:szCs w:val="28"/>
+        </w:rPr>
+        <w:t xml:space="preserve"> and </w:t>
+      </w:r>
+      <w:proofErr w:type="spellStart"/>
+      <w:r>
+        <w:rPr>
+          <w:sz w:val="28"/>
+          <w:szCs w:val="28"/>
+        </w:rPr>
+        <w:t>totalMatches</w:t>
+      </w:r>
+      <w:proofErr w:type="spellEnd"/>
+      <w:r>
+        <w:rPr>
+          <w:sz w:val="28"/>
+          <w:szCs w:val="28"/>
+        </w:rPr>
+        <w:t xml:space="preserve"> played with it </w:t>
+      </w:r>
+    </w:p>
+    <w:p>
+      <w:pPr>
+        <w:rPr>
+          <w:sz w:val="28"/>
+          <w:szCs w:val="28"/>
+          <w:lang w:val="en-US"/>
+        </w:rPr>
+      </w:pPr>
+      <w:r>
+        <w:rPr>
+          <w:sz w:val="28"/>
+          <w:szCs w:val="28"/>
+          <w:lang w:val="en-US"/>
+        </w:rPr>
+        <w:lastRenderedPageBreak/>
+        <w:drawing>
+          <wp:inline distT="0" distB="0" distL="0" distR="0" wp14:anchorId="560D8403" wp14:editId="3EAB1325">
+            <wp:extent cx="5731510" cy="4834890"/>
+            <wp:effectExtent l="0" t="0" r="2540" b="3810"/>
+            <wp:docPr id="93288257" name="Picture 1"/>
+            <wp:cNvGraphicFramePr>
+              <a:graphicFrameLocks xmlns:a="http://schemas.openxmlformats.org/drawingml/2006/main" noChangeAspect="1"/>
+            </wp:cNvGraphicFramePr>
+            <a:graphic xmlns:a="http://schemas.openxmlformats.org/drawingml/2006/main">
+              <a:graphicData uri="http://schemas.openxmlformats.org/drawingml/2006/picture">
+                <pic:pic xmlns:pic="http://schemas.openxmlformats.org/drawingml/2006/picture">
+                  <pic:nvPicPr>
+                    <pic:cNvPr id="93288257" name=""/>
+                    <pic:cNvPicPr/>
+                  </pic:nvPicPr>
+                  <pic:blipFill>
+                    <a:blip r:embed="rId25"/>
+                    <a:stretch>
+                      <a:fillRect/>
+                    </a:stretch>
+                  </pic:blipFill>
+                  <pic:spPr>
+                    <a:xfrm>
+                      <a:off x="0" y="0"/>
+                      <a:ext cx="5731510" cy="4834890"/>
+                    </a:xfrm>
+                    <a:prstGeom prst="rect">
+                      <a:avLst/>
+                    </a:prstGeom>
+                  </pic:spPr>
+                </pic:pic>
+              </a:graphicData>
+            </a:graphic>
+          </wp:inline>
+        </w:drawing>
+      </w:r>
+    </w:p>
+    <w:p>
+      <w:pPr>
+        <w:ind w:left="360"/>
+        <w:rPr>
+          <w:sz w:val="28"/>
+          <w:szCs w:val="28"/>
+          <w:lang w:val="en-US"/>
+        </w:rPr>
+      </w:pPr>
+    </w:p>
+    <w:p>
+      <w:pPr>
+        <w:pStyle w:val="ListParagraph"/>
+        <w:numPr>
+          <w:ilvl w:val="0"/>
+          <w:numId w:val="21"/>
+        </w:numPr>
+        <w:rPr>
+          <w:sz w:val="28"/>
+          <w:szCs w:val="28"/>
+          <w:lang w:val="en-US"/>
+        </w:rPr>
+      </w:pPr>
+      <w:r>
+        <w:rPr>
+          <w:sz w:val="28"/>
+          <w:szCs w:val="28"/>
+          <w:lang w:val="en-US"/>
+        </w:rPr>
+        <w:t>This Data should be Reveal at the Player Ranks Leaderboard</w:t>
+      </w:r>
+      <w:r>
+        <w:rPr>
+          <w:sz w:val="28"/>
+          <w:szCs w:val="28"/>
+          <w:lang w:val="en-US"/>
+        </w:rPr>
+        <w:t xml:space="preserve"> in this format in it </w:t>
+      </w:r>
+    </w:p>
+    <w:p>
+      <w:pPr>
+        <w:rPr>
+          <w:sz w:val="28"/>
+          <w:szCs w:val="28"/>
+          <w:lang w:val="en-US"/>
+        </w:rPr>
+      </w:pPr>
+      <w:r>
+        <w:rPr>
+          <w:sz w:val="28"/>
+          <w:szCs w:val="28"/>
+          <w:highlight w:val="red"/>
+          <w:lang w:val="en-US"/>
+        </w:rPr>
+        <w:t>Case 2:</w:t>
+      </w:r>
+      <w:r>
+        <w:rPr>
+          <w:sz w:val="28"/>
+          <w:szCs w:val="28"/>
+          <w:lang w:val="en-US"/>
+        </w:rPr>
+        <w:t xml:space="preserve"> </w:t>
+      </w:r>
+    </w:p>
+    <w:p>
+      <w:pPr>
+        <w:pStyle w:val="ListParagraph"/>
+        <w:numPr>
+          <w:ilvl w:val="0"/>
+          <w:numId w:val="21"/>
+        </w:numPr>
+        <w:rPr>
+          <w:sz w:val="28"/>
+          <w:szCs w:val="28"/>
+          <w:lang w:val="en-US"/>
+        </w:rPr>
+      </w:pPr>
+      <w:r>
+        <w:rPr>
+          <w:sz w:val="28"/>
+          <w:szCs w:val="28"/>
+          <w:lang w:val="en-US"/>
+        </w:rPr>
+        <w:t xml:space="preserve">Same scenario for the </w:t>
+      </w:r>
+      <w:proofErr w:type="spellStart"/>
+      <w:r>
+        <w:rPr>
+          <w:sz w:val="28"/>
+          <w:szCs w:val="28"/>
+          <w:lang w:val="en-US"/>
+        </w:rPr>
+        <w:t>TeamRank</w:t>
+      </w:r>
+      <w:proofErr w:type="spellEnd"/>
+      <w:r>
+        <w:rPr>
+          <w:sz w:val="28"/>
+          <w:szCs w:val="28"/>
+          <w:lang w:val="en-US"/>
+        </w:rPr>
+        <w:t xml:space="preserve">, </w:t>
+      </w:r>
+    </w:p>
+    <w:p>
+      <w:pPr>
+        <w:pStyle w:val="ListParagraph"/>
+        <w:numPr>
+          <w:ilvl w:val="0"/>
+          <w:numId w:val="21"/>
+        </w:numPr>
+        <w:rPr>
+          <w:sz w:val="28"/>
+          <w:szCs w:val="28"/>
+          <w:lang w:val="en-US"/>
+        </w:rPr>
+      </w:pPr>
+      <w:hyperlink r:id="rId26" w:history="1">
+        <w:r>
+          <w:rPr>
+            <w:rStyle w:val="Hyperlink"/>
+            <w:sz w:val="28"/>
+            <w:szCs w:val="28"/>
+          </w:rPr>
+          <w:t>http://localhost:8000/api/getTeamRank</w:t>
+        </w:r>
+      </w:hyperlink>
+    </w:p>
+    <w:p>
+      <w:pPr>
+        <w:pStyle w:val="ListParagraph"/>
+        <w:numPr>
+          <w:ilvl w:val="0"/>
+          <w:numId w:val="21"/>
+        </w:numPr>
+        <w:rPr>
+          <w:sz w:val="28"/>
+          <w:szCs w:val="28"/>
+          <w:lang w:val="en-US"/>
+        </w:rPr>
+      </w:pPr>
+      <w:r>
+        <w:rPr>
+          <w:sz w:val="28"/>
+          <w:szCs w:val="28"/>
+        </w:rPr>
+        <w:t xml:space="preserve">On the basis of This </w:t>
+      </w:r>
+      <w:proofErr w:type="gramStart"/>
+      <w:r>
+        <w:rPr>
+          <w:sz w:val="28"/>
+          <w:szCs w:val="28"/>
+        </w:rPr>
+        <w:t>URL ,</w:t>
+      </w:r>
+      <w:proofErr w:type="gramEnd"/>
+      <w:r>
+        <w:rPr>
+          <w:sz w:val="28"/>
+          <w:szCs w:val="28"/>
+        </w:rPr>
+        <w:t xml:space="preserve"> get the </w:t>
+      </w:r>
+      <w:proofErr w:type="spellStart"/>
+      <w:r>
+        <w:rPr>
+          <w:sz w:val="28"/>
+          <w:szCs w:val="28"/>
+        </w:rPr>
+        <w:t>TeamRank</w:t>
+      </w:r>
+      <w:proofErr w:type="spellEnd"/>
+      <w:r>
+        <w:rPr>
+          <w:sz w:val="28"/>
+          <w:szCs w:val="28"/>
+        </w:rPr>
+        <w:t xml:space="preserve"> of the specific Teams</w:t>
+      </w:r>
+    </w:p>
+    <w:p>
+      <w:pPr>
+        <w:rPr>
+          <w:sz w:val="28"/>
+          <w:szCs w:val="28"/>
+          <w:lang w:val="en-US"/>
+        </w:rPr>
+      </w:pPr>
+      <w:r>
+        <w:rPr>
+          <w:sz w:val="28"/>
+          <w:szCs w:val="28"/>
+          <w:lang w:val="en-US"/>
+        </w:rPr>
+        <w:lastRenderedPageBreak/>
+        <w:drawing>
+          <wp:inline distT="0" distB="0" distL="0" distR="0" wp14:anchorId="5A6B715F" wp14:editId="0F421E7B">
+            <wp:extent cx="5731510" cy="4834890"/>
+            <wp:effectExtent l="0" t="0" r="2540" b="3810"/>
+            <wp:docPr id="2046838950" name="Picture 1"/>
+            <wp:cNvGraphicFramePr>
+              <a:graphicFrameLocks xmlns:a="http://schemas.openxmlformats.org/drawingml/2006/main" noChangeAspect="1"/>
+            </wp:cNvGraphicFramePr>
+            <a:graphic xmlns:a="http://schemas.openxmlformats.org/drawingml/2006/main">
+              <a:graphicData uri="http://schemas.openxmlformats.org/drawingml/2006/picture">
+                <pic:pic xmlns:pic="http://schemas.openxmlformats.org/drawingml/2006/picture">
+                  <pic:nvPicPr>
+                    <pic:cNvPr id="2046838950" name=""/>
+                    <pic:cNvPicPr/>
+                  </pic:nvPicPr>
+                  <pic:blipFill>
+                    <a:blip r:embed="rId27"/>
+                    <a:stretch>
+                      <a:fillRect/>
+                    </a:stretch>
+                  </pic:blipFill>
+                  <pic:spPr>
+                    <a:xfrm>
+                      <a:off x="0" y="0"/>
+                      <a:ext cx="5731510" cy="4834890"/>
+                    </a:xfrm>
+                    <a:prstGeom prst="rect">
+                      <a:avLst/>
+                    </a:prstGeom>
+                  </pic:spPr>
+                </pic:pic>
+              </a:graphicData>
+            </a:graphic>
+          </wp:inline>
+        </w:drawing>
+      </w:r>
+    </w:p>
+    <w:p>
+      <w:pPr>
+        <w:pStyle w:val="ListParagraph"/>
+        <w:numPr>
+          <w:ilvl w:val="0"/>
+          <w:numId w:val="21"/>
+        </w:numPr>
+        <w:rPr>
+          <w:sz w:val="28"/>
+          <w:szCs w:val="28"/>
+          <w:lang w:val="en-US"/>
+        </w:rPr>
+      </w:pPr>
+      <w:r>
+        <w:rPr>
+          <w:sz w:val="28"/>
+          <w:szCs w:val="28"/>
+          <w:lang w:val="en-US"/>
+        </w:rPr>
+        <w:t xml:space="preserve">Show the </w:t>
+      </w:r>
+      <w:proofErr w:type="spellStart"/>
+      <w:r>
+        <w:rPr>
+          <w:sz w:val="28"/>
+          <w:szCs w:val="28"/>
+          <w:lang w:val="en-US"/>
+        </w:rPr>
+        <w:t>TeamRank</w:t>
+      </w:r>
+      <w:proofErr w:type="spellEnd"/>
+      <w:r>
+        <w:rPr>
+          <w:sz w:val="28"/>
+          <w:szCs w:val="28"/>
+          <w:lang w:val="en-US"/>
+        </w:rPr>
+        <w:t xml:space="preserve"> with the </w:t>
+      </w:r>
+      <w:proofErr w:type="spellStart"/>
+      <w:r>
+        <w:rPr>
+          <w:sz w:val="28"/>
+          <w:szCs w:val="28"/>
+          <w:lang w:val="en-US"/>
+        </w:rPr>
+        <w:t>TeamName</w:t>
+      </w:r>
+      <w:proofErr w:type="spellEnd"/>
+      <w:r>
+        <w:rPr>
+          <w:sz w:val="28"/>
+          <w:szCs w:val="28"/>
+          <w:lang w:val="en-US"/>
+        </w:rPr>
+        <w:t xml:space="preserve">, </w:t>
+      </w:r>
+      <w:proofErr w:type="spellStart"/>
+      <w:proofErr w:type="gramStart"/>
+      <w:r>
+        <w:rPr>
+          <w:sz w:val="28"/>
+          <w:szCs w:val="28"/>
+          <w:lang w:val="en-US"/>
+        </w:rPr>
+        <w:t>TotalRuns</w:t>
+      </w:r>
+      <w:proofErr w:type="spellEnd"/>
+      <w:r>
+        <w:rPr>
+          <w:sz w:val="28"/>
+          <w:szCs w:val="28"/>
+          <w:lang w:val="en-US"/>
+        </w:rPr>
+        <w:t xml:space="preserve"> ,</w:t>
+      </w:r>
+      <w:proofErr w:type="gramEnd"/>
+      <w:r>
+        <w:rPr>
+          <w:sz w:val="28"/>
+          <w:szCs w:val="28"/>
+          <w:lang w:val="en-US"/>
+        </w:rPr>
+        <w:t xml:space="preserve"> </w:t>
+      </w:r>
+      <w:proofErr w:type="spellStart"/>
+      <w:proofErr w:type="gramStart"/>
+      <w:r>
+        <w:rPr>
+          <w:sz w:val="28"/>
+          <w:szCs w:val="28"/>
+          <w:lang w:val="en-US"/>
+        </w:rPr>
+        <w:t>TotalMatchesplayed</w:t>
+      </w:r>
+      <w:proofErr w:type="spellEnd"/>
+      <w:r>
+        <w:rPr>
+          <w:sz w:val="28"/>
+          <w:szCs w:val="28"/>
+          <w:lang w:val="en-US"/>
+        </w:rPr>
+        <w:t xml:space="preserve"> ,</w:t>
+      </w:r>
+      <w:proofErr w:type="gramEnd"/>
+      <w:r>
+        <w:rPr>
+          <w:sz w:val="28"/>
+          <w:szCs w:val="28"/>
+          <w:lang w:val="en-US"/>
+        </w:rPr>
+        <w:t xml:space="preserve"> and specialize their ranks as per their score in it</w:t>
+      </w:r>
+    </w:p>
+    <w:p>
+      <w:pPr>
+        <w:pStyle w:val="ListParagraph"/>
+        <w:ind w:left="1080"/>
+        <w:rPr>
+          <w:sz w:val="28"/>
+          <w:szCs w:val="28"/>
+          <w:lang w:val="en-US"/>
+        </w:rPr>
+      </w:pPr>
+    </w:p>
+    <w:p>
+      <w:pPr>
+        <w:pStyle w:val="ListParagraph"/>
+        <w:numPr>
+          <w:ilvl w:val="0"/>
+          <w:numId w:val="21"/>
+        </w:numPr>
+        <w:rPr>
+          <w:sz w:val="28"/>
+          <w:szCs w:val="28"/>
+          <w:highlight w:val="magenta"/>
+          <w:lang w:val="en-US"/>
+        </w:rPr>
+      </w:pPr>
+      <w:r>
+        <w:rPr>
+          <w:sz w:val="28"/>
+          <w:szCs w:val="28"/>
+          <w:highlight w:val="magenta"/>
+          <w:lang w:val="en-US"/>
+        </w:rPr>
+        <w:t xml:space="preserve">Note: </w:t>
+      </w:r>
+      <w:proofErr w:type="spellStart"/>
+      <w:r>
+        <w:rPr>
+          <w:sz w:val="28"/>
+          <w:szCs w:val="28"/>
+          <w:highlight w:val="magenta"/>
+          <w:lang w:val="en-US"/>
+        </w:rPr>
+        <w:t>TeamRank</w:t>
+      </w:r>
+      <w:proofErr w:type="spellEnd"/>
+      <w:r>
+        <w:rPr>
+          <w:sz w:val="28"/>
+          <w:szCs w:val="28"/>
+          <w:highlight w:val="magenta"/>
+          <w:lang w:val="en-US"/>
+        </w:rPr>
+        <w:t xml:space="preserve"> should fetch on the Basis of </w:t>
+      </w:r>
+      <w:proofErr w:type="spellStart"/>
+      <w:proofErr w:type="gramStart"/>
+      <w:r>
+        <w:rPr>
+          <w:sz w:val="28"/>
+          <w:szCs w:val="28"/>
+          <w:highlight w:val="magenta"/>
+          <w:lang w:val="en-US"/>
+        </w:rPr>
+        <w:t>MatchID</w:t>
+      </w:r>
+      <w:proofErr w:type="spellEnd"/>
+      <w:r>
+        <w:rPr>
+          <w:sz w:val="28"/>
+          <w:szCs w:val="28"/>
+          <w:highlight w:val="magenta"/>
+          <w:lang w:val="en-US"/>
+        </w:rPr>
+        <w:t xml:space="preserve"> ,</w:t>
+      </w:r>
+      <w:proofErr w:type="gramEnd"/>
+      <w:r>
+        <w:rPr>
+          <w:sz w:val="28"/>
+          <w:szCs w:val="28"/>
+          <w:highlight w:val="magenta"/>
+          <w:lang w:val="en-US"/>
+        </w:rPr>
+        <w:t xml:space="preserve"> </w:t>
+      </w:r>
+      <w:proofErr w:type="spellStart"/>
+      <w:r>
+        <w:rPr>
+          <w:sz w:val="28"/>
+          <w:szCs w:val="28"/>
+          <w:highlight w:val="magenta"/>
+          <w:lang w:val="en-US"/>
+        </w:rPr>
+        <w:t>MatchId</w:t>
+      </w:r>
+      <w:proofErr w:type="spellEnd"/>
+      <w:r>
+        <w:rPr>
+          <w:sz w:val="28"/>
+          <w:szCs w:val="28"/>
+          <w:highlight w:val="magenta"/>
+          <w:lang w:val="en-US"/>
+        </w:rPr>
+        <w:t xml:space="preserve"> get the Matches and shows the </w:t>
+      </w:r>
+      <w:proofErr w:type="spellStart"/>
+      <w:r>
+        <w:rPr>
+          <w:sz w:val="28"/>
+          <w:szCs w:val="28"/>
+          <w:highlight w:val="magenta"/>
+          <w:lang w:val="en-US"/>
+        </w:rPr>
+        <w:t>totalruns</w:t>
+      </w:r>
+      <w:proofErr w:type="spellEnd"/>
+      <w:r>
+        <w:rPr>
+          <w:sz w:val="28"/>
+          <w:szCs w:val="28"/>
+          <w:highlight w:val="magenta"/>
+          <w:lang w:val="en-US"/>
+        </w:rPr>
+        <w:t xml:space="preserve"> for their specific Team </w:t>
+      </w:r>
+    </w:p>
+    <w:p>
+      <w:pPr>
+        <w:pStyle w:val="ListParagraph"/>
+        <w:rPr>
+          <w:sz w:val="28"/>
+          <w:szCs w:val="28"/>
+          <w:highlight w:val="magenta"/>
+          <w:lang w:val="en-US"/>
+        </w:rPr>
+      </w:pPr>
+    </w:p>
+    <w:p>
+      <w:pPr>
+        <w:rPr>
+          <w:sz w:val="28"/>
+          <w:szCs w:val="28"/>
+          <w:highlight w:val="magenta"/>
+          <w:lang w:val="en-US"/>
+        </w:rPr>
+      </w:pPr>
+    </w:p>
     <w:sectPr>
       <w:pgSz w:w="11906" w:h="16838"/>
       <w:pgMar w:top="1440" w:right="1440" w:bottom="1440" w:left="1440" w:header="708" w:footer="708" w:gutter="0"/>
@@ -6459,6 +7208,119 @@
 <file path=word/numbering.xml><?xml version="1.0" encoding="utf-8"?>
 <w:numbering xmlns:wpc="http://schemas.microsoft.com/office/word/2010/wordprocessingCanvas" xmlns:cx="http://schemas.microsoft.com/office/drawing/2014/chartex" xmlns:cx1="http://schemas.microsoft.com/office/drawing/2015/9/8/chartex" xmlns:cx2="http://schemas.microsoft.com/office/drawing/2015/10/21/chartex" xmlns:cx3="http://schemas.microsoft.com/office/drawing/2016/5/9/chartex" xmlns:cx4="http://schemas.microsoft.com/office/drawing/2016/5/10/chartex" xmlns:cx5="http://schemas.microsoft.com/office/drawing/2016/5/11/chartex" xmlns:cx6="http://schemas.microsoft.com/office/drawing/2016/5/12/chartex" xmlns:cx7="http://schemas.microsoft.com/office/drawing/2016/5/13/chartex" xmlns:cx8="http://schemas.microsoft.com/office/drawing/2016/5/14/chartex" xmlns:mc="http://schemas.openxmlformats.org/markup-compatibility/2006" xmlns:aink="http://schemas.microsoft.com/office/drawing/2016/ink" xmlns:am3d="http://schemas.microsoft.com/office/drawing/2017/model3d" xmlns:o="urn:schemas-microsoft-com:office:office" xmlns:oel="http://schemas.microsoft.com/office/2019/extlst" xmlns:r="http://schemas.openxmlformats.org/officeDocument/2006/relationships" xmlns:m="http://schemas.openxmlformats.org/officeDocument/2006/math" xmlns:v="urn:schemas-microsoft-com:vml" xmlns:wp14="http://schemas.microsoft.com/office/word/2010/wordprocessingDrawing" xmlns:wp="http://schemas.openxmlformats.org/drawingml/2006/wordprocessingDrawing" xmlns:w10="urn:schemas-microsoft-com:office:word" xmlns:w="http://schemas.openxmlformats.org/wordprocessingml/2006/main" xmlns:w14="http://schemas.microsoft.com/office/word/2010/wordml" xmlns:w15="http://schemas.microsoft.com/office/word/2012/wordml" xmlns:w16cex="http://schemas.microsoft.com/office/word/2018/wordml/cex" xmlns:w16cid="http://schemas.microsoft.com/office/word/2016/wordml/cid" xmlns:w16="http://schemas.microsoft.com/office/word/2018/wordml" xmlns:w16du="http://schemas.microsoft.com/office/word/2023/wordml/word16du" xmlns:w16sdtdh="http://schemas.microsoft.com/office/word/2020/wordml/sdtdatahash" xmlns:w16sdtfl="http://schemas.microsoft.com/office/word/2024/wordml/sdtformatlock" xmlns:w16se="http://schemas.microsoft.com/office/word/2015/wordml/symex" xmlns:wpg="http://schemas.microsoft.com/office/word/2010/wordprocessingGroup" xmlns:wpi="http://schemas.microsoft.com/office/word/2010/wordprocessingInk" xmlns:wne="http://schemas.microsoft.com/office/word/2006/wordml" xmlns:wps="http://schemas.microsoft.com/office/word/2010/wordprocessingShape" mc:Ignorable="w14 w15 w16se w16cid w16 w16cex w16sdtdh w16sdtfl w16du wp14">
   <w:abstractNum w:abstractNumId="0" w15:restartNumberingAfterBreak="0">
+    <w:nsid w:val="01123EEF"/>
+    <w:multiLevelType w:val="hybridMultilevel"/>
+    <w:tmpl w:val="24F07DB8"/>
+    <w:lvl w:ilvl="0" w:tplc="40090001">
+      <w:start w:val="1"/>
+      <w:numFmt w:val="bullet"/>
+      <w:lvlText w:val=""/>
+      <w:lvlJc w:val="left"/>
+      <w:pPr>
+        <w:ind w:left="1440" w:hanging="360"/>
+      </w:pPr>
+      <w:rPr>
+        <w:rFonts w:ascii="Symbol" w:hAnsi="Symbol" w:hint="default"/>
+      </w:rPr>
+    </w:lvl>
+    <w:lvl w:ilvl="1" w:tplc="40090003" w:tentative="1">
+      <w:start w:val="1"/>
+      <w:numFmt w:val="bullet"/>
+      <w:lvlText w:val="o"/>
+      <w:lvlJc w:val="left"/>
+      <w:pPr>
+        <w:ind w:left="2160" w:hanging="360"/>
+      </w:pPr>
+      <w:rPr>
+        <w:rFonts w:ascii="Courier New" w:hAnsi="Courier New" w:cs="Courier New" w:hint="default"/>
+      </w:rPr>
+    </w:lvl>
+    <w:lvl w:ilvl="2" w:tplc="40090005" w:tentative="1">
+      <w:start w:val="1"/>
+      <w:numFmt w:val="bullet"/>
+      <w:lvlText w:val=""/>
+      <w:lvlJc w:val="left"/>
+      <w:pPr>
+        <w:ind w:left="2880" w:hanging="360"/>
+      </w:pPr>
+      <w:rPr>
+        <w:rFonts w:ascii="Wingdings" w:hAnsi="Wingdings" w:hint="default"/>
+      </w:rPr>
+    </w:lvl>
+    <w:lvl w:ilvl="3" w:tplc="40090001" w:tentative="1">
+      <w:start w:val="1"/>
+      <w:numFmt w:val="bullet"/>
+      <w:lvlText w:val=""/>
+      <w:lvlJc w:val="left"/>
+      <w:pPr>
+        <w:ind w:left="3600" w:hanging="360"/>
+      </w:pPr>
+      <w:rPr>
+        <w:rFonts w:ascii="Symbol" w:hAnsi="Symbol" w:hint="default"/>
+      </w:rPr>
+    </w:lvl>
+    <w:lvl w:ilvl="4" w:tplc="40090003" w:tentative="1">
+      <w:start w:val="1"/>
+      <w:numFmt w:val="bullet"/>
+      <w:lvlText w:val="o"/>
+      <w:lvlJc w:val="left"/>
+      <w:pPr>
+        <w:ind w:left="4320" w:hanging="360"/>
+      </w:pPr>
+      <w:rPr>
+        <w:rFonts w:ascii="Courier New" w:hAnsi="Courier New" w:cs="Courier New" w:hint="default"/>
+      </w:rPr>
+    </w:lvl>
+    <w:lvl w:ilvl="5" w:tplc="40090005" w:tentative="1">
+      <w:start w:val="1"/>
+      <w:numFmt w:val="bullet"/>
+      <w:lvlText w:val=""/>
+      <w:lvlJc w:val="left"/>
+      <w:pPr>
+        <w:ind w:left="5040" w:hanging="360"/>
+      </w:pPr>
+      <w:rPr>
+        <w:rFonts w:ascii="Wingdings" w:hAnsi="Wingdings" w:hint="default"/>
+      </w:rPr>
+    </w:lvl>
+    <w:lvl w:ilvl="6" w:tplc="40090001" w:tentative="1">
+      <w:start w:val="1"/>
+      <w:numFmt w:val="bullet"/>
+      <w:lvlText w:val=""/>
+      <w:lvlJc w:val="left"/>
+      <w:pPr>
+        <w:ind w:left="5760" w:hanging="360"/>
+      </w:pPr>
+      <w:rPr>
+        <w:rFonts w:ascii="Symbol" w:hAnsi="Symbol" w:hint="default"/>
+      </w:rPr>
+    </w:lvl>
+    <w:lvl w:ilvl="7" w:tplc="40090003" w:tentative="1">
+      <w:start w:val="1"/>
+      <w:numFmt w:val="bullet"/>
+      <w:lvlText w:val="o"/>
+      <w:lvlJc w:val="left"/>
+      <w:pPr>
+        <w:ind w:left="6480" w:hanging="360"/>
+      </w:pPr>
+      <w:rPr>
+        <w:rFonts w:ascii="Courier New" w:hAnsi="Courier New" w:cs="Courier New" w:hint="default"/>
+      </w:rPr>
+    </w:lvl>
+    <w:lvl w:ilvl="8" w:tplc="40090005" w:tentative="1">
+      <w:start w:val="1"/>
+      <w:numFmt w:val="bullet"/>
+      <w:lvlText w:val=""/>
+      <w:lvlJc w:val="left"/>
+      <w:pPr>
+        <w:ind w:left="7200" w:hanging="360"/>
+      </w:pPr>
+      <w:rPr>
+        <w:rFonts w:ascii="Wingdings" w:hAnsi="Wingdings" w:hint="default"/>
+      </w:rPr>
+    </w:lvl>
+  </w:abstractNum>
+  <w:abstractNum w:abstractNumId="1" w15:restartNumberingAfterBreak="0">
     <w:nsid w:val="0E017189"/>
     <w:multiLevelType w:val="hybridMultilevel"/>
     <w:tmpl w:val="C9DA6C00"/>
@@ -6571,7 +7433,7 @@
       </w:rPr>
     </w:lvl>
   </w:abstractNum>
-  <w:abstractNum w:abstractNumId="1" w15:restartNumberingAfterBreak="0">
+  <w:abstractNum w:abstractNumId="2" w15:restartNumberingAfterBreak="0">
     <w:nsid w:val="0F167F13"/>
     <w:multiLevelType w:val="hybridMultilevel"/>
     <w:tmpl w:val="9FB2FB7C"/>
@@ -6684,7 +7546,120 @@
       </w:rPr>
     </w:lvl>
   </w:abstractNum>
-  <w:abstractNum w:abstractNumId="2" w15:restartNumberingAfterBreak="0">
+  <w:abstractNum w:abstractNumId="3" w15:restartNumberingAfterBreak="0">
+    <w:nsid w:val="1A682EED"/>
+    <w:multiLevelType w:val="hybridMultilevel"/>
+    <w:tmpl w:val="6458F8C8"/>
+    <w:lvl w:ilvl="0" w:tplc="40090001">
+      <w:start w:val="1"/>
+      <w:numFmt w:val="bullet"/>
+      <w:lvlText w:val=""/>
+      <w:lvlJc w:val="left"/>
+      <w:pPr>
+        <w:ind w:left="1080" w:hanging="360"/>
+      </w:pPr>
+      <w:rPr>
+        <w:rFonts w:ascii="Symbol" w:hAnsi="Symbol" w:hint="default"/>
+      </w:rPr>
+    </w:lvl>
+    <w:lvl w:ilvl="1" w:tplc="40090003" w:tentative="1">
+      <w:start w:val="1"/>
+      <w:numFmt w:val="bullet"/>
+      <w:lvlText w:val="o"/>
+      <w:lvlJc w:val="left"/>
+      <w:pPr>
+        <w:ind w:left="1800" w:hanging="360"/>
+      </w:pPr>
+      <w:rPr>
+        <w:rFonts w:ascii="Courier New" w:hAnsi="Courier New" w:cs="Courier New" w:hint="default"/>
+      </w:rPr>
+    </w:lvl>
+    <w:lvl w:ilvl="2" w:tplc="40090005" w:tentative="1">
+      <w:start w:val="1"/>
+      <w:numFmt w:val="bullet"/>
+      <w:lvlText w:val=""/>
+      <w:lvlJc w:val="left"/>
+      <w:pPr>
+        <w:ind w:left="2520" w:hanging="360"/>
+      </w:pPr>
+      <w:rPr>
+        <w:rFonts w:ascii="Wingdings" w:hAnsi="Wingdings" w:hint="default"/>
+      </w:rPr>
+    </w:lvl>
+    <w:lvl w:ilvl="3" w:tplc="40090001" w:tentative="1">
+      <w:start w:val="1"/>
+      <w:numFmt w:val="bullet"/>
+      <w:lvlText w:val=""/>
+      <w:lvlJc w:val="left"/>
+      <w:pPr>
+        <w:ind w:left="3240" w:hanging="360"/>
+      </w:pPr>
+      <w:rPr>
+        <w:rFonts w:ascii="Symbol" w:hAnsi="Symbol" w:hint="default"/>
+      </w:rPr>
+    </w:lvl>
+    <w:lvl w:ilvl="4" w:tplc="40090003" w:tentative="1">
+      <w:start w:val="1"/>
+      <w:numFmt w:val="bullet"/>
+      <w:lvlText w:val="o"/>
+      <w:lvlJc w:val="left"/>
+      <w:pPr>
+        <w:ind w:left="3960" w:hanging="360"/>
+      </w:pPr>
+      <w:rPr>
+        <w:rFonts w:ascii="Courier New" w:hAnsi="Courier New" w:cs="Courier New" w:hint="default"/>
+      </w:rPr>
+    </w:lvl>
+    <w:lvl w:ilvl="5" w:tplc="40090005" w:tentative="1">
+      <w:start w:val="1"/>
+      <w:numFmt w:val="bullet"/>
+      <w:lvlText w:val=""/>
+      <w:lvlJc w:val="left"/>
+      <w:pPr>
+        <w:ind w:left="4680" w:hanging="360"/>
+      </w:pPr>
+      <w:rPr>
+        <w:rFonts w:ascii="Wingdings" w:hAnsi="Wingdings" w:hint="default"/>
+      </w:rPr>
+    </w:lvl>
+    <w:lvl w:ilvl="6" w:tplc="40090001" w:tentative="1">
+      <w:start w:val="1"/>
+      <w:numFmt w:val="bullet"/>
+      <w:lvlText w:val=""/>
+      <w:lvlJc w:val="left"/>
+      <w:pPr>
+        <w:ind w:left="5400" w:hanging="360"/>
+      </w:pPr>
+      <w:rPr>
+        <w:rFonts w:ascii="Symbol" w:hAnsi="Symbol" w:hint="default"/>
+      </w:rPr>
+    </w:lvl>
+    <w:lvl w:ilvl="7" w:tplc="40090003" w:tentative="1">
+      <w:start w:val="1"/>
+      <w:numFmt w:val="bullet"/>
+      <w:lvlText w:val="o"/>
+      <w:lvlJc w:val="left"/>
+      <w:pPr>
+        <w:ind w:left="6120" w:hanging="360"/>
+      </w:pPr>
+      <w:rPr>
+        <w:rFonts w:ascii="Courier New" w:hAnsi="Courier New" w:cs="Courier New" w:hint="default"/>
+      </w:rPr>
+    </w:lvl>
+    <w:lvl w:ilvl="8" w:tplc="40090005" w:tentative="1">
+      <w:start w:val="1"/>
+      <w:numFmt w:val="bullet"/>
+      <w:lvlText w:val=""/>
+      <w:lvlJc w:val="left"/>
+      <w:pPr>
+        <w:ind w:left="6840" w:hanging="360"/>
+      </w:pPr>
+      <w:rPr>
+        <w:rFonts w:ascii="Wingdings" w:hAnsi="Wingdings" w:hint="default"/>
+      </w:rPr>
+    </w:lvl>
+  </w:abstractNum>
+  <w:abstractNum w:abstractNumId="4" w15:restartNumberingAfterBreak="0">
     <w:nsid w:val="229E50E2"/>
     <w:multiLevelType w:val="hybridMultilevel"/>
     <w:tmpl w:val="4DA4DF30"/>
@@ -6797,7 +7772,7 @@
       </w:rPr>
     </w:lvl>
   </w:abstractNum>
-  <w:abstractNum w:abstractNumId="3" w15:restartNumberingAfterBreak="0">
+  <w:abstractNum w:abstractNumId="5" w15:restartNumberingAfterBreak="0">
     <w:nsid w:val="26177F9C"/>
     <w:multiLevelType w:val="hybridMultilevel"/>
     <w:tmpl w:val="CF3E04D4"/>
@@ -6910,7 +7885,7 @@
       </w:rPr>
     </w:lvl>
   </w:abstractNum>
-  <w:abstractNum w:abstractNumId="4" w15:restartNumberingAfterBreak="0">
+  <w:abstractNum w:abstractNumId="6" w15:restartNumberingAfterBreak="0">
     <w:nsid w:val="2D892F92"/>
     <w:multiLevelType w:val="hybridMultilevel"/>
     <w:tmpl w:val="3E0CBB16"/>
@@ -7023,7 +7998,7 @@
       </w:rPr>
     </w:lvl>
   </w:abstractNum>
-  <w:abstractNum w:abstractNumId="5" w15:restartNumberingAfterBreak="0">
+  <w:abstractNum w:abstractNumId="7" w15:restartNumberingAfterBreak="0">
     <w:nsid w:val="3EE04DA2"/>
     <w:multiLevelType w:val="hybridMultilevel"/>
     <w:tmpl w:val="87986F14"/>
@@ -7136,7 +8111,7 @@
       </w:rPr>
     </w:lvl>
   </w:abstractNum>
-  <w:abstractNum w:abstractNumId="6" w15:restartNumberingAfterBreak="0">
+  <w:abstractNum w:abstractNumId="8" w15:restartNumberingAfterBreak="0">
     <w:nsid w:val="49B850FD"/>
     <w:multiLevelType w:val="hybridMultilevel"/>
     <w:tmpl w:val="A650F3FA"/>
@@ -7249,7 +8224,7 @@
       </w:rPr>
     </w:lvl>
   </w:abstractNum>
-  <w:abstractNum w:abstractNumId="7" w15:restartNumberingAfterBreak="0">
+  <w:abstractNum w:abstractNumId="9" w15:restartNumberingAfterBreak="0">
     <w:nsid w:val="4A6672F8"/>
     <w:multiLevelType w:val="hybridMultilevel"/>
     <w:tmpl w:val="B8EE01F6"/>
@@ -7362,7 +8337,7 @@
       </w:rPr>
     </w:lvl>
   </w:abstractNum>
-  <w:abstractNum w:abstractNumId="8" w15:restartNumberingAfterBreak="0">
+  <w:abstractNum w:abstractNumId="10" w15:restartNumberingAfterBreak="0">
     <w:nsid w:val="4C3A0C67"/>
     <w:multiLevelType w:val="hybridMultilevel"/>
     <w:tmpl w:val="C9601134"/>
@@ -7475,7 +8450,7 @@
       </w:rPr>
     </w:lvl>
   </w:abstractNum>
-  <w:abstractNum w:abstractNumId="9" w15:restartNumberingAfterBreak="0">
+  <w:abstractNum w:abstractNumId="11" w15:restartNumberingAfterBreak="0">
     <w:nsid w:val="4D9D42B3"/>
     <w:multiLevelType w:val="hybridMultilevel"/>
     <w:tmpl w:val="11F0A25C"/>
@@ -7588,7 +8563,7 @@
       </w:rPr>
     </w:lvl>
   </w:abstractNum>
-  <w:abstractNum w:abstractNumId="10" w15:restartNumberingAfterBreak="0">
+  <w:abstractNum w:abstractNumId="12" w15:restartNumberingAfterBreak="0">
     <w:nsid w:val="55E61155"/>
     <w:multiLevelType w:val="hybridMultilevel"/>
     <w:tmpl w:val="27124DAA"/>
@@ -7701,7 +8676,120 @@
       </w:rPr>
     </w:lvl>
   </w:abstractNum>
-  <w:abstractNum w:abstractNumId="11" w15:restartNumberingAfterBreak="0">
+  <w:abstractNum w:abstractNumId="13" w15:restartNumberingAfterBreak="0">
+    <w:nsid w:val="5A6B0762"/>
+    <w:multiLevelType w:val="hybridMultilevel"/>
+    <w:tmpl w:val="EB26D1DA"/>
+    <w:lvl w:ilvl="0" w:tplc="40090001">
+      <w:start w:val="1"/>
+      <w:numFmt w:val="bullet"/>
+      <w:lvlText w:val=""/>
+      <w:lvlJc w:val="left"/>
+      <w:pPr>
+        <w:ind w:left="720" w:hanging="360"/>
+      </w:pPr>
+      <w:rPr>
+        <w:rFonts w:ascii="Symbol" w:hAnsi="Symbol" w:hint="default"/>
+      </w:rPr>
+    </w:lvl>
+    <w:lvl w:ilvl="1" w:tplc="40090003" w:tentative="1">
+      <w:start w:val="1"/>
+      <w:numFmt w:val="bullet"/>
+      <w:lvlText w:val="o"/>
+      <w:lvlJc w:val="left"/>
+      <w:pPr>
+        <w:ind w:left="1440" w:hanging="360"/>
+      </w:pPr>
+      <w:rPr>
+        <w:rFonts w:ascii="Courier New" w:hAnsi="Courier New" w:cs="Courier New" w:hint="default"/>
+      </w:rPr>
+    </w:lvl>
+    <w:lvl w:ilvl="2" w:tplc="40090005" w:tentative="1">
+      <w:start w:val="1"/>
+      <w:numFmt w:val="bullet"/>
+      <w:lvlText w:val=""/>
+      <w:lvlJc w:val="left"/>
+      <w:pPr>
+        <w:ind w:left="2160" w:hanging="360"/>
+      </w:pPr>
+      <w:rPr>
+        <w:rFonts w:ascii="Wingdings" w:hAnsi="Wingdings" w:hint="default"/>
+      </w:rPr>
+    </w:lvl>
+    <w:lvl w:ilvl="3" w:tplc="40090001" w:tentative="1">
+      <w:start w:val="1"/>
+      <w:numFmt w:val="bullet"/>
+      <w:lvlText w:val=""/>
+      <w:lvlJc w:val="left"/>
+      <w:pPr>
+        <w:ind w:left="2880" w:hanging="360"/>
+      </w:pPr>
+      <w:rPr>
+        <w:rFonts w:ascii="Symbol" w:hAnsi="Symbol" w:hint="default"/>
+      </w:rPr>
+    </w:lvl>
+    <w:lvl w:ilvl="4" w:tplc="40090003" w:tentative="1">
+      <w:start w:val="1"/>
+      <w:numFmt w:val="bullet"/>
+      <w:lvlText w:val="o"/>
+      <w:lvlJc w:val="left"/>
+      <w:pPr>
+        <w:ind w:left="3600" w:hanging="360"/>
+      </w:pPr>
+      <w:rPr>
+        <w:rFonts w:ascii="Courier New" w:hAnsi="Courier New" w:cs="Courier New" w:hint="default"/>
+      </w:rPr>
+    </w:lvl>
+    <w:lvl w:ilvl="5" w:tplc="40090005" w:tentative="1">
+      <w:start w:val="1"/>
+      <w:numFmt w:val="bullet"/>
+      <w:lvlText w:val=""/>
+      <w:lvlJc w:val="left"/>
+      <w:pPr>
+        <w:ind w:left="4320" w:hanging="360"/>
+      </w:pPr>
+      <w:rPr>
+        <w:rFonts w:ascii="Wingdings" w:hAnsi="Wingdings" w:hint="default"/>
+      </w:rPr>
+    </w:lvl>
+    <w:lvl w:ilvl="6" w:tplc="40090001" w:tentative="1">
+      <w:start w:val="1"/>
+      <w:numFmt w:val="bullet"/>
+      <w:lvlText w:val=""/>
+      <w:lvlJc w:val="left"/>
+      <w:pPr>
+        <w:ind w:left="5040" w:hanging="360"/>
+      </w:pPr>
+      <w:rPr>
+        <w:rFonts w:ascii="Symbol" w:hAnsi="Symbol" w:hint="default"/>
+      </w:rPr>
+    </w:lvl>
+    <w:lvl w:ilvl="7" w:tplc="40090003" w:tentative="1">
+      <w:start w:val="1"/>
+      <w:numFmt w:val="bullet"/>
+      <w:lvlText w:val="o"/>
+      <w:lvlJc w:val="left"/>
+      <w:pPr>
+        <w:ind w:left="5760" w:hanging="360"/>
+      </w:pPr>
+      <w:rPr>
+        <w:rFonts w:ascii="Courier New" w:hAnsi="Courier New" w:cs="Courier New" w:hint="default"/>
+      </w:rPr>
+    </w:lvl>
+    <w:lvl w:ilvl="8" w:tplc="40090005" w:tentative="1">
+      <w:start w:val="1"/>
+      <w:numFmt w:val="bullet"/>
+      <w:lvlText w:val=""/>
+      <w:lvlJc w:val="left"/>
+      <w:pPr>
+        <w:ind w:left="6480" w:hanging="360"/>
+      </w:pPr>
+      <w:rPr>
+        <w:rFonts w:ascii="Wingdings" w:hAnsi="Wingdings" w:hint="default"/>
+      </w:rPr>
+    </w:lvl>
+  </w:abstractNum>
+  <w:abstractNum w:abstractNumId="14" w15:restartNumberingAfterBreak="0">
     <w:nsid w:val="5C2D78C7"/>
     <w:multiLevelType w:val="hybridMultilevel"/>
     <w:tmpl w:val="81EA4D7C"/>
@@ -7814,7 +8902,7 @@
       </w:rPr>
     </w:lvl>
   </w:abstractNum>
-  <w:abstractNum w:abstractNumId="12" w15:restartNumberingAfterBreak="0">
+  <w:abstractNum w:abstractNumId="15" w15:restartNumberingAfterBreak="0">
     <w:nsid w:val="5D9E3C8E"/>
     <w:multiLevelType w:val="hybridMultilevel"/>
     <w:tmpl w:val="4E847F8E"/>
@@ -7927,7 +9015,7 @@
       </w:rPr>
     </w:lvl>
   </w:abstractNum>
-  <w:abstractNum w:abstractNumId="13" w15:restartNumberingAfterBreak="0">
+  <w:abstractNum w:abstractNumId="16" w15:restartNumberingAfterBreak="0">
     <w:nsid w:val="6568066E"/>
     <w:multiLevelType w:val="hybridMultilevel"/>
     <w:tmpl w:val="FA08B3F0"/>
@@ -8040,7 +9128,7 @@
       </w:rPr>
     </w:lvl>
   </w:abstractNum>
-  <w:abstractNum w:abstractNumId="14" w15:restartNumberingAfterBreak="0">
+  <w:abstractNum w:abstractNumId="17" w15:restartNumberingAfterBreak="0">
     <w:nsid w:val="6D0237C7"/>
     <w:multiLevelType w:val="hybridMultilevel"/>
     <w:tmpl w:val="38BE414C"/>
@@ -8153,7 +9241,7 @@
       </w:rPr>
     </w:lvl>
   </w:abstractNum>
-  <w:abstractNum w:abstractNumId="15" w15:restartNumberingAfterBreak="0">
+  <w:abstractNum w:abstractNumId="18" w15:restartNumberingAfterBreak="0">
     <w:nsid w:val="748436E4"/>
     <w:multiLevelType w:val="hybridMultilevel"/>
     <w:tmpl w:val="1CB0DCFC"/>
@@ -8266,7 +9354,7 @@
       </w:rPr>
     </w:lvl>
   </w:abstractNum>
-  <w:abstractNum w:abstractNumId="16" w15:restartNumberingAfterBreak="0">
+  <w:abstractNum w:abstractNumId="19" w15:restartNumberingAfterBreak="0">
     <w:nsid w:val="74AB1D7A"/>
     <w:multiLevelType w:val="hybridMultilevel"/>
     <w:tmpl w:val="1166E2E0"/>
@@ -8379,7 +9467,7 @@
       </w:rPr>
     </w:lvl>
   </w:abstractNum>
-  <w:abstractNum w:abstractNumId="17" w15:restartNumberingAfterBreak="0">
+  <w:abstractNum w:abstractNumId="20" w15:restartNumberingAfterBreak="0">
     <w:nsid w:val="7B9317D1"/>
     <w:multiLevelType w:val="hybridMultilevel"/>
     <w:tmpl w:val="A3F8DEE2"/>
@@ -8493,58 +9581,67 @@
     </w:lvl>
   </w:abstractNum>
   <w:num w:numId="1" w16cid:durableId="216362556">
+    <w:abstractNumId w:val="10"/>
+  </w:num>
+  <w:num w:numId="2" w16cid:durableId="923951427">
+    <w:abstractNumId w:val="2"/>
+  </w:num>
+  <w:num w:numId="3" w16cid:durableId="729501489">
+    <w:abstractNumId w:val="9"/>
+  </w:num>
+  <w:num w:numId="4" w16cid:durableId="1800419559">
+    <w:abstractNumId w:val="7"/>
+  </w:num>
+  <w:num w:numId="5" w16cid:durableId="990791046">
+    <w:abstractNumId w:val="17"/>
+  </w:num>
+  <w:num w:numId="6" w16cid:durableId="1930501020">
+    <w:abstractNumId w:val="14"/>
+  </w:num>
+  <w:num w:numId="7" w16cid:durableId="981229997">
+    <w:abstractNumId w:val="16"/>
+  </w:num>
+  <w:num w:numId="8" w16cid:durableId="993951099">
+    <w:abstractNumId w:val="4"/>
+  </w:num>
+  <w:num w:numId="9" w16cid:durableId="579212538">
+    <w:abstractNumId w:val="15"/>
+  </w:num>
+  <w:num w:numId="10" w16cid:durableId="414789075">
+    <w:abstractNumId w:val="5"/>
+  </w:num>
+  <w:num w:numId="11" w16cid:durableId="1106847405">
+    <w:abstractNumId w:val="18"/>
+  </w:num>
+  <w:num w:numId="12" w16cid:durableId="163908772">
+    <w:abstractNumId w:val="6"/>
+  </w:num>
+  <w:num w:numId="13" w16cid:durableId="548221451">
+    <w:abstractNumId w:val="20"/>
+  </w:num>
+  <w:num w:numId="14" w16cid:durableId="392974673">
+    <w:abstractNumId w:val="11"/>
+  </w:num>
+  <w:num w:numId="15" w16cid:durableId="508520111">
+    <w:abstractNumId w:val="1"/>
+  </w:num>
+  <w:num w:numId="16" w16cid:durableId="448351990">
+    <w:abstractNumId w:val="19"/>
+  </w:num>
+  <w:num w:numId="17" w16cid:durableId="1912546504">
+    <w:abstractNumId w:val="12"/>
+  </w:num>
+  <w:num w:numId="18" w16cid:durableId="1605577402">
     <w:abstractNumId w:val="8"/>
   </w:num>
-  <w:num w:numId="2" w16cid:durableId="923951427">
-    <w:abstractNumId w:val="1"/>
+  <w:num w:numId="19" w16cid:durableId="2074623893">
+    <w:abstractNumId w:val="0"/>
   </w:num>
-  <w:num w:numId="3" w16cid:durableId="729501489">
-    <w:abstractNumId w:val="7"/>
-  </w:num>
-  <w:num w:numId="4" w16cid:durableId="1800419559">
-    <w:abstractNumId w:val="5"/>
-  </w:num>
-  <w:num w:numId="5" w16cid:durableId="990791046">
-    <w:abstractNumId w:val="14"/>
-  </w:num>
-  <w:num w:numId="6" w16cid:durableId="1930501020">
-    <w:abstractNumId w:val="11"/>
-  </w:num>
-  <w:num w:numId="7" w16cid:durableId="981229997">
+  <w:num w:numId="20" w16cid:durableId="583731192">
     <w:abstractNumId w:val="13"/>
   </w:num>
-  <w:num w:numId="8" w16cid:durableId="993951099">
-    <w:abstractNumId w:val="2"/>
-  </w:num>
-  <w:num w:numId="9" w16cid:durableId="579212538">
-    <w:abstractNumId w:val="12"/>
-  </w:num>
-  <w:num w:numId="10" w16cid:durableId="414789075">
+  <w:num w:numId="21" w16cid:durableId="784228635">
     <w:abstractNumId w:val="3"/>
-  </w:num>
-  <w:num w:numId="11" w16cid:durableId="1106847405">
-    <w:abstractNumId w:val="15"/>
-  </w:num>
-  <w:num w:numId="12" w16cid:durableId="163908772">
-    <w:abstractNumId w:val="4"/>
-  </w:num>
-  <w:num w:numId="13" w16cid:durableId="548221451">
-    <w:abstractNumId w:val="17"/>
-  </w:num>
-  <w:num w:numId="14" w16cid:durableId="392974673">
-    <w:abstractNumId w:val="9"/>
-  </w:num>
-  <w:num w:numId="15" w16cid:durableId="508520111">
-    <w:abstractNumId w:val="0"/>
-  </w:num>
-  <w:num w:numId="16" w16cid:durableId="448351990">
-    <w:abstractNumId w:val="16"/>
-  </w:num>
-  <w:num w:numId="17" w16cid:durableId="1912546504">
-    <w:abstractNumId w:val="10"/>
-  </w:num>
-  <w:num w:numId="18" w16cid:durableId="1605577402">
-    <w:abstractNumId w:val="6"/>
   </w:num>
 </w:numbering>
 </file>

--- a/Rxpl_Backend/RXPL Backend Making Process.docx
+++ b/Rxpl_Backend/RXPL Backend Making Process.docx
@@ -43,21 +43,8 @@
           <w:highlight w:val="green"/>
           <w:lang w:val="en-US"/>
         </w:rPr>
-        <w:t xml:space="preserve">Step </w:t>
-      </w:r>
-      <w:proofErr w:type="gramStart"/>
-      <w:r>
-        <w:rPr>
-          <w:b/>
-          <w:bCs/>
-          <w:sz w:val="28"/>
-          <w:szCs w:val="28"/>
-          <w:highlight w:val="green"/>
-          <w:lang w:val="en-US"/>
-        </w:rPr>
-        <w:t>1 :</w:t>
-      </w:r>
-      <w:proofErr w:type="gramEnd"/>
+        <w:t>Step 1 :</w:t>
+      </w:r>
       <w:r>
         <w:rPr>
           <w:b/>
@@ -128,25 +115,7 @@
           <w:szCs w:val="28"/>
           <w:lang w:val="en-US"/>
         </w:rPr>
-        <w:t xml:space="preserve">Excel sheet </w:t>
-      </w:r>
-      <w:proofErr w:type="gramStart"/>
-      <w:r>
-        <w:rPr>
-          <w:sz w:val="28"/>
-          <w:szCs w:val="28"/>
-          <w:lang w:val="en-US"/>
-        </w:rPr>
-        <w:t>post</w:t>
-      </w:r>
-      <w:proofErr w:type="gramEnd"/>
-      <w:r>
-        <w:rPr>
-          <w:sz w:val="28"/>
-          <w:szCs w:val="28"/>
-          <w:lang w:val="en-US"/>
-        </w:rPr>
-        <w:t xml:space="preserve"> the excel with </w:t>
+        <w:t xml:space="preserve">Excel sheet post the excel with </w:t>
       </w:r>
       <w:r>
         <w:rPr>
@@ -211,40 +180,17 @@
           <w:highlight w:val="green"/>
           <w:lang w:val="en-US"/>
         </w:rPr>
-        <w:t xml:space="preserve">Step </w:t>
-      </w:r>
-      <w:proofErr w:type="gramStart"/>
+        <w:t>Step 2</w:t>
+      </w:r>
       <w:r>
         <w:rPr>
           <w:b/>
           <w:bCs/>
           <w:sz w:val="28"/>
           <w:szCs w:val="28"/>
-          <w:highlight w:val="green"/>
-          <w:lang w:val="en-US"/>
-        </w:rPr>
-        <w:t>2</w:t>
-      </w:r>
-      <w:r>
-        <w:rPr>
-          <w:b/>
-          <w:bCs/>
-          <w:sz w:val="28"/>
-          <w:szCs w:val="28"/>
-          <w:lang w:val="en-US"/>
-        </w:rPr>
-        <w:t xml:space="preserve"> :</w:t>
-      </w:r>
-      <w:proofErr w:type="gramEnd"/>
-      <w:r>
-        <w:rPr>
-          <w:b/>
-          <w:bCs/>
-          <w:sz w:val="28"/>
-          <w:szCs w:val="28"/>
-          <w:lang w:val="en-US"/>
-        </w:rPr>
-        <w:t xml:space="preserve"> Create the Matches </w:t>
+          <w:lang w:val="en-US"/>
+        </w:rPr>
+        <w:t xml:space="preserve"> : Create the Matches </w:t>
       </w:r>
     </w:p>
     <w:p>
@@ -266,54 +212,8 @@
           <w:szCs w:val="28"/>
           <w:lang w:val="en-US"/>
         </w:rPr>
-        <w:t xml:space="preserve">Excel Data has the StartDate and </w:t>
-      </w:r>
-      <w:proofErr w:type="spellStart"/>
-      <w:r>
-        <w:rPr>
-          <w:sz w:val="28"/>
-          <w:szCs w:val="28"/>
-          <w:lang w:val="en-US"/>
-        </w:rPr>
-        <w:t>EndDate</w:t>
-      </w:r>
-      <w:proofErr w:type="spellEnd"/>
-      <w:r>
-        <w:rPr>
-          <w:sz w:val="28"/>
-          <w:szCs w:val="28"/>
-          <w:lang w:val="en-US"/>
-        </w:rPr>
-        <w:t xml:space="preserve"> and the </w:t>
-      </w:r>
-      <w:proofErr w:type="spellStart"/>
-      <w:r>
-        <w:rPr>
-          <w:sz w:val="28"/>
-          <w:szCs w:val="28"/>
-          <w:lang w:val="en-US"/>
-        </w:rPr>
-        <w:t>playerAID</w:t>
-      </w:r>
-      <w:proofErr w:type="spellEnd"/>
-      <w:r>
-        <w:rPr>
-          <w:sz w:val="28"/>
-          <w:szCs w:val="28"/>
-          <w:lang w:val="en-US"/>
-        </w:rPr>
-        <w:t xml:space="preserve"> and </w:t>
-      </w:r>
-      <w:proofErr w:type="spellStart"/>
-      <w:r>
-        <w:rPr>
-          <w:sz w:val="28"/>
-          <w:szCs w:val="28"/>
-          <w:lang w:val="en-US"/>
-        </w:rPr>
-        <w:t>PlayerBID</w:t>
-      </w:r>
-      <w:proofErr w:type="spellEnd"/>
+        <w:t>Excel Data has the StartDate and EndDate and the playerAID and PlayerBID</w:t>
+      </w:r>
     </w:p>
     <w:p>
       <w:pPr>
@@ -389,43 +289,7 @@
           <w:szCs w:val="28"/>
           <w:lang w:val="en-US"/>
         </w:rPr>
-        <w:t xml:space="preserve">Match the </w:t>
-      </w:r>
-      <w:proofErr w:type="spellStart"/>
-      <w:r>
-        <w:rPr>
-          <w:sz w:val="28"/>
-          <w:szCs w:val="28"/>
-          <w:lang w:val="en-US"/>
-        </w:rPr>
-        <w:t>PlayerID</w:t>
-      </w:r>
-      <w:proofErr w:type="spellEnd"/>
-      <w:r>
-        <w:rPr>
-          <w:sz w:val="28"/>
-          <w:szCs w:val="28"/>
-          <w:lang w:val="en-US"/>
-        </w:rPr>
-        <w:t xml:space="preserve">-A and </w:t>
-      </w:r>
-      <w:proofErr w:type="spellStart"/>
-      <w:r>
-        <w:rPr>
-          <w:sz w:val="28"/>
-          <w:szCs w:val="28"/>
-          <w:lang w:val="en-US"/>
-        </w:rPr>
-        <w:t>PlayerID</w:t>
-      </w:r>
-      <w:proofErr w:type="spellEnd"/>
-      <w:r>
-        <w:rPr>
-          <w:sz w:val="28"/>
-          <w:szCs w:val="28"/>
-          <w:lang w:val="en-US"/>
-        </w:rPr>
-        <w:t xml:space="preserve">-B and create the matches as per the Excel Sheet </w:t>
+        <w:t xml:space="preserve">Match the PlayerID-A and PlayerID-B and create the matches as per the Excel Sheet </w:t>
       </w:r>
     </w:p>
     <w:p>
@@ -525,9 +389,8 @@
           <w:szCs w:val="28"/>
           <w:lang w:val="en-US"/>
         </w:rPr>
-        <w:t xml:space="preserve">Create the </w:t>
-      </w:r>
-      <w:proofErr w:type="spellStart"/>
+        <w:t xml:space="preserve">Create the TeamA for playerID-A and TeamB for playerID-B with the given StartDate and EndDate , As well as Create roomID with uuid library, isTournament, roomplayers with all players get combine of two </w:t>
+      </w:r>
       <w:r>
         <w:rPr>
           <w:b/>
@@ -536,339 +399,8 @@
           <w:szCs w:val="28"/>
           <w:lang w:val="en-US"/>
         </w:rPr>
-        <w:t>TeamA</w:t>
-      </w:r>
-      <w:proofErr w:type="spellEnd"/>
-      <w:r>
-        <w:rPr>
-          <w:b/>
-          <w:bCs/>
-          <w:sz w:val="28"/>
-          <w:szCs w:val="28"/>
-          <w:lang w:val="en-US"/>
-        </w:rPr>
-        <w:t xml:space="preserve"> for </w:t>
-      </w:r>
-      <w:proofErr w:type="spellStart"/>
-      <w:r>
-        <w:rPr>
-          <w:b/>
-          <w:bCs/>
-          <w:sz w:val="28"/>
-          <w:szCs w:val="28"/>
-          <w:lang w:val="en-US"/>
-        </w:rPr>
-        <w:t>playerID</w:t>
-      </w:r>
-      <w:proofErr w:type="spellEnd"/>
-      <w:r>
-        <w:rPr>
-          <w:b/>
-          <w:bCs/>
-          <w:sz w:val="28"/>
-          <w:szCs w:val="28"/>
-          <w:lang w:val="en-US"/>
-        </w:rPr>
-        <w:t xml:space="preserve">-A and </w:t>
-      </w:r>
-      <w:proofErr w:type="spellStart"/>
-      <w:r>
-        <w:rPr>
-          <w:b/>
-          <w:bCs/>
-          <w:sz w:val="28"/>
-          <w:szCs w:val="28"/>
-          <w:lang w:val="en-US"/>
-        </w:rPr>
-        <w:t>TeamB</w:t>
-      </w:r>
-      <w:proofErr w:type="spellEnd"/>
-      <w:r>
-        <w:rPr>
-          <w:b/>
-          <w:bCs/>
-          <w:sz w:val="28"/>
-          <w:szCs w:val="28"/>
-          <w:lang w:val="en-US"/>
-        </w:rPr>
-        <w:t xml:space="preserve"> for </w:t>
-      </w:r>
-      <w:proofErr w:type="spellStart"/>
-      <w:r>
-        <w:rPr>
-          <w:b/>
-          <w:bCs/>
-          <w:sz w:val="28"/>
-          <w:szCs w:val="28"/>
-          <w:lang w:val="en-US"/>
-        </w:rPr>
-        <w:t>playerID</w:t>
-      </w:r>
-      <w:proofErr w:type="spellEnd"/>
-      <w:r>
-        <w:rPr>
-          <w:b/>
-          <w:bCs/>
-          <w:sz w:val="28"/>
-          <w:szCs w:val="28"/>
-          <w:lang w:val="en-US"/>
-        </w:rPr>
-        <w:t xml:space="preserve">-B with the given StartDate and </w:t>
-      </w:r>
-      <w:proofErr w:type="spellStart"/>
-      <w:proofErr w:type="gramStart"/>
-      <w:r>
-        <w:rPr>
-          <w:b/>
-          <w:bCs/>
-          <w:sz w:val="28"/>
-          <w:szCs w:val="28"/>
-          <w:lang w:val="en-US"/>
-        </w:rPr>
-        <w:t>EndDate</w:t>
-      </w:r>
-      <w:proofErr w:type="spellEnd"/>
-      <w:r>
-        <w:rPr>
-          <w:b/>
-          <w:bCs/>
-          <w:sz w:val="28"/>
-          <w:szCs w:val="28"/>
-          <w:lang w:val="en-US"/>
-        </w:rPr>
-        <w:t xml:space="preserve"> ,</w:t>
-      </w:r>
-      <w:proofErr w:type="gramEnd"/>
-      <w:r>
-        <w:rPr>
-          <w:b/>
-          <w:bCs/>
-          <w:sz w:val="28"/>
-          <w:szCs w:val="28"/>
-          <w:lang w:val="en-US"/>
-        </w:rPr>
-        <w:t xml:space="preserve"> As well as Create </w:t>
-      </w:r>
-      <w:proofErr w:type="spellStart"/>
-      <w:r>
-        <w:rPr>
-          <w:b/>
-          <w:bCs/>
-          <w:sz w:val="28"/>
-          <w:szCs w:val="28"/>
-          <w:lang w:val="en-US"/>
-        </w:rPr>
-        <w:t>roomID</w:t>
-      </w:r>
-      <w:proofErr w:type="spellEnd"/>
-      <w:r>
-        <w:rPr>
-          <w:b/>
-          <w:bCs/>
-          <w:sz w:val="28"/>
-          <w:szCs w:val="28"/>
-          <w:lang w:val="en-US"/>
-        </w:rPr>
-        <w:t xml:space="preserve"> with </w:t>
-      </w:r>
-      <w:proofErr w:type="spellStart"/>
-      <w:r>
-        <w:rPr>
-          <w:b/>
-          <w:bCs/>
-          <w:sz w:val="28"/>
-          <w:szCs w:val="28"/>
-          <w:lang w:val="en-US"/>
-        </w:rPr>
-        <w:t>uuid</w:t>
-      </w:r>
-      <w:proofErr w:type="spellEnd"/>
-      <w:r>
-        <w:rPr>
-          <w:b/>
-          <w:bCs/>
-          <w:sz w:val="28"/>
-          <w:szCs w:val="28"/>
-          <w:lang w:val="en-US"/>
-        </w:rPr>
-        <w:t xml:space="preserve"> library, </w:t>
-      </w:r>
-      <w:proofErr w:type="spellStart"/>
-      <w:r>
-        <w:rPr>
-          <w:b/>
-          <w:bCs/>
-          <w:sz w:val="28"/>
-          <w:szCs w:val="28"/>
-          <w:lang w:val="en-US"/>
-        </w:rPr>
-        <w:t>isTournament</w:t>
-      </w:r>
-      <w:proofErr w:type="spellEnd"/>
-      <w:r>
-        <w:rPr>
-          <w:b/>
-          <w:bCs/>
-          <w:sz w:val="28"/>
-          <w:szCs w:val="28"/>
-          <w:lang w:val="en-US"/>
-        </w:rPr>
-        <w:t xml:space="preserve">, </w:t>
-      </w:r>
-      <w:proofErr w:type="spellStart"/>
-      <w:r>
-        <w:rPr>
-          <w:b/>
-          <w:bCs/>
-          <w:sz w:val="28"/>
-          <w:szCs w:val="28"/>
-          <w:lang w:val="en-US"/>
-        </w:rPr>
-        <w:t>roomplayers</w:t>
-      </w:r>
-      <w:proofErr w:type="spellEnd"/>
-      <w:r>
-        <w:rPr>
-          <w:b/>
-          <w:bCs/>
-          <w:sz w:val="28"/>
-          <w:szCs w:val="28"/>
-          <w:lang w:val="en-US"/>
-        </w:rPr>
-        <w:t xml:space="preserve"> with all players get combine of two </w:t>
-      </w:r>
-      <w:proofErr w:type="gramStart"/>
-      <w:r>
-        <w:rPr>
-          <w:b/>
-          <w:bCs/>
-          <w:sz w:val="28"/>
-          <w:szCs w:val="28"/>
-          <w:lang w:val="en-US"/>
-        </w:rPr>
         <w:lastRenderedPageBreak/>
-        <w:t>teams ,</w:t>
-      </w:r>
-      <w:proofErr w:type="gramEnd"/>
-      <w:r>
-        <w:rPr>
-          <w:b/>
-          <w:bCs/>
-          <w:sz w:val="28"/>
-          <w:szCs w:val="28"/>
-          <w:lang w:val="en-US"/>
-        </w:rPr>
-        <w:t xml:space="preserve"> </w:t>
-      </w:r>
-      <w:proofErr w:type="spellStart"/>
-      <w:r>
-        <w:rPr>
-          <w:b/>
-          <w:bCs/>
-          <w:sz w:val="28"/>
-          <w:szCs w:val="28"/>
-          <w:lang w:val="en-US"/>
-        </w:rPr>
-        <w:t>roomplayersA</w:t>
-      </w:r>
-      <w:proofErr w:type="spellEnd"/>
-      <w:r>
-        <w:rPr>
-          <w:b/>
-          <w:bCs/>
-          <w:sz w:val="28"/>
-          <w:szCs w:val="28"/>
-          <w:lang w:val="en-US"/>
-        </w:rPr>
-        <w:t xml:space="preserve"> and </w:t>
-      </w:r>
-      <w:proofErr w:type="spellStart"/>
-      <w:r>
-        <w:rPr>
-          <w:b/>
-          <w:bCs/>
-          <w:sz w:val="28"/>
-          <w:szCs w:val="28"/>
-          <w:lang w:val="en-US"/>
-        </w:rPr>
-        <w:t>roomplayersB</w:t>
-      </w:r>
-      <w:proofErr w:type="spellEnd"/>
-      <w:r>
-        <w:rPr>
-          <w:b/>
-          <w:bCs/>
-          <w:sz w:val="28"/>
-          <w:szCs w:val="28"/>
-          <w:lang w:val="en-US"/>
-        </w:rPr>
-        <w:t xml:space="preserve"> too, </w:t>
-      </w:r>
-      <w:proofErr w:type="spellStart"/>
-      <w:r>
-        <w:rPr>
-          <w:b/>
-          <w:bCs/>
-          <w:sz w:val="28"/>
-          <w:szCs w:val="28"/>
-          <w:lang w:val="en-US"/>
-        </w:rPr>
-        <w:t>memberAccepted</w:t>
-      </w:r>
-      <w:proofErr w:type="spellEnd"/>
-      <w:r>
-        <w:rPr>
-          <w:b/>
-          <w:bCs/>
-          <w:sz w:val="28"/>
-          <w:szCs w:val="28"/>
-          <w:lang w:val="en-US"/>
-        </w:rPr>
-        <w:t xml:space="preserve">, </w:t>
-      </w:r>
-      <w:proofErr w:type="spellStart"/>
-      <w:r>
-        <w:rPr>
-          <w:b/>
-          <w:bCs/>
-          <w:sz w:val="28"/>
-          <w:szCs w:val="28"/>
-          <w:lang w:val="en-US"/>
-        </w:rPr>
-        <w:t>DateofCreation</w:t>
-      </w:r>
-      <w:proofErr w:type="spellEnd"/>
-      <w:r>
-        <w:rPr>
-          <w:b/>
-          <w:bCs/>
-          <w:sz w:val="28"/>
-          <w:szCs w:val="28"/>
-          <w:lang w:val="en-US"/>
-        </w:rPr>
-        <w:t xml:space="preserve"> and </w:t>
-      </w:r>
-      <w:proofErr w:type="spellStart"/>
-      <w:r>
-        <w:rPr>
-          <w:b/>
-          <w:bCs/>
-          <w:sz w:val="28"/>
-          <w:szCs w:val="28"/>
-          <w:lang w:val="en-US"/>
-        </w:rPr>
-        <w:t>MatchResult</w:t>
-      </w:r>
-      <w:proofErr w:type="spellEnd"/>
-      <w:r>
-        <w:rPr>
-          <w:b/>
-          <w:bCs/>
-          <w:sz w:val="28"/>
-          <w:szCs w:val="28"/>
-          <w:lang w:val="en-US"/>
-        </w:rPr>
-        <w:t xml:space="preserve"> for it </w:t>
+        <w:t xml:space="preserve">teams , roomplayersA and roomplayersB too, memberAccepted, DateofCreation and MatchResult for it </w:t>
       </w:r>
     </w:p>
     <w:p>
@@ -1054,72 +586,8 @@
           <w:szCs w:val="28"/>
           <w:lang w:val="en-US"/>
         </w:rPr>
-        <w:t xml:space="preserve">and if they are </w:t>
-      </w:r>
-      <w:proofErr w:type="gramStart"/>
-      <w:r>
-        <w:rPr>
-          <w:sz w:val="28"/>
-          <w:szCs w:val="28"/>
-          <w:lang w:val="en-US"/>
-        </w:rPr>
-        <w:t>live ,</w:t>
-      </w:r>
-      <w:proofErr w:type="gramEnd"/>
-      <w:r>
-        <w:rPr>
-          <w:sz w:val="28"/>
-          <w:szCs w:val="28"/>
-          <w:lang w:val="en-US"/>
-        </w:rPr>
-        <w:t xml:space="preserve"> then give the same </w:t>
-      </w:r>
-      <w:proofErr w:type="spellStart"/>
-      <w:r>
-        <w:rPr>
-          <w:sz w:val="28"/>
-          <w:szCs w:val="28"/>
-          <w:lang w:val="en-US"/>
-        </w:rPr>
-        <w:t>roomID</w:t>
-      </w:r>
-      <w:proofErr w:type="spellEnd"/>
-      <w:r>
-        <w:rPr>
-          <w:sz w:val="28"/>
-          <w:szCs w:val="28"/>
-          <w:lang w:val="en-US"/>
-        </w:rPr>
-        <w:t xml:space="preserve"> to their MRs and give the </w:t>
-      </w:r>
-      <w:proofErr w:type="spellStart"/>
-      <w:r>
-        <w:rPr>
-          <w:sz w:val="28"/>
-          <w:szCs w:val="28"/>
-          <w:lang w:val="en-US"/>
-        </w:rPr>
-        <w:t>isMatchOn</w:t>
-      </w:r>
-      <w:proofErr w:type="spellEnd"/>
-      <w:r>
-        <w:rPr>
-          <w:sz w:val="28"/>
-          <w:szCs w:val="28"/>
-          <w:lang w:val="en-US"/>
-        </w:rPr>
-        <w:t xml:space="preserve"> = </w:t>
-      </w:r>
-      <w:proofErr w:type="gramStart"/>
-      <w:r>
-        <w:rPr>
-          <w:sz w:val="28"/>
-          <w:szCs w:val="28"/>
-          <w:lang w:val="en-US"/>
-        </w:rPr>
-        <w:t>true .</w:t>
-      </w:r>
-      <w:proofErr w:type="gramEnd"/>
+        <w:t>and if they are live , then give the same roomID to their MRs and give the isMatchOn = true .</w:t>
+      </w:r>
     </w:p>
     <w:p>
       <w:pPr>
@@ -1150,51 +618,15 @@
           <w:szCs w:val="28"/>
           <w:lang w:val="en-US"/>
         </w:rPr>
-        <w:t xml:space="preserve">If no match is </w:t>
-      </w:r>
-      <w:proofErr w:type="gramStart"/>
-      <w:r>
-        <w:rPr>
-          <w:sz w:val="28"/>
-          <w:szCs w:val="28"/>
-          <w:lang w:val="en-US"/>
-        </w:rPr>
-        <w:t>live ,</w:t>
-      </w:r>
-      <w:proofErr w:type="gramEnd"/>
-      <w:r>
-        <w:rPr>
-          <w:sz w:val="28"/>
-          <w:szCs w:val="28"/>
-          <w:lang w:val="en-US"/>
-        </w:rPr>
-        <w:t xml:space="preserve"> then give it by default </w:t>
-      </w:r>
-      <w:proofErr w:type="gramStart"/>
-      <w:r>
-        <w:rPr>
-          <w:sz w:val="28"/>
-          <w:szCs w:val="28"/>
-          <w:lang w:val="en-US"/>
-        </w:rPr>
-        <w:t xml:space="preserve">False </w:t>
-      </w:r>
-      <w:r>
-        <w:rPr>
-          <w:sz w:val="28"/>
-          <w:szCs w:val="28"/>
-          <w:lang w:val="en-US"/>
-        </w:rPr>
-        <w:t>,</w:t>
-      </w:r>
-      <w:proofErr w:type="gramEnd"/>
-      <w:r>
-        <w:rPr>
-          <w:sz w:val="28"/>
-          <w:szCs w:val="28"/>
-          <w:lang w:val="en-US"/>
-        </w:rPr>
-        <w:t xml:space="preserve"> rest ignore about the below things </w:t>
+        <w:t xml:space="preserve">If no match is live , then give it by default False </w:t>
+      </w:r>
+      <w:r>
+        <w:rPr>
+          <w:sz w:val="28"/>
+          <w:szCs w:val="28"/>
+          <w:lang w:val="en-US"/>
+        </w:rPr>
+        <w:t xml:space="preserve">, rest ignore about the below things </w:t>
       </w:r>
     </w:p>
     <w:p>
@@ -1248,29 +680,7 @@
           <w:szCs w:val="28"/>
           <w:lang w:val="en-US"/>
         </w:rPr>
-        <w:t xml:space="preserve">If match is </w:t>
-      </w:r>
-      <w:proofErr w:type="gramStart"/>
-      <w:r>
-        <w:rPr>
-          <w:b/>
-          <w:bCs/>
-          <w:sz w:val="28"/>
-          <w:szCs w:val="28"/>
-          <w:lang w:val="en-US"/>
-        </w:rPr>
-        <w:t>Live ,</w:t>
-      </w:r>
-      <w:proofErr w:type="gramEnd"/>
-      <w:r>
-        <w:rPr>
-          <w:b/>
-          <w:bCs/>
-          <w:sz w:val="28"/>
-          <w:szCs w:val="28"/>
-          <w:lang w:val="en-US"/>
-        </w:rPr>
-        <w:t xml:space="preserve"> then send the prescription</w:t>
+        <w:t>If match is Live , then send the prescription</w:t>
       </w:r>
       <w:r>
         <w:rPr>
@@ -1300,36 +710,8 @@
           <w:szCs w:val="28"/>
           <w:lang w:val="en-US"/>
         </w:rPr>
-        <w:t xml:space="preserve">Create new API with the create-prescription and get the </w:t>
-      </w:r>
-      <w:proofErr w:type="spellStart"/>
-      <w:r>
-        <w:rPr>
-          <w:sz w:val="28"/>
-          <w:szCs w:val="28"/>
-          <w:lang w:val="en-US"/>
-        </w:rPr>
-        <w:t>objectID</w:t>
-      </w:r>
-      <w:proofErr w:type="spellEnd"/>
-      <w:r>
-        <w:rPr>
-          <w:sz w:val="28"/>
-          <w:szCs w:val="28"/>
-          <w:lang w:val="en-US"/>
-        </w:rPr>
-        <w:t xml:space="preserve"> of </w:t>
-      </w:r>
-      <w:proofErr w:type="gramStart"/>
-      <w:r>
-        <w:rPr>
-          <w:sz w:val="28"/>
-          <w:szCs w:val="28"/>
-          <w:lang w:val="en-US"/>
-        </w:rPr>
-        <w:t>MR .</w:t>
-      </w:r>
-      <w:proofErr w:type="gramEnd"/>
+        <w:t>Create new API with the create-prescription and get the objectID of MR .</w:t>
+      </w:r>
     </w:p>
     <w:p>
       <w:pPr>
@@ -1350,79 +732,7 @@
           <w:szCs w:val="28"/>
           <w:lang w:val="en-US"/>
         </w:rPr>
-        <w:t xml:space="preserve">Put the MR </w:t>
-      </w:r>
-      <w:proofErr w:type="spellStart"/>
-      <w:r>
-        <w:rPr>
-          <w:sz w:val="28"/>
-          <w:szCs w:val="28"/>
-          <w:lang w:val="en-US"/>
-        </w:rPr>
-        <w:t>objectID</w:t>
-      </w:r>
-      <w:proofErr w:type="spellEnd"/>
-      <w:r>
-        <w:rPr>
-          <w:sz w:val="28"/>
-          <w:szCs w:val="28"/>
-          <w:lang w:val="en-US"/>
-        </w:rPr>
-        <w:t xml:space="preserve"> in params, and get the </w:t>
-      </w:r>
-      <w:proofErr w:type="spellStart"/>
-      <w:r>
-        <w:rPr>
-          <w:sz w:val="28"/>
-          <w:szCs w:val="28"/>
-          <w:lang w:val="en-US"/>
-        </w:rPr>
-        <w:t>roomID</w:t>
-      </w:r>
-      <w:proofErr w:type="spellEnd"/>
-      <w:r>
-        <w:rPr>
-          <w:sz w:val="28"/>
-          <w:szCs w:val="28"/>
-          <w:lang w:val="en-US"/>
-        </w:rPr>
-        <w:t xml:space="preserve"> of </w:t>
-      </w:r>
-      <w:proofErr w:type="gramStart"/>
-      <w:r>
-        <w:rPr>
-          <w:sz w:val="28"/>
-          <w:szCs w:val="28"/>
-          <w:lang w:val="en-US"/>
-        </w:rPr>
-        <w:t>MR ,</w:t>
-      </w:r>
-      <w:proofErr w:type="gramEnd"/>
-      <w:r>
-        <w:rPr>
-          <w:sz w:val="28"/>
-          <w:szCs w:val="28"/>
-          <w:lang w:val="en-US"/>
-        </w:rPr>
-        <w:t xml:space="preserve"> and go in the matches and compare the </w:t>
-      </w:r>
-      <w:proofErr w:type="spellStart"/>
-      <w:r>
-        <w:rPr>
-          <w:sz w:val="28"/>
-          <w:szCs w:val="28"/>
-          <w:lang w:val="en-US"/>
-        </w:rPr>
-        <w:t>roomID</w:t>
-      </w:r>
-      <w:proofErr w:type="spellEnd"/>
-      <w:r>
-        <w:rPr>
-          <w:sz w:val="28"/>
-          <w:szCs w:val="28"/>
-          <w:lang w:val="en-US"/>
-        </w:rPr>
-        <w:t xml:space="preserve"> of MR and Matches both </w:t>
+        <w:t xml:space="preserve">Put the MR objectID in params, and get the roomID of MR , and go in the matches and compare the roomID of MR and Matches both </w:t>
       </w:r>
     </w:p>
     <w:p>
@@ -1444,61 +754,7 @@
           <w:szCs w:val="28"/>
           <w:lang w:val="en-US"/>
         </w:rPr>
-        <w:t xml:space="preserve">IF the </w:t>
-      </w:r>
-      <w:proofErr w:type="spellStart"/>
-      <w:r>
-        <w:rPr>
-          <w:sz w:val="28"/>
-          <w:szCs w:val="28"/>
-          <w:lang w:val="en-US"/>
-        </w:rPr>
-        <w:t>roomID</w:t>
-      </w:r>
-      <w:proofErr w:type="spellEnd"/>
-      <w:r>
-        <w:rPr>
-          <w:sz w:val="28"/>
-          <w:szCs w:val="28"/>
-          <w:lang w:val="en-US"/>
-        </w:rPr>
-        <w:t xml:space="preserve"> of MR match with the current </w:t>
-      </w:r>
-      <w:proofErr w:type="gramStart"/>
-      <w:r>
-        <w:rPr>
-          <w:sz w:val="28"/>
-          <w:szCs w:val="28"/>
-          <w:lang w:val="en-US"/>
-        </w:rPr>
-        <w:t>Match ,</w:t>
-      </w:r>
-      <w:proofErr w:type="gramEnd"/>
-      <w:r>
-        <w:rPr>
-          <w:sz w:val="28"/>
-          <w:szCs w:val="28"/>
-          <w:lang w:val="en-US"/>
-        </w:rPr>
-        <w:t xml:space="preserve"> then Send the </w:t>
-      </w:r>
-      <w:proofErr w:type="spellStart"/>
-      <w:r>
-        <w:rPr>
-          <w:sz w:val="28"/>
-          <w:szCs w:val="28"/>
-          <w:lang w:val="en-US"/>
-        </w:rPr>
-        <w:t>Prescritpion</w:t>
-      </w:r>
-      <w:proofErr w:type="spellEnd"/>
-      <w:r>
-        <w:rPr>
-          <w:sz w:val="28"/>
-          <w:szCs w:val="28"/>
-          <w:lang w:val="en-US"/>
-        </w:rPr>
-        <w:t xml:space="preserve"> in the body </w:t>
+        <w:t xml:space="preserve">IF the roomID of MR match with the current Match , then Send the Prescritpion in the body </w:t>
       </w:r>
     </w:p>
     <w:p>
@@ -1548,52 +804,15 @@
           <w:highlight w:val="green"/>
           <w:lang w:val="en-US"/>
         </w:rPr>
-        <w:t xml:space="preserve">Step </w:t>
-      </w:r>
-      <w:proofErr w:type="gramStart"/>
-      <w:r>
-        <w:rPr>
-          <w:sz w:val="28"/>
-          <w:szCs w:val="28"/>
-          <w:highlight w:val="green"/>
-          <w:lang w:val="en-US"/>
-        </w:rPr>
-        <w:t>6</w:t>
-      </w:r>
-      <w:r>
-        <w:rPr>
-          <w:sz w:val="28"/>
-          <w:szCs w:val="28"/>
-          <w:lang w:val="en-US"/>
-        </w:rPr>
-        <w:t xml:space="preserve"> :</w:t>
-      </w:r>
-      <w:proofErr w:type="gramEnd"/>
-      <w:r>
-        <w:rPr>
-          <w:sz w:val="28"/>
-          <w:szCs w:val="28"/>
-          <w:lang w:val="en-US"/>
-        </w:rPr>
-        <w:t xml:space="preserve"> Get the Brand with Points and Get the </w:t>
-      </w:r>
-      <w:proofErr w:type="spellStart"/>
-      <w:r>
-        <w:rPr>
-          <w:sz w:val="28"/>
-          <w:szCs w:val="28"/>
-          <w:lang w:val="en-US"/>
-        </w:rPr>
-        <w:t>teamScore</w:t>
-      </w:r>
-      <w:proofErr w:type="spellEnd"/>
-      <w:r>
-        <w:rPr>
-          <w:sz w:val="28"/>
-          <w:szCs w:val="28"/>
-          <w:lang w:val="en-US"/>
-        </w:rPr>
-        <w:t xml:space="preserve"> with their Results.</w:t>
+        <w:t>Step 6</w:t>
+      </w:r>
+      <w:r>
+        <w:rPr>
+          <w:sz w:val="28"/>
+          <w:szCs w:val="28"/>
+          <w:lang w:val="en-US"/>
+        </w:rPr>
+        <w:t xml:space="preserve"> : Get the Brand with Points and Get the teamScore with their Results.</w:t>
       </w:r>
     </w:p>
     <w:p>
@@ -1631,23 +850,13 @@
           <w:lang w:val="en-US"/>
         </w:rPr>
       </w:pPr>
-      <w:proofErr w:type="spellStart"/>
-      <w:r>
-        <w:rPr>
-          <w:sz w:val="28"/>
-          <w:szCs w:val="28"/>
-          <w:lang w:val="en-US"/>
-        </w:rPr>
-        <w:t>BrandName</w:t>
-      </w:r>
-      <w:proofErr w:type="spellEnd"/>
-      <w:r>
-        <w:rPr>
-          <w:sz w:val="28"/>
-          <w:szCs w:val="28"/>
-          <w:lang w:val="en-US"/>
-        </w:rPr>
-        <w:t xml:space="preserve">: </w:t>
+      <w:r>
+        <w:rPr>
+          <w:sz w:val="28"/>
+          <w:szCs w:val="28"/>
+          <w:lang w:val="en-US"/>
+        </w:rPr>
+        <w:t xml:space="preserve">BrandName: </w:t>
       </w:r>
       <w:r>
         <w:rPr>
@@ -1671,23 +880,13 @@
           <w:lang w:val="en-US"/>
         </w:rPr>
       </w:pPr>
-      <w:proofErr w:type="gramStart"/>
-      <w:r>
-        <w:rPr>
-          <w:sz w:val="28"/>
-          <w:szCs w:val="28"/>
-          <w:lang w:val="en-US"/>
-        </w:rPr>
-        <w:t>Points :</w:t>
-      </w:r>
-      <w:proofErr w:type="gramEnd"/>
-      <w:r>
-        <w:rPr>
-          <w:sz w:val="28"/>
-          <w:szCs w:val="28"/>
-          <w:lang w:val="en-US"/>
-        </w:rPr>
-        <w:t xml:space="preserve"> 6</w:t>
+      <w:r>
+        <w:rPr>
+          <w:sz w:val="28"/>
+          <w:szCs w:val="28"/>
+          <w:lang w:val="en-US"/>
+        </w:rPr>
+        <w:t>Points : 6</w:t>
       </w:r>
     </w:p>
     <w:p>
@@ -1713,33 +912,13 @@
           <w:lang w:val="en-US"/>
         </w:rPr>
       </w:pPr>
-      <w:proofErr w:type="spellStart"/>
-      <w:proofErr w:type="gramStart"/>
-      <w:r>
-        <w:rPr>
-          <w:sz w:val="28"/>
-          <w:szCs w:val="28"/>
-          <w:lang w:val="en-US"/>
-        </w:rPr>
-        <w:t>BrandName</w:t>
-      </w:r>
-      <w:proofErr w:type="spellEnd"/>
-      <w:r>
-        <w:rPr>
-          <w:sz w:val="28"/>
-          <w:szCs w:val="28"/>
-          <w:lang w:val="en-US"/>
-        </w:rPr>
-        <w:t xml:space="preserve"> :</w:t>
-      </w:r>
-      <w:proofErr w:type="gramEnd"/>
-      <w:r>
-        <w:rPr>
-          <w:sz w:val="28"/>
-          <w:szCs w:val="28"/>
-          <w:lang w:val="en-US"/>
-        </w:rPr>
-        <w:t xml:space="preserve"> Brand B</w:t>
+      <w:r>
+        <w:rPr>
+          <w:sz w:val="28"/>
+          <w:szCs w:val="28"/>
+          <w:lang w:val="en-US"/>
+        </w:rPr>
+        <w:t>BrandName : Brand B</w:t>
       </w:r>
     </w:p>
     <w:p>
@@ -1783,64 +962,8 @@
           <w:szCs w:val="28"/>
           <w:lang w:val="en-US"/>
         </w:rPr>
-        <w:t xml:space="preserve">Now create a field in MR named as </w:t>
-      </w:r>
-      <w:proofErr w:type="spellStart"/>
-      <w:proofErr w:type="gramStart"/>
-      <w:r>
-        <w:rPr>
-          <w:sz w:val="28"/>
-          <w:szCs w:val="28"/>
-          <w:lang w:val="en-US"/>
-        </w:rPr>
-        <w:t>totalRuns</w:t>
-      </w:r>
-      <w:proofErr w:type="spellEnd"/>
-      <w:r>
-        <w:rPr>
-          <w:sz w:val="28"/>
-          <w:szCs w:val="28"/>
-          <w:lang w:val="en-US"/>
-        </w:rPr>
-        <w:t xml:space="preserve"> ,</w:t>
-      </w:r>
-      <w:proofErr w:type="gramEnd"/>
-      <w:r>
-        <w:rPr>
-          <w:sz w:val="28"/>
-          <w:szCs w:val="28"/>
-          <w:lang w:val="en-US"/>
-        </w:rPr>
-        <w:t xml:space="preserve"> </w:t>
-      </w:r>
-      <w:proofErr w:type="spellStart"/>
-      <w:r>
-        <w:rPr>
-          <w:sz w:val="28"/>
-          <w:szCs w:val="28"/>
-          <w:lang w:val="en-US"/>
-        </w:rPr>
-        <w:t>totalSixes</w:t>
-      </w:r>
-      <w:proofErr w:type="spellEnd"/>
-      <w:r>
-        <w:rPr>
-          <w:sz w:val="28"/>
-          <w:szCs w:val="28"/>
-          <w:lang w:val="en-US"/>
-        </w:rPr>
-        <w:t xml:space="preserve"> and </w:t>
-      </w:r>
-      <w:proofErr w:type="spellStart"/>
-      <w:r>
-        <w:rPr>
-          <w:sz w:val="28"/>
-          <w:szCs w:val="28"/>
-          <w:lang w:val="en-US"/>
-        </w:rPr>
-        <w:t>TotalFours</w:t>
-      </w:r>
-      <w:proofErr w:type="spellEnd"/>
+        <w:t>Now create a field in MR named as totalRuns , totalSixes and TotalFours</w:t>
+      </w:r>
     </w:p>
     <w:p>
       <w:pPr>
@@ -1941,107 +1064,25 @@
           <w:szCs w:val="28"/>
           <w:lang w:val="en-US"/>
         </w:rPr>
-        <w:t xml:space="preserve">Now create a field in Matches too named as </w:t>
-      </w:r>
-      <w:proofErr w:type="spellStart"/>
-      <w:r>
-        <w:rPr>
-          <w:sz w:val="28"/>
-          <w:szCs w:val="28"/>
-          <w:lang w:val="en-US"/>
-        </w:rPr>
-        <w:t>TeamA</w:t>
-      </w:r>
-      <w:proofErr w:type="spellEnd"/>
-      <w:r>
-        <w:rPr>
-          <w:sz w:val="28"/>
-          <w:szCs w:val="28"/>
-          <w:lang w:val="en-US"/>
-        </w:rPr>
-        <w:t xml:space="preserve"> </w:t>
-      </w:r>
-      <w:proofErr w:type="gramStart"/>
-      <w:r>
-        <w:rPr>
-          <w:sz w:val="28"/>
-          <w:szCs w:val="28"/>
-          <w:lang w:val="en-US"/>
-        </w:rPr>
-        <w:t>Name ,</w:t>
-      </w:r>
-      <w:proofErr w:type="gramEnd"/>
-      <w:r>
-        <w:rPr>
-          <w:sz w:val="28"/>
-          <w:szCs w:val="28"/>
-          <w:lang w:val="en-US"/>
-        </w:rPr>
-        <w:t xml:space="preserve"> </w:t>
-      </w:r>
-      <w:proofErr w:type="spellStart"/>
-      <w:r>
-        <w:rPr>
-          <w:sz w:val="28"/>
-          <w:szCs w:val="28"/>
-          <w:lang w:val="en-US"/>
-        </w:rPr>
-        <w:t>TeamAScore</w:t>
-      </w:r>
-      <w:proofErr w:type="spellEnd"/>
-      <w:r>
-        <w:rPr>
-          <w:sz w:val="28"/>
-          <w:szCs w:val="28"/>
-          <w:lang w:val="en-US"/>
-        </w:rPr>
-        <w:t xml:space="preserve">, </w:t>
-      </w:r>
-    </w:p>
-    <w:p>
-      <w:pPr>
-        <w:pStyle w:val="ListParagraph"/>
-        <w:rPr>
-          <w:sz w:val="28"/>
-          <w:szCs w:val="28"/>
-          <w:lang w:val="en-US"/>
-        </w:rPr>
-      </w:pPr>
-      <w:proofErr w:type="spellStart"/>
-      <w:r>
-        <w:rPr>
-          <w:sz w:val="28"/>
-          <w:szCs w:val="28"/>
-          <w:lang w:val="en-US"/>
-        </w:rPr>
-        <w:t>TeamB</w:t>
-      </w:r>
-      <w:proofErr w:type="spellEnd"/>
-      <w:r>
-        <w:rPr>
-          <w:sz w:val="28"/>
-          <w:szCs w:val="28"/>
-          <w:lang w:val="en-US"/>
-        </w:rPr>
-        <w:t xml:space="preserve"> Name, </w:t>
-      </w:r>
-      <w:proofErr w:type="spellStart"/>
-      <w:r>
-        <w:rPr>
-          <w:sz w:val="28"/>
-          <w:szCs w:val="28"/>
-          <w:lang w:val="en-US"/>
-        </w:rPr>
-        <w:t>TeamBScore</w:t>
-      </w:r>
-      <w:proofErr w:type="spellEnd"/>
-      <w:r>
-        <w:rPr>
-          <w:sz w:val="28"/>
-          <w:szCs w:val="28"/>
-          <w:lang w:val="en-US"/>
-        </w:rPr>
-        <w:t xml:space="preserve"> and Results</w:t>
+        <w:t xml:space="preserve">Now create a field in Matches too named as TeamA Name , TeamAScore, </w:t>
+      </w:r>
+    </w:p>
+    <w:p>
+      <w:pPr>
+        <w:pStyle w:val="ListParagraph"/>
+        <w:rPr>
+          <w:sz w:val="28"/>
+          <w:szCs w:val="28"/>
+          <w:lang w:val="en-US"/>
+        </w:rPr>
+      </w:pPr>
+      <w:r>
+        <w:rPr>
+          <w:sz w:val="28"/>
+          <w:szCs w:val="28"/>
+          <w:lang w:val="en-US"/>
+        </w:rPr>
+        <w:t>TeamB Name, TeamBScore and Results</w:t>
       </w:r>
     </w:p>
     <w:p>
@@ -2124,45 +1165,7 @@
           <w:szCs w:val="28"/>
           <w:lang w:val="en-US"/>
         </w:rPr>
-        <w:t xml:space="preserve">Now add this </w:t>
-      </w:r>
-      <w:proofErr w:type="spellStart"/>
-      <w:r>
-        <w:rPr>
-          <w:sz w:val="28"/>
-          <w:szCs w:val="28"/>
-          <w:lang w:val="en-US"/>
-        </w:rPr>
-        <w:t>BrandName</w:t>
-      </w:r>
-      <w:proofErr w:type="spellEnd"/>
-      <w:r>
-        <w:rPr>
-          <w:sz w:val="28"/>
-          <w:szCs w:val="28"/>
-          <w:lang w:val="en-US"/>
-        </w:rPr>
-        <w:t xml:space="preserve"> as Brand in Prescription in the </w:t>
-      </w:r>
-      <w:proofErr w:type="spellStart"/>
-      <w:proofErr w:type="gramStart"/>
-      <w:r>
-        <w:rPr>
-          <w:sz w:val="28"/>
-          <w:szCs w:val="28"/>
-          <w:lang w:val="en-US"/>
-        </w:rPr>
-        <w:t>req.body</w:t>
-      </w:r>
-      <w:proofErr w:type="spellEnd"/>
-      <w:proofErr w:type="gramEnd"/>
-      <w:r>
-        <w:rPr>
-          <w:sz w:val="28"/>
-          <w:szCs w:val="28"/>
-          <w:lang w:val="en-US"/>
-        </w:rPr>
-        <w:t xml:space="preserve"> with it</w:t>
+        <w:t>Now add this BrandName as Brand in Prescription in the req.body with it</w:t>
       </w:r>
     </w:p>
     <w:p>
@@ -2254,135 +1257,7 @@
           <w:szCs w:val="28"/>
           <w:lang w:val="en-US"/>
         </w:rPr>
-        <w:t xml:space="preserve">In this </w:t>
-      </w:r>
-      <w:proofErr w:type="gramStart"/>
-      <w:r>
-        <w:rPr>
-          <w:sz w:val="28"/>
-          <w:szCs w:val="28"/>
-          <w:lang w:val="en-US"/>
-        </w:rPr>
-        <w:t>Scenario ,</w:t>
-      </w:r>
-      <w:proofErr w:type="gramEnd"/>
-      <w:r>
-        <w:rPr>
-          <w:sz w:val="28"/>
-          <w:szCs w:val="28"/>
-          <w:lang w:val="en-US"/>
-        </w:rPr>
-        <w:t xml:space="preserve"> Attach the Brands to Prescription and whenever in </w:t>
-      </w:r>
-      <w:proofErr w:type="spellStart"/>
-      <w:proofErr w:type="gramStart"/>
-      <w:r>
-        <w:rPr>
-          <w:sz w:val="28"/>
-          <w:szCs w:val="28"/>
-          <w:lang w:val="en-US"/>
-        </w:rPr>
-        <w:t>req.body</w:t>
-      </w:r>
-      <w:proofErr w:type="spellEnd"/>
-      <w:proofErr w:type="gramEnd"/>
-      <w:r>
-        <w:rPr>
-          <w:sz w:val="28"/>
-          <w:szCs w:val="28"/>
-          <w:lang w:val="en-US"/>
-        </w:rPr>
-        <w:t xml:space="preserve"> I call the Brand A or </w:t>
-      </w:r>
-      <w:proofErr w:type="gramStart"/>
-      <w:r>
-        <w:rPr>
-          <w:sz w:val="28"/>
-          <w:szCs w:val="28"/>
-          <w:lang w:val="en-US"/>
-        </w:rPr>
-        <w:t>B ,</w:t>
-      </w:r>
-      <w:proofErr w:type="gramEnd"/>
-      <w:r>
-        <w:rPr>
-          <w:sz w:val="28"/>
-          <w:szCs w:val="28"/>
-          <w:lang w:val="en-US"/>
-        </w:rPr>
-        <w:t xml:space="preserve"> it should upload the </w:t>
-      </w:r>
-      <w:proofErr w:type="spellStart"/>
-      <w:r>
-        <w:rPr>
-          <w:sz w:val="28"/>
-          <w:szCs w:val="28"/>
-          <w:lang w:val="en-US"/>
-        </w:rPr>
-        <w:t>TotalRuns</w:t>
-      </w:r>
-      <w:proofErr w:type="spellEnd"/>
-      <w:r>
-        <w:rPr>
-          <w:sz w:val="28"/>
-          <w:szCs w:val="28"/>
-          <w:lang w:val="en-US"/>
-        </w:rPr>
-        <w:t xml:space="preserve"> with it </w:t>
-      </w:r>
-      <w:proofErr w:type="spellStart"/>
-      <w:r>
-        <w:rPr>
-          <w:sz w:val="28"/>
-          <w:szCs w:val="28"/>
-          <w:lang w:val="en-US"/>
-        </w:rPr>
-        <w:t>TotalSixes</w:t>
-      </w:r>
-      <w:proofErr w:type="spellEnd"/>
-      <w:r>
-        <w:rPr>
-          <w:sz w:val="28"/>
-          <w:szCs w:val="28"/>
-          <w:lang w:val="en-US"/>
-        </w:rPr>
-        <w:t xml:space="preserve"> or </w:t>
-      </w:r>
-      <w:proofErr w:type="spellStart"/>
-      <w:r>
-        <w:rPr>
-          <w:sz w:val="28"/>
-          <w:szCs w:val="28"/>
-          <w:lang w:val="en-US"/>
-        </w:rPr>
-        <w:t>TotalFours</w:t>
-      </w:r>
-      <w:proofErr w:type="spellEnd"/>
-      <w:r>
-        <w:rPr>
-          <w:sz w:val="28"/>
-          <w:szCs w:val="28"/>
-          <w:lang w:val="en-US"/>
-        </w:rPr>
-        <w:t xml:space="preserve"> Respectively for their Specific MR </w:t>
-      </w:r>
-      <w:proofErr w:type="spellStart"/>
-      <w:r>
-        <w:rPr>
-          <w:sz w:val="28"/>
-          <w:szCs w:val="28"/>
-          <w:lang w:val="en-US"/>
-        </w:rPr>
-        <w:t>objectIDs</w:t>
-      </w:r>
-      <w:proofErr w:type="spellEnd"/>
-      <w:r>
-        <w:rPr>
-          <w:sz w:val="28"/>
-          <w:szCs w:val="28"/>
-          <w:lang w:val="en-US"/>
-        </w:rPr>
-        <w:t>.</w:t>
+        <w:t>In this Scenario , Attach the Brands to Prescription and whenever in req.body I call the Brand A or B , it should upload the TotalRuns with it TotalSixes or TotalFours Respectively for their Specific MR objectIDs.</w:t>
       </w:r>
     </w:p>
     <w:p>
@@ -2473,133 +1348,15 @@
           <w:szCs w:val="28"/>
           <w:lang w:val="en-US"/>
         </w:rPr>
-        <w:t xml:space="preserve">If the MR </w:t>
-      </w:r>
-      <w:proofErr w:type="spellStart"/>
-      <w:r>
-        <w:rPr>
-          <w:sz w:val="28"/>
-          <w:szCs w:val="28"/>
-          <w:lang w:val="en-US"/>
-        </w:rPr>
-        <w:t>objectID</w:t>
-      </w:r>
-      <w:proofErr w:type="spellEnd"/>
-      <w:r>
-        <w:rPr>
-          <w:sz w:val="28"/>
-          <w:szCs w:val="28"/>
-          <w:lang w:val="en-US"/>
-        </w:rPr>
-        <w:t xml:space="preserve"> is from </w:t>
-      </w:r>
-      <w:proofErr w:type="spellStart"/>
-      <w:proofErr w:type="gramStart"/>
-      <w:r>
-        <w:rPr>
-          <w:sz w:val="28"/>
-          <w:szCs w:val="28"/>
-          <w:lang w:val="en-US"/>
-        </w:rPr>
-        <w:t>TeamA</w:t>
-      </w:r>
-      <w:proofErr w:type="spellEnd"/>
-      <w:r>
-        <w:rPr>
-          <w:sz w:val="28"/>
-          <w:szCs w:val="28"/>
-          <w:lang w:val="en-US"/>
-        </w:rPr>
-        <w:t xml:space="preserve">  in</w:t>
-      </w:r>
-      <w:proofErr w:type="gramEnd"/>
-      <w:r>
-        <w:rPr>
-          <w:sz w:val="28"/>
-          <w:szCs w:val="28"/>
-          <w:lang w:val="en-US"/>
-        </w:rPr>
-        <w:t xml:space="preserve"> the </w:t>
-      </w:r>
-      <w:proofErr w:type="gramStart"/>
-      <w:r>
-        <w:rPr>
-          <w:sz w:val="28"/>
-          <w:szCs w:val="28"/>
-          <w:lang w:val="en-US"/>
-        </w:rPr>
-        <w:t>Prescription ,</w:t>
-      </w:r>
-      <w:proofErr w:type="gramEnd"/>
-      <w:r>
-        <w:rPr>
-          <w:sz w:val="28"/>
-          <w:szCs w:val="28"/>
-          <w:lang w:val="en-US"/>
-        </w:rPr>
-        <w:t xml:space="preserve"> then it should update with the </w:t>
-      </w:r>
-      <w:proofErr w:type="spellStart"/>
-      <w:r>
-        <w:rPr>
-          <w:sz w:val="28"/>
-          <w:szCs w:val="28"/>
-          <w:lang w:val="en-US"/>
-        </w:rPr>
-        <w:t>TeamA</w:t>
-      </w:r>
-      <w:proofErr w:type="spellEnd"/>
-      <w:r>
-        <w:rPr>
-          <w:sz w:val="28"/>
-          <w:szCs w:val="28"/>
-          <w:lang w:val="en-US"/>
-        </w:rPr>
-        <w:t xml:space="preserve"> Name and the </w:t>
-      </w:r>
-      <w:proofErr w:type="spellStart"/>
-      <w:r>
-        <w:rPr>
-          <w:sz w:val="28"/>
-          <w:szCs w:val="28"/>
-          <w:lang w:val="en-US"/>
-        </w:rPr>
-        <w:t>TeamAScore</w:t>
-      </w:r>
-      <w:proofErr w:type="spellEnd"/>
-      <w:r>
-        <w:rPr>
-          <w:sz w:val="28"/>
-          <w:szCs w:val="28"/>
-          <w:lang w:val="en-US"/>
-        </w:rPr>
-        <w:t xml:space="preserve"> </w:t>
-      </w:r>
-      <w:r>
-        <w:rPr>
-          <w:sz w:val="28"/>
-          <w:szCs w:val="28"/>
-          <w:lang w:val="en-US"/>
-        </w:rPr>
-        <w:t>(</w:t>
-      </w:r>
-      <w:proofErr w:type="spellStart"/>
-      <w:r>
-        <w:rPr>
-          <w:sz w:val="28"/>
-          <w:szCs w:val="28"/>
-          <w:lang w:val="en-US"/>
-        </w:rPr>
-        <w:t>TotalScore</w:t>
-      </w:r>
-      <w:proofErr w:type="spellEnd"/>
-      <w:r>
-        <w:rPr>
-          <w:sz w:val="28"/>
-          <w:szCs w:val="28"/>
-          <w:lang w:val="en-US"/>
-        </w:rPr>
-        <w:t>)</w:t>
+        <w:t xml:space="preserve">If the MR objectID is from TeamA  in the Prescription , then it should update with the TeamA Name and the TeamAScore </w:t>
+      </w:r>
+      <w:r>
+        <w:rPr>
+          <w:sz w:val="28"/>
+          <w:szCs w:val="28"/>
+          <w:lang w:val="en-US"/>
+        </w:rPr>
+        <w:t>(TotalScore)</w:t>
       </w:r>
     </w:p>
     <w:p>
@@ -2621,79 +1378,7 @@
           <w:szCs w:val="28"/>
           <w:lang w:val="en-US"/>
         </w:rPr>
-        <w:t xml:space="preserve">Either if it is </w:t>
-      </w:r>
-      <w:proofErr w:type="spellStart"/>
-      <w:r>
-        <w:rPr>
-          <w:sz w:val="28"/>
-          <w:szCs w:val="28"/>
-          <w:lang w:val="en-US"/>
-        </w:rPr>
-        <w:t>TeamB</w:t>
-      </w:r>
-      <w:proofErr w:type="spellEnd"/>
-      <w:r>
-        <w:rPr>
-          <w:sz w:val="28"/>
-          <w:szCs w:val="28"/>
-          <w:lang w:val="en-US"/>
-        </w:rPr>
-        <w:t xml:space="preserve"> MR then it should update with the Same for it with the </w:t>
-      </w:r>
-      <w:proofErr w:type="spellStart"/>
-      <w:r>
-        <w:rPr>
-          <w:sz w:val="28"/>
-          <w:szCs w:val="28"/>
-          <w:lang w:val="en-US"/>
-        </w:rPr>
-        <w:t>TeamB</w:t>
-      </w:r>
-      <w:proofErr w:type="spellEnd"/>
-      <w:r>
-        <w:rPr>
-          <w:sz w:val="28"/>
-          <w:szCs w:val="28"/>
-          <w:lang w:val="en-US"/>
-        </w:rPr>
-        <w:t xml:space="preserve"> Name and </w:t>
-      </w:r>
-      <w:proofErr w:type="spellStart"/>
-      <w:r>
-        <w:rPr>
-          <w:sz w:val="28"/>
-          <w:szCs w:val="28"/>
-          <w:lang w:val="en-US"/>
-        </w:rPr>
-        <w:t>TeamBScore</w:t>
-      </w:r>
-      <w:proofErr w:type="spellEnd"/>
-      <w:r>
-        <w:rPr>
-          <w:sz w:val="28"/>
-          <w:szCs w:val="28"/>
-          <w:lang w:val="en-US"/>
-        </w:rPr>
-        <w:t xml:space="preserve"> (</w:t>
-      </w:r>
-      <w:proofErr w:type="spellStart"/>
-      <w:r>
-        <w:rPr>
-          <w:sz w:val="28"/>
-          <w:szCs w:val="28"/>
-          <w:lang w:val="en-US"/>
-        </w:rPr>
-        <w:t>TotalScore</w:t>
-      </w:r>
-      <w:proofErr w:type="spellEnd"/>
-      <w:r>
-        <w:rPr>
-          <w:sz w:val="28"/>
-          <w:szCs w:val="28"/>
-          <w:lang w:val="en-US"/>
-        </w:rPr>
-        <w:t>)</w:t>
+        <w:t>Either if it is TeamB MR then it should update with the Same for it with the TeamB Name and TeamBScore (TotalScore)</w:t>
       </w:r>
     </w:p>
     <w:p>
@@ -2715,43 +1400,7 @@
           <w:szCs w:val="28"/>
           <w:lang w:val="en-US"/>
         </w:rPr>
-        <w:t xml:space="preserve">At the </w:t>
-      </w:r>
-      <w:proofErr w:type="gramStart"/>
-      <w:r>
-        <w:rPr>
-          <w:sz w:val="28"/>
-          <w:szCs w:val="28"/>
-          <w:lang w:val="en-US"/>
-        </w:rPr>
-        <w:t>End ,</w:t>
-      </w:r>
-      <w:proofErr w:type="gramEnd"/>
-      <w:r>
-        <w:rPr>
-          <w:sz w:val="28"/>
-          <w:szCs w:val="28"/>
-          <w:lang w:val="en-US"/>
-        </w:rPr>
-        <w:t xml:space="preserve"> think the logic for the Result and compare the both team Scores and show the Result with showing their </w:t>
-      </w:r>
-      <w:proofErr w:type="spellStart"/>
-      <w:r>
-        <w:rPr>
-          <w:sz w:val="28"/>
-          <w:szCs w:val="28"/>
-          <w:lang w:val="en-US"/>
-        </w:rPr>
-        <w:t>TeamNames</w:t>
-      </w:r>
-      <w:proofErr w:type="spellEnd"/>
-      <w:r>
-        <w:rPr>
-          <w:sz w:val="28"/>
-          <w:szCs w:val="28"/>
-          <w:lang w:val="en-US"/>
-        </w:rPr>
-        <w:t xml:space="preserve"> in it respectively </w:t>
+        <w:t xml:space="preserve">At the End , think the logic for the Result and compare the both team Scores and show the Result with showing their TeamNames in it respectively </w:t>
       </w:r>
     </w:p>
     <w:p>
@@ -2844,7 +1493,6 @@
         </w:rPr>
         <w:t xml:space="preserve">: Get the </w:t>
       </w:r>
-      <w:proofErr w:type="spellStart"/>
       <w:r>
         <w:rPr>
           <w:sz w:val="28"/>
@@ -2854,7 +1502,6 @@
         </w:rPr>
         <w:t>MRScoreEachMatch</w:t>
       </w:r>
-      <w:proofErr w:type="spellEnd"/>
       <w:r>
         <w:rPr>
           <w:sz w:val="28"/>
@@ -2893,18 +1540,8 @@
           <w:szCs w:val="28"/>
           <w:lang w:val="en-US"/>
         </w:rPr>
-        <w:t xml:space="preserve">Create the Schema in MR Field named as </w:t>
-      </w:r>
-      <w:proofErr w:type="spellStart"/>
-      <w:r>
-        <w:rPr>
-          <w:sz w:val="28"/>
-          <w:szCs w:val="28"/>
-          <w:lang w:val="en-US"/>
-        </w:rPr>
-        <w:t>MrScoreEachMatch</w:t>
-      </w:r>
-      <w:proofErr w:type="spellEnd"/>
+        <w:t>Create the Schema in MR Field named as MrScoreEachMatch</w:t>
+      </w:r>
     </w:p>
     <w:p>
       <w:pPr>
@@ -2925,155 +1562,7 @@
           <w:szCs w:val="28"/>
           <w:lang w:val="en-US"/>
         </w:rPr>
-        <w:t xml:space="preserve">Get the </w:t>
-      </w:r>
-      <w:proofErr w:type="spellStart"/>
-      <w:proofErr w:type="gramStart"/>
-      <w:r>
-        <w:rPr>
-          <w:sz w:val="28"/>
-          <w:szCs w:val="28"/>
-          <w:lang w:val="en-US"/>
-        </w:rPr>
-        <w:t>MatchID</w:t>
-      </w:r>
-      <w:proofErr w:type="spellEnd"/>
-      <w:r>
-        <w:rPr>
-          <w:sz w:val="28"/>
-          <w:szCs w:val="28"/>
-          <w:lang w:val="en-US"/>
-        </w:rPr>
-        <w:t xml:space="preserve"> ,</w:t>
-      </w:r>
-      <w:proofErr w:type="gramEnd"/>
-      <w:r>
-        <w:rPr>
-          <w:sz w:val="28"/>
-          <w:szCs w:val="28"/>
-          <w:lang w:val="en-US"/>
-        </w:rPr>
-        <w:t xml:space="preserve"> </w:t>
-      </w:r>
-      <w:proofErr w:type="spellStart"/>
-      <w:proofErr w:type="gramStart"/>
-      <w:r>
-        <w:rPr>
-          <w:sz w:val="28"/>
-          <w:szCs w:val="28"/>
-          <w:lang w:val="en-US"/>
-        </w:rPr>
-        <w:t>roomID</w:t>
-      </w:r>
-      <w:proofErr w:type="spellEnd"/>
-      <w:r>
-        <w:rPr>
-          <w:sz w:val="28"/>
-          <w:szCs w:val="28"/>
-          <w:lang w:val="en-US"/>
-        </w:rPr>
-        <w:t xml:space="preserve"> ,</w:t>
-      </w:r>
-      <w:proofErr w:type="gramEnd"/>
-      <w:r>
-        <w:rPr>
-          <w:sz w:val="28"/>
-          <w:szCs w:val="28"/>
-          <w:lang w:val="en-US"/>
-        </w:rPr>
-        <w:t xml:space="preserve"> </w:t>
-      </w:r>
-      <w:proofErr w:type="spellStart"/>
-      <w:r>
-        <w:rPr>
-          <w:sz w:val="28"/>
-          <w:szCs w:val="28"/>
-          <w:lang w:val="en-US"/>
-        </w:rPr>
-        <w:t>startDate</w:t>
-      </w:r>
-      <w:proofErr w:type="spellEnd"/>
-      <w:r>
-        <w:rPr>
-          <w:sz w:val="28"/>
-          <w:szCs w:val="28"/>
-          <w:lang w:val="en-US"/>
-        </w:rPr>
-        <w:t xml:space="preserve">, </w:t>
-      </w:r>
-      <w:proofErr w:type="spellStart"/>
-      <w:proofErr w:type="gramStart"/>
-      <w:r>
-        <w:rPr>
-          <w:sz w:val="28"/>
-          <w:szCs w:val="28"/>
-          <w:lang w:val="en-US"/>
-        </w:rPr>
-        <w:t>endDate</w:t>
-      </w:r>
-      <w:proofErr w:type="spellEnd"/>
-      <w:r>
-        <w:rPr>
-          <w:sz w:val="28"/>
-          <w:szCs w:val="28"/>
-          <w:lang w:val="en-US"/>
-        </w:rPr>
-        <w:t xml:space="preserve"> ,</w:t>
-      </w:r>
-      <w:proofErr w:type="gramEnd"/>
-      <w:r>
-        <w:rPr>
-          <w:sz w:val="28"/>
-          <w:szCs w:val="28"/>
-          <w:lang w:val="en-US"/>
-        </w:rPr>
-        <w:t xml:space="preserve"> results and stats with </w:t>
-      </w:r>
-      <w:proofErr w:type="spellStart"/>
-      <w:proofErr w:type="gramStart"/>
-      <w:r>
-        <w:rPr>
-          <w:sz w:val="28"/>
-          <w:szCs w:val="28"/>
-          <w:lang w:val="en-US"/>
-        </w:rPr>
-        <w:t>it</w:t>
-      </w:r>
-      <w:proofErr w:type="gramEnd"/>
-      <w:r>
-        <w:rPr>
-          <w:sz w:val="28"/>
-          <w:szCs w:val="28"/>
-          <w:lang w:val="en-US"/>
-        </w:rPr>
-        <w:t xml:space="preserve"> s</w:t>
-      </w:r>
-      <w:proofErr w:type="spellEnd"/>
-      <w:r>
-        <w:rPr>
-          <w:sz w:val="28"/>
-          <w:szCs w:val="28"/>
-          <w:lang w:val="en-US"/>
-        </w:rPr>
-        <w:t xml:space="preserve"> </w:t>
-      </w:r>
-      <w:proofErr w:type="gramStart"/>
-      <w:r>
-        <w:rPr>
-          <w:sz w:val="28"/>
-          <w:szCs w:val="28"/>
-          <w:lang w:val="en-US"/>
-        </w:rPr>
-        <w:t>runs ,</w:t>
-      </w:r>
-      <w:proofErr w:type="gramEnd"/>
-      <w:r>
-        <w:rPr>
-          <w:sz w:val="28"/>
-          <w:szCs w:val="28"/>
-          <w:lang w:val="en-US"/>
-        </w:rPr>
-        <w:t xml:space="preserve"> sixes and fours</w:t>
+        <w:t>Get the MatchID , roomID , startDate, endDate , results and stats with it s runs , sixes and fours</w:t>
       </w:r>
     </w:p>
     <w:p>
@@ -3167,216 +1656,8 @@
           <w:szCs w:val="28"/>
           <w:lang w:val="en-US"/>
         </w:rPr>
-        <w:t xml:space="preserve">Now in </w:t>
-      </w:r>
-      <w:proofErr w:type="gramStart"/>
-      <w:r>
-        <w:rPr>
-          <w:sz w:val="28"/>
-          <w:szCs w:val="28"/>
-          <w:lang w:val="en-US"/>
-        </w:rPr>
-        <w:t>this ,</w:t>
-      </w:r>
-      <w:proofErr w:type="gramEnd"/>
-      <w:r>
-        <w:rPr>
-          <w:sz w:val="28"/>
-          <w:szCs w:val="28"/>
-          <w:lang w:val="en-US"/>
-        </w:rPr>
-        <w:t xml:space="preserve"> </w:t>
-      </w:r>
-      <w:proofErr w:type="gramStart"/>
-      <w:r>
-        <w:rPr>
-          <w:sz w:val="28"/>
-          <w:szCs w:val="28"/>
-          <w:lang w:val="en-US"/>
-        </w:rPr>
-        <w:t>After</w:t>
-      </w:r>
-      <w:proofErr w:type="gramEnd"/>
-      <w:r>
-        <w:rPr>
-          <w:sz w:val="28"/>
-          <w:szCs w:val="28"/>
-          <w:lang w:val="en-US"/>
-        </w:rPr>
-        <w:t xml:space="preserve"> getting the </w:t>
-      </w:r>
-      <w:proofErr w:type="gramStart"/>
-      <w:r>
-        <w:rPr>
-          <w:sz w:val="28"/>
-          <w:szCs w:val="28"/>
-          <w:lang w:val="en-US"/>
-        </w:rPr>
-        <w:t>schema ,</w:t>
-      </w:r>
-      <w:proofErr w:type="gramEnd"/>
-      <w:r>
-        <w:rPr>
-          <w:sz w:val="28"/>
-          <w:szCs w:val="28"/>
-          <w:lang w:val="en-US"/>
-        </w:rPr>
-        <w:t xml:space="preserve"> go into the prescription and get the </w:t>
-      </w:r>
-      <w:proofErr w:type="spellStart"/>
-      <w:r>
-        <w:rPr>
-          <w:sz w:val="28"/>
-          <w:szCs w:val="28"/>
-          <w:lang w:val="en-US"/>
-        </w:rPr>
-        <w:t>matchID</w:t>
-      </w:r>
-      <w:proofErr w:type="spellEnd"/>
-      <w:r>
-        <w:rPr>
-          <w:sz w:val="28"/>
-          <w:szCs w:val="28"/>
-          <w:lang w:val="en-US"/>
-        </w:rPr>
-        <w:t xml:space="preserve"> from the matches and the </w:t>
-      </w:r>
-      <w:proofErr w:type="spellStart"/>
-      <w:r>
-        <w:rPr>
-          <w:sz w:val="28"/>
-          <w:szCs w:val="28"/>
-          <w:lang w:val="en-US"/>
-        </w:rPr>
-        <w:t>roomID</w:t>
-      </w:r>
-      <w:proofErr w:type="spellEnd"/>
-      <w:r>
-        <w:rPr>
-          <w:sz w:val="28"/>
-          <w:szCs w:val="28"/>
-          <w:lang w:val="en-US"/>
-        </w:rPr>
-        <w:t xml:space="preserve"> too, so </w:t>
-      </w:r>
-      <w:proofErr w:type="gramStart"/>
-      <w:r>
-        <w:rPr>
-          <w:sz w:val="28"/>
-          <w:szCs w:val="28"/>
-          <w:lang w:val="en-US"/>
-        </w:rPr>
-        <w:t>that ,</w:t>
-      </w:r>
-      <w:proofErr w:type="gramEnd"/>
-      <w:r>
-        <w:rPr>
-          <w:sz w:val="28"/>
-          <w:szCs w:val="28"/>
-          <w:lang w:val="en-US"/>
-        </w:rPr>
-        <w:t xml:space="preserve"> we can find </w:t>
-      </w:r>
-      <w:proofErr w:type="gramStart"/>
-      <w:r>
-        <w:rPr>
-          <w:sz w:val="28"/>
-          <w:szCs w:val="28"/>
-          <w:lang w:val="en-US"/>
-        </w:rPr>
-        <w:t>that ,</w:t>
-      </w:r>
-      <w:proofErr w:type="gramEnd"/>
-      <w:r>
-        <w:rPr>
-          <w:sz w:val="28"/>
-          <w:szCs w:val="28"/>
-          <w:lang w:val="en-US"/>
-        </w:rPr>
-        <w:t xml:space="preserve"> at which </w:t>
-      </w:r>
-      <w:proofErr w:type="gramStart"/>
-      <w:r>
-        <w:rPr>
-          <w:sz w:val="28"/>
-          <w:szCs w:val="28"/>
-          <w:lang w:val="en-US"/>
-        </w:rPr>
-        <w:t>match ,</w:t>
-      </w:r>
-      <w:proofErr w:type="gramEnd"/>
-      <w:r>
-        <w:rPr>
-          <w:sz w:val="28"/>
-          <w:szCs w:val="28"/>
-          <w:lang w:val="en-US"/>
-        </w:rPr>
-        <w:t xml:space="preserve"> which MR has played with their specific personal </w:t>
-      </w:r>
-      <w:proofErr w:type="gramStart"/>
-      <w:r>
-        <w:rPr>
-          <w:sz w:val="28"/>
-          <w:szCs w:val="28"/>
-          <w:lang w:val="en-US"/>
-        </w:rPr>
-        <w:t>runs ,</w:t>
-      </w:r>
-      <w:proofErr w:type="gramEnd"/>
-      <w:r>
-        <w:rPr>
-          <w:sz w:val="28"/>
-          <w:szCs w:val="28"/>
-          <w:lang w:val="en-US"/>
-        </w:rPr>
-        <w:t xml:space="preserve"> sixes and fours through their </w:t>
-      </w:r>
-      <w:proofErr w:type="spellStart"/>
-      <w:r>
-        <w:rPr>
-          <w:sz w:val="28"/>
-          <w:szCs w:val="28"/>
-          <w:lang w:val="en-US"/>
-        </w:rPr>
-        <w:t>matchID</w:t>
-      </w:r>
-      <w:proofErr w:type="spellEnd"/>
-      <w:r>
-        <w:rPr>
-          <w:sz w:val="28"/>
-          <w:szCs w:val="28"/>
-          <w:lang w:val="en-US"/>
-        </w:rPr>
-        <w:t xml:space="preserve"> and </w:t>
-      </w:r>
-      <w:proofErr w:type="spellStart"/>
-      <w:r>
-        <w:rPr>
-          <w:sz w:val="28"/>
-          <w:szCs w:val="28"/>
-          <w:lang w:val="en-US"/>
-        </w:rPr>
-        <w:t>startDate</w:t>
-      </w:r>
-      <w:proofErr w:type="spellEnd"/>
-      <w:r>
-        <w:rPr>
-          <w:sz w:val="28"/>
-          <w:szCs w:val="28"/>
-          <w:lang w:val="en-US"/>
-        </w:rPr>
-        <w:t xml:space="preserve"> and </w:t>
-      </w:r>
-      <w:proofErr w:type="spellStart"/>
-      <w:r>
-        <w:rPr>
-          <w:sz w:val="28"/>
-          <w:szCs w:val="28"/>
-          <w:lang w:val="en-US"/>
-        </w:rPr>
-        <w:t>EndDate</w:t>
-      </w:r>
-      <w:proofErr w:type="spellEnd"/>
+        <w:t>Now in this , After getting the schema , go into the prescription and get the matchID from the matches and the roomID too, so that , we can find that , at which match , which MR has played with their specific personal runs , sixes and fours through their matchID and startDate and EndDate</w:t>
+      </w:r>
     </w:p>
     <w:p>
       <w:pPr>
@@ -3407,25 +1688,7 @@
           <w:szCs w:val="28"/>
           <w:lang w:val="en-US"/>
         </w:rPr>
-        <w:t xml:space="preserve">If you got </w:t>
-      </w:r>
-      <w:proofErr w:type="gramStart"/>
-      <w:r>
-        <w:rPr>
-          <w:sz w:val="28"/>
-          <w:szCs w:val="28"/>
-          <w:lang w:val="en-US"/>
-        </w:rPr>
-        <w:t>then ,</w:t>
-      </w:r>
-      <w:proofErr w:type="gramEnd"/>
-      <w:r>
-        <w:rPr>
-          <w:sz w:val="28"/>
-          <w:szCs w:val="28"/>
-          <w:lang w:val="en-US"/>
-        </w:rPr>
-        <w:t xml:space="preserve"> hit the API and get the personal Score for each MR in it and store into the MR Database</w:t>
+        <w:t>If you got then , hit the API and get the personal Score for each MR in it and store into the MR Database</w:t>
       </w:r>
     </w:p>
     <w:p>
@@ -3474,52 +1737,15 @@
           <w:lang w:val="en-US"/>
         </w:rPr>
         <w:lastRenderedPageBreak/>
-        <w:t xml:space="preserve">Step </w:t>
-      </w:r>
-      <w:proofErr w:type="gramStart"/>
-      <w:r>
-        <w:rPr>
-          <w:sz w:val="28"/>
-          <w:szCs w:val="28"/>
-          <w:highlight w:val="green"/>
-          <w:lang w:val="en-US"/>
-        </w:rPr>
-        <w:t>8</w:t>
-      </w:r>
-      <w:r>
-        <w:rPr>
-          <w:sz w:val="28"/>
-          <w:szCs w:val="28"/>
-          <w:lang w:val="en-US"/>
-        </w:rPr>
-        <w:t xml:space="preserve"> :</w:t>
-      </w:r>
-      <w:proofErr w:type="gramEnd"/>
-      <w:r>
-        <w:rPr>
-          <w:sz w:val="28"/>
-          <w:szCs w:val="28"/>
-          <w:lang w:val="en-US"/>
-        </w:rPr>
-        <w:t xml:space="preserve"> </w:t>
-      </w:r>
-      <w:proofErr w:type="spellStart"/>
-      <w:r>
-        <w:rPr>
-          <w:sz w:val="28"/>
-          <w:szCs w:val="28"/>
-          <w:lang w:val="en-US"/>
-        </w:rPr>
-        <w:t>Websocket</w:t>
-      </w:r>
-      <w:proofErr w:type="spellEnd"/>
-      <w:r>
-        <w:rPr>
-          <w:sz w:val="28"/>
-          <w:szCs w:val="28"/>
-          <w:lang w:val="en-US"/>
-        </w:rPr>
-        <w:t xml:space="preserve"> installation and show the live Data in Frontend</w:t>
+        <w:t>Step 8</w:t>
+      </w:r>
+      <w:r>
+        <w:rPr>
+          <w:sz w:val="28"/>
+          <w:szCs w:val="28"/>
+          <w:lang w:val="en-US"/>
+        </w:rPr>
+        <w:t xml:space="preserve"> : Websocket installation and show the live Data in Frontend</w:t>
       </w:r>
     </w:p>
     <w:p>
@@ -3541,25 +1767,7 @@
           <w:szCs w:val="28"/>
           <w:lang w:val="en-US"/>
         </w:rPr>
-        <w:t xml:space="preserve">Install the </w:t>
-      </w:r>
-      <w:proofErr w:type="spellStart"/>
-      <w:r>
-        <w:rPr>
-          <w:sz w:val="28"/>
-          <w:szCs w:val="28"/>
-          <w:lang w:val="en-US"/>
-        </w:rPr>
-        <w:t>websocket</w:t>
-      </w:r>
-      <w:proofErr w:type="spellEnd"/>
-      <w:r>
-        <w:rPr>
-          <w:sz w:val="28"/>
-          <w:szCs w:val="28"/>
-          <w:lang w:val="en-US"/>
-        </w:rPr>
-        <w:t xml:space="preserve"> in the project with </w:t>
+        <w:t xml:space="preserve">Install the websocket in the project with </w:t>
       </w:r>
       <w:r>
         <w:rPr>
@@ -3569,51 +1777,7 @@
           <w:highlight w:val="red"/>
           <w:lang w:val="en-US"/>
         </w:rPr>
-        <w:t>“</w:t>
-      </w:r>
-      <w:proofErr w:type="spellStart"/>
-      <w:r>
-        <w:rPr>
-          <w:color w:val="000000" w:themeColor="text1"/>
-          <w:sz w:val="28"/>
-          <w:szCs w:val="28"/>
-          <w:highlight w:val="red"/>
-          <w:lang w:val="en-US"/>
-        </w:rPr>
-        <w:t>npm</w:t>
-      </w:r>
-      <w:proofErr w:type="spellEnd"/>
-      <w:r>
-        <w:rPr>
-          <w:color w:val="000000" w:themeColor="text1"/>
-          <w:sz w:val="28"/>
-          <w:szCs w:val="28"/>
-          <w:highlight w:val="red"/>
-          <w:lang w:val="en-US"/>
-        </w:rPr>
-        <w:t xml:space="preserve"> </w:t>
-      </w:r>
-      <w:proofErr w:type="spellStart"/>
-      <w:r>
-        <w:rPr>
-          <w:color w:val="000000" w:themeColor="text1"/>
-          <w:sz w:val="28"/>
-          <w:szCs w:val="28"/>
-          <w:highlight w:val="red"/>
-          <w:lang w:val="en-US"/>
-        </w:rPr>
-        <w:t>i</w:t>
-      </w:r>
-      <w:proofErr w:type="spellEnd"/>
-      <w:r>
-        <w:rPr>
-          <w:color w:val="000000" w:themeColor="text1"/>
-          <w:sz w:val="28"/>
-          <w:szCs w:val="28"/>
-          <w:highlight w:val="red"/>
-          <w:lang w:val="en-US"/>
-        </w:rPr>
-        <w:t xml:space="preserve"> socket.io”</w:t>
+        <w:t>“npm i socket.io”</w:t>
       </w:r>
     </w:p>
     <w:p>
@@ -3636,27 +1800,7 @@
           <w:szCs w:val="28"/>
           <w:lang w:val="en-US"/>
         </w:rPr>
-        <w:t xml:space="preserve">Add into the </w:t>
-      </w:r>
-      <w:proofErr w:type="gramStart"/>
-      <w:r>
-        <w:rPr>
-          <w:color w:val="000000" w:themeColor="text1"/>
-          <w:sz w:val="28"/>
-          <w:szCs w:val="28"/>
-          <w:lang w:val="en-US"/>
-        </w:rPr>
-        <w:t>Server.js ,</w:t>
-      </w:r>
-      <w:proofErr w:type="gramEnd"/>
-      <w:r>
-        <w:rPr>
-          <w:color w:val="000000" w:themeColor="text1"/>
-          <w:sz w:val="28"/>
-          <w:szCs w:val="28"/>
-          <w:lang w:val="en-US"/>
-        </w:rPr>
-        <w:t xml:space="preserve"> and exchange with the local server </w:t>
+        <w:t xml:space="preserve">Add into the Server.js , and exchange with the local server </w:t>
       </w:r>
     </w:p>
     <w:p>
@@ -3679,27 +1823,7 @@
           <w:szCs w:val="28"/>
           <w:lang w:val="en-US"/>
         </w:rPr>
-        <w:t xml:space="preserve">Make a setup of </w:t>
-      </w:r>
-      <w:proofErr w:type="spellStart"/>
-      <w:r>
-        <w:rPr>
-          <w:color w:val="000000" w:themeColor="text1"/>
-          <w:sz w:val="28"/>
-          <w:szCs w:val="28"/>
-          <w:lang w:val="en-US"/>
-        </w:rPr>
-        <w:t>Websocket</w:t>
-      </w:r>
-      <w:proofErr w:type="spellEnd"/>
-      <w:r>
-        <w:rPr>
-          <w:color w:val="000000" w:themeColor="text1"/>
-          <w:sz w:val="28"/>
-          <w:szCs w:val="28"/>
-          <w:lang w:val="en-US"/>
-        </w:rPr>
-        <w:t xml:space="preserve"> io in the server.js and in the prescription too</w:t>
+        <w:t>Make a setup of Websocket io in the server.js and in the prescription too</w:t>
       </w:r>
     </w:p>
     <w:p>
@@ -3791,25 +1915,7 @@
           <w:szCs w:val="28"/>
           <w:lang w:val="en-US"/>
         </w:rPr>
-        <w:t xml:space="preserve">Make a frontend with React.js and attach the </w:t>
-      </w:r>
-      <w:proofErr w:type="spellStart"/>
-      <w:r>
-        <w:rPr>
-          <w:sz w:val="28"/>
-          <w:szCs w:val="28"/>
-          <w:lang w:val="en-US"/>
-        </w:rPr>
-        <w:t>websocket</w:t>
-      </w:r>
-      <w:proofErr w:type="spellEnd"/>
-      <w:r>
-        <w:rPr>
-          <w:sz w:val="28"/>
-          <w:szCs w:val="28"/>
-          <w:lang w:val="en-US"/>
-        </w:rPr>
-        <w:t xml:space="preserve"> with the frontend part and display the prescription lively in i</w:t>
+        <w:t>Make a frontend with React.js and attach the websocket with the frontend part and display the prescription lively in i</w:t>
       </w:r>
       <w:r>
         <w:rPr>
@@ -3897,7 +2003,6 @@
           <w:lang w:val="en-US"/>
         </w:rPr>
       </w:pPr>
-      <w:proofErr w:type="gramStart"/>
       <w:r>
         <w:rPr>
           <w:sz w:val="28"/>
@@ -3905,77 +2010,7 @@
           <w:highlight w:val="red"/>
           <w:lang w:val="en-US"/>
         </w:rPr>
-        <w:t>Note :</w:t>
-      </w:r>
-      <w:proofErr w:type="gramEnd"/>
-      <w:r>
-        <w:rPr>
-          <w:sz w:val="28"/>
-          <w:szCs w:val="28"/>
-          <w:highlight w:val="red"/>
-          <w:lang w:val="en-US"/>
-        </w:rPr>
-        <w:t xml:space="preserve">- </w:t>
-      </w:r>
-      <w:proofErr w:type="spellStart"/>
-      <w:r>
-        <w:rPr>
-          <w:sz w:val="28"/>
-          <w:szCs w:val="28"/>
-          <w:highlight w:val="red"/>
-          <w:lang w:val="en-US"/>
-        </w:rPr>
-        <w:t>Websocket</w:t>
-      </w:r>
-      <w:proofErr w:type="spellEnd"/>
-      <w:r>
-        <w:rPr>
-          <w:sz w:val="28"/>
-          <w:szCs w:val="28"/>
-          <w:highlight w:val="red"/>
-          <w:lang w:val="en-US"/>
-        </w:rPr>
-        <w:t xml:space="preserve"> blocks the port no. </w:t>
-      </w:r>
-      <w:proofErr w:type="gramStart"/>
-      <w:r>
-        <w:rPr>
-          <w:sz w:val="28"/>
-          <w:szCs w:val="28"/>
-          <w:highlight w:val="red"/>
-          <w:lang w:val="en-US"/>
-        </w:rPr>
-        <w:t>6000 ,</w:t>
-      </w:r>
-      <w:proofErr w:type="gramEnd"/>
-      <w:r>
-        <w:rPr>
-          <w:sz w:val="28"/>
-          <w:szCs w:val="28"/>
-          <w:highlight w:val="red"/>
-          <w:lang w:val="en-US"/>
-        </w:rPr>
-        <w:t xml:space="preserve"> it does not </w:t>
-      </w:r>
-      <w:proofErr w:type="gramStart"/>
-      <w:r>
-        <w:rPr>
-          <w:sz w:val="28"/>
-          <w:szCs w:val="28"/>
-          <w:highlight w:val="red"/>
-          <w:lang w:val="en-US"/>
-        </w:rPr>
-        <w:t>runs</w:t>
-      </w:r>
-      <w:proofErr w:type="gramEnd"/>
-      <w:r>
-        <w:rPr>
-          <w:sz w:val="28"/>
-          <w:szCs w:val="28"/>
-          <w:highlight w:val="red"/>
-          <w:lang w:val="en-US"/>
-        </w:rPr>
-        <w:t xml:space="preserve"> on this port</w:t>
+        <w:t>Note :- Websocket blocks the port no. 6000 , it does not runs on this port</w:t>
       </w:r>
       <w:r>
         <w:rPr>
@@ -4010,19 +2045,8 @@
           <w:highlight w:val="green"/>
           <w:lang w:val="en-US"/>
         </w:rPr>
-        <w:t xml:space="preserve">Step </w:t>
-      </w:r>
-      <w:proofErr w:type="gramStart"/>
-      <w:r>
-        <w:rPr>
-          <w:sz w:val="28"/>
-          <w:szCs w:val="28"/>
-          <w:highlight w:val="green"/>
-          <w:lang w:val="en-US"/>
-        </w:rPr>
-        <w:t>9 :</w:t>
-      </w:r>
-      <w:proofErr w:type="gramEnd"/>
+        <w:t>Step 9 :</w:t>
+      </w:r>
       <w:r>
         <w:rPr>
           <w:sz w:val="28"/>
@@ -4069,35 +2093,7 @@
           <w:szCs w:val="28"/>
           <w:lang w:val="en-US"/>
         </w:rPr>
-        <w:t xml:space="preserve">Now Create a new GET API </w:t>
-      </w:r>
-      <w:proofErr w:type="spellStart"/>
-      <w:proofErr w:type="gramStart"/>
-      <w:r>
-        <w:rPr>
-          <w:sz w:val="28"/>
-          <w:szCs w:val="28"/>
-          <w:lang w:val="en-US"/>
-        </w:rPr>
-        <w:t>url</w:t>
-      </w:r>
-      <w:proofErr w:type="spellEnd"/>
-      <w:r>
-        <w:rPr>
-          <w:sz w:val="28"/>
-          <w:szCs w:val="28"/>
-          <w:lang w:val="en-US"/>
-        </w:rPr>
-        <w:t xml:space="preserve"> ,</w:t>
-      </w:r>
-      <w:proofErr w:type="gramEnd"/>
-      <w:r>
-        <w:rPr>
-          <w:sz w:val="28"/>
-          <w:szCs w:val="28"/>
-          <w:lang w:val="en-US"/>
-        </w:rPr>
-        <w:t xml:space="preserve"> with get-prescription/:id  </w:t>
+        <w:t xml:space="preserve">Now Create a new GET API url , with get-prescription/:id  </w:t>
       </w:r>
     </w:p>
     <w:p>
@@ -4119,99 +2115,7 @@
           <w:szCs w:val="28"/>
           <w:lang w:val="en-US"/>
         </w:rPr>
-        <w:t>In Id (</w:t>
-      </w:r>
-      <w:proofErr w:type="spellStart"/>
-      <w:r>
-        <w:rPr>
-          <w:sz w:val="28"/>
-          <w:szCs w:val="28"/>
-          <w:lang w:val="en-US"/>
-        </w:rPr>
-        <w:t>tlm</w:t>
-      </w:r>
-      <w:proofErr w:type="spellEnd"/>
-      <w:r>
-        <w:rPr>
-          <w:sz w:val="28"/>
-          <w:szCs w:val="28"/>
-          <w:lang w:val="en-US"/>
-        </w:rPr>
-        <w:t xml:space="preserve">, </w:t>
-      </w:r>
-      <w:proofErr w:type="spellStart"/>
-      <w:proofErr w:type="gramStart"/>
-      <w:r>
-        <w:rPr>
-          <w:sz w:val="28"/>
-          <w:szCs w:val="28"/>
-          <w:lang w:val="en-US"/>
-        </w:rPr>
-        <w:t>slm</w:t>
-      </w:r>
-      <w:proofErr w:type="spellEnd"/>
-      <w:r>
-        <w:rPr>
-          <w:sz w:val="28"/>
-          <w:szCs w:val="28"/>
-          <w:lang w:val="en-US"/>
-        </w:rPr>
-        <w:t xml:space="preserve"> ,</w:t>
-      </w:r>
-      <w:proofErr w:type="gramEnd"/>
-      <w:r>
-        <w:rPr>
-          <w:sz w:val="28"/>
-          <w:szCs w:val="28"/>
-          <w:lang w:val="en-US"/>
-        </w:rPr>
-        <w:t xml:space="preserve"> </w:t>
-      </w:r>
-      <w:proofErr w:type="spellStart"/>
-      <w:proofErr w:type="gramStart"/>
-      <w:r>
-        <w:rPr>
-          <w:sz w:val="28"/>
-          <w:szCs w:val="28"/>
-          <w:lang w:val="en-US"/>
-        </w:rPr>
-        <w:t>flm</w:t>
-      </w:r>
-      <w:proofErr w:type="spellEnd"/>
-      <w:r>
-        <w:rPr>
-          <w:sz w:val="28"/>
-          <w:szCs w:val="28"/>
-          <w:lang w:val="en-US"/>
-        </w:rPr>
-        <w:t xml:space="preserve"> )</w:t>
-      </w:r>
-      <w:proofErr w:type="gramEnd"/>
-      <w:r>
-        <w:rPr>
-          <w:sz w:val="28"/>
-          <w:szCs w:val="28"/>
-          <w:lang w:val="en-US"/>
-        </w:rPr>
-        <w:t xml:space="preserve"> who ever this boss </w:t>
-      </w:r>
-      <w:proofErr w:type="gramStart"/>
-      <w:r>
-        <w:rPr>
-          <w:sz w:val="28"/>
-          <w:szCs w:val="28"/>
-          <w:lang w:val="en-US"/>
-        </w:rPr>
-        <w:t>is ,</w:t>
-      </w:r>
-      <w:proofErr w:type="gramEnd"/>
-      <w:r>
-        <w:rPr>
-          <w:sz w:val="28"/>
-          <w:szCs w:val="28"/>
-          <w:lang w:val="en-US"/>
-        </w:rPr>
-        <w:t xml:space="preserve"> can only access this API </w:t>
+        <w:t xml:space="preserve">In Id (tlm, slm , flm ) who ever this boss is , can only access this API </w:t>
       </w:r>
     </w:p>
     <w:p>
@@ -4233,25 +2137,7 @@
           <w:szCs w:val="28"/>
           <w:lang w:val="en-US"/>
         </w:rPr>
-        <w:t xml:space="preserve">Now Accessing their bosses </w:t>
-      </w:r>
-      <w:proofErr w:type="gramStart"/>
-      <w:r>
-        <w:rPr>
-          <w:sz w:val="28"/>
-          <w:szCs w:val="28"/>
-          <w:lang w:val="en-US"/>
-        </w:rPr>
-        <w:t>Id ,</w:t>
-      </w:r>
-      <w:proofErr w:type="gramEnd"/>
-      <w:r>
-        <w:rPr>
-          <w:sz w:val="28"/>
-          <w:szCs w:val="28"/>
-          <w:lang w:val="en-US"/>
-        </w:rPr>
-        <w:t xml:space="preserve"> they should see their linked MRs prescription Data Easily </w:t>
+        <w:t xml:space="preserve">Now Accessing their bosses Id , they should see their linked MRs prescription Data Easily </w:t>
       </w:r>
     </w:p>
     <w:p>
@@ -4275,7 +2161,6 @@
         </w:rPr>
         <w:t xml:space="preserve">Add a new field in Prescription with </w:t>
       </w:r>
-      <w:proofErr w:type="gramStart"/>
       <w:r>
         <w:rPr>
           <w:sz w:val="28"/>
@@ -4283,17 +2168,7 @@
           <w:highlight w:val="red"/>
           <w:lang w:val="en-US"/>
         </w:rPr>
-        <w:t>Status :</w:t>
-      </w:r>
-      <w:proofErr w:type="gramEnd"/>
-      <w:r>
-        <w:rPr>
-          <w:sz w:val="28"/>
-          <w:szCs w:val="28"/>
-          <w:highlight w:val="red"/>
-          <w:lang w:val="en-US"/>
-        </w:rPr>
-        <w:t xml:space="preserve"> Pending</w:t>
+        <w:t>Status : Pending</w:t>
       </w:r>
       <w:r>
         <w:rPr>
@@ -4374,25 +2249,7 @@
           <w:szCs w:val="28"/>
           <w:lang w:val="en-US"/>
         </w:rPr>
-        <w:t xml:space="preserve">After making </w:t>
-      </w:r>
-      <w:proofErr w:type="gramStart"/>
-      <w:r>
-        <w:rPr>
-          <w:sz w:val="28"/>
-          <w:szCs w:val="28"/>
-          <w:lang w:val="en-US"/>
-        </w:rPr>
-        <w:t>this ,</w:t>
-      </w:r>
-      <w:proofErr w:type="gramEnd"/>
-      <w:r>
-        <w:rPr>
-          <w:sz w:val="28"/>
-          <w:szCs w:val="28"/>
-          <w:lang w:val="en-US"/>
-        </w:rPr>
-        <w:t xml:space="preserve"> send the response and get the linked MR which have their personal prescription data in it</w:t>
+        <w:t>After making this , send the response and get the linked MR which have their personal prescription data in it</w:t>
       </w:r>
     </w:p>
     <w:p>
@@ -4443,61 +2300,7 @@
           <w:szCs w:val="28"/>
           <w:lang w:val="en-US"/>
         </w:rPr>
-        <w:t xml:space="preserve">Now after </w:t>
-      </w:r>
-      <w:proofErr w:type="gramStart"/>
-      <w:r>
-        <w:rPr>
-          <w:sz w:val="28"/>
-          <w:szCs w:val="28"/>
-          <w:lang w:val="en-US"/>
-        </w:rPr>
-        <w:t>that ,</w:t>
-      </w:r>
-      <w:proofErr w:type="gramEnd"/>
-      <w:r>
-        <w:rPr>
-          <w:sz w:val="28"/>
-          <w:szCs w:val="28"/>
-          <w:lang w:val="en-US"/>
-        </w:rPr>
-        <w:t xml:space="preserve"> you will get the prescription </w:t>
-      </w:r>
-      <w:proofErr w:type="spellStart"/>
-      <w:r>
-        <w:rPr>
-          <w:sz w:val="28"/>
-          <w:szCs w:val="28"/>
-          <w:lang w:val="en-US"/>
-        </w:rPr>
-        <w:t>objectId</w:t>
-      </w:r>
-      <w:proofErr w:type="spellEnd"/>
-      <w:r>
-        <w:rPr>
-          <w:sz w:val="28"/>
-          <w:szCs w:val="28"/>
-          <w:lang w:val="en-US"/>
-        </w:rPr>
-        <w:t xml:space="preserve"> from the get-prescription </w:t>
-      </w:r>
-      <w:proofErr w:type="spellStart"/>
-      <w:r>
-        <w:rPr>
-          <w:sz w:val="28"/>
-          <w:szCs w:val="28"/>
-          <w:lang w:val="en-US"/>
-        </w:rPr>
-        <w:t>api</w:t>
-      </w:r>
-      <w:proofErr w:type="spellEnd"/>
-      <w:r>
-        <w:rPr>
-          <w:sz w:val="28"/>
-          <w:szCs w:val="28"/>
-          <w:lang w:val="en-US"/>
-        </w:rPr>
-        <w:t xml:space="preserve"> </w:t>
+        <w:t xml:space="preserve">Now after that , you will get the prescription objectId from the get-prescription api </w:t>
       </w:r>
     </w:p>
     <w:p>
@@ -4519,25 +2322,7 @@
           <w:szCs w:val="28"/>
           <w:lang w:val="en-US"/>
         </w:rPr>
-        <w:t xml:space="preserve">Pick the prescription id from the case 1 and make a new </w:t>
-      </w:r>
-      <w:proofErr w:type="spellStart"/>
-      <w:r>
-        <w:rPr>
-          <w:sz w:val="28"/>
-          <w:szCs w:val="28"/>
-          <w:lang w:val="en-US"/>
-        </w:rPr>
-        <w:t>api</w:t>
-      </w:r>
-      <w:proofErr w:type="spellEnd"/>
-      <w:r>
-        <w:rPr>
-          <w:sz w:val="28"/>
-          <w:szCs w:val="28"/>
-          <w:lang w:val="en-US"/>
-        </w:rPr>
-        <w:t xml:space="preserve"> with post method </w:t>
+        <w:t xml:space="preserve">Pick the prescription id from the case 1 and make a new api with post method </w:t>
       </w:r>
     </w:p>
     <w:p>
@@ -4621,43 +2406,7 @@
           <w:szCs w:val="28"/>
           <w:lang w:val="en-US"/>
         </w:rPr>
-        <w:t xml:space="preserve">This should also visible to the boss </w:t>
-      </w:r>
-      <w:proofErr w:type="gramStart"/>
-      <w:r>
-        <w:rPr>
-          <w:sz w:val="28"/>
-          <w:szCs w:val="28"/>
-          <w:lang w:val="en-US"/>
-        </w:rPr>
-        <w:t>only ,</w:t>
-      </w:r>
-      <w:proofErr w:type="gramEnd"/>
-      <w:r>
-        <w:rPr>
-          <w:sz w:val="28"/>
-          <w:szCs w:val="28"/>
-          <w:lang w:val="en-US"/>
-        </w:rPr>
-        <w:t xml:space="preserve"> who can </w:t>
-      </w:r>
-      <w:proofErr w:type="gramStart"/>
-      <w:r>
-        <w:rPr>
-          <w:sz w:val="28"/>
-          <w:szCs w:val="28"/>
-          <w:lang w:val="en-US"/>
-        </w:rPr>
-        <w:t>approved</w:t>
-      </w:r>
-      <w:proofErr w:type="gramEnd"/>
-      <w:r>
-        <w:rPr>
-          <w:sz w:val="28"/>
-          <w:szCs w:val="28"/>
-          <w:lang w:val="en-US"/>
-        </w:rPr>
-        <w:t xml:space="preserve"> or reject the MRs prescription in it</w:t>
+        <w:t>This should also visible to the boss only , who can approved or reject the MRs prescription in it</w:t>
       </w:r>
     </w:p>
     <w:p>
@@ -4679,53 +2428,7 @@
           <w:szCs w:val="28"/>
           <w:lang w:val="en-US"/>
         </w:rPr>
-        <w:t xml:space="preserve">In this </w:t>
-      </w:r>
-      <w:proofErr w:type="spellStart"/>
-      <w:proofErr w:type="gramStart"/>
-      <w:r>
-        <w:rPr>
-          <w:sz w:val="28"/>
-          <w:szCs w:val="28"/>
-          <w:lang w:val="en-US"/>
-        </w:rPr>
-        <w:t>url</w:t>
-      </w:r>
-      <w:proofErr w:type="spellEnd"/>
-      <w:r>
-        <w:rPr>
-          <w:sz w:val="28"/>
-          <w:szCs w:val="28"/>
-          <w:lang w:val="en-US"/>
-        </w:rPr>
-        <w:t xml:space="preserve"> ,</w:t>
-      </w:r>
-      <w:proofErr w:type="gramEnd"/>
-      <w:r>
-        <w:rPr>
-          <w:sz w:val="28"/>
-          <w:szCs w:val="28"/>
-          <w:lang w:val="en-US"/>
-        </w:rPr>
-        <w:t xml:space="preserve"> you should take the prescription ID in its </w:t>
-      </w:r>
-      <w:proofErr w:type="spellStart"/>
-      <w:r>
-        <w:rPr>
-          <w:sz w:val="28"/>
-          <w:szCs w:val="28"/>
-          <w:lang w:val="en-US"/>
-        </w:rPr>
-        <w:t>url</w:t>
-      </w:r>
-      <w:proofErr w:type="spellEnd"/>
-      <w:r>
-        <w:rPr>
-          <w:sz w:val="28"/>
-          <w:szCs w:val="28"/>
-          <w:lang w:val="en-US"/>
-        </w:rPr>
-        <w:t xml:space="preserve"> </w:t>
+        <w:t xml:space="preserve">In this url , you should take the prescription ID in its url </w:t>
       </w:r>
     </w:p>
     <w:p>
@@ -4806,79 +2509,7 @@
           <w:szCs w:val="28"/>
           <w:lang w:val="en-US"/>
         </w:rPr>
-        <w:t xml:space="preserve">Now the condition </w:t>
-      </w:r>
-      <w:proofErr w:type="gramStart"/>
-      <w:r>
-        <w:rPr>
-          <w:sz w:val="28"/>
-          <w:szCs w:val="28"/>
-          <w:lang w:val="en-US"/>
-        </w:rPr>
-        <w:t>is ,</w:t>
-      </w:r>
-      <w:proofErr w:type="gramEnd"/>
-      <w:r>
-        <w:rPr>
-          <w:sz w:val="28"/>
-          <w:szCs w:val="28"/>
-          <w:lang w:val="en-US"/>
-        </w:rPr>
-        <w:t xml:space="preserve"> </w:t>
-      </w:r>
-      <w:proofErr w:type="gramStart"/>
-      <w:r>
-        <w:rPr>
-          <w:sz w:val="28"/>
-          <w:szCs w:val="28"/>
-          <w:lang w:val="en-US"/>
-        </w:rPr>
-        <w:t>If</w:t>
-      </w:r>
-      <w:proofErr w:type="gramEnd"/>
-      <w:r>
-        <w:rPr>
-          <w:sz w:val="28"/>
-          <w:szCs w:val="28"/>
-          <w:lang w:val="en-US"/>
-        </w:rPr>
-        <w:t xml:space="preserve"> it is </w:t>
-      </w:r>
-      <w:proofErr w:type="gramStart"/>
-      <w:r>
-        <w:rPr>
-          <w:sz w:val="28"/>
-          <w:szCs w:val="28"/>
-          <w:lang w:val="en-US"/>
-        </w:rPr>
-        <w:t>Approved ,</w:t>
-      </w:r>
-      <w:proofErr w:type="gramEnd"/>
-      <w:r>
-        <w:rPr>
-          <w:sz w:val="28"/>
-          <w:szCs w:val="28"/>
-          <w:lang w:val="en-US"/>
-        </w:rPr>
-        <w:t xml:space="preserve"> then It should be </w:t>
-      </w:r>
-      <w:proofErr w:type="gramStart"/>
-      <w:r>
-        <w:rPr>
-          <w:sz w:val="28"/>
-          <w:szCs w:val="28"/>
-          <w:lang w:val="en-US"/>
-        </w:rPr>
-        <w:t>remain</w:t>
-      </w:r>
-      <w:proofErr w:type="gramEnd"/>
-      <w:r>
-        <w:rPr>
-          <w:sz w:val="28"/>
-          <w:szCs w:val="28"/>
-          <w:lang w:val="en-US"/>
-        </w:rPr>
-        <w:t xml:space="preserve"> as it is </w:t>
+        <w:t xml:space="preserve">Now the condition is , If it is Approved , then It should be remain as it is </w:t>
       </w:r>
     </w:p>
     <w:p>
@@ -4900,43 +2531,7 @@
           <w:szCs w:val="28"/>
           <w:lang w:val="en-US"/>
         </w:rPr>
-        <w:t xml:space="preserve">But if it is </w:t>
-      </w:r>
-      <w:proofErr w:type="gramStart"/>
-      <w:r>
-        <w:rPr>
-          <w:sz w:val="28"/>
-          <w:szCs w:val="28"/>
-          <w:lang w:val="en-US"/>
-        </w:rPr>
-        <w:t>rejected ,</w:t>
-      </w:r>
-      <w:proofErr w:type="gramEnd"/>
-      <w:r>
-        <w:rPr>
-          <w:sz w:val="28"/>
-          <w:szCs w:val="28"/>
-          <w:lang w:val="en-US"/>
-        </w:rPr>
-        <w:t xml:space="preserve"> then it should deduct the score as per the Brand in their MR as well in the matches </w:t>
-      </w:r>
-      <w:proofErr w:type="spellStart"/>
-      <w:r>
-        <w:rPr>
-          <w:sz w:val="28"/>
-          <w:szCs w:val="28"/>
-          <w:lang w:val="en-US"/>
-        </w:rPr>
-        <w:t>Totalscores</w:t>
-      </w:r>
-      <w:proofErr w:type="spellEnd"/>
-      <w:r>
-        <w:rPr>
-          <w:sz w:val="28"/>
-          <w:szCs w:val="28"/>
-          <w:lang w:val="en-US"/>
-        </w:rPr>
-        <w:t xml:space="preserve"> too</w:t>
+        <w:t>But if it is rejected , then it should deduct the score as per the Brand in their MR as well in the matches Totalscores too</w:t>
       </w:r>
     </w:p>
     <w:p>
@@ -4958,61 +2553,7 @@
           <w:szCs w:val="28"/>
           <w:lang w:val="en-US"/>
         </w:rPr>
-        <w:t xml:space="preserve">For </w:t>
-      </w:r>
-      <w:proofErr w:type="spellStart"/>
-      <w:r>
-        <w:rPr>
-          <w:sz w:val="28"/>
-          <w:szCs w:val="28"/>
-          <w:lang w:val="en-US"/>
-        </w:rPr>
-        <w:t>eg.</w:t>
-      </w:r>
-      <w:proofErr w:type="spellEnd"/>
-      <w:r>
-        <w:rPr>
-          <w:sz w:val="28"/>
-          <w:szCs w:val="28"/>
-          <w:lang w:val="en-US"/>
-        </w:rPr>
-        <w:t xml:space="preserve"> If the MR has brand A with 6 </w:t>
-      </w:r>
-      <w:proofErr w:type="gramStart"/>
-      <w:r>
-        <w:rPr>
-          <w:sz w:val="28"/>
-          <w:szCs w:val="28"/>
-          <w:lang w:val="en-US"/>
-        </w:rPr>
-        <w:t>points ,</w:t>
-      </w:r>
-      <w:proofErr w:type="gramEnd"/>
-      <w:r>
-        <w:rPr>
-          <w:sz w:val="28"/>
-          <w:szCs w:val="28"/>
-          <w:lang w:val="en-US"/>
-        </w:rPr>
-        <w:t xml:space="preserve"> and if it is </w:t>
-      </w:r>
-      <w:proofErr w:type="gramStart"/>
-      <w:r>
-        <w:rPr>
-          <w:sz w:val="28"/>
-          <w:szCs w:val="28"/>
-          <w:lang w:val="en-US"/>
-        </w:rPr>
-        <w:t>rejected ,</w:t>
-      </w:r>
-      <w:proofErr w:type="gramEnd"/>
-      <w:r>
-        <w:rPr>
-          <w:sz w:val="28"/>
-          <w:szCs w:val="28"/>
-          <w:lang w:val="en-US"/>
-        </w:rPr>
-        <w:t xml:space="preserve"> then it should deduct the 6 points from that specific MR</w:t>
+        <w:t>For eg. If the MR has brand A with 6 points , and if it is rejected , then it should deduct the 6 points from that specific MR</w:t>
       </w:r>
     </w:p>
     <w:p>
@@ -5034,43 +2575,7 @@
           <w:szCs w:val="28"/>
           <w:lang w:val="en-US"/>
         </w:rPr>
-        <w:t xml:space="preserve">And </w:t>
-      </w:r>
-      <w:proofErr w:type="gramStart"/>
-      <w:r>
-        <w:rPr>
-          <w:sz w:val="28"/>
-          <w:szCs w:val="28"/>
-          <w:lang w:val="en-US"/>
-        </w:rPr>
-        <w:t>also</w:t>
-      </w:r>
-      <w:proofErr w:type="gramEnd"/>
-      <w:r>
-        <w:rPr>
-          <w:sz w:val="28"/>
-          <w:szCs w:val="28"/>
-          <w:lang w:val="en-US"/>
-        </w:rPr>
-        <w:t xml:space="preserve"> it should be </w:t>
-      </w:r>
-      <w:proofErr w:type="gramStart"/>
-      <w:r>
-        <w:rPr>
-          <w:sz w:val="28"/>
-          <w:szCs w:val="28"/>
-          <w:lang w:val="en-US"/>
-        </w:rPr>
-        <w:t>deduct</w:t>
-      </w:r>
-      <w:proofErr w:type="gramEnd"/>
-      <w:r>
-        <w:rPr>
-          <w:sz w:val="28"/>
-          <w:szCs w:val="28"/>
-          <w:lang w:val="en-US"/>
-        </w:rPr>
-        <w:t xml:space="preserve"> from the Match score too</w:t>
+        <w:t>And also it should be deduct from the Match score too</w:t>
       </w:r>
     </w:p>
     <w:p>
@@ -5097,34 +2602,15 @@
           <w:highlight w:val="green"/>
           <w:lang w:val="en-US"/>
         </w:rPr>
-        <w:t xml:space="preserve">Step </w:t>
-      </w:r>
-      <w:proofErr w:type="gramStart"/>
-      <w:r>
-        <w:rPr>
-          <w:sz w:val="28"/>
-          <w:szCs w:val="28"/>
-          <w:highlight w:val="green"/>
-          <w:lang w:val="en-US"/>
-        </w:rPr>
-        <w:t>10</w:t>
-      </w:r>
-      <w:r>
-        <w:rPr>
-          <w:sz w:val="28"/>
-          <w:szCs w:val="28"/>
-          <w:lang w:val="en-US"/>
-        </w:rPr>
-        <w:t xml:space="preserve"> :</w:t>
-      </w:r>
-      <w:proofErr w:type="gramEnd"/>
-      <w:r>
-        <w:rPr>
-          <w:sz w:val="28"/>
-          <w:szCs w:val="28"/>
-          <w:lang w:val="en-US"/>
-        </w:rPr>
-        <w:t xml:space="preserve"> Get the Profile Data </w:t>
+        <w:t>Step 10</w:t>
+      </w:r>
+      <w:r>
+        <w:rPr>
+          <w:sz w:val="28"/>
+          <w:szCs w:val="28"/>
+          <w:lang w:val="en-US"/>
+        </w:rPr>
+        <w:t xml:space="preserve"> : Get the Profile Data </w:t>
       </w:r>
     </w:p>
     <w:p>
@@ -5146,25 +2632,7 @@
           <w:szCs w:val="28"/>
           <w:lang w:val="en-US"/>
         </w:rPr>
-        <w:t xml:space="preserve">Now make </w:t>
-      </w:r>
-      <w:proofErr w:type="gramStart"/>
-      <w:r>
-        <w:rPr>
-          <w:sz w:val="28"/>
-          <w:szCs w:val="28"/>
-          <w:lang w:val="en-US"/>
-        </w:rPr>
-        <w:t>a</w:t>
-      </w:r>
-      <w:proofErr w:type="gramEnd"/>
-      <w:r>
-        <w:rPr>
-          <w:sz w:val="28"/>
-          <w:szCs w:val="28"/>
-          <w:lang w:val="en-US"/>
-        </w:rPr>
-        <w:t xml:space="preserve"> API using GET </w:t>
+        <w:t xml:space="preserve">Now make a API using GET </w:t>
       </w:r>
     </w:p>
     <w:p>
@@ -5186,25 +2654,7 @@
           <w:szCs w:val="28"/>
           <w:lang w:val="en-US"/>
         </w:rPr>
-        <w:t xml:space="preserve">To show the profile of TLM, </w:t>
-      </w:r>
-      <w:proofErr w:type="gramStart"/>
-      <w:r>
-        <w:rPr>
-          <w:sz w:val="28"/>
-          <w:szCs w:val="28"/>
-          <w:lang w:val="en-US"/>
-        </w:rPr>
-        <w:t>SLM ,FLM</w:t>
-      </w:r>
-      <w:proofErr w:type="gramEnd"/>
-      <w:r>
-        <w:rPr>
-          <w:sz w:val="28"/>
-          <w:szCs w:val="28"/>
-          <w:lang w:val="en-US"/>
-        </w:rPr>
-        <w:t xml:space="preserve"> , MR</w:t>
+        <w:t>To show the profile of TLM, SLM ,FLM , MR</w:t>
       </w:r>
     </w:p>
     <w:p>
@@ -5226,61 +2676,7 @@
           <w:szCs w:val="28"/>
           <w:lang w:val="en-US"/>
         </w:rPr>
-        <w:t xml:space="preserve">In </w:t>
-      </w:r>
-      <w:proofErr w:type="gramStart"/>
-      <w:r>
-        <w:rPr>
-          <w:sz w:val="28"/>
-          <w:szCs w:val="28"/>
-          <w:lang w:val="en-US"/>
-        </w:rPr>
-        <w:t>this ,</w:t>
-      </w:r>
-      <w:proofErr w:type="gramEnd"/>
-      <w:r>
-        <w:rPr>
-          <w:sz w:val="28"/>
-          <w:szCs w:val="28"/>
-          <w:lang w:val="en-US"/>
-        </w:rPr>
-        <w:t xml:space="preserve"> </w:t>
-      </w:r>
-      <w:proofErr w:type="gramStart"/>
-      <w:r>
-        <w:rPr>
-          <w:sz w:val="28"/>
-          <w:szCs w:val="28"/>
-          <w:lang w:val="en-US"/>
-        </w:rPr>
-        <w:t>We</w:t>
-      </w:r>
-      <w:proofErr w:type="gramEnd"/>
-      <w:r>
-        <w:rPr>
-          <w:sz w:val="28"/>
-          <w:szCs w:val="28"/>
-          <w:lang w:val="en-US"/>
-        </w:rPr>
-        <w:t xml:space="preserve"> need to show the </w:t>
-      </w:r>
-      <w:proofErr w:type="gramStart"/>
-      <w:r>
-        <w:rPr>
-          <w:sz w:val="28"/>
-          <w:szCs w:val="28"/>
-          <w:lang w:val="en-US"/>
-        </w:rPr>
-        <w:t>profile ,</w:t>
-      </w:r>
-      <w:proofErr w:type="gramEnd"/>
-      <w:r>
-        <w:rPr>
-          <w:sz w:val="28"/>
-          <w:szCs w:val="28"/>
-          <w:lang w:val="en-US"/>
-        </w:rPr>
-        <w:t xml:space="preserve"> with its ID in the URL </w:t>
+        <w:t xml:space="preserve">In this , We need to show the profile , with its ID in the URL </w:t>
       </w:r>
     </w:p>
     <w:p>
@@ -5386,107 +2782,7 @@
           <w:szCs w:val="28"/>
           <w:lang w:val="en-US"/>
         </w:rPr>
-        <w:t xml:space="preserve">Need to show the Details of </w:t>
-      </w:r>
-      <w:proofErr w:type="gramStart"/>
-      <w:r>
-        <w:rPr>
-          <w:sz w:val="28"/>
-          <w:szCs w:val="28"/>
-          <w:lang w:val="en-US"/>
-        </w:rPr>
-        <w:t>Boss ,</w:t>
-      </w:r>
-      <w:proofErr w:type="gramEnd"/>
-      <w:r>
-        <w:rPr>
-          <w:sz w:val="28"/>
-          <w:szCs w:val="28"/>
-          <w:lang w:val="en-US"/>
-        </w:rPr>
-        <w:t xml:space="preserve"> Per </w:t>
-      </w:r>
-      <w:proofErr w:type="gramStart"/>
-      <w:r>
-        <w:rPr>
-          <w:sz w:val="28"/>
-          <w:szCs w:val="28"/>
-          <w:lang w:val="en-US"/>
-        </w:rPr>
-        <w:t>MR ,</w:t>
-      </w:r>
-      <w:proofErr w:type="gramEnd"/>
-      <w:r>
-        <w:rPr>
-          <w:sz w:val="28"/>
-          <w:szCs w:val="28"/>
-          <w:lang w:val="en-US"/>
-        </w:rPr>
-        <w:t xml:space="preserve"> </w:t>
-      </w:r>
-      <w:proofErr w:type="spellStart"/>
-      <w:proofErr w:type="gramStart"/>
-      <w:r>
-        <w:rPr>
-          <w:sz w:val="28"/>
-          <w:szCs w:val="28"/>
-          <w:lang w:val="en-US"/>
-        </w:rPr>
-        <w:t>TotalScore</w:t>
-      </w:r>
-      <w:proofErr w:type="spellEnd"/>
-      <w:r>
-        <w:rPr>
-          <w:sz w:val="28"/>
-          <w:szCs w:val="28"/>
-          <w:lang w:val="en-US"/>
-        </w:rPr>
-        <w:t xml:space="preserve"> ,</w:t>
-      </w:r>
-      <w:proofErr w:type="gramEnd"/>
-      <w:r>
-        <w:rPr>
-          <w:sz w:val="28"/>
-          <w:szCs w:val="28"/>
-          <w:lang w:val="en-US"/>
-        </w:rPr>
-        <w:t xml:space="preserve"> </w:t>
-      </w:r>
-      <w:proofErr w:type="spellStart"/>
-      <w:r>
-        <w:rPr>
-          <w:sz w:val="28"/>
-          <w:szCs w:val="28"/>
-          <w:lang w:val="en-US"/>
-        </w:rPr>
-        <w:t>TotalSixes</w:t>
-      </w:r>
-      <w:proofErr w:type="spellEnd"/>
-      <w:r>
-        <w:rPr>
-          <w:sz w:val="28"/>
-          <w:szCs w:val="28"/>
-          <w:lang w:val="en-US"/>
-        </w:rPr>
-        <w:t xml:space="preserve">, </w:t>
-      </w:r>
-      <w:proofErr w:type="spellStart"/>
-      <w:r>
-        <w:rPr>
-          <w:sz w:val="28"/>
-          <w:szCs w:val="28"/>
-          <w:lang w:val="en-US"/>
-        </w:rPr>
-        <w:t>TotalFours</w:t>
-      </w:r>
-      <w:proofErr w:type="spellEnd"/>
-      <w:r>
-        <w:rPr>
-          <w:sz w:val="28"/>
-          <w:szCs w:val="28"/>
-          <w:lang w:val="en-US"/>
-        </w:rPr>
-        <w:t xml:space="preserve"> in it </w:t>
+        <w:t xml:space="preserve">Need to show the Details of Boss , Per MR , TotalScore , TotalSixes, TotalFours in it </w:t>
       </w:r>
     </w:p>
     <w:p>
@@ -5508,107 +2804,7 @@
           <w:szCs w:val="28"/>
           <w:lang w:val="en-US"/>
         </w:rPr>
-        <w:t xml:space="preserve">As same for MR, it should show the Own </w:t>
-      </w:r>
-      <w:proofErr w:type="gramStart"/>
-      <w:r>
-        <w:rPr>
-          <w:sz w:val="28"/>
-          <w:szCs w:val="28"/>
-          <w:lang w:val="en-US"/>
-        </w:rPr>
-        <w:t>Details ,</w:t>
-      </w:r>
-      <w:proofErr w:type="gramEnd"/>
-      <w:r>
-        <w:rPr>
-          <w:sz w:val="28"/>
-          <w:szCs w:val="28"/>
-          <w:lang w:val="en-US"/>
-        </w:rPr>
-        <w:t xml:space="preserve"> and show the </w:t>
-      </w:r>
-      <w:proofErr w:type="spellStart"/>
-      <w:r>
-        <w:rPr>
-          <w:sz w:val="28"/>
-          <w:szCs w:val="28"/>
-          <w:lang w:val="en-US"/>
-        </w:rPr>
-        <w:t>MrScoreEachMatch</w:t>
-      </w:r>
-      <w:proofErr w:type="spellEnd"/>
-      <w:r>
-        <w:rPr>
-          <w:sz w:val="28"/>
-          <w:szCs w:val="28"/>
-          <w:lang w:val="en-US"/>
-        </w:rPr>
-        <w:t xml:space="preserve"> with it personal Score and the </w:t>
-      </w:r>
-      <w:proofErr w:type="spellStart"/>
-      <w:proofErr w:type="gramStart"/>
-      <w:r>
-        <w:rPr>
-          <w:sz w:val="28"/>
-          <w:szCs w:val="28"/>
-          <w:lang w:val="en-US"/>
-        </w:rPr>
-        <w:t>TotalScore</w:t>
-      </w:r>
-      <w:proofErr w:type="spellEnd"/>
-      <w:r>
-        <w:rPr>
-          <w:sz w:val="28"/>
-          <w:szCs w:val="28"/>
-          <w:lang w:val="en-US"/>
-        </w:rPr>
-        <w:t xml:space="preserve"> ,</w:t>
-      </w:r>
-      <w:proofErr w:type="gramEnd"/>
-      <w:r>
-        <w:rPr>
-          <w:sz w:val="28"/>
-          <w:szCs w:val="28"/>
-          <w:lang w:val="en-US"/>
-        </w:rPr>
-        <w:t xml:space="preserve"> </w:t>
-      </w:r>
-      <w:proofErr w:type="spellStart"/>
-      <w:r>
-        <w:rPr>
-          <w:sz w:val="28"/>
-          <w:szCs w:val="28"/>
-          <w:lang w:val="en-US"/>
-        </w:rPr>
-        <w:t>TotalSixes</w:t>
-      </w:r>
-      <w:proofErr w:type="spellEnd"/>
-      <w:r>
-        <w:rPr>
-          <w:sz w:val="28"/>
-          <w:szCs w:val="28"/>
-          <w:lang w:val="en-US"/>
-        </w:rPr>
-        <w:t xml:space="preserve"> and </w:t>
-      </w:r>
-      <w:proofErr w:type="spellStart"/>
-      <w:r>
-        <w:rPr>
-          <w:sz w:val="28"/>
-          <w:szCs w:val="28"/>
-          <w:lang w:val="en-US"/>
-        </w:rPr>
-        <w:t>TotalFours</w:t>
-      </w:r>
-      <w:proofErr w:type="spellEnd"/>
-      <w:r>
-        <w:rPr>
-          <w:sz w:val="28"/>
-          <w:szCs w:val="28"/>
-          <w:lang w:val="en-US"/>
-        </w:rPr>
-        <w:t xml:space="preserve"> in it</w:t>
+        <w:t>As same for MR, it should show the Own Details , and show the MrScoreEachMatch with it personal Score and the TotalScore , TotalSixes and TotalFours in it</w:t>
       </w:r>
     </w:p>
     <w:p>
@@ -5754,100 +2950,8 @@
           <w:szCs w:val="28"/>
           <w:lang w:val="en-US"/>
         </w:rPr>
-        <w:t xml:space="preserve">In the </w:t>
-      </w:r>
-      <w:proofErr w:type="gramStart"/>
-      <w:r>
-        <w:rPr>
-          <w:sz w:val="28"/>
-          <w:szCs w:val="28"/>
-          <w:lang w:val="en-US"/>
-        </w:rPr>
-        <w:t>Stats ,</w:t>
-      </w:r>
-      <w:proofErr w:type="gramEnd"/>
-      <w:r>
-        <w:rPr>
-          <w:sz w:val="28"/>
-          <w:szCs w:val="28"/>
-          <w:lang w:val="en-US"/>
-        </w:rPr>
-        <w:t xml:space="preserve"> it should show the </w:t>
-      </w:r>
-      <w:proofErr w:type="spellStart"/>
-      <w:proofErr w:type="gramStart"/>
-      <w:r>
-        <w:rPr>
-          <w:sz w:val="28"/>
-          <w:szCs w:val="28"/>
-          <w:lang w:val="en-US"/>
-        </w:rPr>
-        <w:t>TotalRuns</w:t>
-      </w:r>
-      <w:proofErr w:type="spellEnd"/>
-      <w:r>
-        <w:rPr>
-          <w:sz w:val="28"/>
-          <w:szCs w:val="28"/>
-          <w:lang w:val="en-US"/>
-        </w:rPr>
-        <w:t xml:space="preserve"> ,</w:t>
-      </w:r>
-      <w:proofErr w:type="gramEnd"/>
-      <w:r>
-        <w:rPr>
-          <w:sz w:val="28"/>
-          <w:szCs w:val="28"/>
-          <w:lang w:val="en-US"/>
-        </w:rPr>
-        <w:t xml:space="preserve"> </w:t>
-      </w:r>
-      <w:proofErr w:type="spellStart"/>
-      <w:r>
-        <w:rPr>
-          <w:sz w:val="28"/>
-          <w:szCs w:val="28"/>
-          <w:lang w:val="en-US"/>
-        </w:rPr>
-        <w:t>TotalSixes</w:t>
-      </w:r>
-      <w:proofErr w:type="spellEnd"/>
-      <w:r>
-        <w:rPr>
-          <w:sz w:val="28"/>
-          <w:szCs w:val="28"/>
-          <w:lang w:val="en-US"/>
-        </w:rPr>
-        <w:t xml:space="preserve"> and </w:t>
-      </w:r>
-      <w:proofErr w:type="spellStart"/>
-      <w:r>
-        <w:rPr>
-          <w:sz w:val="28"/>
-          <w:szCs w:val="28"/>
-          <w:lang w:val="en-US"/>
-        </w:rPr>
-        <w:t>TotalFours</w:t>
-      </w:r>
-      <w:proofErr w:type="spellEnd"/>
-      <w:r>
-        <w:rPr>
-          <w:sz w:val="28"/>
-          <w:szCs w:val="28"/>
-          <w:lang w:val="en-US"/>
-        </w:rPr>
-        <w:t xml:space="preserve"> for per MR each </w:t>
-      </w:r>
-      <w:proofErr w:type="gramStart"/>
-      <w:r>
-        <w:rPr>
-          <w:sz w:val="28"/>
-          <w:szCs w:val="28"/>
-          <w:lang w:val="en-US"/>
-        </w:rPr>
-        <w:t>scores</w:t>
-      </w:r>
-      <w:proofErr w:type="gramEnd"/>
+        <w:t>In the Stats , it should show the TotalRuns , TotalSixes and TotalFours for per MR each scores</w:t>
+      </w:r>
     </w:p>
     <w:p>
       <w:pPr>
@@ -5951,39 +3055,7 @@
           <w:sz w:val="28"/>
           <w:szCs w:val="28"/>
         </w:rPr>
-        <w:t xml:space="preserve">In TLM, SLM, FLM, </w:t>
-      </w:r>
-      <w:proofErr w:type="gramStart"/>
-      <w:r>
-        <w:rPr>
-          <w:sz w:val="28"/>
-          <w:szCs w:val="28"/>
-        </w:rPr>
-        <w:t>MR ,</w:t>
-      </w:r>
-      <w:proofErr w:type="gramEnd"/>
-      <w:r>
-        <w:rPr>
-          <w:sz w:val="28"/>
-          <w:szCs w:val="28"/>
-        </w:rPr>
-        <w:t xml:space="preserve"> should have the id in </w:t>
-      </w:r>
-      <w:proofErr w:type="gramStart"/>
-      <w:r>
-        <w:rPr>
-          <w:sz w:val="28"/>
-          <w:szCs w:val="28"/>
-        </w:rPr>
-        <w:t>params ,</w:t>
-      </w:r>
-      <w:proofErr w:type="gramEnd"/>
-      <w:r>
-        <w:rPr>
-          <w:sz w:val="28"/>
-          <w:szCs w:val="28"/>
-        </w:rPr>
-        <w:t xml:space="preserve"> and get the Last 5 matches Details in the API</w:t>
+        <w:t>In TLM, SLM, FLM, MR , should have the id in params , and get the Last 5 matches Details in the API</w:t>
       </w:r>
     </w:p>
     <w:p>
@@ -6056,97 +3128,7 @@
           <w:szCs w:val="28"/>
           <w:lang w:val="en-US"/>
         </w:rPr>
-        <w:t xml:space="preserve">In </w:t>
-      </w:r>
-      <w:proofErr w:type="gramStart"/>
-      <w:r>
-        <w:rPr>
-          <w:sz w:val="28"/>
-          <w:szCs w:val="28"/>
-          <w:lang w:val="en-US"/>
-        </w:rPr>
-        <w:t>this ,</w:t>
-      </w:r>
-      <w:proofErr w:type="gramEnd"/>
-      <w:r>
-        <w:rPr>
-          <w:sz w:val="28"/>
-          <w:szCs w:val="28"/>
-          <w:lang w:val="en-US"/>
-        </w:rPr>
-        <w:t xml:space="preserve"> I have the FLM Id Which shows the Last 5 matches </w:t>
-      </w:r>
-      <w:proofErr w:type="gramStart"/>
-      <w:r>
-        <w:rPr>
-          <w:sz w:val="28"/>
-          <w:szCs w:val="28"/>
-          <w:lang w:val="en-US"/>
-        </w:rPr>
-        <w:t>Data ,</w:t>
-      </w:r>
-      <w:proofErr w:type="gramEnd"/>
-      <w:r>
-        <w:rPr>
-          <w:sz w:val="28"/>
-          <w:szCs w:val="28"/>
-          <w:lang w:val="en-US"/>
-        </w:rPr>
-        <w:t xml:space="preserve"> where his team played per match with the </w:t>
-      </w:r>
-      <w:proofErr w:type="spellStart"/>
-      <w:r>
-        <w:rPr>
-          <w:sz w:val="28"/>
-          <w:szCs w:val="28"/>
-          <w:lang w:val="en-US"/>
-        </w:rPr>
-        <w:t>TeamName</w:t>
-      </w:r>
-      <w:proofErr w:type="spellEnd"/>
-      <w:r>
-        <w:rPr>
-          <w:sz w:val="28"/>
-          <w:szCs w:val="28"/>
-          <w:lang w:val="en-US"/>
-        </w:rPr>
-        <w:t xml:space="preserve"> and with the Score in </w:t>
-      </w:r>
-      <w:proofErr w:type="gramStart"/>
-      <w:r>
-        <w:rPr>
-          <w:sz w:val="28"/>
-          <w:szCs w:val="28"/>
-          <w:lang w:val="en-US"/>
-        </w:rPr>
-        <w:t>it ,</w:t>
-      </w:r>
-      <w:proofErr w:type="gramEnd"/>
-      <w:r>
-        <w:rPr>
-          <w:sz w:val="28"/>
-          <w:szCs w:val="28"/>
-          <w:lang w:val="en-US"/>
-        </w:rPr>
-        <w:t xml:space="preserve"> as well as the StartDate and </w:t>
-      </w:r>
-      <w:proofErr w:type="spellStart"/>
-      <w:r>
-        <w:rPr>
-          <w:sz w:val="28"/>
-          <w:szCs w:val="28"/>
-          <w:lang w:val="en-US"/>
-        </w:rPr>
-        <w:t>EndDate</w:t>
-      </w:r>
-      <w:proofErr w:type="spellEnd"/>
-      <w:r>
-        <w:rPr>
-          <w:sz w:val="28"/>
-          <w:szCs w:val="28"/>
-          <w:lang w:val="en-US"/>
-        </w:rPr>
-        <w:t xml:space="preserve"> from the Matches </w:t>
+        <w:t xml:space="preserve">In this , I have the FLM Id Which shows the Last 5 matches Data , where his team played per match with the TeamName and with the Score in it , as well as the StartDate and EndDate from the Matches </w:t>
       </w:r>
     </w:p>
     <w:p>
@@ -6190,25 +3172,7 @@
           <w:szCs w:val="28"/>
           <w:lang w:val="en-US"/>
         </w:rPr>
-        <w:t xml:space="preserve">If the Current matches </w:t>
-      </w:r>
-      <w:proofErr w:type="gramStart"/>
-      <w:r>
-        <w:rPr>
-          <w:sz w:val="28"/>
-          <w:szCs w:val="28"/>
-          <w:lang w:val="en-US"/>
-        </w:rPr>
-        <w:t>is</w:t>
-      </w:r>
-      <w:proofErr w:type="gramEnd"/>
-      <w:r>
-        <w:rPr>
-          <w:sz w:val="28"/>
-          <w:szCs w:val="28"/>
-          <w:lang w:val="en-US"/>
-        </w:rPr>
-        <w:t xml:space="preserve"> playing then it will show </w:t>
+        <w:t xml:space="preserve">If the Current matches is playing then it will show </w:t>
       </w:r>
       <w:r>
         <w:rPr>
@@ -6339,107 +3303,7 @@
           <w:highlight w:val="magenta"/>
           <w:lang w:val="en-US"/>
         </w:rPr>
-        <w:t xml:space="preserve">Same for </w:t>
-      </w:r>
-      <w:proofErr w:type="gramStart"/>
-      <w:r>
-        <w:rPr>
-          <w:sz w:val="28"/>
-          <w:szCs w:val="28"/>
-          <w:highlight w:val="magenta"/>
-          <w:lang w:val="en-US"/>
-        </w:rPr>
-        <w:t>All ,</w:t>
-      </w:r>
-      <w:proofErr w:type="gramEnd"/>
-      <w:r>
-        <w:rPr>
-          <w:sz w:val="28"/>
-          <w:szCs w:val="28"/>
-          <w:highlight w:val="magenta"/>
-          <w:lang w:val="en-US"/>
-        </w:rPr>
-        <w:t xml:space="preserve"> TLM, </w:t>
-      </w:r>
-      <w:proofErr w:type="gramStart"/>
-      <w:r>
-        <w:rPr>
-          <w:sz w:val="28"/>
-          <w:szCs w:val="28"/>
-          <w:highlight w:val="magenta"/>
-          <w:lang w:val="en-US"/>
-        </w:rPr>
-        <w:t>SLM ,</w:t>
-      </w:r>
-      <w:proofErr w:type="gramEnd"/>
-      <w:r>
-        <w:rPr>
-          <w:sz w:val="28"/>
-          <w:szCs w:val="28"/>
-          <w:highlight w:val="magenta"/>
-          <w:lang w:val="en-US"/>
-        </w:rPr>
-        <w:t xml:space="preserve"> FLM, and MR </w:t>
-      </w:r>
-      <w:proofErr w:type="gramStart"/>
-      <w:r>
-        <w:rPr>
-          <w:sz w:val="28"/>
-          <w:szCs w:val="28"/>
-          <w:highlight w:val="magenta"/>
-          <w:lang w:val="en-US"/>
-        </w:rPr>
-        <w:t>too ,</w:t>
-      </w:r>
-      <w:proofErr w:type="gramEnd"/>
-      <w:r>
-        <w:rPr>
-          <w:sz w:val="28"/>
-          <w:szCs w:val="28"/>
-          <w:highlight w:val="magenta"/>
-          <w:lang w:val="en-US"/>
-        </w:rPr>
-        <w:t xml:space="preserve"> just show the last 5 matches data with finding their Matches ID and get the Per </w:t>
-      </w:r>
-      <w:proofErr w:type="spellStart"/>
-      <w:r>
-        <w:rPr>
-          <w:sz w:val="28"/>
-          <w:szCs w:val="28"/>
-          <w:highlight w:val="magenta"/>
-          <w:lang w:val="en-US"/>
-        </w:rPr>
-        <w:t>TeamScore</w:t>
-      </w:r>
-      <w:proofErr w:type="spellEnd"/>
-      <w:r>
-        <w:rPr>
-          <w:sz w:val="28"/>
-          <w:szCs w:val="28"/>
-          <w:highlight w:val="magenta"/>
-          <w:lang w:val="en-US"/>
-        </w:rPr>
-        <w:t xml:space="preserve"> and store their Results </w:t>
-      </w:r>
-      <w:proofErr w:type="gramStart"/>
-      <w:r>
-        <w:rPr>
-          <w:sz w:val="28"/>
-          <w:szCs w:val="28"/>
-          <w:highlight w:val="magenta"/>
-          <w:lang w:val="en-US"/>
-        </w:rPr>
-        <w:t>too..</w:t>
-      </w:r>
-      <w:proofErr w:type="gramEnd"/>
-      <w:r>
-        <w:rPr>
-          <w:sz w:val="28"/>
-          <w:szCs w:val="28"/>
-          <w:highlight w:val="magenta"/>
-          <w:lang w:val="en-US"/>
-        </w:rPr>
-        <w:t xml:space="preserve"> for win and lose </w:t>
+        <w:t xml:space="preserve">Same for All , TLM, SLM , FLM, and MR too , just show the last 5 matches data with finding their Matches ID and get the Per TeamScore and store their Results too.. for win and lose </w:t>
       </w:r>
     </w:p>
     <w:p>
@@ -6474,25 +3338,7 @@
           <w:szCs w:val="28"/>
           <w:lang w:val="en-US"/>
         </w:rPr>
-        <w:t xml:space="preserve">: Get the Player Ranks and the Team Ranks </w:t>
-      </w:r>
-      <w:proofErr w:type="gramStart"/>
-      <w:r>
-        <w:rPr>
-          <w:sz w:val="28"/>
-          <w:szCs w:val="28"/>
-          <w:lang w:val="en-US"/>
-        </w:rPr>
-        <w:t>With</w:t>
-      </w:r>
-      <w:proofErr w:type="gramEnd"/>
-      <w:r>
-        <w:rPr>
-          <w:sz w:val="28"/>
-          <w:szCs w:val="28"/>
-          <w:lang w:val="en-US"/>
-        </w:rPr>
-        <w:t xml:space="preserve"> Different API</w:t>
+        <w:t>: Get the Player Ranks and the Team Ranks With Different API</w:t>
       </w:r>
     </w:p>
     <w:p>
@@ -6571,80 +3417,7 @@
           <w:sz w:val="28"/>
           <w:szCs w:val="28"/>
         </w:rPr>
-        <w:t xml:space="preserve">Get the MR Names, as well as their </w:t>
-      </w:r>
-      <w:proofErr w:type="spellStart"/>
-      <w:proofErr w:type="gramStart"/>
-      <w:r>
-        <w:rPr>
-          <w:sz w:val="28"/>
-          <w:szCs w:val="28"/>
-        </w:rPr>
-        <w:t>TeamNames</w:t>
-      </w:r>
-      <w:proofErr w:type="spellEnd"/>
-      <w:r>
-        <w:rPr>
-          <w:sz w:val="28"/>
-          <w:szCs w:val="28"/>
-        </w:rPr>
-        <w:t xml:space="preserve"> ,</w:t>
-      </w:r>
-      <w:proofErr w:type="gramEnd"/>
-      <w:r>
-        <w:rPr>
-          <w:sz w:val="28"/>
-          <w:szCs w:val="28"/>
-        </w:rPr>
-        <w:t xml:space="preserve"> and fetch the Data as per the </w:t>
-      </w:r>
-      <w:proofErr w:type="spellStart"/>
-      <w:r>
-        <w:rPr>
-          <w:sz w:val="28"/>
-          <w:szCs w:val="28"/>
-        </w:rPr>
-        <w:t>mrscoreEachMatch</w:t>
-      </w:r>
-      <w:proofErr w:type="spellEnd"/>
-      <w:r>
-        <w:rPr>
-          <w:sz w:val="28"/>
-          <w:szCs w:val="28"/>
-        </w:rPr>
-        <w:t xml:space="preserve"> with their </w:t>
-      </w:r>
-      <w:proofErr w:type="spellStart"/>
-      <w:r>
-        <w:rPr>
-          <w:sz w:val="28"/>
-          <w:szCs w:val="28"/>
-        </w:rPr>
-        <w:t>totalRuns</w:t>
-      </w:r>
-      <w:proofErr w:type="spellEnd"/>
-      <w:r>
-        <w:rPr>
-          <w:sz w:val="28"/>
-          <w:szCs w:val="28"/>
-        </w:rPr>
-        <w:t xml:space="preserve"> and </w:t>
-      </w:r>
-      <w:proofErr w:type="spellStart"/>
-      <w:r>
-        <w:rPr>
-          <w:sz w:val="28"/>
-          <w:szCs w:val="28"/>
-        </w:rPr>
-        <w:t>totalMatches</w:t>
-      </w:r>
-      <w:proofErr w:type="spellEnd"/>
-      <w:r>
-        <w:rPr>
-          <w:sz w:val="28"/>
-          <w:szCs w:val="28"/>
-        </w:rPr>
-        <w:t xml:space="preserve"> played with it </w:t>
+        <w:t xml:space="preserve">Get the MR Names, as well as their TeamNames , and fetch the Data as per the mrscoreEachMatch with their totalRuns and totalMatches played with it </w:t>
       </w:r>
     </w:p>
     <w:p>
@@ -6784,25 +3557,7 @@
           <w:szCs w:val="28"/>
           <w:lang w:val="en-US"/>
         </w:rPr>
-        <w:t xml:space="preserve">Same scenario for the </w:t>
-      </w:r>
-      <w:proofErr w:type="spellStart"/>
-      <w:r>
-        <w:rPr>
-          <w:sz w:val="28"/>
-          <w:szCs w:val="28"/>
-          <w:lang w:val="en-US"/>
-        </w:rPr>
-        <w:t>TeamRank</w:t>
-      </w:r>
-      <w:proofErr w:type="spellEnd"/>
-      <w:r>
-        <w:rPr>
-          <w:sz w:val="28"/>
-          <w:szCs w:val="28"/>
-          <w:lang w:val="en-US"/>
-        </w:rPr>
-        <w:t xml:space="preserve">, </w:t>
+        <w:t xml:space="preserve">Same scenario for the TeamRank, </w:t>
       </w:r>
     </w:p>
     <w:p>
@@ -6847,39 +3602,7 @@
           <w:sz w:val="28"/>
           <w:szCs w:val="28"/>
         </w:rPr>
-        <w:t xml:space="preserve">On the basis of This </w:t>
-      </w:r>
-      <w:proofErr w:type="gramStart"/>
-      <w:r>
-        <w:rPr>
-          <w:sz w:val="28"/>
-          <w:szCs w:val="28"/>
-        </w:rPr>
-        <w:t>URL ,</w:t>
-      </w:r>
-      <w:proofErr w:type="gramEnd"/>
-      <w:r>
-        <w:rPr>
-          <w:sz w:val="28"/>
-          <w:szCs w:val="28"/>
-        </w:rPr>
-        <w:t xml:space="preserve"> get the </w:t>
-      </w:r>
-      <w:proofErr w:type="spellStart"/>
-      <w:r>
-        <w:rPr>
-          <w:sz w:val="28"/>
-          <w:szCs w:val="28"/>
-        </w:rPr>
-        <w:t>TeamRank</w:t>
-      </w:r>
-      <w:proofErr w:type="spellEnd"/>
-      <w:r>
-        <w:rPr>
-          <w:sz w:val="28"/>
-          <w:szCs w:val="28"/>
-        </w:rPr>
-        <w:t xml:space="preserve"> of the specific Teams</w:t>
+        <w:t>On the basis of This URL , get the TeamRank of the specific Teams</w:t>
       </w:r>
     </w:p>
     <w:p>
@@ -6953,99 +3676,7 @@
           <w:szCs w:val="28"/>
           <w:lang w:val="en-US"/>
         </w:rPr>
-        <w:t xml:space="preserve">Show the </w:t>
-      </w:r>
-      <w:proofErr w:type="spellStart"/>
-      <w:r>
-        <w:rPr>
-          <w:sz w:val="28"/>
-          <w:szCs w:val="28"/>
-          <w:lang w:val="en-US"/>
-        </w:rPr>
-        <w:t>TeamRank</w:t>
-      </w:r>
-      <w:proofErr w:type="spellEnd"/>
-      <w:r>
-        <w:rPr>
-          <w:sz w:val="28"/>
-          <w:szCs w:val="28"/>
-          <w:lang w:val="en-US"/>
-        </w:rPr>
-        <w:t xml:space="preserve"> with the </w:t>
-      </w:r>
-      <w:proofErr w:type="spellStart"/>
-      <w:r>
-        <w:rPr>
-          <w:sz w:val="28"/>
-          <w:szCs w:val="28"/>
-          <w:lang w:val="en-US"/>
-        </w:rPr>
-        <w:t>TeamName</w:t>
-      </w:r>
-      <w:proofErr w:type="spellEnd"/>
-      <w:r>
-        <w:rPr>
-          <w:sz w:val="28"/>
-          <w:szCs w:val="28"/>
-          <w:lang w:val="en-US"/>
-        </w:rPr>
-        <w:t xml:space="preserve">, </w:t>
-      </w:r>
-      <w:proofErr w:type="spellStart"/>
-      <w:proofErr w:type="gramStart"/>
-      <w:r>
-        <w:rPr>
-          <w:sz w:val="28"/>
-          <w:szCs w:val="28"/>
-          <w:lang w:val="en-US"/>
-        </w:rPr>
-        <w:t>TotalRuns</w:t>
-      </w:r>
-      <w:proofErr w:type="spellEnd"/>
-      <w:r>
-        <w:rPr>
-          <w:sz w:val="28"/>
-          <w:szCs w:val="28"/>
-          <w:lang w:val="en-US"/>
-        </w:rPr>
-        <w:t xml:space="preserve"> ,</w:t>
-      </w:r>
-      <w:proofErr w:type="gramEnd"/>
-      <w:r>
-        <w:rPr>
-          <w:sz w:val="28"/>
-          <w:szCs w:val="28"/>
-          <w:lang w:val="en-US"/>
-        </w:rPr>
-        <w:t xml:space="preserve"> </w:t>
-      </w:r>
-      <w:proofErr w:type="spellStart"/>
-      <w:proofErr w:type="gramStart"/>
-      <w:r>
-        <w:rPr>
-          <w:sz w:val="28"/>
-          <w:szCs w:val="28"/>
-          <w:lang w:val="en-US"/>
-        </w:rPr>
-        <w:t>TotalMatchesplayed</w:t>
-      </w:r>
-      <w:proofErr w:type="spellEnd"/>
-      <w:r>
-        <w:rPr>
-          <w:sz w:val="28"/>
-          <w:szCs w:val="28"/>
-          <w:lang w:val="en-US"/>
-        </w:rPr>
-        <w:t xml:space="preserve"> ,</w:t>
-      </w:r>
-      <w:proofErr w:type="gramEnd"/>
-      <w:r>
-        <w:rPr>
-          <w:sz w:val="28"/>
-          <w:szCs w:val="28"/>
-          <w:lang w:val="en-US"/>
-        </w:rPr>
-        <w:t xml:space="preserve"> and specialize their ranks as per their score in it</w:t>
+        <w:t>Show the TeamRank with the TeamName, TotalRuns , TotalMatchesplayed , and specialize their ranks as per their score in it</w:t>
       </w:r>
     </w:p>
     <w:p>
@@ -7080,120 +3711,161 @@
           <w:highlight w:val="magenta"/>
           <w:lang w:val="en-US"/>
         </w:rPr>
-        <w:t xml:space="preserve">Note: </w:t>
-      </w:r>
-      <w:proofErr w:type="spellStart"/>
-      <w:r>
+        <w:t xml:space="preserve">Note: TeamRank should fetch on the Basis of MatchID , MatchId get the Matches and shows the totalruns for their specific Team </w:t>
+      </w:r>
+    </w:p>
+    <w:p>
+      <w:pPr>
+        <w:pStyle w:val="ListParagraph"/>
         <w:rPr>
           <w:sz w:val="28"/>
           <w:szCs w:val="28"/>
           <w:highlight w:val="magenta"/>
           <w:lang w:val="en-US"/>
         </w:rPr>
-        <w:t>TeamRank</w:t>
-      </w:r>
-      <w:proofErr w:type="spellEnd"/>
-      <w:r>
-        <w:rPr>
-          <w:sz w:val="28"/>
-          <w:szCs w:val="28"/>
-          <w:highlight w:val="magenta"/>
-          <w:lang w:val="en-US"/>
-        </w:rPr>
-        <w:t xml:space="preserve"> should fetch on the Basis of </w:t>
-      </w:r>
-      <w:proofErr w:type="spellStart"/>
-      <w:proofErr w:type="gramStart"/>
-      <w:r>
-        <w:rPr>
-          <w:sz w:val="28"/>
-          <w:szCs w:val="28"/>
-          <w:highlight w:val="magenta"/>
-          <w:lang w:val="en-US"/>
-        </w:rPr>
-        <w:t>MatchID</w:t>
-      </w:r>
-      <w:proofErr w:type="spellEnd"/>
-      <w:r>
-        <w:rPr>
-          <w:sz w:val="28"/>
-          <w:szCs w:val="28"/>
-          <w:highlight w:val="magenta"/>
-          <w:lang w:val="en-US"/>
-        </w:rPr>
-        <w:t xml:space="preserve"> ,</w:t>
-      </w:r>
-      <w:proofErr w:type="gramEnd"/>
-      <w:r>
-        <w:rPr>
-          <w:sz w:val="28"/>
-          <w:szCs w:val="28"/>
-          <w:highlight w:val="magenta"/>
-          <w:lang w:val="en-US"/>
-        </w:rPr>
-        <w:t xml:space="preserve"> </w:t>
-      </w:r>
-      <w:proofErr w:type="spellStart"/>
-      <w:r>
-        <w:rPr>
-          <w:sz w:val="28"/>
-          <w:szCs w:val="28"/>
-          <w:highlight w:val="magenta"/>
-          <w:lang w:val="en-US"/>
-        </w:rPr>
-        <w:t>MatchId</w:t>
-      </w:r>
-      <w:proofErr w:type="spellEnd"/>
-      <w:r>
-        <w:rPr>
-          <w:sz w:val="28"/>
-          <w:szCs w:val="28"/>
-          <w:highlight w:val="magenta"/>
-          <w:lang w:val="en-US"/>
-        </w:rPr>
-        <w:t xml:space="preserve"> get the Matches and shows the </w:t>
-      </w:r>
-      <w:proofErr w:type="spellStart"/>
-      <w:r>
-        <w:rPr>
-          <w:sz w:val="28"/>
-          <w:szCs w:val="28"/>
-          <w:highlight w:val="magenta"/>
-          <w:lang w:val="en-US"/>
-        </w:rPr>
-        <w:t>totalruns</w:t>
-      </w:r>
-      <w:proofErr w:type="spellEnd"/>
-      <w:r>
-        <w:rPr>
-          <w:sz w:val="28"/>
-          <w:szCs w:val="28"/>
-          <w:highlight w:val="magenta"/>
-          <w:lang w:val="en-US"/>
-        </w:rPr>
-        <w:t xml:space="preserve"> for their specific Team </w:t>
-      </w:r>
-    </w:p>
-    <w:p>
-      <w:pPr>
-        <w:pStyle w:val="ListParagraph"/>
-        <w:rPr>
-          <w:sz w:val="28"/>
-          <w:szCs w:val="28"/>
-          <w:highlight w:val="magenta"/>
-          <w:lang w:val="en-US"/>
-        </w:rPr>
-      </w:pPr>
-    </w:p>
-    <w:p>
-      <w:pPr>
-        <w:rPr>
-          <w:sz w:val="28"/>
-          <w:szCs w:val="28"/>
-          <w:highlight w:val="magenta"/>
-          <w:lang w:val="en-US"/>
-        </w:rPr>
-      </w:pPr>
+      </w:pPr>
+    </w:p>
+    <w:p>
+      <w:pPr>
+        <w:rPr>
+          <w:sz w:val="28"/>
+          <w:szCs w:val="28"/>
+          <w:lang w:val="en-US"/>
+        </w:rPr>
+      </w:pPr>
+      <w:r>
+        <w:rPr>
+          <w:sz w:val="28"/>
+          <w:szCs w:val="28"/>
+          <w:highlight w:val="green"/>
+          <w:lang w:val="en-US"/>
+        </w:rPr>
+        <w:t>Step: 13</w:t>
+      </w:r>
+      <w:r>
+        <w:rPr>
+          <w:sz w:val="28"/>
+          <w:szCs w:val="28"/>
+          <w:lang w:val="en-US"/>
+        </w:rPr>
+        <w:t>: Admin Login of TLM, SLM, FLM, MR</w:t>
+      </w:r>
+    </w:p>
+    <w:p>
+      <w:pPr>
+        <w:rPr>
+          <w:sz w:val="28"/>
+          <w:szCs w:val="28"/>
+          <w:lang w:val="en-US"/>
+        </w:rPr>
+      </w:pPr>
+      <w:r>
+        <w:rPr>
+          <w:lang w:val="en-US"/>
+        </w:rPr>
+        <w:lastRenderedPageBreak/>
+        <w:drawing>
+          <wp:inline distT="0" distB="0" distL="0" distR="0" wp14:anchorId="184465FF" wp14:editId="1A144D41">
+            <wp:extent cx="5731510" cy="3044825"/>
+            <wp:effectExtent l="0" t="0" r="2540" b="3175"/>
+            <wp:docPr id="1334536324" name="Picture 1"/>
+            <wp:cNvGraphicFramePr>
+              <a:graphicFrameLocks xmlns:a="http://schemas.openxmlformats.org/drawingml/2006/main" noChangeAspect="1"/>
+            </wp:cNvGraphicFramePr>
+            <a:graphic xmlns:a="http://schemas.openxmlformats.org/drawingml/2006/main">
+              <a:graphicData uri="http://schemas.openxmlformats.org/drawingml/2006/picture">
+                <pic:pic xmlns:pic="http://schemas.openxmlformats.org/drawingml/2006/picture">
+                  <pic:nvPicPr>
+                    <pic:cNvPr id="1334536324" name=""/>
+                    <pic:cNvPicPr/>
+                  </pic:nvPicPr>
+                  <pic:blipFill>
+                    <a:blip r:embed="rId28"/>
+                    <a:stretch>
+                      <a:fillRect/>
+                    </a:stretch>
+                  </pic:blipFill>
+                  <pic:spPr>
+                    <a:xfrm>
+                      <a:off x="0" y="0"/>
+                      <a:ext cx="5731510" cy="3044825"/>
+                    </a:xfrm>
+                    <a:prstGeom prst="rect">
+                      <a:avLst/>
+                    </a:prstGeom>
+                  </pic:spPr>
+                </pic:pic>
+              </a:graphicData>
+            </a:graphic>
+          </wp:inline>
+        </w:drawing>
+      </w:r>
+    </w:p>
+    <w:p>
+      <w:pPr>
+        <w:pStyle w:val="ListParagraph"/>
+        <w:numPr>
+          <w:ilvl w:val="0"/>
+          <w:numId w:val="23"/>
+        </w:numPr>
+        <w:rPr>
+          <w:sz w:val="28"/>
+          <w:szCs w:val="28"/>
+          <w:lang w:val="en-US"/>
+        </w:rPr>
+      </w:pPr>
+      <w:r>
+        <w:rPr>
+          <w:sz w:val="28"/>
+          <w:szCs w:val="28"/>
+          <w:lang w:val="en-US"/>
+        </w:rPr>
+        <w:t>In this Login Page, TLM, SLM, FLM, and MR can get the entry when I put the id password in the req.body in it</w:t>
+      </w:r>
+    </w:p>
+    <w:p>
+      <w:pPr>
+        <w:pStyle w:val="ListParagraph"/>
+        <w:numPr>
+          <w:ilvl w:val="0"/>
+          <w:numId w:val="23"/>
+        </w:numPr>
+        <w:rPr>
+          <w:sz w:val="28"/>
+          <w:szCs w:val="28"/>
+          <w:lang w:val="en-US"/>
+        </w:rPr>
+      </w:pPr>
+      <w:r>
+        <w:rPr>
+          <w:sz w:val="28"/>
+          <w:szCs w:val="28"/>
+          <w:lang w:val="en-US"/>
+        </w:rPr>
+        <w:t xml:space="preserve">If they are present in the database , then only they can be access for it </w:t>
+      </w:r>
+    </w:p>
+    <w:p>
+      <w:pPr>
+        <w:pStyle w:val="ListParagraph"/>
+        <w:numPr>
+          <w:ilvl w:val="0"/>
+          <w:numId w:val="23"/>
+        </w:numPr>
+        <w:rPr>
+          <w:sz w:val="28"/>
+          <w:szCs w:val="28"/>
+          <w:lang w:val="en-US"/>
+        </w:rPr>
+      </w:pPr>
+      <w:r>
+        <w:rPr>
+          <w:sz w:val="28"/>
+          <w:szCs w:val="28"/>
+          <w:lang w:val="en-US"/>
+        </w:rPr>
+        <w:t>If they are not present in database , not to allow for the entry in database</w:t>
+      </w:r>
     </w:p>
     <w:sectPr>
       <w:pgSz w:w="11906" w:h="16838"/>
@@ -7999,6 +4671,119 @@
     </w:lvl>
   </w:abstractNum>
   <w:abstractNum w:abstractNumId="7" w15:restartNumberingAfterBreak="0">
+    <w:nsid w:val="37451F24"/>
+    <w:multiLevelType w:val="hybridMultilevel"/>
+    <w:tmpl w:val="C7D6F5EC"/>
+    <w:lvl w:ilvl="0" w:tplc="40090001">
+      <w:start w:val="1"/>
+      <w:numFmt w:val="bullet"/>
+      <w:lvlText w:val=""/>
+      <w:lvlJc w:val="left"/>
+      <w:pPr>
+        <w:ind w:left="720" w:hanging="360"/>
+      </w:pPr>
+      <w:rPr>
+        <w:rFonts w:ascii="Symbol" w:hAnsi="Symbol" w:hint="default"/>
+      </w:rPr>
+    </w:lvl>
+    <w:lvl w:ilvl="1" w:tplc="40090003" w:tentative="1">
+      <w:start w:val="1"/>
+      <w:numFmt w:val="bullet"/>
+      <w:lvlText w:val="o"/>
+      <w:lvlJc w:val="left"/>
+      <w:pPr>
+        <w:ind w:left="1440" w:hanging="360"/>
+      </w:pPr>
+      <w:rPr>
+        <w:rFonts w:ascii="Courier New" w:hAnsi="Courier New" w:cs="Courier New" w:hint="default"/>
+      </w:rPr>
+    </w:lvl>
+    <w:lvl w:ilvl="2" w:tplc="40090005" w:tentative="1">
+      <w:start w:val="1"/>
+      <w:numFmt w:val="bullet"/>
+      <w:lvlText w:val=""/>
+      <w:lvlJc w:val="left"/>
+      <w:pPr>
+        <w:ind w:left="2160" w:hanging="360"/>
+      </w:pPr>
+      <w:rPr>
+        <w:rFonts w:ascii="Wingdings" w:hAnsi="Wingdings" w:hint="default"/>
+      </w:rPr>
+    </w:lvl>
+    <w:lvl w:ilvl="3" w:tplc="40090001" w:tentative="1">
+      <w:start w:val="1"/>
+      <w:numFmt w:val="bullet"/>
+      <w:lvlText w:val=""/>
+      <w:lvlJc w:val="left"/>
+      <w:pPr>
+        <w:ind w:left="2880" w:hanging="360"/>
+      </w:pPr>
+      <w:rPr>
+        <w:rFonts w:ascii="Symbol" w:hAnsi="Symbol" w:hint="default"/>
+      </w:rPr>
+    </w:lvl>
+    <w:lvl w:ilvl="4" w:tplc="40090003" w:tentative="1">
+      <w:start w:val="1"/>
+      <w:numFmt w:val="bullet"/>
+      <w:lvlText w:val="o"/>
+      <w:lvlJc w:val="left"/>
+      <w:pPr>
+        <w:ind w:left="3600" w:hanging="360"/>
+      </w:pPr>
+      <w:rPr>
+        <w:rFonts w:ascii="Courier New" w:hAnsi="Courier New" w:cs="Courier New" w:hint="default"/>
+      </w:rPr>
+    </w:lvl>
+    <w:lvl w:ilvl="5" w:tplc="40090005" w:tentative="1">
+      <w:start w:val="1"/>
+      <w:numFmt w:val="bullet"/>
+      <w:lvlText w:val=""/>
+      <w:lvlJc w:val="left"/>
+      <w:pPr>
+        <w:ind w:left="4320" w:hanging="360"/>
+      </w:pPr>
+      <w:rPr>
+        <w:rFonts w:ascii="Wingdings" w:hAnsi="Wingdings" w:hint="default"/>
+      </w:rPr>
+    </w:lvl>
+    <w:lvl w:ilvl="6" w:tplc="40090001" w:tentative="1">
+      <w:start w:val="1"/>
+      <w:numFmt w:val="bullet"/>
+      <w:lvlText w:val=""/>
+      <w:lvlJc w:val="left"/>
+      <w:pPr>
+        <w:ind w:left="5040" w:hanging="360"/>
+      </w:pPr>
+      <w:rPr>
+        <w:rFonts w:ascii="Symbol" w:hAnsi="Symbol" w:hint="default"/>
+      </w:rPr>
+    </w:lvl>
+    <w:lvl w:ilvl="7" w:tplc="40090003" w:tentative="1">
+      <w:start w:val="1"/>
+      <w:numFmt w:val="bullet"/>
+      <w:lvlText w:val="o"/>
+      <w:lvlJc w:val="left"/>
+      <w:pPr>
+        <w:ind w:left="5760" w:hanging="360"/>
+      </w:pPr>
+      <w:rPr>
+        <w:rFonts w:ascii="Courier New" w:hAnsi="Courier New" w:cs="Courier New" w:hint="default"/>
+      </w:rPr>
+    </w:lvl>
+    <w:lvl w:ilvl="8" w:tplc="40090005" w:tentative="1">
+      <w:start w:val="1"/>
+      <w:numFmt w:val="bullet"/>
+      <w:lvlText w:val=""/>
+      <w:lvlJc w:val="left"/>
+      <w:pPr>
+        <w:ind w:left="6480" w:hanging="360"/>
+      </w:pPr>
+      <w:rPr>
+        <w:rFonts w:ascii="Wingdings" w:hAnsi="Wingdings" w:hint="default"/>
+      </w:rPr>
+    </w:lvl>
+  </w:abstractNum>
+  <w:abstractNum w:abstractNumId="8" w15:restartNumberingAfterBreak="0">
     <w:nsid w:val="3EE04DA2"/>
     <w:multiLevelType w:val="hybridMultilevel"/>
     <w:tmpl w:val="87986F14"/>
@@ -8111,7 +4896,7 @@
       </w:rPr>
     </w:lvl>
   </w:abstractNum>
-  <w:abstractNum w:abstractNumId="8" w15:restartNumberingAfterBreak="0">
+  <w:abstractNum w:abstractNumId="9" w15:restartNumberingAfterBreak="0">
     <w:nsid w:val="49B850FD"/>
     <w:multiLevelType w:val="hybridMultilevel"/>
     <w:tmpl w:val="A650F3FA"/>
@@ -8224,7 +5009,7 @@
       </w:rPr>
     </w:lvl>
   </w:abstractNum>
-  <w:abstractNum w:abstractNumId="9" w15:restartNumberingAfterBreak="0">
+  <w:abstractNum w:abstractNumId="10" w15:restartNumberingAfterBreak="0">
     <w:nsid w:val="4A6672F8"/>
     <w:multiLevelType w:val="hybridMultilevel"/>
     <w:tmpl w:val="B8EE01F6"/>
@@ -8337,7 +5122,7 @@
       </w:rPr>
     </w:lvl>
   </w:abstractNum>
-  <w:abstractNum w:abstractNumId="10" w15:restartNumberingAfterBreak="0">
+  <w:abstractNum w:abstractNumId="11" w15:restartNumberingAfterBreak="0">
     <w:nsid w:val="4C3A0C67"/>
     <w:multiLevelType w:val="hybridMultilevel"/>
     <w:tmpl w:val="C9601134"/>
@@ -8450,7 +5235,7 @@
       </w:rPr>
     </w:lvl>
   </w:abstractNum>
-  <w:abstractNum w:abstractNumId="11" w15:restartNumberingAfterBreak="0">
+  <w:abstractNum w:abstractNumId="12" w15:restartNumberingAfterBreak="0">
     <w:nsid w:val="4D9D42B3"/>
     <w:multiLevelType w:val="hybridMultilevel"/>
     <w:tmpl w:val="11F0A25C"/>
@@ -8563,7 +5348,7 @@
       </w:rPr>
     </w:lvl>
   </w:abstractNum>
-  <w:abstractNum w:abstractNumId="12" w15:restartNumberingAfterBreak="0">
+  <w:abstractNum w:abstractNumId="13" w15:restartNumberingAfterBreak="0">
     <w:nsid w:val="55E61155"/>
     <w:multiLevelType w:val="hybridMultilevel"/>
     <w:tmpl w:val="27124DAA"/>
@@ -8676,7 +5461,7 @@
       </w:rPr>
     </w:lvl>
   </w:abstractNum>
-  <w:abstractNum w:abstractNumId="13" w15:restartNumberingAfterBreak="0">
+  <w:abstractNum w:abstractNumId="14" w15:restartNumberingAfterBreak="0">
     <w:nsid w:val="5A6B0762"/>
     <w:multiLevelType w:val="hybridMultilevel"/>
     <w:tmpl w:val="EB26D1DA"/>
@@ -8789,7 +5574,7 @@
       </w:rPr>
     </w:lvl>
   </w:abstractNum>
-  <w:abstractNum w:abstractNumId="14" w15:restartNumberingAfterBreak="0">
+  <w:abstractNum w:abstractNumId="15" w15:restartNumberingAfterBreak="0">
     <w:nsid w:val="5C2D78C7"/>
     <w:multiLevelType w:val="hybridMultilevel"/>
     <w:tmpl w:val="81EA4D7C"/>
@@ -8902,7 +5687,7 @@
       </w:rPr>
     </w:lvl>
   </w:abstractNum>
-  <w:abstractNum w:abstractNumId="15" w15:restartNumberingAfterBreak="0">
+  <w:abstractNum w:abstractNumId="16" w15:restartNumberingAfterBreak="0">
     <w:nsid w:val="5D9E3C8E"/>
     <w:multiLevelType w:val="hybridMultilevel"/>
     <w:tmpl w:val="4E847F8E"/>
@@ -9015,7 +5800,7 @@
       </w:rPr>
     </w:lvl>
   </w:abstractNum>
-  <w:abstractNum w:abstractNumId="16" w15:restartNumberingAfterBreak="0">
+  <w:abstractNum w:abstractNumId="17" w15:restartNumberingAfterBreak="0">
     <w:nsid w:val="6568066E"/>
     <w:multiLevelType w:val="hybridMultilevel"/>
     <w:tmpl w:val="FA08B3F0"/>
@@ -9128,7 +5913,7 @@
       </w:rPr>
     </w:lvl>
   </w:abstractNum>
-  <w:abstractNum w:abstractNumId="17" w15:restartNumberingAfterBreak="0">
+  <w:abstractNum w:abstractNumId="18" w15:restartNumberingAfterBreak="0">
     <w:nsid w:val="6D0237C7"/>
     <w:multiLevelType w:val="hybridMultilevel"/>
     <w:tmpl w:val="38BE414C"/>
@@ -9241,7 +6026,120 @@
       </w:rPr>
     </w:lvl>
   </w:abstractNum>
-  <w:abstractNum w:abstractNumId="18" w15:restartNumberingAfterBreak="0">
+  <w:abstractNum w:abstractNumId="19" w15:restartNumberingAfterBreak="0">
+    <w:nsid w:val="6EB56BAB"/>
+    <w:multiLevelType w:val="hybridMultilevel"/>
+    <w:tmpl w:val="BAE69130"/>
+    <w:lvl w:ilvl="0" w:tplc="40090001">
+      <w:start w:val="1"/>
+      <w:numFmt w:val="bullet"/>
+      <w:lvlText w:val=""/>
+      <w:lvlJc w:val="left"/>
+      <w:pPr>
+        <w:ind w:left="720" w:hanging="360"/>
+      </w:pPr>
+      <w:rPr>
+        <w:rFonts w:ascii="Symbol" w:hAnsi="Symbol" w:hint="default"/>
+      </w:rPr>
+    </w:lvl>
+    <w:lvl w:ilvl="1" w:tplc="40090003" w:tentative="1">
+      <w:start w:val="1"/>
+      <w:numFmt w:val="bullet"/>
+      <w:lvlText w:val="o"/>
+      <w:lvlJc w:val="left"/>
+      <w:pPr>
+        <w:ind w:left="1440" w:hanging="360"/>
+      </w:pPr>
+      <w:rPr>
+        <w:rFonts w:ascii="Courier New" w:hAnsi="Courier New" w:cs="Courier New" w:hint="default"/>
+      </w:rPr>
+    </w:lvl>
+    <w:lvl w:ilvl="2" w:tplc="40090005" w:tentative="1">
+      <w:start w:val="1"/>
+      <w:numFmt w:val="bullet"/>
+      <w:lvlText w:val=""/>
+      <w:lvlJc w:val="left"/>
+      <w:pPr>
+        <w:ind w:left="2160" w:hanging="360"/>
+      </w:pPr>
+      <w:rPr>
+        <w:rFonts w:ascii="Wingdings" w:hAnsi="Wingdings" w:hint="default"/>
+      </w:rPr>
+    </w:lvl>
+    <w:lvl w:ilvl="3" w:tplc="40090001" w:tentative="1">
+      <w:start w:val="1"/>
+      <w:numFmt w:val="bullet"/>
+      <w:lvlText w:val=""/>
+      <w:lvlJc w:val="left"/>
+      <w:pPr>
+        <w:ind w:left="2880" w:hanging="360"/>
+      </w:pPr>
+      <w:rPr>
+        <w:rFonts w:ascii="Symbol" w:hAnsi="Symbol" w:hint="default"/>
+      </w:rPr>
+    </w:lvl>
+    <w:lvl w:ilvl="4" w:tplc="40090003" w:tentative="1">
+      <w:start w:val="1"/>
+      <w:numFmt w:val="bullet"/>
+      <w:lvlText w:val="o"/>
+      <w:lvlJc w:val="left"/>
+      <w:pPr>
+        <w:ind w:left="3600" w:hanging="360"/>
+      </w:pPr>
+      <w:rPr>
+        <w:rFonts w:ascii="Courier New" w:hAnsi="Courier New" w:cs="Courier New" w:hint="default"/>
+      </w:rPr>
+    </w:lvl>
+    <w:lvl w:ilvl="5" w:tplc="40090005" w:tentative="1">
+      <w:start w:val="1"/>
+      <w:numFmt w:val="bullet"/>
+      <w:lvlText w:val=""/>
+      <w:lvlJc w:val="left"/>
+      <w:pPr>
+        <w:ind w:left="4320" w:hanging="360"/>
+      </w:pPr>
+      <w:rPr>
+        <w:rFonts w:ascii="Wingdings" w:hAnsi="Wingdings" w:hint="default"/>
+      </w:rPr>
+    </w:lvl>
+    <w:lvl w:ilvl="6" w:tplc="40090001" w:tentative="1">
+      <w:start w:val="1"/>
+      <w:numFmt w:val="bullet"/>
+      <w:lvlText w:val=""/>
+      <w:lvlJc w:val="left"/>
+      <w:pPr>
+        <w:ind w:left="5040" w:hanging="360"/>
+      </w:pPr>
+      <w:rPr>
+        <w:rFonts w:ascii="Symbol" w:hAnsi="Symbol" w:hint="default"/>
+      </w:rPr>
+    </w:lvl>
+    <w:lvl w:ilvl="7" w:tplc="40090003" w:tentative="1">
+      <w:start w:val="1"/>
+      <w:numFmt w:val="bullet"/>
+      <w:lvlText w:val="o"/>
+      <w:lvlJc w:val="left"/>
+      <w:pPr>
+        <w:ind w:left="5760" w:hanging="360"/>
+      </w:pPr>
+      <w:rPr>
+        <w:rFonts w:ascii="Courier New" w:hAnsi="Courier New" w:cs="Courier New" w:hint="default"/>
+      </w:rPr>
+    </w:lvl>
+    <w:lvl w:ilvl="8" w:tplc="40090005" w:tentative="1">
+      <w:start w:val="1"/>
+      <w:numFmt w:val="bullet"/>
+      <w:lvlText w:val=""/>
+      <w:lvlJc w:val="left"/>
+      <w:pPr>
+        <w:ind w:left="6480" w:hanging="360"/>
+      </w:pPr>
+      <w:rPr>
+        <w:rFonts w:ascii="Wingdings" w:hAnsi="Wingdings" w:hint="default"/>
+      </w:rPr>
+    </w:lvl>
+  </w:abstractNum>
+  <w:abstractNum w:abstractNumId="20" w15:restartNumberingAfterBreak="0">
     <w:nsid w:val="748436E4"/>
     <w:multiLevelType w:val="hybridMultilevel"/>
     <w:tmpl w:val="1CB0DCFC"/>
@@ -9354,7 +6252,7 @@
       </w:rPr>
     </w:lvl>
   </w:abstractNum>
-  <w:abstractNum w:abstractNumId="19" w15:restartNumberingAfterBreak="0">
+  <w:abstractNum w:abstractNumId="21" w15:restartNumberingAfterBreak="0">
     <w:nsid w:val="74AB1D7A"/>
     <w:multiLevelType w:val="hybridMultilevel"/>
     <w:tmpl w:val="1166E2E0"/>
@@ -9467,7 +6365,7 @@
       </w:rPr>
     </w:lvl>
   </w:abstractNum>
-  <w:abstractNum w:abstractNumId="20" w15:restartNumberingAfterBreak="0">
+  <w:abstractNum w:abstractNumId="22" w15:restartNumberingAfterBreak="0">
     <w:nsid w:val="7B9317D1"/>
     <w:multiLevelType w:val="hybridMultilevel"/>
     <w:tmpl w:val="A3F8DEE2"/>
@@ -9581,67 +6479,73 @@
     </w:lvl>
   </w:abstractNum>
   <w:num w:numId="1" w16cid:durableId="216362556">
-    <w:abstractNumId w:val="10"/>
+    <w:abstractNumId w:val="11"/>
   </w:num>
   <w:num w:numId="2" w16cid:durableId="923951427">
     <w:abstractNumId w:val="2"/>
   </w:num>
   <w:num w:numId="3" w16cid:durableId="729501489">
-    <w:abstractNumId w:val="9"/>
+    <w:abstractNumId w:val="10"/>
   </w:num>
   <w:num w:numId="4" w16cid:durableId="1800419559">
-    <w:abstractNumId w:val="7"/>
+    <w:abstractNumId w:val="8"/>
   </w:num>
   <w:num w:numId="5" w16cid:durableId="990791046">
-    <w:abstractNumId w:val="17"/>
+    <w:abstractNumId w:val="18"/>
   </w:num>
   <w:num w:numId="6" w16cid:durableId="1930501020">
-    <w:abstractNumId w:val="14"/>
+    <w:abstractNumId w:val="15"/>
   </w:num>
   <w:num w:numId="7" w16cid:durableId="981229997">
-    <w:abstractNumId w:val="16"/>
+    <w:abstractNumId w:val="17"/>
   </w:num>
   <w:num w:numId="8" w16cid:durableId="993951099">
     <w:abstractNumId w:val="4"/>
   </w:num>
   <w:num w:numId="9" w16cid:durableId="579212538">
-    <w:abstractNumId w:val="15"/>
+    <w:abstractNumId w:val="16"/>
   </w:num>
   <w:num w:numId="10" w16cid:durableId="414789075">
     <w:abstractNumId w:val="5"/>
   </w:num>
   <w:num w:numId="11" w16cid:durableId="1106847405">
-    <w:abstractNumId w:val="18"/>
+    <w:abstractNumId w:val="20"/>
   </w:num>
   <w:num w:numId="12" w16cid:durableId="163908772">
     <w:abstractNumId w:val="6"/>
   </w:num>
   <w:num w:numId="13" w16cid:durableId="548221451">
-    <w:abstractNumId w:val="20"/>
+    <w:abstractNumId w:val="22"/>
   </w:num>
   <w:num w:numId="14" w16cid:durableId="392974673">
-    <w:abstractNumId w:val="11"/>
+    <w:abstractNumId w:val="12"/>
   </w:num>
   <w:num w:numId="15" w16cid:durableId="508520111">
     <w:abstractNumId w:val="1"/>
   </w:num>
   <w:num w:numId="16" w16cid:durableId="448351990">
-    <w:abstractNumId w:val="19"/>
+    <w:abstractNumId w:val="21"/>
   </w:num>
   <w:num w:numId="17" w16cid:durableId="1912546504">
-    <w:abstractNumId w:val="12"/>
+    <w:abstractNumId w:val="13"/>
   </w:num>
   <w:num w:numId="18" w16cid:durableId="1605577402">
-    <w:abstractNumId w:val="8"/>
+    <w:abstractNumId w:val="9"/>
   </w:num>
   <w:num w:numId="19" w16cid:durableId="2074623893">
     <w:abstractNumId w:val="0"/>
   </w:num>
   <w:num w:numId="20" w16cid:durableId="583731192">
-    <w:abstractNumId w:val="13"/>
+    <w:abstractNumId w:val="14"/>
   </w:num>
   <w:num w:numId="21" w16cid:durableId="784228635">
     <w:abstractNumId w:val="3"/>
+  </w:num>
+  <w:num w:numId="22" w16cid:durableId="559634892">
+    <w:abstractNumId w:val="7"/>
+  </w:num>
+  <w:num w:numId="23" w16cid:durableId="1142623395">
+    <w:abstractNumId w:val="19"/>
   </w:num>
 </w:numbering>
 </file>

--- a/Rxpl_Backend/RXPL Backend Making Process.docx
+++ b/Rxpl_Backend/RXPL Backend Making Process.docx
@@ -43,8 +43,21 @@
           <w:highlight w:val="green"/>
           <w:lang w:val="en-US"/>
         </w:rPr>
-        <w:t>Step 1 :</w:t>
-      </w:r>
+        <w:t xml:space="preserve">Step </w:t>
+      </w:r>
+      <w:proofErr w:type="gramStart"/>
+      <w:r>
+        <w:rPr>
+          <w:b/>
+          <w:bCs/>
+          <w:sz w:val="28"/>
+          <w:szCs w:val="28"/>
+          <w:highlight w:val="green"/>
+          <w:lang w:val="en-US"/>
+        </w:rPr>
+        <w:t>1 :</w:t>
+      </w:r>
+      <w:proofErr w:type="gramEnd"/>
       <w:r>
         <w:rPr>
           <w:b/>
@@ -115,7 +128,25 @@
           <w:szCs w:val="28"/>
           <w:lang w:val="en-US"/>
         </w:rPr>
-        <w:t xml:space="preserve">Excel sheet post the excel with </w:t>
+        <w:t xml:space="preserve">Excel sheet </w:t>
+      </w:r>
+      <w:proofErr w:type="gramStart"/>
+      <w:r>
+        <w:rPr>
+          <w:sz w:val="28"/>
+          <w:szCs w:val="28"/>
+          <w:lang w:val="en-US"/>
+        </w:rPr>
+        <w:t>post</w:t>
+      </w:r>
+      <w:proofErr w:type="gramEnd"/>
+      <w:r>
+        <w:rPr>
+          <w:sz w:val="28"/>
+          <w:szCs w:val="28"/>
+          <w:lang w:val="en-US"/>
+        </w:rPr>
+        <w:t xml:space="preserve"> the excel with </w:t>
       </w:r>
       <w:r>
         <w:rPr>
@@ -180,17 +211,40 @@
           <w:highlight w:val="green"/>
           <w:lang w:val="en-US"/>
         </w:rPr>
-        <w:t>Step 2</w:t>
-      </w:r>
+        <w:t xml:space="preserve">Step </w:t>
+      </w:r>
+      <w:proofErr w:type="gramStart"/>
       <w:r>
         <w:rPr>
           <w:b/>
           <w:bCs/>
           <w:sz w:val="28"/>
           <w:szCs w:val="28"/>
-          <w:lang w:val="en-US"/>
-        </w:rPr>
-        <w:t xml:space="preserve"> : Create the Matches </w:t>
+          <w:highlight w:val="green"/>
+          <w:lang w:val="en-US"/>
+        </w:rPr>
+        <w:t>2</w:t>
+      </w:r>
+      <w:r>
+        <w:rPr>
+          <w:b/>
+          <w:bCs/>
+          <w:sz w:val="28"/>
+          <w:szCs w:val="28"/>
+          <w:lang w:val="en-US"/>
+        </w:rPr>
+        <w:t xml:space="preserve"> :</w:t>
+      </w:r>
+      <w:proofErr w:type="gramEnd"/>
+      <w:r>
+        <w:rPr>
+          <w:b/>
+          <w:bCs/>
+          <w:sz w:val="28"/>
+          <w:szCs w:val="28"/>
+          <w:lang w:val="en-US"/>
+        </w:rPr>
+        <w:t xml:space="preserve"> Create the Matches </w:t>
       </w:r>
     </w:p>
     <w:p>
@@ -212,8 +266,54 @@
           <w:szCs w:val="28"/>
           <w:lang w:val="en-US"/>
         </w:rPr>
-        <w:t>Excel Data has the StartDate and EndDate and the playerAID and PlayerBID</w:t>
-      </w:r>
+        <w:t xml:space="preserve">Excel Data has the StartDate and </w:t>
+      </w:r>
+      <w:proofErr w:type="spellStart"/>
+      <w:r>
+        <w:rPr>
+          <w:sz w:val="28"/>
+          <w:szCs w:val="28"/>
+          <w:lang w:val="en-US"/>
+        </w:rPr>
+        <w:t>EndDate</w:t>
+      </w:r>
+      <w:proofErr w:type="spellEnd"/>
+      <w:r>
+        <w:rPr>
+          <w:sz w:val="28"/>
+          <w:szCs w:val="28"/>
+          <w:lang w:val="en-US"/>
+        </w:rPr>
+        <w:t xml:space="preserve"> and the </w:t>
+      </w:r>
+      <w:proofErr w:type="spellStart"/>
+      <w:r>
+        <w:rPr>
+          <w:sz w:val="28"/>
+          <w:szCs w:val="28"/>
+          <w:lang w:val="en-US"/>
+        </w:rPr>
+        <w:t>playerAID</w:t>
+      </w:r>
+      <w:proofErr w:type="spellEnd"/>
+      <w:r>
+        <w:rPr>
+          <w:sz w:val="28"/>
+          <w:szCs w:val="28"/>
+          <w:lang w:val="en-US"/>
+        </w:rPr>
+        <w:t xml:space="preserve"> and </w:t>
+      </w:r>
+      <w:proofErr w:type="spellStart"/>
+      <w:r>
+        <w:rPr>
+          <w:sz w:val="28"/>
+          <w:szCs w:val="28"/>
+          <w:lang w:val="en-US"/>
+        </w:rPr>
+        <w:t>PlayerBID</w:t>
+      </w:r>
+      <w:proofErr w:type="spellEnd"/>
     </w:p>
     <w:p>
       <w:pPr>
@@ -289,7 +389,43 @@
           <w:szCs w:val="28"/>
           <w:lang w:val="en-US"/>
         </w:rPr>
-        <w:t xml:space="preserve">Match the PlayerID-A and PlayerID-B and create the matches as per the Excel Sheet </w:t>
+        <w:t xml:space="preserve">Match the </w:t>
+      </w:r>
+      <w:proofErr w:type="spellStart"/>
+      <w:r>
+        <w:rPr>
+          <w:sz w:val="28"/>
+          <w:szCs w:val="28"/>
+          <w:lang w:val="en-US"/>
+        </w:rPr>
+        <w:t>PlayerID</w:t>
+      </w:r>
+      <w:proofErr w:type="spellEnd"/>
+      <w:r>
+        <w:rPr>
+          <w:sz w:val="28"/>
+          <w:szCs w:val="28"/>
+          <w:lang w:val="en-US"/>
+        </w:rPr>
+        <w:t xml:space="preserve">-A and </w:t>
+      </w:r>
+      <w:proofErr w:type="spellStart"/>
+      <w:r>
+        <w:rPr>
+          <w:sz w:val="28"/>
+          <w:szCs w:val="28"/>
+          <w:lang w:val="en-US"/>
+        </w:rPr>
+        <w:t>PlayerID</w:t>
+      </w:r>
+      <w:proofErr w:type="spellEnd"/>
+      <w:r>
+        <w:rPr>
+          <w:sz w:val="28"/>
+          <w:szCs w:val="28"/>
+          <w:lang w:val="en-US"/>
+        </w:rPr>
+        <w:t xml:space="preserve">-B and create the matches as per the Excel Sheet </w:t>
       </w:r>
     </w:p>
     <w:p>
@@ -304,7 +440,6 @@
     </w:p>
     <w:p>
       <w:pPr>
-        <w:pStyle w:val="ListParagraph"/>
         <w:rPr>
           <w:sz w:val="28"/>
           <w:szCs w:val="28"/>
@@ -314,8 +449,6 @@
       <w:r>
         <w:rPr>
           <w:noProof/>
-          <w:sz w:val="28"/>
-          <w:szCs w:val="28"/>
           <w:lang w:val="en-US"/>
         </w:rPr>
         <w:drawing>
@@ -389,8 +522,9 @@
           <w:szCs w:val="28"/>
           <w:lang w:val="en-US"/>
         </w:rPr>
-        <w:t xml:space="preserve">Create the TeamA for playerID-A and TeamB for playerID-B with the given StartDate and EndDate , As well as Create roomID with uuid library, isTournament, roomplayers with all players get combine of two </w:t>
-      </w:r>
+        <w:t xml:space="preserve">Create the </w:t>
+      </w:r>
+      <w:proofErr w:type="spellStart"/>
       <w:r>
         <w:rPr>
           <w:b/>
@@ -399,13 +533,10 @@
           <w:szCs w:val="28"/>
           <w:lang w:val="en-US"/>
         </w:rPr>
-        <w:lastRenderedPageBreak/>
-        <w:t xml:space="preserve">teams , roomplayersA and roomplayersB too, memberAccepted, DateofCreation and MatchResult for it </w:t>
-      </w:r>
-    </w:p>
-    <w:p>
-      <w:pPr>
-        <w:ind w:left="360"/>
+        <w:t>TeamA</w:t>
+      </w:r>
+      <w:proofErr w:type="spellEnd"/>
+      <w:r>
         <w:rPr>
           <w:b/>
           <w:bCs/>
@@ -413,11 +544,10 @@
           <w:szCs w:val="28"/>
           <w:lang w:val="en-US"/>
         </w:rPr>
-      </w:pPr>
-    </w:p>
-    <w:p>
-      <w:pPr>
-        <w:ind w:left="360"/>
+        <w:t xml:space="preserve"> for </w:t>
+      </w:r>
+      <w:proofErr w:type="spellStart"/>
+      <w:r>
         <w:rPr>
           <w:b/>
           <w:bCs/>
@@ -425,18 +555,20 @@
           <w:szCs w:val="28"/>
           <w:lang w:val="en-US"/>
         </w:rPr>
-      </w:pPr>
+        <w:t>playerID</w:t>
+      </w:r>
+      <w:proofErr w:type="spellEnd"/>
       <w:r>
         <w:rPr>
           <w:b/>
           <w:bCs/>
           <w:sz w:val="28"/>
           <w:szCs w:val="28"/>
-          <w:highlight w:val="green"/>
-          <w:lang w:val="en-US"/>
-        </w:rPr>
-        <w:t>Step 3:</w:t>
-      </w:r>
+          <w:lang w:val="en-US"/>
+        </w:rPr>
+        <w:t xml:space="preserve">-A and </w:t>
+      </w:r>
+      <w:proofErr w:type="spellStart"/>
       <w:r>
         <w:rPr>
           <w:b/>
@@ -445,8 +577,9 @@
           <w:szCs w:val="28"/>
           <w:lang w:val="en-US"/>
         </w:rPr>
-        <w:t xml:space="preserve"> </w:t>
-      </w:r>
+        <w:t>TeamB</w:t>
+      </w:r>
+      <w:proofErr w:type="spellEnd"/>
       <w:r>
         <w:rPr>
           <w:b/>
@@ -455,12 +588,10 @@
           <w:szCs w:val="28"/>
           <w:lang w:val="en-US"/>
         </w:rPr>
-        <w:t xml:space="preserve"> Create Connection of MR from Matches and make Active </w:t>
-      </w:r>
-    </w:p>
-    <w:p>
-      <w:pPr>
-        <w:ind w:left="360"/>
+        <w:t xml:space="preserve"> for </w:t>
+      </w:r>
+      <w:proofErr w:type="spellStart"/>
+      <w:r>
         <w:rPr>
           <w:b/>
           <w:bCs/>
@@ -468,15 +599,10 @@
           <w:szCs w:val="28"/>
           <w:lang w:val="en-US"/>
         </w:rPr>
-      </w:pPr>
-    </w:p>
-    <w:p>
-      <w:pPr>
-        <w:pStyle w:val="ListParagraph"/>
-        <w:numPr>
-          <w:ilvl w:val="0"/>
-          <w:numId w:val="1"/>
-        </w:numPr>
+        <w:t>playerID</w:t>
+      </w:r>
+      <w:proofErr w:type="spellEnd"/>
+      <w:r>
         <w:rPr>
           <w:b/>
           <w:bCs/>
@@ -484,14 +610,344 @@
           <w:szCs w:val="28"/>
           <w:lang w:val="en-US"/>
         </w:rPr>
-      </w:pPr>
+        <w:t xml:space="preserve">-B with the given StartDate and </w:t>
+      </w:r>
+      <w:proofErr w:type="spellStart"/>
+      <w:proofErr w:type="gramStart"/>
       <w:r>
         <w:rPr>
           <w:b/>
           <w:bCs/>
+          <w:sz w:val="28"/>
+          <w:szCs w:val="28"/>
+          <w:lang w:val="en-US"/>
+        </w:rPr>
+        <w:t>EndDate</w:t>
+      </w:r>
+      <w:proofErr w:type="spellEnd"/>
+      <w:r>
+        <w:rPr>
+          <w:b/>
+          <w:bCs/>
+          <w:sz w:val="28"/>
+          <w:szCs w:val="28"/>
+          <w:lang w:val="en-US"/>
+        </w:rPr>
+        <w:t xml:space="preserve"> ,</w:t>
+      </w:r>
+      <w:proofErr w:type="gramEnd"/>
+      <w:r>
+        <w:rPr>
+          <w:b/>
+          <w:bCs/>
+          <w:sz w:val="28"/>
+          <w:szCs w:val="28"/>
+          <w:lang w:val="en-US"/>
+        </w:rPr>
+        <w:t xml:space="preserve"> As well as Create </w:t>
+      </w:r>
+      <w:proofErr w:type="spellStart"/>
+      <w:r>
+        <w:rPr>
+          <w:b/>
+          <w:bCs/>
+          <w:sz w:val="28"/>
+          <w:szCs w:val="28"/>
+          <w:lang w:val="en-US"/>
+        </w:rPr>
+        <w:t>roomID</w:t>
+      </w:r>
+      <w:proofErr w:type="spellEnd"/>
+      <w:r>
+        <w:rPr>
+          <w:b/>
+          <w:bCs/>
+          <w:sz w:val="28"/>
+          <w:szCs w:val="28"/>
+          <w:lang w:val="en-US"/>
+        </w:rPr>
+        <w:t xml:space="preserve"> with </w:t>
+      </w:r>
+      <w:proofErr w:type="spellStart"/>
+      <w:r>
+        <w:rPr>
+          <w:b/>
+          <w:bCs/>
+          <w:sz w:val="28"/>
+          <w:szCs w:val="28"/>
+          <w:lang w:val="en-US"/>
+        </w:rPr>
+        <w:t>uuid</w:t>
+      </w:r>
+      <w:proofErr w:type="spellEnd"/>
+      <w:r>
+        <w:rPr>
+          <w:b/>
+          <w:bCs/>
+          <w:sz w:val="28"/>
+          <w:szCs w:val="28"/>
+          <w:lang w:val="en-US"/>
+        </w:rPr>
+        <w:t xml:space="preserve"> library, </w:t>
+      </w:r>
+      <w:proofErr w:type="spellStart"/>
+      <w:r>
+        <w:rPr>
+          <w:b/>
+          <w:bCs/>
+          <w:sz w:val="28"/>
+          <w:szCs w:val="28"/>
+          <w:lang w:val="en-US"/>
+        </w:rPr>
+        <w:t>isTournament</w:t>
+      </w:r>
+      <w:proofErr w:type="spellEnd"/>
+      <w:r>
+        <w:rPr>
+          <w:b/>
+          <w:bCs/>
+          <w:sz w:val="28"/>
+          <w:szCs w:val="28"/>
+          <w:lang w:val="en-US"/>
+        </w:rPr>
+        <w:t xml:space="preserve">, </w:t>
+      </w:r>
+      <w:proofErr w:type="spellStart"/>
+      <w:r>
+        <w:rPr>
+          <w:b/>
+          <w:bCs/>
+          <w:sz w:val="28"/>
+          <w:szCs w:val="28"/>
+          <w:lang w:val="en-US"/>
+        </w:rPr>
+        <w:t>roomplayers</w:t>
+      </w:r>
+      <w:proofErr w:type="spellEnd"/>
+      <w:r>
+        <w:rPr>
+          <w:b/>
+          <w:bCs/>
+          <w:sz w:val="28"/>
+          <w:szCs w:val="28"/>
+          <w:lang w:val="en-US"/>
+        </w:rPr>
+        <w:t xml:space="preserve"> with all players get combine of two </w:t>
+      </w:r>
+      <w:proofErr w:type="gramStart"/>
+      <w:r>
+        <w:rPr>
+          <w:b/>
+          <w:bCs/>
+          <w:sz w:val="28"/>
+          <w:szCs w:val="28"/>
+          <w:lang w:val="en-US"/>
+        </w:rPr>
+        <w:lastRenderedPageBreak/>
+        <w:t>teams ,</w:t>
+      </w:r>
+      <w:proofErr w:type="gramEnd"/>
+      <w:r>
+        <w:rPr>
+          <w:b/>
+          <w:bCs/>
+          <w:sz w:val="28"/>
+          <w:szCs w:val="28"/>
+          <w:lang w:val="en-US"/>
+        </w:rPr>
+        <w:t xml:space="preserve"> </w:t>
+      </w:r>
+      <w:proofErr w:type="spellStart"/>
+      <w:r>
+        <w:rPr>
+          <w:b/>
+          <w:bCs/>
+          <w:sz w:val="28"/>
+          <w:szCs w:val="28"/>
+          <w:lang w:val="en-US"/>
+        </w:rPr>
+        <w:t>roomplayersA</w:t>
+      </w:r>
+      <w:proofErr w:type="spellEnd"/>
+      <w:r>
+        <w:rPr>
+          <w:b/>
+          <w:bCs/>
+          <w:sz w:val="28"/>
+          <w:szCs w:val="28"/>
+          <w:lang w:val="en-US"/>
+        </w:rPr>
+        <w:t xml:space="preserve"> and </w:t>
+      </w:r>
+      <w:proofErr w:type="spellStart"/>
+      <w:r>
+        <w:rPr>
+          <w:b/>
+          <w:bCs/>
+          <w:sz w:val="28"/>
+          <w:szCs w:val="28"/>
+          <w:lang w:val="en-US"/>
+        </w:rPr>
+        <w:t>roomplayersB</w:t>
+      </w:r>
+      <w:proofErr w:type="spellEnd"/>
+      <w:r>
+        <w:rPr>
+          <w:b/>
+          <w:bCs/>
+          <w:sz w:val="28"/>
+          <w:szCs w:val="28"/>
+          <w:lang w:val="en-US"/>
+        </w:rPr>
+        <w:t xml:space="preserve"> too, </w:t>
+      </w:r>
+      <w:proofErr w:type="spellStart"/>
+      <w:r>
+        <w:rPr>
+          <w:b/>
+          <w:bCs/>
+          <w:sz w:val="28"/>
+          <w:szCs w:val="28"/>
+          <w:lang w:val="en-US"/>
+        </w:rPr>
+        <w:t>memberAccepted</w:t>
+      </w:r>
+      <w:proofErr w:type="spellEnd"/>
+      <w:r>
+        <w:rPr>
+          <w:b/>
+          <w:bCs/>
+          <w:sz w:val="28"/>
+          <w:szCs w:val="28"/>
+          <w:lang w:val="en-US"/>
+        </w:rPr>
+        <w:t xml:space="preserve">, </w:t>
+      </w:r>
+      <w:proofErr w:type="spellStart"/>
+      <w:r>
+        <w:rPr>
+          <w:b/>
+          <w:bCs/>
+          <w:sz w:val="28"/>
+          <w:szCs w:val="28"/>
+          <w:lang w:val="en-US"/>
+        </w:rPr>
+        <w:t>DateofCreation</w:t>
+      </w:r>
+      <w:proofErr w:type="spellEnd"/>
+      <w:r>
+        <w:rPr>
+          <w:b/>
+          <w:bCs/>
+          <w:sz w:val="28"/>
+          <w:szCs w:val="28"/>
+          <w:lang w:val="en-US"/>
+        </w:rPr>
+        <w:t xml:space="preserve"> and </w:t>
+      </w:r>
+      <w:proofErr w:type="spellStart"/>
+      <w:r>
+        <w:rPr>
+          <w:b/>
+          <w:bCs/>
+          <w:sz w:val="28"/>
+          <w:szCs w:val="28"/>
+          <w:lang w:val="en-US"/>
+        </w:rPr>
+        <w:t>MatchResult</w:t>
+      </w:r>
+      <w:proofErr w:type="spellEnd"/>
+      <w:r>
+        <w:rPr>
+          <w:b/>
+          <w:bCs/>
+          <w:sz w:val="28"/>
+          <w:szCs w:val="28"/>
+          <w:lang w:val="en-US"/>
+        </w:rPr>
+        <w:t xml:space="preserve"> for it </w:t>
+      </w:r>
+    </w:p>
+    <w:p>
+      <w:pPr>
+        <w:ind w:left="360"/>
+        <w:rPr>
+          <w:b/>
+          <w:bCs/>
+          <w:sz w:val="28"/>
+          <w:szCs w:val="28"/>
+          <w:lang w:val="en-US"/>
+        </w:rPr>
+      </w:pPr>
+    </w:p>
+    <w:p>
+      <w:pPr>
+        <w:ind w:left="360"/>
+        <w:rPr>
+          <w:b/>
+          <w:bCs/>
+          <w:sz w:val="28"/>
+          <w:szCs w:val="28"/>
+          <w:lang w:val="en-US"/>
+        </w:rPr>
+      </w:pPr>
+      <w:r>
+        <w:rPr>
+          <w:b/>
+          <w:bCs/>
+          <w:sz w:val="28"/>
+          <w:szCs w:val="28"/>
+          <w:highlight w:val="green"/>
+          <w:lang w:val="en-US"/>
+        </w:rPr>
+        <w:t>Step 3:</w:t>
+      </w:r>
+      <w:r>
+        <w:rPr>
+          <w:b/>
+          <w:bCs/>
+          <w:sz w:val="28"/>
+          <w:szCs w:val="28"/>
+          <w:lang w:val="en-US"/>
+        </w:rPr>
+        <w:t xml:space="preserve"> </w:t>
+      </w:r>
+      <w:r>
+        <w:rPr>
+          <w:b/>
+          <w:bCs/>
+          <w:sz w:val="28"/>
+          <w:szCs w:val="28"/>
+          <w:lang w:val="en-US"/>
+        </w:rPr>
+        <w:t xml:space="preserve"> Create Connection of MR from Matches and make Active </w:t>
+      </w:r>
+    </w:p>
+    <w:p>
+      <w:pPr>
+        <w:ind w:left="360"/>
+        <w:rPr>
+          <w:b/>
+          <w:bCs/>
+          <w:sz w:val="28"/>
+          <w:szCs w:val="28"/>
+          <w:lang w:val="en-US"/>
+        </w:rPr>
+      </w:pPr>
+    </w:p>
+    <w:p>
+      <w:pPr>
+        <w:rPr>
+          <w:b/>
+          <w:bCs/>
+          <w:sz w:val="28"/>
+          <w:szCs w:val="28"/>
+          <w:lang w:val="en-US"/>
+        </w:rPr>
+      </w:pPr>
+      <w:r>
+        <w:rPr>
           <w:noProof/>
-          <w:sz w:val="28"/>
-          <w:szCs w:val="28"/>
           <w:lang w:val="en-US"/>
         </w:rPr>
         <w:drawing>
@@ -586,8 +1042,72 @@
           <w:szCs w:val="28"/>
           <w:lang w:val="en-US"/>
         </w:rPr>
-        <w:t>and if they are live , then give the same roomID to their MRs and give the isMatchOn = true .</w:t>
-      </w:r>
+        <w:t xml:space="preserve">and if they are </w:t>
+      </w:r>
+      <w:proofErr w:type="gramStart"/>
+      <w:r>
+        <w:rPr>
+          <w:sz w:val="28"/>
+          <w:szCs w:val="28"/>
+          <w:lang w:val="en-US"/>
+        </w:rPr>
+        <w:t>live ,</w:t>
+      </w:r>
+      <w:proofErr w:type="gramEnd"/>
+      <w:r>
+        <w:rPr>
+          <w:sz w:val="28"/>
+          <w:szCs w:val="28"/>
+          <w:lang w:val="en-US"/>
+        </w:rPr>
+        <w:t xml:space="preserve"> then give the same </w:t>
+      </w:r>
+      <w:proofErr w:type="spellStart"/>
+      <w:r>
+        <w:rPr>
+          <w:sz w:val="28"/>
+          <w:szCs w:val="28"/>
+          <w:lang w:val="en-US"/>
+        </w:rPr>
+        <w:t>roomID</w:t>
+      </w:r>
+      <w:proofErr w:type="spellEnd"/>
+      <w:r>
+        <w:rPr>
+          <w:sz w:val="28"/>
+          <w:szCs w:val="28"/>
+          <w:lang w:val="en-US"/>
+        </w:rPr>
+        <w:t xml:space="preserve"> to their MRs and give the </w:t>
+      </w:r>
+      <w:proofErr w:type="spellStart"/>
+      <w:r>
+        <w:rPr>
+          <w:sz w:val="28"/>
+          <w:szCs w:val="28"/>
+          <w:lang w:val="en-US"/>
+        </w:rPr>
+        <w:t>isMatchOn</w:t>
+      </w:r>
+      <w:proofErr w:type="spellEnd"/>
+      <w:r>
+        <w:rPr>
+          <w:sz w:val="28"/>
+          <w:szCs w:val="28"/>
+          <w:lang w:val="en-US"/>
+        </w:rPr>
+        <w:t xml:space="preserve"> = </w:t>
+      </w:r>
+      <w:proofErr w:type="gramStart"/>
+      <w:r>
+        <w:rPr>
+          <w:sz w:val="28"/>
+          <w:szCs w:val="28"/>
+          <w:lang w:val="en-US"/>
+        </w:rPr>
+        <w:t>true .</w:t>
+      </w:r>
+      <w:proofErr w:type="gramEnd"/>
     </w:p>
     <w:p>
       <w:pPr>
@@ -618,15 +1138,51 @@
           <w:szCs w:val="28"/>
           <w:lang w:val="en-US"/>
         </w:rPr>
-        <w:t xml:space="preserve">If no match is live , then give it by default False </w:t>
-      </w:r>
-      <w:r>
-        <w:rPr>
-          <w:sz w:val="28"/>
-          <w:szCs w:val="28"/>
-          <w:lang w:val="en-US"/>
-        </w:rPr>
-        <w:t xml:space="preserve">, rest ignore about the below things </w:t>
+        <w:t xml:space="preserve">If no match is </w:t>
+      </w:r>
+      <w:proofErr w:type="gramStart"/>
+      <w:r>
+        <w:rPr>
+          <w:sz w:val="28"/>
+          <w:szCs w:val="28"/>
+          <w:lang w:val="en-US"/>
+        </w:rPr>
+        <w:t>live ,</w:t>
+      </w:r>
+      <w:proofErr w:type="gramEnd"/>
+      <w:r>
+        <w:rPr>
+          <w:sz w:val="28"/>
+          <w:szCs w:val="28"/>
+          <w:lang w:val="en-US"/>
+        </w:rPr>
+        <w:t xml:space="preserve"> then give it by default </w:t>
+      </w:r>
+      <w:proofErr w:type="gramStart"/>
+      <w:r>
+        <w:rPr>
+          <w:sz w:val="28"/>
+          <w:szCs w:val="28"/>
+          <w:lang w:val="en-US"/>
+        </w:rPr>
+        <w:t xml:space="preserve">False </w:t>
+      </w:r>
+      <w:r>
+        <w:rPr>
+          <w:sz w:val="28"/>
+          <w:szCs w:val="28"/>
+          <w:lang w:val="en-US"/>
+        </w:rPr>
+        <w:t>,</w:t>
+      </w:r>
+      <w:proofErr w:type="gramEnd"/>
+      <w:r>
+        <w:rPr>
+          <w:sz w:val="28"/>
+          <w:szCs w:val="28"/>
+          <w:lang w:val="en-US"/>
+        </w:rPr>
+        <w:t xml:space="preserve"> rest ignore about the below things </w:t>
       </w:r>
     </w:p>
     <w:p>
@@ -680,7 +1236,29 @@
           <w:szCs w:val="28"/>
           <w:lang w:val="en-US"/>
         </w:rPr>
-        <w:t>If match is Live , then send the prescription</w:t>
+        <w:t xml:space="preserve">If match is </w:t>
+      </w:r>
+      <w:proofErr w:type="gramStart"/>
+      <w:r>
+        <w:rPr>
+          <w:b/>
+          <w:bCs/>
+          <w:sz w:val="28"/>
+          <w:szCs w:val="28"/>
+          <w:lang w:val="en-US"/>
+        </w:rPr>
+        <w:t>Live ,</w:t>
+      </w:r>
+      <w:proofErr w:type="gramEnd"/>
+      <w:r>
+        <w:rPr>
+          <w:b/>
+          <w:bCs/>
+          <w:sz w:val="28"/>
+          <w:szCs w:val="28"/>
+          <w:lang w:val="en-US"/>
+        </w:rPr>
+        <w:t xml:space="preserve"> then send the prescription</w:t>
       </w:r>
       <w:r>
         <w:rPr>
@@ -710,8 +1288,36 @@
           <w:szCs w:val="28"/>
           <w:lang w:val="en-US"/>
         </w:rPr>
-        <w:t>Create new API with the create-prescription and get the objectID of MR .</w:t>
-      </w:r>
+        <w:t xml:space="preserve">Create new API with the create-prescription and get the </w:t>
+      </w:r>
+      <w:proofErr w:type="spellStart"/>
+      <w:r>
+        <w:rPr>
+          <w:sz w:val="28"/>
+          <w:szCs w:val="28"/>
+          <w:lang w:val="en-US"/>
+        </w:rPr>
+        <w:t>objectID</w:t>
+      </w:r>
+      <w:proofErr w:type="spellEnd"/>
+      <w:r>
+        <w:rPr>
+          <w:sz w:val="28"/>
+          <w:szCs w:val="28"/>
+          <w:lang w:val="en-US"/>
+        </w:rPr>
+        <w:t xml:space="preserve"> of </w:t>
+      </w:r>
+      <w:proofErr w:type="gramStart"/>
+      <w:r>
+        <w:rPr>
+          <w:sz w:val="28"/>
+          <w:szCs w:val="28"/>
+          <w:lang w:val="en-US"/>
+        </w:rPr>
+        <w:t>MR .</w:t>
+      </w:r>
+      <w:proofErr w:type="gramEnd"/>
     </w:p>
     <w:p>
       <w:pPr>
@@ -732,7 +1338,79 @@
           <w:szCs w:val="28"/>
           <w:lang w:val="en-US"/>
         </w:rPr>
-        <w:t xml:space="preserve">Put the MR objectID in params, and get the roomID of MR , and go in the matches and compare the roomID of MR and Matches both </w:t>
+        <w:t xml:space="preserve">Put the MR </w:t>
+      </w:r>
+      <w:proofErr w:type="spellStart"/>
+      <w:r>
+        <w:rPr>
+          <w:sz w:val="28"/>
+          <w:szCs w:val="28"/>
+          <w:lang w:val="en-US"/>
+        </w:rPr>
+        <w:t>objectID</w:t>
+      </w:r>
+      <w:proofErr w:type="spellEnd"/>
+      <w:r>
+        <w:rPr>
+          <w:sz w:val="28"/>
+          <w:szCs w:val="28"/>
+          <w:lang w:val="en-US"/>
+        </w:rPr>
+        <w:t xml:space="preserve"> in params, and get the </w:t>
+      </w:r>
+      <w:proofErr w:type="spellStart"/>
+      <w:r>
+        <w:rPr>
+          <w:sz w:val="28"/>
+          <w:szCs w:val="28"/>
+          <w:lang w:val="en-US"/>
+        </w:rPr>
+        <w:t>roomID</w:t>
+      </w:r>
+      <w:proofErr w:type="spellEnd"/>
+      <w:r>
+        <w:rPr>
+          <w:sz w:val="28"/>
+          <w:szCs w:val="28"/>
+          <w:lang w:val="en-US"/>
+        </w:rPr>
+        <w:t xml:space="preserve"> of </w:t>
+      </w:r>
+      <w:proofErr w:type="gramStart"/>
+      <w:r>
+        <w:rPr>
+          <w:sz w:val="28"/>
+          <w:szCs w:val="28"/>
+          <w:lang w:val="en-US"/>
+        </w:rPr>
+        <w:t>MR ,</w:t>
+      </w:r>
+      <w:proofErr w:type="gramEnd"/>
+      <w:r>
+        <w:rPr>
+          <w:sz w:val="28"/>
+          <w:szCs w:val="28"/>
+          <w:lang w:val="en-US"/>
+        </w:rPr>
+        <w:t xml:space="preserve"> and go in the matches and compare the </w:t>
+      </w:r>
+      <w:proofErr w:type="spellStart"/>
+      <w:r>
+        <w:rPr>
+          <w:sz w:val="28"/>
+          <w:szCs w:val="28"/>
+          <w:lang w:val="en-US"/>
+        </w:rPr>
+        <w:t>roomID</w:t>
+      </w:r>
+      <w:proofErr w:type="spellEnd"/>
+      <w:r>
+        <w:rPr>
+          <w:sz w:val="28"/>
+          <w:szCs w:val="28"/>
+          <w:lang w:val="en-US"/>
+        </w:rPr>
+        <w:t xml:space="preserve"> of MR and Matches both </w:t>
       </w:r>
     </w:p>
     <w:p>
@@ -754,7 +1432,61 @@
           <w:szCs w:val="28"/>
           <w:lang w:val="en-US"/>
         </w:rPr>
-        <w:t xml:space="preserve">IF the roomID of MR match with the current Match , then Send the Prescritpion in the body </w:t>
+        <w:t xml:space="preserve">IF the </w:t>
+      </w:r>
+      <w:proofErr w:type="spellStart"/>
+      <w:r>
+        <w:rPr>
+          <w:sz w:val="28"/>
+          <w:szCs w:val="28"/>
+          <w:lang w:val="en-US"/>
+        </w:rPr>
+        <w:t>roomID</w:t>
+      </w:r>
+      <w:proofErr w:type="spellEnd"/>
+      <w:r>
+        <w:rPr>
+          <w:sz w:val="28"/>
+          <w:szCs w:val="28"/>
+          <w:lang w:val="en-US"/>
+        </w:rPr>
+        <w:t xml:space="preserve"> of MR match with the current </w:t>
+      </w:r>
+      <w:proofErr w:type="gramStart"/>
+      <w:r>
+        <w:rPr>
+          <w:sz w:val="28"/>
+          <w:szCs w:val="28"/>
+          <w:lang w:val="en-US"/>
+        </w:rPr>
+        <w:t>Match ,</w:t>
+      </w:r>
+      <w:proofErr w:type="gramEnd"/>
+      <w:r>
+        <w:rPr>
+          <w:sz w:val="28"/>
+          <w:szCs w:val="28"/>
+          <w:lang w:val="en-US"/>
+        </w:rPr>
+        <w:t xml:space="preserve"> then Send the </w:t>
+      </w:r>
+      <w:proofErr w:type="spellStart"/>
+      <w:r>
+        <w:rPr>
+          <w:sz w:val="28"/>
+          <w:szCs w:val="28"/>
+          <w:lang w:val="en-US"/>
+        </w:rPr>
+        <w:t>Prescritpion</w:t>
+      </w:r>
+      <w:proofErr w:type="spellEnd"/>
+      <w:r>
+        <w:rPr>
+          <w:sz w:val="28"/>
+          <w:szCs w:val="28"/>
+          <w:lang w:val="en-US"/>
+        </w:rPr>
+        <w:t xml:space="preserve"> in the body </w:t>
       </w:r>
     </w:p>
     <w:p>
@@ -804,15 +1536,52 @@
           <w:highlight w:val="green"/>
           <w:lang w:val="en-US"/>
         </w:rPr>
-        <w:t>Step 6</w:t>
-      </w:r>
-      <w:r>
-        <w:rPr>
-          <w:sz w:val="28"/>
-          <w:szCs w:val="28"/>
-          <w:lang w:val="en-US"/>
-        </w:rPr>
-        <w:t xml:space="preserve"> : Get the Brand with Points and Get the teamScore with their Results.</w:t>
+        <w:t xml:space="preserve">Step </w:t>
+      </w:r>
+      <w:proofErr w:type="gramStart"/>
+      <w:r>
+        <w:rPr>
+          <w:sz w:val="28"/>
+          <w:szCs w:val="28"/>
+          <w:highlight w:val="green"/>
+          <w:lang w:val="en-US"/>
+        </w:rPr>
+        <w:t>6</w:t>
+      </w:r>
+      <w:r>
+        <w:rPr>
+          <w:sz w:val="28"/>
+          <w:szCs w:val="28"/>
+          <w:lang w:val="en-US"/>
+        </w:rPr>
+        <w:t xml:space="preserve"> :</w:t>
+      </w:r>
+      <w:proofErr w:type="gramEnd"/>
+      <w:r>
+        <w:rPr>
+          <w:sz w:val="28"/>
+          <w:szCs w:val="28"/>
+          <w:lang w:val="en-US"/>
+        </w:rPr>
+        <w:t xml:space="preserve"> Get the Brand with Points and Get the </w:t>
+      </w:r>
+      <w:proofErr w:type="spellStart"/>
+      <w:r>
+        <w:rPr>
+          <w:sz w:val="28"/>
+          <w:szCs w:val="28"/>
+          <w:lang w:val="en-US"/>
+        </w:rPr>
+        <w:t>teamScore</w:t>
+      </w:r>
+      <w:proofErr w:type="spellEnd"/>
+      <w:r>
+        <w:rPr>
+          <w:sz w:val="28"/>
+          <w:szCs w:val="28"/>
+          <w:lang w:val="en-US"/>
+        </w:rPr>
+        <w:t xml:space="preserve"> with their Results.</w:t>
       </w:r>
     </w:p>
     <w:p>
@@ -850,13 +1619,23 @@
           <w:lang w:val="en-US"/>
         </w:rPr>
       </w:pPr>
-      <w:r>
-        <w:rPr>
-          <w:sz w:val="28"/>
-          <w:szCs w:val="28"/>
-          <w:lang w:val="en-US"/>
-        </w:rPr>
-        <w:t xml:space="preserve">BrandName: </w:t>
+      <w:proofErr w:type="spellStart"/>
+      <w:r>
+        <w:rPr>
+          <w:sz w:val="28"/>
+          <w:szCs w:val="28"/>
+          <w:lang w:val="en-US"/>
+        </w:rPr>
+        <w:t>BrandName</w:t>
+      </w:r>
+      <w:proofErr w:type="spellEnd"/>
+      <w:r>
+        <w:rPr>
+          <w:sz w:val="28"/>
+          <w:szCs w:val="28"/>
+          <w:lang w:val="en-US"/>
+        </w:rPr>
+        <w:t xml:space="preserve">: </w:t>
       </w:r>
       <w:r>
         <w:rPr>
@@ -880,13 +1659,23 @@
           <w:lang w:val="en-US"/>
         </w:rPr>
       </w:pPr>
-      <w:r>
-        <w:rPr>
-          <w:sz w:val="28"/>
-          <w:szCs w:val="28"/>
-          <w:lang w:val="en-US"/>
-        </w:rPr>
-        <w:t>Points : 6</w:t>
+      <w:proofErr w:type="gramStart"/>
+      <w:r>
+        <w:rPr>
+          <w:sz w:val="28"/>
+          <w:szCs w:val="28"/>
+          <w:lang w:val="en-US"/>
+        </w:rPr>
+        <w:t>Points :</w:t>
+      </w:r>
+      <w:proofErr w:type="gramEnd"/>
+      <w:r>
+        <w:rPr>
+          <w:sz w:val="28"/>
+          <w:szCs w:val="28"/>
+          <w:lang w:val="en-US"/>
+        </w:rPr>
+        <w:t xml:space="preserve"> 6</w:t>
       </w:r>
     </w:p>
     <w:p>
@@ -912,13 +1701,33 @@
           <w:lang w:val="en-US"/>
         </w:rPr>
       </w:pPr>
-      <w:r>
-        <w:rPr>
-          <w:sz w:val="28"/>
-          <w:szCs w:val="28"/>
-          <w:lang w:val="en-US"/>
-        </w:rPr>
-        <w:t>BrandName : Brand B</w:t>
+      <w:proofErr w:type="spellStart"/>
+      <w:proofErr w:type="gramStart"/>
+      <w:r>
+        <w:rPr>
+          <w:sz w:val="28"/>
+          <w:szCs w:val="28"/>
+          <w:lang w:val="en-US"/>
+        </w:rPr>
+        <w:t>BrandName</w:t>
+      </w:r>
+      <w:proofErr w:type="spellEnd"/>
+      <w:r>
+        <w:rPr>
+          <w:sz w:val="28"/>
+          <w:szCs w:val="28"/>
+          <w:lang w:val="en-US"/>
+        </w:rPr>
+        <w:t xml:space="preserve"> :</w:t>
+      </w:r>
+      <w:proofErr w:type="gramEnd"/>
+      <w:r>
+        <w:rPr>
+          <w:sz w:val="28"/>
+          <w:szCs w:val="28"/>
+          <w:lang w:val="en-US"/>
+        </w:rPr>
+        <w:t xml:space="preserve"> Brand B</w:t>
       </w:r>
     </w:p>
     <w:p>
@@ -962,8 +1771,64 @@
           <w:szCs w:val="28"/>
           <w:lang w:val="en-US"/>
         </w:rPr>
-        <w:t>Now create a field in MR named as totalRuns , totalSixes and TotalFours</w:t>
-      </w:r>
+        <w:t xml:space="preserve">Now create a field in MR named as </w:t>
+      </w:r>
+      <w:proofErr w:type="spellStart"/>
+      <w:proofErr w:type="gramStart"/>
+      <w:r>
+        <w:rPr>
+          <w:sz w:val="28"/>
+          <w:szCs w:val="28"/>
+          <w:lang w:val="en-US"/>
+        </w:rPr>
+        <w:t>totalRuns</w:t>
+      </w:r>
+      <w:proofErr w:type="spellEnd"/>
+      <w:r>
+        <w:rPr>
+          <w:sz w:val="28"/>
+          <w:szCs w:val="28"/>
+          <w:lang w:val="en-US"/>
+        </w:rPr>
+        <w:t xml:space="preserve"> ,</w:t>
+      </w:r>
+      <w:proofErr w:type="gramEnd"/>
+      <w:r>
+        <w:rPr>
+          <w:sz w:val="28"/>
+          <w:szCs w:val="28"/>
+          <w:lang w:val="en-US"/>
+        </w:rPr>
+        <w:t xml:space="preserve"> </w:t>
+      </w:r>
+      <w:proofErr w:type="spellStart"/>
+      <w:r>
+        <w:rPr>
+          <w:sz w:val="28"/>
+          <w:szCs w:val="28"/>
+          <w:lang w:val="en-US"/>
+        </w:rPr>
+        <w:t>totalSixes</w:t>
+      </w:r>
+      <w:proofErr w:type="spellEnd"/>
+      <w:r>
+        <w:rPr>
+          <w:sz w:val="28"/>
+          <w:szCs w:val="28"/>
+          <w:lang w:val="en-US"/>
+        </w:rPr>
+        <w:t xml:space="preserve"> and </w:t>
+      </w:r>
+      <w:proofErr w:type="spellStart"/>
+      <w:r>
+        <w:rPr>
+          <w:sz w:val="28"/>
+          <w:szCs w:val="28"/>
+          <w:lang w:val="en-US"/>
+        </w:rPr>
+        <w:t>TotalFours</w:t>
+      </w:r>
+      <w:proofErr w:type="spellEnd"/>
     </w:p>
     <w:p>
       <w:pPr>
@@ -1064,7 +1929,61 @@
           <w:szCs w:val="28"/>
           <w:lang w:val="en-US"/>
         </w:rPr>
-        <w:t xml:space="preserve">Now create a field in Matches too named as TeamA Name , TeamAScore, </w:t>
+        <w:t xml:space="preserve">Now create a field in Matches too named as </w:t>
+      </w:r>
+      <w:proofErr w:type="spellStart"/>
+      <w:r>
+        <w:rPr>
+          <w:sz w:val="28"/>
+          <w:szCs w:val="28"/>
+          <w:lang w:val="en-US"/>
+        </w:rPr>
+        <w:t>TeamA</w:t>
+      </w:r>
+      <w:proofErr w:type="spellEnd"/>
+      <w:r>
+        <w:rPr>
+          <w:sz w:val="28"/>
+          <w:szCs w:val="28"/>
+          <w:lang w:val="en-US"/>
+        </w:rPr>
+        <w:t xml:space="preserve"> </w:t>
+      </w:r>
+      <w:proofErr w:type="gramStart"/>
+      <w:r>
+        <w:rPr>
+          <w:sz w:val="28"/>
+          <w:szCs w:val="28"/>
+          <w:lang w:val="en-US"/>
+        </w:rPr>
+        <w:t>Name ,</w:t>
+      </w:r>
+      <w:proofErr w:type="gramEnd"/>
+      <w:r>
+        <w:rPr>
+          <w:sz w:val="28"/>
+          <w:szCs w:val="28"/>
+          <w:lang w:val="en-US"/>
+        </w:rPr>
+        <w:t xml:space="preserve"> </w:t>
+      </w:r>
+      <w:proofErr w:type="spellStart"/>
+      <w:r>
+        <w:rPr>
+          <w:sz w:val="28"/>
+          <w:szCs w:val="28"/>
+          <w:lang w:val="en-US"/>
+        </w:rPr>
+        <w:t>TeamAScore</w:t>
+      </w:r>
+      <w:proofErr w:type="spellEnd"/>
+      <w:r>
+        <w:rPr>
+          <w:sz w:val="28"/>
+          <w:szCs w:val="28"/>
+          <w:lang w:val="en-US"/>
+        </w:rPr>
+        <w:t xml:space="preserve">, </w:t>
       </w:r>
     </w:p>
     <w:p>
@@ -1076,13 +1995,41 @@
           <w:lang w:val="en-US"/>
         </w:rPr>
       </w:pPr>
-      <w:r>
-        <w:rPr>
-          <w:sz w:val="28"/>
-          <w:szCs w:val="28"/>
-          <w:lang w:val="en-US"/>
-        </w:rPr>
-        <w:t>TeamB Name, TeamBScore and Results</w:t>
+      <w:proofErr w:type="spellStart"/>
+      <w:r>
+        <w:rPr>
+          <w:sz w:val="28"/>
+          <w:szCs w:val="28"/>
+          <w:lang w:val="en-US"/>
+        </w:rPr>
+        <w:t>TeamB</w:t>
+      </w:r>
+      <w:proofErr w:type="spellEnd"/>
+      <w:r>
+        <w:rPr>
+          <w:sz w:val="28"/>
+          <w:szCs w:val="28"/>
+          <w:lang w:val="en-US"/>
+        </w:rPr>
+        <w:t xml:space="preserve"> Name, </w:t>
+      </w:r>
+      <w:proofErr w:type="spellStart"/>
+      <w:r>
+        <w:rPr>
+          <w:sz w:val="28"/>
+          <w:szCs w:val="28"/>
+          <w:lang w:val="en-US"/>
+        </w:rPr>
+        <w:t>TeamBScore</w:t>
+      </w:r>
+      <w:proofErr w:type="spellEnd"/>
+      <w:r>
+        <w:rPr>
+          <w:sz w:val="28"/>
+          <w:szCs w:val="28"/>
+          <w:lang w:val="en-US"/>
+        </w:rPr>
+        <w:t xml:space="preserve"> and Results</w:t>
       </w:r>
     </w:p>
     <w:p>
@@ -1165,7 +2112,45 @@
           <w:szCs w:val="28"/>
           <w:lang w:val="en-US"/>
         </w:rPr>
-        <w:t>Now add this BrandName as Brand in Prescription in the req.body with it</w:t>
+        <w:t xml:space="preserve">Now add this </w:t>
+      </w:r>
+      <w:proofErr w:type="spellStart"/>
+      <w:r>
+        <w:rPr>
+          <w:sz w:val="28"/>
+          <w:szCs w:val="28"/>
+          <w:lang w:val="en-US"/>
+        </w:rPr>
+        <w:t>BrandName</w:t>
+      </w:r>
+      <w:proofErr w:type="spellEnd"/>
+      <w:r>
+        <w:rPr>
+          <w:sz w:val="28"/>
+          <w:szCs w:val="28"/>
+          <w:lang w:val="en-US"/>
+        </w:rPr>
+        <w:t xml:space="preserve"> as Brand in Prescription in the </w:t>
+      </w:r>
+      <w:proofErr w:type="spellStart"/>
+      <w:proofErr w:type="gramStart"/>
+      <w:r>
+        <w:rPr>
+          <w:sz w:val="28"/>
+          <w:szCs w:val="28"/>
+          <w:lang w:val="en-US"/>
+        </w:rPr>
+        <w:t>req.body</w:t>
+      </w:r>
+      <w:proofErr w:type="spellEnd"/>
+      <w:proofErr w:type="gramEnd"/>
+      <w:r>
+        <w:rPr>
+          <w:sz w:val="28"/>
+          <w:szCs w:val="28"/>
+          <w:lang w:val="en-US"/>
+        </w:rPr>
+        <w:t xml:space="preserve"> with it</w:t>
       </w:r>
     </w:p>
     <w:p>
@@ -1257,7 +2242,135 @@
           <w:szCs w:val="28"/>
           <w:lang w:val="en-US"/>
         </w:rPr>
-        <w:t>In this Scenario , Attach the Brands to Prescription and whenever in req.body I call the Brand A or B , it should upload the TotalRuns with it TotalSixes or TotalFours Respectively for their Specific MR objectIDs.</w:t>
+        <w:t xml:space="preserve">In this </w:t>
+      </w:r>
+      <w:proofErr w:type="gramStart"/>
+      <w:r>
+        <w:rPr>
+          <w:sz w:val="28"/>
+          <w:szCs w:val="28"/>
+          <w:lang w:val="en-US"/>
+        </w:rPr>
+        <w:t>Scenario ,</w:t>
+      </w:r>
+      <w:proofErr w:type="gramEnd"/>
+      <w:r>
+        <w:rPr>
+          <w:sz w:val="28"/>
+          <w:szCs w:val="28"/>
+          <w:lang w:val="en-US"/>
+        </w:rPr>
+        <w:t xml:space="preserve"> Attach the Brands to Prescription and whenever in </w:t>
+      </w:r>
+      <w:proofErr w:type="spellStart"/>
+      <w:proofErr w:type="gramStart"/>
+      <w:r>
+        <w:rPr>
+          <w:sz w:val="28"/>
+          <w:szCs w:val="28"/>
+          <w:lang w:val="en-US"/>
+        </w:rPr>
+        <w:t>req.body</w:t>
+      </w:r>
+      <w:proofErr w:type="spellEnd"/>
+      <w:proofErr w:type="gramEnd"/>
+      <w:r>
+        <w:rPr>
+          <w:sz w:val="28"/>
+          <w:szCs w:val="28"/>
+          <w:lang w:val="en-US"/>
+        </w:rPr>
+        <w:t xml:space="preserve"> I call the Brand A or </w:t>
+      </w:r>
+      <w:proofErr w:type="gramStart"/>
+      <w:r>
+        <w:rPr>
+          <w:sz w:val="28"/>
+          <w:szCs w:val="28"/>
+          <w:lang w:val="en-US"/>
+        </w:rPr>
+        <w:t>B ,</w:t>
+      </w:r>
+      <w:proofErr w:type="gramEnd"/>
+      <w:r>
+        <w:rPr>
+          <w:sz w:val="28"/>
+          <w:szCs w:val="28"/>
+          <w:lang w:val="en-US"/>
+        </w:rPr>
+        <w:t xml:space="preserve"> it should upload the </w:t>
+      </w:r>
+      <w:proofErr w:type="spellStart"/>
+      <w:r>
+        <w:rPr>
+          <w:sz w:val="28"/>
+          <w:szCs w:val="28"/>
+          <w:lang w:val="en-US"/>
+        </w:rPr>
+        <w:t>TotalRuns</w:t>
+      </w:r>
+      <w:proofErr w:type="spellEnd"/>
+      <w:r>
+        <w:rPr>
+          <w:sz w:val="28"/>
+          <w:szCs w:val="28"/>
+          <w:lang w:val="en-US"/>
+        </w:rPr>
+        <w:t xml:space="preserve"> with it </w:t>
+      </w:r>
+      <w:proofErr w:type="spellStart"/>
+      <w:r>
+        <w:rPr>
+          <w:sz w:val="28"/>
+          <w:szCs w:val="28"/>
+          <w:lang w:val="en-US"/>
+        </w:rPr>
+        <w:t>TotalSixes</w:t>
+      </w:r>
+      <w:proofErr w:type="spellEnd"/>
+      <w:r>
+        <w:rPr>
+          <w:sz w:val="28"/>
+          <w:szCs w:val="28"/>
+          <w:lang w:val="en-US"/>
+        </w:rPr>
+        <w:t xml:space="preserve"> or </w:t>
+      </w:r>
+      <w:proofErr w:type="spellStart"/>
+      <w:r>
+        <w:rPr>
+          <w:sz w:val="28"/>
+          <w:szCs w:val="28"/>
+          <w:lang w:val="en-US"/>
+        </w:rPr>
+        <w:t>TotalFours</w:t>
+      </w:r>
+      <w:proofErr w:type="spellEnd"/>
+      <w:r>
+        <w:rPr>
+          <w:sz w:val="28"/>
+          <w:szCs w:val="28"/>
+          <w:lang w:val="en-US"/>
+        </w:rPr>
+        <w:t xml:space="preserve"> Respectively for their Specific MR </w:t>
+      </w:r>
+      <w:proofErr w:type="spellStart"/>
+      <w:r>
+        <w:rPr>
+          <w:sz w:val="28"/>
+          <w:szCs w:val="28"/>
+          <w:lang w:val="en-US"/>
+        </w:rPr>
+        <w:t>objectIDs</w:t>
+      </w:r>
+      <w:proofErr w:type="spellEnd"/>
+      <w:r>
+        <w:rPr>
+          <w:sz w:val="28"/>
+          <w:szCs w:val="28"/>
+          <w:lang w:val="en-US"/>
+        </w:rPr>
+        <w:t>.</w:t>
       </w:r>
     </w:p>
     <w:p>
@@ -1348,15 +2461,133 @@
           <w:szCs w:val="28"/>
           <w:lang w:val="en-US"/>
         </w:rPr>
-        <w:t xml:space="preserve">If the MR objectID is from TeamA  in the Prescription , then it should update with the TeamA Name and the TeamAScore </w:t>
-      </w:r>
-      <w:r>
-        <w:rPr>
-          <w:sz w:val="28"/>
-          <w:szCs w:val="28"/>
-          <w:lang w:val="en-US"/>
-        </w:rPr>
-        <w:t>(TotalScore)</w:t>
+        <w:t xml:space="preserve">If the MR </w:t>
+      </w:r>
+      <w:proofErr w:type="spellStart"/>
+      <w:r>
+        <w:rPr>
+          <w:sz w:val="28"/>
+          <w:szCs w:val="28"/>
+          <w:lang w:val="en-US"/>
+        </w:rPr>
+        <w:t>objectID</w:t>
+      </w:r>
+      <w:proofErr w:type="spellEnd"/>
+      <w:r>
+        <w:rPr>
+          <w:sz w:val="28"/>
+          <w:szCs w:val="28"/>
+          <w:lang w:val="en-US"/>
+        </w:rPr>
+        <w:t xml:space="preserve"> is from </w:t>
+      </w:r>
+      <w:proofErr w:type="spellStart"/>
+      <w:proofErr w:type="gramStart"/>
+      <w:r>
+        <w:rPr>
+          <w:sz w:val="28"/>
+          <w:szCs w:val="28"/>
+          <w:lang w:val="en-US"/>
+        </w:rPr>
+        <w:t>TeamA</w:t>
+      </w:r>
+      <w:proofErr w:type="spellEnd"/>
+      <w:r>
+        <w:rPr>
+          <w:sz w:val="28"/>
+          <w:szCs w:val="28"/>
+          <w:lang w:val="en-US"/>
+        </w:rPr>
+        <w:t xml:space="preserve">  in</w:t>
+      </w:r>
+      <w:proofErr w:type="gramEnd"/>
+      <w:r>
+        <w:rPr>
+          <w:sz w:val="28"/>
+          <w:szCs w:val="28"/>
+          <w:lang w:val="en-US"/>
+        </w:rPr>
+        <w:t xml:space="preserve"> the </w:t>
+      </w:r>
+      <w:proofErr w:type="gramStart"/>
+      <w:r>
+        <w:rPr>
+          <w:sz w:val="28"/>
+          <w:szCs w:val="28"/>
+          <w:lang w:val="en-US"/>
+        </w:rPr>
+        <w:t>Prescription ,</w:t>
+      </w:r>
+      <w:proofErr w:type="gramEnd"/>
+      <w:r>
+        <w:rPr>
+          <w:sz w:val="28"/>
+          <w:szCs w:val="28"/>
+          <w:lang w:val="en-US"/>
+        </w:rPr>
+        <w:t xml:space="preserve"> then it should update with the </w:t>
+      </w:r>
+      <w:proofErr w:type="spellStart"/>
+      <w:r>
+        <w:rPr>
+          <w:sz w:val="28"/>
+          <w:szCs w:val="28"/>
+          <w:lang w:val="en-US"/>
+        </w:rPr>
+        <w:t>TeamA</w:t>
+      </w:r>
+      <w:proofErr w:type="spellEnd"/>
+      <w:r>
+        <w:rPr>
+          <w:sz w:val="28"/>
+          <w:szCs w:val="28"/>
+          <w:lang w:val="en-US"/>
+        </w:rPr>
+        <w:t xml:space="preserve"> Name and the </w:t>
+      </w:r>
+      <w:proofErr w:type="spellStart"/>
+      <w:r>
+        <w:rPr>
+          <w:sz w:val="28"/>
+          <w:szCs w:val="28"/>
+          <w:lang w:val="en-US"/>
+        </w:rPr>
+        <w:t>TeamAScore</w:t>
+      </w:r>
+      <w:proofErr w:type="spellEnd"/>
+      <w:r>
+        <w:rPr>
+          <w:sz w:val="28"/>
+          <w:szCs w:val="28"/>
+          <w:lang w:val="en-US"/>
+        </w:rPr>
+        <w:t xml:space="preserve"> </w:t>
+      </w:r>
+      <w:r>
+        <w:rPr>
+          <w:sz w:val="28"/>
+          <w:szCs w:val="28"/>
+          <w:lang w:val="en-US"/>
+        </w:rPr>
+        <w:t>(</w:t>
+      </w:r>
+      <w:proofErr w:type="spellStart"/>
+      <w:r>
+        <w:rPr>
+          <w:sz w:val="28"/>
+          <w:szCs w:val="28"/>
+          <w:lang w:val="en-US"/>
+        </w:rPr>
+        <w:t>TotalScore</w:t>
+      </w:r>
+      <w:proofErr w:type="spellEnd"/>
+      <w:r>
+        <w:rPr>
+          <w:sz w:val="28"/>
+          <w:szCs w:val="28"/>
+          <w:lang w:val="en-US"/>
+        </w:rPr>
+        <w:t>)</w:t>
       </w:r>
     </w:p>
     <w:p>
@@ -1378,7 +2609,79 @@
           <w:szCs w:val="28"/>
           <w:lang w:val="en-US"/>
         </w:rPr>
-        <w:t>Either if it is TeamB MR then it should update with the Same for it with the TeamB Name and TeamBScore (TotalScore)</w:t>
+        <w:t xml:space="preserve">Either if it is </w:t>
+      </w:r>
+      <w:proofErr w:type="spellStart"/>
+      <w:r>
+        <w:rPr>
+          <w:sz w:val="28"/>
+          <w:szCs w:val="28"/>
+          <w:lang w:val="en-US"/>
+        </w:rPr>
+        <w:t>TeamB</w:t>
+      </w:r>
+      <w:proofErr w:type="spellEnd"/>
+      <w:r>
+        <w:rPr>
+          <w:sz w:val="28"/>
+          <w:szCs w:val="28"/>
+          <w:lang w:val="en-US"/>
+        </w:rPr>
+        <w:t xml:space="preserve"> MR then it should update with the Same for it with the </w:t>
+      </w:r>
+      <w:proofErr w:type="spellStart"/>
+      <w:r>
+        <w:rPr>
+          <w:sz w:val="28"/>
+          <w:szCs w:val="28"/>
+          <w:lang w:val="en-US"/>
+        </w:rPr>
+        <w:t>TeamB</w:t>
+      </w:r>
+      <w:proofErr w:type="spellEnd"/>
+      <w:r>
+        <w:rPr>
+          <w:sz w:val="28"/>
+          <w:szCs w:val="28"/>
+          <w:lang w:val="en-US"/>
+        </w:rPr>
+        <w:t xml:space="preserve"> Name and </w:t>
+      </w:r>
+      <w:proofErr w:type="spellStart"/>
+      <w:r>
+        <w:rPr>
+          <w:sz w:val="28"/>
+          <w:szCs w:val="28"/>
+          <w:lang w:val="en-US"/>
+        </w:rPr>
+        <w:t>TeamBScore</w:t>
+      </w:r>
+      <w:proofErr w:type="spellEnd"/>
+      <w:r>
+        <w:rPr>
+          <w:sz w:val="28"/>
+          <w:szCs w:val="28"/>
+          <w:lang w:val="en-US"/>
+        </w:rPr>
+        <w:t xml:space="preserve"> (</w:t>
+      </w:r>
+      <w:proofErr w:type="spellStart"/>
+      <w:r>
+        <w:rPr>
+          <w:sz w:val="28"/>
+          <w:szCs w:val="28"/>
+          <w:lang w:val="en-US"/>
+        </w:rPr>
+        <w:t>TotalScore</w:t>
+      </w:r>
+      <w:proofErr w:type="spellEnd"/>
+      <w:r>
+        <w:rPr>
+          <w:sz w:val="28"/>
+          <w:szCs w:val="28"/>
+          <w:lang w:val="en-US"/>
+        </w:rPr>
+        <w:t>)</w:t>
       </w:r>
     </w:p>
     <w:p>
@@ -1400,7 +2703,43 @@
           <w:szCs w:val="28"/>
           <w:lang w:val="en-US"/>
         </w:rPr>
-        <w:t xml:space="preserve">At the End , think the logic for the Result and compare the both team Scores and show the Result with showing their TeamNames in it respectively </w:t>
+        <w:t xml:space="preserve">At the </w:t>
+      </w:r>
+      <w:proofErr w:type="gramStart"/>
+      <w:r>
+        <w:rPr>
+          <w:sz w:val="28"/>
+          <w:szCs w:val="28"/>
+          <w:lang w:val="en-US"/>
+        </w:rPr>
+        <w:t>End ,</w:t>
+      </w:r>
+      <w:proofErr w:type="gramEnd"/>
+      <w:r>
+        <w:rPr>
+          <w:sz w:val="28"/>
+          <w:szCs w:val="28"/>
+          <w:lang w:val="en-US"/>
+        </w:rPr>
+        <w:t xml:space="preserve"> think the logic for the Result and compare the both team Scores and show the Result with showing their </w:t>
+      </w:r>
+      <w:proofErr w:type="spellStart"/>
+      <w:r>
+        <w:rPr>
+          <w:sz w:val="28"/>
+          <w:szCs w:val="28"/>
+          <w:lang w:val="en-US"/>
+        </w:rPr>
+        <w:t>TeamNames</w:t>
+      </w:r>
+      <w:proofErr w:type="spellEnd"/>
+      <w:r>
+        <w:rPr>
+          <w:sz w:val="28"/>
+          <w:szCs w:val="28"/>
+          <w:lang w:val="en-US"/>
+        </w:rPr>
+        <w:t xml:space="preserve"> in it respectively </w:t>
       </w:r>
     </w:p>
     <w:p>
@@ -1493,6 +2832,7 @@
         </w:rPr>
         <w:t xml:space="preserve">: Get the </w:t>
       </w:r>
+      <w:proofErr w:type="spellStart"/>
       <w:r>
         <w:rPr>
           <w:sz w:val="28"/>
@@ -1502,6 +2842,7 @@
         </w:rPr>
         <w:t>MRScoreEachMatch</w:t>
       </w:r>
+      <w:proofErr w:type="spellEnd"/>
       <w:r>
         <w:rPr>
           <w:sz w:val="28"/>
@@ -1540,8 +2881,18 @@
           <w:szCs w:val="28"/>
           <w:lang w:val="en-US"/>
         </w:rPr>
-        <w:t>Create the Schema in MR Field named as MrScoreEachMatch</w:t>
-      </w:r>
+        <w:t xml:space="preserve">Create the Schema in MR Field named as </w:t>
+      </w:r>
+      <w:proofErr w:type="spellStart"/>
+      <w:r>
+        <w:rPr>
+          <w:sz w:val="28"/>
+          <w:szCs w:val="28"/>
+          <w:lang w:val="en-US"/>
+        </w:rPr>
+        <w:t>MrScoreEachMatch</w:t>
+      </w:r>
+      <w:proofErr w:type="spellEnd"/>
     </w:p>
     <w:p>
       <w:pPr>
@@ -1562,7 +2913,155 @@
           <w:szCs w:val="28"/>
           <w:lang w:val="en-US"/>
         </w:rPr>
-        <w:t>Get the MatchID , roomID , startDate, endDate , results and stats with it s runs , sixes and fours</w:t>
+        <w:t xml:space="preserve">Get the </w:t>
+      </w:r>
+      <w:proofErr w:type="spellStart"/>
+      <w:proofErr w:type="gramStart"/>
+      <w:r>
+        <w:rPr>
+          <w:sz w:val="28"/>
+          <w:szCs w:val="28"/>
+          <w:lang w:val="en-US"/>
+        </w:rPr>
+        <w:t>MatchID</w:t>
+      </w:r>
+      <w:proofErr w:type="spellEnd"/>
+      <w:r>
+        <w:rPr>
+          <w:sz w:val="28"/>
+          <w:szCs w:val="28"/>
+          <w:lang w:val="en-US"/>
+        </w:rPr>
+        <w:t xml:space="preserve"> ,</w:t>
+      </w:r>
+      <w:proofErr w:type="gramEnd"/>
+      <w:r>
+        <w:rPr>
+          <w:sz w:val="28"/>
+          <w:szCs w:val="28"/>
+          <w:lang w:val="en-US"/>
+        </w:rPr>
+        <w:t xml:space="preserve"> </w:t>
+      </w:r>
+      <w:proofErr w:type="spellStart"/>
+      <w:proofErr w:type="gramStart"/>
+      <w:r>
+        <w:rPr>
+          <w:sz w:val="28"/>
+          <w:szCs w:val="28"/>
+          <w:lang w:val="en-US"/>
+        </w:rPr>
+        <w:t>roomID</w:t>
+      </w:r>
+      <w:proofErr w:type="spellEnd"/>
+      <w:r>
+        <w:rPr>
+          <w:sz w:val="28"/>
+          <w:szCs w:val="28"/>
+          <w:lang w:val="en-US"/>
+        </w:rPr>
+        <w:t xml:space="preserve"> ,</w:t>
+      </w:r>
+      <w:proofErr w:type="gramEnd"/>
+      <w:r>
+        <w:rPr>
+          <w:sz w:val="28"/>
+          <w:szCs w:val="28"/>
+          <w:lang w:val="en-US"/>
+        </w:rPr>
+        <w:t xml:space="preserve"> </w:t>
+      </w:r>
+      <w:proofErr w:type="spellStart"/>
+      <w:r>
+        <w:rPr>
+          <w:sz w:val="28"/>
+          <w:szCs w:val="28"/>
+          <w:lang w:val="en-US"/>
+        </w:rPr>
+        <w:t>startDate</w:t>
+      </w:r>
+      <w:proofErr w:type="spellEnd"/>
+      <w:r>
+        <w:rPr>
+          <w:sz w:val="28"/>
+          <w:szCs w:val="28"/>
+          <w:lang w:val="en-US"/>
+        </w:rPr>
+        <w:t xml:space="preserve">, </w:t>
+      </w:r>
+      <w:proofErr w:type="spellStart"/>
+      <w:proofErr w:type="gramStart"/>
+      <w:r>
+        <w:rPr>
+          <w:sz w:val="28"/>
+          <w:szCs w:val="28"/>
+          <w:lang w:val="en-US"/>
+        </w:rPr>
+        <w:t>endDate</w:t>
+      </w:r>
+      <w:proofErr w:type="spellEnd"/>
+      <w:r>
+        <w:rPr>
+          <w:sz w:val="28"/>
+          <w:szCs w:val="28"/>
+          <w:lang w:val="en-US"/>
+        </w:rPr>
+        <w:t xml:space="preserve"> ,</w:t>
+      </w:r>
+      <w:proofErr w:type="gramEnd"/>
+      <w:r>
+        <w:rPr>
+          <w:sz w:val="28"/>
+          <w:szCs w:val="28"/>
+          <w:lang w:val="en-US"/>
+        </w:rPr>
+        <w:t xml:space="preserve"> results and stats with </w:t>
+      </w:r>
+      <w:proofErr w:type="spellStart"/>
+      <w:proofErr w:type="gramStart"/>
+      <w:r>
+        <w:rPr>
+          <w:sz w:val="28"/>
+          <w:szCs w:val="28"/>
+          <w:lang w:val="en-US"/>
+        </w:rPr>
+        <w:t>it</w:t>
+      </w:r>
+      <w:proofErr w:type="gramEnd"/>
+      <w:r>
+        <w:rPr>
+          <w:sz w:val="28"/>
+          <w:szCs w:val="28"/>
+          <w:lang w:val="en-US"/>
+        </w:rPr>
+        <w:t xml:space="preserve"> s</w:t>
+      </w:r>
+      <w:proofErr w:type="spellEnd"/>
+      <w:r>
+        <w:rPr>
+          <w:sz w:val="28"/>
+          <w:szCs w:val="28"/>
+          <w:lang w:val="en-US"/>
+        </w:rPr>
+        <w:t xml:space="preserve"> </w:t>
+      </w:r>
+      <w:proofErr w:type="gramStart"/>
+      <w:r>
+        <w:rPr>
+          <w:sz w:val="28"/>
+          <w:szCs w:val="28"/>
+          <w:lang w:val="en-US"/>
+        </w:rPr>
+        <w:t>runs ,</w:t>
+      </w:r>
+      <w:proofErr w:type="gramEnd"/>
+      <w:r>
+        <w:rPr>
+          <w:sz w:val="28"/>
+          <w:szCs w:val="28"/>
+          <w:lang w:val="en-US"/>
+        </w:rPr>
+        <w:t xml:space="preserve"> sixes and fours</w:t>
       </w:r>
     </w:p>
     <w:p>
@@ -1656,8 +3155,216 @@
           <w:szCs w:val="28"/>
           <w:lang w:val="en-US"/>
         </w:rPr>
-        <w:t>Now in this , After getting the schema , go into the prescription and get the matchID from the matches and the roomID too, so that , we can find that , at which match , which MR has played with their specific personal runs , sixes and fours through their matchID and startDate and EndDate</w:t>
-      </w:r>
+        <w:t xml:space="preserve">Now in </w:t>
+      </w:r>
+      <w:proofErr w:type="gramStart"/>
+      <w:r>
+        <w:rPr>
+          <w:sz w:val="28"/>
+          <w:szCs w:val="28"/>
+          <w:lang w:val="en-US"/>
+        </w:rPr>
+        <w:t>this ,</w:t>
+      </w:r>
+      <w:proofErr w:type="gramEnd"/>
+      <w:r>
+        <w:rPr>
+          <w:sz w:val="28"/>
+          <w:szCs w:val="28"/>
+          <w:lang w:val="en-US"/>
+        </w:rPr>
+        <w:t xml:space="preserve"> </w:t>
+      </w:r>
+      <w:proofErr w:type="gramStart"/>
+      <w:r>
+        <w:rPr>
+          <w:sz w:val="28"/>
+          <w:szCs w:val="28"/>
+          <w:lang w:val="en-US"/>
+        </w:rPr>
+        <w:t>After</w:t>
+      </w:r>
+      <w:proofErr w:type="gramEnd"/>
+      <w:r>
+        <w:rPr>
+          <w:sz w:val="28"/>
+          <w:szCs w:val="28"/>
+          <w:lang w:val="en-US"/>
+        </w:rPr>
+        <w:t xml:space="preserve"> getting the </w:t>
+      </w:r>
+      <w:proofErr w:type="gramStart"/>
+      <w:r>
+        <w:rPr>
+          <w:sz w:val="28"/>
+          <w:szCs w:val="28"/>
+          <w:lang w:val="en-US"/>
+        </w:rPr>
+        <w:t>schema ,</w:t>
+      </w:r>
+      <w:proofErr w:type="gramEnd"/>
+      <w:r>
+        <w:rPr>
+          <w:sz w:val="28"/>
+          <w:szCs w:val="28"/>
+          <w:lang w:val="en-US"/>
+        </w:rPr>
+        <w:t xml:space="preserve"> go into the prescription and get the </w:t>
+      </w:r>
+      <w:proofErr w:type="spellStart"/>
+      <w:r>
+        <w:rPr>
+          <w:sz w:val="28"/>
+          <w:szCs w:val="28"/>
+          <w:lang w:val="en-US"/>
+        </w:rPr>
+        <w:t>matchID</w:t>
+      </w:r>
+      <w:proofErr w:type="spellEnd"/>
+      <w:r>
+        <w:rPr>
+          <w:sz w:val="28"/>
+          <w:szCs w:val="28"/>
+          <w:lang w:val="en-US"/>
+        </w:rPr>
+        <w:t xml:space="preserve"> from the matches and the </w:t>
+      </w:r>
+      <w:proofErr w:type="spellStart"/>
+      <w:r>
+        <w:rPr>
+          <w:sz w:val="28"/>
+          <w:szCs w:val="28"/>
+          <w:lang w:val="en-US"/>
+        </w:rPr>
+        <w:t>roomID</w:t>
+      </w:r>
+      <w:proofErr w:type="spellEnd"/>
+      <w:r>
+        <w:rPr>
+          <w:sz w:val="28"/>
+          <w:szCs w:val="28"/>
+          <w:lang w:val="en-US"/>
+        </w:rPr>
+        <w:t xml:space="preserve"> too, so </w:t>
+      </w:r>
+      <w:proofErr w:type="gramStart"/>
+      <w:r>
+        <w:rPr>
+          <w:sz w:val="28"/>
+          <w:szCs w:val="28"/>
+          <w:lang w:val="en-US"/>
+        </w:rPr>
+        <w:t>that ,</w:t>
+      </w:r>
+      <w:proofErr w:type="gramEnd"/>
+      <w:r>
+        <w:rPr>
+          <w:sz w:val="28"/>
+          <w:szCs w:val="28"/>
+          <w:lang w:val="en-US"/>
+        </w:rPr>
+        <w:t xml:space="preserve"> we can find </w:t>
+      </w:r>
+      <w:proofErr w:type="gramStart"/>
+      <w:r>
+        <w:rPr>
+          <w:sz w:val="28"/>
+          <w:szCs w:val="28"/>
+          <w:lang w:val="en-US"/>
+        </w:rPr>
+        <w:t>that ,</w:t>
+      </w:r>
+      <w:proofErr w:type="gramEnd"/>
+      <w:r>
+        <w:rPr>
+          <w:sz w:val="28"/>
+          <w:szCs w:val="28"/>
+          <w:lang w:val="en-US"/>
+        </w:rPr>
+        <w:t xml:space="preserve"> at which </w:t>
+      </w:r>
+      <w:proofErr w:type="gramStart"/>
+      <w:r>
+        <w:rPr>
+          <w:sz w:val="28"/>
+          <w:szCs w:val="28"/>
+          <w:lang w:val="en-US"/>
+        </w:rPr>
+        <w:t>match ,</w:t>
+      </w:r>
+      <w:proofErr w:type="gramEnd"/>
+      <w:r>
+        <w:rPr>
+          <w:sz w:val="28"/>
+          <w:szCs w:val="28"/>
+          <w:lang w:val="en-US"/>
+        </w:rPr>
+        <w:t xml:space="preserve"> which MR has played with their specific personal </w:t>
+      </w:r>
+      <w:proofErr w:type="gramStart"/>
+      <w:r>
+        <w:rPr>
+          <w:sz w:val="28"/>
+          <w:szCs w:val="28"/>
+          <w:lang w:val="en-US"/>
+        </w:rPr>
+        <w:t>runs ,</w:t>
+      </w:r>
+      <w:proofErr w:type="gramEnd"/>
+      <w:r>
+        <w:rPr>
+          <w:sz w:val="28"/>
+          <w:szCs w:val="28"/>
+          <w:lang w:val="en-US"/>
+        </w:rPr>
+        <w:t xml:space="preserve"> sixes and fours through their </w:t>
+      </w:r>
+      <w:proofErr w:type="spellStart"/>
+      <w:r>
+        <w:rPr>
+          <w:sz w:val="28"/>
+          <w:szCs w:val="28"/>
+          <w:lang w:val="en-US"/>
+        </w:rPr>
+        <w:t>matchID</w:t>
+      </w:r>
+      <w:proofErr w:type="spellEnd"/>
+      <w:r>
+        <w:rPr>
+          <w:sz w:val="28"/>
+          <w:szCs w:val="28"/>
+          <w:lang w:val="en-US"/>
+        </w:rPr>
+        <w:t xml:space="preserve"> and </w:t>
+      </w:r>
+      <w:proofErr w:type="spellStart"/>
+      <w:r>
+        <w:rPr>
+          <w:sz w:val="28"/>
+          <w:szCs w:val="28"/>
+          <w:lang w:val="en-US"/>
+        </w:rPr>
+        <w:t>startDate</w:t>
+      </w:r>
+      <w:proofErr w:type="spellEnd"/>
+      <w:r>
+        <w:rPr>
+          <w:sz w:val="28"/>
+          <w:szCs w:val="28"/>
+          <w:lang w:val="en-US"/>
+        </w:rPr>
+        <w:t xml:space="preserve"> and </w:t>
+      </w:r>
+      <w:proofErr w:type="spellStart"/>
+      <w:r>
+        <w:rPr>
+          <w:sz w:val="28"/>
+          <w:szCs w:val="28"/>
+          <w:lang w:val="en-US"/>
+        </w:rPr>
+        <w:t>EndDate</w:t>
+      </w:r>
+      <w:proofErr w:type="spellEnd"/>
     </w:p>
     <w:p>
       <w:pPr>
@@ -1688,7 +3395,25 @@
           <w:szCs w:val="28"/>
           <w:lang w:val="en-US"/>
         </w:rPr>
-        <w:t>If you got then , hit the API and get the personal Score for each MR in it and store into the MR Database</w:t>
+        <w:t xml:space="preserve">If you got </w:t>
+      </w:r>
+      <w:proofErr w:type="gramStart"/>
+      <w:r>
+        <w:rPr>
+          <w:sz w:val="28"/>
+          <w:szCs w:val="28"/>
+          <w:lang w:val="en-US"/>
+        </w:rPr>
+        <w:t>then ,</w:t>
+      </w:r>
+      <w:proofErr w:type="gramEnd"/>
+      <w:r>
+        <w:rPr>
+          <w:sz w:val="28"/>
+          <w:szCs w:val="28"/>
+          <w:lang w:val="en-US"/>
+        </w:rPr>
+        <w:t xml:space="preserve"> hit the API and get the personal Score for each MR in it and store into the MR Database</w:t>
       </w:r>
     </w:p>
     <w:p>
@@ -1737,15 +3462,52 @@
           <w:lang w:val="en-US"/>
         </w:rPr>
         <w:lastRenderedPageBreak/>
-        <w:t>Step 8</w:t>
-      </w:r>
-      <w:r>
-        <w:rPr>
-          <w:sz w:val="28"/>
-          <w:szCs w:val="28"/>
-          <w:lang w:val="en-US"/>
-        </w:rPr>
-        <w:t xml:space="preserve"> : Websocket installation and show the live Data in Frontend</w:t>
+        <w:t xml:space="preserve">Step </w:t>
+      </w:r>
+      <w:proofErr w:type="gramStart"/>
+      <w:r>
+        <w:rPr>
+          <w:sz w:val="28"/>
+          <w:szCs w:val="28"/>
+          <w:highlight w:val="green"/>
+          <w:lang w:val="en-US"/>
+        </w:rPr>
+        <w:t>8</w:t>
+      </w:r>
+      <w:r>
+        <w:rPr>
+          <w:sz w:val="28"/>
+          <w:szCs w:val="28"/>
+          <w:lang w:val="en-US"/>
+        </w:rPr>
+        <w:t xml:space="preserve"> :</w:t>
+      </w:r>
+      <w:proofErr w:type="gramEnd"/>
+      <w:r>
+        <w:rPr>
+          <w:sz w:val="28"/>
+          <w:szCs w:val="28"/>
+          <w:lang w:val="en-US"/>
+        </w:rPr>
+        <w:t xml:space="preserve"> </w:t>
+      </w:r>
+      <w:proofErr w:type="spellStart"/>
+      <w:r>
+        <w:rPr>
+          <w:sz w:val="28"/>
+          <w:szCs w:val="28"/>
+          <w:lang w:val="en-US"/>
+        </w:rPr>
+        <w:t>Websocket</w:t>
+      </w:r>
+      <w:proofErr w:type="spellEnd"/>
+      <w:r>
+        <w:rPr>
+          <w:sz w:val="28"/>
+          <w:szCs w:val="28"/>
+          <w:lang w:val="en-US"/>
+        </w:rPr>
+        <w:t xml:space="preserve"> installation and show the live Data in Frontend</w:t>
       </w:r>
     </w:p>
     <w:p>
@@ -1767,7 +3529,25 @@
           <w:szCs w:val="28"/>
           <w:lang w:val="en-US"/>
         </w:rPr>
-        <w:t xml:space="preserve">Install the websocket in the project with </w:t>
+        <w:t xml:space="preserve">Install the </w:t>
+      </w:r>
+      <w:proofErr w:type="spellStart"/>
+      <w:r>
+        <w:rPr>
+          <w:sz w:val="28"/>
+          <w:szCs w:val="28"/>
+          <w:lang w:val="en-US"/>
+        </w:rPr>
+        <w:t>websocket</w:t>
+      </w:r>
+      <w:proofErr w:type="spellEnd"/>
+      <w:r>
+        <w:rPr>
+          <w:sz w:val="28"/>
+          <w:szCs w:val="28"/>
+          <w:lang w:val="en-US"/>
+        </w:rPr>
+        <w:t xml:space="preserve"> in the project with </w:t>
       </w:r>
       <w:r>
         <w:rPr>
@@ -1777,7 +3557,51 @@
           <w:highlight w:val="red"/>
           <w:lang w:val="en-US"/>
         </w:rPr>
-        <w:t>“npm i socket.io”</w:t>
+        <w:t>“</w:t>
+      </w:r>
+      <w:proofErr w:type="spellStart"/>
+      <w:r>
+        <w:rPr>
+          <w:color w:val="000000" w:themeColor="text1"/>
+          <w:sz w:val="28"/>
+          <w:szCs w:val="28"/>
+          <w:highlight w:val="red"/>
+          <w:lang w:val="en-US"/>
+        </w:rPr>
+        <w:t>npm</w:t>
+      </w:r>
+      <w:proofErr w:type="spellEnd"/>
+      <w:r>
+        <w:rPr>
+          <w:color w:val="000000" w:themeColor="text1"/>
+          <w:sz w:val="28"/>
+          <w:szCs w:val="28"/>
+          <w:highlight w:val="red"/>
+          <w:lang w:val="en-US"/>
+        </w:rPr>
+        <w:t xml:space="preserve"> </w:t>
+      </w:r>
+      <w:proofErr w:type="spellStart"/>
+      <w:r>
+        <w:rPr>
+          <w:color w:val="000000" w:themeColor="text1"/>
+          <w:sz w:val="28"/>
+          <w:szCs w:val="28"/>
+          <w:highlight w:val="red"/>
+          <w:lang w:val="en-US"/>
+        </w:rPr>
+        <w:t>i</w:t>
+      </w:r>
+      <w:proofErr w:type="spellEnd"/>
+      <w:r>
+        <w:rPr>
+          <w:color w:val="000000" w:themeColor="text1"/>
+          <w:sz w:val="28"/>
+          <w:szCs w:val="28"/>
+          <w:highlight w:val="red"/>
+          <w:lang w:val="en-US"/>
+        </w:rPr>
+        <w:t xml:space="preserve"> socket.io”</w:t>
       </w:r>
     </w:p>
     <w:p>
@@ -1800,7 +3624,27 @@
           <w:szCs w:val="28"/>
           <w:lang w:val="en-US"/>
         </w:rPr>
-        <w:t xml:space="preserve">Add into the Server.js , and exchange with the local server </w:t>
+        <w:t xml:space="preserve">Add into the </w:t>
+      </w:r>
+      <w:proofErr w:type="gramStart"/>
+      <w:r>
+        <w:rPr>
+          <w:color w:val="000000" w:themeColor="text1"/>
+          <w:sz w:val="28"/>
+          <w:szCs w:val="28"/>
+          <w:lang w:val="en-US"/>
+        </w:rPr>
+        <w:t>Server.js ,</w:t>
+      </w:r>
+      <w:proofErr w:type="gramEnd"/>
+      <w:r>
+        <w:rPr>
+          <w:color w:val="000000" w:themeColor="text1"/>
+          <w:sz w:val="28"/>
+          <w:szCs w:val="28"/>
+          <w:lang w:val="en-US"/>
+        </w:rPr>
+        <w:t xml:space="preserve"> and exchange with the local server </w:t>
       </w:r>
     </w:p>
     <w:p>
@@ -1823,7 +3667,27 @@
           <w:szCs w:val="28"/>
           <w:lang w:val="en-US"/>
         </w:rPr>
-        <w:t>Make a setup of Websocket io in the server.js and in the prescription too</w:t>
+        <w:t xml:space="preserve">Make a setup of </w:t>
+      </w:r>
+      <w:proofErr w:type="spellStart"/>
+      <w:r>
+        <w:rPr>
+          <w:color w:val="000000" w:themeColor="text1"/>
+          <w:sz w:val="28"/>
+          <w:szCs w:val="28"/>
+          <w:lang w:val="en-US"/>
+        </w:rPr>
+        <w:t>Websocket</w:t>
+      </w:r>
+      <w:proofErr w:type="spellEnd"/>
+      <w:r>
+        <w:rPr>
+          <w:color w:val="000000" w:themeColor="text1"/>
+          <w:sz w:val="28"/>
+          <w:szCs w:val="28"/>
+          <w:lang w:val="en-US"/>
+        </w:rPr>
+        <w:t xml:space="preserve"> io in the server.js and in the prescription too</w:t>
       </w:r>
     </w:p>
     <w:p>
@@ -1915,7 +3779,25 @@
           <w:szCs w:val="28"/>
           <w:lang w:val="en-US"/>
         </w:rPr>
-        <w:t>Make a frontend with React.js and attach the websocket with the frontend part and display the prescription lively in i</w:t>
+        <w:t xml:space="preserve">Make a frontend with React.js and attach the </w:t>
+      </w:r>
+      <w:proofErr w:type="spellStart"/>
+      <w:r>
+        <w:rPr>
+          <w:sz w:val="28"/>
+          <w:szCs w:val="28"/>
+          <w:lang w:val="en-US"/>
+        </w:rPr>
+        <w:t>websocket</w:t>
+      </w:r>
+      <w:proofErr w:type="spellEnd"/>
+      <w:r>
+        <w:rPr>
+          <w:sz w:val="28"/>
+          <w:szCs w:val="28"/>
+          <w:lang w:val="en-US"/>
+        </w:rPr>
+        <w:t xml:space="preserve"> with the frontend part and display the prescription lively in i</w:t>
       </w:r>
       <w:r>
         <w:rPr>
@@ -2003,6 +3885,7 @@
           <w:lang w:val="en-US"/>
         </w:rPr>
       </w:pPr>
+      <w:proofErr w:type="gramStart"/>
       <w:r>
         <w:rPr>
           <w:sz w:val="28"/>
@@ -2010,7 +3893,77 @@
           <w:highlight w:val="red"/>
           <w:lang w:val="en-US"/>
         </w:rPr>
-        <w:t>Note :- Websocket blocks the port no. 6000 , it does not runs on this port</w:t>
+        <w:t>Note :</w:t>
+      </w:r>
+      <w:proofErr w:type="gramEnd"/>
+      <w:r>
+        <w:rPr>
+          <w:sz w:val="28"/>
+          <w:szCs w:val="28"/>
+          <w:highlight w:val="red"/>
+          <w:lang w:val="en-US"/>
+        </w:rPr>
+        <w:t xml:space="preserve">- </w:t>
+      </w:r>
+      <w:proofErr w:type="spellStart"/>
+      <w:r>
+        <w:rPr>
+          <w:sz w:val="28"/>
+          <w:szCs w:val="28"/>
+          <w:highlight w:val="red"/>
+          <w:lang w:val="en-US"/>
+        </w:rPr>
+        <w:t>Websocket</w:t>
+      </w:r>
+      <w:proofErr w:type="spellEnd"/>
+      <w:r>
+        <w:rPr>
+          <w:sz w:val="28"/>
+          <w:szCs w:val="28"/>
+          <w:highlight w:val="red"/>
+          <w:lang w:val="en-US"/>
+        </w:rPr>
+        <w:t xml:space="preserve"> blocks the port no. </w:t>
+      </w:r>
+      <w:proofErr w:type="gramStart"/>
+      <w:r>
+        <w:rPr>
+          <w:sz w:val="28"/>
+          <w:szCs w:val="28"/>
+          <w:highlight w:val="red"/>
+          <w:lang w:val="en-US"/>
+        </w:rPr>
+        <w:t>6000 ,</w:t>
+      </w:r>
+      <w:proofErr w:type="gramEnd"/>
+      <w:r>
+        <w:rPr>
+          <w:sz w:val="28"/>
+          <w:szCs w:val="28"/>
+          <w:highlight w:val="red"/>
+          <w:lang w:val="en-US"/>
+        </w:rPr>
+        <w:t xml:space="preserve"> it does not </w:t>
+      </w:r>
+      <w:proofErr w:type="gramStart"/>
+      <w:r>
+        <w:rPr>
+          <w:sz w:val="28"/>
+          <w:szCs w:val="28"/>
+          <w:highlight w:val="red"/>
+          <w:lang w:val="en-US"/>
+        </w:rPr>
+        <w:t>runs</w:t>
+      </w:r>
+      <w:proofErr w:type="gramEnd"/>
+      <w:r>
+        <w:rPr>
+          <w:sz w:val="28"/>
+          <w:szCs w:val="28"/>
+          <w:highlight w:val="red"/>
+          <w:lang w:val="en-US"/>
+        </w:rPr>
+        <w:t xml:space="preserve"> on this port</w:t>
       </w:r>
       <w:r>
         <w:rPr>
@@ -2045,8 +3998,19 @@
           <w:highlight w:val="green"/>
           <w:lang w:val="en-US"/>
         </w:rPr>
-        <w:t>Step 9 :</w:t>
-      </w:r>
+        <w:t xml:space="preserve">Step </w:t>
+      </w:r>
+      <w:proofErr w:type="gramStart"/>
+      <w:r>
+        <w:rPr>
+          <w:sz w:val="28"/>
+          <w:szCs w:val="28"/>
+          <w:highlight w:val="green"/>
+          <w:lang w:val="en-US"/>
+        </w:rPr>
+        <w:t>9 :</w:t>
+      </w:r>
+      <w:proofErr w:type="gramEnd"/>
       <w:r>
         <w:rPr>
           <w:sz w:val="28"/>
@@ -2093,7 +4057,35 @@
           <w:szCs w:val="28"/>
           <w:lang w:val="en-US"/>
         </w:rPr>
-        <w:t xml:space="preserve">Now Create a new GET API url , with get-prescription/:id  </w:t>
+        <w:t xml:space="preserve">Now Create a new GET API </w:t>
+      </w:r>
+      <w:proofErr w:type="spellStart"/>
+      <w:proofErr w:type="gramStart"/>
+      <w:r>
+        <w:rPr>
+          <w:sz w:val="28"/>
+          <w:szCs w:val="28"/>
+          <w:lang w:val="en-US"/>
+        </w:rPr>
+        <w:t>url</w:t>
+      </w:r>
+      <w:proofErr w:type="spellEnd"/>
+      <w:r>
+        <w:rPr>
+          <w:sz w:val="28"/>
+          <w:szCs w:val="28"/>
+          <w:lang w:val="en-US"/>
+        </w:rPr>
+        <w:t xml:space="preserve"> ,</w:t>
+      </w:r>
+      <w:proofErr w:type="gramEnd"/>
+      <w:r>
+        <w:rPr>
+          <w:sz w:val="28"/>
+          <w:szCs w:val="28"/>
+          <w:lang w:val="en-US"/>
+        </w:rPr>
+        <w:t xml:space="preserve"> with get-prescription/:id  </w:t>
       </w:r>
     </w:p>
     <w:p>
@@ -2115,7 +4107,99 @@
           <w:szCs w:val="28"/>
           <w:lang w:val="en-US"/>
         </w:rPr>
-        <w:t xml:space="preserve">In Id (tlm, slm , flm ) who ever this boss is , can only access this API </w:t>
+        <w:t>In Id (</w:t>
+      </w:r>
+      <w:proofErr w:type="spellStart"/>
+      <w:r>
+        <w:rPr>
+          <w:sz w:val="28"/>
+          <w:szCs w:val="28"/>
+          <w:lang w:val="en-US"/>
+        </w:rPr>
+        <w:t>tlm</w:t>
+      </w:r>
+      <w:proofErr w:type="spellEnd"/>
+      <w:r>
+        <w:rPr>
+          <w:sz w:val="28"/>
+          <w:szCs w:val="28"/>
+          <w:lang w:val="en-US"/>
+        </w:rPr>
+        <w:t xml:space="preserve">, </w:t>
+      </w:r>
+      <w:proofErr w:type="spellStart"/>
+      <w:proofErr w:type="gramStart"/>
+      <w:r>
+        <w:rPr>
+          <w:sz w:val="28"/>
+          <w:szCs w:val="28"/>
+          <w:lang w:val="en-US"/>
+        </w:rPr>
+        <w:t>slm</w:t>
+      </w:r>
+      <w:proofErr w:type="spellEnd"/>
+      <w:r>
+        <w:rPr>
+          <w:sz w:val="28"/>
+          <w:szCs w:val="28"/>
+          <w:lang w:val="en-US"/>
+        </w:rPr>
+        <w:t xml:space="preserve"> ,</w:t>
+      </w:r>
+      <w:proofErr w:type="gramEnd"/>
+      <w:r>
+        <w:rPr>
+          <w:sz w:val="28"/>
+          <w:szCs w:val="28"/>
+          <w:lang w:val="en-US"/>
+        </w:rPr>
+        <w:t xml:space="preserve"> </w:t>
+      </w:r>
+      <w:proofErr w:type="spellStart"/>
+      <w:proofErr w:type="gramStart"/>
+      <w:r>
+        <w:rPr>
+          <w:sz w:val="28"/>
+          <w:szCs w:val="28"/>
+          <w:lang w:val="en-US"/>
+        </w:rPr>
+        <w:t>flm</w:t>
+      </w:r>
+      <w:proofErr w:type="spellEnd"/>
+      <w:r>
+        <w:rPr>
+          <w:sz w:val="28"/>
+          <w:szCs w:val="28"/>
+          <w:lang w:val="en-US"/>
+        </w:rPr>
+        <w:t xml:space="preserve"> )</w:t>
+      </w:r>
+      <w:proofErr w:type="gramEnd"/>
+      <w:r>
+        <w:rPr>
+          <w:sz w:val="28"/>
+          <w:szCs w:val="28"/>
+          <w:lang w:val="en-US"/>
+        </w:rPr>
+        <w:t xml:space="preserve"> who ever this boss </w:t>
+      </w:r>
+      <w:proofErr w:type="gramStart"/>
+      <w:r>
+        <w:rPr>
+          <w:sz w:val="28"/>
+          <w:szCs w:val="28"/>
+          <w:lang w:val="en-US"/>
+        </w:rPr>
+        <w:t>is ,</w:t>
+      </w:r>
+      <w:proofErr w:type="gramEnd"/>
+      <w:r>
+        <w:rPr>
+          <w:sz w:val="28"/>
+          <w:szCs w:val="28"/>
+          <w:lang w:val="en-US"/>
+        </w:rPr>
+        <w:t xml:space="preserve"> can only access this API </w:t>
       </w:r>
     </w:p>
     <w:p>
@@ -2137,7 +4221,25 @@
           <w:szCs w:val="28"/>
           <w:lang w:val="en-US"/>
         </w:rPr>
-        <w:t xml:space="preserve">Now Accessing their bosses Id , they should see their linked MRs prescription Data Easily </w:t>
+        <w:t xml:space="preserve">Now Accessing their bosses </w:t>
+      </w:r>
+      <w:proofErr w:type="gramStart"/>
+      <w:r>
+        <w:rPr>
+          <w:sz w:val="28"/>
+          <w:szCs w:val="28"/>
+          <w:lang w:val="en-US"/>
+        </w:rPr>
+        <w:t>Id ,</w:t>
+      </w:r>
+      <w:proofErr w:type="gramEnd"/>
+      <w:r>
+        <w:rPr>
+          <w:sz w:val="28"/>
+          <w:szCs w:val="28"/>
+          <w:lang w:val="en-US"/>
+        </w:rPr>
+        <w:t xml:space="preserve"> they should see their linked MRs prescription Data Easily </w:t>
       </w:r>
     </w:p>
     <w:p>
@@ -2161,6 +4263,7 @@
         </w:rPr>
         <w:t xml:space="preserve">Add a new field in Prescription with </w:t>
       </w:r>
+      <w:proofErr w:type="gramStart"/>
       <w:r>
         <w:rPr>
           <w:sz w:val="28"/>
@@ -2168,7 +4271,17 @@
           <w:highlight w:val="red"/>
           <w:lang w:val="en-US"/>
         </w:rPr>
-        <w:t>Status : Pending</w:t>
+        <w:t>Status :</w:t>
+      </w:r>
+      <w:proofErr w:type="gramEnd"/>
+      <w:r>
+        <w:rPr>
+          <w:sz w:val="28"/>
+          <w:szCs w:val="28"/>
+          <w:highlight w:val="red"/>
+          <w:lang w:val="en-US"/>
+        </w:rPr>
+        <w:t xml:space="preserve"> Pending</w:t>
       </w:r>
       <w:r>
         <w:rPr>
@@ -2249,7 +4362,25 @@
           <w:szCs w:val="28"/>
           <w:lang w:val="en-US"/>
         </w:rPr>
-        <w:t>After making this , send the response and get the linked MR which have their personal prescription data in it</w:t>
+        <w:t xml:space="preserve">After making </w:t>
+      </w:r>
+      <w:proofErr w:type="gramStart"/>
+      <w:r>
+        <w:rPr>
+          <w:sz w:val="28"/>
+          <w:szCs w:val="28"/>
+          <w:lang w:val="en-US"/>
+        </w:rPr>
+        <w:t>this ,</w:t>
+      </w:r>
+      <w:proofErr w:type="gramEnd"/>
+      <w:r>
+        <w:rPr>
+          <w:sz w:val="28"/>
+          <w:szCs w:val="28"/>
+          <w:lang w:val="en-US"/>
+        </w:rPr>
+        <w:t xml:space="preserve"> send the response and get the linked MR which have their personal prescription data in it</w:t>
       </w:r>
     </w:p>
     <w:p>
@@ -2300,7 +4431,61 @@
           <w:szCs w:val="28"/>
           <w:lang w:val="en-US"/>
         </w:rPr>
-        <w:t xml:space="preserve">Now after that , you will get the prescription objectId from the get-prescription api </w:t>
+        <w:t xml:space="preserve">Now after </w:t>
+      </w:r>
+      <w:proofErr w:type="gramStart"/>
+      <w:r>
+        <w:rPr>
+          <w:sz w:val="28"/>
+          <w:szCs w:val="28"/>
+          <w:lang w:val="en-US"/>
+        </w:rPr>
+        <w:t>that ,</w:t>
+      </w:r>
+      <w:proofErr w:type="gramEnd"/>
+      <w:r>
+        <w:rPr>
+          <w:sz w:val="28"/>
+          <w:szCs w:val="28"/>
+          <w:lang w:val="en-US"/>
+        </w:rPr>
+        <w:t xml:space="preserve"> you will get the prescription </w:t>
+      </w:r>
+      <w:proofErr w:type="spellStart"/>
+      <w:r>
+        <w:rPr>
+          <w:sz w:val="28"/>
+          <w:szCs w:val="28"/>
+          <w:lang w:val="en-US"/>
+        </w:rPr>
+        <w:t>objectId</w:t>
+      </w:r>
+      <w:proofErr w:type="spellEnd"/>
+      <w:r>
+        <w:rPr>
+          <w:sz w:val="28"/>
+          <w:szCs w:val="28"/>
+          <w:lang w:val="en-US"/>
+        </w:rPr>
+        <w:t xml:space="preserve"> from the get-prescription </w:t>
+      </w:r>
+      <w:proofErr w:type="spellStart"/>
+      <w:r>
+        <w:rPr>
+          <w:sz w:val="28"/>
+          <w:szCs w:val="28"/>
+          <w:lang w:val="en-US"/>
+        </w:rPr>
+        <w:t>api</w:t>
+      </w:r>
+      <w:proofErr w:type="spellEnd"/>
+      <w:r>
+        <w:rPr>
+          <w:sz w:val="28"/>
+          <w:szCs w:val="28"/>
+          <w:lang w:val="en-US"/>
+        </w:rPr>
+        <w:t xml:space="preserve"> </w:t>
       </w:r>
     </w:p>
     <w:p>
@@ -2322,7 +4507,25 @@
           <w:szCs w:val="28"/>
           <w:lang w:val="en-US"/>
         </w:rPr>
-        <w:t xml:space="preserve">Pick the prescription id from the case 1 and make a new api with post method </w:t>
+        <w:t xml:space="preserve">Pick the prescription id from the case 1 and make a new </w:t>
+      </w:r>
+      <w:proofErr w:type="spellStart"/>
+      <w:r>
+        <w:rPr>
+          <w:sz w:val="28"/>
+          <w:szCs w:val="28"/>
+          <w:lang w:val="en-US"/>
+        </w:rPr>
+        <w:t>api</w:t>
+      </w:r>
+      <w:proofErr w:type="spellEnd"/>
+      <w:r>
+        <w:rPr>
+          <w:sz w:val="28"/>
+          <w:szCs w:val="28"/>
+          <w:lang w:val="en-US"/>
+        </w:rPr>
+        <w:t xml:space="preserve"> with post method </w:t>
       </w:r>
     </w:p>
     <w:p>
@@ -2406,7 +4609,43 @@
           <w:szCs w:val="28"/>
           <w:lang w:val="en-US"/>
         </w:rPr>
-        <w:t>This should also visible to the boss only , who can approved or reject the MRs prescription in it</w:t>
+        <w:t xml:space="preserve">This should also visible to the boss </w:t>
+      </w:r>
+      <w:proofErr w:type="gramStart"/>
+      <w:r>
+        <w:rPr>
+          <w:sz w:val="28"/>
+          <w:szCs w:val="28"/>
+          <w:lang w:val="en-US"/>
+        </w:rPr>
+        <w:t>only ,</w:t>
+      </w:r>
+      <w:proofErr w:type="gramEnd"/>
+      <w:r>
+        <w:rPr>
+          <w:sz w:val="28"/>
+          <w:szCs w:val="28"/>
+          <w:lang w:val="en-US"/>
+        </w:rPr>
+        <w:t xml:space="preserve"> who can </w:t>
+      </w:r>
+      <w:proofErr w:type="gramStart"/>
+      <w:r>
+        <w:rPr>
+          <w:sz w:val="28"/>
+          <w:szCs w:val="28"/>
+          <w:lang w:val="en-US"/>
+        </w:rPr>
+        <w:t>approved</w:t>
+      </w:r>
+      <w:proofErr w:type="gramEnd"/>
+      <w:r>
+        <w:rPr>
+          <w:sz w:val="28"/>
+          <w:szCs w:val="28"/>
+          <w:lang w:val="en-US"/>
+        </w:rPr>
+        <w:t xml:space="preserve"> or reject the MRs prescription in it</w:t>
       </w:r>
     </w:p>
     <w:p>
@@ -2428,7 +4667,53 @@
           <w:szCs w:val="28"/>
           <w:lang w:val="en-US"/>
         </w:rPr>
-        <w:t xml:space="preserve">In this url , you should take the prescription ID in its url </w:t>
+        <w:t xml:space="preserve">In this </w:t>
+      </w:r>
+      <w:proofErr w:type="spellStart"/>
+      <w:proofErr w:type="gramStart"/>
+      <w:r>
+        <w:rPr>
+          <w:sz w:val="28"/>
+          <w:szCs w:val="28"/>
+          <w:lang w:val="en-US"/>
+        </w:rPr>
+        <w:t>url</w:t>
+      </w:r>
+      <w:proofErr w:type="spellEnd"/>
+      <w:r>
+        <w:rPr>
+          <w:sz w:val="28"/>
+          <w:szCs w:val="28"/>
+          <w:lang w:val="en-US"/>
+        </w:rPr>
+        <w:t xml:space="preserve"> ,</w:t>
+      </w:r>
+      <w:proofErr w:type="gramEnd"/>
+      <w:r>
+        <w:rPr>
+          <w:sz w:val="28"/>
+          <w:szCs w:val="28"/>
+          <w:lang w:val="en-US"/>
+        </w:rPr>
+        <w:t xml:space="preserve"> you should take the prescription ID in its </w:t>
+      </w:r>
+      <w:proofErr w:type="spellStart"/>
+      <w:r>
+        <w:rPr>
+          <w:sz w:val="28"/>
+          <w:szCs w:val="28"/>
+          <w:lang w:val="en-US"/>
+        </w:rPr>
+        <w:t>url</w:t>
+      </w:r>
+      <w:proofErr w:type="spellEnd"/>
+      <w:r>
+        <w:rPr>
+          <w:sz w:val="28"/>
+          <w:szCs w:val="28"/>
+          <w:lang w:val="en-US"/>
+        </w:rPr>
+        <w:t xml:space="preserve"> </w:t>
       </w:r>
     </w:p>
     <w:p>
@@ -2509,7 +4794,79 @@
           <w:szCs w:val="28"/>
           <w:lang w:val="en-US"/>
         </w:rPr>
-        <w:t xml:space="preserve">Now the condition is , If it is Approved , then It should be remain as it is </w:t>
+        <w:t xml:space="preserve">Now the condition </w:t>
+      </w:r>
+      <w:proofErr w:type="gramStart"/>
+      <w:r>
+        <w:rPr>
+          <w:sz w:val="28"/>
+          <w:szCs w:val="28"/>
+          <w:lang w:val="en-US"/>
+        </w:rPr>
+        <w:t>is ,</w:t>
+      </w:r>
+      <w:proofErr w:type="gramEnd"/>
+      <w:r>
+        <w:rPr>
+          <w:sz w:val="28"/>
+          <w:szCs w:val="28"/>
+          <w:lang w:val="en-US"/>
+        </w:rPr>
+        <w:t xml:space="preserve"> </w:t>
+      </w:r>
+      <w:proofErr w:type="gramStart"/>
+      <w:r>
+        <w:rPr>
+          <w:sz w:val="28"/>
+          <w:szCs w:val="28"/>
+          <w:lang w:val="en-US"/>
+        </w:rPr>
+        <w:t>If</w:t>
+      </w:r>
+      <w:proofErr w:type="gramEnd"/>
+      <w:r>
+        <w:rPr>
+          <w:sz w:val="28"/>
+          <w:szCs w:val="28"/>
+          <w:lang w:val="en-US"/>
+        </w:rPr>
+        <w:t xml:space="preserve"> it is </w:t>
+      </w:r>
+      <w:proofErr w:type="gramStart"/>
+      <w:r>
+        <w:rPr>
+          <w:sz w:val="28"/>
+          <w:szCs w:val="28"/>
+          <w:lang w:val="en-US"/>
+        </w:rPr>
+        <w:t>Approved ,</w:t>
+      </w:r>
+      <w:proofErr w:type="gramEnd"/>
+      <w:r>
+        <w:rPr>
+          <w:sz w:val="28"/>
+          <w:szCs w:val="28"/>
+          <w:lang w:val="en-US"/>
+        </w:rPr>
+        <w:t xml:space="preserve"> then It should be </w:t>
+      </w:r>
+      <w:proofErr w:type="gramStart"/>
+      <w:r>
+        <w:rPr>
+          <w:sz w:val="28"/>
+          <w:szCs w:val="28"/>
+          <w:lang w:val="en-US"/>
+        </w:rPr>
+        <w:t>remain</w:t>
+      </w:r>
+      <w:proofErr w:type="gramEnd"/>
+      <w:r>
+        <w:rPr>
+          <w:sz w:val="28"/>
+          <w:szCs w:val="28"/>
+          <w:lang w:val="en-US"/>
+        </w:rPr>
+        <w:t xml:space="preserve"> as it is </w:t>
       </w:r>
     </w:p>
     <w:p>
@@ -2531,7 +4888,43 @@
           <w:szCs w:val="28"/>
           <w:lang w:val="en-US"/>
         </w:rPr>
-        <w:t>But if it is rejected , then it should deduct the score as per the Brand in their MR as well in the matches Totalscores too</w:t>
+        <w:t xml:space="preserve">But if it is </w:t>
+      </w:r>
+      <w:proofErr w:type="gramStart"/>
+      <w:r>
+        <w:rPr>
+          <w:sz w:val="28"/>
+          <w:szCs w:val="28"/>
+          <w:lang w:val="en-US"/>
+        </w:rPr>
+        <w:t>rejected ,</w:t>
+      </w:r>
+      <w:proofErr w:type="gramEnd"/>
+      <w:r>
+        <w:rPr>
+          <w:sz w:val="28"/>
+          <w:szCs w:val="28"/>
+          <w:lang w:val="en-US"/>
+        </w:rPr>
+        <w:t xml:space="preserve"> then it should deduct the score as per the Brand in their MR as well in the matches </w:t>
+      </w:r>
+      <w:proofErr w:type="spellStart"/>
+      <w:r>
+        <w:rPr>
+          <w:sz w:val="28"/>
+          <w:szCs w:val="28"/>
+          <w:lang w:val="en-US"/>
+        </w:rPr>
+        <w:t>Totalscores</w:t>
+      </w:r>
+      <w:proofErr w:type="spellEnd"/>
+      <w:r>
+        <w:rPr>
+          <w:sz w:val="28"/>
+          <w:szCs w:val="28"/>
+          <w:lang w:val="en-US"/>
+        </w:rPr>
+        <w:t xml:space="preserve"> too</w:t>
       </w:r>
     </w:p>
     <w:p>
@@ -2553,7 +4946,61 @@
           <w:szCs w:val="28"/>
           <w:lang w:val="en-US"/>
         </w:rPr>
-        <w:t>For eg. If the MR has brand A with 6 points , and if it is rejected , then it should deduct the 6 points from that specific MR</w:t>
+        <w:t xml:space="preserve">For </w:t>
+      </w:r>
+      <w:proofErr w:type="spellStart"/>
+      <w:r>
+        <w:rPr>
+          <w:sz w:val="28"/>
+          <w:szCs w:val="28"/>
+          <w:lang w:val="en-US"/>
+        </w:rPr>
+        <w:t>eg.</w:t>
+      </w:r>
+      <w:proofErr w:type="spellEnd"/>
+      <w:r>
+        <w:rPr>
+          <w:sz w:val="28"/>
+          <w:szCs w:val="28"/>
+          <w:lang w:val="en-US"/>
+        </w:rPr>
+        <w:t xml:space="preserve"> If the MR has brand A with 6 </w:t>
+      </w:r>
+      <w:proofErr w:type="gramStart"/>
+      <w:r>
+        <w:rPr>
+          <w:sz w:val="28"/>
+          <w:szCs w:val="28"/>
+          <w:lang w:val="en-US"/>
+        </w:rPr>
+        <w:t>points ,</w:t>
+      </w:r>
+      <w:proofErr w:type="gramEnd"/>
+      <w:r>
+        <w:rPr>
+          <w:sz w:val="28"/>
+          <w:szCs w:val="28"/>
+          <w:lang w:val="en-US"/>
+        </w:rPr>
+        <w:t xml:space="preserve"> and if it is </w:t>
+      </w:r>
+      <w:proofErr w:type="gramStart"/>
+      <w:r>
+        <w:rPr>
+          <w:sz w:val="28"/>
+          <w:szCs w:val="28"/>
+          <w:lang w:val="en-US"/>
+        </w:rPr>
+        <w:t>rejected ,</w:t>
+      </w:r>
+      <w:proofErr w:type="gramEnd"/>
+      <w:r>
+        <w:rPr>
+          <w:sz w:val="28"/>
+          <w:szCs w:val="28"/>
+          <w:lang w:val="en-US"/>
+        </w:rPr>
+        <w:t xml:space="preserve"> then it should deduct the 6 points from that specific MR</w:t>
       </w:r>
     </w:p>
     <w:p>
@@ -2575,7 +5022,43 @@
           <w:szCs w:val="28"/>
           <w:lang w:val="en-US"/>
         </w:rPr>
-        <w:t>And also it should be deduct from the Match score too</w:t>
+        <w:t xml:space="preserve">And </w:t>
+      </w:r>
+      <w:proofErr w:type="gramStart"/>
+      <w:r>
+        <w:rPr>
+          <w:sz w:val="28"/>
+          <w:szCs w:val="28"/>
+          <w:lang w:val="en-US"/>
+        </w:rPr>
+        <w:t>also</w:t>
+      </w:r>
+      <w:proofErr w:type="gramEnd"/>
+      <w:r>
+        <w:rPr>
+          <w:sz w:val="28"/>
+          <w:szCs w:val="28"/>
+          <w:lang w:val="en-US"/>
+        </w:rPr>
+        <w:t xml:space="preserve"> it should be </w:t>
+      </w:r>
+      <w:proofErr w:type="gramStart"/>
+      <w:r>
+        <w:rPr>
+          <w:sz w:val="28"/>
+          <w:szCs w:val="28"/>
+          <w:lang w:val="en-US"/>
+        </w:rPr>
+        <w:t>deduct</w:t>
+      </w:r>
+      <w:proofErr w:type="gramEnd"/>
+      <w:r>
+        <w:rPr>
+          <w:sz w:val="28"/>
+          <w:szCs w:val="28"/>
+          <w:lang w:val="en-US"/>
+        </w:rPr>
+        <w:t xml:space="preserve"> from the Match score too</w:t>
       </w:r>
     </w:p>
     <w:p>
@@ -2602,15 +5085,34 @@
           <w:highlight w:val="green"/>
           <w:lang w:val="en-US"/>
         </w:rPr>
-        <w:t>Step 10</w:t>
-      </w:r>
-      <w:r>
-        <w:rPr>
-          <w:sz w:val="28"/>
-          <w:szCs w:val="28"/>
-          <w:lang w:val="en-US"/>
-        </w:rPr>
-        <w:t xml:space="preserve"> : Get the Profile Data </w:t>
+        <w:t xml:space="preserve">Step </w:t>
+      </w:r>
+      <w:proofErr w:type="gramStart"/>
+      <w:r>
+        <w:rPr>
+          <w:sz w:val="28"/>
+          <w:szCs w:val="28"/>
+          <w:highlight w:val="green"/>
+          <w:lang w:val="en-US"/>
+        </w:rPr>
+        <w:t>10</w:t>
+      </w:r>
+      <w:r>
+        <w:rPr>
+          <w:sz w:val="28"/>
+          <w:szCs w:val="28"/>
+          <w:lang w:val="en-US"/>
+        </w:rPr>
+        <w:t xml:space="preserve"> :</w:t>
+      </w:r>
+      <w:proofErr w:type="gramEnd"/>
+      <w:r>
+        <w:rPr>
+          <w:sz w:val="28"/>
+          <w:szCs w:val="28"/>
+          <w:lang w:val="en-US"/>
+        </w:rPr>
+        <w:t xml:space="preserve"> Get the Profile Data </w:t>
       </w:r>
     </w:p>
     <w:p>
@@ -2632,7 +5134,25 @@
           <w:szCs w:val="28"/>
           <w:lang w:val="en-US"/>
         </w:rPr>
-        <w:t xml:space="preserve">Now make a API using GET </w:t>
+        <w:t xml:space="preserve">Now make </w:t>
+      </w:r>
+      <w:proofErr w:type="gramStart"/>
+      <w:r>
+        <w:rPr>
+          <w:sz w:val="28"/>
+          <w:szCs w:val="28"/>
+          <w:lang w:val="en-US"/>
+        </w:rPr>
+        <w:t>a</w:t>
+      </w:r>
+      <w:proofErr w:type="gramEnd"/>
+      <w:r>
+        <w:rPr>
+          <w:sz w:val="28"/>
+          <w:szCs w:val="28"/>
+          <w:lang w:val="en-US"/>
+        </w:rPr>
+        <w:t xml:space="preserve"> API using GET </w:t>
       </w:r>
     </w:p>
     <w:p>
@@ -2654,7 +5174,25 @@
           <w:szCs w:val="28"/>
           <w:lang w:val="en-US"/>
         </w:rPr>
-        <w:t>To show the profile of TLM, SLM ,FLM , MR</w:t>
+        <w:t xml:space="preserve">To show the profile of TLM, </w:t>
+      </w:r>
+      <w:proofErr w:type="gramStart"/>
+      <w:r>
+        <w:rPr>
+          <w:sz w:val="28"/>
+          <w:szCs w:val="28"/>
+          <w:lang w:val="en-US"/>
+        </w:rPr>
+        <w:t>SLM ,FLM</w:t>
+      </w:r>
+      <w:proofErr w:type="gramEnd"/>
+      <w:r>
+        <w:rPr>
+          <w:sz w:val="28"/>
+          <w:szCs w:val="28"/>
+          <w:lang w:val="en-US"/>
+        </w:rPr>
+        <w:t xml:space="preserve"> , MR</w:t>
       </w:r>
     </w:p>
     <w:p>
@@ -2676,7 +5214,61 @@
           <w:szCs w:val="28"/>
           <w:lang w:val="en-US"/>
         </w:rPr>
-        <w:t xml:space="preserve">In this , We need to show the profile , with its ID in the URL </w:t>
+        <w:t xml:space="preserve">In </w:t>
+      </w:r>
+      <w:proofErr w:type="gramStart"/>
+      <w:r>
+        <w:rPr>
+          <w:sz w:val="28"/>
+          <w:szCs w:val="28"/>
+          <w:lang w:val="en-US"/>
+        </w:rPr>
+        <w:t>this ,</w:t>
+      </w:r>
+      <w:proofErr w:type="gramEnd"/>
+      <w:r>
+        <w:rPr>
+          <w:sz w:val="28"/>
+          <w:szCs w:val="28"/>
+          <w:lang w:val="en-US"/>
+        </w:rPr>
+        <w:t xml:space="preserve"> </w:t>
+      </w:r>
+      <w:proofErr w:type="gramStart"/>
+      <w:r>
+        <w:rPr>
+          <w:sz w:val="28"/>
+          <w:szCs w:val="28"/>
+          <w:lang w:val="en-US"/>
+        </w:rPr>
+        <w:t>We</w:t>
+      </w:r>
+      <w:proofErr w:type="gramEnd"/>
+      <w:r>
+        <w:rPr>
+          <w:sz w:val="28"/>
+          <w:szCs w:val="28"/>
+          <w:lang w:val="en-US"/>
+        </w:rPr>
+        <w:t xml:space="preserve"> need to show the </w:t>
+      </w:r>
+      <w:proofErr w:type="gramStart"/>
+      <w:r>
+        <w:rPr>
+          <w:sz w:val="28"/>
+          <w:szCs w:val="28"/>
+          <w:lang w:val="en-US"/>
+        </w:rPr>
+        <w:t>profile ,</w:t>
+      </w:r>
+      <w:proofErr w:type="gramEnd"/>
+      <w:r>
+        <w:rPr>
+          <w:sz w:val="28"/>
+          <w:szCs w:val="28"/>
+          <w:lang w:val="en-US"/>
+        </w:rPr>
+        <w:t xml:space="preserve"> with its ID in the URL </w:t>
       </w:r>
     </w:p>
     <w:p>
@@ -2782,7 +5374,107 @@
           <w:szCs w:val="28"/>
           <w:lang w:val="en-US"/>
         </w:rPr>
-        <w:t xml:space="preserve">Need to show the Details of Boss , Per MR , TotalScore , TotalSixes, TotalFours in it </w:t>
+        <w:t xml:space="preserve">Need to show the Details of </w:t>
+      </w:r>
+      <w:proofErr w:type="gramStart"/>
+      <w:r>
+        <w:rPr>
+          <w:sz w:val="28"/>
+          <w:szCs w:val="28"/>
+          <w:lang w:val="en-US"/>
+        </w:rPr>
+        <w:t>Boss ,</w:t>
+      </w:r>
+      <w:proofErr w:type="gramEnd"/>
+      <w:r>
+        <w:rPr>
+          <w:sz w:val="28"/>
+          <w:szCs w:val="28"/>
+          <w:lang w:val="en-US"/>
+        </w:rPr>
+        <w:t xml:space="preserve"> Per </w:t>
+      </w:r>
+      <w:proofErr w:type="gramStart"/>
+      <w:r>
+        <w:rPr>
+          <w:sz w:val="28"/>
+          <w:szCs w:val="28"/>
+          <w:lang w:val="en-US"/>
+        </w:rPr>
+        <w:t>MR ,</w:t>
+      </w:r>
+      <w:proofErr w:type="gramEnd"/>
+      <w:r>
+        <w:rPr>
+          <w:sz w:val="28"/>
+          <w:szCs w:val="28"/>
+          <w:lang w:val="en-US"/>
+        </w:rPr>
+        <w:t xml:space="preserve"> </w:t>
+      </w:r>
+      <w:proofErr w:type="spellStart"/>
+      <w:proofErr w:type="gramStart"/>
+      <w:r>
+        <w:rPr>
+          <w:sz w:val="28"/>
+          <w:szCs w:val="28"/>
+          <w:lang w:val="en-US"/>
+        </w:rPr>
+        <w:t>TotalScore</w:t>
+      </w:r>
+      <w:proofErr w:type="spellEnd"/>
+      <w:r>
+        <w:rPr>
+          <w:sz w:val="28"/>
+          <w:szCs w:val="28"/>
+          <w:lang w:val="en-US"/>
+        </w:rPr>
+        <w:t xml:space="preserve"> ,</w:t>
+      </w:r>
+      <w:proofErr w:type="gramEnd"/>
+      <w:r>
+        <w:rPr>
+          <w:sz w:val="28"/>
+          <w:szCs w:val="28"/>
+          <w:lang w:val="en-US"/>
+        </w:rPr>
+        <w:t xml:space="preserve"> </w:t>
+      </w:r>
+      <w:proofErr w:type="spellStart"/>
+      <w:r>
+        <w:rPr>
+          <w:sz w:val="28"/>
+          <w:szCs w:val="28"/>
+          <w:lang w:val="en-US"/>
+        </w:rPr>
+        <w:t>TotalSixes</w:t>
+      </w:r>
+      <w:proofErr w:type="spellEnd"/>
+      <w:r>
+        <w:rPr>
+          <w:sz w:val="28"/>
+          <w:szCs w:val="28"/>
+          <w:lang w:val="en-US"/>
+        </w:rPr>
+        <w:t xml:space="preserve">, </w:t>
+      </w:r>
+      <w:proofErr w:type="spellStart"/>
+      <w:r>
+        <w:rPr>
+          <w:sz w:val="28"/>
+          <w:szCs w:val="28"/>
+          <w:lang w:val="en-US"/>
+        </w:rPr>
+        <w:t>TotalFours</w:t>
+      </w:r>
+      <w:proofErr w:type="spellEnd"/>
+      <w:r>
+        <w:rPr>
+          <w:sz w:val="28"/>
+          <w:szCs w:val="28"/>
+          <w:lang w:val="en-US"/>
+        </w:rPr>
+        <w:t xml:space="preserve"> in it </w:t>
       </w:r>
     </w:p>
     <w:p>
@@ -2804,7 +5496,107 @@
           <w:szCs w:val="28"/>
           <w:lang w:val="en-US"/>
         </w:rPr>
-        <w:t>As same for MR, it should show the Own Details , and show the MrScoreEachMatch with it personal Score and the TotalScore , TotalSixes and TotalFours in it</w:t>
+        <w:t xml:space="preserve">As same for MR, it should show the Own </w:t>
+      </w:r>
+      <w:proofErr w:type="gramStart"/>
+      <w:r>
+        <w:rPr>
+          <w:sz w:val="28"/>
+          <w:szCs w:val="28"/>
+          <w:lang w:val="en-US"/>
+        </w:rPr>
+        <w:t>Details ,</w:t>
+      </w:r>
+      <w:proofErr w:type="gramEnd"/>
+      <w:r>
+        <w:rPr>
+          <w:sz w:val="28"/>
+          <w:szCs w:val="28"/>
+          <w:lang w:val="en-US"/>
+        </w:rPr>
+        <w:t xml:space="preserve"> and show the </w:t>
+      </w:r>
+      <w:proofErr w:type="spellStart"/>
+      <w:r>
+        <w:rPr>
+          <w:sz w:val="28"/>
+          <w:szCs w:val="28"/>
+          <w:lang w:val="en-US"/>
+        </w:rPr>
+        <w:t>MrScoreEachMatch</w:t>
+      </w:r>
+      <w:proofErr w:type="spellEnd"/>
+      <w:r>
+        <w:rPr>
+          <w:sz w:val="28"/>
+          <w:szCs w:val="28"/>
+          <w:lang w:val="en-US"/>
+        </w:rPr>
+        <w:t xml:space="preserve"> with it personal Score and the </w:t>
+      </w:r>
+      <w:proofErr w:type="spellStart"/>
+      <w:proofErr w:type="gramStart"/>
+      <w:r>
+        <w:rPr>
+          <w:sz w:val="28"/>
+          <w:szCs w:val="28"/>
+          <w:lang w:val="en-US"/>
+        </w:rPr>
+        <w:t>TotalScore</w:t>
+      </w:r>
+      <w:proofErr w:type="spellEnd"/>
+      <w:r>
+        <w:rPr>
+          <w:sz w:val="28"/>
+          <w:szCs w:val="28"/>
+          <w:lang w:val="en-US"/>
+        </w:rPr>
+        <w:t xml:space="preserve"> ,</w:t>
+      </w:r>
+      <w:proofErr w:type="gramEnd"/>
+      <w:r>
+        <w:rPr>
+          <w:sz w:val="28"/>
+          <w:szCs w:val="28"/>
+          <w:lang w:val="en-US"/>
+        </w:rPr>
+        <w:t xml:space="preserve"> </w:t>
+      </w:r>
+      <w:proofErr w:type="spellStart"/>
+      <w:r>
+        <w:rPr>
+          <w:sz w:val="28"/>
+          <w:szCs w:val="28"/>
+          <w:lang w:val="en-US"/>
+        </w:rPr>
+        <w:t>TotalSixes</w:t>
+      </w:r>
+      <w:proofErr w:type="spellEnd"/>
+      <w:r>
+        <w:rPr>
+          <w:sz w:val="28"/>
+          <w:szCs w:val="28"/>
+          <w:lang w:val="en-US"/>
+        </w:rPr>
+        <w:t xml:space="preserve"> and </w:t>
+      </w:r>
+      <w:proofErr w:type="spellStart"/>
+      <w:r>
+        <w:rPr>
+          <w:sz w:val="28"/>
+          <w:szCs w:val="28"/>
+          <w:lang w:val="en-US"/>
+        </w:rPr>
+        <w:t>TotalFours</w:t>
+      </w:r>
+      <w:proofErr w:type="spellEnd"/>
+      <w:r>
+        <w:rPr>
+          <w:sz w:val="28"/>
+          <w:szCs w:val="28"/>
+          <w:lang w:val="en-US"/>
+        </w:rPr>
+        <w:t xml:space="preserve"> in it</w:t>
       </w:r>
     </w:p>
     <w:p>
@@ -2950,8 +5742,100 @@
           <w:szCs w:val="28"/>
           <w:lang w:val="en-US"/>
         </w:rPr>
-        <w:t>In the Stats , it should show the TotalRuns , TotalSixes and TotalFours for per MR each scores</w:t>
-      </w:r>
+        <w:t xml:space="preserve">In the </w:t>
+      </w:r>
+      <w:proofErr w:type="gramStart"/>
+      <w:r>
+        <w:rPr>
+          <w:sz w:val="28"/>
+          <w:szCs w:val="28"/>
+          <w:lang w:val="en-US"/>
+        </w:rPr>
+        <w:t>Stats ,</w:t>
+      </w:r>
+      <w:proofErr w:type="gramEnd"/>
+      <w:r>
+        <w:rPr>
+          <w:sz w:val="28"/>
+          <w:szCs w:val="28"/>
+          <w:lang w:val="en-US"/>
+        </w:rPr>
+        <w:t xml:space="preserve"> it should show the </w:t>
+      </w:r>
+      <w:proofErr w:type="spellStart"/>
+      <w:proofErr w:type="gramStart"/>
+      <w:r>
+        <w:rPr>
+          <w:sz w:val="28"/>
+          <w:szCs w:val="28"/>
+          <w:lang w:val="en-US"/>
+        </w:rPr>
+        <w:t>TotalRuns</w:t>
+      </w:r>
+      <w:proofErr w:type="spellEnd"/>
+      <w:r>
+        <w:rPr>
+          <w:sz w:val="28"/>
+          <w:szCs w:val="28"/>
+          <w:lang w:val="en-US"/>
+        </w:rPr>
+        <w:t xml:space="preserve"> ,</w:t>
+      </w:r>
+      <w:proofErr w:type="gramEnd"/>
+      <w:r>
+        <w:rPr>
+          <w:sz w:val="28"/>
+          <w:szCs w:val="28"/>
+          <w:lang w:val="en-US"/>
+        </w:rPr>
+        <w:t xml:space="preserve"> </w:t>
+      </w:r>
+      <w:proofErr w:type="spellStart"/>
+      <w:r>
+        <w:rPr>
+          <w:sz w:val="28"/>
+          <w:szCs w:val="28"/>
+          <w:lang w:val="en-US"/>
+        </w:rPr>
+        <w:t>TotalSixes</w:t>
+      </w:r>
+      <w:proofErr w:type="spellEnd"/>
+      <w:r>
+        <w:rPr>
+          <w:sz w:val="28"/>
+          <w:szCs w:val="28"/>
+          <w:lang w:val="en-US"/>
+        </w:rPr>
+        <w:t xml:space="preserve"> and </w:t>
+      </w:r>
+      <w:proofErr w:type="spellStart"/>
+      <w:r>
+        <w:rPr>
+          <w:sz w:val="28"/>
+          <w:szCs w:val="28"/>
+          <w:lang w:val="en-US"/>
+        </w:rPr>
+        <w:t>TotalFours</w:t>
+      </w:r>
+      <w:proofErr w:type="spellEnd"/>
+      <w:r>
+        <w:rPr>
+          <w:sz w:val="28"/>
+          <w:szCs w:val="28"/>
+          <w:lang w:val="en-US"/>
+        </w:rPr>
+        <w:t xml:space="preserve"> for per MR each </w:t>
+      </w:r>
+      <w:proofErr w:type="gramStart"/>
+      <w:r>
+        <w:rPr>
+          <w:sz w:val="28"/>
+          <w:szCs w:val="28"/>
+          <w:lang w:val="en-US"/>
+        </w:rPr>
+        <w:t>scores</w:t>
+      </w:r>
+      <w:proofErr w:type="gramEnd"/>
     </w:p>
     <w:p>
       <w:pPr>
@@ -3055,7 +5939,39 @@
           <w:sz w:val="28"/>
           <w:szCs w:val="28"/>
         </w:rPr>
-        <w:t>In TLM, SLM, FLM, MR , should have the id in params , and get the Last 5 matches Details in the API</w:t>
+        <w:t xml:space="preserve">In TLM, SLM, FLM, </w:t>
+      </w:r>
+      <w:proofErr w:type="gramStart"/>
+      <w:r>
+        <w:rPr>
+          <w:sz w:val="28"/>
+          <w:szCs w:val="28"/>
+        </w:rPr>
+        <w:t>MR ,</w:t>
+      </w:r>
+      <w:proofErr w:type="gramEnd"/>
+      <w:r>
+        <w:rPr>
+          <w:sz w:val="28"/>
+          <w:szCs w:val="28"/>
+        </w:rPr>
+        <w:t xml:space="preserve"> should have the id in </w:t>
+      </w:r>
+      <w:proofErr w:type="gramStart"/>
+      <w:r>
+        <w:rPr>
+          <w:sz w:val="28"/>
+          <w:szCs w:val="28"/>
+        </w:rPr>
+        <w:t>params ,</w:t>
+      </w:r>
+      <w:proofErr w:type="gramEnd"/>
+      <w:r>
+        <w:rPr>
+          <w:sz w:val="28"/>
+          <w:szCs w:val="28"/>
+        </w:rPr>
+        <w:t xml:space="preserve"> and get the Last 5 matches Details in the API</w:t>
       </w:r>
     </w:p>
     <w:p>
@@ -3128,7 +6044,97 @@
           <w:szCs w:val="28"/>
           <w:lang w:val="en-US"/>
         </w:rPr>
-        <w:t xml:space="preserve">In this , I have the FLM Id Which shows the Last 5 matches Data , where his team played per match with the TeamName and with the Score in it , as well as the StartDate and EndDate from the Matches </w:t>
+        <w:t xml:space="preserve">In </w:t>
+      </w:r>
+      <w:proofErr w:type="gramStart"/>
+      <w:r>
+        <w:rPr>
+          <w:sz w:val="28"/>
+          <w:szCs w:val="28"/>
+          <w:lang w:val="en-US"/>
+        </w:rPr>
+        <w:t>this ,</w:t>
+      </w:r>
+      <w:proofErr w:type="gramEnd"/>
+      <w:r>
+        <w:rPr>
+          <w:sz w:val="28"/>
+          <w:szCs w:val="28"/>
+          <w:lang w:val="en-US"/>
+        </w:rPr>
+        <w:t xml:space="preserve"> I have the FLM Id Which shows the Last 5 matches </w:t>
+      </w:r>
+      <w:proofErr w:type="gramStart"/>
+      <w:r>
+        <w:rPr>
+          <w:sz w:val="28"/>
+          <w:szCs w:val="28"/>
+          <w:lang w:val="en-US"/>
+        </w:rPr>
+        <w:t>Data ,</w:t>
+      </w:r>
+      <w:proofErr w:type="gramEnd"/>
+      <w:r>
+        <w:rPr>
+          <w:sz w:val="28"/>
+          <w:szCs w:val="28"/>
+          <w:lang w:val="en-US"/>
+        </w:rPr>
+        <w:t xml:space="preserve"> where his team played per match with the </w:t>
+      </w:r>
+      <w:proofErr w:type="spellStart"/>
+      <w:r>
+        <w:rPr>
+          <w:sz w:val="28"/>
+          <w:szCs w:val="28"/>
+          <w:lang w:val="en-US"/>
+        </w:rPr>
+        <w:t>TeamName</w:t>
+      </w:r>
+      <w:proofErr w:type="spellEnd"/>
+      <w:r>
+        <w:rPr>
+          <w:sz w:val="28"/>
+          <w:szCs w:val="28"/>
+          <w:lang w:val="en-US"/>
+        </w:rPr>
+        <w:t xml:space="preserve"> and with the Score in </w:t>
+      </w:r>
+      <w:proofErr w:type="gramStart"/>
+      <w:r>
+        <w:rPr>
+          <w:sz w:val="28"/>
+          <w:szCs w:val="28"/>
+          <w:lang w:val="en-US"/>
+        </w:rPr>
+        <w:t>it ,</w:t>
+      </w:r>
+      <w:proofErr w:type="gramEnd"/>
+      <w:r>
+        <w:rPr>
+          <w:sz w:val="28"/>
+          <w:szCs w:val="28"/>
+          <w:lang w:val="en-US"/>
+        </w:rPr>
+        <w:t xml:space="preserve"> as well as the StartDate and </w:t>
+      </w:r>
+      <w:proofErr w:type="spellStart"/>
+      <w:r>
+        <w:rPr>
+          <w:sz w:val="28"/>
+          <w:szCs w:val="28"/>
+          <w:lang w:val="en-US"/>
+        </w:rPr>
+        <w:t>EndDate</w:t>
+      </w:r>
+      <w:proofErr w:type="spellEnd"/>
+      <w:r>
+        <w:rPr>
+          <w:sz w:val="28"/>
+          <w:szCs w:val="28"/>
+          <w:lang w:val="en-US"/>
+        </w:rPr>
+        <w:t xml:space="preserve"> from the Matches </w:t>
       </w:r>
     </w:p>
     <w:p>
@@ -3172,7 +6178,25 @@
           <w:szCs w:val="28"/>
           <w:lang w:val="en-US"/>
         </w:rPr>
-        <w:t xml:space="preserve">If the Current matches is playing then it will show </w:t>
+        <w:t xml:space="preserve">If the Current matches </w:t>
+      </w:r>
+      <w:proofErr w:type="gramStart"/>
+      <w:r>
+        <w:rPr>
+          <w:sz w:val="28"/>
+          <w:szCs w:val="28"/>
+          <w:lang w:val="en-US"/>
+        </w:rPr>
+        <w:t>is</w:t>
+      </w:r>
+      <w:proofErr w:type="gramEnd"/>
+      <w:r>
+        <w:rPr>
+          <w:sz w:val="28"/>
+          <w:szCs w:val="28"/>
+          <w:lang w:val="en-US"/>
+        </w:rPr>
+        <w:t xml:space="preserve"> playing then it will show </w:t>
       </w:r>
       <w:r>
         <w:rPr>
@@ -3303,7 +6327,107 @@
           <w:highlight w:val="magenta"/>
           <w:lang w:val="en-US"/>
         </w:rPr>
-        <w:t xml:space="preserve">Same for All , TLM, SLM , FLM, and MR too , just show the last 5 matches data with finding their Matches ID and get the Per TeamScore and store their Results too.. for win and lose </w:t>
+        <w:t xml:space="preserve">Same for </w:t>
+      </w:r>
+      <w:proofErr w:type="gramStart"/>
+      <w:r>
+        <w:rPr>
+          <w:sz w:val="28"/>
+          <w:szCs w:val="28"/>
+          <w:highlight w:val="magenta"/>
+          <w:lang w:val="en-US"/>
+        </w:rPr>
+        <w:t>All ,</w:t>
+      </w:r>
+      <w:proofErr w:type="gramEnd"/>
+      <w:r>
+        <w:rPr>
+          <w:sz w:val="28"/>
+          <w:szCs w:val="28"/>
+          <w:highlight w:val="magenta"/>
+          <w:lang w:val="en-US"/>
+        </w:rPr>
+        <w:t xml:space="preserve"> TLM, </w:t>
+      </w:r>
+      <w:proofErr w:type="gramStart"/>
+      <w:r>
+        <w:rPr>
+          <w:sz w:val="28"/>
+          <w:szCs w:val="28"/>
+          <w:highlight w:val="magenta"/>
+          <w:lang w:val="en-US"/>
+        </w:rPr>
+        <w:t>SLM ,</w:t>
+      </w:r>
+      <w:proofErr w:type="gramEnd"/>
+      <w:r>
+        <w:rPr>
+          <w:sz w:val="28"/>
+          <w:szCs w:val="28"/>
+          <w:highlight w:val="magenta"/>
+          <w:lang w:val="en-US"/>
+        </w:rPr>
+        <w:t xml:space="preserve"> FLM, and MR </w:t>
+      </w:r>
+      <w:proofErr w:type="gramStart"/>
+      <w:r>
+        <w:rPr>
+          <w:sz w:val="28"/>
+          <w:szCs w:val="28"/>
+          <w:highlight w:val="magenta"/>
+          <w:lang w:val="en-US"/>
+        </w:rPr>
+        <w:t>too ,</w:t>
+      </w:r>
+      <w:proofErr w:type="gramEnd"/>
+      <w:r>
+        <w:rPr>
+          <w:sz w:val="28"/>
+          <w:szCs w:val="28"/>
+          <w:highlight w:val="magenta"/>
+          <w:lang w:val="en-US"/>
+        </w:rPr>
+        <w:t xml:space="preserve"> just show the last 5 matches data with finding their Matches ID and get the Per </w:t>
+      </w:r>
+      <w:proofErr w:type="spellStart"/>
+      <w:r>
+        <w:rPr>
+          <w:sz w:val="28"/>
+          <w:szCs w:val="28"/>
+          <w:highlight w:val="magenta"/>
+          <w:lang w:val="en-US"/>
+        </w:rPr>
+        <w:t>TeamScore</w:t>
+      </w:r>
+      <w:proofErr w:type="spellEnd"/>
+      <w:r>
+        <w:rPr>
+          <w:sz w:val="28"/>
+          <w:szCs w:val="28"/>
+          <w:highlight w:val="magenta"/>
+          <w:lang w:val="en-US"/>
+        </w:rPr>
+        <w:t xml:space="preserve"> and store their Results </w:t>
+      </w:r>
+      <w:proofErr w:type="gramStart"/>
+      <w:r>
+        <w:rPr>
+          <w:sz w:val="28"/>
+          <w:szCs w:val="28"/>
+          <w:highlight w:val="magenta"/>
+          <w:lang w:val="en-US"/>
+        </w:rPr>
+        <w:t>too..</w:t>
+      </w:r>
+      <w:proofErr w:type="gramEnd"/>
+      <w:r>
+        <w:rPr>
+          <w:sz w:val="28"/>
+          <w:szCs w:val="28"/>
+          <w:highlight w:val="magenta"/>
+          <w:lang w:val="en-US"/>
+        </w:rPr>
+        <w:t xml:space="preserve"> for win and lose </w:t>
       </w:r>
     </w:p>
     <w:p>
@@ -3338,7 +6462,25 @@
           <w:szCs w:val="28"/>
           <w:lang w:val="en-US"/>
         </w:rPr>
-        <w:t>: Get the Player Ranks and the Team Ranks With Different API</w:t>
+        <w:t xml:space="preserve">: Get the Player Ranks and the Team Ranks </w:t>
+      </w:r>
+      <w:proofErr w:type="gramStart"/>
+      <w:r>
+        <w:rPr>
+          <w:sz w:val="28"/>
+          <w:szCs w:val="28"/>
+          <w:lang w:val="en-US"/>
+        </w:rPr>
+        <w:t>With</w:t>
+      </w:r>
+      <w:proofErr w:type="gramEnd"/>
+      <w:r>
+        <w:rPr>
+          <w:sz w:val="28"/>
+          <w:szCs w:val="28"/>
+          <w:lang w:val="en-US"/>
+        </w:rPr>
+        <w:t xml:space="preserve"> Different API</w:t>
       </w:r>
     </w:p>
     <w:p>
@@ -3417,19 +6559,93 @@
           <w:sz w:val="28"/>
           <w:szCs w:val="28"/>
         </w:rPr>
-        <w:t xml:space="preserve">Get the MR Names, as well as their TeamNames , and fetch the Data as per the mrscoreEachMatch with their totalRuns and totalMatches played with it </w:t>
-      </w:r>
-    </w:p>
-    <w:p>
-      <w:pPr>
-        <w:rPr>
-          <w:sz w:val="28"/>
-          <w:szCs w:val="28"/>
-          <w:lang w:val="en-US"/>
-        </w:rPr>
-      </w:pPr>
-      <w:r>
-        <w:rPr>
+        <w:t xml:space="preserve">Get the MR Names, as well as their </w:t>
+      </w:r>
+      <w:proofErr w:type="spellStart"/>
+      <w:proofErr w:type="gramStart"/>
+      <w:r>
+        <w:rPr>
+          <w:sz w:val="28"/>
+          <w:szCs w:val="28"/>
+        </w:rPr>
+        <w:t>TeamNames</w:t>
+      </w:r>
+      <w:proofErr w:type="spellEnd"/>
+      <w:r>
+        <w:rPr>
+          <w:sz w:val="28"/>
+          <w:szCs w:val="28"/>
+        </w:rPr>
+        <w:t xml:space="preserve"> ,</w:t>
+      </w:r>
+      <w:proofErr w:type="gramEnd"/>
+      <w:r>
+        <w:rPr>
+          <w:sz w:val="28"/>
+          <w:szCs w:val="28"/>
+        </w:rPr>
+        <w:t xml:space="preserve"> and fetch the Data as per the </w:t>
+      </w:r>
+      <w:proofErr w:type="spellStart"/>
+      <w:r>
+        <w:rPr>
+          <w:sz w:val="28"/>
+          <w:szCs w:val="28"/>
+        </w:rPr>
+        <w:t>mrscoreEachMatch</w:t>
+      </w:r>
+      <w:proofErr w:type="spellEnd"/>
+      <w:r>
+        <w:rPr>
+          <w:sz w:val="28"/>
+          <w:szCs w:val="28"/>
+        </w:rPr>
+        <w:t xml:space="preserve"> with their </w:t>
+      </w:r>
+      <w:proofErr w:type="spellStart"/>
+      <w:r>
+        <w:rPr>
+          <w:sz w:val="28"/>
+          <w:szCs w:val="28"/>
+        </w:rPr>
+        <w:t>totalRuns</w:t>
+      </w:r>
+      <w:proofErr w:type="spellEnd"/>
+      <w:r>
+        <w:rPr>
+          <w:sz w:val="28"/>
+          <w:szCs w:val="28"/>
+        </w:rPr>
+        <w:t xml:space="preserve"> and </w:t>
+      </w:r>
+      <w:proofErr w:type="spellStart"/>
+      <w:r>
+        <w:rPr>
+          <w:sz w:val="28"/>
+          <w:szCs w:val="28"/>
+        </w:rPr>
+        <w:t>totalMatches</w:t>
+      </w:r>
+      <w:proofErr w:type="spellEnd"/>
+      <w:r>
+        <w:rPr>
+          <w:sz w:val="28"/>
+          <w:szCs w:val="28"/>
+        </w:rPr>
+        <w:t xml:space="preserve"> played with it </w:t>
+      </w:r>
+    </w:p>
+    <w:p>
+      <w:pPr>
+        <w:rPr>
+          <w:sz w:val="28"/>
+          <w:szCs w:val="28"/>
+          <w:lang w:val="en-US"/>
+        </w:rPr>
+      </w:pPr>
+      <w:r>
+        <w:rPr>
+          <w:noProof/>
           <w:sz w:val="28"/>
           <w:szCs w:val="28"/>
           <w:lang w:val="en-US"/>
@@ -3557,7 +6773,25 @@
           <w:szCs w:val="28"/>
           <w:lang w:val="en-US"/>
         </w:rPr>
-        <w:t xml:space="preserve">Same scenario for the TeamRank, </w:t>
+        <w:t xml:space="preserve">Same scenario for the </w:t>
+      </w:r>
+      <w:proofErr w:type="spellStart"/>
+      <w:r>
+        <w:rPr>
+          <w:sz w:val="28"/>
+          <w:szCs w:val="28"/>
+          <w:lang w:val="en-US"/>
+        </w:rPr>
+        <w:t>TeamRank</w:t>
+      </w:r>
+      <w:proofErr w:type="spellEnd"/>
+      <w:r>
+        <w:rPr>
+          <w:sz w:val="28"/>
+          <w:szCs w:val="28"/>
+          <w:lang w:val="en-US"/>
+        </w:rPr>
+        <w:t xml:space="preserve">, </w:t>
       </w:r>
     </w:p>
     <w:p>
@@ -3602,19 +6836,52 @@
           <w:sz w:val="28"/>
           <w:szCs w:val="28"/>
         </w:rPr>
-        <w:t>On the basis of This URL , get the TeamRank of the specific Teams</w:t>
-      </w:r>
-    </w:p>
-    <w:p>
-      <w:pPr>
-        <w:rPr>
-          <w:sz w:val="28"/>
-          <w:szCs w:val="28"/>
-          <w:lang w:val="en-US"/>
-        </w:rPr>
-      </w:pPr>
-      <w:r>
-        <w:rPr>
+        <w:t xml:space="preserve">On the basis of This </w:t>
+      </w:r>
+      <w:proofErr w:type="gramStart"/>
+      <w:r>
+        <w:rPr>
+          <w:sz w:val="28"/>
+          <w:szCs w:val="28"/>
+        </w:rPr>
+        <w:t>URL ,</w:t>
+      </w:r>
+      <w:proofErr w:type="gramEnd"/>
+      <w:r>
+        <w:rPr>
+          <w:sz w:val="28"/>
+          <w:szCs w:val="28"/>
+        </w:rPr>
+        <w:t xml:space="preserve"> get the </w:t>
+      </w:r>
+      <w:proofErr w:type="spellStart"/>
+      <w:r>
+        <w:rPr>
+          <w:sz w:val="28"/>
+          <w:szCs w:val="28"/>
+        </w:rPr>
+        <w:t>TeamRank</w:t>
+      </w:r>
+      <w:proofErr w:type="spellEnd"/>
+      <w:r>
+        <w:rPr>
+          <w:sz w:val="28"/>
+          <w:szCs w:val="28"/>
+        </w:rPr>
+        <w:t xml:space="preserve"> of the specific Teams</w:t>
+      </w:r>
+    </w:p>
+    <w:p>
+      <w:pPr>
+        <w:rPr>
+          <w:sz w:val="28"/>
+          <w:szCs w:val="28"/>
+          <w:lang w:val="en-US"/>
+        </w:rPr>
+      </w:pPr>
+      <w:r>
+        <w:rPr>
+          <w:noProof/>
           <w:sz w:val="28"/>
           <w:szCs w:val="28"/>
           <w:lang w:val="en-US"/>
@@ -3676,7 +6943,99 @@
           <w:szCs w:val="28"/>
           <w:lang w:val="en-US"/>
         </w:rPr>
-        <w:t>Show the TeamRank with the TeamName, TotalRuns , TotalMatchesplayed , and specialize their ranks as per their score in it</w:t>
+        <w:t xml:space="preserve">Show the </w:t>
+      </w:r>
+      <w:proofErr w:type="spellStart"/>
+      <w:r>
+        <w:rPr>
+          <w:sz w:val="28"/>
+          <w:szCs w:val="28"/>
+          <w:lang w:val="en-US"/>
+        </w:rPr>
+        <w:t>TeamRank</w:t>
+      </w:r>
+      <w:proofErr w:type="spellEnd"/>
+      <w:r>
+        <w:rPr>
+          <w:sz w:val="28"/>
+          <w:szCs w:val="28"/>
+          <w:lang w:val="en-US"/>
+        </w:rPr>
+        <w:t xml:space="preserve"> with the </w:t>
+      </w:r>
+      <w:proofErr w:type="spellStart"/>
+      <w:r>
+        <w:rPr>
+          <w:sz w:val="28"/>
+          <w:szCs w:val="28"/>
+          <w:lang w:val="en-US"/>
+        </w:rPr>
+        <w:t>TeamName</w:t>
+      </w:r>
+      <w:proofErr w:type="spellEnd"/>
+      <w:r>
+        <w:rPr>
+          <w:sz w:val="28"/>
+          <w:szCs w:val="28"/>
+          <w:lang w:val="en-US"/>
+        </w:rPr>
+        <w:t xml:space="preserve">, </w:t>
+      </w:r>
+      <w:proofErr w:type="spellStart"/>
+      <w:proofErr w:type="gramStart"/>
+      <w:r>
+        <w:rPr>
+          <w:sz w:val="28"/>
+          <w:szCs w:val="28"/>
+          <w:lang w:val="en-US"/>
+        </w:rPr>
+        <w:t>TotalRuns</w:t>
+      </w:r>
+      <w:proofErr w:type="spellEnd"/>
+      <w:r>
+        <w:rPr>
+          <w:sz w:val="28"/>
+          <w:szCs w:val="28"/>
+          <w:lang w:val="en-US"/>
+        </w:rPr>
+        <w:t xml:space="preserve"> ,</w:t>
+      </w:r>
+      <w:proofErr w:type="gramEnd"/>
+      <w:r>
+        <w:rPr>
+          <w:sz w:val="28"/>
+          <w:szCs w:val="28"/>
+          <w:lang w:val="en-US"/>
+        </w:rPr>
+        <w:t xml:space="preserve"> </w:t>
+      </w:r>
+      <w:proofErr w:type="spellStart"/>
+      <w:proofErr w:type="gramStart"/>
+      <w:r>
+        <w:rPr>
+          <w:sz w:val="28"/>
+          <w:szCs w:val="28"/>
+          <w:lang w:val="en-US"/>
+        </w:rPr>
+        <w:t>TotalMatchesplayed</w:t>
+      </w:r>
+      <w:proofErr w:type="spellEnd"/>
+      <w:r>
+        <w:rPr>
+          <w:sz w:val="28"/>
+          <w:szCs w:val="28"/>
+          <w:lang w:val="en-US"/>
+        </w:rPr>
+        <w:t xml:space="preserve"> ,</w:t>
+      </w:r>
+      <w:proofErr w:type="gramEnd"/>
+      <w:r>
+        <w:rPr>
+          <w:sz w:val="28"/>
+          <w:szCs w:val="28"/>
+          <w:lang w:val="en-US"/>
+        </w:rPr>
+        <w:t xml:space="preserve"> and specialize their ranks as per their score in it</w:t>
       </w:r>
     </w:p>
     <w:p>
@@ -3711,7 +7070,98 @@
           <w:highlight w:val="magenta"/>
           <w:lang w:val="en-US"/>
         </w:rPr>
-        <w:t xml:space="preserve">Note: TeamRank should fetch on the Basis of MatchID , MatchId get the Matches and shows the totalruns for their specific Team </w:t>
+        <w:t xml:space="preserve">Note: </w:t>
+      </w:r>
+      <w:proofErr w:type="spellStart"/>
+      <w:r>
+        <w:rPr>
+          <w:sz w:val="28"/>
+          <w:szCs w:val="28"/>
+          <w:highlight w:val="magenta"/>
+          <w:lang w:val="en-US"/>
+        </w:rPr>
+        <w:t>TeamRank</w:t>
+      </w:r>
+      <w:proofErr w:type="spellEnd"/>
+      <w:r>
+        <w:rPr>
+          <w:sz w:val="28"/>
+          <w:szCs w:val="28"/>
+          <w:highlight w:val="magenta"/>
+          <w:lang w:val="en-US"/>
+        </w:rPr>
+        <w:t xml:space="preserve"> should fetch on the Basis of </w:t>
+      </w:r>
+      <w:proofErr w:type="spellStart"/>
+      <w:proofErr w:type="gramStart"/>
+      <w:r>
+        <w:rPr>
+          <w:sz w:val="28"/>
+          <w:szCs w:val="28"/>
+          <w:highlight w:val="magenta"/>
+          <w:lang w:val="en-US"/>
+        </w:rPr>
+        <w:t>MatchID</w:t>
+      </w:r>
+      <w:proofErr w:type="spellEnd"/>
+      <w:r>
+        <w:rPr>
+          <w:sz w:val="28"/>
+          <w:szCs w:val="28"/>
+          <w:highlight w:val="magenta"/>
+          <w:lang w:val="en-US"/>
+        </w:rPr>
+        <w:t xml:space="preserve"> ,</w:t>
+      </w:r>
+      <w:proofErr w:type="gramEnd"/>
+      <w:r>
+        <w:rPr>
+          <w:sz w:val="28"/>
+          <w:szCs w:val="28"/>
+          <w:highlight w:val="magenta"/>
+          <w:lang w:val="en-US"/>
+        </w:rPr>
+        <w:t xml:space="preserve"> </w:t>
+      </w:r>
+      <w:proofErr w:type="spellStart"/>
+      <w:r>
+        <w:rPr>
+          <w:sz w:val="28"/>
+          <w:szCs w:val="28"/>
+          <w:highlight w:val="magenta"/>
+          <w:lang w:val="en-US"/>
+        </w:rPr>
+        <w:t>MatchId</w:t>
+      </w:r>
+      <w:proofErr w:type="spellEnd"/>
+      <w:r>
+        <w:rPr>
+          <w:sz w:val="28"/>
+          <w:szCs w:val="28"/>
+          <w:highlight w:val="magenta"/>
+          <w:lang w:val="en-US"/>
+        </w:rPr>
+        <w:t xml:space="preserve"> get the Matches and shows the </w:t>
+      </w:r>
+      <w:proofErr w:type="spellStart"/>
+      <w:r>
+        <w:rPr>
+          <w:sz w:val="28"/>
+          <w:szCs w:val="28"/>
+          <w:highlight w:val="magenta"/>
+          <w:lang w:val="en-US"/>
+        </w:rPr>
+        <w:t>totalruns</w:t>
+      </w:r>
+      <w:proofErr w:type="spellEnd"/>
+      <w:r>
+        <w:rPr>
+          <w:sz w:val="28"/>
+          <w:szCs w:val="28"/>
+          <w:highlight w:val="magenta"/>
+          <w:lang w:val="en-US"/>
+        </w:rPr>
+        <w:t xml:space="preserve"> for their specific Team </w:t>
       </w:r>
     </w:p>
     <w:p>
@@ -3761,6 +7211,7 @@
       </w:pPr>
       <w:r>
         <w:rPr>
+          <w:noProof/>
           <w:lang w:val="en-US"/>
         </w:rPr>
         <w:lastRenderedPageBreak/>
@@ -3820,7 +7271,27 @@
           <w:szCs w:val="28"/>
           <w:lang w:val="en-US"/>
         </w:rPr>
-        <w:t>In this Login Page, TLM, SLM, FLM, and MR can get the entry when I put the id password in the req.body in it</w:t>
+        <w:t xml:space="preserve">In this Login Page, TLM, SLM, FLM, and MR can get the entry when I put the id password in the </w:t>
+      </w:r>
+      <w:proofErr w:type="spellStart"/>
+      <w:proofErr w:type="gramStart"/>
+      <w:r>
+        <w:rPr>
+          <w:sz w:val="28"/>
+          <w:szCs w:val="28"/>
+          <w:lang w:val="en-US"/>
+        </w:rPr>
+        <w:t>req.body</w:t>
+      </w:r>
+      <w:proofErr w:type="spellEnd"/>
+      <w:proofErr w:type="gramEnd"/>
+      <w:r>
+        <w:rPr>
+          <w:sz w:val="28"/>
+          <w:szCs w:val="28"/>
+          <w:lang w:val="en-US"/>
+        </w:rPr>
+        <w:t xml:space="preserve"> in it</w:t>
       </w:r>
     </w:p>
     <w:p>
@@ -3842,7 +7313,25 @@
           <w:szCs w:val="28"/>
           <w:lang w:val="en-US"/>
         </w:rPr>
-        <w:t xml:space="preserve">If they are present in the database , then only they can be access for it </w:t>
+        <w:t xml:space="preserve">If they are present in the </w:t>
+      </w:r>
+      <w:proofErr w:type="gramStart"/>
+      <w:r>
+        <w:rPr>
+          <w:sz w:val="28"/>
+          <w:szCs w:val="28"/>
+          <w:lang w:val="en-US"/>
+        </w:rPr>
+        <w:t>database ,</w:t>
+      </w:r>
+      <w:proofErr w:type="gramEnd"/>
+      <w:r>
+        <w:rPr>
+          <w:sz w:val="28"/>
+          <w:szCs w:val="28"/>
+          <w:lang w:val="en-US"/>
+        </w:rPr>
+        <w:t xml:space="preserve"> then only they can be access for it </w:t>
       </w:r>
     </w:p>
     <w:p>
@@ -3864,7 +7353,25 @@
           <w:szCs w:val="28"/>
           <w:lang w:val="en-US"/>
         </w:rPr>
-        <w:t>If they are not present in database , not to allow for the entry in database</w:t>
+        <w:t xml:space="preserve">If they are not present in </w:t>
+      </w:r>
+      <w:proofErr w:type="gramStart"/>
+      <w:r>
+        <w:rPr>
+          <w:sz w:val="28"/>
+          <w:szCs w:val="28"/>
+          <w:lang w:val="en-US"/>
+        </w:rPr>
+        <w:t>database ,</w:t>
+      </w:r>
+      <w:proofErr w:type="gramEnd"/>
+      <w:r>
+        <w:rPr>
+          <w:sz w:val="28"/>
+          <w:szCs w:val="28"/>
+          <w:lang w:val="en-US"/>
+        </w:rPr>
+        <w:t xml:space="preserve"> not to allow for the entry in database</w:t>
       </w:r>
     </w:p>
     <w:sectPr>
@@ -7153,6 +10660,7 @@
   <w:style w:type="character" w:default="1" w:styleId="DefaultParagraphFont">
     <w:name w:val="Default Paragraph Font"/>
     <w:uiPriority w:val="1"/>
+    <w:semiHidden/>
     <w:unhideWhenUsed/>
   </w:style>
   <w:style w:type="table" w:default="1" w:styleId="TableNormal">

--- a/Rxpl_Backend/RXPL Backend Making Process.docx
+++ b/Rxpl_Backend/RXPL Backend Making Process.docx
@@ -43,21 +43,8 @@
           <w:highlight w:val="green"/>
           <w:lang w:val="en-US"/>
         </w:rPr>
-        <w:t xml:space="preserve">Step </w:t>
-      </w:r>
-      <w:proofErr w:type="gramStart"/>
-      <w:r>
-        <w:rPr>
-          <w:b/>
-          <w:bCs/>
-          <w:sz w:val="28"/>
-          <w:szCs w:val="28"/>
-          <w:highlight w:val="green"/>
-          <w:lang w:val="en-US"/>
-        </w:rPr>
-        <w:t>1 :</w:t>
-      </w:r>
-      <w:proofErr w:type="gramEnd"/>
+        <w:t>Step 1 :</w:t>
+      </w:r>
       <w:r>
         <w:rPr>
           <w:b/>
@@ -128,25 +115,7 @@
           <w:szCs w:val="28"/>
           <w:lang w:val="en-US"/>
         </w:rPr>
-        <w:t xml:space="preserve">Excel sheet </w:t>
-      </w:r>
-      <w:proofErr w:type="gramStart"/>
-      <w:r>
-        <w:rPr>
-          <w:sz w:val="28"/>
-          <w:szCs w:val="28"/>
-          <w:lang w:val="en-US"/>
-        </w:rPr>
-        <w:t>post</w:t>
-      </w:r>
-      <w:proofErr w:type="gramEnd"/>
-      <w:r>
-        <w:rPr>
-          <w:sz w:val="28"/>
-          <w:szCs w:val="28"/>
-          <w:lang w:val="en-US"/>
-        </w:rPr>
-        <w:t xml:space="preserve"> the excel with </w:t>
+        <w:t xml:space="preserve">Excel sheet post the excel with </w:t>
       </w:r>
       <w:r>
         <w:rPr>
@@ -211,40 +180,17 @@
           <w:highlight w:val="green"/>
           <w:lang w:val="en-US"/>
         </w:rPr>
-        <w:t xml:space="preserve">Step </w:t>
-      </w:r>
-      <w:proofErr w:type="gramStart"/>
+        <w:t>Step 2</w:t>
+      </w:r>
       <w:r>
         <w:rPr>
           <w:b/>
           <w:bCs/>
           <w:sz w:val="28"/>
           <w:szCs w:val="28"/>
-          <w:highlight w:val="green"/>
-          <w:lang w:val="en-US"/>
-        </w:rPr>
-        <w:t>2</w:t>
-      </w:r>
-      <w:r>
-        <w:rPr>
-          <w:b/>
-          <w:bCs/>
-          <w:sz w:val="28"/>
-          <w:szCs w:val="28"/>
-          <w:lang w:val="en-US"/>
-        </w:rPr>
-        <w:t xml:space="preserve"> :</w:t>
-      </w:r>
-      <w:proofErr w:type="gramEnd"/>
-      <w:r>
-        <w:rPr>
-          <w:b/>
-          <w:bCs/>
-          <w:sz w:val="28"/>
-          <w:szCs w:val="28"/>
-          <w:lang w:val="en-US"/>
-        </w:rPr>
-        <w:t xml:space="preserve"> Create the Matches </w:t>
+          <w:lang w:val="en-US"/>
+        </w:rPr>
+        <w:t xml:space="preserve"> : Create the Matches </w:t>
       </w:r>
     </w:p>
     <w:p>
@@ -613,7 +559,6 @@
         <w:t xml:space="preserve">-B with the given StartDate and </w:t>
       </w:r>
       <w:proofErr w:type="spellStart"/>
-      <w:proofErr w:type="gramStart"/>
       <w:r>
         <w:rPr>
           <w:b/>
@@ -633,9 +578,9 @@
           <w:szCs w:val="28"/>
           <w:lang w:val="en-US"/>
         </w:rPr>
-        <w:t xml:space="preserve"> ,</w:t>
-      </w:r>
-      <w:proofErr w:type="gramEnd"/>
+        <w:t xml:space="preserve"> , As well as Create </w:t>
+      </w:r>
+      <w:proofErr w:type="spellStart"/>
       <w:r>
         <w:rPr>
           <w:b/>
@@ -644,9 +589,9 @@
           <w:szCs w:val="28"/>
           <w:lang w:val="en-US"/>
         </w:rPr>
-        <w:t xml:space="preserve"> As well as Create </w:t>
-      </w:r>
-      <w:proofErr w:type="spellStart"/>
+        <w:t>roomID</w:t>
+      </w:r>
+      <w:proofErr w:type="spellEnd"/>
       <w:r>
         <w:rPr>
           <w:b/>
@@ -655,9 +600,9 @@
           <w:szCs w:val="28"/>
           <w:lang w:val="en-US"/>
         </w:rPr>
-        <w:t>roomID</w:t>
-      </w:r>
-      <w:proofErr w:type="spellEnd"/>
+        <w:t xml:space="preserve"> with </w:t>
+      </w:r>
+      <w:proofErr w:type="spellStart"/>
       <w:r>
         <w:rPr>
           <w:b/>
@@ -666,9 +611,9 @@
           <w:szCs w:val="28"/>
           <w:lang w:val="en-US"/>
         </w:rPr>
-        <w:t xml:space="preserve"> with </w:t>
-      </w:r>
-      <w:proofErr w:type="spellStart"/>
+        <w:t>uuid</w:t>
+      </w:r>
+      <w:proofErr w:type="spellEnd"/>
       <w:r>
         <w:rPr>
           <w:b/>
@@ -677,9 +622,9 @@
           <w:szCs w:val="28"/>
           <w:lang w:val="en-US"/>
         </w:rPr>
-        <w:t>uuid</w:t>
-      </w:r>
-      <w:proofErr w:type="spellEnd"/>
+        <w:t xml:space="preserve"> library, </w:t>
+      </w:r>
+      <w:proofErr w:type="spellStart"/>
       <w:r>
         <w:rPr>
           <w:b/>
@@ -688,9 +633,9 @@
           <w:szCs w:val="28"/>
           <w:lang w:val="en-US"/>
         </w:rPr>
-        <w:t xml:space="preserve"> library, </w:t>
-      </w:r>
-      <w:proofErr w:type="spellStart"/>
+        <w:t>isTournament</w:t>
+      </w:r>
+      <w:proofErr w:type="spellEnd"/>
       <w:r>
         <w:rPr>
           <w:b/>
@@ -699,9 +644,9 @@
           <w:szCs w:val="28"/>
           <w:lang w:val="en-US"/>
         </w:rPr>
-        <w:t>isTournament</w:t>
-      </w:r>
-      <w:proofErr w:type="spellEnd"/>
+        <w:t xml:space="preserve">, </w:t>
+      </w:r>
+      <w:proofErr w:type="spellStart"/>
       <w:r>
         <w:rPr>
           <w:b/>
@@ -710,9 +655,9 @@
           <w:szCs w:val="28"/>
           <w:lang w:val="en-US"/>
         </w:rPr>
-        <w:t xml:space="preserve">, </w:t>
-      </w:r>
-      <w:proofErr w:type="spellStart"/>
+        <w:t>roomplayers</w:t>
+      </w:r>
+      <w:proofErr w:type="spellEnd"/>
       <w:r>
         <w:rPr>
           <w:b/>
@@ -721,9 +666,8 @@
           <w:szCs w:val="28"/>
           <w:lang w:val="en-US"/>
         </w:rPr>
-        <w:t>roomplayers</w:t>
-      </w:r>
-      <w:proofErr w:type="spellEnd"/>
+        <w:t xml:space="preserve"> with all players get combine of two </w:t>
+      </w:r>
       <w:r>
         <w:rPr>
           <w:b/>
@@ -732,30 +676,8 @@
           <w:szCs w:val="28"/>
           <w:lang w:val="en-US"/>
         </w:rPr>
-        <w:t xml:space="preserve"> with all players get combine of two </w:t>
-      </w:r>
-      <w:proofErr w:type="gramStart"/>
-      <w:r>
-        <w:rPr>
-          <w:b/>
-          <w:bCs/>
-          <w:sz w:val="28"/>
-          <w:szCs w:val="28"/>
-          <w:lang w:val="en-US"/>
-        </w:rPr>
         <w:lastRenderedPageBreak/>
-        <w:t>teams ,</w:t>
-      </w:r>
-      <w:proofErr w:type="gramEnd"/>
-      <w:r>
-        <w:rPr>
-          <w:b/>
-          <w:bCs/>
-          <w:sz w:val="28"/>
-          <w:szCs w:val="28"/>
-          <w:lang w:val="en-US"/>
-        </w:rPr>
-        <w:t xml:space="preserve"> </w:t>
+        <w:t xml:space="preserve">teams , </w:t>
       </w:r>
       <w:proofErr w:type="spellStart"/>
       <w:r>
@@ -1042,25 +964,7 @@
           <w:szCs w:val="28"/>
           <w:lang w:val="en-US"/>
         </w:rPr>
-        <w:t xml:space="preserve">and if they are </w:t>
-      </w:r>
-      <w:proofErr w:type="gramStart"/>
-      <w:r>
-        <w:rPr>
-          <w:sz w:val="28"/>
-          <w:szCs w:val="28"/>
-          <w:lang w:val="en-US"/>
-        </w:rPr>
-        <w:t>live ,</w:t>
-      </w:r>
-      <w:proofErr w:type="gramEnd"/>
-      <w:r>
-        <w:rPr>
-          <w:sz w:val="28"/>
-          <w:szCs w:val="28"/>
-          <w:lang w:val="en-US"/>
-        </w:rPr>
-        <w:t xml:space="preserve"> then give the same </w:t>
+        <w:t xml:space="preserve">and if they are live , then give the same </w:t>
       </w:r>
       <w:proofErr w:type="spellStart"/>
       <w:r>
@@ -1096,18 +1000,8 @@
           <w:szCs w:val="28"/>
           <w:lang w:val="en-US"/>
         </w:rPr>
-        <w:t xml:space="preserve"> = </w:t>
-      </w:r>
-      <w:proofErr w:type="gramStart"/>
-      <w:r>
-        <w:rPr>
-          <w:sz w:val="28"/>
-          <w:szCs w:val="28"/>
-          <w:lang w:val="en-US"/>
-        </w:rPr>
-        <w:t>true .</w:t>
-      </w:r>
-      <w:proofErr w:type="gramEnd"/>
+        <w:t xml:space="preserve"> = true .</w:t>
+      </w:r>
     </w:p>
     <w:p>
       <w:pPr>
@@ -1138,51 +1032,15 @@
           <w:szCs w:val="28"/>
           <w:lang w:val="en-US"/>
         </w:rPr>
-        <w:t xml:space="preserve">If no match is </w:t>
-      </w:r>
-      <w:proofErr w:type="gramStart"/>
-      <w:r>
-        <w:rPr>
-          <w:sz w:val="28"/>
-          <w:szCs w:val="28"/>
-          <w:lang w:val="en-US"/>
-        </w:rPr>
-        <w:t>live ,</w:t>
-      </w:r>
-      <w:proofErr w:type="gramEnd"/>
-      <w:r>
-        <w:rPr>
-          <w:sz w:val="28"/>
-          <w:szCs w:val="28"/>
-          <w:lang w:val="en-US"/>
-        </w:rPr>
-        <w:t xml:space="preserve"> then give it by default </w:t>
-      </w:r>
-      <w:proofErr w:type="gramStart"/>
-      <w:r>
-        <w:rPr>
-          <w:sz w:val="28"/>
-          <w:szCs w:val="28"/>
-          <w:lang w:val="en-US"/>
-        </w:rPr>
-        <w:t xml:space="preserve">False </w:t>
-      </w:r>
-      <w:r>
-        <w:rPr>
-          <w:sz w:val="28"/>
-          <w:szCs w:val="28"/>
-          <w:lang w:val="en-US"/>
-        </w:rPr>
-        <w:t>,</w:t>
-      </w:r>
-      <w:proofErr w:type="gramEnd"/>
-      <w:r>
-        <w:rPr>
-          <w:sz w:val="28"/>
-          <w:szCs w:val="28"/>
-          <w:lang w:val="en-US"/>
-        </w:rPr>
-        <w:t xml:space="preserve"> rest ignore about the below things </w:t>
+        <w:t xml:space="preserve">If no match is live , then give it by default False </w:t>
+      </w:r>
+      <w:r>
+        <w:rPr>
+          <w:sz w:val="28"/>
+          <w:szCs w:val="28"/>
+          <w:lang w:val="en-US"/>
+        </w:rPr>
+        <w:t xml:space="preserve">, rest ignore about the below things </w:t>
       </w:r>
     </w:p>
     <w:p>
@@ -1236,29 +1094,7 @@
           <w:szCs w:val="28"/>
           <w:lang w:val="en-US"/>
         </w:rPr>
-        <w:t xml:space="preserve">If match is </w:t>
-      </w:r>
-      <w:proofErr w:type="gramStart"/>
-      <w:r>
-        <w:rPr>
-          <w:b/>
-          <w:bCs/>
-          <w:sz w:val="28"/>
-          <w:szCs w:val="28"/>
-          <w:lang w:val="en-US"/>
-        </w:rPr>
-        <w:t>Live ,</w:t>
-      </w:r>
-      <w:proofErr w:type="gramEnd"/>
-      <w:r>
-        <w:rPr>
-          <w:b/>
-          <w:bCs/>
-          <w:sz w:val="28"/>
-          <w:szCs w:val="28"/>
-          <w:lang w:val="en-US"/>
-        </w:rPr>
-        <w:t xml:space="preserve"> then send the prescription</w:t>
+        <w:t>If match is Live , then send the prescription</w:t>
       </w:r>
       <w:r>
         <w:rPr>
@@ -1306,18 +1142,8 @@
           <w:szCs w:val="28"/>
           <w:lang w:val="en-US"/>
         </w:rPr>
-        <w:t xml:space="preserve"> of </w:t>
-      </w:r>
-      <w:proofErr w:type="gramStart"/>
-      <w:r>
-        <w:rPr>
-          <w:sz w:val="28"/>
-          <w:szCs w:val="28"/>
-          <w:lang w:val="en-US"/>
-        </w:rPr>
-        <w:t>MR .</w:t>
-      </w:r>
-      <w:proofErr w:type="gramEnd"/>
+        <w:t xml:space="preserve"> of MR .</w:t>
+      </w:r>
     </w:p>
     <w:p>
       <w:pPr>
@@ -1374,25 +1200,7 @@
           <w:szCs w:val="28"/>
           <w:lang w:val="en-US"/>
         </w:rPr>
-        <w:t xml:space="preserve"> of </w:t>
-      </w:r>
-      <w:proofErr w:type="gramStart"/>
-      <w:r>
-        <w:rPr>
-          <w:sz w:val="28"/>
-          <w:szCs w:val="28"/>
-          <w:lang w:val="en-US"/>
-        </w:rPr>
-        <w:t>MR ,</w:t>
-      </w:r>
-      <w:proofErr w:type="gramEnd"/>
-      <w:r>
-        <w:rPr>
-          <w:sz w:val="28"/>
-          <w:szCs w:val="28"/>
-          <w:lang w:val="en-US"/>
-        </w:rPr>
-        <w:t xml:space="preserve"> and go in the matches and compare the </w:t>
+        <w:t xml:space="preserve"> of MR , and go in the matches and compare the </w:t>
       </w:r>
       <w:proofErr w:type="spellStart"/>
       <w:r>
@@ -1450,25 +1258,7 @@
           <w:szCs w:val="28"/>
           <w:lang w:val="en-US"/>
         </w:rPr>
-        <w:t xml:space="preserve"> of MR match with the current </w:t>
-      </w:r>
-      <w:proofErr w:type="gramStart"/>
-      <w:r>
-        <w:rPr>
-          <w:sz w:val="28"/>
-          <w:szCs w:val="28"/>
-          <w:lang w:val="en-US"/>
-        </w:rPr>
-        <w:t>Match ,</w:t>
-      </w:r>
-      <w:proofErr w:type="gramEnd"/>
-      <w:r>
-        <w:rPr>
-          <w:sz w:val="28"/>
-          <w:szCs w:val="28"/>
-          <w:lang w:val="en-US"/>
-        </w:rPr>
-        <w:t xml:space="preserve"> then Send the </w:t>
+        <w:t xml:space="preserve"> of MR match with the current Match , then Send the </w:t>
       </w:r>
       <w:proofErr w:type="spellStart"/>
       <w:r>
@@ -1536,34 +1326,15 @@
           <w:highlight w:val="green"/>
           <w:lang w:val="en-US"/>
         </w:rPr>
-        <w:t xml:space="preserve">Step </w:t>
-      </w:r>
-      <w:proofErr w:type="gramStart"/>
-      <w:r>
-        <w:rPr>
-          <w:sz w:val="28"/>
-          <w:szCs w:val="28"/>
-          <w:highlight w:val="green"/>
-          <w:lang w:val="en-US"/>
-        </w:rPr>
-        <w:t>6</w:t>
-      </w:r>
-      <w:r>
-        <w:rPr>
-          <w:sz w:val="28"/>
-          <w:szCs w:val="28"/>
-          <w:lang w:val="en-US"/>
-        </w:rPr>
-        <w:t xml:space="preserve"> :</w:t>
-      </w:r>
-      <w:proofErr w:type="gramEnd"/>
-      <w:r>
-        <w:rPr>
-          <w:sz w:val="28"/>
-          <w:szCs w:val="28"/>
-          <w:lang w:val="en-US"/>
-        </w:rPr>
-        <w:t xml:space="preserve"> Get the Brand with Points and Get the </w:t>
+        <w:t>Step 6</w:t>
+      </w:r>
+      <w:r>
+        <w:rPr>
+          <w:sz w:val="28"/>
+          <w:szCs w:val="28"/>
+          <w:lang w:val="en-US"/>
+        </w:rPr>
+        <w:t xml:space="preserve"> : Get the Brand with Points and Get the </w:t>
       </w:r>
       <w:proofErr w:type="spellStart"/>
       <w:r>
@@ -1659,23 +1430,13 @@
           <w:lang w:val="en-US"/>
         </w:rPr>
       </w:pPr>
-      <w:proofErr w:type="gramStart"/>
-      <w:r>
-        <w:rPr>
-          <w:sz w:val="28"/>
-          <w:szCs w:val="28"/>
-          <w:lang w:val="en-US"/>
-        </w:rPr>
-        <w:t>Points :</w:t>
-      </w:r>
-      <w:proofErr w:type="gramEnd"/>
-      <w:r>
-        <w:rPr>
-          <w:sz w:val="28"/>
-          <w:szCs w:val="28"/>
-          <w:lang w:val="en-US"/>
-        </w:rPr>
-        <w:t xml:space="preserve"> 6</w:t>
+      <w:r>
+        <w:rPr>
+          <w:sz w:val="28"/>
+          <w:szCs w:val="28"/>
+          <w:lang w:val="en-US"/>
+        </w:rPr>
+        <w:t>Points : 6</w:t>
       </w:r>
     </w:p>
     <w:p>
@@ -1702,7 +1463,6 @@
         </w:rPr>
       </w:pPr>
       <w:proofErr w:type="spellStart"/>
-      <w:proofErr w:type="gramStart"/>
       <w:r>
         <w:rPr>
           <w:sz w:val="28"/>
@@ -1718,16 +1478,7 @@
           <w:szCs w:val="28"/>
           <w:lang w:val="en-US"/>
         </w:rPr>
-        <w:t xml:space="preserve"> :</w:t>
-      </w:r>
-      <w:proofErr w:type="gramEnd"/>
-      <w:r>
-        <w:rPr>
-          <w:sz w:val="28"/>
-          <w:szCs w:val="28"/>
-          <w:lang w:val="en-US"/>
-        </w:rPr>
-        <w:t xml:space="preserve"> Brand B</w:t>
+        <w:t xml:space="preserve"> : Brand B</w:t>
       </w:r>
     </w:p>
     <w:p>
@@ -1774,7 +1525,6 @@
         <w:t xml:space="preserve">Now create a field in MR named as </w:t>
       </w:r>
       <w:proofErr w:type="spellStart"/>
-      <w:proofErr w:type="gramStart"/>
       <w:r>
         <w:rPr>
           <w:sz w:val="28"/>
@@ -1790,16 +1540,7 @@
           <w:szCs w:val="28"/>
           <w:lang w:val="en-US"/>
         </w:rPr>
-        <w:t xml:space="preserve"> ,</w:t>
-      </w:r>
-      <w:proofErr w:type="gramEnd"/>
-      <w:r>
-        <w:rPr>
-          <w:sz w:val="28"/>
-          <w:szCs w:val="28"/>
-          <w:lang w:val="en-US"/>
-        </w:rPr>
-        <w:t xml:space="preserve"> </w:t>
+        <w:t xml:space="preserve"> , </w:t>
       </w:r>
       <w:proofErr w:type="spellStart"/>
       <w:r>
@@ -1947,25 +1688,7 @@
           <w:szCs w:val="28"/>
           <w:lang w:val="en-US"/>
         </w:rPr>
-        <w:t xml:space="preserve"> </w:t>
-      </w:r>
-      <w:proofErr w:type="gramStart"/>
-      <w:r>
-        <w:rPr>
-          <w:sz w:val="28"/>
-          <w:szCs w:val="28"/>
-          <w:lang w:val="en-US"/>
-        </w:rPr>
-        <w:t>Name ,</w:t>
-      </w:r>
-      <w:proofErr w:type="gramEnd"/>
-      <w:r>
-        <w:rPr>
-          <w:sz w:val="28"/>
-          <w:szCs w:val="28"/>
-          <w:lang w:val="en-US"/>
-        </w:rPr>
-        <w:t xml:space="preserve"> </w:t>
+        <w:t xml:space="preserve"> Name , </w:t>
       </w:r>
       <w:proofErr w:type="spellStart"/>
       <w:r>
@@ -2133,7 +1856,6 @@
         <w:t xml:space="preserve"> as Brand in Prescription in the </w:t>
       </w:r>
       <w:proofErr w:type="spellStart"/>
-      <w:proofErr w:type="gramStart"/>
       <w:r>
         <w:rPr>
           <w:sz w:val="28"/>
@@ -2143,7 +1865,6 @@
         <w:t>req.body</w:t>
       </w:r>
       <w:proofErr w:type="spellEnd"/>
-      <w:proofErr w:type="gramEnd"/>
       <w:r>
         <w:rPr>
           <w:sz w:val="28"/>
@@ -2242,28 +1963,9 @@
           <w:szCs w:val="28"/>
           <w:lang w:val="en-US"/>
         </w:rPr>
-        <w:t xml:space="preserve">In this </w:t>
-      </w:r>
-      <w:proofErr w:type="gramStart"/>
-      <w:r>
-        <w:rPr>
-          <w:sz w:val="28"/>
-          <w:szCs w:val="28"/>
-          <w:lang w:val="en-US"/>
-        </w:rPr>
-        <w:t>Scenario ,</w:t>
-      </w:r>
-      <w:proofErr w:type="gramEnd"/>
-      <w:r>
-        <w:rPr>
-          <w:sz w:val="28"/>
-          <w:szCs w:val="28"/>
-          <w:lang w:val="en-US"/>
-        </w:rPr>
-        <w:t xml:space="preserve"> Attach the Brands to Prescription and whenever in </w:t>
-      </w:r>
-      <w:proofErr w:type="spellStart"/>
-      <w:proofErr w:type="gramStart"/>
+        <w:t xml:space="preserve">In this Scenario , Attach the Brands to Prescription and whenever in </w:t>
+      </w:r>
+      <w:proofErr w:type="spellStart"/>
       <w:r>
         <w:rPr>
           <w:sz w:val="28"/>
@@ -2273,32 +1975,13 @@
         <w:t>req.body</w:t>
       </w:r>
       <w:proofErr w:type="spellEnd"/>
-      <w:proofErr w:type="gramEnd"/>
-      <w:r>
-        <w:rPr>
-          <w:sz w:val="28"/>
-          <w:szCs w:val="28"/>
-          <w:lang w:val="en-US"/>
-        </w:rPr>
-        <w:t xml:space="preserve"> I call the Brand A or </w:t>
-      </w:r>
-      <w:proofErr w:type="gramStart"/>
-      <w:r>
-        <w:rPr>
-          <w:sz w:val="28"/>
-          <w:szCs w:val="28"/>
-          <w:lang w:val="en-US"/>
-        </w:rPr>
-        <w:t>B ,</w:t>
-      </w:r>
-      <w:proofErr w:type="gramEnd"/>
-      <w:r>
-        <w:rPr>
-          <w:sz w:val="28"/>
-          <w:szCs w:val="28"/>
-          <w:lang w:val="en-US"/>
-        </w:rPr>
-        <w:t xml:space="preserve"> it should upload the </w:t>
+      <w:r>
+        <w:rPr>
+          <w:sz w:val="28"/>
+          <w:szCs w:val="28"/>
+          <w:lang w:val="en-US"/>
+        </w:rPr>
+        <w:t xml:space="preserve"> I call the Brand A or B , it should upload the </w:t>
       </w:r>
       <w:proofErr w:type="spellStart"/>
       <w:r>
@@ -2482,7 +2165,6 @@
         <w:t xml:space="preserve"> is from </w:t>
       </w:r>
       <w:proofErr w:type="spellStart"/>
-      <w:proofErr w:type="gramStart"/>
       <w:r>
         <w:rPr>
           <w:sz w:val="28"/>
@@ -2498,34 +2180,7 @@
           <w:szCs w:val="28"/>
           <w:lang w:val="en-US"/>
         </w:rPr>
-        <w:t xml:space="preserve">  in</w:t>
-      </w:r>
-      <w:proofErr w:type="gramEnd"/>
-      <w:r>
-        <w:rPr>
-          <w:sz w:val="28"/>
-          <w:szCs w:val="28"/>
-          <w:lang w:val="en-US"/>
-        </w:rPr>
-        <w:t xml:space="preserve"> the </w:t>
-      </w:r>
-      <w:proofErr w:type="gramStart"/>
-      <w:r>
-        <w:rPr>
-          <w:sz w:val="28"/>
-          <w:szCs w:val="28"/>
-          <w:lang w:val="en-US"/>
-        </w:rPr>
-        <w:t>Prescription ,</w:t>
-      </w:r>
-      <w:proofErr w:type="gramEnd"/>
-      <w:r>
-        <w:rPr>
-          <w:sz w:val="28"/>
-          <w:szCs w:val="28"/>
-          <w:lang w:val="en-US"/>
-        </w:rPr>
-        <w:t xml:space="preserve"> then it should update with the </w:t>
+        <w:t xml:space="preserve">  in the Prescription , then it should update with the </w:t>
       </w:r>
       <w:proofErr w:type="spellStart"/>
       <w:r>
@@ -2703,25 +2358,7 @@
           <w:szCs w:val="28"/>
           <w:lang w:val="en-US"/>
         </w:rPr>
-        <w:t xml:space="preserve">At the </w:t>
-      </w:r>
-      <w:proofErr w:type="gramStart"/>
-      <w:r>
-        <w:rPr>
-          <w:sz w:val="28"/>
-          <w:szCs w:val="28"/>
-          <w:lang w:val="en-US"/>
-        </w:rPr>
-        <w:t>End ,</w:t>
-      </w:r>
-      <w:proofErr w:type="gramEnd"/>
-      <w:r>
-        <w:rPr>
-          <w:sz w:val="28"/>
-          <w:szCs w:val="28"/>
-          <w:lang w:val="en-US"/>
-        </w:rPr>
-        <w:t xml:space="preserve"> think the logic for the Result and compare the both team Scores and show the Result with showing their </w:t>
+        <w:t xml:space="preserve">At the End , think the logic for the Result and compare the both team Scores and show the Result with showing their </w:t>
       </w:r>
       <w:proofErr w:type="spellStart"/>
       <w:r>
@@ -2916,7 +2553,6 @@
         <w:t xml:space="preserve">Get the </w:t>
       </w:r>
       <w:proofErr w:type="spellStart"/>
-      <w:proofErr w:type="gramStart"/>
       <w:r>
         <w:rPr>
           <w:sz w:val="28"/>
@@ -2932,19 +2568,9 @@
           <w:szCs w:val="28"/>
           <w:lang w:val="en-US"/>
         </w:rPr>
-        <w:t xml:space="preserve"> ,</w:t>
-      </w:r>
-      <w:proofErr w:type="gramEnd"/>
-      <w:r>
-        <w:rPr>
-          <w:sz w:val="28"/>
-          <w:szCs w:val="28"/>
-          <w:lang w:val="en-US"/>
-        </w:rPr>
-        <w:t xml:space="preserve"> </w:t>
-      </w:r>
-      <w:proofErr w:type="spellStart"/>
-      <w:proofErr w:type="gramStart"/>
+        <w:t xml:space="preserve"> , </w:t>
+      </w:r>
+      <w:proofErr w:type="spellStart"/>
       <w:r>
         <w:rPr>
           <w:sz w:val="28"/>
@@ -2960,16 +2586,7 @@
           <w:szCs w:val="28"/>
           <w:lang w:val="en-US"/>
         </w:rPr>
-        <w:t xml:space="preserve"> ,</w:t>
-      </w:r>
-      <w:proofErr w:type="gramEnd"/>
-      <w:r>
-        <w:rPr>
-          <w:sz w:val="28"/>
-          <w:szCs w:val="28"/>
-          <w:lang w:val="en-US"/>
-        </w:rPr>
-        <w:t xml:space="preserve"> </w:t>
+        <w:t xml:space="preserve"> , </w:t>
       </w:r>
       <w:proofErr w:type="spellStart"/>
       <w:r>
@@ -2990,7 +2607,6 @@
         <w:t xml:space="preserve">, </w:t>
       </w:r>
       <w:proofErr w:type="spellStart"/>
-      <w:proofErr w:type="gramStart"/>
       <w:r>
         <w:rPr>
           <w:sz w:val="28"/>
@@ -3006,62 +2622,25 @@
           <w:szCs w:val="28"/>
           <w:lang w:val="en-US"/>
         </w:rPr>
-        <w:t xml:space="preserve"> ,</w:t>
-      </w:r>
-      <w:proofErr w:type="gramEnd"/>
-      <w:r>
-        <w:rPr>
-          <w:sz w:val="28"/>
-          <w:szCs w:val="28"/>
-          <w:lang w:val="en-US"/>
-        </w:rPr>
-        <w:t xml:space="preserve"> results and stats with </w:t>
-      </w:r>
-      <w:proofErr w:type="spellStart"/>
-      <w:proofErr w:type="gramStart"/>
-      <w:r>
-        <w:rPr>
-          <w:sz w:val="28"/>
-          <w:szCs w:val="28"/>
-          <w:lang w:val="en-US"/>
-        </w:rPr>
-        <w:t>it</w:t>
-      </w:r>
-      <w:proofErr w:type="gramEnd"/>
-      <w:r>
-        <w:rPr>
-          <w:sz w:val="28"/>
-          <w:szCs w:val="28"/>
-          <w:lang w:val="en-US"/>
-        </w:rPr>
-        <w:t xml:space="preserve"> s</w:t>
-      </w:r>
-      <w:proofErr w:type="spellEnd"/>
-      <w:r>
-        <w:rPr>
-          <w:sz w:val="28"/>
-          <w:szCs w:val="28"/>
-          <w:lang w:val="en-US"/>
-        </w:rPr>
-        <w:t xml:space="preserve"> </w:t>
-      </w:r>
-      <w:proofErr w:type="gramStart"/>
-      <w:r>
-        <w:rPr>
-          <w:sz w:val="28"/>
-          <w:szCs w:val="28"/>
-          <w:lang w:val="en-US"/>
-        </w:rPr>
-        <w:t>runs ,</w:t>
-      </w:r>
-      <w:proofErr w:type="gramEnd"/>
-      <w:r>
-        <w:rPr>
-          <w:sz w:val="28"/>
-          <w:szCs w:val="28"/>
-          <w:lang w:val="en-US"/>
-        </w:rPr>
-        <w:t xml:space="preserve"> sixes and fours</w:t>
+        <w:t xml:space="preserve"> , results and stats with </w:t>
+      </w:r>
+      <w:proofErr w:type="spellStart"/>
+      <w:r>
+        <w:rPr>
+          <w:sz w:val="28"/>
+          <w:szCs w:val="28"/>
+          <w:lang w:val="en-US"/>
+        </w:rPr>
+        <w:t>it s</w:t>
+      </w:r>
+      <w:proofErr w:type="spellEnd"/>
+      <w:r>
+        <w:rPr>
+          <w:sz w:val="28"/>
+          <w:szCs w:val="28"/>
+          <w:lang w:val="en-US"/>
+        </w:rPr>
+        <w:t xml:space="preserve"> runs , sixes and fours</w:t>
       </w:r>
     </w:p>
     <w:p>
@@ -3155,61 +2734,7 @@
           <w:szCs w:val="28"/>
           <w:lang w:val="en-US"/>
         </w:rPr>
-        <w:t xml:space="preserve">Now in </w:t>
-      </w:r>
-      <w:proofErr w:type="gramStart"/>
-      <w:r>
-        <w:rPr>
-          <w:sz w:val="28"/>
-          <w:szCs w:val="28"/>
-          <w:lang w:val="en-US"/>
-        </w:rPr>
-        <w:t>this ,</w:t>
-      </w:r>
-      <w:proofErr w:type="gramEnd"/>
-      <w:r>
-        <w:rPr>
-          <w:sz w:val="28"/>
-          <w:szCs w:val="28"/>
-          <w:lang w:val="en-US"/>
-        </w:rPr>
-        <w:t xml:space="preserve"> </w:t>
-      </w:r>
-      <w:proofErr w:type="gramStart"/>
-      <w:r>
-        <w:rPr>
-          <w:sz w:val="28"/>
-          <w:szCs w:val="28"/>
-          <w:lang w:val="en-US"/>
-        </w:rPr>
-        <w:t>After</w:t>
-      </w:r>
-      <w:proofErr w:type="gramEnd"/>
-      <w:r>
-        <w:rPr>
-          <w:sz w:val="28"/>
-          <w:szCs w:val="28"/>
-          <w:lang w:val="en-US"/>
-        </w:rPr>
-        <w:t xml:space="preserve"> getting the </w:t>
-      </w:r>
-      <w:proofErr w:type="gramStart"/>
-      <w:r>
-        <w:rPr>
-          <w:sz w:val="28"/>
-          <w:szCs w:val="28"/>
-          <w:lang w:val="en-US"/>
-        </w:rPr>
-        <w:t>schema ,</w:t>
-      </w:r>
-      <w:proofErr w:type="gramEnd"/>
-      <w:r>
-        <w:rPr>
-          <w:sz w:val="28"/>
-          <w:szCs w:val="28"/>
-          <w:lang w:val="en-US"/>
-        </w:rPr>
-        <w:t xml:space="preserve"> go into the prescription and get the </w:t>
+        <w:t xml:space="preserve">Now in this , After getting the schema , go into the prescription and get the </w:t>
       </w:r>
       <w:proofErr w:type="spellStart"/>
       <w:r>
@@ -3245,79 +2770,7 @@
           <w:szCs w:val="28"/>
           <w:lang w:val="en-US"/>
         </w:rPr>
-        <w:t xml:space="preserve"> too, so </w:t>
-      </w:r>
-      <w:proofErr w:type="gramStart"/>
-      <w:r>
-        <w:rPr>
-          <w:sz w:val="28"/>
-          <w:szCs w:val="28"/>
-          <w:lang w:val="en-US"/>
-        </w:rPr>
-        <w:t>that ,</w:t>
-      </w:r>
-      <w:proofErr w:type="gramEnd"/>
-      <w:r>
-        <w:rPr>
-          <w:sz w:val="28"/>
-          <w:szCs w:val="28"/>
-          <w:lang w:val="en-US"/>
-        </w:rPr>
-        <w:t xml:space="preserve"> we can find </w:t>
-      </w:r>
-      <w:proofErr w:type="gramStart"/>
-      <w:r>
-        <w:rPr>
-          <w:sz w:val="28"/>
-          <w:szCs w:val="28"/>
-          <w:lang w:val="en-US"/>
-        </w:rPr>
-        <w:t>that ,</w:t>
-      </w:r>
-      <w:proofErr w:type="gramEnd"/>
-      <w:r>
-        <w:rPr>
-          <w:sz w:val="28"/>
-          <w:szCs w:val="28"/>
-          <w:lang w:val="en-US"/>
-        </w:rPr>
-        <w:t xml:space="preserve"> at which </w:t>
-      </w:r>
-      <w:proofErr w:type="gramStart"/>
-      <w:r>
-        <w:rPr>
-          <w:sz w:val="28"/>
-          <w:szCs w:val="28"/>
-          <w:lang w:val="en-US"/>
-        </w:rPr>
-        <w:t>match ,</w:t>
-      </w:r>
-      <w:proofErr w:type="gramEnd"/>
-      <w:r>
-        <w:rPr>
-          <w:sz w:val="28"/>
-          <w:szCs w:val="28"/>
-          <w:lang w:val="en-US"/>
-        </w:rPr>
-        <w:t xml:space="preserve"> which MR has played with their specific personal </w:t>
-      </w:r>
-      <w:proofErr w:type="gramStart"/>
-      <w:r>
-        <w:rPr>
-          <w:sz w:val="28"/>
-          <w:szCs w:val="28"/>
-          <w:lang w:val="en-US"/>
-        </w:rPr>
-        <w:t>runs ,</w:t>
-      </w:r>
-      <w:proofErr w:type="gramEnd"/>
-      <w:r>
-        <w:rPr>
-          <w:sz w:val="28"/>
-          <w:szCs w:val="28"/>
-          <w:lang w:val="en-US"/>
-        </w:rPr>
-        <w:t xml:space="preserve"> sixes and fours through their </w:t>
+        <w:t xml:space="preserve"> too, so that , we can find that , at which match , which MR has played with their specific personal runs , sixes and fours through their </w:t>
       </w:r>
       <w:proofErr w:type="spellStart"/>
       <w:r>
@@ -3395,25 +2848,7 @@
           <w:szCs w:val="28"/>
           <w:lang w:val="en-US"/>
         </w:rPr>
-        <w:t xml:space="preserve">If you got </w:t>
-      </w:r>
-      <w:proofErr w:type="gramStart"/>
-      <w:r>
-        <w:rPr>
-          <w:sz w:val="28"/>
-          <w:szCs w:val="28"/>
-          <w:lang w:val="en-US"/>
-        </w:rPr>
-        <w:t>then ,</w:t>
-      </w:r>
-      <w:proofErr w:type="gramEnd"/>
-      <w:r>
-        <w:rPr>
-          <w:sz w:val="28"/>
-          <w:szCs w:val="28"/>
-          <w:lang w:val="en-US"/>
-        </w:rPr>
-        <w:t xml:space="preserve"> hit the API and get the personal Score for each MR in it and store into the MR Database</w:t>
+        <w:t>If you got then , hit the API and get the personal Score for each MR in it and store into the MR Database</w:t>
       </w:r>
     </w:p>
     <w:p>
@@ -3462,34 +2897,15 @@
           <w:lang w:val="en-US"/>
         </w:rPr>
         <w:lastRenderedPageBreak/>
-        <w:t xml:space="preserve">Step </w:t>
-      </w:r>
-      <w:proofErr w:type="gramStart"/>
-      <w:r>
-        <w:rPr>
-          <w:sz w:val="28"/>
-          <w:szCs w:val="28"/>
-          <w:highlight w:val="green"/>
-          <w:lang w:val="en-US"/>
-        </w:rPr>
-        <w:t>8</w:t>
-      </w:r>
-      <w:r>
-        <w:rPr>
-          <w:sz w:val="28"/>
-          <w:szCs w:val="28"/>
-          <w:lang w:val="en-US"/>
-        </w:rPr>
-        <w:t xml:space="preserve"> :</w:t>
-      </w:r>
-      <w:proofErr w:type="gramEnd"/>
-      <w:r>
-        <w:rPr>
-          <w:sz w:val="28"/>
-          <w:szCs w:val="28"/>
-          <w:lang w:val="en-US"/>
-        </w:rPr>
-        <w:t xml:space="preserve"> </w:t>
+        <w:t>Step 8</w:t>
+      </w:r>
+      <w:r>
+        <w:rPr>
+          <w:sz w:val="28"/>
+          <w:szCs w:val="28"/>
+          <w:lang w:val="en-US"/>
+        </w:rPr>
+        <w:t xml:space="preserve"> : </w:t>
       </w:r>
       <w:proofErr w:type="spellStart"/>
       <w:r>
@@ -3624,27 +3040,7 @@
           <w:szCs w:val="28"/>
           <w:lang w:val="en-US"/>
         </w:rPr>
-        <w:t xml:space="preserve">Add into the </w:t>
-      </w:r>
-      <w:proofErr w:type="gramStart"/>
-      <w:r>
-        <w:rPr>
-          <w:color w:val="000000" w:themeColor="text1"/>
-          <w:sz w:val="28"/>
-          <w:szCs w:val="28"/>
-          <w:lang w:val="en-US"/>
-        </w:rPr>
-        <w:t>Server.js ,</w:t>
-      </w:r>
-      <w:proofErr w:type="gramEnd"/>
-      <w:r>
-        <w:rPr>
-          <w:color w:val="000000" w:themeColor="text1"/>
-          <w:sz w:val="28"/>
-          <w:szCs w:val="28"/>
-          <w:lang w:val="en-US"/>
-        </w:rPr>
-        <w:t xml:space="preserve"> and exchange with the local server </w:t>
+        <w:t xml:space="preserve">Add into the Server.js , and exchange with the local server </w:t>
       </w:r>
     </w:p>
     <w:p>
@@ -3885,7 +3281,6 @@
           <w:lang w:val="en-US"/>
         </w:rPr>
       </w:pPr>
-      <w:proofErr w:type="gramStart"/>
       <w:r>
         <w:rPr>
           <w:sz w:val="28"/>
@@ -3893,9 +3288,9 @@
           <w:highlight w:val="red"/>
           <w:lang w:val="en-US"/>
         </w:rPr>
-        <w:t>Note :</w:t>
-      </w:r>
-      <w:proofErr w:type="gramEnd"/>
+        <w:t xml:space="preserve">Note :- </w:t>
+      </w:r>
+      <w:proofErr w:type="spellStart"/>
       <w:r>
         <w:rPr>
           <w:sz w:val="28"/>
@@ -3903,9 +3298,9 @@
           <w:highlight w:val="red"/>
           <w:lang w:val="en-US"/>
         </w:rPr>
-        <w:t xml:space="preserve">- </w:t>
-      </w:r>
-      <w:proofErr w:type="spellStart"/>
+        <w:t>Websocket</w:t>
+      </w:r>
+      <w:proofErr w:type="spellEnd"/>
       <w:r>
         <w:rPr>
           <w:sz w:val="28"/>
@@ -3913,57 +3308,7 @@
           <w:highlight w:val="red"/>
           <w:lang w:val="en-US"/>
         </w:rPr>
-        <w:t>Websocket</w:t>
-      </w:r>
-      <w:proofErr w:type="spellEnd"/>
-      <w:r>
-        <w:rPr>
-          <w:sz w:val="28"/>
-          <w:szCs w:val="28"/>
-          <w:highlight w:val="red"/>
-          <w:lang w:val="en-US"/>
-        </w:rPr>
-        <w:t xml:space="preserve"> blocks the port no. </w:t>
-      </w:r>
-      <w:proofErr w:type="gramStart"/>
-      <w:r>
-        <w:rPr>
-          <w:sz w:val="28"/>
-          <w:szCs w:val="28"/>
-          <w:highlight w:val="red"/>
-          <w:lang w:val="en-US"/>
-        </w:rPr>
-        <w:t>6000 ,</w:t>
-      </w:r>
-      <w:proofErr w:type="gramEnd"/>
-      <w:r>
-        <w:rPr>
-          <w:sz w:val="28"/>
-          <w:szCs w:val="28"/>
-          <w:highlight w:val="red"/>
-          <w:lang w:val="en-US"/>
-        </w:rPr>
-        <w:t xml:space="preserve"> it does not </w:t>
-      </w:r>
-      <w:proofErr w:type="gramStart"/>
-      <w:r>
-        <w:rPr>
-          <w:sz w:val="28"/>
-          <w:szCs w:val="28"/>
-          <w:highlight w:val="red"/>
-          <w:lang w:val="en-US"/>
-        </w:rPr>
-        <w:t>runs</w:t>
-      </w:r>
-      <w:proofErr w:type="gramEnd"/>
-      <w:r>
-        <w:rPr>
-          <w:sz w:val="28"/>
-          <w:szCs w:val="28"/>
-          <w:highlight w:val="red"/>
-          <w:lang w:val="en-US"/>
-        </w:rPr>
-        <w:t xml:space="preserve"> on this port</w:t>
+        <w:t xml:space="preserve"> blocks the port no. 6000 , it does not runs on this port</w:t>
       </w:r>
       <w:r>
         <w:rPr>
@@ -3998,19 +3343,8 @@
           <w:highlight w:val="green"/>
           <w:lang w:val="en-US"/>
         </w:rPr>
-        <w:t xml:space="preserve">Step </w:t>
-      </w:r>
-      <w:proofErr w:type="gramStart"/>
-      <w:r>
-        <w:rPr>
-          <w:sz w:val="28"/>
-          <w:szCs w:val="28"/>
-          <w:highlight w:val="green"/>
-          <w:lang w:val="en-US"/>
-        </w:rPr>
-        <w:t>9 :</w:t>
-      </w:r>
-      <w:proofErr w:type="gramEnd"/>
+        <w:t>Step 9 :</w:t>
+      </w:r>
       <w:r>
         <w:rPr>
           <w:sz w:val="28"/>
@@ -4060,7 +3394,6 @@
         <w:t xml:space="preserve">Now Create a new GET API </w:t>
       </w:r>
       <w:proofErr w:type="spellStart"/>
-      <w:proofErr w:type="gramStart"/>
       <w:r>
         <w:rPr>
           <w:sz w:val="28"/>
@@ -4076,16 +3409,7 @@
           <w:szCs w:val="28"/>
           <w:lang w:val="en-US"/>
         </w:rPr>
-        <w:t xml:space="preserve"> ,</w:t>
-      </w:r>
-      <w:proofErr w:type="gramEnd"/>
-      <w:r>
-        <w:rPr>
-          <w:sz w:val="28"/>
-          <w:szCs w:val="28"/>
-          <w:lang w:val="en-US"/>
-        </w:rPr>
-        <w:t xml:space="preserve"> with get-prescription/:id  </w:t>
+        <w:t xml:space="preserve"> , with get-prescription/:id  </w:t>
       </w:r>
     </w:p>
     <w:p>
@@ -4128,7 +3452,6 @@
         <w:t xml:space="preserve">, </w:t>
       </w:r>
       <w:proofErr w:type="spellStart"/>
-      <w:proofErr w:type="gramStart"/>
       <w:r>
         <w:rPr>
           <w:sz w:val="28"/>
@@ -4144,19 +3467,9 @@
           <w:szCs w:val="28"/>
           <w:lang w:val="en-US"/>
         </w:rPr>
-        <w:t xml:space="preserve"> ,</w:t>
-      </w:r>
-      <w:proofErr w:type="gramEnd"/>
-      <w:r>
-        <w:rPr>
-          <w:sz w:val="28"/>
-          <w:szCs w:val="28"/>
-          <w:lang w:val="en-US"/>
-        </w:rPr>
-        <w:t xml:space="preserve"> </w:t>
-      </w:r>
-      <w:proofErr w:type="spellStart"/>
-      <w:proofErr w:type="gramStart"/>
+        <w:t xml:space="preserve"> , </w:t>
+      </w:r>
+      <w:proofErr w:type="spellStart"/>
       <w:r>
         <w:rPr>
           <w:sz w:val="28"/>
@@ -4172,34 +3485,7 @@
           <w:szCs w:val="28"/>
           <w:lang w:val="en-US"/>
         </w:rPr>
-        <w:t xml:space="preserve"> )</w:t>
-      </w:r>
-      <w:proofErr w:type="gramEnd"/>
-      <w:r>
-        <w:rPr>
-          <w:sz w:val="28"/>
-          <w:szCs w:val="28"/>
-          <w:lang w:val="en-US"/>
-        </w:rPr>
-        <w:t xml:space="preserve"> who ever this boss </w:t>
-      </w:r>
-      <w:proofErr w:type="gramStart"/>
-      <w:r>
-        <w:rPr>
-          <w:sz w:val="28"/>
-          <w:szCs w:val="28"/>
-          <w:lang w:val="en-US"/>
-        </w:rPr>
-        <w:t>is ,</w:t>
-      </w:r>
-      <w:proofErr w:type="gramEnd"/>
-      <w:r>
-        <w:rPr>
-          <w:sz w:val="28"/>
-          <w:szCs w:val="28"/>
-          <w:lang w:val="en-US"/>
-        </w:rPr>
-        <w:t xml:space="preserve"> can only access this API </w:t>
+        <w:t xml:space="preserve"> ) who ever this boss is , can only access this API </w:t>
       </w:r>
     </w:p>
     <w:p>
@@ -4221,25 +3507,7 @@
           <w:szCs w:val="28"/>
           <w:lang w:val="en-US"/>
         </w:rPr>
-        <w:t xml:space="preserve">Now Accessing their bosses </w:t>
-      </w:r>
-      <w:proofErr w:type="gramStart"/>
-      <w:r>
-        <w:rPr>
-          <w:sz w:val="28"/>
-          <w:szCs w:val="28"/>
-          <w:lang w:val="en-US"/>
-        </w:rPr>
-        <w:t>Id ,</w:t>
-      </w:r>
-      <w:proofErr w:type="gramEnd"/>
-      <w:r>
-        <w:rPr>
-          <w:sz w:val="28"/>
-          <w:szCs w:val="28"/>
-          <w:lang w:val="en-US"/>
-        </w:rPr>
-        <w:t xml:space="preserve"> they should see their linked MRs prescription Data Easily </w:t>
+        <w:t xml:space="preserve">Now Accessing their bosses Id , they should see their linked MRs prescription Data Easily </w:t>
       </w:r>
     </w:p>
     <w:p>
@@ -4263,7 +3531,6 @@
         </w:rPr>
         <w:t xml:space="preserve">Add a new field in Prescription with </w:t>
       </w:r>
-      <w:proofErr w:type="gramStart"/>
       <w:r>
         <w:rPr>
           <w:sz w:val="28"/>
@@ -4271,17 +3538,7 @@
           <w:highlight w:val="red"/>
           <w:lang w:val="en-US"/>
         </w:rPr>
-        <w:t>Status :</w:t>
-      </w:r>
-      <w:proofErr w:type="gramEnd"/>
-      <w:r>
-        <w:rPr>
-          <w:sz w:val="28"/>
-          <w:szCs w:val="28"/>
-          <w:highlight w:val="red"/>
-          <w:lang w:val="en-US"/>
-        </w:rPr>
-        <w:t xml:space="preserve"> Pending</w:t>
+        <w:t>Status : Pending</w:t>
       </w:r>
       <w:r>
         <w:rPr>
@@ -4362,25 +3619,7 @@
           <w:szCs w:val="28"/>
           <w:lang w:val="en-US"/>
         </w:rPr>
-        <w:t xml:space="preserve">After making </w:t>
-      </w:r>
-      <w:proofErr w:type="gramStart"/>
-      <w:r>
-        <w:rPr>
-          <w:sz w:val="28"/>
-          <w:szCs w:val="28"/>
-          <w:lang w:val="en-US"/>
-        </w:rPr>
-        <w:t>this ,</w:t>
-      </w:r>
-      <w:proofErr w:type="gramEnd"/>
-      <w:r>
-        <w:rPr>
-          <w:sz w:val="28"/>
-          <w:szCs w:val="28"/>
-          <w:lang w:val="en-US"/>
-        </w:rPr>
-        <w:t xml:space="preserve"> send the response and get the linked MR which have their personal prescription data in it</w:t>
+        <w:t>After making this , send the response and get the linked MR which have their personal prescription data in it</w:t>
       </w:r>
     </w:p>
     <w:p>
@@ -4431,25 +3670,7 @@
           <w:szCs w:val="28"/>
           <w:lang w:val="en-US"/>
         </w:rPr>
-        <w:t xml:space="preserve">Now after </w:t>
-      </w:r>
-      <w:proofErr w:type="gramStart"/>
-      <w:r>
-        <w:rPr>
-          <w:sz w:val="28"/>
-          <w:szCs w:val="28"/>
-          <w:lang w:val="en-US"/>
-        </w:rPr>
-        <w:t>that ,</w:t>
-      </w:r>
-      <w:proofErr w:type="gramEnd"/>
-      <w:r>
-        <w:rPr>
-          <w:sz w:val="28"/>
-          <w:szCs w:val="28"/>
-          <w:lang w:val="en-US"/>
-        </w:rPr>
-        <w:t xml:space="preserve"> you will get the prescription </w:t>
+        <w:t xml:space="preserve">Now after that , you will get the prescription </w:t>
       </w:r>
       <w:proofErr w:type="spellStart"/>
       <w:r>
@@ -4609,43 +3830,7 @@
           <w:szCs w:val="28"/>
           <w:lang w:val="en-US"/>
         </w:rPr>
-        <w:t xml:space="preserve">This should also visible to the boss </w:t>
-      </w:r>
-      <w:proofErr w:type="gramStart"/>
-      <w:r>
-        <w:rPr>
-          <w:sz w:val="28"/>
-          <w:szCs w:val="28"/>
-          <w:lang w:val="en-US"/>
-        </w:rPr>
-        <w:t>only ,</w:t>
-      </w:r>
-      <w:proofErr w:type="gramEnd"/>
-      <w:r>
-        <w:rPr>
-          <w:sz w:val="28"/>
-          <w:szCs w:val="28"/>
-          <w:lang w:val="en-US"/>
-        </w:rPr>
-        <w:t xml:space="preserve"> who can </w:t>
-      </w:r>
-      <w:proofErr w:type="gramStart"/>
-      <w:r>
-        <w:rPr>
-          <w:sz w:val="28"/>
-          <w:szCs w:val="28"/>
-          <w:lang w:val="en-US"/>
-        </w:rPr>
-        <w:t>approved</w:t>
-      </w:r>
-      <w:proofErr w:type="gramEnd"/>
-      <w:r>
-        <w:rPr>
-          <w:sz w:val="28"/>
-          <w:szCs w:val="28"/>
-          <w:lang w:val="en-US"/>
-        </w:rPr>
-        <w:t xml:space="preserve"> or reject the MRs prescription in it</w:t>
+        <w:t>This should also visible to the boss only , who can approved or reject the MRs prescription in it</w:t>
       </w:r>
     </w:p>
     <w:p>
@@ -4670,7 +3855,6 @@
         <w:t xml:space="preserve">In this </w:t>
       </w:r>
       <w:proofErr w:type="spellStart"/>
-      <w:proofErr w:type="gramStart"/>
       <w:r>
         <w:rPr>
           <w:sz w:val="28"/>
@@ -4686,16 +3870,7 @@
           <w:szCs w:val="28"/>
           <w:lang w:val="en-US"/>
         </w:rPr>
-        <w:t xml:space="preserve"> ,</w:t>
-      </w:r>
-      <w:proofErr w:type="gramEnd"/>
-      <w:r>
-        <w:rPr>
-          <w:sz w:val="28"/>
-          <w:szCs w:val="28"/>
-          <w:lang w:val="en-US"/>
-        </w:rPr>
-        <w:t xml:space="preserve"> you should take the prescription ID in its </w:t>
+        <w:t xml:space="preserve"> , you should take the prescription ID in its </w:t>
       </w:r>
       <w:proofErr w:type="spellStart"/>
       <w:r>
@@ -4794,79 +3969,7 @@
           <w:szCs w:val="28"/>
           <w:lang w:val="en-US"/>
         </w:rPr>
-        <w:t xml:space="preserve">Now the condition </w:t>
-      </w:r>
-      <w:proofErr w:type="gramStart"/>
-      <w:r>
-        <w:rPr>
-          <w:sz w:val="28"/>
-          <w:szCs w:val="28"/>
-          <w:lang w:val="en-US"/>
-        </w:rPr>
-        <w:t>is ,</w:t>
-      </w:r>
-      <w:proofErr w:type="gramEnd"/>
-      <w:r>
-        <w:rPr>
-          <w:sz w:val="28"/>
-          <w:szCs w:val="28"/>
-          <w:lang w:val="en-US"/>
-        </w:rPr>
-        <w:t xml:space="preserve"> </w:t>
-      </w:r>
-      <w:proofErr w:type="gramStart"/>
-      <w:r>
-        <w:rPr>
-          <w:sz w:val="28"/>
-          <w:szCs w:val="28"/>
-          <w:lang w:val="en-US"/>
-        </w:rPr>
-        <w:t>If</w:t>
-      </w:r>
-      <w:proofErr w:type="gramEnd"/>
-      <w:r>
-        <w:rPr>
-          <w:sz w:val="28"/>
-          <w:szCs w:val="28"/>
-          <w:lang w:val="en-US"/>
-        </w:rPr>
-        <w:t xml:space="preserve"> it is </w:t>
-      </w:r>
-      <w:proofErr w:type="gramStart"/>
-      <w:r>
-        <w:rPr>
-          <w:sz w:val="28"/>
-          <w:szCs w:val="28"/>
-          <w:lang w:val="en-US"/>
-        </w:rPr>
-        <w:t>Approved ,</w:t>
-      </w:r>
-      <w:proofErr w:type="gramEnd"/>
-      <w:r>
-        <w:rPr>
-          <w:sz w:val="28"/>
-          <w:szCs w:val="28"/>
-          <w:lang w:val="en-US"/>
-        </w:rPr>
-        <w:t xml:space="preserve"> then It should be </w:t>
-      </w:r>
-      <w:proofErr w:type="gramStart"/>
-      <w:r>
-        <w:rPr>
-          <w:sz w:val="28"/>
-          <w:szCs w:val="28"/>
-          <w:lang w:val="en-US"/>
-        </w:rPr>
-        <w:t>remain</w:t>
-      </w:r>
-      <w:proofErr w:type="gramEnd"/>
-      <w:r>
-        <w:rPr>
-          <w:sz w:val="28"/>
-          <w:szCs w:val="28"/>
-          <w:lang w:val="en-US"/>
-        </w:rPr>
-        <w:t xml:space="preserve"> as it is </w:t>
+        <w:t xml:space="preserve">Now the condition is , If it is Approved , then It should be remain as it is </w:t>
       </w:r>
     </w:p>
     <w:p>
@@ -4888,25 +3991,7 @@
           <w:szCs w:val="28"/>
           <w:lang w:val="en-US"/>
         </w:rPr>
-        <w:t xml:space="preserve">But if it is </w:t>
-      </w:r>
-      <w:proofErr w:type="gramStart"/>
-      <w:r>
-        <w:rPr>
-          <w:sz w:val="28"/>
-          <w:szCs w:val="28"/>
-          <w:lang w:val="en-US"/>
-        </w:rPr>
-        <w:t>rejected ,</w:t>
-      </w:r>
-      <w:proofErr w:type="gramEnd"/>
-      <w:r>
-        <w:rPr>
-          <w:sz w:val="28"/>
-          <w:szCs w:val="28"/>
-          <w:lang w:val="en-US"/>
-        </w:rPr>
-        <w:t xml:space="preserve"> then it should deduct the score as per the Brand in their MR as well in the matches </w:t>
+        <w:t xml:space="preserve">But if it is rejected , then it should deduct the score as per the Brand in their MR as well in the matches </w:t>
       </w:r>
       <w:proofErr w:type="spellStart"/>
       <w:r>
@@ -4964,43 +4049,7 @@
           <w:szCs w:val="28"/>
           <w:lang w:val="en-US"/>
         </w:rPr>
-        <w:t xml:space="preserve"> If the MR has brand A with 6 </w:t>
-      </w:r>
-      <w:proofErr w:type="gramStart"/>
-      <w:r>
-        <w:rPr>
-          <w:sz w:val="28"/>
-          <w:szCs w:val="28"/>
-          <w:lang w:val="en-US"/>
-        </w:rPr>
-        <w:t>points ,</w:t>
-      </w:r>
-      <w:proofErr w:type="gramEnd"/>
-      <w:r>
-        <w:rPr>
-          <w:sz w:val="28"/>
-          <w:szCs w:val="28"/>
-          <w:lang w:val="en-US"/>
-        </w:rPr>
-        <w:t xml:space="preserve"> and if it is </w:t>
-      </w:r>
-      <w:proofErr w:type="gramStart"/>
-      <w:r>
-        <w:rPr>
-          <w:sz w:val="28"/>
-          <w:szCs w:val="28"/>
-          <w:lang w:val="en-US"/>
-        </w:rPr>
-        <w:t>rejected ,</w:t>
-      </w:r>
-      <w:proofErr w:type="gramEnd"/>
-      <w:r>
-        <w:rPr>
-          <w:sz w:val="28"/>
-          <w:szCs w:val="28"/>
-          <w:lang w:val="en-US"/>
-        </w:rPr>
-        <w:t xml:space="preserve"> then it should deduct the 6 points from that specific MR</w:t>
+        <w:t xml:space="preserve"> If the MR has brand A with 6 points , and if it is rejected , then it should deduct the 6 points from that specific MR</w:t>
       </w:r>
     </w:p>
     <w:p>
@@ -5022,43 +4071,7 @@
           <w:szCs w:val="28"/>
           <w:lang w:val="en-US"/>
         </w:rPr>
-        <w:t xml:space="preserve">And </w:t>
-      </w:r>
-      <w:proofErr w:type="gramStart"/>
-      <w:r>
-        <w:rPr>
-          <w:sz w:val="28"/>
-          <w:szCs w:val="28"/>
-          <w:lang w:val="en-US"/>
-        </w:rPr>
-        <w:t>also</w:t>
-      </w:r>
-      <w:proofErr w:type="gramEnd"/>
-      <w:r>
-        <w:rPr>
-          <w:sz w:val="28"/>
-          <w:szCs w:val="28"/>
-          <w:lang w:val="en-US"/>
-        </w:rPr>
-        <w:t xml:space="preserve"> it should be </w:t>
-      </w:r>
-      <w:proofErr w:type="gramStart"/>
-      <w:r>
-        <w:rPr>
-          <w:sz w:val="28"/>
-          <w:szCs w:val="28"/>
-          <w:lang w:val="en-US"/>
-        </w:rPr>
-        <w:t>deduct</w:t>
-      </w:r>
-      <w:proofErr w:type="gramEnd"/>
-      <w:r>
-        <w:rPr>
-          <w:sz w:val="28"/>
-          <w:szCs w:val="28"/>
-          <w:lang w:val="en-US"/>
-        </w:rPr>
-        <w:t xml:space="preserve"> from the Match score too</w:t>
+        <w:t>And also it should be deduct from the Match score too</w:t>
       </w:r>
     </w:p>
     <w:p>
@@ -5085,34 +4098,15 @@
           <w:highlight w:val="green"/>
           <w:lang w:val="en-US"/>
         </w:rPr>
-        <w:t xml:space="preserve">Step </w:t>
-      </w:r>
-      <w:proofErr w:type="gramStart"/>
-      <w:r>
-        <w:rPr>
-          <w:sz w:val="28"/>
-          <w:szCs w:val="28"/>
-          <w:highlight w:val="green"/>
-          <w:lang w:val="en-US"/>
-        </w:rPr>
-        <w:t>10</w:t>
-      </w:r>
-      <w:r>
-        <w:rPr>
-          <w:sz w:val="28"/>
-          <w:szCs w:val="28"/>
-          <w:lang w:val="en-US"/>
-        </w:rPr>
-        <w:t xml:space="preserve"> :</w:t>
-      </w:r>
-      <w:proofErr w:type="gramEnd"/>
-      <w:r>
-        <w:rPr>
-          <w:sz w:val="28"/>
-          <w:szCs w:val="28"/>
-          <w:lang w:val="en-US"/>
-        </w:rPr>
-        <w:t xml:space="preserve"> Get the Profile Data </w:t>
+        <w:t>Step 10</w:t>
+      </w:r>
+      <w:r>
+        <w:rPr>
+          <w:sz w:val="28"/>
+          <w:szCs w:val="28"/>
+          <w:lang w:val="en-US"/>
+        </w:rPr>
+        <w:t xml:space="preserve"> : Get the Profile Data </w:t>
       </w:r>
     </w:p>
     <w:p>
@@ -5134,25 +4128,7 @@
           <w:szCs w:val="28"/>
           <w:lang w:val="en-US"/>
         </w:rPr>
-        <w:t xml:space="preserve">Now make </w:t>
-      </w:r>
-      <w:proofErr w:type="gramStart"/>
-      <w:r>
-        <w:rPr>
-          <w:sz w:val="28"/>
-          <w:szCs w:val="28"/>
-          <w:lang w:val="en-US"/>
-        </w:rPr>
-        <w:t>a</w:t>
-      </w:r>
-      <w:proofErr w:type="gramEnd"/>
-      <w:r>
-        <w:rPr>
-          <w:sz w:val="28"/>
-          <w:szCs w:val="28"/>
-          <w:lang w:val="en-US"/>
-        </w:rPr>
-        <w:t xml:space="preserve"> API using GET </w:t>
+        <w:t xml:space="preserve">Now make a API using GET </w:t>
       </w:r>
     </w:p>
     <w:p>
@@ -5174,25 +4150,7 @@
           <w:szCs w:val="28"/>
           <w:lang w:val="en-US"/>
         </w:rPr>
-        <w:t xml:space="preserve">To show the profile of TLM, </w:t>
-      </w:r>
-      <w:proofErr w:type="gramStart"/>
-      <w:r>
-        <w:rPr>
-          <w:sz w:val="28"/>
-          <w:szCs w:val="28"/>
-          <w:lang w:val="en-US"/>
-        </w:rPr>
-        <w:t>SLM ,FLM</w:t>
-      </w:r>
-      <w:proofErr w:type="gramEnd"/>
-      <w:r>
-        <w:rPr>
-          <w:sz w:val="28"/>
-          <w:szCs w:val="28"/>
-          <w:lang w:val="en-US"/>
-        </w:rPr>
-        <w:t xml:space="preserve"> , MR</w:t>
+        <w:t>To show the profile of TLM, SLM ,FLM , MR</w:t>
       </w:r>
     </w:p>
     <w:p>
@@ -5214,61 +4172,7 @@
           <w:szCs w:val="28"/>
           <w:lang w:val="en-US"/>
         </w:rPr>
-        <w:t xml:space="preserve">In </w:t>
-      </w:r>
-      <w:proofErr w:type="gramStart"/>
-      <w:r>
-        <w:rPr>
-          <w:sz w:val="28"/>
-          <w:szCs w:val="28"/>
-          <w:lang w:val="en-US"/>
-        </w:rPr>
-        <w:t>this ,</w:t>
-      </w:r>
-      <w:proofErr w:type="gramEnd"/>
-      <w:r>
-        <w:rPr>
-          <w:sz w:val="28"/>
-          <w:szCs w:val="28"/>
-          <w:lang w:val="en-US"/>
-        </w:rPr>
-        <w:t xml:space="preserve"> </w:t>
-      </w:r>
-      <w:proofErr w:type="gramStart"/>
-      <w:r>
-        <w:rPr>
-          <w:sz w:val="28"/>
-          <w:szCs w:val="28"/>
-          <w:lang w:val="en-US"/>
-        </w:rPr>
-        <w:t>We</w:t>
-      </w:r>
-      <w:proofErr w:type="gramEnd"/>
-      <w:r>
-        <w:rPr>
-          <w:sz w:val="28"/>
-          <w:szCs w:val="28"/>
-          <w:lang w:val="en-US"/>
-        </w:rPr>
-        <w:t xml:space="preserve"> need to show the </w:t>
-      </w:r>
-      <w:proofErr w:type="gramStart"/>
-      <w:r>
-        <w:rPr>
-          <w:sz w:val="28"/>
-          <w:szCs w:val="28"/>
-          <w:lang w:val="en-US"/>
-        </w:rPr>
-        <w:t>profile ,</w:t>
-      </w:r>
-      <w:proofErr w:type="gramEnd"/>
-      <w:r>
-        <w:rPr>
-          <w:sz w:val="28"/>
-          <w:szCs w:val="28"/>
-          <w:lang w:val="en-US"/>
-        </w:rPr>
-        <w:t xml:space="preserve"> with its ID in the URL </w:t>
+        <w:t xml:space="preserve">In this , We need to show the profile , with its ID in the URL </w:t>
       </w:r>
     </w:p>
     <w:p>
@@ -5374,46 +4278,9 @@
           <w:szCs w:val="28"/>
           <w:lang w:val="en-US"/>
         </w:rPr>
-        <w:t xml:space="preserve">Need to show the Details of </w:t>
-      </w:r>
-      <w:proofErr w:type="gramStart"/>
-      <w:r>
-        <w:rPr>
-          <w:sz w:val="28"/>
-          <w:szCs w:val="28"/>
-          <w:lang w:val="en-US"/>
-        </w:rPr>
-        <w:t>Boss ,</w:t>
-      </w:r>
-      <w:proofErr w:type="gramEnd"/>
-      <w:r>
-        <w:rPr>
-          <w:sz w:val="28"/>
-          <w:szCs w:val="28"/>
-          <w:lang w:val="en-US"/>
-        </w:rPr>
-        <w:t xml:space="preserve"> Per </w:t>
-      </w:r>
-      <w:proofErr w:type="gramStart"/>
-      <w:r>
-        <w:rPr>
-          <w:sz w:val="28"/>
-          <w:szCs w:val="28"/>
-          <w:lang w:val="en-US"/>
-        </w:rPr>
-        <w:t>MR ,</w:t>
-      </w:r>
-      <w:proofErr w:type="gramEnd"/>
-      <w:r>
-        <w:rPr>
-          <w:sz w:val="28"/>
-          <w:szCs w:val="28"/>
-          <w:lang w:val="en-US"/>
-        </w:rPr>
-        <w:t xml:space="preserve"> </w:t>
-      </w:r>
-      <w:proofErr w:type="spellStart"/>
-      <w:proofErr w:type="gramStart"/>
+        <w:t xml:space="preserve">Need to show the Details of Boss , Per MR , </w:t>
+      </w:r>
+      <w:proofErr w:type="spellStart"/>
       <w:r>
         <w:rPr>
           <w:sz w:val="28"/>
@@ -5429,16 +4296,7 @@
           <w:szCs w:val="28"/>
           <w:lang w:val="en-US"/>
         </w:rPr>
-        <w:t xml:space="preserve"> ,</w:t>
-      </w:r>
-      <w:proofErr w:type="gramEnd"/>
-      <w:r>
-        <w:rPr>
-          <w:sz w:val="28"/>
-          <w:szCs w:val="28"/>
-          <w:lang w:val="en-US"/>
-        </w:rPr>
-        <w:t xml:space="preserve"> </w:t>
+        <w:t xml:space="preserve"> , </w:t>
       </w:r>
       <w:proofErr w:type="spellStart"/>
       <w:r>
@@ -5496,25 +4354,7 @@
           <w:szCs w:val="28"/>
           <w:lang w:val="en-US"/>
         </w:rPr>
-        <w:t xml:space="preserve">As same for MR, it should show the Own </w:t>
-      </w:r>
-      <w:proofErr w:type="gramStart"/>
-      <w:r>
-        <w:rPr>
-          <w:sz w:val="28"/>
-          <w:szCs w:val="28"/>
-          <w:lang w:val="en-US"/>
-        </w:rPr>
-        <w:t>Details ,</w:t>
-      </w:r>
-      <w:proofErr w:type="gramEnd"/>
-      <w:r>
-        <w:rPr>
-          <w:sz w:val="28"/>
-          <w:szCs w:val="28"/>
-          <w:lang w:val="en-US"/>
-        </w:rPr>
-        <w:t xml:space="preserve"> and show the </w:t>
+        <w:t xml:space="preserve">As same for MR, it should show the Own Details , and show the </w:t>
       </w:r>
       <w:proofErr w:type="spellStart"/>
       <w:r>
@@ -5535,7 +4375,6 @@
         <w:t xml:space="preserve"> with it personal Score and the </w:t>
       </w:r>
       <w:proofErr w:type="spellStart"/>
-      <w:proofErr w:type="gramStart"/>
       <w:r>
         <w:rPr>
           <w:sz w:val="28"/>
@@ -5551,16 +4390,7 @@
           <w:szCs w:val="28"/>
           <w:lang w:val="en-US"/>
         </w:rPr>
-        <w:t xml:space="preserve"> ,</w:t>
-      </w:r>
-      <w:proofErr w:type="gramEnd"/>
-      <w:r>
-        <w:rPr>
-          <w:sz w:val="28"/>
-          <w:szCs w:val="28"/>
-          <w:lang w:val="en-US"/>
-        </w:rPr>
-        <w:t xml:space="preserve"> </w:t>
+        <w:t xml:space="preserve"> , </w:t>
       </w:r>
       <w:proofErr w:type="spellStart"/>
       <w:r>
@@ -5742,28 +4572,9 @@
           <w:szCs w:val="28"/>
           <w:lang w:val="en-US"/>
         </w:rPr>
-        <w:t xml:space="preserve">In the </w:t>
-      </w:r>
-      <w:proofErr w:type="gramStart"/>
-      <w:r>
-        <w:rPr>
-          <w:sz w:val="28"/>
-          <w:szCs w:val="28"/>
-          <w:lang w:val="en-US"/>
-        </w:rPr>
-        <w:t>Stats ,</w:t>
-      </w:r>
-      <w:proofErr w:type="gramEnd"/>
-      <w:r>
-        <w:rPr>
-          <w:sz w:val="28"/>
-          <w:szCs w:val="28"/>
-          <w:lang w:val="en-US"/>
-        </w:rPr>
-        <w:t xml:space="preserve"> it should show the </w:t>
-      </w:r>
-      <w:proofErr w:type="spellStart"/>
-      <w:proofErr w:type="gramStart"/>
+        <w:t xml:space="preserve">In the Stats , it should show the </w:t>
+      </w:r>
+      <w:proofErr w:type="spellStart"/>
       <w:r>
         <w:rPr>
           <w:sz w:val="28"/>
@@ -5779,16 +4590,7 @@
           <w:szCs w:val="28"/>
           <w:lang w:val="en-US"/>
         </w:rPr>
-        <w:t xml:space="preserve"> ,</w:t>
-      </w:r>
-      <w:proofErr w:type="gramEnd"/>
-      <w:r>
-        <w:rPr>
-          <w:sz w:val="28"/>
-          <w:szCs w:val="28"/>
-          <w:lang w:val="en-US"/>
-        </w:rPr>
-        <w:t xml:space="preserve"> </w:t>
+        <w:t xml:space="preserve"> , </w:t>
       </w:r>
       <w:proofErr w:type="spellStart"/>
       <w:r>
@@ -5824,18 +4626,8 @@
           <w:szCs w:val="28"/>
           <w:lang w:val="en-US"/>
         </w:rPr>
-        <w:t xml:space="preserve"> for per MR each </w:t>
-      </w:r>
-      <w:proofErr w:type="gramStart"/>
-      <w:r>
-        <w:rPr>
-          <w:sz w:val="28"/>
-          <w:szCs w:val="28"/>
-          <w:lang w:val="en-US"/>
-        </w:rPr>
-        <w:t>scores</w:t>
-      </w:r>
-      <w:proofErr w:type="gramEnd"/>
+        <w:t xml:space="preserve"> for per MR each scores</w:t>
+      </w:r>
     </w:p>
     <w:p>
       <w:pPr>
@@ -5939,39 +4731,7 @@
           <w:sz w:val="28"/>
           <w:szCs w:val="28"/>
         </w:rPr>
-        <w:t xml:space="preserve">In TLM, SLM, FLM, </w:t>
-      </w:r>
-      <w:proofErr w:type="gramStart"/>
-      <w:r>
-        <w:rPr>
-          <w:sz w:val="28"/>
-          <w:szCs w:val="28"/>
-        </w:rPr>
-        <w:t>MR ,</w:t>
-      </w:r>
-      <w:proofErr w:type="gramEnd"/>
-      <w:r>
-        <w:rPr>
-          <w:sz w:val="28"/>
-          <w:szCs w:val="28"/>
-        </w:rPr>
-        <w:t xml:space="preserve"> should have the id in </w:t>
-      </w:r>
-      <w:proofErr w:type="gramStart"/>
-      <w:r>
-        <w:rPr>
-          <w:sz w:val="28"/>
-          <w:szCs w:val="28"/>
-        </w:rPr>
-        <w:t>params ,</w:t>
-      </w:r>
-      <w:proofErr w:type="gramEnd"/>
-      <w:r>
-        <w:rPr>
-          <w:sz w:val="28"/>
-          <w:szCs w:val="28"/>
-        </w:rPr>
-        <w:t xml:space="preserve"> and get the Last 5 matches Details in the API</w:t>
+        <w:t>In TLM, SLM, FLM, MR , should have the id in params , and get the Last 5 matches Details in the API</w:t>
       </w:r>
     </w:p>
     <w:p>
@@ -6044,43 +4804,7 @@
           <w:szCs w:val="28"/>
           <w:lang w:val="en-US"/>
         </w:rPr>
-        <w:t xml:space="preserve">In </w:t>
-      </w:r>
-      <w:proofErr w:type="gramStart"/>
-      <w:r>
-        <w:rPr>
-          <w:sz w:val="28"/>
-          <w:szCs w:val="28"/>
-          <w:lang w:val="en-US"/>
-        </w:rPr>
-        <w:t>this ,</w:t>
-      </w:r>
-      <w:proofErr w:type="gramEnd"/>
-      <w:r>
-        <w:rPr>
-          <w:sz w:val="28"/>
-          <w:szCs w:val="28"/>
-          <w:lang w:val="en-US"/>
-        </w:rPr>
-        <w:t xml:space="preserve"> I have the FLM Id Which shows the Last 5 matches </w:t>
-      </w:r>
-      <w:proofErr w:type="gramStart"/>
-      <w:r>
-        <w:rPr>
-          <w:sz w:val="28"/>
-          <w:szCs w:val="28"/>
-          <w:lang w:val="en-US"/>
-        </w:rPr>
-        <w:t>Data ,</w:t>
-      </w:r>
-      <w:proofErr w:type="gramEnd"/>
-      <w:r>
-        <w:rPr>
-          <w:sz w:val="28"/>
-          <w:szCs w:val="28"/>
-          <w:lang w:val="en-US"/>
-        </w:rPr>
-        <w:t xml:space="preserve"> where his team played per match with the </w:t>
+        <w:t xml:space="preserve">In this , I have the FLM Id Which shows the Last 5 matches Data , where his team played per match with the </w:t>
       </w:r>
       <w:proofErr w:type="spellStart"/>
       <w:r>
@@ -6098,25 +4822,7 @@
           <w:szCs w:val="28"/>
           <w:lang w:val="en-US"/>
         </w:rPr>
-        <w:t xml:space="preserve"> and with the Score in </w:t>
-      </w:r>
-      <w:proofErr w:type="gramStart"/>
-      <w:r>
-        <w:rPr>
-          <w:sz w:val="28"/>
-          <w:szCs w:val="28"/>
-          <w:lang w:val="en-US"/>
-        </w:rPr>
-        <w:t>it ,</w:t>
-      </w:r>
-      <w:proofErr w:type="gramEnd"/>
-      <w:r>
-        <w:rPr>
-          <w:sz w:val="28"/>
-          <w:szCs w:val="28"/>
-          <w:lang w:val="en-US"/>
-        </w:rPr>
-        <w:t xml:space="preserve"> as well as the StartDate and </w:t>
+        <w:t xml:space="preserve"> and with the Score in it , as well as the StartDate and </w:t>
       </w:r>
       <w:proofErr w:type="spellStart"/>
       <w:r>
@@ -6178,25 +4884,7 @@
           <w:szCs w:val="28"/>
           <w:lang w:val="en-US"/>
         </w:rPr>
-        <w:t xml:space="preserve">If the Current matches </w:t>
-      </w:r>
-      <w:proofErr w:type="gramStart"/>
-      <w:r>
-        <w:rPr>
-          <w:sz w:val="28"/>
-          <w:szCs w:val="28"/>
-          <w:lang w:val="en-US"/>
-        </w:rPr>
-        <w:t>is</w:t>
-      </w:r>
-      <w:proofErr w:type="gramEnd"/>
-      <w:r>
-        <w:rPr>
-          <w:sz w:val="28"/>
-          <w:szCs w:val="28"/>
-          <w:lang w:val="en-US"/>
-        </w:rPr>
-        <w:t xml:space="preserve"> playing then it will show </w:t>
+        <w:t xml:space="preserve">If the Current matches is playing then it will show </w:t>
       </w:r>
       <w:r>
         <w:rPr>
@@ -6327,9 +5015,9 @@
           <w:highlight w:val="magenta"/>
           <w:lang w:val="en-US"/>
         </w:rPr>
-        <w:t xml:space="preserve">Same for </w:t>
-      </w:r>
-      <w:proofErr w:type="gramStart"/>
+        <w:t xml:space="preserve">Same for All , TLM, SLM , FLM, and MR too , just show the last 5 matches data with finding their Matches ID and get the Per </w:t>
+      </w:r>
+      <w:proofErr w:type="spellStart"/>
       <w:r>
         <w:rPr>
           <w:sz w:val="28"/>
@@ -6337,9 +5025,9 @@
           <w:highlight w:val="magenta"/>
           <w:lang w:val="en-US"/>
         </w:rPr>
-        <w:t>All ,</w:t>
-      </w:r>
-      <w:proofErr w:type="gramEnd"/>
+        <w:t>TeamScore</w:t>
+      </w:r>
+      <w:proofErr w:type="spellEnd"/>
       <w:r>
         <w:rPr>
           <w:sz w:val="28"/>
@@ -6347,87 +5035,7 @@
           <w:highlight w:val="magenta"/>
           <w:lang w:val="en-US"/>
         </w:rPr>
-        <w:t xml:space="preserve"> TLM, </w:t>
-      </w:r>
-      <w:proofErr w:type="gramStart"/>
-      <w:r>
-        <w:rPr>
-          <w:sz w:val="28"/>
-          <w:szCs w:val="28"/>
-          <w:highlight w:val="magenta"/>
-          <w:lang w:val="en-US"/>
-        </w:rPr>
-        <w:t>SLM ,</w:t>
-      </w:r>
-      <w:proofErr w:type="gramEnd"/>
-      <w:r>
-        <w:rPr>
-          <w:sz w:val="28"/>
-          <w:szCs w:val="28"/>
-          <w:highlight w:val="magenta"/>
-          <w:lang w:val="en-US"/>
-        </w:rPr>
-        <w:t xml:space="preserve"> FLM, and MR </w:t>
-      </w:r>
-      <w:proofErr w:type="gramStart"/>
-      <w:r>
-        <w:rPr>
-          <w:sz w:val="28"/>
-          <w:szCs w:val="28"/>
-          <w:highlight w:val="magenta"/>
-          <w:lang w:val="en-US"/>
-        </w:rPr>
-        <w:t>too ,</w:t>
-      </w:r>
-      <w:proofErr w:type="gramEnd"/>
-      <w:r>
-        <w:rPr>
-          <w:sz w:val="28"/>
-          <w:szCs w:val="28"/>
-          <w:highlight w:val="magenta"/>
-          <w:lang w:val="en-US"/>
-        </w:rPr>
-        <w:t xml:space="preserve"> just show the last 5 matches data with finding their Matches ID and get the Per </w:t>
-      </w:r>
-      <w:proofErr w:type="spellStart"/>
-      <w:r>
-        <w:rPr>
-          <w:sz w:val="28"/>
-          <w:szCs w:val="28"/>
-          <w:highlight w:val="magenta"/>
-          <w:lang w:val="en-US"/>
-        </w:rPr>
-        <w:t>TeamScore</w:t>
-      </w:r>
-      <w:proofErr w:type="spellEnd"/>
-      <w:r>
-        <w:rPr>
-          <w:sz w:val="28"/>
-          <w:szCs w:val="28"/>
-          <w:highlight w:val="magenta"/>
-          <w:lang w:val="en-US"/>
-        </w:rPr>
-        <w:t xml:space="preserve"> and store their Results </w:t>
-      </w:r>
-      <w:proofErr w:type="gramStart"/>
-      <w:r>
-        <w:rPr>
-          <w:sz w:val="28"/>
-          <w:szCs w:val="28"/>
-          <w:highlight w:val="magenta"/>
-          <w:lang w:val="en-US"/>
-        </w:rPr>
-        <w:t>too..</w:t>
-      </w:r>
-      <w:proofErr w:type="gramEnd"/>
-      <w:r>
-        <w:rPr>
-          <w:sz w:val="28"/>
-          <w:szCs w:val="28"/>
-          <w:highlight w:val="magenta"/>
-          <w:lang w:val="en-US"/>
-        </w:rPr>
-        <w:t xml:space="preserve"> for win and lose </w:t>
+        <w:t xml:space="preserve"> and store their Results too.. for win and lose </w:t>
       </w:r>
     </w:p>
     <w:p>
@@ -6462,25 +5070,7 @@
           <w:szCs w:val="28"/>
           <w:lang w:val="en-US"/>
         </w:rPr>
-        <w:t xml:space="preserve">: Get the Player Ranks and the Team Ranks </w:t>
-      </w:r>
-      <w:proofErr w:type="gramStart"/>
-      <w:r>
-        <w:rPr>
-          <w:sz w:val="28"/>
-          <w:szCs w:val="28"/>
-          <w:lang w:val="en-US"/>
-        </w:rPr>
-        <w:t>With</w:t>
-      </w:r>
-      <w:proofErr w:type="gramEnd"/>
-      <w:r>
-        <w:rPr>
-          <w:sz w:val="28"/>
-          <w:szCs w:val="28"/>
-          <w:lang w:val="en-US"/>
-        </w:rPr>
-        <w:t xml:space="preserve"> Different API</w:t>
+        <w:t>: Get the Player Ranks and the Team Ranks With Different API</w:t>
       </w:r>
     </w:p>
     <w:p>
@@ -6562,7 +5152,6 @@
         <w:t xml:space="preserve">Get the MR Names, as well as their </w:t>
       </w:r>
       <w:proofErr w:type="spellStart"/>
-      <w:proofErr w:type="gramStart"/>
       <w:r>
         <w:rPr>
           <w:sz w:val="28"/>
@@ -6576,15 +5165,7 @@
           <w:sz w:val="28"/>
           <w:szCs w:val="28"/>
         </w:rPr>
-        <w:t xml:space="preserve"> ,</w:t>
-      </w:r>
-      <w:proofErr w:type="gramEnd"/>
-      <w:r>
-        <w:rPr>
-          <w:sz w:val="28"/>
-          <w:szCs w:val="28"/>
-        </w:rPr>
-        <w:t xml:space="preserve"> and fetch the Data as per the </w:t>
+        <w:t xml:space="preserve"> , and fetch the Data as per the </w:t>
       </w:r>
       <w:proofErr w:type="spellStart"/>
       <w:r>
@@ -6836,23 +5417,7 @@
           <w:sz w:val="28"/>
           <w:szCs w:val="28"/>
         </w:rPr>
-        <w:t xml:space="preserve">On the basis of This </w:t>
-      </w:r>
-      <w:proofErr w:type="gramStart"/>
-      <w:r>
-        <w:rPr>
-          <w:sz w:val="28"/>
-          <w:szCs w:val="28"/>
-        </w:rPr>
-        <w:t>URL ,</w:t>
-      </w:r>
-      <w:proofErr w:type="gramEnd"/>
-      <w:r>
-        <w:rPr>
-          <w:sz w:val="28"/>
-          <w:szCs w:val="28"/>
-        </w:rPr>
-        <w:t xml:space="preserve"> get the </w:t>
+        <w:t xml:space="preserve">On the basis of This URL , get the </w:t>
       </w:r>
       <w:proofErr w:type="spellStart"/>
       <w:r>
@@ -6982,7 +5547,6 @@
         <w:t xml:space="preserve">, </w:t>
       </w:r>
       <w:proofErr w:type="spellStart"/>
-      <w:proofErr w:type="gramStart"/>
       <w:r>
         <w:rPr>
           <w:sz w:val="28"/>
@@ -6998,19 +5562,9 @@
           <w:szCs w:val="28"/>
           <w:lang w:val="en-US"/>
         </w:rPr>
-        <w:t xml:space="preserve"> ,</w:t>
-      </w:r>
-      <w:proofErr w:type="gramEnd"/>
-      <w:r>
-        <w:rPr>
-          <w:sz w:val="28"/>
-          <w:szCs w:val="28"/>
-          <w:lang w:val="en-US"/>
-        </w:rPr>
-        <w:t xml:space="preserve"> </w:t>
-      </w:r>
-      <w:proofErr w:type="spellStart"/>
-      <w:proofErr w:type="gramStart"/>
+        <w:t xml:space="preserve"> , </w:t>
+      </w:r>
+      <w:proofErr w:type="spellStart"/>
       <w:r>
         <w:rPr>
           <w:sz w:val="28"/>
@@ -7026,16 +5580,7 @@
           <w:szCs w:val="28"/>
           <w:lang w:val="en-US"/>
         </w:rPr>
-        <w:t xml:space="preserve"> ,</w:t>
-      </w:r>
-      <w:proofErr w:type="gramEnd"/>
-      <w:r>
-        <w:rPr>
-          <w:sz w:val="28"/>
-          <w:szCs w:val="28"/>
-          <w:lang w:val="en-US"/>
-        </w:rPr>
-        <w:t xml:space="preserve"> and specialize their ranks as per their score in it</w:t>
+        <w:t xml:space="preserve"> , and specialize their ranks as per their score in it</w:t>
       </w:r>
     </w:p>
     <w:p>
@@ -7093,7 +5638,6 @@
         <w:t xml:space="preserve"> should fetch on the Basis of </w:t>
       </w:r>
       <w:proofErr w:type="spellStart"/>
-      <w:proofErr w:type="gramStart"/>
       <w:r>
         <w:rPr>
           <w:sz w:val="28"/>
@@ -7111,17 +5655,7 @@
           <w:highlight w:val="magenta"/>
           <w:lang w:val="en-US"/>
         </w:rPr>
-        <w:t xml:space="preserve"> ,</w:t>
-      </w:r>
-      <w:proofErr w:type="gramEnd"/>
-      <w:r>
-        <w:rPr>
-          <w:sz w:val="28"/>
-          <w:szCs w:val="28"/>
-          <w:highlight w:val="magenta"/>
-          <w:lang w:val="en-US"/>
-        </w:rPr>
-        <w:t xml:space="preserve"> </w:t>
+        <w:t xml:space="preserve"> , </w:t>
       </w:r>
       <w:proofErr w:type="spellStart"/>
       <w:r>
@@ -7274,7 +5808,6 @@
         <w:t xml:space="preserve">In this Login Page, TLM, SLM, FLM, and MR can get the entry when I put the id password in the </w:t>
       </w:r>
       <w:proofErr w:type="spellStart"/>
-      <w:proofErr w:type="gramStart"/>
       <w:r>
         <w:rPr>
           <w:sz w:val="28"/>
@@ -7284,7 +5817,6 @@
         <w:t>req.body</w:t>
       </w:r>
       <w:proofErr w:type="spellEnd"/>
-      <w:proofErr w:type="gramEnd"/>
       <w:r>
         <w:rPr>
           <w:sz w:val="28"/>
@@ -7313,25 +5845,7 @@
           <w:szCs w:val="28"/>
           <w:lang w:val="en-US"/>
         </w:rPr>
-        <w:t xml:space="preserve">If they are present in the </w:t>
-      </w:r>
-      <w:proofErr w:type="gramStart"/>
-      <w:r>
-        <w:rPr>
-          <w:sz w:val="28"/>
-          <w:szCs w:val="28"/>
-          <w:lang w:val="en-US"/>
-        </w:rPr>
-        <w:t>database ,</w:t>
-      </w:r>
-      <w:proofErr w:type="gramEnd"/>
-      <w:r>
-        <w:rPr>
-          <w:sz w:val="28"/>
-          <w:szCs w:val="28"/>
-          <w:lang w:val="en-US"/>
-        </w:rPr>
-        <w:t xml:space="preserve"> then only they can be access for it </w:t>
+        <w:t xml:space="preserve">If they are present in the database , then only they can be access for it </w:t>
       </w:r>
     </w:p>
     <w:p>
@@ -7353,25 +5867,470 @@
           <w:szCs w:val="28"/>
           <w:lang w:val="en-US"/>
         </w:rPr>
-        <w:t xml:space="preserve">If they are not present in </w:t>
-      </w:r>
-      <w:proofErr w:type="gramStart"/>
-      <w:r>
-        <w:rPr>
-          <w:sz w:val="28"/>
-          <w:szCs w:val="28"/>
-          <w:lang w:val="en-US"/>
-        </w:rPr>
-        <w:t>database ,</w:t>
-      </w:r>
-      <w:proofErr w:type="gramEnd"/>
-      <w:r>
-        <w:rPr>
-          <w:sz w:val="28"/>
-          <w:szCs w:val="28"/>
-          <w:lang w:val="en-US"/>
-        </w:rPr>
-        <w:t xml:space="preserve"> not to allow for the entry in database</w:t>
+        <w:t>If they are not present in database , not to allow for the entry in database</w:t>
+      </w:r>
+    </w:p>
+    <w:p>
+      <w:pPr>
+        <w:rPr>
+          <w:sz w:val="28"/>
+          <w:szCs w:val="28"/>
+          <w:lang w:val="en-US"/>
+        </w:rPr>
+      </w:pPr>
+    </w:p>
+    <w:p>
+      <w:pPr>
+        <w:rPr>
+          <w:sz w:val="28"/>
+          <w:szCs w:val="28"/>
+          <w:highlight w:val="green"/>
+          <w:lang w:val="en-US"/>
+        </w:rPr>
+      </w:pPr>
+    </w:p>
+    <w:p>
+      <w:pPr>
+        <w:rPr>
+          <w:sz w:val="28"/>
+          <w:szCs w:val="28"/>
+          <w:highlight w:val="green"/>
+          <w:lang w:val="en-US"/>
+        </w:rPr>
+      </w:pPr>
+    </w:p>
+    <w:p>
+      <w:pPr>
+        <w:rPr>
+          <w:sz w:val="28"/>
+          <w:szCs w:val="28"/>
+          <w:lang w:val="en-US"/>
+        </w:rPr>
+      </w:pPr>
+      <w:r>
+        <w:rPr>
+          <w:sz w:val="28"/>
+          <w:szCs w:val="28"/>
+          <w:highlight w:val="green"/>
+          <w:lang w:val="en-US"/>
+        </w:rPr>
+        <w:t>Step 14</w:t>
+      </w:r>
+      <w:r>
+        <w:rPr>
+          <w:sz w:val="28"/>
+          <w:szCs w:val="28"/>
+          <w:lang w:val="en-US"/>
+        </w:rPr>
+        <w:t xml:space="preserve">: Connect </w:t>
+      </w:r>
+      <w:proofErr w:type="spellStart"/>
+      <w:r>
+        <w:rPr>
+          <w:sz w:val="28"/>
+          <w:szCs w:val="28"/>
+          <w:lang w:val="en-US"/>
+        </w:rPr>
+        <w:t>LiveUsers</w:t>
+      </w:r>
+      <w:proofErr w:type="spellEnd"/>
+      <w:r>
+        <w:rPr>
+          <w:sz w:val="28"/>
+          <w:szCs w:val="28"/>
+          <w:lang w:val="en-US"/>
+        </w:rPr>
+        <w:t xml:space="preserve"> </w:t>
+      </w:r>
+      <w:proofErr w:type="spellStart"/>
+      <w:r>
+        <w:rPr>
+          <w:sz w:val="28"/>
+          <w:szCs w:val="28"/>
+          <w:lang w:val="en-US"/>
+        </w:rPr>
+        <w:t>AdminLogin</w:t>
+      </w:r>
+      <w:proofErr w:type="spellEnd"/>
+      <w:r>
+        <w:rPr>
+          <w:sz w:val="28"/>
+          <w:szCs w:val="28"/>
+          <w:lang w:val="en-US"/>
+        </w:rPr>
+        <w:t xml:space="preserve"> and Logout to Frontend with WebSocket </w:t>
+      </w:r>
+    </w:p>
+    <w:p>
+      <w:pPr>
+        <w:pStyle w:val="ListParagraph"/>
+        <w:numPr>
+          <w:ilvl w:val="0"/>
+          <w:numId w:val="24"/>
+        </w:numPr>
+        <w:rPr>
+          <w:sz w:val="28"/>
+          <w:szCs w:val="28"/>
+          <w:lang w:val="en-US"/>
+        </w:rPr>
+      </w:pPr>
+      <w:r>
+        <w:rPr>
+          <w:sz w:val="28"/>
+          <w:szCs w:val="28"/>
+          <w:lang w:val="en-US"/>
+        </w:rPr>
+        <w:t>Create a schema named , “</w:t>
+      </w:r>
+      <w:proofErr w:type="spellStart"/>
+      <w:r>
+        <w:rPr>
+          <w:sz w:val="28"/>
+          <w:szCs w:val="28"/>
+          <w:highlight w:val="magenta"/>
+          <w:lang w:val="en-US"/>
+        </w:rPr>
+        <w:t>LiveUsers</w:t>
+      </w:r>
+      <w:proofErr w:type="spellEnd"/>
+      <w:r>
+        <w:rPr>
+          <w:sz w:val="28"/>
+          <w:szCs w:val="28"/>
+          <w:lang w:val="en-US"/>
+        </w:rPr>
+        <w:t>” as given b</w:t>
+      </w:r>
+    </w:p>
+    <w:p>
+      <w:pPr>
+        <w:ind w:left="360"/>
+        <w:rPr>
+          <w:sz w:val="28"/>
+          <w:szCs w:val="28"/>
+          <w:lang w:val="en-US"/>
+        </w:rPr>
+      </w:pPr>
+      <w:r>
+        <w:rPr>
+          <w:lang w:val="en-US"/>
+        </w:rPr>
+        <w:lastRenderedPageBreak/>
+        <w:drawing>
+          <wp:inline distT="0" distB="0" distL="0" distR="0" wp14:anchorId="27ADBC52" wp14:editId="022F918E">
+            <wp:extent cx="5092019" cy="2705100"/>
+            <wp:effectExtent l="0" t="0" r="0" b="0"/>
+            <wp:docPr id="1277851694" name="Picture 1"/>
+            <wp:cNvGraphicFramePr>
+              <a:graphicFrameLocks xmlns:a="http://schemas.openxmlformats.org/drawingml/2006/main" noChangeAspect="1"/>
+            </wp:cNvGraphicFramePr>
+            <a:graphic xmlns:a="http://schemas.openxmlformats.org/drawingml/2006/main">
+              <a:graphicData uri="http://schemas.openxmlformats.org/drawingml/2006/picture">
+                <pic:pic xmlns:pic="http://schemas.openxmlformats.org/drawingml/2006/picture">
+                  <pic:nvPicPr>
+                    <pic:cNvPr id="1277851694" name=""/>
+                    <pic:cNvPicPr/>
+                  </pic:nvPicPr>
+                  <pic:blipFill>
+                    <a:blip r:embed="rId29"/>
+                    <a:stretch>
+                      <a:fillRect/>
+                    </a:stretch>
+                  </pic:blipFill>
+                  <pic:spPr>
+                    <a:xfrm>
+                      <a:off x="0" y="0"/>
+                      <a:ext cx="5106435" cy="2712758"/>
+                    </a:xfrm>
+                    <a:prstGeom prst="rect">
+                      <a:avLst/>
+                    </a:prstGeom>
+                  </pic:spPr>
+                </pic:pic>
+              </a:graphicData>
+            </a:graphic>
+          </wp:inline>
+        </w:drawing>
+      </w:r>
+    </w:p>
+    <w:p>
+      <w:pPr>
+        <w:ind w:left="360"/>
+        <w:rPr>
+          <w:sz w:val="28"/>
+          <w:szCs w:val="28"/>
+          <w:lang w:val="en-US"/>
+        </w:rPr>
+      </w:pPr>
+    </w:p>
+    <w:p>
+      <w:pPr>
+        <w:pStyle w:val="ListParagraph"/>
+        <w:numPr>
+          <w:ilvl w:val="0"/>
+          <w:numId w:val="24"/>
+        </w:numPr>
+        <w:rPr>
+          <w:sz w:val="28"/>
+          <w:szCs w:val="28"/>
+          <w:lang w:val="en-US"/>
+        </w:rPr>
+      </w:pPr>
+      <w:r>
+        <w:rPr>
+          <w:sz w:val="28"/>
+          <w:szCs w:val="28"/>
+          <w:lang w:val="en-US"/>
+        </w:rPr>
+        <w:t xml:space="preserve">Now , Whenever you login, The user details should be store into that </w:t>
+      </w:r>
+      <w:proofErr w:type="spellStart"/>
+      <w:r>
+        <w:rPr>
+          <w:sz w:val="28"/>
+          <w:szCs w:val="28"/>
+          <w:highlight w:val="magenta"/>
+          <w:lang w:val="en-US"/>
+        </w:rPr>
+        <w:t>UserLive</w:t>
+      </w:r>
+      <w:proofErr w:type="spellEnd"/>
+      <w:r>
+        <w:rPr>
+          <w:sz w:val="28"/>
+          <w:szCs w:val="28"/>
+          <w:highlight w:val="magenta"/>
+          <w:lang w:val="en-US"/>
+        </w:rPr>
+        <w:t xml:space="preserve"> Schema Database</w:t>
+      </w:r>
+      <w:r>
+        <w:rPr>
+          <w:sz w:val="28"/>
+          <w:szCs w:val="28"/>
+          <w:lang w:val="en-US"/>
+        </w:rPr>
+        <w:t xml:space="preserve"> and create a status with true and false.</w:t>
+      </w:r>
+    </w:p>
+    <w:p>
+      <w:pPr>
+        <w:pStyle w:val="ListParagraph"/>
+        <w:numPr>
+          <w:ilvl w:val="0"/>
+          <w:numId w:val="24"/>
+        </w:numPr>
+        <w:rPr>
+          <w:sz w:val="28"/>
+          <w:szCs w:val="28"/>
+          <w:lang w:val="en-US"/>
+        </w:rPr>
+      </w:pPr>
+      <w:r>
+        <w:rPr>
+          <w:sz w:val="28"/>
+          <w:szCs w:val="28"/>
+          <w:lang w:val="en-US"/>
+        </w:rPr>
+        <w:t xml:space="preserve">Make a logout API with named as logout , just take Id in the </w:t>
+      </w:r>
+      <w:proofErr w:type="spellStart"/>
+      <w:r>
+        <w:rPr>
+          <w:sz w:val="28"/>
+          <w:szCs w:val="28"/>
+          <w:lang w:val="en-US"/>
+        </w:rPr>
+        <w:t>req.body</w:t>
+      </w:r>
+      <w:proofErr w:type="spellEnd"/>
+      <w:r>
+        <w:rPr>
+          <w:sz w:val="28"/>
+          <w:szCs w:val="28"/>
+          <w:lang w:val="en-US"/>
+        </w:rPr>
+        <w:t xml:space="preserve"> </w:t>
+      </w:r>
+    </w:p>
+    <w:p>
+      <w:pPr>
+        <w:pStyle w:val="ListParagraph"/>
+        <w:numPr>
+          <w:ilvl w:val="0"/>
+          <w:numId w:val="24"/>
+        </w:numPr>
+        <w:rPr>
+          <w:sz w:val="28"/>
+          <w:szCs w:val="28"/>
+          <w:lang w:val="en-US"/>
+        </w:rPr>
+      </w:pPr>
+      <w:r>
+        <w:rPr>
+          <w:sz w:val="28"/>
+          <w:szCs w:val="28"/>
+          <w:lang w:val="en-US"/>
+        </w:rPr>
+        <w:t>Post the Id and make the logout from it</w:t>
+      </w:r>
+    </w:p>
+    <w:p>
+      <w:pPr>
+        <w:pStyle w:val="ListParagraph"/>
+        <w:numPr>
+          <w:ilvl w:val="0"/>
+          <w:numId w:val="24"/>
+        </w:numPr>
+        <w:rPr>
+          <w:sz w:val="28"/>
+          <w:szCs w:val="28"/>
+          <w:lang w:val="en-US"/>
+        </w:rPr>
+      </w:pPr>
+      <w:r>
+        <w:rPr>
+          <w:sz w:val="28"/>
+          <w:szCs w:val="28"/>
+          <w:lang w:val="en-US"/>
+        </w:rPr>
+        <w:t xml:space="preserve">In this Scenario , whenever you login , it status should shows true in </w:t>
+      </w:r>
+      <w:proofErr w:type="spellStart"/>
+      <w:r>
+        <w:rPr>
+          <w:sz w:val="28"/>
+          <w:szCs w:val="28"/>
+          <w:lang w:val="en-US"/>
+        </w:rPr>
+        <w:t>LiveUsers</w:t>
+      </w:r>
+      <w:proofErr w:type="spellEnd"/>
+      <w:r>
+        <w:rPr>
+          <w:sz w:val="28"/>
+          <w:szCs w:val="28"/>
+          <w:lang w:val="en-US"/>
+        </w:rPr>
+        <w:t xml:space="preserve">, and if the user is logout , then make the status false for it </w:t>
+      </w:r>
+    </w:p>
+    <w:p>
+      <w:pPr>
+        <w:ind w:left="360"/>
+        <w:rPr>
+          <w:sz w:val="28"/>
+          <w:szCs w:val="28"/>
+          <w:lang w:val="en-US"/>
+        </w:rPr>
+      </w:pPr>
+    </w:p>
+    <w:p>
+      <w:pPr>
+        <w:ind w:left="360"/>
+        <w:rPr>
+          <w:sz w:val="28"/>
+          <w:szCs w:val="28"/>
+          <w:lang w:val="en-US"/>
+        </w:rPr>
+      </w:pPr>
+      <w:r>
+        <w:rPr>
+          <w:sz w:val="28"/>
+          <w:szCs w:val="28"/>
+          <w:lang w:val="en-US"/>
+        </w:rPr>
+        <w:drawing>
+          <wp:inline distT="0" distB="0" distL="0" distR="0" wp14:anchorId="28782259" wp14:editId="4962CBA5">
+            <wp:extent cx="5731510" cy="3044825"/>
+            <wp:effectExtent l="0" t="0" r="2540" b="3175"/>
+            <wp:docPr id="1249385173" name="Picture 1"/>
+            <wp:cNvGraphicFramePr>
+              <a:graphicFrameLocks xmlns:a="http://schemas.openxmlformats.org/drawingml/2006/main" noChangeAspect="1"/>
+            </wp:cNvGraphicFramePr>
+            <a:graphic xmlns:a="http://schemas.openxmlformats.org/drawingml/2006/main">
+              <a:graphicData uri="http://schemas.openxmlformats.org/drawingml/2006/picture">
+                <pic:pic xmlns:pic="http://schemas.openxmlformats.org/drawingml/2006/picture">
+                  <pic:nvPicPr>
+                    <pic:cNvPr id="1249385173" name=""/>
+                    <pic:cNvPicPr/>
+                  </pic:nvPicPr>
+                  <pic:blipFill>
+                    <a:blip r:embed="rId30"/>
+                    <a:stretch>
+                      <a:fillRect/>
+                    </a:stretch>
+                  </pic:blipFill>
+                  <pic:spPr>
+                    <a:xfrm>
+                      <a:off x="0" y="0"/>
+                      <a:ext cx="5731510" cy="3044825"/>
+                    </a:xfrm>
+                    <a:prstGeom prst="rect">
+                      <a:avLst/>
+                    </a:prstGeom>
+                  </pic:spPr>
+                </pic:pic>
+              </a:graphicData>
+            </a:graphic>
+          </wp:inline>
+        </w:drawing>
+      </w:r>
+    </w:p>
+    <w:p>
+      <w:pPr>
+        <w:pStyle w:val="ListParagraph"/>
+        <w:numPr>
+          <w:ilvl w:val="0"/>
+          <w:numId w:val="25"/>
+        </w:numPr>
+        <w:rPr>
+          <w:sz w:val="28"/>
+          <w:szCs w:val="28"/>
+          <w:lang w:val="en-US"/>
+        </w:rPr>
+      </w:pPr>
+      <w:r>
+        <w:rPr>
+          <w:sz w:val="28"/>
+          <w:szCs w:val="28"/>
+          <w:lang w:val="en-US"/>
+        </w:rPr>
+        <w:t xml:space="preserve">Like this , you need to store and show into the fronted with using the </w:t>
+      </w:r>
+      <w:proofErr w:type="spellStart"/>
+      <w:r>
+        <w:rPr>
+          <w:sz w:val="28"/>
+          <w:szCs w:val="28"/>
+          <w:lang w:val="en-US"/>
+        </w:rPr>
+        <w:t>w</w:t>
+      </w:r>
+      <w:r>
+        <w:rPr>
+          <w:sz w:val="28"/>
+          <w:szCs w:val="28"/>
+          <w:lang w:val="en-US"/>
+        </w:rPr>
+        <w:t>ebS</w:t>
+      </w:r>
+      <w:r>
+        <w:rPr>
+          <w:sz w:val="28"/>
+          <w:szCs w:val="28"/>
+          <w:lang w:val="en-US"/>
+        </w:rPr>
+        <w:t>ocket</w:t>
+      </w:r>
+      <w:proofErr w:type="spellEnd"/>
+      <w:r>
+        <w:rPr>
+          <w:sz w:val="28"/>
+          <w:szCs w:val="28"/>
+          <w:lang w:val="en-US"/>
+        </w:rPr>
+        <w:t xml:space="preserve"> in it </w:t>
       </w:r>
     </w:p>
     <w:sectPr>
@@ -7726,6 +6685,119 @@
     </w:lvl>
   </w:abstractNum>
   <w:abstractNum w:abstractNumId="3" w15:restartNumberingAfterBreak="0">
+    <w:nsid w:val="16310E7E"/>
+    <w:multiLevelType w:val="hybridMultilevel"/>
+    <w:tmpl w:val="51BAE400"/>
+    <w:lvl w:ilvl="0" w:tplc="40090001">
+      <w:start w:val="1"/>
+      <w:numFmt w:val="bullet"/>
+      <w:lvlText w:val=""/>
+      <w:lvlJc w:val="left"/>
+      <w:pPr>
+        <w:ind w:left="1080" w:hanging="360"/>
+      </w:pPr>
+      <w:rPr>
+        <w:rFonts w:ascii="Symbol" w:hAnsi="Symbol" w:hint="default"/>
+      </w:rPr>
+    </w:lvl>
+    <w:lvl w:ilvl="1" w:tplc="40090003" w:tentative="1">
+      <w:start w:val="1"/>
+      <w:numFmt w:val="bullet"/>
+      <w:lvlText w:val="o"/>
+      <w:lvlJc w:val="left"/>
+      <w:pPr>
+        <w:ind w:left="1800" w:hanging="360"/>
+      </w:pPr>
+      <w:rPr>
+        <w:rFonts w:ascii="Courier New" w:hAnsi="Courier New" w:cs="Courier New" w:hint="default"/>
+      </w:rPr>
+    </w:lvl>
+    <w:lvl w:ilvl="2" w:tplc="40090005" w:tentative="1">
+      <w:start w:val="1"/>
+      <w:numFmt w:val="bullet"/>
+      <w:lvlText w:val=""/>
+      <w:lvlJc w:val="left"/>
+      <w:pPr>
+        <w:ind w:left="2520" w:hanging="360"/>
+      </w:pPr>
+      <w:rPr>
+        <w:rFonts w:ascii="Wingdings" w:hAnsi="Wingdings" w:hint="default"/>
+      </w:rPr>
+    </w:lvl>
+    <w:lvl w:ilvl="3" w:tplc="40090001" w:tentative="1">
+      <w:start w:val="1"/>
+      <w:numFmt w:val="bullet"/>
+      <w:lvlText w:val=""/>
+      <w:lvlJc w:val="left"/>
+      <w:pPr>
+        <w:ind w:left="3240" w:hanging="360"/>
+      </w:pPr>
+      <w:rPr>
+        <w:rFonts w:ascii="Symbol" w:hAnsi="Symbol" w:hint="default"/>
+      </w:rPr>
+    </w:lvl>
+    <w:lvl w:ilvl="4" w:tplc="40090003" w:tentative="1">
+      <w:start w:val="1"/>
+      <w:numFmt w:val="bullet"/>
+      <w:lvlText w:val="o"/>
+      <w:lvlJc w:val="left"/>
+      <w:pPr>
+        <w:ind w:left="3960" w:hanging="360"/>
+      </w:pPr>
+      <w:rPr>
+        <w:rFonts w:ascii="Courier New" w:hAnsi="Courier New" w:cs="Courier New" w:hint="default"/>
+      </w:rPr>
+    </w:lvl>
+    <w:lvl w:ilvl="5" w:tplc="40090005" w:tentative="1">
+      <w:start w:val="1"/>
+      <w:numFmt w:val="bullet"/>
+      <w:lvlText w:val=""/>
+      <w:lvlJc w:val="left"/>
+      <w:pPr>
+        <w:ind w:left="4680" w:hanging="360"/>
+      </w:pPr>
+      <w:rPr>
+        <w:rFonts w:ascii="Wingdings" w:hAnsi="Wingdings" w:hint="default"/>
+      </w:rPr>
+    </w:lvl>
+    <w:lvl w:ilvl="6" w:tplc="40090001" w:tentative="1">
+      <w:start w:val="1"/>
+      <w:numFmt w:val="bullet"/>
+      <w:lvlText w:val=""/>
+      <w:lvlJc w:val="left"/>
+      <w:pPr>
+        <w:ind w:left="5400" w:hanging="360"/>
+      </w:pPr>
+      <w:rPr>
+        <w:rFonts w:ascii="Symbol" w:hAnsi="Symbol" w:hint="default"/>
+      </w:rPr>
+    </w:lvl>
+    <w:lvl w:ilvl="7" w:tplc="40090003" w:tentative="1">
+      <w:start w:val="1"/>
+      <w:numFmt w:val="bullet"/>
+      <w:lvlText w:val="o"/>
+      <w:lvlJc w:val="left"/>
+      <w:pPr>
+        <w:ind w:left="6120" w:hanging="360"/>
+      </w:pPr>
+      <w:rPr>
+        <w:rFonts w:ascii="Courier New" w:hAnsi="Courier New" w:cs="Courier New" w:hint="default"/>
+      </w:rPr>
+    </w:lvl>
+    <w:lvl w:ilvl="8" w:tplc="40090005" w:tentative="1">
+      <w:start w:val="1"/>
+      <w:numFmt w:val="bullet"/>
+      <w:lvlText w:val=""/>
+      <w:lvlJc w:val="left"/>
+      <w:pPr>
+        <w:ind w:left="6840" w:hanging="360"/>
+      </w:pPr>
+      <w:rPr>
+        <w:rFonts w:ascii="Wingdings" w:hAnsi="Wingdings" w:hint="default"/>
+      </w:rPr>
+    </w:lvl>
+  </w:abstractNum>
+  <w:abstractNum w:abstractNumId="4" w15:restartNumberingAfterBreak="0">
     <w:nsid w:val="1A682EED"/>
     <w:multiLevelType w:val="hybridMultilevel"/>
     <w:tmpl w:val="6458F8C8"/>
@@ -7838,7 +6910,7 @@
       </w:rPr>
     </w:lvl>
   </w:abstractNum>
-  <w:abstractNum w:abstractNumId="4" w15:restartNumberingAfterBreak="0">
+  <w:abstractNum w:abstractNumId="5" w15:restartNumberingAfterBreak="0">
     <w:nsid w:val="229E50E2"/>
     <w:multiLevelType w:val="hybridMultilevel"/>
     <w:tmpl w:val="4DA4DF30"/>
@@ -7951,7 +7023,7 @@
       </w:rPr>
     </w:lvl>
   </w:abstractNum>
-  <w:abstractNum w:abstractNumId="5" w15:restartNumberingAfterBreak="0">
+  <w:abstractNum w:abstractNumId="6" w15:restartNumberingAfterBreak="0">
     <w:nsid w:val="26177F9C"/>
     <w:multiLevelType w:val="hybridMultilevel"/>
     <w:tmpl w:val="CF3E04D4"/>
@@ -8064,7 +7136,7 @@
       </w:rPr>
     </w:lvl>
   </w:abstractNum>
-  <w:abstractNum w:abstractNumId="6" w15:restartNumberingAfterBreak="0">
+  <w:abstractNum w:abstractNumId="7" w15:restartNumberingAfterBreak="0">
     <w:nsid w:val="2D892F92"/>
     <w:multiLevelType w:val="hybridMultilevel"/>
     <w:tmpl w:val="3E0CBB16"/>
@@ -8177,7 +7249,7 @@
       </w:rPr>
     </w:lvl>
   </w:abstractNum>
-  <w:abstractNum w:abstractNumId="7" w15:restartNumberingAfterBreak="0">
+  <w:abstractNum w:abstractNumId="8" w15:restartNumberingAfterBreak="0">
     <w:nsid w:val="37451F24"/>
     <w:multiLevelType w:val="hybridMultilevel"/>
     <w:tmpl w:val="C7D6F5EC"/>
@@ -8290,7 +7362,7 @@
       </w:rPr>
     </w:lvl>
   </w:abstractNum>
-  <w:abstractNum w:abstractNumId="8" w15:restartNumberingAfterBreak="0">
+  <w:abstractNum w:abstractNumId="9" w15:restartNumberingAfterBreak="0">
     <w:nsid w:val="3EE04DA2"/>
     <w:multiLevelType w:val="hybridMultilevel"/>
     <w:tmpl w:val="87986F14"/>
@@ -8403,7 +7475,7 @@
       </w:rPr>
     </w:lvl>
   </w:abstractNum>
-  <w:abstractNum w:abstractNumId="9" w15:restartNumberingAfterBreak="0">
+  <w:abstractNum w:abstractNumId="10" w15:restartNumberingAfterBreak="0">
     <w:nsid w:val="49B850FD"/>
     <w:multiLevelType w:val="hybridMultilevel"/>
     <w:tmpl w:val="A650F3FA"/>
@@ -8516,7 +7588,7 @@
       </w:rPr>
     </w:lvl>
   </w:abstractNum>
-  <w:abstractNum w:abstractNumId="10" w15:restartNumberingAfterBreak="0">
+  <w:abstractNum w:abstractNumId="11" w15:restartNumberingAfterBreak="0">
     <w:nsid w:val="4A6672F8"/>
     <w:multiLevelType w:val="hybridMultilevel"/>
     <w:tmpl w:val="B8EE01F6"/>
@@ -8629,7 +7701,7 @@
       </w:rPr>
     </w:lvl>
   </w:abstractNum>
-  <w:abstractNum w:abstractNumId="11" w15:restartNumberingAfterBreak="0">
+  <w:abstractNum w:abstractNumId="12" w15:restartNumberingAfterBreak="0">
     <w:nsid w:val="4C3A0C67"/>
     <w:multiLevelType w:val="hybridMultilevel"/>
     <w:tmpl w:val="C9601134"/>
@@ -8742,7 +7814,7 @@
       </w:rPr>
     </w:lvl>
   </w:abstractNum>
-  <w:abstractNum w:abstractNumId="12" w15:restartNumberingAfterBreak="0">
+  <w:abstractNum w:abstractNumId="13" w15:restartNumberingAfterBreak="0">
     <w:nsid w:val="4D9D42B3"/>
     <w:multiLevelType w:val="hybridMultilevel"/>
     <w:tmpl w:val="11F0A25C"/>
@@ -8855,7 +7927,7 @@
       </w:rPr>
     </w:lvl>
   </w:abstractNum>
-  <w:abstractNum w:abstractNumId="13" w15:restartNumberingAfterBreak="0">
+  <w:abstractNum w:abstractNumId="14" w15:restartNumberingAfterBreak="0">
     <w:nsid w:val="55E61155"/>
     <w:multiLevelType w:val="hybridMultilevel"/>
     <w:tmpl w:val="27124DAA"/>
@@ -8968,7 +8040,7 @@
       </w:rPr>
     </w:lvl>
   </w:abstractNum>
-  <w:abstractNum w:abstractNumId="14" w15:restartNumberingAfterBreak="0">
+  <w:abstractNum w:abstractNumId="15" w15:restartNumberingAfterBreak="0">
     <w:nsid w:val="5A6B0762"/>
     <w:multiLevelType w:val="hybridMultilevel"/>
     <w:tmpl w:val="EB26D1DA"/>
@@ -9081,7 +8153,120 @@
       </w:rPr>
     </w:lvl>
   </w:abstractNum>
-  <w:abstractNum w:abstractNumId="15" w15:restartNumberingAfterBreak="0">
+  <w:abstractNum w:abstractNumId="16" w15:restartNumberingAfterBreak="0">
+    <w:nsid w:val="5BC974E2"/>
+    <w:multiLevelType w:val="hybridMultilevel"/>
+    <w:tmpl w:val="A2C87CF6"/>
+    <w:lvl w:ilvl="0" w:tplc="40090001">
+      <w:start w:val="1"/>
+      <w:numFmt w:val="bullet"/>
+      <w:lvlText w:val=""/>
+      <w:lvlJc w:val="left"/>
+      <w:pPr>
+        <w:ind w:left="720" w:hanging="360"/>
+      </w:pPr>
+      <w:rPr>
+        <w:rFonts w:ascii="Symbol" w:hAnsi="Symbol" w:hint="default"/>
+      </w:rPr>
+    </w:lvl>
+    <w:lvl w:ilvl="1" w:tplc="40090003" w:tentative="1">
+      <w:start w:val="1"/>
+      <w:numFmt w:val="bullet"/>
+      <w:lvlText w:val="o"/>
+      <w:lvlJc w:val="left"/>
+      <w:pPr>
+        <w:ind w:left="1440" w:hanging="360"/>
+      </w:pPr>
+      <w:rPr>
+        <w:rFonts w:ascii="Courier New" w:hAnsi="Courier New" w:cs="Courier New" w:hint="default"/>
+      </w:rPr>
+    </w:lvl>
+    <w:lvl w:ilvl="2" w:tplc="40090005" w:tentative="1">
+      <w:start w:val="1"/>
+      <w:numFmt w:val="bullet"/>
+      <w:lvlText w:val=""/>
+      <w:lvlJc w:val="left"/>
+      <w:pPr>
+        <w:ind w:left="2160" w:hanging="360"/>
+      </w:pPr>
+      <w:rPr>
+        <w:rFonts w:ascii="Wingdings" w:hAnsi="Wingdings" w:hint="default"/>
+      </w:rPr>
+    </w:lvl>
+    <w:lvl w:ilvl="3" w:tplc="40090001" w:tentative="1">
+      <w:start w:val="1"/>
+      <w:numFmt w:val="bullet"/>
+      <w:lvlText w:val=""/>
+      <w:lvlJc w:val="left"/>
+      <w:pPr>
+        <w:ind w:left="2880" w:hanging="360"/>
+      </w:pPr>
+      <w:rPr>
+        <w:rFonts w:ascii="Symbol" w:hAnsi="Symbol" w:hint="default"/>
+      </w:rPr>
+    </w:lvl>
+    <w:lvl w:ilvl="4" w:tplc="40090003" w:tentative="1">
+      <w:start w:val="1"/>
+      <w:numFmt w:val="bullet"/>
+      <w:lvlText w:val="o"/>
+      <w:lvlJc w:val="left"/>
+      <w:pPr>
+        <w:ind w:left="3600" w:hanging="360"/>
+      </w:pPr>
+      <w:rPr>
+        <w:rFonts w:ascii="Courier New" w:hAnsi="Courier New" w:cs="Courier New" w:hint="default"/>
+      </w:rPr>
+    </w:lvl>
+    <w:lvl w:ilvl="5" w:tplc="40090005" w:tentative="1">
+      <w:start w:val="1"/>
+      <w:numFmt w:val="bullet"/>
+      <w:lvlText w:val=""/>
+      <w:lvlJc w:val="left"/>
+      <w:pPr>
+        <w:ind w:left="4320" w:hanging="360"/>
+      </w:pPr>
+      <w:rPr>
+        <w:rFonts w:ascii="Wingdings" w:hAnsi="Wingdings" w:hint="default"/>
+      </w:rPr>
+    </w:lvl>
+    <w:lvl w:ilvl="6" w:tplc="40090001" w:tentative="1">
+      <w:start w:val="1"/>
+      <w:numFmt w:val="bullet"/>
+      <w:lvlText w:val=""/>
+      <w:lvlJc w:val="left"/>
+      <w:pPr>
+        <w:ind w:left="5040" w:hanging="360"/>
+      </w:pPr>
+      <w:rPr>
+        <w:rFonts w:ascii="Symbol" w:hAnsi="Symbol" w:hint="default"/>
+      </w:rPr>
+    </w:lvl>
+    <w:lvl w:ilvl="7" w:tplc="40090003" w:tentative="1">
+      <w:start w:val="1"/>
+      <w:numFmt w:val="bullet"/>
+      <w:lvlText w:val="o"/>
+      <w:lvlJc w:val="left"/>
+      <w:pPr>
+        <w:ind w:left="5760" w:hanging="360"/>
+      </w:pPr>
+      <w:rPr>
+        <w:rFonts w:ascii="Courier New" w:hAnsi="Courier New" w:cs="Courier New" w:hint="default"/>
+      </w:rPr>
+    </w:lvl>
+    <w:lvl w:ilvl="8" w:tplc="40090005" w:tentative="1">
+      <w:start w:val="1"/>
+      <w:numFmt w:val="bullet"/>
+      <w:lvlText w:val=""/>
+      <w:lvlJc w:val="left"/>
+      <w:pPr>
+        <w:ind w:left="6480" w:hanging="360"/>
+      </w:pPr>
+      <w:rPr>
+        <w:rFonts w:ascii="Wingdings" w:hAnsi="Wingdings" w:hint="default"/>
+      </w:rPr>
+    </w:lvl>
+  </w:abstractNum>
+  <w:abstractNum w:abstractNumId="17" w15:restartNumberingAfterBreak="0">
     <w:nsid w:val="5C2D78C7"/>
     <w:multiLevelType w:val="hybridMultilevel"/>
     <w:tmpl w:val="81EA4D7C"/>
@@ -9194,7 +8379,7 @@
       </w:rPr>
     </w:lvl>
   </w:abstractNum>
-  <w:abstractNum w:abstractNumId="16" w15:restartNumberingAfterBreak="0">
+  <w:abstractNum w:abstractNumId="18" w15:restartNumberingAfterBreak="0">
     <w:nsid w:val="5D9E3C8E"/>
     <w:multiLevelType w:val="hybridMultilevel"/>
     <w:tmpl w:val="4E847F8E"/>
@@ -9307,7 +8492,7 @@
       </w:rPr>
     </w:lvl>
   </w:abstractNum>
-  <w:abstractNum w:abstractNumId="17" w15:restartNumberingAfterBreak="0">
+  <w:abstractNum w:abstractNumId="19" w15:restartNumberingAfterBreak="0">
     <w:nsid w:val="6568066E"/>
     <w:multiLevelType w:val="hybridMultilevel"/>
     <w:tmpl w:val="FA08B3F0"/>
@@ -9420,7 +8605,7 @@
       </w:rPr>
     </w:lvl>
   </w:abstractNum>
-  <w:abstractNum w:abstractNumId="18" w15:restartNumberingAfterBreak="0">
+  <w:abstractNum w:abstractNumId="20" w15:restartNumberingAfterBreak="0">
     <w:nsid w:val="6D0237C7"/>
     <w:multiLevelType w:val="hybridMultilevel"/>
     <w:tmpl w:val="38BE414C"/>
@@ -9533,7 +8718,7 @@
       </w:rPr>
     </w:lvl>
   </w:abstractNum>
-  <w:abstractNum w:abstractNumId="19" w15:restartNumberingAfterBreak="0">
+  <w:abstractNum w:abstractNumId="21" w15:restartNumberingAfterBreak="0">
     <w:nsid w:val="6EB56BAB"/>
     <w:multiLevelType w:val="hybridMultilevel"/>
     <w:tmpl w:val="BAE69130"/>
@@ -9646,7 +8831,7 @@
       </w:rPr>
     </w:lvl>
   </w:abstractNum>
-  <w:abstractNum w:abstractNumId="20" w15:restartNumberingAfterBreak="0">
+  <w:abstractNum w:abstractNumId="22" w15:restartNumberingAfterBreak="0">
     <w:nsid w:val="748436E4"/>
     <w:multiLevelType w:val="hybridMultilevel"/>
     <w:tmpl w:val="1CB0DCFC"/>
@@ -9759,7 +8944,7 @@
       </w:rPr>
     </w:lvl>
   </w:abstractNum>
-  <w:abstractNum w:abstractNumId="21" w15:restartNumberingAfterBreak="0">
+  <w:abstractNum w:abstractNumId="23" w15:restartNumberingAfterBreak="0">
     <w:nsid w:val="74AB1D7A"/>
     <w:multiLevelType w:val="hybridMultilevel"/>
     <w:tmpl w:val="1166E2E0"/>
@@ -9872,7 +9057,7 @@
       </w:rPr>
     </w:lvl>
   </w:abstractNum>
-  <w:abstractNum w:abstractNumId="22" w15:restartNumberingAfterBreak="0">
+  <w:abstractNum w:abstractNumId="24" w15:restartNumberingAfterBreak="0">
     <w:nsid w:val="7B9317D1"/>
     <w:multiLevelType w:val="hybridMultilevel"/>
     <w:tmpl w:val="A3F8DEE2"/>
@@ -9986,73 +9171,79 @@
     </w:lvl>
   </w:abstractNum>
   <w:num w:numId="1" w16cid:durableId="216362556">
-    <w:abstractNumId w:val="11"/>
+    <w:abstractNumId w:val="12"/>
   </w:num>
   <w:num w:numId="2" w16cid:durableId="923951427">
     <w:abstractNumId w:val="2"/>
   </w:num>
   <w:num w:numId="3" w16cid:durableId="729501489">
-    <w:abstractNumId w:val="10"/>
+    <w:abstractNumId w:val="11"/>
   </w:num>
   <w:num w:numId="4" w16cid:durableId="1800419559">
-    <w:abstractNumId w:val="8"/>
+    <w:abstractNumId w:val="9"/>
   </w:num>
   <w:num w:numId="5" w16cid:durableId="990791046">
+    <w:abstractNumId w:val="20"/>
+  </w:num>
+  <w:num w:numId="6" w16cid:durableId="1930501020">
+    <w:abstractNumId w:val="17"/>
+  </w:num>
+  <w:num w:numId="7" w16cid:durableId="981229997">
+    <w:abstractNumId w:val="19"/>
+  </w:num>
+  <w:num w:numId="8" w16cid:durableId="993951099">
+    <w:abstractNumId w:val="5"/>
+  </w:num>
+  <w:num w:numId="9" w16cid:durableId="579212538">
     <w:abstractNumId w:val="18"/>
   </w:num>
-  <w:num w:numId="6" w16cid:durableId="1930501020">
-    <w:abstractNumId w:val="15"/>
-  </w:num>
-  <w:num w:numId="7" w16cid:durableId="981229997">
-    <w:abstractNumId w:val="17"/>
-  </w:num>
-  <w:num w:numId="8" w16cid:durableId="993951099">
-    <w:abstractNumId w:val="4"/>
-  </w:num>
-  <w:num w:numId="9" w16cid:durableId="579212538">
-    <w:abstractNumId w:val="16"/>
-  </w:num>
   <w:num w:numId="10" w16cid:durableId="414789075">
-    <w:abstractNumId w:val="5"/>
+    <w:abstractNumId w:val="6"/>
   </w:num>
   <w:num w:numId="11" w16cid:durableId="1106847405">
-    <w:abstractNumId w:val="20"/>
+    <w:abstractNumId w:val="22"/>
   </w:num>
   <w:num w:numId="12" w16cid:durableId="163908772">
-    <w:abstractNumId w:val="6"/>
+    <w:abstractNumId w:val="7"/>
   </w:num>
   <w:num w:numId="13" w16cid:durableId="548221451">
-    <w:abstractNumId w:val="22"/>
+    <w:abstractNumId w:val="24"/>
   </w:num>
   <w:num w:numId="14" w16cid:durableId="392974673">
-    <w:abstractNumId w:val="12"/>
+    <w:abstractNumId w:val="13"/>
   </w:num>
   <w:num w:numId="15" w16cid:durableId="508520111">
     <w:abstractNumId w:val="1"/>
   </w:num>
   <w:num w:numId="16" w16cid:durableId="448351990">
-    <w:abstractNumId w:val="21"/>
+    <w:abstractNumId w:val="23"/>
   </w:num>
   <w:num w:numId="17" w16cid:durableId="1912546504">
-    <w:abstractNumId w:val="13"/>
+    <w:abstractNumId w:val="14"/>
   </w:num>
   <w:num w:numId="18" w16cid:durableId="1605577402">
-    <w:abstractNumId w:val="9"/>
+    <w:abstractNumId w:val="10"/>
   </w:num>
   <w:num w:numId="19" w16cid:durableId="2074623893">
     <w:abstractNumId w:val="0"/>
   </w:num>
   <w:num w:numId="20" w16cid:durableId="583731192">
-    <w:abstractNumId w:val="14"/>
+    <w:abstractNumId w:val="15"/>
   </w:num>
   <w:num w:numId="21" w16cid:durableId="784228635">
-    <w:abstractNumId w:val="3"/>
+    <w:abstractNumId w:val="4"/>
   </w:num>
   <w:num w:numId="22" w16cid:durableId="559634892">
-    <w:abstractNumId w:val="7"/>
+    <w:abstractNumId w:val="8"/>
   </w:num>
   <w:num w:numId="23" w16cid:durableId="1142623395">
-    <w:abstractNumId w:val="19"/>
+    <w:abstractNumId w:val="21"/>
+  </w:num>
+  <w:num w:numId="24" w16cid:durableId="697849530">
+    <w:abstractNumId w:val="16"/>
+  </w:num>
+  <w:num w:numId="25" w16cid:durableId="1209419914">
+    <w:abstractNumId w:val="3"/>
   </w:num>
 </w:numbering>
 </file>
